--- a/d5_part2_of_dart_oop.docx
+++ b/d5_part2_of_dart_oop.docx
@@ -33,7 +33,6 @@
           <w:szCs w:val="32"/>
         </w:rPr>
       </w:pPr>
-      <w:proofErr w:type="gramStart"/>
       <w:r>
         <w:rPr>
           <w:b/>
@@ -54,7 +53,6 @@
         <w:t>toClass</w:t>
       </w:r>
       <w:proofErr w:type="spellEnd"/>
-      <w:proofErr w:type="gramEnd"/>
       <w:r>
         <w:rPr>
           <w:b/>
@@ -92,7 +90,6 @@
           <w:szCs w:val="32"/>
         </w:rPr>
       </w:pPr>
-      <w:proofErr w:type="gramStart"/>
       <w:r>
         <w:rPr>
           <w:sz w:val="32"/>
@@ -120,7 +117,6 @@
         <w:t>toString</w:t>
       </w:r>
       <w:proofErr w:type="spellEnd"/>
-      <w:proofErr w:type="gramEnd"/>
       <w:r>
         <w:rPr>
           <w:b/>
@@ -262,25 +258,14 @@
           <w:szCs w:val="32"/>
         </w:rPr>
       </w:pPr>
-      <w:proofErr w:type="gramStart"/>
-      <w:r>
-        <w:rPr>
-          <w:b/>
-          <w:bCs/>
-          <w:sz w:val="32"/>
-          <w:szCs w:val="32"/>
-        </w:rPr>
-        <w:t>call(</w:t>
-      </w:r>
-      <w:proofErr w:type="gramEnd"/>
-      <w:r>
-        <w:rPr>
-          <w:b/>
-          <w:bCs/>
-          <w:sz w:val="32"/>
-          <w:szCs w:val="32"/>
-        </w:rPr>
-        <w:t xml:space="preserve">) </w:t>
+      <w:r>
+        <w:rPr>
+          <w:b/>
+          <w:bCs/>
+          <w:sz w:val="32"/>
+          <w:szCs w:val="32"/>
+        </w:rPr>
+        <w:t xml:space="preserve">call() </w:t>
       </w:r>
       <w:r>
         <w:rPr>
@@ -311,7 +296,6 @@
         </w:rPr>
       </w:pPr>
       <w:proofErr w:type="spellStart"/>
-      <w:proofErr w:type="gramStart"/>
       <w:r>
         <w:rPr>
           <w:b/>
@@ -329,17 +313,7 @@
           <w:sz w:val="32"/>
           <w:szCs w:val="32"/>
         </w:rPr>
-        <w:t>(</w:t>
-      </w:r>
-      <w:proofErr w:type="gramEnd"/>
-      <w:r>
-        <w:rPr>
-          <w:b/>
-          <w:bCs/>
-          <w:sz w:val="32"/>
-          <w:szCs w:val="32"/>
-        </w:rPr>
-        <w:t>)</w:t>
+        <w:t>()</w:t>
       </w:r>
       <w:r>
         <w:rPr>
@@ -374,6 +348,75 @@
           <w:sz w:val="32"/>
           <w:szCs w:val="32"/>
         </w:rPr>
+        <w:t>Async constructor and Async in classes…………………………..</w:t>
+      </w:r>
+    </w:p>
+    <w:p>
+      <w:pPr>
+        <w:pStyle w:val="ListParagraph"/>
+        <w:numPr>
+          <w:ilvl w:val="0"/>
+          <w:numId w:val="1"/>
+        </w:numPr>
+        <w:jc w:val="both"/>
+        <w:rPr>
+          <w:sz w:val="32"/>
+          <w:szCs w:val="32"/>
+        </w:rPr>
+      </w:pPr>
+      <w:r>
+        <w:rPr>
+          <w:sz w:val="32"/>
+          <w:szCs w:val="32"/>
+        </w:rPr>
+        <w:t xml:space="preserve">More on </w:t>
+      </w:r>
+      <w:proofErr w:type="spellStart"/>
+      <w:r>
+        <w:rPr>
+          <w:b/>
+          <w:bCs/>
+          <w:sz w:val="32"/>
+          <w:szCs w:val="32"/>
+        </w:rPr>
+        <w:t>M</w:t>
+      </w:r>
+      <w:r>
+        <w:rPr>
+          <w:b/>
+          <w:bCs/>
+          <w:sz w:val="32"/>
+          <w:szCs w:val="32"/>
+        </w:rPr>
+        <w:t>ixin</w:t>
+      </w:r>
+      <w:proofErr w:type="spellEnd"/>
+      <w:r>
+        <w:rPr>
+          <w:sz w:val="32"/>
+          <w:szCs w:val="32"/>
+        </w:rPr>
+        <w:t xml:space="preserve"> class……………………………………………………...12</w:t>
+      </w:r>
+    </w:p>
+    <w:p>
+      <w:pPr>
+        <w:pStyle w:val="ListParagraph"/>
+        <w:numPr>
+          <w:ilvl w:val="0"/>
+          <w:numId w:val="1"/>
+        </w:numPr>
+        <w:jc w:val="both"/>
+        <w:rPr>
+          <w:sz w:val="32"/>
+          <w:szCs w:val="32"/>
+        </w:rPr>
+      </w:pPr>
+      <w:r>
+        <w:rPr>
+          <w:sz w:val="32"/>
+          <w:szCs w:val="32"/>
+        </w:rPr>
         <w:t>Primary Constructors (Experimental)………………………………</w:t>
       </w:r>
       <w:r>
@@ -381,7 +424,7 @@
           <w:sz w:val="32"/>
           <w:szCs w:val="32"/>
         </w:rPr>
-        <w:t>.12</w:t>
+        <w:t>.</w:t>
       </w:r>
     </w:p>
     <w:p>
@@ -409,7 +452,6 @@
           <w:szCs w:val="32"/>
         </w:rPr>
       </w:pPr>
-      <w:proofErr w:type="gramStart"/>
       <w:r>
         <w:rPr>
           <w:b/>
@@ -431,7 +473,6 @@
         <w:t>toClass</w:t>
       </w:r>
       <w:proofErr w:type="spellEnd"/>
-      <w:proofErr w:type="gramEnd"/>
       <w:r>
         <w:rPr>
           <w:b/>
@@ -457,15 +498,7 @@
           <w:sz w:val="32"/>
           <w:szCs w:val="32"/>
         </w:rPr>
-        <w:t xml:space="preserve"># We can use a named constructor to automatically take a map and return an object </w:t>
-      </w:r>
-      <w:proofErr w:type="gramStart"/>
-      <w:r>
-        <w:rPr>
-          <w:sz w:val="32"/>
-          <w:szCs w:val="32"/>
-        </w:rPr>
-        <w:t xml:space="preserve">using </w:t>
+        <w:t xml:space="preserve"># We can use a named constructor to automatically take a map and return an object using </w:t>
       </w:r>
       <w:r>
         <w:rPr>
@@ -484,17 +517,7 @@
           <w:sz w:val="32"/>
           <w:szCs w:val="32"/>
         </w:rPr>
-        <w:t>toClass</w:t>
-      </w:r>
-      <w:proofErr w:type="gramEnd"/>
-      <w:r>
-        <w:rPr>
-          <w:b/>
-          <w:bCs/>
-          <w:sz w:val="32"/>
-          <w:szCs w:val="32"/>
-        </w:rPr>
-        <w:t>_name</w:t>
+        <w:t>toClass_name</w:t>
       </w:r>
       <w:proofErr w:type="spellEnd"/>
       <w:r>
@@ -529,15 +552,7 @@
           <w:sz w:val="32"/>
           <w:szCs w:val="32"/>
         </w:rPr>
-        <w:t xml:space="preserve">There’s </w:t>
-      </w:r>
-      <w:proofErr w:type="gramStart"/>
-      <w:r>
-        <w:rPr>
-          <w:sz w:val="32"/>
-          <w:szCs w:val="32"/>
-        </w:rPr>
-        <w:t xml:space="preserve">also </w:t>
+        <w:t xml:space="preserve">There’s also </w:t>
       </w:r>
       <w:r>
         <w:rPr>
@@ -559,7 +574,6 @@
         <w:t>fromJson</w:t>
       </w:r>
       <w:proofErr w:type="spellEnd"/>
-      <w:proofErr w:type="gramEnd"/>
       <w:r>
         <w:rPr>
           <w:sz w:val="32"/>
@@ -697,29 +711,7 @@
           <w:sz w:val="32"/>
           <w:szCs w:val="32"/>
         </w:rPr>
-        <w:t xml:space="preserve">  const </w:t>
-      </w:r>
-      <w:proofErr w:type="gramStart"/>
-      <w:r>
-        <w:rPr>
-          <w:b/>
-          <w:bCs/>
-          <w:color w:val="D86DCB" w:themeColor="accent5" w:themeTint="99"/>
-          <w:sz w:val="32"/>
-          <w:szCs w:val="32"/>
-        </w:rPr>
-        <w:t>Book(</w:t>
-      </w:r>
-      <w:proofErr w:type="gramEnd"/>
-      <w:r>
-        <w:rPr>
-          <w:b/>
-          <w:bCs/>
-          <w:color w:val="D86DCB" w:themeColor="accent5" w:themeTint="99"/>
-          <w:sz w:val="32"/>
-          <w:szCs w:val="32"/>
-        </w:rPr>
-        <w:t>{</w:t>
+        <w:t xml:space="preserve">  const Book({</w:t>
       </w:r>
     </w:p>
     <w:p>
@@ -744,7 +736,6 @@
         <w:t xml:space="preserve">    required </w:t>
       </w:r>
       <w:proofErr w:type="spellStart"/>
-      <w:proofErr w:type="gramStart"/>
       <w:r>
         <w:rPr>
           <w:b/>
@@ -756,7 +747,6 @@
         <w:t>this.title</w:t>
       </w:r>
       <w:proofErr w:type="spellEnd"/>
-      <w:proofErr w:type="gramEnd"/>
       <w:r>
         <w:rPr>
           <w:b/>
@@ -790,7 +780,6 @@
         <w:t xml:space="preserve">    required </w:t>
       </w:r>
       <w:proofErr w:type="spellStart"/>
-      <w:proofErr w:type="gramStart"/>
       <w:r>
         <w:rPr>
           <w:b/>
@@ -802,7 +791,6 @@
         <w:t>this.author</w:t>
       </w:r>
       <w:proofErr w:type="spellEnd"/>
-      <w:proofErr w:type="gramEnd"/>
       <w:r>
         <w:rPr>
           <w:b/>
@@ -836,7 +824,6 @@
         <w:t xml:space="preserve">    required </w:t>
       </w:r>
       <w:proofErr w:type="spellStart"/>
-      <w:proofErr w:type="gramStart"/>
       <w:r>
         <w:rPr>
           <w:b/>
@@ -848,7 +835,6 @@
         <w:t>this.category</w:t>
       </w:r>
       <w:proofErr w:type="spellEnd"/>
-      <w:proofErr w:type="gramEnd"/>
       <w:r>
         <w:rPr>
           <w:b/>
@@ -882,7 +868,6 @@
         <w:t xml:space="preserve">    required </w:t>
       </w:r>
       <w:proofErr w:type="spellStart"/>
-      <w:proofErr w:type="gramStart"/>
       <w:r>
         <w:rPr>
           <w:b/>
@@ -894,7 +879,6 @@
         <w:t>this.price</w:t>
       </w:r>
       <w:proofErr w:type="spellEnd"/>
-      <w:proofErr w:type="gramEnd"/>
       <w:r>
         <w:rPr>
           <w:b/>
@@ -950,7 +934,6 @@
         <w:t xml:space="preserve">  void </w:t>
       </w:r>
       <w:proofErr w:type="spellStart"/>
-      <w:proofErr w:type="gramStart"/>
       <w:r>
         <w:rPr>
           <w:b/>
@@ -970,194 +953,95 @@
           <w:sz w:val="32"/>
           <w:szCs w:val="32"/>
         </w:rPr>
-        <w:t>(</w:t>
-      </w:r>
-      <w:proofErr w:type="gramEnd"/>
-      <w:r>
-        <w:rPr>
-          <w:b/>
-          <w:bCs/>
-          <w:color w:val="D86DCB" w:themeColor="accent5" w:themeTint="99"/>
-          <w:sz w:val="32"/>
-          <w:szCs w:val="32"/>
-        </w:rPr>
-        <w:t>) {</w:t>
-      </w:r>
-    </w:p>
-    <w:p>
-      <w:pPr>
-        <w:jc w:val="both"/>
-        <w:rPr>
-          <w:b/>
-          <w:bCs/>
-          <w:color w:val="D86DCB" w:themeColor="accent5" w:themeTint="99"/>
-          <w:sz w:val="32"/>
-          <w:szCs w:val="32"/>
-        </w:rPr>
-      </w:pPr>
-      <w:r>
-        <w:rPr>
-          <w:b/>
-          <w:bCs/>
-          <w:color w:val="D86DCB" w:themeColor="accent5" w:themeTint="99"/>
-          <w:sz w:val="32"/>
-          <w:szCs w:val="32"/>
-        </w:rPr>
-        <w:t xml:space="preserve">    </w:t>
-      </w:r>
-      <w:proofErr w:type="gramStart"/>
-      <w:r>
-        <w:rPr>
-          <w:b/>
-          <w:bCs/>
-          <w:color w:val="D86DCB" w:themeColor="accent5" w:themeTint="99"/>
-          <w:sz w:val="32"/>
-          <w:szCs w:val="32"/>
-        </w:rPr>
-        <w:t>print(</w:t>
-      </w:r>
-      <w:proofErr w:type="gramEnd"/>
-      <w:r>
-        <w:rPr>
-          <w:b/>
-          <w:bCs/>
-          <w:color w:val="D86DCB" w:themeColor="accent5" w:themeTint="99"/>
-          <w:sz w:val="32"/>
-          <w:szCs w:val="32"/>
-        </w:rPr>
-        <w:t>'Title: $title');</w:t>
-      </w:r>
-    </w:p>
-    <w:p>
-      <w:pPr>
-        <w:jc w:val="both"/>
-        <w:rPr>
-          <w:b/>
-          <w:bCs/>
-          <w:color w:val="D86DCB" w:themeColor="accent5" w:themeTint="99"/>
-          <w:sz w:val="32"/>
-          <w:szCs w:val="32"/>
-        </w:rPr>
-      </w:pPr>
-      <w:r>
-        <w:rPr>
-          <w:b/>
-          <w:bCs/>
-          <w:color w:val="D86DCB" w:themeColor="accent5" w:themeTint="99"/>
-          <w:sz w:val="32"/>
-          <w:szCs w:val="32"/>
-        </w:rPr>
-        <w:t xml:space="preserve">    </w:t>
-      </w:r>
-      <w:proofErr w:type="gramStart"/>
-      <w:r>
-        <w:rPr>
-          <w:b/>
-          <w:bCs/>
-          <w:color w:val="D86DCB" w:themeColor="accent5" w:themeTint="99"/>
-          <w:sz w:val="32"/>
-          <w:szCs w:val="32"/>
-        </w:rPr>
-        <w:t>print(</w:t>
-      </w:r>
-      <w:proofErr w:type="gramEnd"/>
-      <w:r>
-        <w:rPr>
-          <w:b/>
-          <w:bCs/>
-          <w:color w:val="D86DCB" w:themeColor="accent5" w:themeTint="99"/>
-          <w:sz w:val="32"/>
-          <w:szCs w:val="32"/>
-        </w:rPr>
-        <w:t>'Author: $author');</w:t>
-      </w:r>
-    </w:p>
-    <w:p>
-      <w:pPr>
-        <w:jc w:val="both"/>
-        <w:rPr>
-          <w:b/>
-          <w:bCs/>
-          <w:color w:val="D86DCB" w:themeColor="accent5" w:themeTint="99"/>
-          <w:sz w:val="32"/>
-          <w:szCs w:val="32"/>
-        </w:rPr>
-      </w:pPr>
-      <w:r>
-        <w:rPr>
-          <w:b/>
-          <w:bCs/>
-          <w:color w:val="D86DCB" w:themeColor="accent5" w:themeTint="99"/>
-          <w:sz w:val="32"/>
-          <w:szCs w:val="32"/>
-        </w:rPr>
-        <w:t xml:space="preserve">    </w:t>
-      </w:r>
-      <w:proofErr w:type="gramStart"/>
-      <w:r>
-        <w:rPr>
-          <w:b/>
-          <w:bCs/>
-          <w:color w:val="D86DCB" w:themeColor="accent5" w:themeTint="99"/>
-          <w:sz w:val="32"/>
-          <w:szCs w:val="32"/>
-        </w:rPr>
-        <w:t>print(</w:t>
-      </w:r>
-      <w:proofErr w:type="gramEnd"/>
-      <w:r>
-        <w:rPr>
-          <w:b/>
-          <w:bCs/>
-          <w:color w:val="D86DCB" w:themeColor="accent5" w:themeTint="99"/>
-          <w:sz w:val="32"/>
-          <w:szCs w:val="32"/>
-        </w:rPr>
-        <w:t>'Category: $category');</w:t>
-      </w:r>
-    </w:p>
-    <w:p>
-      <w:pPr>
-        <w:jc w:val="both"/>
-        <w:rPr>
-          <w:b/>
-          <w:bCs/>
-          <w:color w:val="D86DCB" w:themeColor="accent5" w:themeTint="99"/>
-          <w:sz w:val="32"/>
-          <w:szCs w:val="32"/>
-        </w:rPr>
-      </w:pPr>
-      <w:r>
-        <w:rPr>
-          <w:b/>
-          <w:bCs/>
-          <w:color w:val="D86DCB" w:themeColor="accent5" w:themeTint="99"/>
-          <w:sz w:val="32"/>
-          <w:szCs w:val="32"/>
-        </w:rPr>
-        <w:t xml:space="preserve">    </w:t>
-      </w:r>
-      <w:proofErr w:type="gramStart"/>
-      <w:r>
-        <w:rPr>
-          <w:b/>
-          <w:bCs/>
-          <w:color w:val="D86DCB" w:themeColor="accent5" w:themeTint="99"/>
-          <w:sz w:val="32"/>
-          <w:szCs w:val="32"/>
-        </w:rPr>
-        <w:t>print(</w:t>
-      </w:r>
-      <w:proofErr w:type="gramEnd"/>
-      <w:r>
-        <w:rPr>
-          <w:b/>
-          <w:bCs/>
-          <w:color w:val="D86DCB" w:themeColor="accent5" w:themeTint="99"/>
-          <w:sz w:val="32"/>
-          <w:szCs w:val="32"/>
-        </w:rPr>
-        <w:t>'Price: \$$price');</w:t>
+        <w:t>() {</w:t>
+      </w:r>
+    </w:p>
+    <w:p>
+      <w:pPr>
+        <w:jc w:val="both"/>
+        <w:rPr>
+          <w:b/>
+          <w:bCs/>
+          <w:color w:val="D86DCB" w:themeColor="accent5" w:themeTint="99"/>
+          <w:sz w:val="32"/>
+          <w:szCs w:val="32"/>
+        </w:rPr>
+      </w:pPr>
+      <w:r>
+        <w:rPr>
+          <w:b/>
+          <w:bCs/>
+          <w:color w:val="D86DCB" w:themeColor="accent5" w:themeTint="99"/>
+          <w:sz w:val="32"/>
+          <w:szCs w:val="32"/>
+        </w:rPr>
+        <w:t xml:space="preserve">    print('Title: $title');</w:t>
+      </w:r>
+    </w:p>
+    <w:p>
+      <w:pPr>
+        <w:jc w:val="both"/>
+        <w:rPr>
+          <w:b/>
+          <w:bCs/>
+          <w:color w:val="D86DCB" w:themeColor="accent5" w:themeTint="99"/>
+          <w:sz w:val="32"/>
+          <w:szCs w:val="32"/>
+        </w:rPr>
+      </w:pPr>
+      <w:r>
+        <w:rPr>
+          <w:b/>
+          <w:bCs/>
+          <w:color w:val="D86DCB" w:themeColor="accent5" w:themeTint="99"/>
+          <w:sz w:val="32"/>
+          <w:szCs w:val="32"/>
+        </w:rPr>
+        <w:t xml:space="preserve">    print('Author: $author');</w:t>
+      </w:r>
+    </w:p>
+    <w:p>
+      <w:pPr>
+        <w:jc w:val="both"/>
+        <w:rPr>
+          <w:b/>
+          <w:bCs/>
+          <w:color w:val="D86DCB" w:themeColor="accent5" w:themeTint="99"/>
+          <w:sz w:val="32"/>
+          <w:szCs w:val="32"/>
+        </w:rPr>
+      </w:pPr>
+      <w:r>
+        <w:rPr>
+          <w:b/>
+          <w:bCs/>
+          <w:color w:val="D86DCB" w:themeColor="accent5" w:themeTint="99"/>
+          <w:sz w:val="32"/>
+          <w:szCs w:val="32"/>
+        </w:rPr>
+        <w:t xml:space="preserve">    print('Category: $category');</w:t>
+      </w:r>
+    </w:p>
+    <w:p>
+      <w:pPr>
+        <w:jc w:val="both"/>
+        <w:rPr>
+          <w:b/>
+          <w:bCs/>
+          <w:color w:val="D86DCB" w:themeColor="accent5" w:themeTint="99"/>
+          <w:sz w:val="32"/>
+          <w:szCs w:val="32"/>
+        </w:rPr>
+      </w:pPr>
+      <w:r>
+        <w:rPr>
+          <w:b/>
+          <w:bCs/>
+          <w:color w:val="D86DCB" w:themeColor="accent5" w:themeTint="99"/>
+          <w:sz w:val="32"/>
+          <w:szCs w:val="32"/>
+        </w:rPr>
+        <w:t xml:space="preserve">    print('Price: \$$price');</w:t>
       </w:r>
     </w:p>
     <w:p>
@@ -1601,7 +1485,6 @@
         <w:t xml:space="preserve">  </w:t>
       </w:r>
       <w:proofErr w:type="spellStart"/>
-      <w:proofErr w:type="gramStart"/>
       <w:r>
         <w:rPr>
           <w:b/>
@@ -1613,7 +1496,6 @@
         <w:t>book.displayInfo</w:t>
       </w:r>
       <w:proofErr w:type="spellEnd"/>
-      <w:proofErr w:type="gramEnd"/>
       <w:r>
         <w:rPr>
           <w:b/>
@@ -1773,7 +1655,6 @@
         <w:t xml:space="preserve">this. We just have to override the </w:t>
       </w:r>
       <w:proofErr w:type="spellStart"/>
-      <w:proofErr w:type="gramStart"/>
       <w:r>
         <w:rPr>
           <w:b/>
@@ -1791,17 +1672,7 @@
           <w:sz w:val="32"/>
           <w:szCs w:val="32"/>
         </w:rPr>
-        <w:t>(</w:t>
-      </w:r>
-      <w:proofErr w:type="gramEnd"/>
-      <w:r>
-        <w:rPr>
-          <w:b/>
-          <w:bCs/>
-          <w:sz w:val="32"/>
-          <w:szCs w:val="32"/>
-        </w:rPr>
-        <w:t>)</w:t>
+        <w:t>()</w:t>
       </w:r>
       <w:r>
         <w:rPr>
@@ -1932,7 +1803,6 @@
         <w:t xml:space="preserve">  String </w:t>
       </w:r>
       <w:proofErr w:type="spellStart"/>
-      <w:proofErr w:type="gramStart"/>
       <w:r>
         <w:rPr>
           <w:b/>
@@ -1952,62 +1822,29 @@
           <w:sz w:val="32"/>
           <w:szCs w:val="32"/>
         </w:rPr>
-        <w:t>(</w:t>
-      </w:r>
-      <w:proofErr w:type="gramEnd"/>
-      <w:r>
-        <w:rPr>
-          <w:b/>
-          <w:bCs/>
-          <w:color w:val="D86DCB" w:themeColor="accent5" w:themeTint="99"/>
-          <w:sz w:val="32"/>
-          <w:szCs w:val="32"/>
-        </w:rPr>
-        <w:t>) {</w:t>
-      </w:r>
-    </w:p>
-    <w:p>
-      <w:pPr>
-        <w:jc w:val="both"/>
-        <w:rPr>
-          <w:b/>
-          <w:bCs/>
-          <w:color w:val="D86DCB" w:themeColor="accent5" w:themeTint="99"/>
-          <w:sz w:val="32"/>
-          <w:szCs w:val="32"/>
-        </w:rPr>
-      </w:pPr>
-      <w:r>
-        <w:rPr>
-          <w:b/>
-          <w:bCs/>
-          <w:color w:val="D86DCB" w:themeColor="accent5" w:themeTint="99"/>
-          <w:sz w:val="32"/>
-          <w:szCs w:val="32"/>
-        </w:rPr>
-        <w:t xml:space="preserve">    return '</w:t>
-      </w:r>
-      <w:proofErr w:type="gramStart"/>
-      <w:r>
-        <w:rPr>
-          <w:b/>
-          <w:bCs/>
-          <w:color w:val="D86DCB" w:themeColor="accent5" w:themeTint="99"/>
-          <w:sz w:val="32"/>
-          <w:szCs w:val="32"/>
-        </w:rPr>
-        <w:t>Book(</w:t>
-      </w:r>
-      <w:proofErr w:type="gramEnd"/>
-      <w:r>
-        <w:rPr>
-          <w:b/>
-          <w:bCs/>
-          <w:color w:val="D86DCB" w:themeColor="accent5" w:themeTint="99"/>
-          <w:sz w:val="32"/>
-          <w:szCs w:val="32"/>
-        </w:rPr>
-        <w:t xml:space="preserve">title: $title, </w:t>
+        <w:t>() {</w:t>
+      </w:r>
+    </w:p>
+    <w:p>
+      <w:pPr>
+        <w:jc w:val="both"/>
+        <w:rPr>
+          <w:b/>
+          <w:bCs/>
+          <w:color w:val="D86DCB" w:themeColor="accent5" w:themeTint="99"/>
+          <w:sz w:val="32"/>
+          <w:szCs w:val="32"/>
+        </w:rPr>
+      </w:pPr>
+      <w:r>
+        <w:rPr>
+          <w:b/>
+          <w:bCs/>
+          <w:color w:val="D86DCB" w:themeColor="accent5" w:themeTint="99"/>
+          <w:sz w:val="32"/>
+          <w:szCs w:val="32"/>
+        </w:rPr>
+        <w:t xml:space="preserve">    return 'Book(title: $title, </w:t>
       </w:r>
       <w:proofErr w:type="spellStart"/>
       <w:r>
@@ -2561,29 +2398,7 @@
           <w:sz w:val="32"/>
           <w:szCs w:val="32"/>
         </w:rPr>
-        <w:t xml:space="preserve">  </w:t>
-      </w:r>
-      <w:proofErr w:type="gramStart"/>
-      <w:r>
-        <w:rPr>
-          <w:b/>
-          <w:bCs/>
-          <w:color w:val="D86DCB" w:themeColor="accent5" w:themeTint="99"/>
-          <w:sz w:val="32"/>
-          <w:szCs w:val="32"/>
-        </w:rPr>
-        <w:t>print(</w:t>
-      </w:r>
-      <w:proofErr w:type="gramEnd"/>
-      <w:r>
-        <w:rPr>
-          <w:b/>
-          <w:bCs/>
-          <w:color w:val="D86DCB" w:themeColor="accent5" w:themeTint="99"/>
-          <w:sz w:val="32"/>
-          <w:szCs w:val="32"/>
-        </w:rPr>
-        <w:t>u1 == u2); // false</w:t>
+        <w:t xml:space="preserve">  print(u1 == u2); // false</w:t>
       </w:r>
     </w:p>
     <w:p>
@@ -2903,7 +2718,6 @@
         </w:rPr>
         <w:t>name</w:t>
       </w:r>
-      <w:proofErr w:type="gramStart"/>
       <w:r>
         <w:rPr>
           <w:sz w:val="32"/>
@@ -2938,7 +2752,6 @@
         <w:t>hashCode</w:t>
       </w:r>
       <w:proofErr w:type="spellEnd"/>
-      <w:proofErr w:type="gramEnd"/>
       <w:r>
         <w:rPr>
           <w:sz w:val="32"/>
@@ -3095,29 +2908,7 @@
           <w:sz w:val="32"/>
           <w:szCs w:val="32"/>
         </w:rPr>
-        <w:t xml:space="preserve">  bool operator =</w:t>
-      </w:r>
-      <w:proofErr w:type="gramStart"/>
-      <w:r>
-        <w:rPr>
-          <w:b/>
-          <w:bCs/>
-          <w:color w:val="D86DCB" w:themeColor="accent5" w:themeTint="99"/>
-          <w:sz w:val="32"/>
-          <w:szCs w:val="32"/>
-        </w:rPr>
-        <w:t>=(</w:t>
-      </w:r>
-      <w:proofErr w:type="gramEnd"/>
-      <w:r>
-        <w:rPr>
-          <w:b/>
-          <w:bCs/>
-          <w:color w:val="D86DCB" w:themeColor="accent5" w:themeTint="99"/>
-          <w:sz w:val="32"/>
-          <w:szCs w:val="32"/>
-        </w:rPr>
-        <w:t>Object other) {</w:t>
+        <w:t xml:space="preserve">  bool operator ==(Object other) {</w:t>
       </w:r>
     </w:p>
     <w:p>
@@ -3230,7 +3021,6 @@
         <w:t xml:space="preserve"> =&gt; </w:t>
       </w:r>
       <w:proofErr w:type="spellStart"/>
-      <w:proofErr w:type="gramStart"/>
       <w:r>
         <w:rPr>
           <w:b/>
@@ -3242,7 +3032,6 @@
         <w:t>name.hashCode</w:t>
       </w:r>
       <w:proofErr w:type="spellEnd"/>
-      <w:proofErr w:type="gramEnd"/>
       <w:r>
         <w:rPr>
           <w:b/>
@@ -3362,9 +3151,290 @@
           <w:sz w:val="32"/>
           <w:szCs w:val="32"/>
         </w:rPr>
-        <w:t xml:space="preserve">  </w:t>
-      </w:r>
-      <w:proofErr w:type="gramStart"/>
+        <w:t xml:space="preserve">  print(u1 == u2); // true</w:t>
+      </w:r>
+    </w:p>
+    <w:p>
+      <w:pPr>
+        <w:jc w:val="both"/>
+        <w:rPr>
+          <w:b/>
+          <w:bCs/>
+          <w:color w:val="D86DCB" w:themeColor="accent5" w:themeTint="99"/>
+          <w:sz w:val="32"/>
+          <w:szCs w:val="32"/>
+        </w:rPr>
+      </w:pPr>
+      <w:r>
+        <w:rPr>
+          <w:b/>
+          <w:bCs/>
+          <w:color w:val="D86DCB" w:themeColor="accent5" w:themeTint="99"/>
+          <w:sz w:val="32"/>
+          <w:szCs w:val="32"/>
+        </w:rPr>
+        <w:t>}</w:t>
+      </w:r>
+    </w:p>
+    <w:p>
+      <w:pPr>
+        <w:jc w:val="both"/>
+        <w:rPr>
+          <w:sz w:val="32"/>
+          <w:szCs w:val="32"/>
+        </w:rPr>
+      </w:pPr>
+      <w:r>
+        <w:rPr>
+          <w:sz w:val="32"/>
+          <w:szCs w:val="32"/>
+        </w:rPr>
+        <w:t xml:space="preserve"># </w:t>
+      </w:r>
+      <w:r>
+        <w:rPr>
+          <w:sz w:val="32"/>
+          <w:szCs w:val="32"/>
+        </w:rPr>
+        <w:t xml:space="preserve">Because collections like </w:t>
+      </w:r>
+      <w:r>
+        <w:rPr>
+          <w:b/>
+          <w:bCs/>
+          <w:sz w:val="32"/>
+          <w:szCs w:val="32"/>
+        </w:rPr>
+        <w:t>Set</w:t>
+      </w:r>
+      <w:r>
+        <w:rPr>
+          <w:sz w:val="32"/>
+          <w:szCs w:val="32"/>
+        </w:rPr>
+        <w:t xml:space="preserve">, </w:t>
+      </w:r>
+      <w:r>
+        <w:rPr>
+          <w:b/>
+          <w:bCs/>
+          <w:sz w:val="32"/>
+          <w:szCs w:val="32"/>
+        </w:rPr>
+        <w:t>Map</w:t>
+      </w:r>
+      <w:r>
+        <w:rPr>
+          <w:b/>
+          <w:bCs/>
+          <w:sz w:val="32"/>
+          <w:szCs w:val="32"/>
+        </w:rPr>
+        <w:t>&lt;</w:t>
+      </w:r>
+      <w:r>
+        <w:rPr>
+          <w:b/>
+          <w:bCs/>
+          <w:sz w:val="32"/>
+          <w:szCs w:val="32"/>
+        </w:rPr>
+        <w:t>…</w:t>
+      </w:r>
+      <w:r>
+        <w:rPr>
+          <w:b/>
+          <w:bCs/>
+          <w:sz w:val="32"/>
+          <w:szCs w:val="32"/>
+        </w:rPr>
+        <w:t>&gt;</w:t>
+      </w:r>
+      <w:r>
+        <w:rPr>
+          <w:sz w:val="32"/>
+          <w:szCs w:val="32"/>
+        </w:rPr>
+        <w:t xml:space="preserve"> use </w:t>
+      </w:r>
+      <w:proofErr w:type="spellStart"/>
+      <w:r>
+        <w:rPr>
+          <w:b/>
+          <w:bCs/>
+          <w:sz w:val="32"/>
+          <w:szCs w:val="32"/>
+        </w:rPr>
+        <w:t>hashCode</w:t>
+      </w:r>
+      <w:proofErr w:type="spellEnd"/>
+      <w:r>
+        <w:rPr>
+          <w:sz w:val="32"/>
+          <w:szCs w:val="32"/>
+        </w:rPr>
+        <w:t xml:space="preserve"> for fast look up. If two objects are (</w:t>
+      </w:r>
+      <w:r>
+        <w:rPr>
+          <w:b/>
+          <w:bCs/>
+          <w:sz w:val="32"/>
+          <w:szCs w:val="32"/>
+        </w:rPr>
+        <w:t>==</w:t>
+      </w:r>
+      <w:r>
+        <w:rPr>
+          <w:sz w:val="32"/>
+          <w:szCs w:val="32"/>
+        </w:rPr>
+        <w:t>), they must have</w:t>
+      </w:r>
+      <w:r>
+        <w:rPr>
+          <w:sz w:val="32"/>
+          <w:szCs w:val="32"/>
+        </w:rPr>
+        <w:t xml:space="preserve"> </w:t>
+      </w:r>
+      <w:r>
+        <w:rPr>
+          <w:sz w:val="32"/>
+          <w:szCs w:val="32"/>
+        </w:rPr>
+        <w:t xml:space="preserve">the same </w:t>
+      </w:r>
+      <w:proofErr w:type="spellStart"/>
+      <w:r>
+        <w:rPr>
+          <w:b/>
+          <w:bCs/>
+          <w:sz w:val="32"/>
+          <w:szCs w:val="32"/>
+        </w:rPr>
+        <w:t>hashCode</w:t>
+      </w:r>
+      <w:proofErr w:type="spellEnd"/>
+      <w:r>
+        <w:rPr>
+          <w:sz w:val="32"/>
+          <w:szCs w:val="32"/>
+        </w:rPr>
+        <w:t xml:space="preserve"> otherwise weird bugs happen</w:t>
+      </w:r>
+      <w:r>
+        <w:rPr>
+          <w:sz w:val="32"/>
+          <w:szCs w:val="32"/>
+        </w:rPr>
+        <w:t xml:space="preserve">. Like, without overriding </w:t>
+      </w:r>
+      <w:proofErr w:type="spellStart"/>
+      <w:r>
+        <w:rPr>
+          <w:b/>
+          <w:bCs/>
+          <w:sz w:val="32"/>
+          <w:szCs w:val="32"/>
+        </w:rPr>
+        <w:t>hashCode</w:t>
+      </w:r>
+      <w:proofErr w:type="spellEnd"/>
+      <w:r>
+        <w:rPr>
+          <w:sz w:val="32"/>
+          <w:szCs w:val="32"/>
+        </w:rPr>
+        <w:t xml:space="preserve"> returns </w:t>
+      </w:r>
+      <w:r>
+        <w:rPr>
+          <w:b/>
+          <w:bCs/>
+          <w:sz w:val="32"/>
+          <w:szCs w:val="32"/>
+        </w:rPr>
+        <w:t>false</w:t>
+      </w:r>
+    </w:p>
+    <w:p>
+      <w:pPr>
+        <w:jc w:val="both"/>
+        <w:rPr>
+          <w:b/>
+          <w:bCs/>
+          <w:color w:val="D86DCB" w:themeColor="accent5" w:themeTint="99"/>
+          <w:sz w:val="32"/>
+          <w:szCs w:val="32"/>
+        </w:rPr>
+      </w:pPr>
+      <w:r>
+        <w:rPr>
+          <w:b/>
+          <w:bCs/>
+          <w:color w:val="D86DCB" w:themeColor="accent5" w:themeTint="99"/>
+          <w:sz w:val="32"/>
+          <w:szCs w:val="32"/>
+        </w:rPr>
+        <w:t>final users = {</w:t>
+      </w:r>
+    </w:p>
+    <w:p>
+      <w:pPr>
+        <w:jc w:val="both"/>
+        <w:rPr>
+          <w:b/>
+          <w:bCs/>
+          <w:color w:val="D86DCB" w:themeColor="accent5" w:themeTint="99"/>
+          <w:sz w:val="32"/>
+          <w:szCs w:val="32"/>
+        </w:rPr>
+      </w:pPr>
+      <w:r>
+        <w:rPr>
+          <w:b/>
+          <w:bCs/>
+          <w:color w:val="D86DCB" w:themeColor="accent5" w:themeTint="99"/>
+          <w:sz w:val="32"/>
+          <w:szCs w:val="32"/>
+        </w:rPr>
+        <w:t xml:space="preserve">  User("Nazmul"),</w:t>
+      </w:r>
+    </w:p>
+    <w:p>
+      <w:pPr>
+        <w:jc w:val="both"/>
+        <w:rPr>
+          <w:b/>
+          <w:bCs/>
+          <w:color w:val="D86DCB" w:themeColor="accent5" w:themeTint="99"/>
+          <w:sz w:val="32"/>
+          <w:szCs w:val="32"/>
+        </w:rPr>
+      </w:pPr>
+      <w:r>
+        <w:rPr>
+          <w:b/>
+          <w:bCs/>
+          <w:color w:val="D86DCB" w:themeColor="accent5" w:themeTint="99"/>
+          <w:sz w:val="32"/>
+          <w:szCs w:val="32"/>
+        </w:rPr>
+        <w:t>};</w:t>
+      </w:r>
+    </w:p>
+    <w:p>
+      <w:pPr>
+        <w:jc w:val="both"/>
+        <w:rPr>
+          <w:b/>
+          <w:bCs/>
+          <w:color w:val="D86DCB" w:themeColor="accent5" w:themeTint="99"/>
+          <w:sz w:val="32"/>
+          <w:szCs w:val="32"/>
+        </w:rPr>
+      </w:pPr>
       <w:r>
         <w:rPr>
           <w:b/>
@@ -3375,394 +3445,87 @@
         </w:rPr>
         <w:t>print(</w:t>
       </w:r>
-      <w:proofErr w:type="gramEnd"/>
-      <w:r>
-        <w:rPr>
-          <w:b/>
-          <w:bCs/>
-          <w:color w:val="D86DCB" w:themeColor="accent5" w:themeTint="99"/>
-          <w:sz w:val="32"/>
-          <w:szCs w:val="32"/>
-        </w:rPr>
-        <w:t>u1 == u2); // true</w:t>
-      </w:r>
-    </w:p>
-    <w:p>
-      <w:pPr>
-        <w:jc w:val="both"/>
-        <w:rPr>
-          <w:b/>
-          <w:bCs/>
-          <w:color w:val="D86DCB" w:themeColor="accent5" w:themeTint="99"/>
-          <w:sz w:val="32"/>
-          <w:szCs w:val="32"/>
-        </w:rPr>
-      </w:pPr>
-      <w:r>
-        <w:rPr>
-          <w:b/>
-          <w:bCs/>
-          <w:color w:val="D86DCB" w:themeColor="accent5" w:themeTint="99"/>
-          <w:sz w:val="32"/>
-          <w:szCs w:val="32"/>
-        </w:rPr>
-        <w:t>}</w:t>
-      </w:r>
-    </w:p>
-    <w:p>
-      <w:pPr>
-        <w:jc w:val="both"/>
-        <w:rPr>
-          <w:sz w:val="32"/>
-          <w:szCs w:val="32"/>
-        </w:rPr>
-      </w:pPr>
-      <w:r>
-        <w:rPr>
-          <w:sz w:val="32"/>
-          <w:szCs w:val="32"/>
-        </w:rPr>
-        <w:t xml:space="preserve"># </w:t>
-      </w:r>
-      <w:r>
-        <w:rPr>
-          <w:sz w:val="32"/>
-          <w:szCs w:val="32"/>
-        </w:rPr>
-        <w:t xml:space="preserve">Because collections like </w:t>
-      </w:r>
-      <w:r>
-        <w:rPr>
-          <w:b/>
-          <w:bCs/>
-          <w:sz w:val="32"/>
-          <w:szCs w:val="32"/>
-        </w:rPr>
-        <w:t>Set</w:t>
-      </w:r>
-      <w:r>
-        <w:rPr>
-          <w:sz w:val="32"/>
-          <w:szCs w:val="32"/>
-        </w:rPr>
-        <w:t xml:space="preserve">, </w:t>
-      </w:r>
-      <w:r>
-        <w:rPr>
-          <w:b/>
-          <w:bCs/>
-          <w:sz w:val="32"/>
-          <w:szCs w:val="32"/>
-        </w:rPr>
-        <w:t>Map</w:t>
-      </w:r>
-      <w:r>
-        <w:rPr>
-          <w:b/>
-          <w:bCs/>
-          <w:sz w:val="32"/>
-          <w:szCs w:val="32"/>
-        </w:rPr>
-        <w:t>&lt;</w:t>
-      </w:r>
-      <w:r>
-        <w:rPr>
-          <w:b/>
-          <w:bCs/>
-          <w:sz w:val="32"/>
-          <w:szCs w:val="32"/>
-        </w:rPr>
-        <w:t>…</w:t>
-      </w:r>
-      <w:r>
-        <w:rPr>
-          <w:b/>
-          <w:bCs/>
-          <w:sz w:val="32"/>
-          <w:szCs w:val="32"/>
-        </w:rPr>
-        <w:t>&gt;</w:t>
-      </w:r>
-      <w:r>
-        <w:rPr>
-          <w:sz w:val="32"/>
-          <w:szCs w:val="32"/>
-        </w:rPr>
-        <w:t xml:space="preserve"> use </w:t>
-      </w:r>
       <w:proofErr w:type="spellStart"/>
       <w:r>
         <w:rPr>
           <w:b/>
           <w:bCs/>
-          <w:sz w:val="32"/>
-          <w:szCs w:val="32"/>
-        </w:rPr>
-        <w:t>hashCode</w:t>
+          <w:color w:val="D86DCB" w:themeColor="accent5" w:themeTint="99"/>
+          <w:sz w:val="32"/>
+          <w:szCs w:val="32"/>
+        </w:rPr>
+        <w:t>users.contains</w:t>
       </w:r>
       <w:proofErr w:type="spellEnd"/>
       <w:r>
         <w:rPr>
-          <w:sz w:val="32"/>
-          <w:szCs w:val="32"/>
-        </w:rPr>
-        <w:t xml:space="preserve"> for fast look up. If two objects are (</w:t>
-      </w:r>
-      <w:r>
-        <w:rPr>
-          <w:b/>
-          <w:bCs/>
-          <w:sz w:val="32"/>
-          <w:szCs w:val="32"/>
-        </w:rPr>
-        <w:t>==</w:t>
-      </w:r>
-      <w:r>
-        <w:rPr>
-          <w:sz w:val="32"/>
-          <w:szCs w:val="32"/>
-        </w:rPr>
-        <w:t>), they must have</w:t>
-      </w:r>
-      <w:r>
-        <w:rPr>
-          <w:sz w:val="32"/>
-          <w:szCs w:val="32"/>
-        </w:rPr>
-        <w:t xml:space="preserve"> </w:t>
-      </w:r>
-      <w:r>
-        <w:rPr>
-          <w:sz w:val="32"/>
-          <w:szCs w:val="32"/>
-        </w:rPr>
-        <w:t xml:space="preserve">the same </w:t>
+          <w:b/>
+          <w:bCs/>
+          <w:color w:val="D86DCB" w:themeColor="accent5" w:themeTint="99"/>
+          <w:sz w:val="32"/>
+          <w:szCs w:val="32"/>
+        </w:rPr>
+        <w:t>(User("Nazmul"))); // false</w:t>
+      </w:r>
+    </w:p>
+    <w:p>
+      <w:pPr>
+        <w:jc w:val="both"/>
+        <w:rPr>
+          <w:sz w:val="32"/>
+          <w:szCs w:val="32"/>
+        </w:rPr>
+      </w:pPr>
+      <w:r>
+        <w:rPr>
+          <w:sz w:val="32"/>
+          <w:szCs w:val="32"/>
+        </w:rPr>
+        <w:t xml:space="preserve"># After overriding returns </w:t>
+      </w:r>
+      <w:r>
+        <w:rPr>
+          <w:b/>
+          <w:bCs/>
+          <w:sz w:val="32"/>
+          <w:szCs w:val="32"/>
+        </w:rPr>
+        <w:t>true</w:t>
+      </w:r>
+    </w:p>
+    <w:p>
+      <w:pPr>
+        <w:jc w:val="both"/>
+        <w:rPr>
+          <w:b/>
+          <w:bCs/>
+          <w:color w:val="D86DCB" w:themeColor="accent5" w:themeTint="99"/>
+          <w:sz w:val="32"/>
+          <w:szCs w:val="32"/>
+        </w:rPr>
+      </w:pPr>
+      <w:r>
+        <w:rPr>
+          <w:b/>
+          <w:bCs/>
+          <w:color w:val="D86DCB" w:themeColor="accent5" w:themeTint="99"/>
+          <w:sz w:val="32"/>
+          <w:szCs w:val="32"/>
+        </w:rPr>
+        <w:t>print(</w:t>
       </w:r>
       <w:proofErr w:type="spellStart"/>
       <w:r>
         <w:rPr>
           <w:b/>
           <w:bCs/>
-          <w:sz w:val="32"/>
-          <w:szCs w:val="32"/>
-        </w:rPr>
-        <w:t>hashCode</w:t>
+          <w:color w:val="D86DCB" w:themeColor="accent5" w:themeTint="99"/>
+          <w:sz w:val="32"/>
+          <w:szCs w:val="32"/>
+        </w:rPr>
+        <w:t>users.contains</w:t>
       </w:r>
       <w:proofErr w:type="spellEnd"/>
-      <w:r>
-        <w:rPr>
-          <w:sz w:val="32"/>
-          <w:szCs w:val="32"/>
-        </w:rPr>
-        <w:t xml:space="preserve"> otherwise weird bugs happen</w:t>
-      </w:r>
-      <w:r>
-        <w:rPr>
-          <w:sz w:val="32"/>
-          <w:szCs w:val="32"/>
-        </w:rPr>
-        <w:t xml:space="preserve">. Like, without overriding </w:t>
-      </w:r>
-      <w:proofErr w:type="spellStart"/>
-      <w:r>
-        <w:rPr>
-          <w:b/>
-          <w:bCs/>
-          <w:sz w:val="32"/>
-          <w:szCs w:val="32"/>
-        </w:rPr>
-        <w:t>hashCode</w:t>
-      </w:r>
-      <w:proofErr w:type="spellEnd"/>
-      <w:r>
-        <w:rPr>
-          <w:sz w:val="32"/>
-          <w:szCs w:val="32"/>
-        </w:rPr>
-        <w:t xml:space="preserve"> returns </w:t>
-      </w:r>
-      <w:r>
-        <w:rPr>
-          <w:b/>
-          <w:bCs/>
-          <w:sz w:val="32"/>
-          <w:szCs w:val="32"/>
-        </w:rPr>
-        <w:t>false</w:t>
-      </w:r>
-    </w:p>
-    <w:p>
-      <w:pPr>
-        <w:jc w:val="both"/>
-        <w:rPr>
-          <w:b/>
-          <w:bCs/>
-          <w:color w:val="D86DCB" w:themeColor="accent5" w:themeTint="99"/>
-          <w:sz w:val="32"/>
-          <w:szCs w:val="32"/>
-        </w:rPr>
-      </w:pPr>
-      <w:r>
-        <w:rPr>
-          <w:b/>
-          <w:bCs/>
-          <w:color w:val="D86DCB" w:themeColor="accent5" w:themeTint="99"/>
-          <w:sz w:val="32"/>
-          <w:szCs w:val="32"/>
-        </w:rPr>
-        <w:t>final users = {</w:t>
-      </w:r>
-    </w:p>
-    <w:p>
-      <w:pPr>
-        <w:jc w:val="both"/>
-        <w:rPr>
-          <w:b/>
-          <w:bCs/>
-          <w:color w:val="D86DCB" w:themeColor="accent5" w:themeTint="99"/>
-          <w:sz w:val="32"/>
-          <w:szCs w:val="32"/>
-        </w:rPr>
-      </w:pPr>
-      <w:r>
-        <w:rPr>
-          <w:b/>
-          <w:bCs/>
-          <w:color w:val="D86DCB" w:themeColor="accent5" w:themeTint="99"/>
-          <w:sz w:val="32"/>
-          <w:szCs w:val="32"/>
-        </w:rPr>
-        <w:t xml:space="preserve">  User("Nazmul"),</w:t>
-      </w:r>
-    </w:p>
-    <w:p>
-      <w:pPr>
-        <w:jc w:val="both"/>
-        <w:rPr>
-          <w:b/>
-          <w:bCs/>
-          <w:color w:val="D86DCB" w:themeColor="accent5" w:themeTint="99"/>
-          <w:sz w:val="32"/>
-          <w:szCs w:val="32"/>
-        </w:rPr>
-      </w:pPr>
-      <w:r>
-        <w:rPr>
-          <w:b/>
-          <w:bCs/>
-          <w:color w:val="D86DCB" w:themeColor="accent5" w:themeTint="99"/>
-          <w:sz w:val="32"/>
-          <w:szCs w:val="32"/>
-        </w:rPr>
-        <w:t>};</w:t>
-      </w:r>
-    </w:p>
-    <w:p>
-      <w:pPr>
-        <w:jc w:val="both"/>
-        <w:rPr>
-          <w:b/>
-          <w:bCs/>
-          <w:color w:val="D86DCB" w:themeColor="accent5" w:themeTint="99"/>
-          <w:sz w:val="32"/>
-          <w:szCs w:val="32"/>
-        </w:rPr>
-      </w:pPr>
-      <w:r>
-        <w:rPr>
-          <w:b/>
-          <w:bCs/>
-          <w:color w:val="D86DCB" w:themeColor="accent5" w:themeTint="99"/>
-          <w:sz w:val="32"/>
-          <w:szCs w:val="32"/>
-        </w:rPr>
-        <w:t>print(</w:t>
-      </w:r>
-      <w:proofErr w:type="spellStart"/>
-      <w:proofErr w:type="gramStart"/>
-      <w:r>
-        <w:rPr>
-          <w:b/>
-          <w:bCs/>
-          <w:color w:val="D86DCB" w:themeColor="accent5" w:themeTint="99"/>
-          <w:sz w:val="32"/>
-          <w:szCs w:val="32"/>
-        </w:rPr>
-        <w:t>users.contains</w:t>
-      </w:r>
-      <w:proofErr w:type="spellEnd"/>
-      <w:proofErr w:type="gramEnd"/>
-      <w:r>
-        <w:rPr>
-          <w:b/>
-          <w:bCs/>
-          <w:color w:val="D86DCB" w:themeColor="accent5" w:themeTint="99"/>
-          <w:sz w:val="32"/>
-          <w:szCs w:val="32"/>
-        </w:rPr>
-        <w:t>(User("Nazmul"))); // false</w:t>
-      </w:r>
-    </w:p>
-    <w:p>
-      <w:pPr>
-        <w:jc w:val="both"/>
-        <w:rPr>
-          <w:sz w:val="32"/>
-          <w:szCs w:val="32"/>
-        </w:rPr>
-      </w:pPr>
-      <w:r>
-        <w:rPr>
-          <w:sz w:val="32"/>
-          <w:szCs w:val="32"/>
-        </w:rPr>
-        <w:t xml:space="preserve"># After overriding returns </w:t>
-      </w:r>
-      <w:r>
-        <w:rPr>
-          <w:b/>
-          <w:bCs/>
-          <w:sz w:val="32"/>
-          <w:szCs w:val="32"/>
-        </w:rPr>
-        <w:t>true</w:t>
-      </w:r>
-    </w:p>
-    <w:p>
-      <w:pPr>
-        <w:jc w:val="both"/>
-        <w:rPr>
-          <w:b/>
-          <w:bCs/>
-          <w:color w:val="D86DCB" w:themeColor="accent5" w:themeTint="99"/>
-          <w:sz w:val="32"/>
-          <w:szCs w:val="32"/>
-        </w:rPr>
-      </w:pPr>
-      <w:r>
-        <w:rPr>
-          <w:b/>
-          <w:bCs/>
-          <w:color w:val="D86DCB" w:themeColor="accent5" w:themeTint="99"/>
-          <w:sz w:val="32"/>
-          <w:szCs w:val="32"/>
-        </w:rPr>
-        <w:t>print(</w:t>
-      </w:r>
-      <w:proofErr w:type="spellStart"/>
-      <w:proofErr w:type="gramStart"/>
-      <w:r>
-        <w:rPr>
-          <w:b/>
-          <w:bCs/>
-          <w:color w:val="D86DCB" w:themeColor="accent5" w:themeTint="99"/>
-          <w:sz w:val="32"/>
-          <w:szCs w:val="32"/>
-        </w:rPr>
-        <w:t>users.contains</w:t>
-      </w:r>
-      <w:proofErr w:type="spellEnd"/>
-      <w:proofErr w:type="gramEnd"/>
       <w:r>
         <w:rPr>
           <w:b/>
@@ -4083,34 +3846,16 @@
           <w:sz w:val="32"/>
           <w:szCs w:val="32"/>
         </w:rPr>
-        <w:t xml:space="preserve"> class instances and we want to sort them </w:t>
-      </w:r>
-      <w:proofErr w:type="gramStart"/>
-      <w:r>
-        <w:rPr>
-          <w:sz w:val="32"/>
-          <w:szCs w:val="32"/>
-        </w:rPr>
-        <w:t xml:space="preserve">using </w:t>
-      </w:r>
-      <w:r>
-        <w:rPr>
-          <w:b/>
-          <w:bCs/>
-          <w:sz w:val="32"/>
-          <w:szCs w:val="32"/>
-        </w:rPr>
-        <w:t>.sort</w:t>
-      </w:r>
-      <w:proofErr w:type="gramEnd"/>
-      <w:r>
-        <w:rPr>
-          <w:b/>
-          <w:bCs/>
-          <w:sz w:val="32"/>
-          <w:szCs w:val="32"/>
-        </w:rPr>
-        <w:t xml:space="preserve">() </w:t>
+        <w:t xml:space="preserve"> class instances and we want to sort them using </w:t>
+      </w:r>
+      <w:r>
+        <w:rPr>
+          <w:b/>
+          <w:bCs/>
+          <w:sz w:val="32"/>
+          <w:szCs w:val="32"/>
+        </w:rPr>
+        <w:t xml:space="preserve">.sort() </w:t>
       </w:r>
       <w:r>
         <w:rPr>
@@ -4280,7 +4025,6 @@
         <w:t xml:space="preserve">  const Student(</w:t>
       </w:r>
       <w:proofErr w:type="spellStart"/>
-      <w:proofErr w:type="gramStart"/>
       <w:r>
         <w:rPr>
           <w:b/>
@@ -4292,7 +4036,6 @@
         <w:t>this.marks</w:t>
       </w:r>
       <w:proofErr w:type="spellEnd"/>
-      <w:proofErr w:type="gramEnd"/>
       <w:r>
         <w:rPr>
           <w:b/>
@@ -4348,7 +4091,6 @@
         <w:t xml:space="preserve">  String </w:t>
       </w:r>
       <w:proofErr w:type="spellStart"/>
-      <w:proofErr w:type="gramStart"/>
       <w:r>
         <w:rPr>
           <w:b/>
@@ -4368,18 +4110,7 @@
           <w:sz w:val="32"/>
           <w:szCs w:val="32"/>
         </w:rPr>
-        <w:t>(</w:t>
-      </w:r>
-      <w:proofErr w:type="gramEnd"/>
-      <w:r>
-        <w:rPr>
-          <w:b/>
-          <w:bCs/>
-          <w:color w:val="D86DCB" w:themeColor="accent5" w:themeTint="99"/>
-          <w:sz w:val="32"/>
-          <w:szCs w:val="32"/>
-        </w:rPr>
-        <w:t>) {</w:t>
+        <w:t>() {</w:t>
       </w:r>
     </w:p>
     <w:p>
@@ -4511,117 +4242,51 @@
           <w:sz w:val="32"/>
           <w:szCs w:val="32"/>
         </w:rPr>
-        <w:t xml:space="preserve">    </w:t>
-      </w:r>
-      <w:proofErr w:type="gramStart"/>
-      <w:r>
-        <w:rPr>
-          <w:b/>
-          <w:bCs/>
-          <w:color w:val="D86DCB" w:themeColor="accent5" w:themeTint="99"/>
-          <w:sz w:val="32"/>
-          <w:szCs w:val="32"/>
-        </w:rPr>
-        <w:t>Student(</w:t>
-      </w:r>
-      <w:proofErr w:type="gramEnd"/>
-      <w:r>
-        <w:rPr>
-          <w:b/>
-          <w:bCs/>
-          <w:color w:val="D86DCB" w:themeColor="accent5" w:themeTint="99"/>
-          <w:sz w:val="32"/>
-          <w:szCs w:val="32"/>
-        </w:rPr>
-        <w:t>90),</w:t>
-      </w:r>
-    </w:p>
-    <w:p>
-      <w:pPr>
-        <w:jc w:val="both"/>
-        <w:rPr>
-          <w:b/>
-          <w:bCs/>
-          <w:color w:val="D86DCB" w:themeColor="accent5" w:themeTint="99"/>
-          <w:sz w:val="32"/>
-          <w:szCs w:val="32"/>
-        </w:rPr>
-      </w:pPr>
-      <w:r>
-        <w:rPr>
-          <w:b/>
-          <w:bCs/>
-          <w:color w:val="D86DCB" w:themeColor="accent5" w:themeTint="99"/>
-          <w:sz w:val="32"/>
-          <w:szCs w:val="32"/>
-        </w:rPr>
-        <w:t xml:space="preserve">    </w:t>
-      </w:r>
-      <w:proofErr w:type="gramStart"/>
-      <w:r>
-        <w:rPr>
-          <w:b/>
-          <w:bCs/>
-          <w:color w:val="D86DCB" w:themeColor="accent5" w:themeTint="99"/>
-          <w:sz w:val="32"/>
-          <w:szCs w:val="32"/>
-        </w:rPr>
-        <w:t>Student(</w:t>
-      </w:r>
-      <w:proofErr w:type="gramEnd"/>
-      <w:r>
-        <w:rPr>
-          <w:b/>
-          <w:bCs/>
-          <w:color w:val="D86DCB" w:themeColor="accent5" w:themeTint="99"/>
-          <w:sz w:val="32"/>
-          <w:szCs w:val="32"/>
-        </w:rPr>
-        <w:t>76),</w:t>
-      </w:r>
-    </w:p>
-    <w:p>
-      <w:pPr>
-        <w:jc w:val="both"/>
-        <w:rPr>
-          <w:b/>
-          <w:bCs/>
-          <w:color w:val="D86DCB" w:themeColor="accent5" w:themeTint="99"/>
-          <w:sz w:val="32"/>
-          <w:szCs w:val="32"/>
-        </w:rPr>
-      </w:pPr>
-      <w:r>
-        <w:rPr>
-          <w:b/>
-          <w:bCs/>
-          <w:color w:val="D86DCB" w:themeColor="accent5" w:themeTint="99"/>
-          <w:sz w:val="32"/>
-          <w:szCs w:val="32"/>
-        </w:rPr>
-        <w:t xml:space="preserve">    </w:t>
-      </w:r>
-      <w:proofErr w:type="gramStart"/>
-      <w:r>
-        <w:rPr>
-          <w:b/>
-          <w:bCs/>
-          <w:color w:val="D86DCB" w:themeColor="accent5" w:themeTint="99"/>
-          <w:sz w:val="32"/>
-          <w:szCs w:val="32"/>
-        </w:rPr>
-        <w:t>Student(</w:t>
-      </w:r>
-      <w:proofErr w:type="gramEnd"/>
-      <w:r>
-        <w:rPr>
-          <w:b/>
-          <w:bCs/>
-          <w:color w:val="D86DCB" w:themeColor="accent5" w:themeTint="99"/>
-          <w:sz w:val="32"/>
-          <w:szCs w:val="32"/>
-        </w:rPr>
-        <w:t>81)</w:t>
+        <w:t xml:space="preserve">    Student(90),</w:t>
+      </w:r>
+    </w:p>
+    <w:p>
+      <w:pPr>
+        <w:jc w:val="both"/>
+        <w:rPr>
+          <w:b/>
+          <w:bCs/>
+          <w:color w:val="D86DCB" w:themeColor="accent5" w:themeTint="99"/>
+          <w:sz w:val="32"/>
+          <w:szCs w:val="32"/>
+        </w:rPr>
+      </w:pPr>
+      <w:r>
+        <w:rPr>
+          <w:b/>
+          <w:bCs/>
+          <w:color w:val="D86DCB" w:themeColor="accent5" w:themeTint="99"/>
+          <w:sz w:val="32"/>
+          <w:szCs w:val="32"/>
+        </w:rPr>
+        <w:t xml:space="preserve">    Student(76),</w:t>
+      </w:r>
+    </w:p>
+    <w:p>
+      <w:pPr>
+        <w:jc w:val="both"/>
+        <w:rPr>
+          <w:b/>
+          <w:bCs/>
+          <w:color w:val="D86DCB" w:themeColor="accent5" w:themeTint="99"/>
+          <w:sz w:val="32"/>
+          <w:szCs w:val="32"/>
+        </w:rPr>
+      </w:pPr>
+      <w:r>
+        <w:rPr>
+          <w:b/>
+          <w:bCs/>
+          <w:color w:val="D86DCB" w:themeColor="accent5" w:themeTint="99"/>
+          <w:sz w:val="32"/>
+          <w:szCs w:val="32"/>
+        </w:rPr>
+        <w:t xml:space="preserve">    Student(81)</w:t>
       </w:r>
     </w:p>
     <w:p>
@@ -4669,7 +4334,6 @@
         <w:t xml:space="preserve">  </w:t>
       </w:r>
       <w:proofErr w:type="spellStart"/>
-      <w:proofErr w:type="gramStart"/>
       <w:r>
         <w:rPr>
           <w:b/>
@@ -4681,7 +4345,6 @@
         <w:t>students.sort</w:t>
       </w:r>
       <w:proofErr w:type="spellEnd"/>
-      <w:proofErr w:type="gramEnd"/>
       <w:r>
         <w:rPr>
           <w:b/>
@@ -4817,7 +4480,6 @@
         <w:t xml:space="preserve">the </w:t>
       </w:r>
       <w:proofErr w:type="spellStart"/>
-      <w:proofErr w:type="gramStart"/>
       <w:r>
         <w:rPr>
           <w:b/>
@@ -4835,226 +4497,328 @@
           <w:sz w:val="32"/>
           <w:szCs w:val="32"/>
         </w:rPr>
+        <w:t>()</w:t>
+      </w:r>
+      <w:r>
+        <w:rPr>
+          <w:sz w:val="32"/>
+          <w:szCs w:val="32"/>
+        </w:rPr>
+        <w:t xml:space="preserve"> method</w:t>
+      </w:r>
+      <w:r>
+        <w:rPr>
+          <w:sz w:val="32"/>
+          <w:szCs w:val="32"/>
+        </w:rPr>
+        <w:t xml:space="preserve"> that will take an instance (</w:t>
+      </w:r>
+      <w:r>
+        <w:rPr>
+          <w:b/>
+          <w:bCs/>
+          <w:sz w:val="32"/>
+          <w:szCs w:val="32"/>
+        </w:rPr>
+        <w:t>other</w:t>
+      </w:r>
+      <w:r>
+        <w:rPr>
+          <w:sz w:val="32"/>
+          <w:szCs w:val="32"/>
+        </w:rPr>
+        <w:t xml:space="preserve">) of </w:t>
+      </w:r>
+      <w:r>
+        <w:rPr>
+          <w:b/>
+          <w:bCs/>
+          <w:sz w:val="32"/>
+          <w:szCs w:val="32"/>
+        </w:rPr>
+        <w:t>Student</w:t>
+      </w:r>
+      <w:r>
+        <w:rPr>
+          <w:sz w:val="32"/>
+          <w:szCs w:val="32"/>
+        </w:rPr>
+        <w:t xml:space="preserve"> as a parameter and compares current classes </w:t>
+      </w:r>
+      <w:r>
+        <w:rPr>
+          <w:b/>
+          <w:bCs/>
+          <w:sz w:val="32"/>
+          <w:szCs w:val="32"/>
+        </w:rPr>
+        <w:t>marks</w:t>
+      </w:r>
+      <w:r>
+        <w:rPr>
+          <w:sz w:val="32"/>
+          <w:szCs w:val="32"/>
+        </w:rPr>
+        <w:t xml:space="preserve"> with </w:t>
+      </w:r>
+      <w:r>
+        <w:rPr>
+          <w:b/>
+          <w:bCs/>
+          <w:sz w:val="32"/>
+          <w:szCs w:val="32"/>
+        </w:rPr>
+        <w:t>other</w:t>
+      </w:r>
+      <w:r>
+        <w:rPr>
+          <w:sz w:val="32"/>
+          <w:szCs w:val="32"/>
+        </w:rPr>
+        <w:t xml:space="preserve"> instances marks</w:t>
+      </w:r>
+    </w:p>
+    <w:p>
+      <w:pPr>
+        <w:jc w:val="both"/>
+        <w:rPr>
+          <w:sz w:val="32"/>
+          <w:szCs w:val="32"/>
+        </w:rPr>
+      </w:pPr>
+      <w:r>
+        <w:rPr>
+          <w:sz w:val="32"/>
+          <w:szCs w:val="32"/>
+        </w:rPr>
+        <w:t xml:space="preserve"># So, now </w:t>
+      </w:r>
+      <w:r>
+        <w:rPr>
+          <w:b/>
+          <w:bCs/>
+          <w:sz w:val="32"/>
+          <w:szCs w:val="32"/>
+        </w:rPr>
+        <w:t>.sort()</w:t>
+      </w:r>
+      <w:r>
+        <w:rPr>
+          <w:sz w:val="32"/>
+          <w:szCs w:val="32"/>
+        </w:rPr>
+        <w:t xml:space="preserve"> method works and sorts based on marks in ascending order.</w:t>
+      </w:r>
+    </w:p>
+    <w:p>
+      <w:pPr>
+        <w:jc w:val="both"/>
+        <w:rPr>
+          <w:b/>
+          <w:bCs/>
+          <w:color w:val="D86DCB" w:themeColor="accent5" w:themeTint="99"/>
+          <w:sz w:val="32"/>
+          <w:szCs w:val="32"/>
+        </w:rPr>
+      </w:pPr>
+      <w:r>
+        <w:rPr>
+          <w:b/>
+          <w:bCs/>
+          <w:color w:val="D86DCB" w:themeColor="accent5" w:themeTint="99"/>
+          <w:sz w:val="32"/>
+          <w:szCs w:val="32"/>
+        </w:rPr>
+        <w:t>class Student implements Comparable&lt;Student&gt; {</w:t>
+      </w:r>
+    </w:p>
+    <w:p>
+      <w:pPr>
+        <w:jc w:val="both"/>
+        <w:rPr>
+          <w:b/>
+          <w:bCs/>
+          <w:color w:val="D86DCB" w:themeColor="accent5" w:themeTint="99"/>
+          <w:sz w:val="32"/>
+          <w:szCs w:val="32"/>
+        </w:rPr>
+      </w:pPr>
+      <w:r>
+        <w:rPr>
+          <w:b/>
+          <w:bCs/>
+          <w:color w:val="D86DCB" w:themeColor="accent5" w:themeTint="99"/>
+          <w:sz w:val="32"/>
+          <w:szCs w:val="32"/>
+        </w:rPr>
+        <w:t xml:space="preserve">  final int marks;</w:t>
+      </w:r>
+    </w:p>
+    <w:p>
+      <w:pPr>
+        <w:jc w:val="both"/>
+        <w:rPr>
+          <w:b/>
+          <w:bCs/>
+          <w:color w:val="D86DCB" w:themeColor="accent5" w:themeTint="99"/>
+          <w:sz w:val="32"/>
+          <w:szCs w:val="32"/>
+        </w:rPr>
+      </w:pPr>
+      <w:r>
+        <w:rPr>
+          <w:b/>
+          <w:bCs/>
+          <w:color w:val="D86DCB" w:themeColor="accent5" w:themeTint="99"/>
+          <w:sz w:val="32"/>
+          <w:szCs w:val="32"/>
+        </w:rPr>
+        <w:t xml:space="preserve">  const Student(</w:t>
+      </w:r>
+      <w:proofErr w:type="spellStart"/>
+      <w:r>
+        <w:rPr>
+          <w:b/>
+          <w:bCs/>
+          <w:color w:val="D86DCB" w:themeColor="accent5" w:themeTint="99"/>
+          <w:sz w:val="32"/>
+          <w:szCs w:val="32"/>
+        </w:rPr>
+        <w:t>this.marks</w:t>
+      </w:r>
+      <w:proofErr w:type="spellEnd"/>
+      <w:r>
+        <w:rPr>
+          <w:b/>
+          <w:bCs/>
+          <w:color w:val="D86DCB" w:themeColor="accent5" w:themeTint="99"/>
+          <w:sz w:val="32"/>
+          <w:szCs w:val="32"/>
+        </w:rPr>
+        <w:t>);</w:t>
+      </w:r>
+    </w:p>
+    <w:p>
+      <w:pPr>
+        <w:jc w:val="both"/>
+        <w:rPr>
+          <w:b/>
+          <w:bCs/>
+          <w:color w:val="D86DCB" w:themeColor="accent5" w:themeTint="99"/>
+          <w:sz w:val="32"/>
+          <w:szCs w:val="32"/>
+        </w:rPr>
+      </w:pPr>
+      <w:r>
+        <w:rPr>
+          <w:b/>
+          <w:bCs/>
+          <w:color w:val="D86DCB" w:themeColor="accent5" w:themeTint="99"/>
+          <w:sz w:val="32"/>
+          <w:szCs w:val="32"/>
+        </w:rPr>
+        <w:t xml:space="preserve">  @override</w:t>
+      </w:r>
+    </w:p>
+    <w:p>
+      <w:pPr>
+        <w:jc w:val="both"/>
+        <w:rPr>
+          <w:b/>
+          <w:bCs/>
+          <w:color w:val="D86DCB" w:themeColor="accent5" w:themeTint="99"/>
+          <w:sz w:val="32"/>
+          <w:szCs w:val="32"/>
+        </w:rPr>
+      </w:pPr>
+      <w:r>
+        <w:rPr>
+          <w:b/>
+          <w:bCs/>
+          <w:color w:val="D86DCB" w:themeColor="accent5" w:themeTint="99"/>
+          <w:sz w:val="32"/>
+          <w:szCs w:val="32"/>
+        </w:rPr>
+        <w:t xml:space="preserve">  int </w:t>
+      </w:r>
+      <w:proofErr w:type="spellStart"/>
+      <w:r>
+        <w:rPr>
+          <w:b/>
+          <w:bCs/>
+          <w:color w:val="D86DCB" w:themeColor="accent5" w:themeTint="99"/>
+          <w:sz w:val="32"/>
+          <w:szCs w:val="32"/>
+        </w:rPr>
+        <w:t>compareTo</w:t>
+      </w:r>
+      <w:proofErr w:type="spellEnd"/>
+      <w:r>
+        <w:rPr>
+          <w:b/>
+          <w:bCs/>
+          <w:color w:val="D86DCB" w:themeColor="accent5" w:themeTint="99"/>
+          <w:sz w:val="32"/>
+          <w:szCs w:val="32"/>
+        </w:rPr>
+        <w:t>(Student other) {</w:t>
+      </w:r>
+    </w:p>
+    <w:p>
+      <w:pPr>
+        <w:jc w:val="both"/>
+        <w:rPr>
+          <w:b/>
+          <w:bCs/>
+          <w:color w:val="D86DCB" w:themeColor="accent5" w:themeTint="99"/>
+          <w:sz w:val="32"/>
+          <w:szCs w:val="32"/>
+        </w:rPr>
+      </w:pPr>
+      <w:r>
+        <w:rPr>
+          <w:b/>
+          <w:bCs/>
+          <w:color w:val="D86DCB" w:themeColor="accent5" w:themeTint="99"/>
+          <w:sz w:val="32"/>
+          <w:szCs w:val="32"/>
+        </w:rPr>
+        <w:t xml:space="preserve">    return </w:t>
+      </w:r>
+      <w:proofErr w:type="spellStart"/>
+      <w:r>
+        <w:rPr>
+          <w:b/>
+          <w:bCs/>
+          <w:color w:val="D86DCB" w:themeColor="accent5" w:themeTint="99"/>
+          <w:sz w:val="32"/>
+          <w:szCs w:val="32"/>
+        </w:rPr>
+        <w:t>marks.compareTo</w:t>
+      </w:r>
+      <w:proofErr w:type="spellEnd"/>
+      <w:r>
+        <w:rPr>
+          <w:b/>
+          <w:bCs/>
+          <w:color w:val="D86DCB" w:themeColor="accent5" w:themeTint="99"/>
+          <w:sz w:val="32"/>
+          <w:szCs w:val="32"/>
+        </w:rPr>
         <w:t>(</w:t>
       </w:r>
-      <w:proofErr w:type="gramEnd"/>
-      <w:r>
-        <w:rPr>
-          <w:b/>
-          <w:bCs/>
-          <w:sz w:val="32"/>
-          <w:szCs w:val="32"/>
-        </w:rPr>
-        <w:t>)</w:t>
-      </w:r>
-      <w:r>
-        <w:rPr>
-          <w:sz w:val="32"/>
-          <w:szCs w:val="32"/>
-        </w:rPr>
-        <w:t xml:space="preserve"> method</w:t>
-      </w:r>
-      <w:r>
-        <w:rPr>
-          <w:sz w:val="32"/>
-          <w:szCs w:val="32"/>
-        </w:rPr>
-        <w:t xml:space="preserve"> that will take an instance (</w:t>
-      </w:r>
-      <w:r>
-        <w:rPr>
-          <w:b/>
-          <w:bCs/>
-          <w:sz w:val="32"/>
-          <w:szCs w:val="32"/>
-        </w:rPr>
-        <w:t>other</w:t>
-      </w:r>
-      <w:r>
-        <w:rPr>
-          <w:sz w:val="32"/>
-          <w:szCs w:val="32"/>
-        </w:rPr>
-        <w:t xml:space="preserve">) of </w:t>
-      </w:r>
-      <w:r>
-        <w:rPr>
-          <w:b/>
-          <w:bCs/>
-          <w:sz w:val="32"/>
-          <w:szCs w:val="32"/>
-        </w:rPr>
-        <w:t>Student</w:t>
-      </w:r>
-      <w:r>
-        <w:rPr>
-          <w:sz w:val="32"/>
-          <w:szCs w:val="32"/>
-        </w:rPr>
-        <w:t xml:space="preserve"> as a parameter and compares current classes </w:t>
-      </w:r>
-      <w:r>
-        <w:rPr>
-          <w:b/>
-          <w:bCs/>
-          <w:sz w:val="32"/>
-          <w:szCs w:val="32"/>
-        </w:rPr>
-        <w:t>marks</w:t>
-      </w:r>
-      <w:r>
-        <w:rPr>
-          <w:sz w:val="32"/>
-          <w:szCs w:val="32"/>
-        </w:rPr>
-        <w:t xml:space="preserve"> with </w:t>
-      </w:r>
-      <w:r>
-        <w:rPr>
-          <w:b/>
-          <w:bCs/>
-          <w:sz w:val="32"/>
-          <w:szCs w:val="32"/>
-        </w:rPr>
-        <w:t>other</w:t>
-      </w:r>
-      <w:r>
-        <w:rPr>
-          <w:sz w:val="32"/>
-          <w:szCs w:val="32"/>
-        </w:rPr>
-        <w:t xml:space="preserve"> instances marks</w:t>
-      </w:r>
-    </w:p>
-    <w:p>
-      <w:pPr>
-        <w:jc w:val="both"/>
-        <w:rPr>
-          <w:sz w:val="32"/>
-          <w:szCs w:val="32"/>
-        </w:rPr>
-      </w:pPr>
-      <w:r>
-        <w:rPr>
-          <w:sz w:val="32"/>
-          <w:szCs w:val="32"/>
-        </w:rPr>
-        <w:t xml:space="preserve"># So, </w:t>
-      </w:r>
-      <w:proofErr w:type="gramStart"/>
-      <w:r>
-        <w:rPr>
-          <w:sz w:val="32"/>
-          <w:szCs w:val="32"/>
-        </w:rPr>
-        <w:t xml:space="preserve">now </w:t>
-      </w:r>
-      <w:r>
-        <w:rPr>
-          <w:b/>
-          <w:bCs/>
-          <w:sz w:val="32"/>
-          <w:szCs w:val="32"/>
-        </w:rPr>
-        <w:t>.sort</w:t>
-      </w:r>
-      <w:proofErr w:type="gramEnd"/>
-      <w:r>
-        <w:rPr>
-          <w:b/>
-          <w:bCs/>
-          <w:sz w:val="32"/>
-          <w:szCs w:val="32"/>
-        </w:rPr>
-        <w:t>()</w:t>
-      </w:r>
-      <w:r>
-        <w:rPr>
-          <w:sz w:val="32"/>
-          <w:szCs w:val="32"/>
-        </w:rPr>
-        <w:t xml:space="preserve"> method works and sorts based on marks in ascending order.</w:t>
-      </w:r>
-    </w:p>
-    <w:p>
-      <w:pPr>
-        <w:jc w:val="both"/>
-        <w:rPr>
-          <w:b/>
-          <w:bCs/>
-          <w:color w:val="D86DCB" w:themeColor="accent5" w:themeTint="99"/>
-          <w:sz w:val="32"/>
-          <w:szCs w:val="32"/>
-        </w:rPr>
-      </w:pPr>
-      <w:r>
-        <w:rPr>
-          <w:b/>
-          <w:bCs/>
-          <w:color w:val="D86DCB" w:themeColor="accent5" w:themeTint="99"/>
-          <w:sz w:val="32"/>
-          <w:szCs w:val="32"/>
-        </w:rPr>
-        <w:t>class Student implements Comparable&lt;Student&gt; {</w:t>
-      </w:r>
-    </w:p>
-    <w:p>
-      <w:pPr>
-        <w:jc w:val="both"/>
-        <w:rPr>
-          <w:b/>
-          <w:bCs/>
-          <w:color w:val="D86DCB" w:themeColor="accent5" w:themeTint="99"/>
-          <w:sz w:val="32"/>
-          <w:szCs w:val="32"/>
-        </w:rPr>
-      </w:pPr>
-      <w:r>
-        <w:rPr>
-          <w:b/>
-          <w:bCs/>
-          <w:color w:val="D86DCB" w:themeColor="accent5" w:themeTint="99"/>
-          <w:sz w:val="32"/>
-          <w:szCs w:val="32"/>
-        </w:rPr>
-        <w:t xml:space="preserve">  final int marks;</w:t>
-      </w:r>
-    </w:p>
-    <w:p>
-      <w:pPr>
-        <w:jc w:val="both"/>
-        <w:rPr>
-          <w:b/>
-          <w:bCs/>
-          <w:color w:val="D86DCB" w:themeColor="accent5" w:themeTint="99"/>
-          <w:sz w:val="32"/>
-          <w:szCs w:val="32"/>
-        </w:rPr>
-      </w:pPr>
-      <w:r>
-        <w:rPr>
-          <w:b/>
-          <w:bCs/>
-          <w:color w:val="D86DCB" w:themeColor="accent5" w:themeTint="99"/>
-          <w:sz w:val="32"/>
-          <w:szCs w:val="32"/>
-        </w:rPr>
-        <w:t xml:space="preserve">  const Student(</w:t>
-      </w:r>
       <w:proofErr w:type="spellStart"/>
-      <w:proofErr w:type="gramStart"/>
-      <w:r>
-        <w:rPr>
-          <w:b/>
-          <w:bCs/>
-          <w:color w:val="D86DCB" w:themeColor="accent5" w:themeTint="99"/>
-          <w:sz w:val="32"/>
-          <w:szCs w:val="32"/>
-        </w:rPr>
-        <w:t>this.marks</w:t>
+      <w:r>
+        <w:rPr>
+          <w:b/>
+          <w:bCs/>
+          <w:color w:val="D86DCB" w:themeColor="accent5" w:themeTint="99"/>
+          <w:sz w:val="32"/>
+          <w:szCs w:val="32"/>
+        </w:rPr>
+        <w:t>other.marks</w:t>
       </w:r>
       <w:proofErr w:type="spellEnd"/>
-      <w:proofErr w:type="gramEnd"/>
       <w:r>
         <w:rPr>
           <w:b/>
@@ -5085,6 +4849,28 @@
           <w:sz w:val="32"/>
           <w:szCs w:val="32"/>
         </w:rPr>
+        <w:t xml:space="preserve">  }</w:t>
+      </w:r>
+    </w:p>
+    <w:p>
+      <w:pPr>
+        <w:jc w:val="both"/>
+        <w:rPr>
+          <w:b/>
+          <w:bCs/>
+          <w:color w:val="D86DCB" w:themeColor="accent5" w:themeTint="99"/>
+          <w:sz w:val="32"/>
+          <w:szCs w:val="32"/>
+        </w:rPr>
+      </w:pPr>
+      <w:r>
+        <w:rPr>
+          <w:b/>
+          <w:bCs/>
+          <w:color w:val="D86DCB" w:themeColor="accent5" w:themeTint="99"/>
+          <w:sz w:val="32"/>
+          <w:szCs w:val="32"/>
+        </w:rPr>
         <w:t xml:space="preserve">  @override</w:t>
       </w:r>
     </w:p>
@@ -5107,19 +4893,18 @@
           <w:sz w:val="32"/>
           <w:szCs w:val="32"/>
         </w:rPr>
-        <w:t xml:space="preserve">  int </w:t>
+        <w:t xml:space="preserve">  String </w:t>
       </w:r>
       <w:proofErr w:type="spellStart"/>
-      <w:proofErr w:type="gramStart"/>
-      <w:r>
-        <w:rPr>
-          <w:b/>
-          <w:bCs/>
-          <w:color w:val="D86DCB" w:themeColor="accent5" w:themeTint="99"/>
-          <w:sz w:val="32"/>
-          <w:szCs w:val="32"/>
-        </w:rPr>
-        <w:t>compareTo</w:t>
+      <w:r>
+        <w:rPr>
+          <w:b/>
+          <w:bCs/>
+          <w:color w:val="D86DCB" w:themeColor="accent5" w:themeTint="99"/>
+          <w:sz w:val="32"/>
+          <w:szCs w:val="32"/>
+        </w:rPr>
+        <w:t>toString</w:t>
       </w:r>
       <w:proofErr w:type="spellEnd"/>
       <w:r>
@@ -5130,186 +4915,7 @@
           <w:sz w:val="32"/>
           <w:szCs w:val="32"/>
         </w:rPr>
-        <w:t>(</w:t>
-      </w:r>
-      <w:proofErr w:type="gramEnd"/>
-      <w:r>
-        <w:rPr>
-          <w:b/>
-          <w:bCs/>
-          <w:color w:val="D86DCB" w:themeColor="accent5" w:themeTint="99"/>
-          <w:sz w:val="32"/>
-          <w:szCs w:val="32"/>
-        </w:rPr>
-        <w:t>Student other) {</w:t>
-      </w:r>
-    </w:p>
-    <w:p>
-      <w:pPr>
-        <w:jc w:val="both"/>
-        <w:rPr>
-          <w:b/>
-          <w:bCs/>
-          <w:color w:val="D86DCB" w:themeColor="accent5" w:themeTint="99"/>
-          <w:sz w:val="32"/>
-          <w:szCs w:val="32"/>
-        </w:rPr>
-      </w:pPr>
-      <w:r>
-        <w:rPr>
-          <w:b/>
-          <w:bCs/>
-          <w:color w:val="D86DCB" w:themeColor="accent5" w:themeTint="99"/>
-          <w:sz w:val="32"/>
-          <w:szCs w:val="32"/>
-        </w:rPr>
-        <w:t xml:space="preserve">    return </w:t>
-      </w:r>
-      <w:proofErr w:type="spellStart"/>
-      <w:proofErr w:type="gramStart"/>
-      <w:r>
-        <w:rPr>
-          <w:b/>
-          <w:bCs/>
-          <w:color w:val="D86DCB" w:themeColor="accent5" w:themeTint="99"/>
-          <w:sz w:val="32"/>
-          <w:szCs w:val="32"/>
-        </w:rPr>
-        <w:t>marks.compareTo</w:t>
-      </w:r>
-      <w:proofErr w:type="spellEnd"/>
-      <w:proofErr w:type="gramEnd"/>
-      <w:r>
-        <w:rPr>
-          <w:b/>
-          <w:bCs/>
-          <w:color w:val="D86DCB" w:themeColor="accent5" w:themeTint="99"/>
-          <w:sz w:val="32"/>
-          <w:szCs w:val="32"/>
-        </w:rPr>
-        <w:t>(</w:t>
-      </w:r>
-      <w:proofErr w:type="spellStart"/>
-      <w:r>
-        <w:rPr>
-          <w:b/>
-          <w:bCs/>
-          <w:color w:val="D86DCB" w:themeColor="accent5" w:themeTint="99"/>
-          <w:sz w:val="32"/>
-          <w:szCs w:val="32"/>
-        </w:rPr>
-        <w:t>other.marks</w:t>
-      </w:r>
-      <w:proofErr w:type="spellEnd"/>
-      <w:r>
-        <w:rPr>
-          <w:b/>
-          <w:bCs/>
-          <w:color w:val="D86DCB" w:themeColor="accent5" w:themeTint="99"/>
-          <w:sz w:val="32"/>
-          <w:szCs w:val="32"/>
-        </w:rPr>
-        <w:t>);</w:t>
-      </w:r>
-    </w:p>
-    <w:p>
-      <w:pPr>
-        <w:jc w:val="both"/>
-        <w:rPr>
-          <w:b/>
-          <w:bCs/>
-          <w:color w:val="D86DCB" w:themeColor="accent5" w:themeTint="99"/>
-          <w:sz w:val="32"/>
-          <w:szCs w:val="32"/>
-        </w:rPr>
-      </w:pPr>
-      <w:r>
-        <w:rPr>
-          <w:b/>
-          <w:bCs/>
-          <w:color w:val="D86DCB" w:themeColor="accent5" w:themeTint="99"/>
-          <w:sz w:val="32"/>
-          <w:szCs w:val="32"/>
-        </w:rPr>
-        <w:t xml:space="preserve">  }</w:t>
-      </w:r>
-    </w:p>
-    <w:p>
-      <w:pPr>
-        <w:jc w:val="both"/>
-        <w:rPr>
-          <w:b/>
-          <w:bCs/>
-          <w:color w:val="D86DCB" w:themeColor="accent5" w:themeTint="99"/>
-          <w:sz w:val="32"/>
-          <w:szCs w:val="32"/>
-        </w:rPr>
-      </w:pPr>
-      <w:r>
-        <w:rPr>
-          <w:b/>
-          <w:bCs/>
-          <w:color w:val="D86DCB" w:themeColor="accent5" w:themeTint="99"/>
-          <w:sz w:val="32"/>
-          <w:szCs w:val="32"/>
-        </w:rPr>
-        <w:t xml:space="preserve">  @override</w:t>
-      </w:r>
-    </w:p>
-    <w:p>
-      <w:pPr>
-        <w:jc w:val="both"/>
-        <w:rPr>
-          <w:b/>
-          <w:bCs/>
-          <w:color w:val="D86DCB" w:themeColor="accent5" w:themeTint="99"/>
-          <w:sz w:val="32"/>
-          <w:szCs w:val="32"/>
-        </w:rPr>
-      </w:pPr>
-      <w:r>
-        <w:rPr>
-          <w:b/>
-          <w:bCs/>
-          <w:color w:val="D86DCB" w:themeColor="accent5" w:themeTint="99"/>
-          <w:sz w:val="32"/>
-          <w:szCs w:val="32"/>
-        </w:rPr>
-        <w:t xml:space="preserve">  String </w:t>
-      </w:r>
-      <w:proofErr w:type="spellStart"/>
-      <w:proofErr w:type="gramStart"/>
-      <w:r>
-        <w:rPr>
-          <w:b/>
-          <w:bCs/>
-          <w:color w:val="D86DCB" w:themeColor="accent5" w:themeTint="99"/>
-          <w:sz w:val="32"/>
-          <w:szCs w:val="32"/>
-        </w:rPr>
-        <w:t>toString</w:t>
-      </w:r>
-      <w:proofErr w:type="spellEnd"/>
-      <w:r>
-        <w:rPr>
-          <w:b/>
-          <w:bCs/>
-          <w:color w:val="D86DCB" w:themeColor="accent5" w:themeTint="99"/>
-          <w:sz w:val="32"/>
-          <w:szCs w:val="32"/>
-        </w:rPr>
-        <w:t>(</w:t>
-      </w:r>
-      <w:proofErr w:type="gramEnd"/>
-      <w:r>
-        <w:rPr>
-          <w:b/>
-          <w:bCs/>
-          <w:color w:val="D86DCB" w:themeColor="accent5" w:themeTint="99"/>
-          <w:sz w:val="32"/>
-          <w:szCs w:val="32"/>
-        </w:rPr>
-        <w:t>) {</w:t>
+        <w:t>() {</w:t>
       </w:r>
     </w:p>
     <w:p>
@@ -5442,117 +5048,51 @@
           <w:sz w:val="32"/>
           <w:szCs w:val="32"/>
         </w:rPr>
-        <w:t xml:space="preserve">    </w:t>
-      </w:r>
-      <w:proofErr w:type="gramStart"/>
-      <w:r>
-        <w:rPr>
-          <w:b/>
-          <w:bCs/>
-          <w:color w:val="D86DCB" w:themeColor="accent5" w:themeTint="99"/>
-          <w:sz w:val="32"/>
-          <w:szCs w:val="32"/>
-        </w:rPr>
-        <w:t>Student(</w:t>
-      </w:r>
-      <w:proofErr w:type="gramEnd"/>
-      <w:r>
-        <w:rPr>
-          <w:b/>
-          <w:bCs/>
-          <w:color w:val="D86DCB" w:themeColor="accent5" w:themeTint="99"/>
-          <w:sz w:val="32"/>
-          <w:szCs w:val="32"/>
-        </w:rPr>
-        <w:t>90),</w:t>
-      </w:r>
-    </w:p>
-    <w:p>
-      <w:pPr>
-        <w:jc w:val="both"/>
-        <w:rPr>
-          <w:b/>
-          <w:bCs/>
-          <w:color w:val="D86DCB" w:themeColor="accent5" w:themeTint="99"/>
-          <w:sz w:val="32"/>
-          <w:szCs w:val="32"/>
-        </w:rPr>
-      </w:pPr>
-      <w:r>
-        <w:rPr>
-          <w:b/>
-          <w:bCs/>
-          <w:color w:val="D86DCB" w:themeColor="accent5" w:themeTint="99"/>
-          <w:sz w:val="32"/>
-          <w:szCs w:val="32"/>
-        </w:rPr>
-        <w:t xml:space="preserve">    </w:t>
-      </w:r>
-      <w:proofErr w:type="gramStart"/>
-      <w:r>
-        <w:rPr>
-          <w:b/>
-          <w:bCs/>
-          <w:color w:val="D86DCB" w:themeColor="accent5" w:themeTint="99"/>
-          <w:sz w:val="32"/>
-          <w:szCs w:val="32"/>
-        </w:rPr>
-        <w:t>Student(</w:t>
-      </w:r>
-      <w:proofErr w:type="gramEnd"/>
-      <w:r>
-        <w:rPr>
-          <w:b/>
-          <w:bCs/>
-          <w:color w:val="D86DCB" w:themeColor="accent5" w:themeTint="99"/>
-          <w:sz w:val="32"/>
-          <w:szCs w:val="32"/>
-        </w:rPr>
-        <w:t>76),</w:t>
-      </w:r>
-    </w:p>
-    <w:p>
-      <w:pPr>
-        <w:jc w:val="both"/>
-        <w:rPr>
-          <w:b/>
-          <w:bCs/>
-          <w:color w:val="D86DCB" w:themeColor="accent5" w:themeTint="99"/>
-          <w:sz w:val="32"/>
-          <w:szCs w:val="32"/>
-        </w:rPr>
-      </w:pPr>
-      <w:r>
-        <w:rPr>
-          <w:b/>
-          <w:bCs/>
-          <w:color w:val="D86DCB" w:themeColor="accent5" w:themeTint="99"/>
-          <w:sz w:val="32"/>
-          <w:szCs w:val="32"/>
-        </w:rPr>
-        <w:t xml:space="preserve">    </w:t>
-      </w:r>
-      <w:proofErr w:type="gramStart"/>
-      <w:r>
-        <w:rPr>
-          <w:b/>
-          <w:bCs/>
-          <w:color w:val="D86DCB" w:themeColor="accent5" w:themeTint="99"/>
-          <w:sz w:val="32"/>
-          <w:szCs w:val="32"/>
-        </w:rPr>
-        <w:t>Student(</w:t>
-      </w:r>
-      <w:proofErr w:type="gramEnd"/>
-      <w:r>
-        <w:rPr>
-          <w:b/>
-          <w:bCs/>
-          <w:color w:val="D86DCB" w:themeColor="accent5" w:themeTint="99"/>
-          <w:sz w:val="32"/>
-          <w:szCs w:val="32"/>
-        </w:rPr>
-        <w:t>81)</w:t>
+        <w:t xml:space="preserve">    Student(90),</w:t>
+      </w:r>
+    </w:p>
+    <w:p>
+      <w:pPr>
+        <w:jc w:val="both"/>
+        <w:rPr>
+          <w:b/>
+          <w:bCs/>
+          <w:color w:val="D86DCB" w:themeColor="accent5" w:themeTint="99"/>
+          <w:sz w:val="32"/>
+          <w:szCs w:val="32"/>
+        </w:rPr>
+      </w:pPr>
+      <w:r>
+        <w:rPr>
+          <w:b/>
+          <w:bCs/>
+          <w:color w:val="D86DCB" w:themeColor="accent5" w:themeTint="99"/>
+          <w:sz w:val="32"/>
+          <w:szCs w:val="32"/>
+        </w:rPr>
+        <w:t xml:space="preserve">    Student(76),</w:t>
+      </w:r>
+    </w:p>
+    <w:p>
+      <w:pPr>
+        <w:jc w:val="both"/>
+        <w:rPr>
+          <w:b/>
+          <w:bCs/>
+          <w:color w:val="D86DCB" w:themeColor="accent5" w:themeTint="99"/>
+          <w:sz w:val="32"/>
+          <w:szCs w:val="32"/>
+        </w:rPr>
+      </w:pPr>
+      <w:r>
+        <w:rPr>
+          <w:b/>
+          <w:bCs/>
+          <w:color w:val="D86DCB" w:themeColor="accent5" w:themeTint="99"/>
+          <w:sz w:val="32"/>
+          <w:szCs w:val="32"/>
+        </w:rPr>
+        <w:t xml:space="preserve">    Student(81)</w:t>
       </w:r>
     </w:p>
     <w:p>
@@ -5599,7 +5139,6 @@
         <w:t xml:space="preserve">  </w:t>
       </w:r>
       <w:proofErr w:type="spellStart"/>
-      <w:proofErr w:type="gramStart"/>
       <w:r>
         <w:rPr>
           <w:b/>
@@ -5611,7 +5150,6 @@
         <w:t>students.sort</w:t>
       </w:r>
       <w:proofErr w:type="spellEnd"/>
-      <w:proofErr w:type="gramEnd"/>
       <w:r>
         <w:rPr>
           <w:b/>
@@ -5749,17 +5287,7 @@
           <w:sz w:val="32"/>
           <w:szCs w:val="32"/>
         </w:rPr>
-        <w:t xml:space="preserve">  </w:t>
-      </w:r>
-      <w:r>
-        <w:rPr>
-          <w:b/>
-          <w:bCs/>
-          <w:color w:val="D86DCB" w:themeColor="accent5" w:themeTint="99"/>
-          <w:sz w:val="32"/>
-          <w:szCs w:val="32"/>
-        </w:rPr>
-        <w:t>…</w:t>
+        <w:t xml:space="preserve">  …</w:t>
       </w:r>
     </w:p>
     <w:p>
@@ -5806,7 +5334,6 @@
         <w:t xml:space="preserve">  int </w:t>
       </w:r>
       <w:proofErr w:type="spellStart"/>
-      <w:proofErr w:type="gramStart"/>
       <w:r>
         <w:rPr>
           <w:b/>
@@ -5826,18 +5353,7 @@
           <w:sz w:val="32"/>
           <w:szCs w:val="32"/>
         </w:rPr>
-        <w:t>(</w:t>
-      </w:r>
-      <w:proofErr w:type="gramEnd"/>
-      <w:r>
-        <w:rPr>
-          <w:b/>
-          <w:bCs/>
-          <w:color w:val="D86DCB" w:themeColor="accent5" w:themeTint="99"/>
-          <w:sz w:val="32"/>
-          <w:szCs w:val="32"/>
-        </w:rPr>
-        <w:t>Student other) {</w:t>
+        <w:t>(Student other) {</w:t>
       </w:r>
     </w:p>
     <w:p>
@@ -5862,27 +5378,15 @@
         <w:t xml:space="preserve">    return </w:t>
       </w:r>
       <w:proofErr w:type="spellStart"/>
-      <w:proofErr w:type="gramStart"/>
-      <w:r>
-        <w:rPr>
-          <w:b/>
-          <w:bCs/>
-          <w:color w:val="D86DCB" w:themeColor="accent5" w:themeTint="99"/>
-          <w:sz w:val="32"/>
-          <w:szCs w:val="32"/>
-        </w:rPr>
-        <w:t>other.marks</w:t>
-      </w:r>
-      <w:proofErr w:type="gramEnd"/>
-      <w:r>
-        <w:rPr>
-          <w:b/>
-          <w:bCs/>
-          <w:color w:val="D86DCB" w:themeColor="accent5" w:themeTint="99"/>
-          <w:sz w:val="32"/>
-          <w:szCs w:val="32"/>
-        </w:rPr>
-        <w:t>.compareTo</w:t>
+      <w:r>
+        <w:rPr>
+          <w:b/>
+          <w:bCs/>
+          <w:color w:val="D86DCB" w:themeColor="accent5" w:themeTint="99"/>
+          <w:sz w:val="32"/>
+          <w:szCs w:val="32"/>
+        </w:rPr>
+        <w:t>other.marks.compareTo</w:t>
       </w:r>
       <w:proofErr w:type="spellEnd"/>
       <w:r>
@@ -5937,17 +5441,7 @@
           <w:sz w:val="32"/>
           <w:szCs w:val="32"/>
         </w:rPr>
-        <w:t xml:space="preserve">  </w:t>
-      </w:r>
-      <w:r>
-        <w:rPr>
-          <w:b/>
-          <w:bCs/>
-          <w:color w:val="D86DCB" w:themeColor="accent5" w:themeTint="99"/>
-          <w:sz w:val="32"/>
-          <w:szCs w:val="32"/>
-        </w:rPr>
-        <w:t>…</w:t>
+        <w:t xml:space="preserve">  …</w:t>
       </w:r>
     </w:p>
     <w:p>
@@ -6158,25 +5652,14 @@
           <w:szCs w:val="32"/>
         </w:rPr>
       </w:pPr>
-      <w:proofErr w:type="gramStart"/>
-      <w:r>
-        <w:rPr>
-          <w:b/>
-          <w:bCs/>
-          <w:sz w:val="32"/>
-          <w:szCs w:val="32"/>
-        </w:rPr>
-        <w:t>call(</w:t>
-      </w:r>
-      <w:proofErr w:type="gramEnd"/>
-      <w:r>
-        <w:rPr>
-          <w:b/>
-          <w:bCs/>
-          <w:sz w:val="32"/>
-          <w:szCs w:val="32"/>
-        </w:rPr>
-        <w:t>) Method:</w:t>
+      <w:r>
+        <w:rPr>
+          <w:b/>
+          <w:bCs/>
+          <w:sz w:val="32"/>
+          <w:szCs w:val="32"/>
+        </w:rPr>
+        <w:t>call() Method:</w:t>
       </w:r>
     </w:p>
     <w:p>
@@ -6194,25 +5677,14 @@
         </w:rPr>
         <w:t xml:space="preserve"># If our class defines </w:t>
       </w:r>
-      <w:proofErr w:type="gramStart"/>
-      <w:r>
-        <w:rPr>
-          <w:b/>
-          <w:bCs/>
-          <w:sz w:val="32"/>
-          <w:szCs w:val="32"/>
-        </w:rPr>
-        <w:t>call(</w:t>
-      </w:r>
-      <w:proofErr w:type="gramEnd"/>
-      <w:r>
-        <w:rPr>
-          <w:b/>
-          <w:bCs/>
-          <w:sz w:val="32"/>
-          <w:szCs w:val="32"/>
-        </w:rPr>
-        <w:t>)</w:t>
+      <w:r>
+        <w:rPr>
+          <w:b/>
+          <w:bCs/>
+          <w:sz w:val="32"/>
+          <w:szCs w:val="32"/>
+        </w:rPr>
+        <w:t>call()</w:t>
       </w:r>
       <w:r>
         <w:rPr>
@@ -6222,7 +5694,6 @@
         <w:t xml:space="preserve"> method then the Object behaves like a function. The Object itself becomes callable like instead of </w:t>
       </w:r>
       <w:proofErr w:type="spellStart"/>
-      <w:proofErr w:type="gramStart"/>
       <w:r>
         <w:rPr>
           <w:b/>
@@ -6233,7 +5704,6 @@
         <w:t>add.call</w:t>
       </w:r>
       <w:proofErr w:type="spellEnd"/>
-      <w:proofErr w:type="gramEnd"/>
       <w:r>
         <w:rPr>
           <w:b/>
@@ -6467,29 +5937,7 @@
           <w:sz w:val="32"/>
           <w:szCs w:val="32"/>
         </w:rPr>
-        <w:t xml:space="preserve">  int </w:t>
-      </w:r>
-      <w:proofErr w:type="gramStart"/>
-      <w:r>
-        <w:rPr>
-          <w:b/>
-          <w:bCs/>
-          <w:color w:val="D86DCB" w:themeColor="accent5" w:themeTint="99"/>
-          <w:sz w:val="32"/>
-          <w:szCs w:val="32"/>
-        </w:rPr>
-        <w:t>call(</w:t>
-      </w:r>
-      <w:proofErr w:type="gramEnd"/>
-      <w:r>
-        <w:rPr>
-          <w:b/>
-          <w:bCs/>
-          <w:color w:val="D86DCB" w:themeColor="accent5" w:themeTint="99"/>
-          <w:sz w:val="32"/>
-          <w:szCs w:val="32"/>
-        </w:rPr>
-        <w:t>int a, int b) {</w:t>
+        <w:t xml:space="preserve">  int call(int a, int b) {</w:t>
       </w:r>
     </w:p>
     <w:p>
@@ -6599,73 +6047,29 @@
           <w:sz w:val="32"/>
           <w:szCs w:val="32"/>
         </w:rPr>
-        <w:t xml:space="preserve">  final add = </w:t>
-      </w:r>
-      <w:proofErr w:type="gramStart"/>
-      <w:r>
-        <w:rPr>
-          <w:b/>
-          <w:bCs/>
-          <w:color w:val="D86DCB" w:themeColor="accent5" w:themeTint="99"/>
-          <w:sz w:val="32"/>
-          <w:szCs w:val="32"/>
-        </w:rPr>
-        <w:t>Adder(</w:t>
-      </w:r>
-      <w:proofErr w:type="gramEnd"/>
-      <w:r>
-        <w:rPr>
-          <w:b/>
-          <w:bCs/>
-          <w:color w:val="D86DCB" w:themeColor="accent5" w:themeTint="99"/>
-          <w:sz w:val="32"/>
-          <w:szCs w:val="32"/>
-        </w:rPr>
-        <w:t>);</w:t>
-      </w:r>
-    </w:p>
-    <w:p>
-      <w:pPr>
-        <w:jc w:val="both"/>
-        <w:rPr>
-          <w:b/>
-          <w:bCs/>
-          <w:color w:val="D86DCB" w:themeColor="accent5" w:themeTint="99"/>
-          <w:sz w:val="32"/>
-          <w:szCs w:val="32"/>
-        </w:rPr>
-      </w:pPr>
-      <w:r>
-        <w:rPr>
-          <w:b/>
-          <w:bCs/>
-          <w:color w:val="D86DCB" w:themeColor="accent5" w:themeTint="99"/>
-          <w:sz w:val="32"/>
-          <w:szCs w:val="32"/>
-        </w:rPr>
-        <w:t xml:space="preserve">  final result = </w:t>
-      </w:r>
-      <w:proofErr w:type="gramStart"/>
-      <w:r>
-        <w:rPr>
-          <w:b/>
-          <w:bCs/>
-          <w:color w:val="D86DCB" w:themeColor="accent5" w:themeTint="99"/>
-          <w:sz w:val="32"/>
-          <w:szCs w:val="32"/>
-        </w:rPr>
-        <w:t>add(</w:t>
-      </w:r>
-      <w:proofErr w:type="gramEnd"/>
-      <w:r>
-        <w:rPr>
-          <w:b/>
-          <w:bCs/>
-          <w:color w:val="D86DCB" w:themeColor="accent5" w:themeTint="99"/>
-          <w:sz w:val="32"/>
-          <w:szCs w:val="32"/>
-        </w:rPr>
-        <w:t>2, 3);</w:t>
+        <w:t xml:space="preserve">  final add = Adder();</w:t>
+      </w:r>
+    </w:p>
+    <w:p>
+      <w:pPr>
+        <w:jc w:val="both"/>
+        <w:rPr>
+          <w:b/>
+          <w:bCs/>
+          <w:color w:val="D86DCB" w:themeColor="accent5" w:themeTint="99"/>
+          <w:sz w:val="32"/>
+          <w:szCs w:val="32"/>
+        </w:rPr>
+      </w:pPr>
+      <w:r>
+        <w:rPr>
+          <w:b/>
+          <w:bCs/>
+          <w:color w:val="D86DCB" w:themeColor="accent5" w:themeTint="99"/>
+          <w:sz w:val="32"/>
+          <w:szCs w:val="32"/>
+        </w:rPr>
+        <w:t xml:space="preserve">  final result = add(2, 3);</w:t>
       </w:r>
     </w:p>
     <w:p>
@@ -6758,7 +6162,6 @@
         </w:rPr>
       </w:pPr>
       <w:proofErr w:type="spellStart"/>
-      <w:proofErr w:type="gramStart"/>
       <w:r>
         <w:rPr>
           <w:b/>
@@ -6776,17 +6179,7 @@
           <w:sz w:val="32"/>
           <w:szCs w:val="32"/>
         </w:rPr>
-        <w:t>(</w:t>
-      </w:r>
-      <w:proofErr w:type="gramEnd"/>
-      <w:r>
-        <w:rPr>
-          <w:b/>
-          <w:bCs/>
-          <w:sz w:val="32"/>
-          <w:szCs w:val="32"/>
-        </w:rPr>
-        <w:t>):</w:t>
+        <w:t>():</w:t>
       </w:r>
     </w:p>
     <w:p>
@@ -6833,7 +6226,6 @@
         <w:t xml:space="preserve">t like </w:t>
       </w:r>
       <w:proofErr w:type="spellStart"/>
-      <w:proofErr w:type="gramStart"/>
       <w:r>
         <w:rPr>
           <w:b/>
@@ -6844,7 +6236,6 @@
         <w:t>obj.hello</w:t>
       </w:r>
       <w:proofErr w:type="spellEnd"/>
-      <w:proofErr w:type="gramEnd"/>
       <w:r>
         <w:rPr>
           <w:b/>
@@ -7092,7 +6483,6 @@
         <w:t xml:space="preserve">  dynamic </w:t>
       </w:r>
       <w:proofErr w:type="spellStart"/>
-      <w:proofErr w:type="gramStart"/>
       <w:r>
         <w:rPr>
           <w:b/>
@@ -7112,62 +6502,29 @@
           <w:sz w:val="32"/>
           <w:szCs w:val="32"/>
         </w:rPr>
-        <w:t>(</w:t>
-      </w:r>
-      <w:proofErr w:type="gramEnd"/>
-      <w:r>
-        <w:rPr>
-          <w:b/>
-          <w:bCs/>
-          <w:color w:val="D86DCB" w:themeColor="accent5" w:themeTint="99"/>
-          <w:sz w:val="32"/>
-          <w:szCs w:val="32"/>
-        </w:rPr>
-        <w:t>Invocation invocation) {</w:t>
-      </w:r>
-    </w:p>
-    <w:p>
-      <w:pPr>
-        <w:jc w:val="both"/>
-        <w:rPr>
-          <w:b/>
-          <w:bCs/>
-          <w:color w:val="D86DCB" w:themeColor="accent5" w:themeTint="99"/>
-          <w:sz w:val="32"/>
-          <w:szCs w:val="32"/>
-        </w:rPr>
-      </w:pPr>
-      <w:r>
-        <w:rPr>
-          <w:b/>
-          <w:bCs/>
-          <w:color w:val="D86DCB" w:themeColor="accent5" w:themeTint="99"/>
-          <w:sz w:val="32"/>
-          <w:szCs w:val="32"/>
-        </w:rPr>
-        <w:t xml:space="preserve">    </w:t>
-      </w:r>
-      <w:proofErr w:type="gramStart"/>
-      <w:r>
-        <w:rPr>
-          <w:b/>
-          <w:bCs/>
-          <w:color w:val="D86DCB" w:themeColor="accent5" w:themeTint="99"/>
-          <w:sz w:val="32"/>
-          <w:szCs w:val="32"/>
-        </w:rPr>
-        <w:t>print(</w:t>
-      </w:r>
-      <w:proofErr w:type="gramEnd"/>
-      <w:r>
-        <w:rPr>
-          <w:b/>
-          <w:bCs/>
-          <w:color w:val="D86DCB" w:themeColor="accent5" w:themeTint="99"/>
-          <w:sz w:val="32"/>
-          <w:szCs w:val="32"/>
-        </w:rPr>
-        <w:t>"Method doesn't exist");</w:t>
+        <w:t>(Invocation invocation) {</w:t>
+      </w:r>
+    </w:p>
+    <w:p>
+      <w:pPr>
+        <w:jc w:val="both"/>
+        <w:rPr>
+          <w:b/>
+          <w:bCs/>
+          <w:color w:val="D86DCB" w:themeColor="accent5" w:themeTint="99"/>
+          <w:sz w:val="32"/>
+          <w:szCs w:val="32"/>
+        </w:rPr>
+      </w:pPr>
+      <w:r>
+        <w:rPr>
+          <w:b/>
+          <w:bCs/>
+          <w:color w:val="D86DCB" w:themeColor="accent5" w:themeTint="99"/>
+          <w:sz w:val="32"/>
+          <w:szCs w:val="32"/>
+        </w:rPr>
+        <w:t xml:space="preserve">    print("Method doesn't exist");</w:t>
       </w:r>
     </w:p>
     <w:p>
@@ -7255,29 +6612,7 @@
           <w:sz w:val="32"/>
           <w:szCs w:val="32"/>
         </w:rPr>
-        <w:t xml:space="preserve">  final test = </w:t>
-      </w:r>
-      <w:proofErr w:type="gramStart"/>
-      <w:r>
-        <w:rPr>
-          <w:b/>
-          <w:bCs/>
-          <w:color w:val="D86DCB" w:themeColor="accent5" w:themeTint="99"/>
-          <w:sz w:val="32"/>
-          <w:szCs w:val="32"/>
-        </w:rPr>
-        <w:t>Test(</w:t>
-      </w:r>
-      <w:proofErr w:type="gramEnd"/>
-      <w:r>
-        <w:rPr>
-          <w:b/>
-          <w:bCs/>
-          <w:color w:val="D86DCB" w:themeColor="accent5" w:themeTint="99"/>
-          <w:sz w:val="32"/>
-          <w:szCs w:val="32"/>
-        </w:rPr>
-        <w:t>);</w:t>
+        <w:t xml:space="preserve">  final test = Test();</w:t>
       </w:r>
     </w:p>
     <w:p>
@@ -7302,7 +6637,6 @@
         <w:t xml:space="preserve">  </w:t>
       </w:r>
       <w:proofErr w:type="spellStart"/>
-      <w:proofErr w:type="gramStart"/>
       <w:r>
         <w:rPr>
           <w:b/>
@@ -7314,7 +6648,6 @@
         <w:t>test.anything</w:t>
       </w:r>
       <w:proofErr w:type="spellEnd"/>
-      <w:proofErr w:type="gramEnd"/>
       <w:r>
         <w:rPr>
           <w:b/>
@@ -7370,6 +6703,1199 @@
           <w:sz w:val="32"/>
           <w:szCs w:val="32"/>
         </w:rPr>
+        <w:t>Break</w:t>
+      </w:r>
+    </w:p>
+    <w:p>
+      <w:pPr>
+        <w:jc w:val="both"/>
+        <w:rPr>
+          <w:sz w:val="32"/>
+          <w:szCs w:val="32"/>
+        </w:rPr>
+      </w:pPr>
+    </w:p>
+    <w:p>
+      <w:pPr>
+        <w:jc w:val="both"/>
+        <w:rPr>
+          <w:b/>
+          <w:bCs/>
+          <w:sz w:val="32"/>
+          <w:szCs w:val="32"/>
+        </w:rPr>
+      </w:pPr>
+      <w:r>
+        <w:rPr>
+          <w:b/>
+          <w:bCs/>
+          <w:sz w:val="32"/>
+          <w:szCs w:val="32"/>
+        </w:rPr>
+        <w:t>Async constructor and Async in Classes:</w:t>
+      </w:r>
+    </w:p>
+    <w:p>
+      <w:pPr>
+        <w:jc w:val="both"/>
+        <w:rPr>
+          <w:sz w:val="32"/>
+          <w:szCs w:val="32"/>
+        </w:rPr>
+      </w:pPr>
+      <w:r>
+        <w:rPr>
+          <w:sz w:val="32"/>
+          <w:szCs w:val="32"/>
+        </w:rPr>
+        <w:t># In Classes, a constructor cannot be</w:t>
+      </w:r>
+      <w:r>
+        <w:rPr>
+          <w:b/>
+          <w:bCs/>
+          <w:sz w:val="32"/>
+          <w:szCs w:val="32"/>
+        </w:rPr>
+        <w:t xml:space="preserve"> async</w:t>
+      </w:r>
+      <w:r>
+        <w:rPr>
+          <w:sz w:val="32"/>
+          <w:szCs w:val="32"/>
+        </w:rPr>
+        <w:t xml:space="preserve"> because constructors must return an object immediately. An </w:t>
+      </w:r>
+      <w:r>
+        <w:rPr>
+          <w:b/>
+          <w:bCs/>
+          <w:sz w:val="32"/>
+          <w:szCs w:val="32"/>
+        </w:rPr>
+        <w:t>async</w:t>
+      </w:r>
+      <w:r>
+        <w:rPr>
+          <w:sz w:val="32"/>
+          <w:szCs w:val="32"/>
+        </w:rPr>
+        <w:t xml:space="preserve"> function returns a </w:t>
+      </w:r>
+      <w:r>
+        <w:rPr>
+          <w:b/>
+          <w:bCs/>
+          <w:sz w:val="32"/>
+          <w:szCs w:val="32"/>
+        </w:rPr>
+        <w:t>Future</w:t>
+      </w:r>
+      <w:r>
+        <w:rPr>
+          <w:b/>
+          <w:bCs/>
+          <w:sz w:val="32"/>
+          <w:szCs w:val="32"/>
+        </w:rPr>
+        <w:t>&lt;T&gt;</w:t>
+      </w:r>
+      <w:r>
+        <w:rPr>
+          <w:b/>
+          <w:bCs/>
+          <w:sz w:val="32"/>
+          <w:szCs w:val="32"/>
+        </w:rPr>
+        <w:t xml:space="preserve"> </w:t>
+      </w:r>
+      <w:r>
+        <w:rPr>
+          <w:sz w:val="32"/>
+          <w:szCs w:val="32"/>
+        </w:rPr>
+        <w:t>but constructors don’t return</w:t>
+      </w:r>
+      <w:r>
+        <w:rPr>
+          <w:b/>
+          <w:bCs/>
+          <w:sz w:val="32"/>
+          <w:szCs w:val="32"/>
+        </w:rPr>
+        <w:t xml:space="preserve"> Future</w:t>
+      </w:r>
+      <w:r>
+        <w:rPr>
+          <w:b/>
+          <w:bCs/>
+          <w:sz w:val="32"/>
+          <w:szCs w:val="32"/>
+        </w:rPr>
+        <w:t>&lt;T&gt;</w:t>
+      </w:r>
+    </w:p>
+    <w:p>
+      <w:pPr>
+        <w:jc w:val="both"/>
+        <w:rPr>
+          <w:b/>
+          <w:bCs/>
+          <w:color w:val="D86DCB" w:themeColor="accent5" w:themeTint="99"/>
+          <w:sz w:val="32"/>
+          <w:szCs w:val="32"/>
+        </w:rPr>
+      </w:pPr>
+      <w:r>
+        <w:rPr>
+          <w:b/>
+          <w:bCs/>
+          <w:color w:val="D86DCB" w:themeColor="accent5" w:themeTint="99"/>
+          <w:sz w:val="32"/>
+          <w:szCs w:val="32"/>
+        </w:rPr>
+        <w:t>class User {</w:t>
+      </w:r>
+    </w:p>
+    <w:p>
+      <w:pPr>
+        <w:jc w:val="both"/>
+        <w:rPr>
+          <w:b/>
+          <w:bCs/>
+          <w:color w:val="D86DCB" w:themeColor="accent5" w:themeTint="99"/>
+          <w:sz w:val="32"/>
+          <w:szCs w:val="32"/>
+        </w:rPr>
+      </w:pPr>
+      <w:r>
+        <w:rPr>
+          <w:b/>
+          <w:bCs/>
+          <w:color w:val="D86DCB" w:themeColor="accent5" w:themeTint="99"/>
+          <w:sz w:val="32"/>
+          <w:szCs w:val="32"/>
+        </w:rPr>
+        <w:t xml:space="preserve">  User() async { //  Error</w:t>
+      </w:r>
+    </w:p>
+    <w:p>
+      <w:pPr>
+        <w:jc w:val="both"/>
+        <w:rPr>
+          <w:b/>
+          <w:bCs/>
+          <w:color w:val="D86DCB" w:themeColor="accent5" w:themeTint="99"/>
+          <w:sz w:val="32"/>
+          <w:szCs w:val="32"/>
+        </w:rPr>
+      </w:pPr>
+      <w:r>
+        <w:rPr>
+          <w:b/>
+          <w:bCs/>
+          <w:color w:val="D86DCB" w:themeColor="accent5" w:themeTint="99"/>
+          <w:sz w:val="32"/>
+          <w:szCs w:val="32"/>
+        </w:rPr>
+        <w:t xml:space="preserve">    await </w:t>
+      </w:r>
+      <w:proofErr w:type="spellStart"/>
+      <w:r>
+        <w:rPr>
+          <w:b/>
+          <w:bCs/>
+          <w:color w:val="D86DCB" w:themeColor="accent5" w:themeTint="99"/>
+          <w:sz w:val="32"/>
+          <w:szCs w:val="32"/>
+        </w:rPr>
+        <w:t>loadData</w:t>
+      </w:r>
+      <w:proofErr w:type="spellEnd"/>
+      <w:r>
+        <w:rPr>
+          <w:b/>
+          <w:bCs/>
+          <w:color w:val="D86DCB" w:themeColor="accent5" w:themeTint="99"/>
+          <w:sz w:val="32"/>
+          <w:szCs w:val="32"/>
+        </w:rPr>
+        <w:t>();</w:t>
+      </w:r>
+    </w:p>
+    <w:p>
+      <w:pPr>
+        <w:jc w:val="both"/>
+        <w:rPr>
+          <w:b/>
+          <w:bCs/>
+          <w:color w:val="D86DCB" w:themeColor="accent5" w:themeTint="99"/>
+          <w:sz w:val="32"/>
+          <w:szCs w:val="32"/>
+        </w:rPr>
+      </w:pPr>
+      <w:r>
+        <w:rPr>
+          <w:b/>
+          <w:bCs/>
+          <w:color w:val="D86DCB" w:themeColor="accent5" w:themeTint="99"/>
+          <w:sz w:val="32"/>
+          <w:szCs w:val="32"/>
+        </w:rPr>
+        <w:t xml:space="preserve">  }</w:t>
+      </w:r>
+    </w:p>
+    <w:p>
+      <w:pPr>
+        <w:jc w:val="both"/>
+        <w:rPr>
+          <w:b/>
+          <w:bCs/>
+          <w:color w:val="D86DCB" w:themeColor="accent5" w:themeTint="99"/>
+          <w:sz w:val="32"/>
+          <w:szCs w:val="32"/>
+        </w:rPr>
+      </w:pPr>
+      <w:r>
+        <w:rPr>
+          <w:b/>
+          <w:bCs/>
+          <w:color w:val="D86DCB" w:themeColor="accent5" w:themeTint="99"/>
+          <w:sz w:val="32"/>
+          <w:szCs w:val="32"/>
+        </w:rPr>
+        <w:t>}</w:t>
+      </w:r>
+    </w:p>
+    <w:p>
+      <w:pPr>
+        <w:jc w:val="both"/>
+        <w:rPr>
+          <w:sz w:val="32"/>
+          <w:szCs w:val="32"/>
+        </w:rPr>
+      </w:pPr>
+      <w:r>
+        <w:rPr>
+          <w:sz w:val="32"/>
+          <w:szCs w:val="32"/>
+        </w:rPr>
+        <w:t xml:space="preserve"># The Solution is </w:t>
+      </w:r>
+      <w:r>
+        <w:rPr>
+          <w:b/>
+          <w:bCs/>
+          <w:sz w:val="32"/>
+          <w:szCs w:val="32"/>
+        </w:rPr>
+        <w:t>factory</w:t>
+      </w:r>
+      <w:r>
+        <w:rPr>
+          <w:sz w:val="32"/>
+          <w:szCs w:val="32"/>
+        </w:rPr>
+        <w:t xml:space="preserve"> constructor or a </w:t>
+      </w:r>
+      <w:r>
+        <w:rPr>
+          <w:b/>
+          <w:bCs/>
+          <w:sz w:val="32"/>
+          <w:szCs w:val="32"/>
+        </w:rPr>
+        <w:t>static</w:t>
+      </w:r>
+      <w:r>
+        <w:rPr>
+          <w:sz w:val="32"/>
+          <w:szCs w:val="32"/>
+        </w:rPr>
+        <w:t xml:space="preserve"> method that returns a</w:t>
+      </w:r>
+      <w:r>
+        <w:rPr>
+          <w:b/>
+          <w:bCs/>
+          <w:sz w:val="32"/>
+          <w:szCs w:val="32"/>
+        </w:rPr>
+        <w:t xml:space="preserve"> Future&lt;T&gt;</w:t>
+      </w:r>
+      <w:r>
+        <w:rPr>
+          <w:sz w:val="32"/>
+          <w:szCs w:val="32"/>
+        </w:rPr>
+        <w:t xml:space="preserve">. </w:t>
+      </w:r>
+      <w:r>
+        <w:rPr>
+          <w:b/>
+          <w:bCs/>
+          <w:sz w:val="32"/>
+          <w:szCs w:val="32"/>
+        </w:rPr>
+        <w:t>Flutter</w:t>
+      </w:r>
+      <w:r>
+        <w:rPr>
+          <w:sz w:val="32"/>
+          <w:szCs w:val="32"/>
+        </w:rPr>
+        <w:t xml:space="preserve"> usage example, like loading a user from:</w:t>
+      </w:r>
+    </w:p>
+    <w:p>
+      <w:pPr>
+        <w:pStyle w:val="ListParagraph"/>
+        <w:numPr>
+          <w:ilvl w:val="0"/>
+          <w:numId w:val="6"/>
+        </w:numPr>
+        <w:jc w:val="both"/>
+        <w:rPr>
+          <w:sz w:val="32"/>
+          <w:szCs w:val="32"/>
+        </w:rPr>
+      </w:pPr>
+      <w:r>
+        <w:rPr>
+          <w:sz w:val="32"/>
+          <w:szCs w:val="32"/>
+        </w:rPr>
+        <w:t>SQLite</w:t>
+      </w:r>
+    </w:p>
+    <w:p>
+      <w:pPr>
+        <w:pStyle w:val="ListParagraph"/>
+        <w:numPr>
+          <w:ilvl w:val="0"/>
+          <w:numId w:val="6"/>
+        </w:numPr>
+        <w:jc w:val="both"/>
+        <w:rPr>
+          <w:b/>
+          <w:bCs/>
+          <w:sz w:val="32"/>
+          <w:szCs w:val="32"/>
+        </w:rPr>
+      </w:pPr>
+      <w:proofErr w:type="spellStart"/>
+      <w:r>
+        <w:rPr>
+          <w:b/>
+          <w:bCs/>
+          <w:sz w:val="32"/>
+          <w:szCs w:val="32"/>
+        </w:rPr>
+        <w:t>SharedPreferences</w:t>
+      </w:r>
+      <w:proofErr w:type="spellEnd"/>
+    </w:p>
+    <w:p>
+      <w:pPr>
+        <w:pStyle w:val="ListParagraph"/>
+        <w:numPr>
+          <w:ilvl w:val="0"/>
+          <w:numId w:val="6"/>
+        </w:numPr>
+        <w:jc w:val="both"/>
+        <w:rPr>
+          <w:sz w:val="32"/>
+          <w:szCs w:val="32"/>
+        </w:rPr>
+      </w:pPr>
+      <w:r>
+        <w:rPr>
+          <w:sz w:val="32"/>
+          <w:szCs w:val="32"/>
+        </w:rPr>
+        <w:t>Secure Storage</w:t>
+      </w:r>
+    </w:p>
+    <w:p>
+      <w:pPr>
+        <w:pStyle w:val="ListParagraph"/>
+        <w:numPr>
+          <w:ilvl w:val="0"/>
+          <w:numId w:val="6"/>
+        </w:numPr>
+        <w:jc w:val="both"/>
+        <w:rPr>
+          <w:sz w:val="32"/>
+          <w:szCs w:val="32"/>
+        </w:rPr>
+      </w:pPr>
+      <w:r>
+        <w:rPr>
+          <w:sz w:val="32"/>
+          <w:szCs w:val="32"/>
+        </w:rPr>
+        <w:t>REST API</w:t>
+      </w:r>
+    </w:p>
+    <w:p>
+      <w:pPr>
+        <w:jc w:val="both"/>
+        <w:rPr>
+          <w:b/>
+          <w:bCs/>
+          <w:color w:val="D86DCB" w:themeColor="accent5" w:themeTint="99"/>
+          <w:sz w:val="32"/>
+          <w:szCs w:val="32"/>
+        </w:rPr>
+      </w:pPr>
+      <w:r>
+        <w:rPr>
+          <w:b/>
+          <w:bCs/>
+          <w:color w:val="D86DCB" w:themeColor="accent5" w:themeTint="99"/>
+          <w:sz w:val="32"/>
+          <w:szCs w:val="32"/>
+        </w:rPr>
+        <w:t>class User {</w:t>
+      </w:r>
+    </w:p>
+    <w:p>
+      <w:pPr>
+        <w:jc w:val="both"/>
+        <w:rPr>
+          <w:b/>
+          <w:bCs/>
+          <w:color w:val="D86DCB" w:themeColor="accent5" w:themeTint="99"/>
+          <w:sz w:val="32"/>
+          <w:szCs w:val="32"/>
+        </w:rPr>
+      </w:pPr>
+      <w:r>
+        <w:rPr>
+          <w:b/>
+          <w:bCs/>
+          <w:color w:val="D86DCB" w:themeColor="accent5" w:themeTint="99"/>
+          <w:sz w:val="32"/>
+          <w:szCs w:val="32"/>
+        </w:rPr>
+        <w:t xml:space="preserve">  final String name;</w:t>
+      </w:r>
+    </w:p>
+    <w:p>
+      <w:pPr>
+        <w:jc w:val="both"/>
+        <w:rPr>
+          <w:b/>
+          <w:bCs/>
+          <w:color w:val="D86DCB" w:themeColor="accent5" w:themeTint="99"/>
+          <w:sz w:val="32"/>
+          <w:szCs w:val="32"/>
+        </w:rPr>
+      </w:pPr>
+      <w:r>
+        <w:rPr>
+          <w:b/>
+          <w:bCs/>
+          <w:color w:val="D86DCB" w:themeColor="accent5" w:themeTint="99"/>
+          <w:sz w:val="32"/>
+          <w:szCs w:val="32"/>
+        </w:rPr>
+        <w:t xml:space="preserve">  User._(this.name);</w:t>
+      </w:r>
+    </w:p>
+    <w:p>
+      <w:pPr>
+        <w:jc w:val="both"/>
+        <w:rPr>
+          <w:b/>
+          <w:bCs/>
+          <w:color w:val="D86DCB" w:themeColor="accent5" w:themeTint="99"/>
+          <w:sz w:val="32"/>
+          <w:szCs w:val="32"/>
+        </w:rPr>
+      </w:pPr>
+      <w:r>
+        <w:rPr>
+          <w:b/>
+          <w:bCs/>
+          <w:color w:val="D86DCB" w:themeColor="accent5" w:themeTint="99"/>
+          <w:sz w:val="32"/>
+          <w:szCs w:val="32"/>
+        </w:rPr>
+        <w:t xml:space="preserve">  static Future&lt;User&gt; create() async {</w:t>
+      </w:r>
+    </w:p>
+    <w:p>
+      <w:pPr>
+        <w:jc w:val="both"/>
+        <w:rPr>
+          <w:b/>
+          <w:bCs/>
+          <w:color w:val="D86DCB" w:themeColor="accent5" w:themeTint="99"/>
+          <w:sz w:val="32"/>
+          <w:szCs w:val="32"/>
+        </w:rPr>
+      </w:pPr>
+      <w:r>
+        <w:rPr>
+          <w:b/>
+          <w:bCs/>
+          <w:color w:val="D86DCB" w:themeColor="accent5" w:themeTint="99"/>
+          <w:sz w:val="32"/>
+          <w:szCs w:val="32"/>
+        </w:rPr>
+        <w:t xml:space="preserve">    final name = await </w:t>
+      </w:r>
+      <w:proofErr w:type="spellStart"/>
+      <w:r>
+        <w:rPr>
+          <w:b/>
+          <w:bCs/>
+          <w:color w:val="D86DCB" w:themeColor="accent5" w:themeTint="99"/>
+          <w:sz w:val="32"/>
+          <w:szCs w:val="32"/>
+        </w:rPr>
+        <w:t>fetchName</w:t>
+      </w:r>
+      <w:proofErr w:type="spellEnd"/>
+      <w:r>
+        <w:rPr>
+          <w:b/>
+          <w:bCs/>
+          <w:color w:val="D86DCB" w:themeColor="accent5" w:themeTint="99"/>
+          <w:sz w:val="32"/>
+          <w:szCs w:val="32"/>
+        </w:rPr>
+        <w:t>();</w:t>
+      </w:r>
+    </w:p>
+    <w:p>
+      <w:pPr>
+        <w:jc w:val="both"/>
+        <w:rPr>
+          <w:b/>
+          <w:bCs/>
+          <w:color w:val="D86DCB" w:themeColor="accent5" w:themeTint="99"/>
+          <w:sz w:val="32"/>
+          <w:szCs w:val="32"/>
+        </w:rPr>
+      </w:pPr>
+      <w:r>
+        <w:rPr>
+          <w:b/>
+          <w:bCs/>
+          <w:color w:val="D86DCB" w:themeColor="accent5" w:themeTint="99"/>
+          <w:sz w:val="32"/>
+          <w:szCs w:val="32"/>
+        </w:rPr>
+        <w:t xml:space="preserve">    return User._(name);</w:t>
+      </w:r>
+    </w:p>
+    <w:p>
+      <w:pPr>
+        <w:jc w:val="both"/>
+        <w:rPr>
+          <w:b/>
+          <w:bCs/>
+          <w:color w:val="D86DCB" w:themeColor="accent5" w:themeTint="99"/>
+          <w:sz w:val="32"/>
+          <w:szCs w:val="32"/>
+        </w:rPr>
+      </w:pPr>
+      <w:r>
+        <w:rPr>
+          <w:b/>
+          <w:bCs/>
+          <w:color w:val="D86DCB" w:themeColor="accent5" w:themeTint="99"/>
+          <w:sz w:val="32"/>
+          <w:szCs w:val="32"/>
+        </w:rPr>
+        <w:t xml:space="preserve">  }</w:t>
+      </w:r>
+    </w:p>
+    <w:p>
+      <w:pPr>
+        <w:jc w:val="both"/>
+        <w:rPr>
+          <w:b/>
+          <w:bCs/>
+          <w:color w:val="D86DCB" w:themeColor="accent5" w:themeTint="99"/>
+          <w:sz w:val="32"/>
+          <w:szCs w:val="32"/>
+        </w:rPr>
+      </w:pPr>
+      <w:r>
+        <w:rPr>
+          <w:b/>
+          <w:bCs/>
+          <w:color w:val="D86DCB" w:themeColor="accent5" w:themeTint="99"/>
+          <w:sz w:val="32"/>
+          <w:szCs w:val="32"/>
+        </w:rPr>
+        <w:lastRenderedPageBreak/>
+        <w:t>}</w:t>
+      </w:r>
+    </w:p>
+    <w:p>
+      <w:pPr>
+        <w:jc w:val="both"/>
+        <w:rPr>
+          <w:b/>
+          <w:bCs/>
+          <w:color w:val="D86DCB" w:themeColor="accent5" w:themeTint="99"/>
+          <w:sz w:val="32"/>
+          <w:szCs w:val="32"/>
+        </w:rPr>
+      </w:pPr>
+      <w:r>
+        <w:rPr>
+          <w:b/>
+          <w:bCs/>
+          <w:color w:val="D86DCB" w:themeColor="accent5" w:themeTint="99"/>
+          <w:sz w:val="32"/>
+          <w:szCs w:val="32"/>
+        </w:rPr>
+        <w:t>// Usage</w:t>
+      </w:r>
+    </w:p>
+    <w:p>
+      <w:pPr>
+        <w:jc w:val="both"/>
+        <w:rPr>
+          <w:b/>
+          <w:bCs/>
+          <w:color w:val="D86DCB" w:themeColor="accent5" w:themeTint="99"/>
+          <w:sz w:val="32"/>
+          <w:szCs w:val="32"/>
+        </w:rPr>
+      </w:pPr>
+      <w:r>
+        <w:rPr>
+          <w:b/>
+          <w:bCs/>
+          <w:color w:val="D86DCB" w:themeColor="accent5" w:themeTint="99"/>
+          <w:sz w:val="32"/>
+          <w:szCs w:val="32"/>
+        </w:rPr>
+        <w:t xml:space="preserve">final user = await </w:t>
+      </w:r>
+      <w:proofErr w:type="spellStart"/>
+      <w:r>
+        <w:rPr>
+          <w:b/>
+          <w:bCs/>
+          <w:color w:val="D86DCB" w:themeColor="accent5" w:themeTint="99"/>
+          <w:sz w:val="32"/>
+          <w:szCs w:val="32"/>
+        </w:rPr>
+        <w:t>User.create</w:t>
+      </w:r>
+      <w:proofErr w:type="spellEnd"/>
+      <w:r>
+        <w:rPr>
+          <w:b/>
+          <w:bCs/>
+          <w:color w:val="D86DCB" w:themeColor="accent5" w:themeTint="99"/>
+          <w:sz w:val="32"/>
+          <w:szCs w:val="32"/>
+        </w:rPr>
+        <w:t>();</w:t>
+      </w:r>
+    </w:p>
+    <w:p>
+      <w:pPr>
+        <w:jc w:val="both"/>
+        <w:rPr>
+          <w:sz w:val="32"/>
+          <w:szCs w:val="32"/>
+        </w:rPr>
+      </w:pPr>
+    </w:p>
+    <w:p>
+      <w:pPr>
+        <w:jc w:val="both"/>
+        <w:rPr>
+          <w:sz w:val="32"/>
+          <w:szCs w:val="32"/>
+        </w:rPr>
+      </w:pPr>
+      <w:r>
+        <w:rPr>
+          <w:sz w:val="32"/>
+          <w:szCs w:val="32"/>
+        </w:rPr>
+        <w:t>Async in Class Methods:</w:t>
+      </w:r>
+    </w:p>
+    <w:p>
+      <w:pPr>
+        <w:jc w:val="both"/>
+        <w:rPr>
+          <w:sz w:val="32"/>
+          <w:szCs w:val="32"/>
+        </w:rPr>
+      </w:pPr>
+      <w:r>
+        <w:rPr>
+          <w:sz w:val="32"/>
+          <w:szCs w:val="32"/>
+        </w:rPr>
+        <w:t xml:space="preserve"># </w:t>
+      </w:r>
+      <w:r>
+        <w:rPr>
+          <w:sz w:val="32"/>
+          <w:szCs w:val="32"/>
+        </w:rPr>
+        <w:t xml:space="preserve">This simply mean classes have </w:t>
+      </w:r>
+      <w:r>
+        <w:rPr>
+          <w:b/>
+          <w:bCs/>
+          <w:sz w:val="32"/>
+          <w:szCs w:val="32"/>
+        </w:rPr>
+        <w:t>async</w:t>
+      </w:r>
+      <w:r>
+        <w:rPr>
+          <w:sz w:val="32"/>
+          <w:szCs w:val="32"/>
+        </w:rPr>
+        <w:t xml:space="preserve"> methods, that’s it. Useful for API service layer, Repository layer.</w:t>
+      </w:r>
+    </w:p>
+    <w:p>
+      <w:pPr>
+        <w:jc w:val="both"/>
+        <w:rPr>
+          <w:b/>
+          <w:bCs/>
+          <w:color w:val="D86DCB" w:themeColor="accent5" w:themeTint="99"/>
+          <w:sz w:val="32"/>
+          <w:szCs w:val="32"/>
+        </w:rPr>
+      </w:pPr>
+      <w:r>
+        <w:rPr>
+          <w:b/>
+          <w:bCs/>
+          <w:color w:val="D86DCB" w:themeColor="accent5" w:themeTint="99"/>
+          <w:sz w:val="32"/>
+          <w:szCs w:val="32"/>
+        </w:rPr>
+        <w:t xml:space="preserve">class </w:t>
+      </w:r>
+      <w:proofErr w:type="spellStart"/>
+      <w:r>
+        <w:rPr>
+          <w:b/>
+          <w:bCs/>
+          <w:color w:val="D86DCB" w:themeColor="accent5" w:themeTint="99"/>
+          <w:sz w:val="32"/>
+          <w:szCs w:val="32"/>
+        </w:rPr>
+        <w:t>UserRepository</w:t>
+      </w:r>
+      <w:proofErr w:type="spellEnd"/>
+      <w:r>
+        <w:rPr>
+          <w:b/>
+          <w:bCs/>
+          <w:color w:val="D86DCB" w:themeColor="accent5" w:themeTint="99"/>
+          <w:sz w:val="32"/>
+          <w:szCs w:val="32"/>
+        </w:rPr>
+        <w:t xml:space="preserve"> {</w:t>
+      </w:r>
+    </w:p>
+    <w:p>
+      <w:pPr>
+        <w:jc w:val="both"/>
+        <w:rPr>
+          <w:b/>
+          <w:bCs/>
+          <w:color w:val="D86DCB" w:themeColor="accent5" w:themeTint="99"/>
+          <w:sz w:val="32"/>
+          <w:szCs w:val="32"/>
+        </w:rPr>
+      </w:pPr>
+      <w:r>
+        <w:rPr>
+          <w:b/>
+          <w:bCs/>
+          <w:color w:val="D86DCB" w:themeColor="accent5" w:themeTint="99"/>
+          <w:sz w:val="32"/>
+          <w:szCs w:val="32"/>
+        </w:rPr>
+        <w:t xml:space="preserve">  Future&lt;String&gt; </w:t>
+      </w:r>
+      <w:proofErr w:type="spellStart"/>
+      <w:r>
+        <w:rPr>
+          <w:b/>
+          <w:bCs/>
+          <w:color w:val="D86DCB" w:themeColor="accent5" w:themeTint="99"/>
+          <w:sz w:val="32"/>
+          <w:szCs w:val="32"/>
+        </w:rPr>
+        <w:t>getUser</w:t>
+      </w:r>
+      <w:proofErr w:type="spellEnd"/>
+      <w:r>
+        <w:rPr>
+          <w:b/>
+          <w:bCs/>
+          <w:color w:val="D86DCB" w:themeColor="accent5" w:themeTint="99"/>
+          <w:sz w:val="32"/>
+          <w:szCs w:val="32"/>
+        </w:rPr>
+        <w:t>() async {</w:t>
+      </w:r>
+    </w:p>
+    <w:p>
+      <w:pPr>
+        <w:jc w:val="both"/>
+        <w:rPr>
+          <w:b/>
+          <w:bCs/>
+          <w:color w:val="D86DCB" w:themeColor="accent5" w:themeTint="99"/>
+          <w:sz w:val="32"/>
+          <w:szCs w:val="32"/>
+        </w:rPr>
+      </w:pPr>
+      <w:r>
+        <w:rPr>
+          <w:b/>
+          <w:bCs/>
+          <w:color w:val="D86DCB" w:themeColor="accent5" w:themeTint="99"/>
+          <w:sz w:val="32"/>
+          <w:szCs w:val="32"/>
+        </w:rPr>
+        <w:t xml:space="preserve">    await </w:t>
+      </w:r>
+      <w:proofErr w:type="spellStart"/>
+      <w:r>
+        <w:rPr>
+          <w:b/>
+          <w:bCs/>
+          <w:color w:val="D86DCB" w:themeColor="accent5" w:themeTint="99"/>
+          <w:sz w:val="32"/>
+          <w:szCs w:val="32"/>
+        </w:rPr>
+        <w:t>Future.delayed</w:t>
+      </w:r>
+      <w:proofErr w:type="spellEnd"/>
+      <w:r>
+        <w:rPr>
+          <w:b/>
+          <w:bCs/>
+          <w:color w:val="D86DCB" w:themeColor="accent5" w:themeTint="99"/>
+          <w:sz w:val="32"/>
+          <w:szCs w:val="32"/>
+        </w:rPr>
+        <w:t>(Duration(seconds: 1));</w:t>
+      </w:r>
+    </w:p>
+    <w:p>
+      <w:pPr>
+        <w:jc w:val="both"/>
+        <w:rPr>
+          <w:b/>
+          <w:bCs/>
+          <w:color w:val="D86DCB" w:themeColor="accent5" w:themeTint="99"/>
+          <w:sz w:val="32"/>
+          <w:szCs w:val="32"/>
+        </w:rPr>
+      </w:pPr>
+      <w:r>
+        <w:rPr>
+          <w:b/>
+          <w:bCs/>
+          <w:color w:val="D86DCB" w:themeColor="accent5" w:themeTint="99"/>
+          <w:sz w:val="32"/>
+          <w:szCs w:val="32"/>
+        </w:rPr>
+        <w:t xml:space="preserve">    return "Nazmul";</w:t>
+      </w:r>
+    </w:p>
+    <w:p>
+      <w:pPr>
+        <w:jc w:val="both"/>
+        <w:rPr>
+          <w:b/>
+          <w:bCs/>
+          <w:color w:val="D86DCB" w:themeColor="accent5" w:themeTint="99"/>
+          <w:sz w:val="32"/>
+          <w:szCs w:val="32"/>
+        </w:rPr>
+      </w:pPr>
+      <w:r>
+        <w:rPr>
+          <w:b/>
+          <w:bCs/>
+          <w:color w:val="D86DCB" w:themeColor="accent5" w:themeTint="99"/>
+          <w:sz w:val="32"/>
+          <w:szCs w:val="32"/>
+        </w:rPr>
+        <w:t xml:space="preserve">  }</w:t>
+      </w:r>
+    </w:p>
+    <w:p>
+      <w:pPr>
+        <w:jc w:val="both"/>
+        <w:rPr>
+          <w:b/>
+          <w:bCs/>
+          <w:color w:val="D86DCB" w:themeColor="accent5" w:themeTint="99"/>
+          <w:sz w:val="32"/>
+          <w:szCs w:val="32"/>
+        </w:rPr>
+      </w:pPr>
+      <w:r>
+        <w:rPr>
+          <w:b/>
+          <w:bCs/>
+          <w:color w:val="D86DCB" w:themeColor="accent5" w:themeTint="99"/>
+          <w:sz w:val="32"/>
+          <w:szCs w:val="32"/>
+        </w:rPr>
+        <w:t>}</w:t>
+      </w:r>
+    </w:p>
+    <w:p>
+      <w:pPr>
+        <w:jc w:val="both"/>
+        <w:rPr>
+          <w:b/>
+          <w:bCs/>
+          <w:color w:val="D86DCB" w:themeColor="accent5" w:themeTint="99"/>
+          <w:sz w:val="32"/>
+          <w:szCs w:val="32"/>
+        </w:rPr>
+      </w:pPr>
+      <w:r>
+        <w:rPr>
+          <w:b/>
+          <w:bCs/>
+          <w:color w:val="D86DCB" w:themeColor="accent5" w:themeTint="99"/>
+          <w:sz w:val="32"/>
+          <w:szCs w:val="32"/>
+        </w:rPr>
+        <w:t>// Usage</w:t>
+      </w:r>
+    </w:p>
+    <w:p>
+      <w:pPr>
+        <w:jc w:val="both"/>
+        <w:rPr>
+          <w:b/>
+          <w:bCs/>
+          <w:color w:val="D86DCB" w:themeColor="accent5" w:themeTint="99"/>
+          <w:sz w:val="32"/>
+          <w:szCs w:val="32"/>
+        </w:rPr>
+      </w:pPr>
+      <w:r>
+        <w:rPr>
+          <w:b/>
+          <w:bCs/>
+          <w:color w:val="D86DCB" w:themeColor="accent5" w:themeTint="99"/>
+          <w:sz w:val="32"/>
+          <w:szCs w:val="32"/>
+        </w:rPr>
+        <w:t xml:space="preserve">final repo = </w:t>
+      </w:r>
+      <w:proofErr w:type="spellStart"/>
+      <w:r>
+        <w:rPr>
+          <w:b/>
+          <w:bCs/>
+          <w:color w:val="D86DCB" w:themeColor="accent5" w:themeTint="99"/>
+          <w:sz w:val="32"/>
+          <w:szCs w:val="32"/>
+        </w:rPr>
+        <w:t>UserRepository</w:t>
+      </w:r>
+      <w:proofErr w:type="spellEnd"/>
+      <w:r>
+        <w:rPr>
+          <w:b/>
+          <w:bCs/>
+          <w:color w:val="D86DCB" w:themeColor="accent5" w:themeTint="99"/>
+          <w:sz w:val="32"/>
+          <w:szCs w:val="32"/>
+        </w:rPr>
+        <w:t>();</w:t>
+      </w:r>
+    </w:p>
+    <w:p>
+      <w:pPr>
+        <w:jc w:val="both"/>
+        <w:rPr>
+          <w:b/>
+          <w:bCs/>
+          <w:color w:val="D86DCB" w:themeColor="accent5" w:themeTint="99"/>
+          <w:sz w:val="32"/>
+          <w:szCs w:val="32"/>
+        </w:rPr>
+      </w:pPr>
+      <w:r>
+        <w:rPr>
+          <w:b/>
+          <w:bCs/>
+          <w:color w:val="D86DCB" w:themeColor="accent5" w:themeTint="99"/>
+          <w:sz w:val="32"/>
+          <w:szCs w:val="32"/>
+        </w:rPr>
+        <w:t xml:space="preserve">final user = await </w:t>
+      </w:r>
+      <w:proofErr w:type="spellStart"/>
+      <w:r>
+        <w:rPr>
+          <w:b/>
+          <w:bCs/>
+          <w:color w:val="D86DCB" w:themeColor="accent5" w:themeTint="99"/>
+          <w:sz w:val="32"/>
+          <w:szCs w:val="32"/>
+        </w:rPr>
+        <w:t>repo.getUser</w:t>
+      </w:r>
+      <w:proofErr w:type="spellEnd"/>
+      <w:r>
+        <w:rPr>
+          <w:b/>
+          <w:bCs/>
+          <w:color w:val="D86DCB" w:themeColor="accent5" w:themeTint="99"/>
+          <w:sz w:val="32"/>
+          <w:szCs w:val="32"/>
+        </w:rPr>
+        <w:t>();</w:t>
+      </w:r>
+    </w:p>
+    <w:p>
+      <w:pPr>
+        <w:jc w:val="both"/>
+        <w:rPr>
+          <w:sz w:val="32"/>
+          <w:szCs w:val="32"/>
+        </w:rPr>
+      </w:pPr>
+    </w:p>
+    <w:p>
+      <w:pPr>
+        <w:jc w:val="center"/>
+        <w:rPr>
+          <w:sz w:val="32"/>
+          <w:szCs w:val="32"/>
+        </w:rPr>
+      </w:pPr>
+      <w:r>
+        <w:rPr>
+          <w:sz w:val="32"/>
+          <w:szCs w:val="32"/>
+        </w:rPr>
+        <w:t>Break</w:t>
+      </w:r>
+    </w:p>
+    <w:p>
+      <w:pPr>
+        <w:jc w:val="both"/>
+        <w:rPr>
+          <w:sz w:val="32"/>
+          <w:szCs w:val="32"/>
+        </w:rPr>
+      </w:pPr>
+    </w:p>
+    <w:p>
+      <w:pPr>
+        <w:jc w:val="both"/>
+        <w:rPr>
+          <w:b/>
+          <w:bCs/>
+          <w:sz w:val="32"/>
+          <w:szCs w:val="32"/>
+        </w:rPr>
+      </w:pPr>
+      <w:r>
+        <w:rPr>
+          <w:b/>
+          <w:bCs/>
+          <w:sz w:val="32"/>
+          <w:szCs w:val="32"/>
+        </w:rPr>
+        <w:t xml:space="preserve">More on </w:t>
+      </w:r>
+      <w:proofErr w:type="spellStart"/>
+      <w:r>
+        <w:rPr>
+          <w:b/>
+          <w:bCs/>
+          <w:sz w:val="32"/>
+          <w:szCs w:val="32"/>
+        </w:rPr>
+        <w:t>Mixin</w:t>
+      </w:r>
+      <w:proofErr w:type="spellEnd"/>
+      <w:r>
+        <w:rPr>
+          <w:b/>
+          <w:bCs/>
+          <w:sz w:val="32"/>
+          <w:szCs w:val="32"/>
+        </w:rPr>
+        <w:t xml:space="preserve"> Class:</w:t>
+      </w:r>
+    </w:p>
+    <w:p>
+      <w:pPr>
+        <w:jc w:val="both"/>
+        <w:rPr>
+          <w:sz w:val="32"/>
+          <w:szCs w:val="32"/>
+        </w:rPr>
+      </w:pPr>
+      <w:r>
+        <w:rPr>
+          <w:sz w:val="32"/>
+          <w:szCs w:val="32"/>
+        </w:rPr>
+        <w:t xml:space="preserve"># </w:t>
+      </w:r>
+    </w:p>
+    <w:p>
+      <w:pPr>
+        <w:jc w:val="both"/>
+        <w:rPr>
+          <w:sz w:val="32"/>
+          <w:szCs w:val="32"/>
+        </w:rPr>
+      </w:pPr>
+    </w:p>
+    <w:p>
+      <w:pPr>
+        <w:jc w:val="both"/>
+        <w:rPr>
+          <w:sz w:val="32"/>
+          <w:szCs w:val="32"/>
+        </w:rPr>
+      </w:pPr>
+    </w:p>
+    <w:p>
+      <w:pPr>
+        <w:jc w:val="both"/>
+        <w:rPr>
+          <w:sz w:val="32"/>
+          <w:szCs w:val="32"/>
+        </w:rPr>
+      </w:pPr>
+      <w:r>
+        <w:rPr>
+          <w:sz w:val="32"/>
+          <w:szCs w:val="32"/>
+        </w:rPr>
+        <w:lastRenderedPageBreak/>
         <w:t>Break</w:t>
       </w:r>
     </w:p>
@@ -7644,9 +8170,9 @@
     </w:lvl>
   </w:abstractNum>
   <w:abstractNum w:abstractNumId="1" w15:restartNumberingAfterBreak="0">
-    <w:nsid w:val="2FC56626"/>
+    <w:nsid w:val="2070152C"/>
     <w:multiLevelType w:val="hybridMultilevel"/>
-    <w:tmpl w:val="10501DF6"/>
+    <w:tmpl w:val="C4D0F392"/>
     <w:lvl w:ilvl="0" w:tplc="04090001">
       <w:start w:val="1"/>
       <w:numFmt w:val="bullet"/>
@@ -7757,9 +8283,9 @@
     </w:lvl>
   </w:abstractNum>
   <w:abstractNum w:abstractNumId="2" w15:restartNumberingAfterBreak="0">
-    <w:nsid w:val="4D270ABA"/>
+    <w:nsid w:val="2FC56626"/>
     <w:multiLevelType w:val="hybridMultilevel"/>
-    <w:tmpl w:val="57326F26"/>
+    <w:tmpl w:val="10501DF6"/>
     <w:lvl w:ilvl="0" w:tplc="04090001">
       <w:start w:val="1"/>
       <w:numFmt w:val="bullet"/>
@@ -7870,9 +8396,9 @@
     </w:lvl>
   </w:abstractNum>
   <w:abstractNum w:abstractNumId="3" w15:restartNumberingAfterBreak="0">
-    <w:nsid w:val="74C56C02"/>
+    <w:nsid w:val="4D270ABA"/>
     <w:multiLevelType w:val="hybridMultilevel"/>
-    <w:tmpl w:val="B896FC4C"/>
+    <w:tmpl w:val="57326F26"/>
     <w:lvl w:ilvl="0" w:tplc="04090001">
       <w:start w:val="1"/>
       <w:numFmt w:val="bullet"/>
@@ -7983,9 +8509,9 @@
     </w:lvl>
   </w:abstractNum>
   <w:abstractNum w:abstractNumId="4" w15:restartNumberingAfterBreak="0">
-    <w:nsid w:val="74E07733"/>
+    <w:nsid w:val="74C56C02"/>
     <w:multiLevelType w:val="hybridMultilevel"/>
-    <w:tmpl w:val="5FF2484C"/>
+    <w:tmpl w:val="B896FC4C"/>
     <w:lvl w:ilvl="0" w:tplc="04090001">
       <w:start w:val="1"/>
       <w:numFmt w:val="bullet"/>
@@ -8004,7 +8530,7 @@
       <w:lvlText w:val="o"/>
       <w:lvlJc w:val="left"/>
       <w:pPr>
-        <w:ind w:left="1440" w:hanging="360"/>
+        <w:ind w:left="1080" w:hanging="360"/>
       </w:pPr>
       <w:rPr>
         <w:rFonts w:ascii="Courier New" w:hAnsi="Courier New" w:cs="Courier New" w:hint="default"/>
@@ -8016,7 +8542,7 @@
       <w:lvlText w:val=""/>
       <w:lvlJc w:val="left"/>
       <w:pPr>
-        <w:ind w:left="2160" w:hanging="360"/>
+        <w:ind w:left="1800" w:hanging="360"/>
       </w:pPr>
       <w:rPr>
         <w:rFonts w:ascii="Wingdings" w:hAnsi="Wingdings" w:hint="default"/>
@@ -8028,7 +8554,7 @@
       <w:lvlText w:val=""/>
       <w:lvlJc w:val="left"/>
       <w:pPr>
-        <w:ind w:left="2880" w:hanging="360"/>
+        <w:ind w:left="2520" w:hanging="360"/>
       </w:pPr>
       <w:rPr>
         <w:rFonts w:ascii="Symbol" w:hAnsi="Symbol" w:hint="default"/>
@@ -8040,7 +8566,7 @@
       <w:lvlText w:val="o"/>
       <w:lvlJc w:val="left"/>
       <w:pPr>
-        <w:ind w:left="3600" w:hanging="360"/>
+        <w:ind w:left="3240" w:hanging="360"/>
       </w:pPr>
       <w:rPr>
         <w:rFonts w:ascii="Courier New" w:hAnsi="Courier New" w:cs="Courier New" w:hint="default"/>
@@ -8052,7 +8578,7 @@
       <w:lvlText w:val=""/>
       <w:lvlJc w:val="left"/>
       <w:pPr>
-        <w:ind w:left="4320" w:hanging="360"/>
+        <w:ind w:left="3960" w:hanging="360"/>
       </w:pPr>
       <w:rPr>
         <w:rFonts w:ascii="Wingdings" w:hAnsi="Wingdings" w:hint="default"/>
@@ -8064,7 +8590,7 @@
       <w:lvlText w:val=""/>
       <w:lvlJc w:val="left"/>
       <w:pPr>
-        <w:ind w:left="5040" w:hanging="360"/>
+        <w:ind w:left="4680" w:hanging="360"/>
       </w:pPr>
       <w:rPr>
         <w:rFonts w:ascii="Symbol" w:hAnsi="Symbol" w:hint="default"/>
@@ -8076,7 +8602,7 @@
       <w:lvlText w:val="o"/>
       <w:lvlJc w:val="left"/>
       <w:pPr>
-        <w:ind w:left="5760" w:hanging="360"/>
+        <w:ind w:left="5400" w:hanging="360"/>
       </w:pPr>
       <w:rPr>
         <w:rFonts w:ascii="Courier New" w:hAnsi="Courier New" w:cs="Courier New" w:hint="default"/>
@@ -8088,6 +8614,119 @@
       <w:lvlText w:val=""/>
       <w:lvlJc w:val="left"/>
       <w:pPr>
+        <w:ind w:left="6120" w:hanging="360"/>
+      </w:pPr>
+      <w:rPr>
+        <w:rFonts w:ascii="Wingdings" w:hAnsi="Wingdings" w:hint="default"/>
+      </w:rPr>
+    </w:lvl>
+  </w:abstractNum>
+  <w:abstractNum w:abstractNumId="5" w15:restartNumberingAfterBreak="0">
+    <w:nsid w:val="74E07733"/>
+    <w:multiLevelType w:val="hybridMultilevel"/>
+    <w:tmpl w:val="5FF2484C"/>
+    <w:lvl w:ilvl="0" w:tplc="04090001">
+      <w:start w:val="1"/>
+      <w:numFmt w:val="bullet"/>
+      <w:lvlText w:val=""/>
+      <w:lvlJc w:val="left"/>
+      <w:pPr>
+        <w:ind w:left="360" w:hanging="360"/>
+      </w:pPr>
+      <w:rPr>
+        <w:rFonts w:ascii="Symbol" w:hAnsi="Symbol" w:hint="default"/>
+      </w:rPr>
+    </w:lvl>
+    <w:lvl w:ilvl="1" w:tplc="04090003" w:tentative="1">
+      <w:start w:val="1"/>
+      <w:numFmt w:val="bullet"/>
+      <w:lvlText w:val="o"/>
+      <w:lvlJc w:val="left"/>
+      <w:pPr>
+        <w:ind w:left="1440" w:hanging="360"/>
+      </w:pPr>
+      <w:rPr>
+        <w:rFonts w:ascii="Courier New" w:hAnsi="Courier New" w:cs="Courier New" w:hint="default"/>
+      </w:rPr>
+    </w:lvl>
+    <w:lvl w:ilvl="2" w:tplc="04090005" w:tentative="1">
+      <w:start w:val="1"/>
+      <w:numFmt w:val="bullet"/>
+      <w:lvlText w:val=""/>
+      <w:lvlJc w:val="left"/>
+      <w:pPr>
+        <w:ind w:left="2160" w:hanging="360"/>
+      </w:pPr>
+      <w:rPr>
+        <w:rFonts w:ascii="Wingdings" w:hAnsi="Wingdings" w:hint="default"/>
+      </w:rPr>
+    </w:lvl>
+    <w:lvl w:ilvl="3" w:tplc="04090001" w:tentative="1">
+      <w:start w:val="1"/>
+      <w:numFmt w:val="bullet"/>
+      <w:lvlText w:val=""/>
+      <w:lvlJc w:val="left"/>
+      <w:pPr>
+        <w:ind w:left="2880" w:hanging="360"/>
+      </w:pPr>
+      <w:rPr>
+        <w:rFonts w:ascii="Symbol" w:hAnsi="Symbol" w:hint="default"/>
+      </w:rPr>
+    </w:lvl>
+    <w:lvl w:ilvl="4" w:tplc="04090003" w:tentative="1">
+      <w:start w:val="1"/>
+      <w:numFmt w:val="bullet"/>
+      <w:lvlText w:val="o"/>
+      <w:lvlJc w:val="left"/>
+      <w:pPr>
+        <w:ind w:left="3600" w:hanging="360"/>
+      </w:pPr>
+      <w:rPr>
+        <w:rFonts w:ascii="Courier New" w:hAnsi="Courier New" w:cs="Courier New" w:hint="default"/>
+      </w:rPr>
+    </w:lvl>
+    <w:lvl w:ilvl="5" w:tplc="04090005" w:tentative="1">
+      <w:start w:val="1"/>
+      <w:numFmt w:val="bullet"/>
+      <w:lvlText w:val=""/>
+      <w:lvlJc w:val="left"/>
+      <w:pPr>
+        <w:ind w:left="4320" w:hanging="360"/>
+      </w:pPr>
+      <w:rPr>
+        <w:rFonts w:ascii="Wingdings" w:hAnsi="Wingdings" w:hint="default"/>
+      </w:rPr>
+    </w:lvl>
+    <w:lvl w:ilvl="6" w:tplc="04090001" w:tentative="1">
+      <w:start w:val="1"/>
+      <w:numFmt w:val="bullet"/>
+      <w:lvlText w:val=""/>
+      <w:lvlJc w:val="left"/>
+      <w:pPr>
+        <w:ind w:left="5040" w:hanging="360"/>
+      </w:pPr>
+      <w:rPr>
+        <w:rFonts w:ascii="Symbol" w:hAnsi="Symbol" w:hint="default"/>
+      </w:rPr>
+    </w:lvl>
+    <w:lvl w:ilvl="7" w:tplc="04090003" w:tentative="1">
+      <w:start w:val="1"/>
+      <w:numFmt w:val="bullet"/>
+      <w:lvlText w:val="o"/>
+      <w:lvlJc w:val="left"/>
+      <w:pPr>
+        <w:ind w:left="5760" w:hanging="360"/>
+      </w:pPr>
+      <w:rPr>
+        <w:rFonts w:ascii="Courier New" w:hAnsi="Courier New" w:cs="Courier New" w:hint="default"/>
+      </w:rPr>
+    </w:lvl>
+    <w:lvl w:ilvl="8" w:tplc="04090005" w:tentative="1">
+      <w:start w:val="1"/>
+      <w:numFmt w:val="bullet"/>
+      <w:lvlText w:val=""/>
+      <w:lvlJc w:val="left"/>
+      <w:pPr>
         <w:ind w:left="6480" w:hanging="360"/>
       </w:pPr>
       <w:rPr>
@@ -8099,16 +8738,19 @@
     <w:abstractNumId w:val="0"/>
   </w:num>
   <w:num w:numId="2" w16cid:durableId="1129931133">
+    <w:abstractNumId w:val="3"/>
+  </w:num>
+  <w:num w:numId="3" w16cid:durableId="379089940">
+    <w:abstractNumId w:val="5"/>
+  </w:num>
+  <w:num w:numId="4" w16cid:durableId="973482591">
     <w:abstractNumId w:val="2"/>
   </w:num>
-  <w:num w:numId="3" w16cid:durableId="379089940">
+  <w:num w:numId="5" w16cid:durableId="658195343">
     <w:abstractNumId w:val="4"/>
   </w:num>
-  <w:num w:numId="4" w16cid:durableId="973482591">
+  <w:num w:numId="6" w16cid:durableId="1202790539">
     <w:abstractNumId w:val="1"/>
-  </w:num>
-  <w:num w:numId="5" w16cid:durableId="658195343">
-    <w:abstractNumId w:val="3"/>
   </w:num>
 </w:numbering>
 </file>

--- a/d5_part2_of_dart_oop.docx
+++ b/d5_part2_of_dart_oop.docx
@@ -33,6 +33,7 @@
           <w:szCs w:val="32"/>
         </w:rPr>
       </w:pPr>
+      <w:proofErr w:type="gramStart"/>
       <w:r>
         <w:rPr>
           <w:b/>
@@ -53,6 +54,7 @@
         <w:t>toClass</w:t>
       </w:r>
       <w:proofErr w:type="spellEnd"/>
+      <w:proofErr w:type="gramEnd"/>
       <w:r>
         <w:rPr>
           <w:b/>
@@ -90,6 +92,7 @@
           <w:szCs w:val="32"/>
         </w:rPr>
       </w:pPr>
+      <w:proofErr w:type="gramStart"/>
       <w:r>
         <w:rPr>
           <w:sz w:val="32"/>
@@ -117,6 +120,7 @@
         <w:t>toString</w:t>
       </w:r>
       <w:proofErr w:type="spellEnd"/>
+      <w:proofErr w:type="gramEnd"/>
       <w:r>
         <w:rPr>
           <w:b/>
@@ -235,7 +239,30 @@
           <w:sz w:val="32"/>
           <w:szCs w:val="32"/>
         </w:rPr>
-        <w:t>Comparable Interface………………………………………………………</w:t>
+        <w:t>Comparable Interfac</w:t>
+      </w:r>
+      <w:r>
+        <w:rPr>
+          <w:sz w:val="32"/>
+          <w:szCs w:val="32"/>
+        </w:rPr>
+        <w:t xml:space="preserve">e </w:t>
+      </w:r>
+      <w:proofErr w:type="gramStart"/>
+      <w:r>
+        <w:rPr>
+          <w:sz w:val="32"/>
+          <w:szCs w:val="32"/>
+        </w:rPr>
+        <w:t>Class..</w:t>
+      </w:r>
+      <w:proofErr w:type="gramEnd"/>
+      <w:r>
+        <w:rPr>
+          <w:sz w:val="32"/>
+          <w:szCs w:val="32"/>
+        </w:rPr>
+        <w:t>……………………………………………</w:t>
       </w:r>
       <w:r>
         <w:rPr>
@@ -258,14 +285,25 @@
           <w:szCs w:val="32"/>
         </w:rPr>
       </w:pPr>
-      <w:r>
-        <w:rPr>
-          <w:b/>
-          <w:bCs/>
-          <w:sz w:val="32"/>
-          <w:szCs w:val="32"/>
-        </w:rPr>
-        <w:t xml:space="preserve">call() </w:t>
+      <w:proofErr w:type="gramStart"/>
+      <w:r>
+        <w:rPr>
+          <w:b/>
+          <w:bCs/>
+          <w:sz w:val="32"/>
+          <w:szCs w:val="32"/>
+        </w:rPr>
+        <w:t>call(</w:t>
+      </w:r>
+      <w:proofErr w:type="gramEnd"/>
+      <w:r>
+        <w:rPr>
+          <w:b/>
+          <w:bCs/>
+          <w:sz w:val="32"/>
+          <w:szCs w:val="32"/>
+        </w:rPr>
+        <w:t xml:space="preserve">) </w:t>
       </w:r>
       <w:r>
         <w:rPr>
@@ -296,6 +334,7 @@
         </w:rPr>
       </w:pPr>
       <w:proofErr w:type="spellStart"/>
+      <w:proofErr w:type="gramStart"/>
       <w:r>
         <w:rPr>
           <w:b/>
@@ -313,7 +352,17 @@
           <w:sz w:val="32"/>
           <w:szCs w:val="32"/>
         </w:rPr>
-        <w:t>()</w:t>
+        <w:t>(</w:t>
+      </w:r>
+      <w:proofErr w:type="gramEnd"/>
+      <w:r>
+        <w:rPr>
+          <w:b/>
+          <w:bCs/>
+          <w:sz w:val="32"/>
+          <w:szCs w:val="32"/>
+        </w:rPr>
+        <w:t>)</w:t>
       </w:r>
       <w:r>
         <w:rPr>
@@ -348,7 +397,23 @@
           <w:sz w:val="32"/>
           <w:szCs w:val="32"/>
         </w:rPr>
-        <w:t>Async constructor and Async in classes…………………………..</w:t>
+        <w:t>Async constructor and Async in classes………………………</w:t>
+      </w:r>
+      <w:proofErr w:type="gramStart"/>
+      <w:r>
+        <w:rPr>
+          <w:sz w:val="32"/>
+          <w:szCs w:val="32"/>
+        </w:rPr>
+        <w:t>…..</w:t>
+      </w:r>
+      <w:proofErr w:type="gramEnd"/>
+      <w:r>
+        <w:rPr>
+          <w:sz w:val="32"/>
+          <w:szCs w:val="32"/>
+        </w:rPr>
+        <w:t>12</w:t>
       </w:r>
     </w:p>
     <w:p>
@@ -369,34 +434,30 @@
           <w:sz w:val="32"/>
           <w:szCs w:val="32"/>
         </w:rPr>
-        <w:t xml:space="preserve">More on </w:t>
-      </w:r>
-      <w:proofErr w:type="spellStart"/>
-      <w:r>
-        <w:rPr>
-          <w:b/>
-          <w:bCs/>
-          <w:sz w:val="32"/>
-          <w:szCs w:val="32"/>
-        </w:rPr>
-        <w:t>M</w:t>
-      </w:r>
-      <w:r>
-        <w:rPr>
-          <w:b/>
-          <w:bCs/>
-          <w:sz w:val="32"/>
-          <w:szCs w:val="32"/>
-        </w:rPr>
-        <w:t>ixin</w:t>
-      </w:r>
-      <w:proofErr w:type="spellEnd"/>
-      <w:r>
-        <w:rPr>
-          <w:sz w:val="32"/>
-          <w:szCs w:val="32"/>
-        </w:rPr>
-        <w:t xml:space="preserve"> class……………………………………………………...12</w:t>
+        <w:t xml:space="preserve">Implicit </w:t>
+      </w:r>
+      <w:r>
+        <w:rPr>
+          <w:b/>
+          <w:bCs/>
+          <w:sz w:val="32"/>
+          <w:szCs w:val="32"/>
+        </w:rPr>
+        <w:t>Interface</w:t>
+      </w:r>
+      <w:r>
+        <w:rPr>
+          <w:sz w:val="32"/>
+          <w:szCs w:val="32"/>
+        </w:rPr>
+        <w:t xml:space="preserve"> class………………………………………………….</w:t>
+      </w:r>
+      <w:r>
+        <w:rPr>
+          <w:sz w:val="32"/>
+          <w:szCs w:val="32"/>
+        </w:rPr>
+        <w:t>13</w:t>
       </w:r>
     </w:p>
     <w:p>
@@ -414,6 +475,206 @@
       </w:pPr>
       <w:r>
         <w:rPr>
+          <w:b/>
+          <w:bCs/>
+          <w:sz w:val="32"/>
+          <w:szCs w:val="32"/>
+        </w:rPr>
+        <w:t>I</w:t>
+      </w:r>
+      <w:r>
+        <w:rPr>
+          <w:b/>
+          <w:bCs/>
+          <w:sz w:val="32"/>
+          <w:szCs w:val="32"/>
+        </w:rPr>
+        <w:t>mplements</w:t>
+      </w:r>
+      <w:r>
+        <w:rPr>
+          <w:sz w:val="32"/>
+          <w:szCs w:val="32"/>
+        </w:rPr>
+        <w:t xml:space="preserve"> vs </w:t>
+      </w:r>
+      <w:r>
+        <w:rPr>
+          <w:b/>
+          <w:bCs/>
+          <w:sz w:val="32"/>
+          <w:szCs w:val="32"/>
+        </w:rPr>
+        <w:t>Extend</w:t>
+      </w:r>
+      <w:r>
+        <w:rPr>
+          <w:b/>
+          <w:bCs/>
+          <w:sz w:val="32"/>
+          <w:szCs w:val="32"/>
+        </w:rPr>
+        <w:t>s</w:t>
+      </w:r>
+      <w:r>
+        <w:rPr>
+          <w:sz w:val="32"/>
+          <w:szCs w:val="32"/>
+        </w:rPr>
+        <w:t>…………………………………………………</w:t>
+      </w:r>
+      <w:r>
+        <w:rPr>
+          <w:sz w:val="32"/>
+          <w:szCs w:val="32"/>
+        </w:rPr>
+        <w:t>14</w:t>
+      </w:r>
+    </w:p>
+    <w:p>
+      <w:pPr>
+        <w:pStyle w:val="ListParagraph"/>
+        <w:numPr>
+          <w:ilvl w:val="0"/>
+          <w:numId w:val="1"/>
+        </w:numPr>
+        <w:jc w:val="both"/>
+        <w:rPr>
+          <w:sz w:val="32"/>
+          <w:szCs w:val="32"/>
+        </w:rPr>
+      </w:pPr>
+      <w:r>
+        <w:rPr>
+          <w:sz w:val="32"/>
+          <w:szCs w:val="32"/>
+        </w:rPr>
+        <w:t xml:space="preserve">Multiple </w:t>
+      </w:r>
+      <w:r>
+        <w:rPr>
+          <w:b/>
+          <w:bCs/>
+          <w:sz w:val="32"/>
+          <w:szCs w:val="32"/>
+        </w:rPr>
+        <w:t>Interfaces</w:t>
+      </w:r>
+      <w:r>
+        <w:rPr>
+          <w:sz w:val="32"/>
+          <w:szCs w:val="32"/>
+        </w:rPr>
+        <w:t>…………………………………………………</w:t>
+      </w:r>
+      <w:r>
+        <w:rPr>
+          <w:sz w:val="32"/>
+          <w:szCs w:val="32"/>
+        </w:rPr>
+        <w:t>…16</w:t>
+      </w:r>
+    </w:p>
+    <w:p>
+      <w:pPr>
+        <w:pStyle w:val="ListParagraph"/>
+        <w:numPr>
+          <w:ilvl w:val="0"/>
+          <w:numId w:val="1"/>
+        </w:numPr>
+        <w:jc w:val="both"/>
+        <w:rPr>
+          <w:sz w:val="32"/>
+          <w:szCs w:val="32"/>
+        </w:rPr>
+      </w:pPr>
+      <w:r>
+        <w:rPr>
+          <w:sz w:val="32"/>
+          <w:szCs w:val="32"/>
+        </w:rPr>
+        <w:t xml:space="preserve">More on </w:t>
+      </w:r>
+      <w:proofErr w:type="spellStart"/>
+      <w:r>
+        <w:rPr>
+          <w:b/>
+          <w:bCs/>
+          <w:sz w:val="32"/>
+          <w:szCs w:val="32"/>
+        </w:rPr>
+        <w:t>M</w:t>
+      </w:r>
+      <w:r>
+        <w:rPr>
+          <w:b/>
+          <w:bCs/>
+          <w:sz w:val="32"/>
+          <w:szCs w:val="32"/>
+        </w:rPr>
+        <w:t>ixin</w:t>
+      </w:r>
+      <w:proofErr w:type="spellEnd"/>
+      <w:r>
+        <w:rPr>
+          <w:sz w:val="32"/>
+          <w:szCs w:val="32"/>
+        </w:rPr>
+        <w:t xml:space="preserve"> class………………………………………………</w:t>
+      </w:r>
+      <w:proofErr w:type="gramStart"/>
+      <w:r>
+        <w:rPr>
+          <w:sz w:val="32"/>
+          <w:szCs w:val="32"/>
+        </w:rPr>
+        <w:t>…</w:t>
+      </w:r>
+      <w:r>
+        <w:rPr>
+          <w:sz w:val="32"/>
+          <w:szCs w:val="32"/>
+        </w:rPr>
+        <w:t>.</w:t>
+      </w:r>
+      <w:r>
+        <w:rPr>
+          <w:sz w:val="32"/>
+          <w:szCs w:val="32"/>
+        </w:rPr>
+        <w:t>.</w:t>
+      </w:r>
+      <w:proofErr w:type="gramEnd"/>
+      <w:r>
+        <w:rPr>
+          <w:sz w:val="32"/>
+          <w:szCs w:val="32"/>
+        </w:rPr>
+        <w:t>1</w:t>
+      </w:r>
+      <w:r>
+        <w:rPr>
+          <w:sz w:val="32"/>
+          <w:szCs w:val="32"/>
+        </w:rPr>
+        <w:t>8</w:t>
+      </w:r>
+    </w:p>
+    <w:p>
+      <w:pPr>
+        <w:pStyle w:val="ListParagraph"/>
+        <w:numPr>
+          <w:ilvl w:val="0"/>
+          <w:numId w:val="1"/>
+        </w:numPr>
+        <w:jc w:val="both"/>
+        <w:rPr>
+          <w:sz w:val="32"/>
+          <w:szCs w:val="32"/>
+        </w:rPr>
+      </w:pPr>
+      <w:r>
+        <w:rPr>
           <w:sz w:val="32"/>
           <w:szCs w:val="32"/>
         </w:rPr>
@@ -452,6 +713,7 @@
           <w:szCs w:val="32"/>
         </w:rPr>
       </w:pPr>
+      <w:proofErr w:type="gramStart"/>
       <w:r>
         <w:rPr>
           <w:b/>
@@ -473,6 +735,7 @@
         <w:t>toClass</w:t>
       </w:r>
       <w:proofErr w:type="spellEnd"/>
+      <w:proofErr w:type="gramEnd"/>
       <w:r>
         <w:rPr>
           <w:b/>
@@ -498,7 +761,15 @@
           <w:sz w:val="32"/>
           <w:szCs w:val="32"/>
         </w:rPr>
-        <w:t xml:space="preserve"># We can use a named constructor to automatically take a map and return an object using </w:t>
+        <w:t xml:space="preserve"># We can use a named constructor to automatically take a map and return an object </w:t>
+      </w:r>
+      <w:proofErr w:type="gramStart"/>
+      <w:r>
+        <w:rPr>
+          <w:sz w:val="32"/>
+          <w:szCs w:val="32"/>
+        </w:rPr>
+        <w:t xml:space="preserve">using </w:t>
       </w:r>
       <w:r>
         <w:rPr>
@@ -517,7 +788,17 @@
           <w:sz w:val="32"/>
           <w:szCs w:val="32"/>
         </w:rPr>
-        <w:t>toClass_name</w:t>
+        <w:t>toClass</w:t>
+      </w:r>
+      <w:proofErr w:type="gramEnd"/>
+      <w:r>
+        <w:rPr>
+          <w:b/>
+          <w:bCs/>
+          <w:sz w:val="32"/>
+          <w:szCs w:val="32"/>
+        </w:rPr>
+        <w:t>_name</w:t>
       </w:r>
       <w:proofErr w:type="spellEnd"/>
       <w:r>
@@ -552,7 +833,15 @@
           <w:sz w:val="32"/>
           <w:szCs w:val="32"/>
         </w:rPr>
-        <w:t xml:space="preserve">There’s also </w:t>
+        <w:t xml:space="preserve">There’s </w:t>
+      </w:r>
+      <w:proofErr w:type="gramStart"/>
+      <w:r>
+        <w:rPr>
+          <w:sz w:val="32"/>
+          <w:szCs w:val="32"/>
+        </w:rPr>
+        <w:t xml:space="preserve">also </w:t>
       </w:r>
       <w:r>
         <w:rPr>
@@ -574,6 +863,7 @@
         <w:t>fromJson</w:t>
       </w:r>
       <w:proofErr w:type="spellEnd"/>
+      <w:proofErr w:type="gramEnd"/>
       <w:r>
         <w:rPr>
           <w:sz w:val="32"/>
@@ -711,7 +1001,29 @@
           <w:sz w:val="32"/>
           <w:szCs w:val="32"/>
         </w:rPr>
-        <w:t xml:space="preserve">  const Book({</w:t>
+        <w:t xml:space="preserve">  const </w:t>
+      </w:r>
+      <w:proofErr w:type="gramStart"/>
+      <w:r>
+        <w:rPr>
+          <w:b/>
+          <w:bCs/>
+          <w:color w:val="D86DCB" w:themeColor="accent5" w:themeTint="99"/>
+          <w:sz w:val="32"/>
+          <w:szCs w:val="32"/>
+        </w:rPr>
+        <w:t>Book(</w:t>
+      </w:r>
+      <w:proofErr w:type="gramEnd"/>
+      <w:r>
+        <w:rPr>
+          <w:b/>
+          <w:bCs/>
+          <w:color w:val="D86DCB" w:themeColor="accent5" w:themeTint="99"/>
+          <w:sz w:val="32"/>
+          <w:szCs w:val="32"/>
+        </w:rPr>
+        <w:t>{</w:t>
       </w:r>
     </w:p>
     <w:p>
@@ -736,6 +1048,7 @@
         <w:t xml:space="preserve">    required </w:t>
       </w:r>
       <w:proofErr w:type="spellStart"/>
+      <w:proofErr w:type="gramStart"/>
       <w:r>
         <w:rPr>
           <w:b/>
@@ -747,6 +1060,7 @@
         <w:t>this.title</w:t>
       </w:r>
       <w:proofErr w:type="spellEnd"/>
+      <w:proofErr w:type="gramEnd"/>
       <w:r>
         <w:rPr>
           <w:b/>
@@ -780,6 +1094,7 @@
         <w:t xml:space="preserve">    required </w:t>
       </w:r>
       <w:proofErr w:type="spellStart"/>
+      <w:proofErr w:type="gramStart"/>
       <w:r>
         <w:rPr>
           <w:b/>
@@ -791,6 +1106,7 @@
         <w:t>this.author</w:t>
       </w:r>
       <w:proofErr w:type="spellEnd"/>
+      <w:proofErr w:type="gramEnd"/>
       <w:r>
         <w:rPr>
           <w:b/>
@@ -824,6 +1140,7 @@
         <w:t xml:space="preserve">    required </w:t>
       </w:r>
       <w:proofErr w:type="spellStart"/>
+      <w:proofErr w:type="gramStart"/>
       <w:r>
         <w:rPr>
           <w:b/>
@@ -835,6 +1152,7 @@
         <w:t>this.category</w:t>
       </w:r>
       <w:proofErr w:type="spellEnd"/>
+      <w:proofErr w:type="gramEnd"/>
       <w:r>
         <w:rPr>
           <w:b/>
@@ -868,6 +1186,7 @@
         <w:t xml:space="preserve">    required </w:t>
       </w:r>
       <w:proofErr w:type="spellStart"/>
+      <w:proofErr w:type="gramStart"/>
       <w:r>
         <w:rPr>
           <w:b/>
@@ -879,6 +1198,7 @@
         <w:t>this.price</w:t>
       </w:r>
       <w:proofErr w:type="spellEnd"/>
+      <w:proofErr w:type="gramEnd"/>
       <w:r>
         <w:rPr>
           <w:b/>
@@ -934,6 +1254,7 @@
         <w:t xml:space="preserve">  void </w:t>
       </w:r>
       <w:proofErr w:type="spellStart"/>
+      <w:proofErr w:type="gramStart"/>
       <w:r>
         <w:rPr>
           <w:b/>
@@ -953,95 +1274,194 @@
           <w:sz w:val="32"/>
           <w:szCs w:val="32"/>
         </w:rPr>
-        <w:t>() {</w:t>
-      </w:r>
-    </w:p>
-    <w:p>
-      <w:pPr>
-        <w:jc w:val="both"/>
-        <w:rPr>
-          <w:b/>
-          <w:bCs/>
-          <w:color w:val="D86DCB" w:themeColor="accent5" w:themeTint="99"/>
-          <w:sz w:val="32"/>
-          <w:szCs w:val="32"/>
-        </w:rPr>
-      </w:pPr>
-      <w:r>
-        <w:rPr>
-          <w:b/>
-          <w:bCs/>
-          <w:color w:val="D86DCB" w:themeColor="accent5" w:themeTint="99"/>
-          <w:sz w:val="32"/>
-          <w:szCs w:val="32"/>
-        </w:rPr>
-        <w:t xml:space="preserve">    print('Title: $title');</w:t>
-      </w:r>
-    </w:p>
-    <w:p>
-      <w:pPr>
-        <w:jc w:val="both"/>
-        <w:rPr>
-          <w:b/>
-          <w:bCs/>
-          <w:color w:val="D86DCB" w:themeColor="accent5" w:themeTint="99"/>
-          <w:sz w:val="32"/>
-          <w:szCs w:val="32"/>
-        </w:rPr>
-      </w:pPr>
-      <w:r>
-        <w:rPr>
-          <w:b/>
-          <w:bCs/>
-          <w:color w:val="D86DCB" w:themeColor="accent5" w:themeTint="99"/>
-          <w:sz w:val="32"/>
-          <w:szCs w:val="32"/>
-        </w:rPr>
-        <w:t xml:space="preserve">    print('Author: $author');</w:t>
-      </w:r>
-    </w:p>
-    <w:p>
-      <w:pPr>
-        <w:jc w:val="both"/>
-        <w:rPr>
-          <w:b/>
-          <w:bCs/>
-          <w:color w:val="D86DCB" w:themeColor="accent5" w:themeTint="99"/>
-          <w:sz w:val="32"/>
-          <w:szCs w:val="32"/>
-        </w:rPr>
-      </w:pPr>
-      <w:r>
-        <w:rPr>
-          <w:b/>
-          <w:bCs/>
-          <w:color w:val="D86DCB" w:themeColor="accent5" w:themeTint="99"/>
-          <w:sz w:val="32"/>
-          <w:szCs w:val="32"/>
-        </w:rPr>
-        <w:t xml:space="preserve">    print('Category: $category');</w:t>
-      </w:r>
-    </w:p>
-    <w:p>
-      <w:pPr>
-        <w:jc w:val="both"/>
-        <w:rPr>
-          <w:b/>
-          <w:bCs/>
-          <w:color w:val="D86DCB" w:themeColor="accent5" w:themeTint="99"/>
-          <w:sz w:val="32"/>
-          <w:szCs w:val="32"/>
-        </w:rPr>
-      </w:pPr>
-      <w:r>
-        <w:rPr>
-          <w:b/>
-          <w:bCs/>
-          <w:color w:val="D86DCB" w:themeColor="accent5" w:themeTint="99"/>
-          <w:sz w:val="32"/>
-          <w:szCs w:val="32"/>
-        </w:rPr>
-        <w:t xml:space="preserve">    print('Price: \$$price');</w:t>
+        <w:t>(</w:t>
+      </w:r>
+      <w:proofErr w:type="gramEnd"/>
+      <w:r>
+        <w:rPr>
+          <w:b/>
+          <w:bCs/>
+          <w:color w:val="D86DCB" w:themeColor="accent5" w:themeTint="99"/>
+          <w:sz w:val="32"/>
+          <w:szCs w:val="32"/>
+        </w:rPr>
+        <w:t>) {</w:t>
+      </w:r>
+    </w:p>
+    <w:p>
+      <w:pPr>
+        <w:jc w:val="both"/>
+        <w:rPr>
+          <w:b/>
+          <w:bCs/>
+          <w:color w:val="D86DCB" w:themeColor="accent5" w:themeTint="99"/>
+          <w:sz w:val="32"/>
+          <w:szCs w:val="32"/>
+        </w:rPr>
+      </w:pPr>
+      <w:r>
+        <w:rPr>
+          <w:b/>
+          <w:bCs/>
+          <w:color w:val="D86DCB" w:themeColor="accent5" w:themeTint="99"/>
+          <w:sz w:val="32"/>
+          <w:szCs w:val="32"/>
+        </w:rPr>
+        <w:t xml:space="preserve">    </w:t>
+      </w:r>
+      <w:proofErr w:type="gramStart"/>
+      <w:r>
+        <w:rPr>
+          <w:b/>
+          <w:bCs/>
+          <w:color w:val="D86DCB" w:themeColor="accent5" w:themeTint="99"/>
+          <w:sz w:val="32"/>
+          <w:szCs w:val="32"/>
+        </w:rPr>
+        <w:t>print(</w:t>
+      </w:r>
+      <w:proofErr w:type="gramEnd"/>
+      <w:r>
+        <w:rPr>
+          <w:b/>
+          <w:bCs/>
+          <w:color w:val="D86DCB" w:themeColor="accent5" w:themeTint="99"/>
+          <w:sz w:val="32"/>
+          <w:szCs w:val="32"/>
+        </w:rPr>
+        <w:t>'Title: $title');</w:t>
+      </w:r>
+    </w:p>
+    <w:p>
+      <w:pPr>
+        <w:jc w:val="both"/>
+        <w:rPr>
+          <w:b/>
+          <w:bCs/>
+          <w:color w:val="D86DCB" w:themeColor="accent5" w:themeTint="99"/>
+          <w:sz w:val="32"/>
+          <w:szCs w:val="32"/>
+        </w:rPr>
+      </w:pPr>
+      <w:r>
+        <w:rPr>
+          <w:b/>
+          <w:bCs/>
+          <w:color w:val="D86DCB" w:themeColor="accent5" w:themeTint="99"/>
+          <w:sz w:val="32"/>
+          <w:szCs w:val="32"/>
+        </w:rPr>
+        <w:t xml:space="preserve">    </w:t>
+      </w:r>
+      <w:proofErr w:type="gramStart"/>
+      <w:r>
+        <w:rPr>
+          <w:b/>
+          <w:bCs/>
+          <w:color w:val="D86DCB" w:themeColor="accent5" w:themeTint="99"/>
+          <w:sz w:val="32"/>
+          <w:szCs w:val="32"/>
+        </w:rPr>
+        <w:t>print(</w:t>
+      </w:r>
+      <w:proofErr w:type="gramEnd"/>
+      <w:r>
+        <w:rPr>
+          <w:b/>
+          <w:bCs/>
+          <w:color w:val="D86DCB" w:themeColor="accent5" w:themeTint="99"/>
+          <w:sz w:val="32"/>
+          <w:szCs w:val="32"/>
+        </w:rPr>
+        <w:t>'Author: $author');</w:t>
+      </w:r>
+    </w:p>
+    <w:p>
+      <w:pPr>
+        <w:jc w:val="both"/>
+        <w:rPr>
+          <w:b/>
+          <w:bCs/>
+          <w:color w:val="D86DCB" w:themeColor="accent5" w:themeTint="99"/>
+          <w:sz w:val="32"/>
+          <w:szCs w:val="32"/>
+        </w:rPr>
+      </w:pPr>
+      <w:r>
+        <w:rPr>
+          <w:b/>
+          <w:bCs/>
+          <w:color w:val="D86DCB" w:themeColor="accent5" w:themeTint="99"/>
+          <w:sz w:val="32"/>
+          <w:szCs w:val="32"/>
+        </w:rPr>
+        <w:t xml:space="preserve">    </w:t>
+      </w:r>
+      <w:proofErr w:type="gramStart"/>
+      <w:r>
+        <w:rPr>
+          <w:b/>
+          <w:bCs/>
+          <w:color w:val="D86DCB" w:themeColor="accent5" w:themeTint="99"/>
+          <w:sz w:val="32"/>
+          <w:szCs w:val="32"/>
+        </w:rPr>
+        <w:t>print(</w:t>
+      </w:r>
+      <w:proofErr w:type="gramEnd"/>
+      <w:r>
+        <w:rPr>
+          <w:b/>
+          <w:bCs/>
+          <w:color w:val="D86DCB" w:themeColor="accent5" w:themeTint="99"/>
+          <w:sz w:val="32"/>
+          <w:szCs w:val="32"/>
+        </w:rPr>
+        <w:t>'Category: $category');</w:t>
+      </w:r>
+    </w:p>
+    <w:p>
+      <w:pPr>
+        <w:jc w:val="both"/>
+        <w:rPr>
+          <w:b/>
+          <w:bCs/>
+          <w:color w:val="D86DCB" w:themeColor="accent5" w:themeTint="99"/>
+          <w:sz w:val="32"/>
+          <w:szCs w:val="32"/>
+        </w:rPr>
+      </w:pPr>
+      <w:r>
+        <w:rPr>
+          <w:b/>
+          <w:bCs/>
+          <w:color w:val="D86DCB" w:themeColor="accent5" w:themeTint="99"/>
+          <w:sz w:val="32"/>
+          <w:szCs w:val="32"/>
+        </w:rPr>
+        <w:t xml:space="preserve">    </w:t>
+      </w:r>
+      <w:proofErr w:type="gramStart"/>
+      <w:r>
+        <w:rPr>
+          <w:b/>
+          <w:bCs/>
+          <w:color w:val="D86DCB" w:themeColor="accent5" w:themeTint="99"/>
+          <w:sz w:val="32"/>
+          <w:szCs w:val="32"/>
+        </w:rPr>
+        <w:t>print(</w:t>
+      </w:r>
+      <w:proofErr w:type="gramEnd"/>
+      <w:r>
+        <w:rPr>
+          <w:b/>
+          <w:bCs/>
+          <w:color w:val="D86DCB" w:themeColor="accent5" w:themeTint="99"/>
+          <w:sz w:val="32"/>
+          <w:szCs w:val="32"/>
+        </w:rPr>
+        <w:t>'Price: \$$price');</w:t>
       </w:r>
     </w:p>
     <w:p>
@@ -1485,6 +1905,7 @@
         <w:t xml:space="preserve">  </w:t>
       </w:r>
       <w:proofErr w:type="spellStart"/>
+      <w:proofErr w:type="gramStart"/>
       <w:r>
         <w:rPr>
           <w:b/>
@@ -1496,6 +1917,7 @@
         <w:t>book.displayInfo</w:t>
       </w:r>
       <w:proofErr w:type="spellEnd"/>
+      <w:proofErr w:type="gramEnd"/>
       <w:r>
         <w:rPr>
           <w:b/>
@@ -1655,6 +2077,7 @@
         <w:t xml:space="preserve">this. We just have to override the </w:t>
       </w:r>
       <w:proofErr w:type="spellStart"/>
+      <w:proofErr w:type="gramStart"/>
       <w:r>
         <w:rPr>
           <w:b/>
@@ -1672,7 +2095,17 @@
           <w:sz w:val="32"/>
           <w:szCs w:val="32"/>
         </w:rPr>
-        <w:t>()</w:t>
+        <w:t>(</w:t>
+      </w:r>
+      <w:proofErr w:type="gramEnd"/>
+      <w:r>
+        <w:rPr>
+          <w:b/>
+          <w:bCs/>
+          <w:sz w:val="32"/>
+          <w:szCs w:val="32"/>
+        </w:rPr>
+        <w:t>)</w:t>
       </w:r>
       <w:r>
         <w:rPr>
@@ -1803,6 +2236,7 @@
         <w:t xml:space="preserve">  String </w:t>
       </w:r>
       <w:proofErr w:type="spellStart"/>
+      <w:proofErr w:type="gramStart"/>
       <w:r>
         <w:rPr>
           <w:b/>
@@ -1822,29 +2256,62 @@
           <w:sz w:val="32"/>
           <w:szCs w:val="32"/>
         </w:rPr>
-        <w:t>() {</w:t>
-      </w:r>
-    </w:p>
-    <w:p>
-      <w:pPr>
-        <w:jc w:val="both"/>
-        <w:rPr>
-          <w:b/>
-          <w:bCs/>
-          <w:color w:val="D86DCB" w:themeColor="accent5" w:themeTint="99"/>
-          <w:sz w:val="32"/>
-          <w:szCs w:val="32"/>
-        </w:rPr>
-      </w:pPr>
-      <w:r>
-        <w:rPr>
-          <w:b/>
-          <w:bCs/>
-          <w:color w:val="D86DCB" w:themeColor="accent5" w:themeTint="99"/>
-          <w:sz w:val="32"/>
-          <w:szCs w:val="32"/>
-        </w:rPr>
-        <w:t xml:space="preserve">    return 'Book(title: $title, </w:t>
+        <w:t>(</w:t>
+      </w:r>
+      <w:proofErr w:type="gramEnd"/>
+      <w:r>
+        <w:rPr>
+          <w:b/>
+          <w:bCs/>
+          <w:color w:val="D86DCB" w:themeColor="accent5" w:themeTint="99"/>
+          <w:sz w:val="32"/>
+          <w:szCs w:val="32"/>
+        </w:rPr>
+        <w:t>) {</w:t>
+      </w:r>
+    </w:p>
+    <w:p>
+      <w:pPr>
+        <w:jc w:val="both"/>
+        <w:rPr>
+          <w:b/>
+          <w:bCs/>
+          <w:color w:val="D86DCB" w:themeColor="accent5" w:themeTint="99"/>
+          <w:sz w:val="32"/>
+          <w:szCs w:val="32"/>
+        </w:rPr>
+      </w:pPr>
+      <w:r>
+        <w:rPr>
+          <w:b/>
+          <w:bCs/>
+          <w:color w:val="D86DCB" w:themeColor="accent5" w:themeTint="99"/>
+          <w:sz w:val="32"/>
+          <w:szCs w:val="32"/>
+        </w:rPr>
+        <w:t xml:space="preserve">    return '</w:t>
+      </w:r>
+      <w:proofErr w:type="gramStart"/>
+      <w:r>
+        <w:rPr>
+          <w:b/>
+          <w:bCs/>
+          <w:color w:val="D86DCB" w:themeColor="accent5" w:themeTint="99"/>
+          <w:sz w:val="32"/>
+          <w:szCs w:val="32"/>
+        </w:rPr>
+        <w:t>Book(</w:t>
+      </w:r>
+      <w:proofErr w:type="gramEnd"/>
+      <w:r>
+        <w:rPr>
+          <w:b/>
+          <w:bCs/>
+          <w:color w:val="D86DCB" w:themeColor="accent5" w:themeTint="99"/>
+          <w:sz w:val="32"/>
+          <w:szCs w:val="32"/>
+        </w:rPr>
+        <w:t xml:space="preserve">title: $title, </w:t>
       </w:r>
       <w:proofErr w:type="spellStart"/>
       <w:r>
@@ -2398,7 +2865,29 @@
           <w:sz w:val="32"/>
           <w:szCs w:val="32"/>
         </w:rPr>
-        <w:t xml:space="preserve">  print(u1 == u2); // false</w:t>
+        <w:t xml:space="preserve">  </w:t>
+      </w:r>
+      <w:proofErr w:type="gramStart"/>
+      <w:r>
+        <w:rPr>
+          <w:b/>
+          <w:bCs/>
+          <w:color w:val="D86DCB" w:themeColor="accent5" w:themeTint="99"/>
+          <w:sz w:val="32"/>
+          <w:szCs w:val="32"/>
+        </w:rPr>
+        <w:t>print(</w:t>
+      </w:r>
+      <w:proofErr w:type="gramEnd"/>
+      <w:r>
+        <w:rPr>
+          <w:b/>
+          <w:bCs/>
+          <w:color w:val="D86DCB" w:themeColor="accent5" w:themeTint="99"/>
+          <w:sz w:val="32"/>
+          <w:szCs w:val="32"/>
+        </w:rPr>
+        <w:t>u1 == u2); // false</w:t>
       </w:r>
     </w:p>
     <w:p>
@@ -2718,6 +3207,7 @@
         </w:rPr>
         <w:t>name</w:t>
       </w:r>
+      <w:proofErr w:type="gramStart"/>
       <w:r>
         <w:rPr>
           <w:sz w:val="32"/>
@@ -2752,6 +3242,7 @@
         <w:t>hashCode</w:t>
       </w:r>
       <w:proofErr w:type="spellEnd"/>
+      <w:proofErr w:type="gramEnd"/>
       <w:r>
         <w:rPr>
           <w:sz w:val="32"/>
@@ -2908,7 +3399,29 @@
           <w:sz w:val="32"/>
           <w:szCs w:val="32"/>
         </w:rPr>
-        <w:t xml:space="preserve">  bool operator ==(Object other) {</w:t>
+        <w:t xml:space="preserve">  bool operator =</w:t>
+      </w:r>
+      <w:proofErr w:type="gramStart"/>
+      <w:r>
+        <w:rPr>
+          <w:b/>
+          <w:bCs/>
+          <w:color w:val="D86DCB" w:themeColor="accent5" w:themeTint="99"/>
+          <w:sz w:val="32"/>
+          <w:szCs w:val="32"/>
+        </w:rPr>
+        <w:t>=(</w:t>
+      </w:r>
+      <w:proofErr w:type="gramEnd"/>
+      <w:r>
+        <w:rPr>
+          <w:b/>
+          <w:bCs/>
+          <w:color w:val="D86DCB" w:themeColor="accent5" w:themeTint="99"/>
+          <w:sz w:val="32"/>
+          <w:szCs w:val="32"/>
+        </w:rPr>
+        <w:t>Object other) {</w:t>
       </w:r>
     </w:p>
     <w:p>
@@ -3021,6 +3534,7 @@
         <w:t xml:space="preserve"> =&gt; </w:t>
       </w:r>
       <w:proofErr w:type="spellStart"/>
+      <w:proofErr w:type="gramStart"/>
       <w:r>
         <w:rPr>
           <w:b/>
@@ -3032,6 +3546,7 @@
         <w:t>name.hashCode</w:t>
       </w:r>
       <w:proofErr w:type="spellEnd"/>
+      <w:proofErr w:type="gramEnd"/>
       <w:r>
         <w:rPr>
           <w:b/>
@@ -3151,7 +3666,29 @@
           <w:sz w:val="32"/>
           <w:szCs w:val="32"/>
         </w:rPr>
-        <w:t xml:space="preserve">  print(u1 == u2); // true</w:t>
+        <w:t xml:space="preserve">  </w:t>
+      </w:r>
+      <w:proofErr w:type="gramStart"/>
+      <w:r>
+        <w:rPr>
+          <w:b/>
+          <w:bCs/>
+          <w:color w:val="D86DCB" w:themeColor="accent5" w:themeTint="99"/>
+          <w:sz w:val="32"/>
+          <w:szCs w:val="32"/>
+        </w:rPr>
+        <w:t>print(</w:t>
+      </w:r>
+      <w:proofErr w:type="gramEnd"/>
+      <w:r>
+        <w:rPr>
+          <w:b/>
+          <w:bCs/>
+          <w:color w:val="D86DCB" w:themeColor="accent5" w:themeTint="99"/>
+          <w:sz w:val="32"/>
+          <w:szCs w:val="32"/>
+        </w:rPr>
+        <w:t>u1 == u2); // true</w:t>
       </w:r>
     </w:p>
     <w:p>
@@ -3446,6 +3983,7 @@
         <w:t>print(</w:t>
       </w:r>
       <w:proofErr w:type="spellStart"/>
+      <w:proofErr w:type="gramStart"/>
       <w:r>
         <w:rPr>
           <w:b/>
@@ -3457,6 +3995,7 @@
         <w:t>users.contains</w:t>
       </w:r>
       <w:proofErr w:type="spellEnd"/>
+      <w:proofErr w:type="gramEnd"/>
       <w:r>
         <w:rPr>
           <w:b/>
@@ -3515,6 +4054,7 @@
         <w:t>print(</w:t>
       </w:r>
       <w:proofErr w:type="spellStart"/>
+      <w:proofErr w:type="gramStart"/>
       <w:r>
         <w:rPr>
           <w:b/>
@@ -3526,6 +4066,7 @@
         <w:t>users.contains</w:t>
       </w:r>
       <w:proofErr w:type="spellEnd"/>
+      <w:proofErr w:type="gramEnd"/>
       <w:r>
         <w:rPr>
           <w:b/>
@@ -3791,7 +4332,25 @@
           <w:sz w:val="32"/>
           <w:szCs w:val="32"/>
         </w:rPr>
-        <w:t>Comparable Interface:</w:t>
+        <w:t>Comparable Interface</w:t>
+      </w:r>
+      <w:r>
+        <w:rPr>
+          <w:b/>
+          <w:bCs/>
+          <w:sz w:val="32"/>
+          <w:szCs w:val="32"/>
+        </w:rPr>
+        <w:t xml:space="preserve"> Class</w:t>
+      </w:r>
+      <w:r>
+        <w:rPr>
+          <w:b/>
+          <w:bCs/>
+          <w:sz w:val="32"/>
+          <w:szCs w:val="32"/>
+        </w:rPr>
+        <w:t>:</w:t>
       </w:r>
     </w:p>
     <w:p>
@@ -3846,16 +4405,34 @@
           <w:sz w:val="32"/>
           <w:szCs w:val="32"/>
         </w:rPr>
-        <w:t xml:space="preserve"> class instances and we want to sort them using </w:t>
-      </w:r>
-      <w:r>
-        <w:rPr>
-          <w:b/>
-          <w:bCs/>
-          <w:sz w:val="32"/>
-          <w:szCs w:val="32"/>
-        </w:rPr>
-        <w:t xml:space="preserve">.sort() </w:t>
+        <w:t xml:space="preserve"> class instances and we want to sort them </w:t>
+      </w:r>
+      <w:proofErr w:type="gramStart"/>
+      <w:r>
+        <w:rPr>
+          <w:sz w:val="32"/>
+          <w:szCs w:val="32"/>
+        </w:rPr>
+        <w:t xml:space="preserve">using </w:t>
+      </w:r>
+      <w:r>
+        <w:rPr>
+          <w:b/>
+          <w:bCs/>
+          <w:sz w:val="32"/>
+          <w:szCs w:val="32"/>
+        </w:rPr>
+        <w:t>.sort</w:t>
+      </w:r>
+      <w:proofErr w:type="gramEnd"/>
+      <w:r>
+        <w:rPr>
+          <w:b/>
+          <w:bCs/>
+          <w:sz w:val="32"/>
+          <w:szCs w:val="32"/>
+        </w:rPr>
+        <w:t xml:space="preserve">() </w:t>
       </w:r>
       <w:r>
         <w:rPr>
@@ -4025,6 +4602,7 @@
         <w:t xml:space="preserve">  const Student(</w:t>
       </w:r>
       <w:proofErr w:type="spellStart"/>
+      <w:proofErr w:type="gramStart"/>
       <w:r>
         <w:rPr>
           <w:b/>
@@ -4036,6 +4614,7 @@
         <w:t>this.marks</w:t>
       </w:r>
       <w:proofErr w:type="spellEnd"/>
+      <w:proofErr w:type="gramEnd"/>
       <w:r>
         <w:rPr>
           <w:b/>
@@ -4091,6 +4670,7 @@
         <w:t xml:space="preserve">  String </w:t>
       </w:r>
       <w:proofErr w:type="spellStart"/>
+      <w:proofErr w:type="gramStart"/>
       <w:r>
         <w:rPr>
           <w:b/>
@@ -4110,7 +4690,18 @@
           <w:sz w:val="32"/>
           <w:szCs w:val="32"/>
         </w:rPr>
-        <w:t>() {</w:t>
+        <w:t>(</w:t>
+      </w:r>
+      <w:proofErr w:type="gramEnd"/>
+      <w:r>
+        <w:rPr>
+          <w:b/>
+          <w:bCs/>
+          <w:color w:val="D86DCB" w:themeColor="accent5" w:themeTint="99"/>
+          <w:sz w:val="32"/>
+          <w:szCs w:val="32"/>
+        </w:rPr>
+        <w:t>) {</w:t>
       </w:r>
     </w:p>
     <w:p>
@@ -4242,51 +4833,117 @@
           <w:sz w:val="32"/>
           <w:szCs w:val="32"/>
         </w:rPr>
-        <w:t xml:space="preserve">    Student(90),</w:t>
-      </w:r>
-    </w:p>
-    <w:p>
-      <w:pPr>
-        <w:jc w:val="both"/>
-        <w:rPr>
-          <w:b/>
-          <w:bCs/>
-          <w:color w:val="D86DCB" w:themeColor="accent5" w:themeTint="99"/>
-          <w:sz w:val="32"/>
-          <w:szCs w:val="32"/>
-        </w:rPr>
-      </w:pPr>
-      <w:r>
-        <w:rPr>
-          <w:b/>
-          <w:bCs/>
-          <w:color w:val="D86DCB" w:themeColor="accent5" w:themeTint="99"/>
-          <w:sz w:val="32"/>
-          <w:szCs w:val="32"/>
-        </w:rPr>
-        <w:t xml:space="preserve">    Student(76),</w:t>
-      </w:r>
-    </w:p>
-    <w:p>
-      <w:pPr>
-        <w:jc w:val="both"/>
-        <w:rPr>
-          <w:b/>
-          <w:bCs/>
-          <w:color w:val="D86DCB" w:themeColor="accent5" w:themeTint="99"/>
-          <w:sz w:val="32"/>
-          <w:szCs w:val="32"/>
-        </w:rPr>
-      </w:pPr>
-      <w:r>
-        <w:rPr>
-          <w:b/>
-          <w:bCs/>
-          <w:color w:val="D86DCB" w:themeColor="accent5" w:themeTint="99"/>
-          <w:sz w:val="32"/>
-          <w:szCs w:val="32"/>
-        </w:rPr>
-        <w:t xml:space="preserve">    Student(81)</w:t>
+        <w:t xml:space="preserve">    </w:t>
+      </w:r>
+      <w:proofErr w:type="gramStart"/>
+      <w:r>
+        <w:rPr>
+          <w:b/>
+          <w:bCs/>
+          <w:color w:val="D86DCB" w:themeColor="accent5" w:themeTint="99"/>
+          <w:sz w:val="32"/>
+          <w:szCs w:val="32"/>
+        </w:rPr>
+        <w:t>Student(</w:t>
+      </w:r>
+      <w:proofErr w:type="gramEnd"/>
+      <w:r>
+        <w:rPr>
+          <w:b/>
+          <w:bCs/>
+          <w:color w:val="D86DCB" w:themeColor="accent5" w:themeTint="99"/>
+          <w:sz w:val="32"/>
+          <w:szCs w:val="32"/>
+        </w:rPr>
+        <w:t>90),</w:t>
+      </w:r>
+    </w:p>
+    <w:p>
+      <w:pPr>
+        <w:jc w:val="both"/>
+        <w:rPr>
+          <w:b/>
+          <w:bCs/>
+          <w:color w:val="D86DCB" w:themeColor="accent5" w:themeTint="99"/>
+          <w:sz w:val="32"/>
+          <w:szCs w:val="32"/>
+        </w:rPr>
+      </w:pPr>
+      <w:r>
+        <w:rPr>
+          <w:b/>
+          <w:bCs/>
+          <w:color w:val="D86DCB" w:themeColor="accent5" w:themeTint="99"/>
+          <w:sz w:val="32"/>
+          <w:szCs w:val="32"/>
+        </w:rPr>
+        <w:t xml:space="preserve">    </w:t>
+      </w:r>
+      <w:proofErr w:type="gramStart"/>
+      <w:r>
+        <w:rPr>
+          <w:b/>
+          <w:bCs/>
+          <w:color w:val="D86DCB" w:themeColor="accent5" w:themeTint="99"/>
+          <w:sz w:val="32"/>
+          <w:szCs w:val="32"/>
+        </w:rPr>
+        <w:t>Student(</w:t>
+      </w:r>
+      <w:proofErr w:type="gramEnd"/>
+      <w:r>
+        <w:rPr>
+          <w:b/>
+          <w:bCs/>
+          <w:color w:val="D86DCB" w:themeColor="accent5" w:themeTint="99"/>
+          <w:sz w:val="32"/>
+          <w:szCs w:val="32"/>
+        </w:rPr>
+        <w:t>76),</w:t>
+      </w:r>
+    </w:p>
+    <w:p>
+      <w:pPr>
+        <w:jc w:val="both"/>
+        <w:rPr>
+          <w:b/>
+          <w:bCs/>
+          <w:color w:val="D86DCB" w:themeColor="accent5" w:themeTint="99"/>
+          <w:sz w:val="32"/>
+          <w:szCs w:val="32"/>
+        </w:rPr>
+      </w:pPr>
+      <w:r>
+        <w:rPr>
+          <w:b/>
+          <w:bCs/>
+          <w:color w:val="D86DCB" w:themeColor="accent5" w:themeTint="99"/>
+          <w:sz w:val="32"/>
+          <w:szCs w:val="32"/>
+        </w:rPr>
+        <w:t xml:space="preserve">    </w:t>
+      </w:r>
+      <w:proofErr w:type="gramStart"/>
+      <w:r>
+        <w:rPr>
+          <w:b/>
+          <w:bCs/>
+          <w:color w:val="D86DCB" w:themeColor="accent5" w:themeTint="99"/>
+          <w:sz w:val="32"/>
+          <w:szCs w:val="32"/>
+        </w:rPr>
+        <w:t>Student(</w:t>
+      </w:r>
+      <w:proofErr w:type="gramEnd"/>
+      <w:r>
+        <w:rPr>
+          <w:b/>
+          <w:bCs/>
+          <w:color w:val="D86DCB" w:themeColor="accent5" w:themeTint="99"/>
+          <w:sz w:val="32"/>
+          <w:szCs w:val="32"/>
+        </w:rPr>
+        <w:t>81)</w:t>
       </w:r>
     </w:p>
     <w:p>
@@ -4334,6 +4991,7 @@
         <w:t xml:space="preserve">  </w:t>
       </w:r>
       <w:proofErr w:type="spellStart"/>
+      <w:proofErr w:type="gramStart"/>
       <w:r>
         <w:rPr>
           <w:b/>
@@ -4345,6 +5003,7 @@
         <w:t>students.sort</w:t>
       </w:r>
       <w:proofErr w:type="spellEnd"/>
+      <w:proofErr w:type="gramEnd"/>
       <w:r>
         <w:rPr>
           <w:b/>
@@ -4480,6 +5139,7 @@
         <w:t xml:space="preserve">the </w:t>
       </w:r>
       <w:proofErr w:type="spellStart"/>
+      <w:proofErr w:type="gramStart"/>
       <w:r>
         <w:rPr>
           <w:b/>
@@ -4497,6 +5157,137 @@
           <w:sz w:val="32"/>
           <w:szCs w:val="32"/>
         </w:rPr>
+        <w:t>(</w:t>
+      </w:r>
+      <w:proofErr w:type="gramEnd"/>
+      <w:r>
+        <w:rPr>
+          <w:b/>
+          <w:bCs/>
+          <w:sz w:val="32"/>
+          <w:szCs w:val="32"/>
+        </w:rPr>
+        <w:t>)</w:t>
+      </w:r>
+      <w:r>
+        <w:rPr>
+          <w:sz w:val="32"/>
+          <w:szCs w:val="32"/>
+        </w:rPr>
+        <w:t xml:space="preserve"> method</w:t>
+      </w:r>
+      <w:r>
+        <w:rPr>
+          <w:sz w:val="32"/>
+          <w:szCs w:val="32"/>
+        </w:rPr>
+        <w:t xml:space="preserve"> that will take an instance (</w:t>
+      </w:r>
+      <w:r>
+        <w:rPr>
+          <w:b/>
+          <w:bCs/>
+          <w:sz w:val="32"/>
+          <w:szCs w:val="32"/>
+        </w:rPr>
+        <w:t>other</w:t>
+      </w:r>
+      <w:r>
+        <w:rPr>
+          <w:sz w:val="32"/>
+          <w:szCs w:val="32"/>
+        </w:rPr>
+        <w:t xml:space="preserve">) of </w:t>
+      </w:r>
+      <w:r>
+        <w:rPr>
+          <w:b/>
+          <w:bCs/>
+          <w:sz w:val="32"/>
+          <w:szCs w:val="32"/>
+        </w:rPr>
+        <w:t>Student</w:t>
+      </w:r>
+      <w:r>
+        <w:rPr>
+          <w:sz w:val="32"/>
+          <w:szCs w:val="32"/>
+        </w:rPr>
+        <w:t xml:space="preserve"> as a parameter and compares current classes </w:t>
+      </w:r>
+      <w:r>
+        <w:rPr>
+          <w:b/>
+          <w:bCs/>
+          <w:sz w:val="32"/>
+          <w:szCs w:val="32"/>
+        </w:rPr>
+        <w:t>marks</w:t>
+      </w:r>
+      <w:r>
+        <w:rPr>
+          <w:sz w:val="32"/>
+          <w:szCs w:val="32"/>
+        </w:rPr>
+        <w:t xml:space="preserve"> with </w:t>
+      </w:r>
+      <w:r>
+        <w:rPr>
+          <w:b/>
+          <w:bCs/>
+          <w:sz w:val="32"/>
+          <w:szCs w:val="32"/>
+        </w:rPr>
+        <w:t>other</w:t>
+      </w:r>
+      <w:r>
+        <w:rPr>
+          <w:sz w:val="32"/>
+          <w:szCs w:val="32"/>
+        </w:rPr>
+        <w:t xml:space="preserve"> instances marks</w:t>
+      </w:r>
+    </w:p>
+    <w:p>
+      <w:pPr>
+        <w:jc w:val="both"/>
+        <w:rPr>
+          <w:sz w:val="32"/>
+          <w:szCs w:val="32"/>
+        </w:rPr>
+      </w:pPr>
+      <w:r>
+        <w:rPr>
+          <w:sz w:val="32"/>
+          <w:szCs w:val="32"/>
+        </w:rPr>
+        <w:t xml:space="preserve"># So, </w:t>
+      </w:r>
+      <w:proofErr w:type="gramStart"/>
+      <w:r>
+        <w:rPr>
+          <w:sz w:val="32"/>
+          <w:szCs w:val="32"/>
+        </w:rPr>
+        <w:t xml:space="preserve">now </w:t>
+      </w:r>
+      <w:r>
+        <w:rPr>
+          <w:b/>
+          <w:bCs/>
+          <w:sz w:val="32"/>
+          <w:szCs w:val="32"/>
+        </w:rPr>
+        <w:t>.sort</w:t>
+      </w:r>
+      <w:proofErr w:type="gramEnd"/>
+      <w:r>
+        <w:rPr>
+          <w:b/>
+          <w:bCs/>
+          <w:sz w:val="32"/>
+          <w:szCs w:val="32"/>
+        </w:rPr>
         <w:t>()</w:t>
       </w:r>
       <w:r>
@@ -4504,109 +5295,6 @@
           <w:sz w:val="32"/>
           <w:szCs w:val="32"/>
         </w:rPr>
-        <w:t xml:space="preserve"> method</w:t>
-      </w:r>
-      <w:r>
-        <w:rPr>
-          <w:sz w:val="32"/>
-          <w:szCs w:val="32"/>
-        </w:rPr>
-        <w:t xml:space="preserve"> that will take an instance (</w:t>
-      </w:r>
-      <w:r>
-        <w:rPr>
-          <w:b/>
-          <w:bCs/>
-          <w:sz w:val="32"/>
-          <w:szCs w:val="32"/>
-        </w:rPr>
-        <w:t>other</w:t>
-      </w:r>
-      <w:r>
-        <w:rPr>
-          <w:sz w:val="32"/>
-          <w:szCs w:val="32"/>
-        </w:rPr>
-        <w:t xml:space="preserve">) of </w:t>
-      </w:r>
-      <w:r>
-        <w:rPr>
-          <w:b/>
-          <w:bCs/>
-          <w:sz w:val="32"/>
-          <w:szCs w:val="32"/>
-        </w:rPr>
-        <w:t>Student</w:t>
-      </w:r>
-      <w:r>
-        <w:rPr>
-          <w:sz w:val="32"/>
-          <w:szCs w:val="32"/>
-        </w:rPr>
-        <w:t xml:space="preserve"> as a parameter and compares current classes </w:t>
-      </w:r>
-      <w:r>
-        <w:rPr>
-          <w:b/>
-          <w:bCs/>
-          <w:sz w:val="32"/>
-          <w:szCs w:val="32"/>
-        </w:rPr>
-        <w:t>marks</w:t>
-      </w:r>
-      <w:r>
-        <w:rPr>
-          <w:sz w:val="32"/>
-          <w:szCs w:val="32"/>
-        </w:rPr>
-        <w:t xml:space="preserve"> with </w:t>
-      </w:r>
-      <w:r>
-        <w:rPr>
-          <w:b/>
-          <w:bCs/>
-          <w:sz w:val="32"/>
-          <w:szCs w:val="32"/>
-        </w:rPr>
-        <w:t>other</w:t>
-      </w:r>
-      <w:r>
-        <w:rPr>
-          <w:sz w:val="32"/>
-          <w:szCs w:val="32"/>
-        </w:rPr>
-        <w:t xml:space="preserve"> instances marks</w:t>
-      </w:r>
-    </w:p>
-    <w:p>
-      <w:pPr>
-        <w:jc w:val="both"/>
-        <w:rPr>
-          <w:sz w:val="32"/>
-          <w:szCs w:val="32"/>
-        </w:rPr>
-      </w:pPr>
-      <w:r>
-        <w:rPr>
-          <w:sz w:val="32"/>
-          <w:szCs w:val="32"/>
-        </w:rPr>
-        <w:t xml:space="preserve"># So, now </w:t>
-      </w:r>
-      <w:r>
-        <w:rPr>
-          <w:b/>
-          <w:bCs/>
-          <w:sz w:val="32"/>
-          <w:szCs w:val="32"/>
-        </w:rPr>
-        <w:t>.sort()</w:t>
-      </w:r>
-      <w:r>
-        <w:rPr>
-          <w:sz w:val="32"/>
-          <w:szCs w:val="32"/>
-        </w:rPr>
         <w:t xml:space="preserve"> method works and sorts based on marks in ascending order.</w:t>
       </w:r>
     </w:p>
@@ -4676,6 +5364,7 @@
         <w:t xml:space="preserve">  const Student(</w:t>
       </w:r>
       <w:proofErr w:type="spellStart"/>
+      <w:proofErr w:type="gramStart"/>
       <w:r>
         <w:rPr>
           <w:b/>
@@ -4687,6 +5376,7 @@
         <w:t>this.marks</w:t>
       </w:r>
       <w:proofErr w:type="spellEnd"/>
+      <w:proofErr w:type="gramEnd"/>
       <w:r>
         <w:rPr>
           <w:b/>
@@ -4742,6 +5432,7 @@
         <w:t xml:space="preserve">  int </w:t>
       </w:r>
       <w:proofErr w:type="spellStart"/>
+      <w:proofErr w:type="gramStart"/>
       <w:r>
         <w:rPr>
           <w:b/>
@@ -4761,7 +5452,18 @@
           <w:sz w:val="32"/>
           <w:szCs w:val="32"/>
         </w:rPr>
-        <w:t>(Student other) {</w:t>
+        <w:t>(</w:t>
+      </w:r>
+      <w:proofErr w:type="gramEnd"/>
+      <w:r>
+        <w:rPr>
+          <w:b/>
+          <w:bCs/>
+          <w:color w:val="D86DCB" w:themeColor="accent5" w:themeTint="99"/>
+          <w:sz w:val="32"/>
+          <w:szCs w:val="32"/>
+        </w:rPr>
+        <w:t>Student other) {</w:t>
       </w:r>
     </w:p>
     <w:p>
@@ -4786,6 +5488,7 @@
         <w:t xml:space="preserve">    return </w:t>
       </w:r>
       <w:proofErr w:type="spellStart"/>
+      <w:proofErr w:type="gramStart"/>
       <w:r>
         <w:rPr>
           <w:b/>
@@ -4797,6 +5500,7 @@
         <w:t>marks.compareTo</w:t>
       </w:r>
       <w:proofErr w:type="spellEnd"/>
+      <w:proofErr w:type="gramEnd"/>
       <w:r>
         <w:rPr>
           <w:b/>
@@ -4896,6 +5600,7 @@
         <w:t xml:space="preserve">  String </w:t>
       </w:r>
       <w:proofErr w:type="spellStart"/>
+      <w:proofErr w:type="gramStart"/>
       <w:r>
         <w:rPr>
           <w:b/>
@@ -4915,7 +5620,18 @@
           <w:sz w:val="32"/>
           <w:szCs w:val="32"/>
         </w:rPr>
-        <w:t>() {</w:t>
+        <w:t>(</w:t>
+      </w:r>
+      <w:proofErr w:type="gramEnd"/>
+      <w:r>
+        <w:rPr>
+          <w:b/>
+          <w:bCs/>
+          <w:color w:val="D86DCB" w:themeColor="accent5" w:themeTint="99"/>
+          <w:sz w:val="32"/>
+          <w:szCs w:val="32"/>
+        </w:rPr>
+        <w:t>) {</w:t>
       </w:r>
     </w:p>
     <w:p>
@@ -5048,51 +5764,117 @@
           <w:sz w:val="32"/>
           <w:szCs w:val="32"/>
         </w:rPr>
-        <w:t xml:space="preserve">    Student(90),</w:t>
-      </w:r>
-    </w:p>
-    <w:p>
-      <w:pPr>
-        <w:jc w:val="both"/>
-        <w:rPr>
-          <w:b/>
-          <w:bCs/>
-          <w:color w:val="D86DCB" w:themeColor="accent5" w:themeTint="99"/>
-          <w:sz w:val="32"/>
-          <w:szCs w:val="32"/>
-        </w:rPr>
-      </w:pPr>
-      <w:r>
-        <w:rPr>
-          <w:b/>
-          <w:bCs/>
-          <w:color w:val="D86DCB" w:themeColor="accent5" w:themeTint="99"/>
-          <w:sz w:val="32"/>
-          <w:szCs w:val="32"/>
-        </w:rPr>
-        <w:t xml:space="preserve">    Student(76),</w:t>
-      </w:r>
-    </w:p>
-    <w:p>
-      <w:pPr>
-        <w:jc w:val="both"/>
-        <w:rPr>
-          <w:b/>
-          <w:bCs/>
-          <w:color w:val="D86DCB" w:themeColor="accent5" w:themeTint="99"/>
-          <w:sz w:val="32"/>
-          <w:szCs w:val="32"/>
-        </w:rPr>
-      </w:pPr>
-      <w:r>
-        <w:rPr>
-          <w:b/>
-          <w:bCs/>
-          <w:color w:val="D86DCB" w:themeColor="accent5" w:themeTint="99"/>
-          <w:sz w:val="32"/>
-          <w:szCs w:val="32"/>
-        </w:rPr>
-        <w:t xml:space="preserve">    Student(81)</w:t>
+        <w:t xml:space="preserve">    </w:t>
+      </w:r>
+      <w:proofErr w:type="gramStart"/>
+      <w:r>
+        <w:rPr>
+          <w:b/>
+          <w:bCs/>
+          <w:color w:val="D86DCB" w:themeColor="accent5" w:themeTint="99"/>
+          <w:sz w:val="32"/>
+          <w:szCs w:val="32"/>
+        </w:rPr>
+        <w:t>Student(</w:t>
+      </w:r>
+      <w:proofErr w:type="gramEnd"/>
+      <w:r>
+        <w:rPr>
+          <w:b/>
+          <w:bCs/>
+          <w:color w:val="D86DCB" w:themeColor="accent5" w:themeTint="99"/>
+          <w:sz w:val="32"/>
+          <w:szCs w:val="32"/>
+        </w:rPr>
+        <w:t>90),</w:t>
+      </w:r>
+    </w:p>
+    <w:p>
+      <w:pPr>
+        <w:jc w:val="both"/>
+        <w:rPr>
+          <w:b/>
+          <w:bCs/>
+          <w:color w:val="D86DCB" w:themeColor="accent5" w:themeTint="99"/>
+          <w:sz w:val="32"/>
+          <w:szCs w:val="32"/>
+        </w:rPr>
+      </w:pPr>
+      <w:r>
+        <w:rPr>
+          <w:b/>
+          <w:bCs/>
+          <w:color w:val="D86DCB" w:themeColor="accent5" w:themeTint="99"/>
+          <w:sz w:val="32"/>
+          <w:szCs w:val="32"/>
+        </w:rPr>
+        <w:t xml:space="preserve">    </w:t>
+      </w:r>
+      <w:proofErr w:type="gramStart"/>
+      <w:r>
+        <w:rPr>
+          <w:b/>
+          <w:bCs/>
+          <w:color w:val="D86DCB" w:themeColor="accent5" w:themeTint="99"/>
+          <w:sz w:val="32"/>
+          <w:szCs w:val="32"/>
+        </w:rPr>
+        <w:t>Student(</w:t>
+      </w:r>
+      <w:proofErr w:type="gramEnd"/>
+      <w:r>
+        <w:rPr>
+          <w:b/>
+          <w:bCs/>
+          <w:color w:val="D86DCB" w:themeColor="accent5" w:themeTint="99"/>
+          <w:sz w:val="32"/>
+          <w:szCs w:val="32"/>
+        </w:rPr>
+        <w:t>76),</w:t>
+      </w:r>
+    </w:p>
+    <w:p>
+      <w:pPr>
+        <w:jc w:val="both"/>
+        <w:rPr>
+          <w:b/>
+          <w:bCs/>
+          <w:color w:val="D86DCB" w:themeColor="accent5" w:themeTint="99"/>
+          <w:sz w:val="32"/>
+          <w:szCs w:val="32"/>
+        </w:rPr>
+      </w:pPr>
+      <w:r>
+        <w:rPr>
+          <w:b/>
+          <w:bCs/>
+          <w:color w:val="D86DCB" w:themeColor="accent5" w:themeTint="99"/>
+          <w:sz w:val="32"/>
+          <w:szCs w:val="32"/>
+        </w:rPr>
+        <w:t xml:space="preserve">    </w:t>
+      </w:r>
+      <w:proofErr w:type="gramStart"/>
+      <w:r>
+        <w:rPr>
+          <w:b/>
+          <w:bCs/>
+          <w:color w:val="D86DCB" w:themeColor="accent5" w:themeTint="99"/>
+          <w:sz w:val="32"/>
+          <w:szCs w:val="32"/>
+        </w:rPr>
+        <w:t>Student(</w:t>
+      </w:r>
+      <w:proofErr w:type="gramEnd"/>
+      <w:r>
+        <w:rPr>
+          <w:b/>
+          <w:bCs/>
+          <w:color w:val="D86DCB" w:themeColor="accent5" w:themeTint="99"/>
+          <w:sz w:val="32"/>
+          <w:szCs w:val="32"/>
+        </w:rPr>
+        <w:t>81)</w:t>
       </w:r>
     </w:p>
     <w:p>
@@ -5139,6 +5921,7 @@
         <w:t xml:space="preserve">  </w:t>
       </w:r>
       <w:proofErr w:type="spellStart"/>
+      <w:proofErr w:type="gramStart"/>
       <w:r>
         <w:rPr>
           <w:b/>
@@ -5150,6 +5933,7 @@
         <w:t>students.sort</w:t>
       </w:r>
       <w:proofErr w:type="spellEnd"/>
+      <w:proofErr w:type="gramEnd"/>
       <w:r>
         <w:rPr>
           <w:b/>
@@ -5334,6 +6118,7 @@
         <w:t xml:space="preserve">  int </w:t>
       </w:r>
       <w:proofErr w:type="spellStart"/>
+      <w:proofErr w:type="gramStart"/>
       <w:r>
         <w:rPr>
           <w:b/>
@@ -5353,7 +6138,18 @@
           <w:sz w:val="32"/>
           <w:szCs w:val="32"/>
         </w:rPr>
-        <w:t>(Student other) {</w:t>
+        <w:t>(</w:t>
+      </w:r>
+      <w:proofErr w:type="gramEnd"/>
+      <w:r>
+        <w:rPr>
+          <w:b/>
+          <w:bCs/>
+          <w:color w:val="D86DCB" w:themeColor="accent5" w:themeTint="99"/>
+          <w:sz w:val="32"/>
+          <w:szCs w:val="32"/>
+        </w:rPr>
+        <w:t>Student other) {</w:t>
       </w:r>
     </w:p>
     <w:p>
@@ -5378,15 +6174,27 @@
         <w:t xml:space="preserve">    return </w:t>
       </w:r>
       <w:proofErr w:type="spellStart"/>
-      <w:r>
-        <w:rPr>
-          <w:b/>
-          <w:bCs/>
-          <w:color w:val="D86DCB" w:themeColor="accent5" w:themeTint="99"/>
-          <w:sz w:val="32"/>
-          <w:szCs w:val="32"/>
-        </w:rPr>
-        <w:t>other.marks.compareTo</w:t>
+      <w:proofErr w:type="gramStart"/>
+      <w:r>
+        <w:rPr>
+          <w:b/>
+          <w:bCs/>
+          <w:color w:val="D86DCB" w:themeColor="accent5" w:themeTint="99"/>
+          <w:sz w:val="32"/>
+          <w:szCs w:val="32"/>
+        </w:rPr>
+        <w:t>other.marks</w:t>
+      </w:r>
+      <w:proofErr w:type="gramEnd"/>
+      <w:r>
+        <w:rPr>
+          <w:b/>
+          <w:bCs/>
+          <w:color w:val="D86DCB" w:themeColor="accent5" w:themeTint="99"/>
+          <w:sz w:val="32"/>
+          <w:szCs w:val="32"/>
+        </w:rPr>
+        <w:t>.compareTo</w:t>
       </w:r>
       <w:proofErr w:type="spellEnd"/>
       <w:r>
@@ -5652,14 +6460,25 @@
           <w:szCs w:val="32"/>
         </w:rPr>
       </w:pPr>
-      <w:r>
-        <w:rPr>
-          <w:b/>
-          <w:bCs/>
-          <w:sz w:val="32"/>
-          <w:szCs w:val="32"/>
-        </w:rPr>
-        <w:t>call() Method:</w:t>
+      <w:proofErr w:type="gramStart"/>
+      <w:r>
+        <w:rPr>
+          <w:b/>
+          <w:bCs/>
+          <w:sz w:val="32"/>
+          <w:szCs w:val="32"/>
+        </w:rPr>
+        <w:t>call(</w:t>
+      </w:r>
+      <w:proofErr w:type="gramEnd"/>
+      <w:r>
+        <w:rPr>
+          <w:b/>
+          <w:bCs/>
+          <w:sz w:val="32"/>
+          <w:szCs w:val="32"/>
+        </w:rPr>
+        <w:t>) Method:</w:t>
       </w:r>
     </w:p>
     <w:p>
@@ -5677,14 +6496,25 @@
         </w:rPr>
         <w:t xml:space="preserve"># If our class defines </w:t>
       </w:r>
-      <w:r>
-        <w:rPr>
-          <w:b/>
-          <w:bCs/>
-          <w:sz w:val="32"/>
-          <w:szCs w:val="32"/>
-        </w:rPr>
-        <w:t>call()</w:t>
+      <w:proofErr w:type="gramStart"/>
+      <w:r>
+        <w:rPr>
+          <w:b/>
+          <w:bCs/>
+          <w:sz w:val="32"/>
+          <w:szCs w:val="32"/>
+        </w:rPr>
+        <w:t>call(</w:t>
+      </w:r>
+      <w:proofErr w:type="gramEnd"/>
+      <w:r>
+        <w:rPr>
+          <w:b/>
+          <w:bCs/>
+          <w:sz w:val="32"/>
+          <w:szCs w:val="32"/>
+        </w:rPr>
+        <w:t>)</w:t>
       </w:r>
       <w:r>
         <w:rPr>
@@ -5694,6 +6524,7 @@
         <w:t xml:space="preserve"> method then the Object behaves like a function. The Object itself becomes callable like instead of </w:t>
       </w:r>
       <w:proofErr w:type="spellStart"/>
+      <w:proofErr w:type="gramStart"/>
       <w:r>
         <w:rPr>
           <w:b/>
@@ -5704,6 +6535,7 @@
         <w:t>add.call</w:t>
       </w:r>
       <w:proofErr w:type="spellEnd"/>
+      <w:proofErr w:type="gramEnd"/>
       <w:r>
         <w:rPr>
           <w:b/>
@@ -5937,7 +6769,29 @@
           <w:sz w:val="32"/>
           <w:szCs w:val="32"/>
         </w:rPr>
-        <w:t xml:space="preserve">  int call(int a, int b) {</w:t>
+        <w:t xml:space="preserve">  int </w:t>
+      </w:r>
+      <w:proofErr w:type="gramStart"/>
+      <w:r>
+        <w:rPr>
+          <w:b/>
+          <w:bCs/>
+          <w:color w:val="D86DCB" w:themeColor="accent5" w:themeTint="99"/>
+          <w:sz w:val="32"/>
+          <w:szCs w:val="32"/>
+        </w:rPr>
+        <w:t>call(</w:t>
+      </w:r>
+      <w:proofErr w:type="gramEnd"/>
+      <w:r>
+        <w:rPr>
+          <w:b/>
+          <w:bCs/>
+          <w:color w:val="D86DCB" w:themeColor="accent5" w:themeTint="99"/>
+          <w:sz w:val="32"/>
+          <w:szCs w:val="32"/>
+        </w:rPr>
+        <w:t>int a, int b) {</w:t>
       </w:r>
     </w:p>
     <w:p>
@@ -6047,29 +6901,73 @@
           <w:sz w:val="32"/>
           <w:szCs w:val="32"/>
         </w:rPr>
-        <w:t xml:space="preserve">  final add = Adder();</w:t>
-      </w:r>
-    </w:p>
-    <w:p>
-      <w:pPr>
-        <w:jc w:val="both"/>
-        <w:rPr>
-          <w:b/>
-          <w:bCs/>
-          <w:color w:val="D86DCB" w:themeColor="accent5" w:themeTint="99"/>
-          <w:sz w:val="32"/>
-          <w:szCs w:val="32"/>
-        </w:rPr>
-      </w:pPr>
-      <w:r>
-        <w:rPr>
-          <w:b/>
-          <w:bCs/>
-          <w:color w:val="D86DCB" w:themeColor="accent5" w:themeTint="99"/>
-          <w:sz w:val="32"/>
-          <w:szCs w:val="32"/>
-        </w:rPr>
-        <w:t xml:space="preserve">  final result = add(2, 3);</w:t>
+        <w:t xml:space="preserve">  final add = </w:t>
+      </w:r>
+      <w:proofErr w:type="gramStart"/>
+      <w:r>
+        <w:rPr>
+          <w:b/>
+          <w:bCs/>
+          <w:color w:val="D86DCB" w:themeColor="accent5" w:themeTint="99"/>
+          <w:sz w:val="32"/>
+          <w:szCs w:val="32"/>
+        </w:rPr>
+        <w:t>Adder(</w:t>
+      </w:r>
+      <w:proofErr w:type="gramEnd"/>
+      <w:r>
+        <w:rPr>
+          <w:b/>
+          <w:bCs/>
+          <w:color w:val="D86DCB" w:themeColor="accent5" w:themeTint="99"/>
+          <w:sz w:val="32"/>
+          <w:szCs w:val="32"/>
+        </w:rPr>
+        <w:t>);</w:t>
+      </w:r>
+    </w:p>
+    <w:p>
+      <w:pPr>
+        <w:jc w:val="both"/>
+        <w:rPr>
+          <w:b/>
+          <w:bCs/>
+          <w:color w:val="D86DCB" w:themeColor="accent5" w:themeTint="99"/>
+          <w:sz w:val="32"/>
+          <w:szCs w:val="32"/>
+        </w:rPr>
+      </w:pPr>
+      <w:r>
+        <w:rPr>
+          <w:b/>
+          <w:bCs/>
+          <w:color w:val="D86DCB" w:themeColor="accent5" w:themeTint="99"/>
+          <w:sz w:val="32"/>
+          <w:szCs w:val="32"/>
+        </w:rPr>
+        <w:t xml:space="preserve">  final result = </w:t>
+      </w:r>
+      <w:proofErr w:type="gramStart"/>
+      <w:r>
+        <w:rPr>
+          <w:b/>
+          <w:bCs/>
+          <w:color w:val="D86DCB" w:themeColor="accent5" w:themeTint="99"/>
+          <w:sz w:val="32"/>
+          <w:szCs w:val="32"/>
+        </w:rPr>
+        <w:t>add(</w:t>
+      </w:r>
+      <w:proofErr w:type="gramEnd"/>
+      <w:r>
+        <w:rPr>
+          <w:b/>
+          <w:bCs/>
+          <w:color w:val="D86DCB" w:themeColor="accent5" w:themeTint="99"/>
+          <w:sz w:val="32"/>
+          <w:szCs w:val="32"/>
+        </w:rPr>
+        <w:t>2, 3);</w:t>
       </w:r>
     </w:p>
     <w:p>
@@ -6162,6 +7060,7 @@
         </w:rPr>
       </w:pPr>
       <w:proofErr w:type="spellStart"/>
+      <w:proofErr w:type="gramStart"/>
       <w:r>
         <w:rPr>
           <w:b/>
@@ -6179,7 +7078,17 @@
           <w:sz w:val="32"/>
           <w:szCs w:val="32"/>
         </w:rPr>
-        <w:t>():</w:t>
+        <w:t>(</w:t>
+      </w:r>
+      <w:proofErr w:type="gramEnd"/>
+      <w:r>
+        <w:rPr>
+          <w:b/>
+          <w:bCs/>
+          <w:sz w:val="32"/>
+          <w:szCs w:val="32"/>
+        </w:rPr>
+        <w:t>):</w:t>
       </w:r>
     </w:p>
     <w:p>
@@ -6226,6 +7135,7 @@
         <w:t xml:space="preserve">t like </w:t>
       </w:r>
       <w:proofErr w:type="spellStart"/>
+      <w:proofErr w:type="gramStart"/>
       <w:r>
         <w:rPr>
           <w:b/>
@@ -6236,6 +7146,7 @@
         <w:t>obj.hello</w:t>
       </w:r>
       <w:proofErr w:type="spellEnd"/>
+      <w:proofErr w:type="gramEnd"/>
       <w:r>
         <w:rPr>
           <w:b/>
@@ -6483,6 +7394,7 @@
         <w:t xml:space="preserve">  dynamic </w:t>
       </w:r>
       <w:proofErr w:type="spellStart"/>
+      <w:proofErr w:type="gramStart"/>
       <w:r>
         <w:rPr>
           <w:b/>
@@ -6502,29 +7414,62 @@
           <w:sz w:val="32"/>
           <w:szCs w:val="32"/>
         </w:rPr>
-        <w:t>(Invocation invocation) {</w:t>
-      </w:r>
-    </w:p>
-    <w:p>
-      <w:pPr>
-        <w:jc w:val="both"/>
-        <w:rPr>
-          <w:b/>
-          <w:bCs/>
-          <w:color w:val="D86DCB" w:themeColor="accent5" w:themeTint="99"/>
-          <w:sz w:val="32"/>
-          <w:szCs w:val="32"/>
-        </w:rPr>
-      </w:pPr>
-      <w:r>
-        <w:rPr>
-          <w:b/>
-          <w:bCs/>
-          <w:color w:val="D86DCB" w:themeColor="accent5" w:themeTint="99"/>
-          <w:sz w:val="32"/>
-          <w:szCs w:val="32"/>
-        </w:rPr>
-        <w:t xml:space="preserve">    print("Method doesn't exist");</w:t>
+        <w:t>(</w:t>
+      </w:r>
+      <w:proofErr w:type="gramEnd"/>
+      <w:r>
+        <w:rPr>
+          <w:b/>
+          <w:bCs/>
+          <w:color w:val="D86DCB" w:themeColor="accent5" w:themeTint="99"/>
+          <w:sz w:val="32"/>
+          <w:szCs w:val="32"/>
+        </w:rPr>
+        <w:t>Invocation invocation) {</w:t>
+      </w:r>
+    </w:p>
+    <w:p>
+      <w:pPr>
+        <w:jc w:val="both"/>
+        <w:rPr>
+          <w:b/>
+          <w:bCs/>
+          <w:color w:val="D86DCB" w:themeColor="accent5" w:themeTint="99"/>
+          <w:sz w:val="32"/>
+          <w:szCs w:val="32"/>
+        </w:rPr>
+      </w:pPr>
+      <w:r>
+        <w:rPr>
+          <w:b/>
+          <w:bCs/>
+          <w:color w:val="D86DCB" w:themeColor="accent5" w:themeTint="99"/>
+          <w:sz w:val="32"/>
+          <w:szCs w:val="32"/>
+        </w:rPr>
+        <w:t xml:space="preserve">    </w:t>
+      </w:r>
+      <w:proofErr w:type="gramStart"/>
+      <w:r>
+        <w:rPr>
+          <w:b/>
+          <w:bCs/>
+          <w:color w:val="D86DCB" w:themeColor="accent5" w:themeTint="99"/>
+          <w:sz w:val="32"/>
+          <w:szCs w:val="32"/>
+        </w:rPr>
+        <w:t>print(</w:t>
+      </w:r>
+      <w:proofErr w:type="gramEnd"/>
+      <w:r>
+        <w:rPr>
+          <w:b/>
+          <w:bCs/>
+          <w:color w:val="D86DCB" w:themeColor="accent5" w:themeTint="99"/>
+          <w:sz w:val="32"/>
+          <w:szCs w:val="32"/>
+        </w:rPr>
+        <w:t>"Method doesn't exist");</w:t>
       </w:r>
     </w:p>
     <w:p>
@@ -6612,7 +7557,29 @@
           <w:sz w:val="32"/>
           <w:szCs w:val="32"/>
         </w:rPr>
-        <w:t xml:space="preserve">  final test = Test();</w:t>
+        <w:t xml:space="preserve">  final test = </w:t>
+      </w:r>
+      <w:proofErr w:type="gramStart"/>
+      <w:r>
+        <w:rPr>
+          <w:b/>
+          <w:bCs/>
+          <w:color w:val="D86DCB" w:themeColor="accent5" w:themeTint="99"/>
+          <w:sz w:val="32"/>
+          <w:szCs w:val="32"/>
+        </w:rPr>
+        <w:t>Test(</w:t>
+      </w:r>
+      <w:proofErr w:type="gramEnd"/>
+      <w:r>
+        <w:rPr>
+          <w:b/>
+          <w:bCs/>
+          <w:color w:val="D86DCB" w:themeColor="accent5" w:themeTint="99"/>
+          <w:sz w:val="32"/>
+          <w:szCs w:val="32"/>
+        </w:rPr>
+        <w:t>);</w:t>
       </w:r>
     </w:p>
     <w:p>
@@ -6637,6 +7604,7 @@
         <w:t xml:space="preserve">  </w:t>
       </w:r>
       <w:proofErr w:type="spellStart"/>
+      <w:proofErr w:type="gramStart"/>
       <w:r>
         <w:rPr>
           <w:b/>
@@ -6648,6 +7616,7 @@
         <w:t>test.anything</w:t>
       </w:r>
       <w:proofErr w:type="spellEnd"/>
+      <w:proofErr w:type="gramEnd"/>
       <w:r>
         <w:rPr>
           <w:b/>
@@ -6876,7 +7845,29 @@
           <w:sz w:val="32"/>
           <w:szCs w:val="32"/>
         </w:rPr>
-        <w:t xml:space="preserve">  User() async { //  Error</w:t>
+        <w:t xml:space="preserve">  </w:t>
+      </w:r>
+      <w:proofErr w:type="gramStart"/>
+      <w:r>
+        <w:rPr>
+          <w:b/>
+          <w:bCs/>
+          <w:color w:val="D86DCB" w:themeColor="accent5" w:themeTint="99"/>
+          <w:sz w:val="32"/>
+          <w:szCs w:val="32"/>
+        </w:rPr>
+        <w:t>User(</w:t>
+      </w:r>
+      <w:proofErr w:type="gramEnd"/>
+      <w:r>
+        <w:rPr>
+          <w:b/>
+          <w:bCs/>
+          <w:color w:val="D86DCB" w:themeColor="accent5" w:themeTint="99"/>
+          <w:sz w:val="32"/>
+          <w:szCs w:val="32"/>
+        </w:rPr>
+        <w:t>) async { //  Error</w:t>
       </w:r>
     </w:p>
     <w:p>
@@ -6901,6 +7892,7 @@
         <w:t xml:space="preserve">    await </w:t>
       </w:r>
       <w:proofErr w:type="spellStart"/>
+      <w:proofErr w:type="gramStart"/>
       <w:r>
         <w:rPr>
           <w:b/>
@@ -6920,7 +7912,18 @@
           <w:sz w:val="32"/>
           <w:szCs w:val="32"/>
         </w:rPr>
-        <w:t>();</w:t>
+        <w:t>(</w:t>
+      </w:r>
+      <w:proofErr w:type="gramEnd"/>
+      <w:r>
+        <w:rPr>
+          <w:b/>
+          <w:bCs/>
+          <w:color w:val="D86DCB" w:themeColor="accent5" w:themeTint="99"/>
+          <w:sz w:val="32"/>
+          <w:szCs w:val="32"/>
+        </w:rPr>
+        <w:t>);</w:t>
       </w:r>
     </w:p>
     <w:p>
@@ -7200,29 +8203,73 @@
           <w:sz w:val="32"/>
           <w:szCs w:val="32"/>
         </w:rPr>
-        <w:t xml:space="preserve">  User._(this.name);</w:t>
-      </w:r>
-    </w:p>
-    <w:p>
-      <w:pPr>
-        <w:jc w:val="both"/>
-        <w:rPr>
-          <w:b/>
-          <w:bCs/>
-          <w:color w:val="D86DCB" w:themeColor="accent5" w:themeTint="99"/>
-          <w:sz w:val="32"/>
-          <w:szCs w:val="32"/>
-        </w:rPr>
-      </w:pPr>
-      <w:r>
-        <w:rPr>
-          <w:b/>
-          <w:bCs/>
-          <w:color w:val="D86DCB" w:themeColor="accent5" w:themeTint="99"/>
-          <w:sz w:val="32"/>
-          <w:szCs w:val="32"/>
-        </w:rPr>
-        <w:t xml:space="preserve">  static Future&lt;User&gt; create() async {</w:t>
+        <w:t xml:space="preserve">  </w:t>
+      </w:r>
+      <w:proofErr w:type="gramStart"/>
+      <w:r>
+        <w:rPr>
+          <w:b/>
+          <w:bCs/>
+          <w:color w:val="D86DCB" w:themeColor="accent5" w:themeTint="99"/>
+          <w:sz w:val="32"/>
+          <w:szCs w:val="32"/>
+        </w:rPr>
+        <w:t>User._</w:t>
+      </w:r>
+      <w:proofErr w:type="gramEnd"/>
+      <w:r>
+        <w:rPr>
+          <w:b/>
+          <w:bCs/>
+          <w:color w:val="D86DCB" w:themeColor="accent5" w:themeTint="99"/>
+          <w:sz w:val="32"/>
+          <w:szCs w:val="32"/>
+        </w:rPr>
+        <w:t>(this.name);</w:t>
+      </w:r>
+    </w:p>
+    <w:p>
+      <w:pPr>
+        <w:jc w:val="both"/>
+        <w:rPr>
+          <w:b/>
+          <w:bCs/>
+          <w:color w:val="D86DCB" w:themeColor="accent5" w:themeTint="99"/>
+          <w:sz w:val="32"/>
+          <w:szCs w:val="32"/>
+        </w:rPr>
+      </w:pPr>
+      <w:r>
+        <w:rPr>
+          <w:b/>
+          <w:bCs/>
+          <w:color w:val="D86DCB" w:themeColor="accent5" w:themeTint="99"/>
+          <w:sz w:val="32"/>
+          <w:szCs w:val="32"/>
+        </w:rPr>
+        <w:t xml:space="preserve">  static Future&lt;User&gt; </w:t>
+      </w:r>
+      <w:proofErr w:type="gramStart"/>
+      <w:r>
+        <w:rPr>
+          <w:b/>
+          <w:bCs/>
+          <w:color w:val="D86DCB" w:themeColor="accent5" w:themeTint="99"/>
+          <w:sz w:val="32"/>
+          <w:szCs w:val="32"/>
+        </w:rPr>
+        <w:t>create(</w:t>
+      </w:r>
+      <w:proofErr w:type="gramEnd"/>
+      <w:r>
+        <w:rPr>
+          <w:b/>
+          <w:bCs/>
+          <w:color w:val="D86DCB" w:themeColor="accent5" w:themeTint="99"/>
+          <w:sz w:val="32"/>
+          <w:szCs w:val="32"/>
+        </w:rPr>
+        <w:t>) async {</w:t>
       </w:r>
     </w:p>
     <w:p>
@@ -7247,6 +8294,7 @@
         <w:t xml:space="preserve">    final name = await </w:t>
       </w:r>
       <w:proofErr w:type="spellStart"/>
+      <w:proofErr w:type="gramStart"/>
       <w:r>
         <w:rPr>
           <w:b/>
@@ -7266,29 +8314,62 @@
           <w:sz w:val="32"/>
           <w:szCs w:val="32"/>
         </w:rPr>
-        <w:t>();</w:t>
-      </w:r>
-    </w:p>
-    <w:p>
-      <w:pPr>
-        <w:jc w:val="both"/>
-        <w:rPr>
-          <w:b/>
-          <w:bCs/>
-          <w:color w:val="D86DCB" w:themeColor="accent5" w:themeTint="99"/>
-          <w:sz w:val="32"/>
-          <w:szCs w:val="32"/>
-        </w:rPr>
-      </w:pPr>
-      <w:r>
-        <w:rPr>
-          <w:b/>
-          <w:bCs/>
-          <w:color w:val="D86DCB" w:themeColor="accent5" w:themeTint="99"/>
-          <w:sz w:val="32"/>
-          <w:szCs w:val="32"/>
-        </w:rPr>
-        <w:t xml:space="preserve">    return User._(name);</w:t>
+        <w:t>(</w:t>
+      </w:r>
+      <w:proofErr w:type="gramEnd"/>
+      <w:r>
+        <w:rPr>
+          <w:b/>
+          <w:bCs/>
+          <w:color w:val="D86DCB" w:themeColor="accent5" w:themeTint="99"/>
+          <w:sz w:val="32"/>
+          <w:szCs w:val="32"/>
+        </w:rPr>
+        <w:t>);</w:t>
+      </w:r>
+    </w:p>
+    <w:p>
+      <w:pPr>
+        <w:jc w:val="both"/>
+        <w:rPr>
+          <w:b/>
+          <w:bCs/>
+          <w:color w:val="D86DCB" w:themeColor="accent5" w:themeTint="99"/>
+          <w:sz w:val="32"/>
+          <w:szCs w:val="32"/>
+        </w:rPr>
+      </w:pPr>
+      <w:r>
+        <w:rPr>
+          <w:b/>
+          <w:bCs/>
+          <w:color w:val="D86DCB" w:themeColor="accent5" w:themeTint="99"/>
+          <w:sz w:val="32"/>
+          <w:szCs w:val="32"/>
+        </w:rPr>
+        <w:t xml:space="preserve">    return </w:t>
+      </w:r>
+      <w:proofErr w:type="gramStart"/>
+      <w:r>
+        <w:rPr>
+          <w:b/>
+          <w:bCs/>
+          <w:color w:val="D86DCB" w:themeColor="accent5" w:themeTint="99"/>
+          <w:sz w:val="32"/>
+          <w:szCs w:val="32"/>
+        </w:rPr>
+        <w:t>User._</w:t>
+      </w:r>
+      <w:proofErr w:type="gramEnd"/>
+      <w:r>
+        <w:rPr>
+          <w:b/>
+          <w:bCs/>
+          <w:color w:val="D86DCB" w:themeColor="accent5" w:themeTint="99"/>
+          <w:sz w:val="32"/>
+          <w:szCs w:val="32"/>
+        </w:rPr>
+        <w:t>(name);</w:t>
       </w:r>
     </w:p>
     <w:p>
@@ -7532,6 +8613,7 @@
         <w:t xml:space="preserve">  Future&lt;String&gt; </w:t>
       </w:r>
       <w:proofErr w:type="spellStart"/>
+      <w:proofErr w:type="gramStart"/>
       <w:r>
         <w:rPr>
           <w:b/>
@@ -7551,7 +8633,18 @@
           <w:sz w:val="32"/>
           <w:szCs w:val="32"/>
         </w:rPr>
-        <w:t>() async {</w:t>
+        <w:t>(</w:t>
+      </w:r>
+      <w:proofErr w:type="gramEnd"/>
+      <w:r>
+        <w:rPr>
+          <w:b/>
+          <w:bCs/>
+          <w:color w:val="D86DCB" w:themeColor="accent5" w:themeTint="99"/>
+          <w:sz w:val="32"/>
+          <w:szCs w:val="32"/>
+        </w:rPr>
+        <w:t>) async {</w:t>
       </w:r>
     </w:p>
     <w:p>
@@ -7595,7 +8688,29 @@
           <w:sz w:val="32"/>
           <w:szCs w:val="32"/>
         </w:rPr>
-        <w:t>(Duration(seconds: 1));</w:t>
+        <w:t>(</w:t>
+      </w:r>
+      <w:proofErr w:type="gramStart"/>
+      <w:r>
+        <w:rPr>
+          <w:b/>
+          <w:bCs/>
+          <w:color w:val="D86DCB" w:themeColor="accent5" w:themeTint="99"/>
+          <w:sz w:val="32"/>
+          <w:szCs w:val="32"/>
+        </w:rPr>
+        <w:t>Duration(</w:t>
+      </w:r>
+      <w:proofErr w:type="gramEnd"/>
+      <w:r>
+        <w:rPr>
+          <w:b/>
+          <w:bCs/>
+          <w:color w:val="D86DCB" w:themeColor="accent5" w:themeTint="99"/>
+          <w:sz w:val="32"/>
+          <w:szCs w:val="32"/>
+        </w:rPr>
+        <w:t>seconds: 1));</w:t>
       </w:r>
     </w:p>
     <w:p>
@@ -7708,6 +8823,7 @@
         <w:t xml:space="preserve">final repo = </w:t>
       </w:r>
       <w:proofErr w:type="spellStart"/>
+      <w:proofErr w:type="gramStart"/>
       <w:r>
         <w:rPr>
           <w:b/>
@@ -7727,6 +8843,63 @@
           <w:sz w:val="32"/>
           <w:szCs w:val="32"/>
         </w:rPr>
+        <w:t>(</w:t>
+      </w:r>
+      <w:proofErr w:type="gramEnd"/>
+      <w:r>
+        <w:rPr>
+          <w:b/>
+          <w:bCs/>
+          <w:color w:val="D86DCB" w:themeColor="accent5" w:themeTint="99"/>
+          <w:sz w:val="32"/>
+          <w:szCs w:val="32"/>
+        </w:rPr>
+        <w:t>);</w:t>
+      </w:r>
+    </w:p>
+    <w:p>
+      <w:pPr>
+        <w:jc w:val="both"/>
+        <w:rPr>
+          <w:b/>
+          <w:bCs/>
+          <w:color w:val="D86DCB" w:themeColor="accent5" w:themeTint="99"/>
+          <w:sz w:val="32"/>
+          <w:szCs w:val="32"/>
+        </w:rPr>
+      </w:pPr>
+      <w:r>
+        <w:rPr>
+          <w:b/>
+          <w:bCs/>
+          <w:color w:val="D86DCB" w:themeColor="accent5" w:themeTint="99"/>
+          <w:sz w:val="32"/>
+          <w:szCs w:val="32"/>
+        </w:rPr>
+        <w:t xml:space="preserve">final user = await </w:t>
+      </w:r>
+      <w:proofErr w:type="spellStart"/>
+      <w:proofErr w:type="gramStart"/>
+      <w:r>
+        <w:rPr>
+          <w:b/>
+          <w:bCs/>
+          <w:color w:val="D86DCB" w:themeColor="accent5" w:themeTint="99"/>
+          <w:sz w:val="32"/>
+          <w:szCs w:val="32"/>
+        </w:rPr>
+        <w:t>repo.getUser</w:t>
+      </w:r>
+      <w:proofErr w:type="spellEnd"/>
+      <w:proofErr w:type="gramEnd"/>
+      <w:r>
+        <w:rPr>
+          <w:b/>
+          <w:bCs/>
+          <w:color w:val="D86DCB" w:themeColor="accent5" w:themeTint="99"/>
+          <w:sz w:val="32"/>
+          <w:szCs w:val="32"/>
+        </w:rPr>
         <w:t>();</w:t>
       </w:r>
     </w:p>
@@ -7734,39 +8907,3214 @@
       <w:pPr>
         <w:jc w:val="both"/>
         <w:rPr>
-          <w:b/>
-          <w:bCs/>
-          <w:color w:val="D86DCB" w:themeColor="accent5" w:themeTint="99"/>
-          <w:sz w:val="32"/>
-          <w:szCs w:val="32"/>
-        </w:rPr>
-      </w:pPr>
-      <w:r>
-        <w:rPr>
-          <w:b/>
-          <w:bCs/>
-          <w:color w:val="D86DCB" w:themeColor="accent5" w:themeTint="99"/>
-          <w:sz w:val="32"/>
-          <w:szCs w:val="32"/>
-        </w:rPr>
-        <w:t xml:space="preserve">final user = await </w:t>
+          <w:sz w:val="32"/>
+          <w:szCs w:val="32"/>
+        </w:rPr>
+      </w:pPr>
+    </w:p>
+    <w:p>
+      <w:pPr>
+        <w:jc w:val="center"/>
+        <w:rPr>
+          <w:sz w:val="32"/>
+          <w:szCs w:val="32"/>
+        </w:rPr>
+      </w:pPr>
+      <w:r>
+        <w:rPr>
+          <w:sz w:val="32"/>
+          <w:szCs w:val="32"/>
+        </w:rPr>
+        <w:t>Break</w:t>
+      </w:r>
+    </w:p>
+    <w:p>
+      <w:pPr>
+        <w:jc w:val="both"/>
+        <w:rPr>
+          <w:sz w:val="32"/>
+          <w:szCs w:val="32"/>
+        </w:rPr>
+      </w:pPr>
+    </w:p>
+    <w:p>
+      <w:pPr>
+        <w:jc w:val="both"/>
+        <w:rPr>
+          <w:b/>
+          <w:bCs/>
+          <w:sz w:val="32"/>
+          <w:szCs w:val="32"/>
+        </w:rPr>
+      </w:pPr>
+      <w:r>
+        <w:rPr>
+          <w:b/>
+          <w:bCs/>
+          <w:sz w:val="32"/>
+          <w:szCs w:val="32"/>
+        </w:rPr>
+        <w:t>Implicit Interface Class:</w:t>
+      </w:r>
+    </w:p>
+    <w:p>
+      <w:pPr>
+        <w:jc w:val="both"/>
+        <w:rPr>
+          <w:sz w:val="32"/>
+          <w:szCs w:val="32"/>
+        </w:rPr>
+      </w:pPr>
+      <w:r>
+        <w:rPr>
+          <w:sz w:val="32"/>
+          <w:szCs w:val="32"/>
+        </w:rPr>
+        <w:t xml:space="preserve"># This unique in </w:t>
+      </w:r>
+      <w:r>
+        <w:rPr>
+          <w:b/>
+          <w:bCs/>
+          <w:sz w:val="32"/>
+          <w:szCs w:val="32"/>
+        </w:rPr>
+        <w:t>Dart</w:t>
+      </w:r>
+      <w:r>
+        <w:rPr>
+          <w:sz w:val="32"/>
+          <w:szCs w:val="32"/>
+        </w:rPr>
+        <w:t xml:space="preserve">. </w:t>
+      </w:r>
+      <w:r>
+        <w:rPr>
+          <w:sz w:val="32"/>
+          <w:szCs w:val="32"/>
+        </w:rPr>
+        <w:t xml:space="preserve">In </w:t>
+      </w:r>
+      <w:r>
+        <w:rPr>
+          <w:b/>
+          <w:bCs/>
+          <w:sz w:val="32"/>
+          <w:szCs w:val="32"/>
+        </w:rPr>
+        <w:t>Java</w:t>
+      </w:r>
+      <w:r>
+        <w:rPr>
+          <w:sz w:val="32"/>
+          <w:szCs w:val="32"/>
+        </w:rPr>
+        <w:t xml:space="preserve">, </w:t>
+      </w:r>
+      <w:r>
+        <w:rPr>
+          <w:sz w:val="32"/>
+          <w:szCs w:val="32"/>
+        </w:rPr>
+        <w:t>we</w:t>
+      </w:r>
+      <w:r>
+        <w:rPr>
+          <w:sz w:val="32"/>
+          <w:szCs w:val="32"/>
+        </w:rPr>
+        <w:t xml:space="preserve"> explicitly write</w:t>
+      </w:r>
+    </w:p>
+    <w:p>
+      <w:pPr>
+        <w:jc w:val="both"/>
+        <w:rPr>
+          <w:b/>
+          <w:bCs/>
+          <w:color w:val="D86DCB" w:themeColor="accent5" w:themeTint="99"/>
+          <w:sz w:val="32"/>
+          <w:szCs w:val="32"/>
+        </w:rPr>
+      </w:pPr>
+      <w:r>
+        <w:rPr>
+          <w:b/>
+          <w:bCs/>
+          <w:color w:val="D86DCB" w:themeColor="accent5" w:themeTint="99"/>
+          <w:sz w:val="32"/>
+          <w:szCs w:val="32"/>
+        </w:rPr>
+        <w:t>interface Animal {}</w:t>
+      </w:r>
+    </w:p>
+    <w:p>
+      <w:pPr>
+        <w:jc w:val="both"/>
+        <w:rPr>
+          <w:sz w:val="32"/>
+          <w:szCs w:val="32"/>
+        </w:rPr>
+      </w:pPr>
+      <w:r>
+        <w:rPr>
+          <w:sz w:val="32"/>
+          <w:szCs w:val="32"/>
+        </w:rPr>
+        <w:lastRenderedPageBreak/>
+        <w:t xml:space="preserve"># </w:t>
+      </w:r>
+      <w:r>
+        <w:rPr>
+          <w:sz w:val="32"/>
+          <w:szCs w:val="32"/>
+        </w:rPr>
+        <w:t xml:space="preserve">In </w:t>
+      </w:r>
+      <w:r>
+        <w:rPr>
+          <w:b/>
+          <w:bCs/>
+          <w:sz w:val="32"/>
+          <w:szCs w:val="32"/>
+        </w:rPr>
+        <w:t>Dart</w:t>
+      </w:r>
+      <w:r>
+        <w:rPr>
+          <w:sz w:val="32"/>
+          <w:szCs w:val="32"/>
+        </w:rPr>
+        <w:t>, every class automatically becomes an interface.</w:t>
+      </w:r>
+      <w:r>
+        <w:rPr>
+          <w:sz w:val="32"/>
+          <w:szCs w:val="32"/>
+        </w:rPr>
+        <w:t xml:space="preserve"> When we implement it as an interface class using implements</w:t>
+      </w:r>
+    </w:p>
+    <w:p>
+      <w:pPr>
+        <w:jc w:val="both"/>
+        <w:rPr>
+          <w:sz w:val="32"/>
+          <w:szCs w:val="32"/>
+        </w:rPr>
+      </w:pPr>
+      <w:r>
+        <w:rPr>
+          <w:sz w:val="32"/>
+          <w:szCs w:val="32"/>
+        </w:rPr>
+        <w:t xml:space="preserve"># Notice, </w:t>
+      </w:r>
+      <w:r>
+        <w:rPr>
+          <w:b/>
+          <w:bCs/>
+          <w:sz w:val="32"/>
+          <w:szCs w:val="32"/>
+        </w:rPr>
+        <w:t>Animal</w:t>
+      </w:r>
+      <w:r>
+        <w:rPr>
+          <w:sz w:val="32"/>
+          <w:szCs w:val="32"/>
+        </w:rPr>
+        <w:t xml:space="preserve"> isn’t declared as interface. That’s why it’s called an Implicit Interface. Mental Model, e</w:t>
+      </w:r>
+      <w:r>
+        <w:rPr>
+          <w:sz w:val="32"/>
+          <w:szCs w:val="32"/>
+        </w:rPr>
+        <w:t xml:space="preserve">very </w:t>
+      </w:r>
+      <w:r>
+        <w:rPr>
+          <w:b/>
+          <w:bCs/>
+          <w:sz w:val="32"/>
+          <w:szCs w:val="32"/>
+        </w:rPr>
+        <w:t>Dart</w:t>
+      </w:r>
+      <w:r>
+        <w:rPr>
+          <w:sz w:val="32"/>
+          <w:szCs w:val="32"/>
+        </w:rPr>
+        <w:t xml:space="preserve"> class can be used as an interface.</w:t>
+      </w:r>
+    </w:p>
+    <w:p>
+      <w:pPr>
+        <w:jc w:val="both"/>
+        <w:rPr>
+          <w:b/>
+          <w:bCs/>
+          <w:color w:val="D86DCB" w:themeColor="accent5" w:themeTint="99"/>
+          <w:sz w:val="32"/>
+          <w:szCs w:val="32"/>
+        </w:rPr>
+      </w:pPr>
+      <w:r>
+        <w:rPr>
+          <w:b/>
+          <w:bCs/>
+          <w:color w:val="D86DCB" w:themeColor="accent5" w:themeTint="99"/>
+          <w:sz w:val="32"/>
+          <w:szCs w:val="32"/>
+        </w:rPr>
+        <w:t>class Animal {</w:t>
+      </w:r>
+    </w:p>
+    <w:p>
+      <w:pPr>
+        <w:jc w:val="both"/>
+        <w:rPr>
+          <w:b/>
+          <w:bCs/>
+          <w:color w:val="D86DCB" w:themeColor="accent5" w:themeTint="99"/>
+          <w:sz w:val="32"/>
+          <w:szCs w:val="32"/>
+        </w:rPr>
+      </w:pPr>
+      <w:r>
+        <w:rPr>
+          <w:b/>
+          <w:bCs/>
+          <w:color w:val="D86DCB" w:themeColor="accent5" w:themeTint="99"/>
+          <w:sz w:val="32"/>
+          <w:szCs w:val="32"/>
+        </w:rPr>
+        <w:t xml:space="preserve">  void </w:t>
+      </w:r>
+      <w:proofErr w:type="gramStart"/>
+      <w:r>
+        <w:rPr>
+          <w:b/>
+          <w:bCs/>
+          <w:color w:val="D86DCB" w:themeColor="accent5" w:themeTint="99"/>
+          <w:sz w:val="32"/>
+          <w:szCs w:val="32"/>
+        </w:rPr>
+        <w:t>eat(</w:t>
+      </w:r>
+      <w:proofErr w:type="gramEnd"/>
+      <w:r>
+        <w:rPr>
+          <w:b/>
+          <w:bCs/>
+          <w:color w:val="D86DCB" w:themeColor="accent5" w:themeTint="99"/>
+          <w:sz w:val="32"/>
+          <w:szCs w:val="32"/>
+        </w:rPr>
+        <w:t>) {</w:t>
+      </w:r>
+    </w:p>
+    <w:p>
+      <w:pPr>
+        <w:jc w:val="both"/>
+        <w:rPr>
+          <w:b/>
+          <w:bCs/>
+          <w:color w:val="D86DCB" w:themeColor="accent5" w:themeTint="99"/>
+          <w:sz w:val="32"/>
+          <w:szCs w:val="32"/>
+        </w:rPr>
+      </w:pPr>
+      <w:r>
+        <w:rPr>
+          <w:b/>
+          <w:bCs/>
+          <w:color w:val="D86DCB" w:themeColor="accent5" w:themeTint="99"/>
+          <w:sz w:val="32"/>
+          <w:szCs w:val="32"/>
+        </w:rPr>
+        <w:t xml:space="preserve">    print("Eating");</w:t>
+      </w:r>
+    </w:p>
+    <w:p>
+      <w:pPr>
+        <w:jc w:val="both"/>
+        <w:rPr>
+          <w:b/>
+          <w:bCs/>
+          <w:color w:val="D86DCB" w:themeColor="accent5" w:themeTint="99"/>
+          <w:sz w:val="32"/>
+          <w:szCs w:val="32"/>
+        </w:rPr>
+      </w:pPr>
+      <w:r>
+        <w:rPr>
+          <w:b/>
+          <w:bCs/>
+          <w:color w:val="D86DCB" w:themeColor="accent5" w:themeTint="99"/>
+          <w:sz w:val="32"/>
+          <w:szCs w:val="32"/>
+        </w:rPr>
+        <w:t xml:space="preserve">  }</w:t>
+      </w:r>
+    </w:p>
+    <w:p>
+      <w:pPr>
+        <w:jc w:val="both"/>
+        <w:rPr>
+          <w:b/>
+          <w:bCs/>
+          <w:color w:val="D86DCB" w:themeColor="accent5" w:themeTint="99"/>
+          <w:sz w:val="32"/>
+          <w:szCs w:val="32"/>
+        </w:rPr>
+      </w:pPr>
+      <w:r>
+        <w:rPr>
+          <w:b/>
+          <w:bCs/>
+          <w:color w:val="D86DCB" w:themeColor="accent5" w:themeTint="99"/>
+          <w:sz w:val="32"/>
+          <w:szCs w:val="32"/>
+        </w:rPr>
+        <w:t>}</w:t>
+      </w:r>
+    </w:p>
+    <w:p>
+      <w:pPr>
+        <w:jc w:val="both"/>
+        <w:rPr>
+          <w:b/>
+          <w:bCs/>
+          <w:color w:val="D86DCB" w:themeColor="accent5" w:themeTint="99"/>
+          <w:sz w:val="32"/>
+          <w:szCs w:val="32"/>
+        </w:rPr>
+      </w:pPr>
+      <w:r>
+        <w:rPr>
+          <w:b/>
+          <w:bCs/>
+          <w:color w:val="D86DCB" w:themeColor="accent5" w:themeTint="99"/>
+          <w:sz w:val="32"/>
+          <w:szCs w:val="32"/>
+        </w:rPr>
+        <w:t>// Implementing interface</w:t>
+      </w:r>
+    </w:p>
+    <w:p>
+      <w:pPr>
+        <w:jc w:val="both"/>
+        <w:rPr>
+          <w:b/>
+          <w:bCs/>
+          <w:color w:val="D86DCB" w:themeColor="accent5" w:themeTint="99"/>
+          <w:sz w:val="32"/>
+          <w:szCs w:val="32"/>
+        </w:rPr>
+      </w:pPr>
+      <w:r>
+        <w:rPr>
+          <w:b/>
+          <w:bCs/>
+          <w:color w:val="D86DCB" w:themeColor="accent5" w:themeTint="99"/>
+          <w:sz w:val="32"/>
+          <w:szCs w:val="32"/>
+        </w:rPr>
+        <w:t>class Dog implements Animal {</w:t>
+      </w:r>
+    </w:p>
+    <w:p>
+      <w:pPr>
+        <w:jc w:val="both"/>
+        <w:rPr>
+          <w:b/>
+          <w:bCs/>
+          <w:color w:val="D86DCB" w:themeColor="accent5" w:themeTint="99"/>
+          <w:sz w:val="32"/>
+          <w:szCs w:val="32"/>
+        </w:rPr>
+      </w:pPr>
+      <w:r>
+        <w:rPr>
+          <w:b/>
+          <w:bCs/>
+          <w:color w:val="D86DCB" w:themeColor="accent5" w:themeTint="99"/>
+          <w:sz w:val="32"/>
+          <w:szCs w:val="32"/>
+        </w:rPr>
+        <w:t xml:space="preserve">  @override</w:t>
+      </w:r>
+    </w:p>
+    <w:p>
+      <w:pPr>
+        <w:jc w:val="both"/>
+        <w:rPr>
+          <w:b/>
+          <w:bCs/>
+          <w:color w:val="D86DCB" w:themeColor="accent5" w:themeTint="99"/>
+          <w:sz w:val="32"/>
+          <w:szCs w:val="32"/>
+        </w:rPr>
+      </w:pPr>
+      <w:r>
+        <w:rPr>
+          <w:b/>
+          <w:bCs/>
+          <w:color w:val="D86DCB" w:themeColor="accent5" w:themeTint="99"/>
+          <w:sz w:val="32"/>
+          <w:szCs w:val="32"/>
+        </w:rPr>
+        <w:t xml:space="preserve">  void </w:t>
+      </w:r>
+      <w:proofErr w:type="gramStart"/>
+      <w:r>
+        <w:rPr>
+          <w:b/>
+          <w:bCs/>
+          <w:color w:val="D86DCB" w:themeColor="accent5" w:themeTint="99"/>
+          <w:sz w:val="32"/>
+          <w:szCs w:val="32"/>
+        </w:rPr>
+        <w:t>eat(</w:t>
+      </w:r>
+      <w:proofErr w:type="gramEnd"/>
+      <w:r>
+        <w:rPr>
+          <w:b/>
+          <w:bCs/>
+          <w:color w:val="D86DCB" w:themeColor="accent5" w:themeTint="99"/>
+          <w:sz w:val="32"/>
+          <w:szCs w:val="32"/>
+        </w:rPr>
+        <w:t>) {</w:t>
+      </w:r>
+    </w:p>
+    <w:p>
+      <w:pPr>
+        <w:jc w:val="both"/>
+        <w:rPr>
+          <w:b/>
+          <w:bCs/>
+          <w:color w:val="D86DCB" w:themeColor="accent5" w:themeTint="99"/>
+          <w:sz w:val="32"/>
+          <w:szCs w:val="32"/>
+        </w:rPr>
+      </w:pPr>
+      <w:r>
+        <w:rPr>
+          <w:b/>
+          <w:bCs/>
+          <w:color w:val="D86DCB" w:themeColor="accent5" w:themeTint="99"/>
+          <w:sz w:val="32"/>
+          <w:szCs w:val="32"/>
+        </w:rPr>
+        <w:t xml:space="preserve">    </w:t>
+      </w:r>
+      <w:proofErr w:type="gramStart"/>
+      <w:r>
+        <w:rPr>
+          <w:b/>
+          <w:bCs/>
+          <w:color w:val="D86DCB" w:themeColor="accent5" w:themeTint="99"/>
+          <w:sz w:val="32"/>
+          <w:szCs w:val="32"/>
+        </w:rPr>
+        <w:t>print(</w:t>
+      </w:r>
+      <w:proofErr w:type="gramEnd"/>
+      <w:r>
+        <w:rPr>
+          <w:b/>
+          <w:bCs/>
+          <w:color w:val="D86DCB" w:themeColor="accent5" w:themeTint="99"/>
+          <w:sz w:val="32"/>
+          <w:szCs w:val="32"/>
+        </w:rPr>
+        <w:t>"Dog is eating");</w:t>
+      </w:r>
+    </w:p>
+    <w:p>
+      <w:pPr>
+        <w:jc w:val="both"/>
+        <w:rPr>
+          <w:b/>
+          <w:bCs/>
+          <w:color w:val="D86DCB" w:themeColor="accent5" w:themeTint="99"/>
+          <w:sz w:val="32"/>
+          <w:szCs w:val="32"/>
+        </w:rPr>
+      </w:pPr>
+      <w:r>
+        <w:rPr>
+          <w:b/>
+          <w:bCs/>
+          <w:color w:val="D86DCB" w:themeColor="accent5" w:themeTint="99"/>
+          <w:sz w:val="32"/>
+          <w:szCs w:val="32"/>
+        </w:rPr>
+        <w:t xml:space="preserve">  }</w:t>
+      </w:r>
+    </w:p>
+    <w:p>
+      <w:pPr>
+        <w:jc w:val="both"/>
+        <w:rPr>
+          <w:b/>
+          <w:bCs/>
+          <w:color w:val="D86DCB" w:themeColor="accent5" w:themeTint="99"/>
+          <w:sz w:val="32"/>
+          <w:szCs w:val="32"/>
+        </w:rPr>
+      </w:pPr>
+      <w:r>
+        <w:rPr>
+          <w:b/>
+          <w:bCs/>
+          <w:color w:val="D86DCB" w:themeColor="accent5" w:themeTint="99"/>
+          <w:sz w:val="32"/>
+          <w:szCs w:val="32"/>
+        </w:rPr>
+        <w:t>}</w:t>
+      </w:r>
+    </w:p>
+    <w:p>
+      <w:pPr>
+        <w:jc w:val="both"/>
+        <w:rPr>
+          <w:sz w:val="32"/>
+          <w:szCs w:val="32"/>
+        </w:rPr>
+      </w:pPr>
+    </w:p>
+    <w:p>
+      <w:pPr>
+        <w:jc w:val="both"/>
+        <w:rPr>
+          <w:b/>
+          <w:bCs/>
+          <w:sz w:val="32"/>
+          <w:szCs w:val="32"/>
+        </w:rPr>
+      </w:pPr>
+      <w:r>
+        <w:rPr>
+          <w:b/>
+          <w:bCs/>
+          <w:sz w:val="32"/>
+          <w:szCs w:val="32"/>
+        </w:rPr>
+        <w:t>Implements vs Extends:</w:t>
+      </w:r>
+    </w:p>
+    <w:p>
+      <w:pPr>
+        <w:jc w:val="both"/>
+        <w:rPr>
+          <w:sz w:val="32"/>
+          <w:szCs w:val="32"/>
+        </w:rPr>
+      </w:pPr>
+      <w:r>
+        <w:rPr>
+          <w:sz w:val="32"/>
+          <w:szCs w:val="32"/>
+        </w:rPr>
+        <w:t xml:space="preserve"># </w:t>
+      </w:r>
+      <w:r>
+        <w:rPr>
+          <w:sz w:val="32"/>
+          <w:szCs w:val="32"/>
+        </w:rPr>
+        <w:t>MOST IMPORTANT,</w:t>
+      </w:r>
+      <w:r>
+        <w:rPr>
+          <w:b/>
+          <w:bCs/>
+          <w:sz w:val="32"/>
+          <w:szCs w:val="32"/>
+        </w:rPr>
+        <w:t xml:space="preserve"> extends</w:t>
+      </w:r>
+      <w:r>
+        <w:rPr>
+          <w:sz w:val="32"/>
+          <w:szCs w:val="32"/>
+        </w:rPr>
+        <w:t xml:space="preserve"> </w:t>
+      </w:r>
+      <w:r>
+        <w:rPr>
+          <w:sz w:val="32"/>
+          <w:szCs w:val="32"/>
+        </w:rPr>
+        <w:sym w:font="Wingdings" w:char="F0E0"/>
+      </w:r>
+      <w:r>
+        <w:rPr>
+          <w:sz w:val="32"/>
+          <w:szCs w:val="32"/>
+        </w:rPr>
+        <w:t xml:space="preserve"> Inherit implementation, works immediately because </w:t>
+      </w:r>
+      <w:r>
+        <w:rPr>
+          <w:b/>
+          <w:bCs/>
+          <w:sz w:val="32"/>
+          <w:szCs w:val="32"/>
+        </w:rPr>
+        <w:t>Dog</w:t>
+      </w:r>
+      <w:r>
+        <w:rPr>
+          <w:sz w:val="32"/>
+          <w:szCs w:val="32"/>
+        </w:rPr>
+        <w:t xml:space="preserve"> inherited the implementation including the properties</w:t>
+      </w:r>
+    </w:p>
+    <w:p>
+      <w:pPr>
+        <w:jc w:val="both"/>
+        <w:rPr>
+          <w:b/>
+          <w:bCs/>
+          <w:color w:val="D86DCB" w:themeColor="accent5" w:themeTint="99"/>
+          <w:sz w:val="32"/>
+          <w:szCs w:val="32"/>
+        </w:rPr>
+      </w:pPr>
+      <w:r>
+        <w:rPr>
+          <w:b/>
+          <w:bCs/>
+          <w:color w:val="D86DCB" w:themeColor="accent5" w:themeTint="99"/>
+          <w:sz w:val="32"/>
+          <w:szCs w:val="32"/>
+        </w:rPr>
+        <w:t>class Animal {</w:t>
+      </w:r>
+    </w:p>
+    <w:p>
+      <w:pPr>
+        <w:jc w:val="both"/>
+        <w:rPr>
+          <w:b/>
+          <w:bCs/>
+          <w:color w:val="D86DCB" w:themeColor="accent5" w:themeTint="99"/>
+          <w:sz w:val="32"/>
+          <w:szCs w:val="32"/>
+        </w:rPr>
+      </w:pPr>
+      <w:r>
+        <w:rPr>
+          <w:b/>
+          <w:bCs/>
+          <w:color w:val="D86DCB" w:themeColor="accent5" w:themeTint="99"/>
+          <w:sz w:val="32"/>
+          <w:szCs w:val="32"/>
+        </w:rPr>
+        <w:t xml:space="preserve">  </w:t>
+      </w:r>
+      <w:r>
+        <w:rPr>
+          <w:b/>
+          <w:bCs/>
+          <w:color w:val="D86DCB" w:themeColor="accent5" w:themeTint="99"/>
+          <w:sz w:val="32"/>
+          <w:szCs w:val="32"/>
+        </w:rPr>
+        <w:t>String type = “Animal”;</w:t>
+      </w:r>
+    </w:p>
+    <w:p>
+      <w:pPr>
+        <w:jc w:val="both"/>
+        <w:rPr>
+          <w:b/>
+          <w:bCs/>
+          <w:color w:val="D86DCB" w:themeColor="accent5" w:themeTint="99"/>
+          <w:sz w:val="32"/>
+          <w:szCs w:val="32"/>
+        </w:rPr>
+      </w:pPr>
+      <w:r>
+        <w:rPr>
+          <w:b/>
+          <w:bCs/>
+          <w:color w:val="D86DCB" w:themeColor="accent5" w:themeTint="99"/>
+          <w:sz w:val="32"/>
+          <w:szCs w:val="32"/>
+        </w:rPr>
+        <w:lastRenderedPageBreak/>
+        <w:t xml:space="preserve">  void </w:t>
+      </w:r>
+      <w:proofErr w:type="gramStart"/>
+      <w:r>
+        <w:rPr>
+          <w:b/>
+          <w:bCs/>
+          <w:color w:val="D86DCB" w:themeColor="accent5" w:themeTint="99"/>
+          <w:sz w:val="32"/>
+          <w:szCs w:val="32"/>
+        </w:rPr>
+        <w:t>eat(</w:t>
+      </w:r>
+      <w:proofErr w:type="gramEnd"/>
+      <w:r>
+        <w:rPr>
+          <w:b/>
+          <w:bCs/>
+          <w:color w:val="D86DCB" w:themeColor="accent5" w:themeTint="99"/>
+          <w:sz w:val="32"/>
+          <w:szCs w:val="32"/>
+        </w:rPr>
+        <w:t>) {</w:t>
+      </w:r>
+    </w:p>
+    <w:p>
+      <w:pPr>
+        <w:jc w:val="both"/>
+        <w:rPr>
+          <w:b/>
+          <w:bCs/>
+          <w:color w:val="D86DCB" w:themeColor="accent5" w:themeTint="99"/>
+          <w:sz w:val="32"/>
+          <w:szCs w:val="32"/>
+        </w:rPr>
+      </w:pPr>
+      <w:r>
+        <w:rPr>
+          <w:b/>
+          <w:bCs/>
+          <w:color w:val="D86DCB" w:themeColor="accent5" w:themeTint="99"/>
+          <w:sz w:val="32"/>
+          <w:szCs w:val="32"/>
+        </w:rPr>
+        <w:t xml:space="preserve">    print("Eating");</w:t>
+      </w:r>
+    </w:p>
+    <w:p>
+      <w:pPr>
+        <w:jc w:val="both"/>
+        <w:rPr>
+          <w:b/>
+          <w:bCs/>
+          <w:color w:val="D86DCB" w:themeColor="accent5" w:themeTint="99"/>
+          <w:sz w:val="32"/>
+          <w:szCs w:val="32"/>
+        </w:rPr>
+      </w:pPr>
+      <w:r>
+        <w:rPr>
+          <w:b/>
+          <w:bCs/>
+          <w:color w:val="D86DCB" w:themeColor="accent5" w:themeTint="99"/>
+          <w:sz w:val="32"/>
+          <w:szCs w:val="32"/>
+        </w:rPr>
+        <w:t xml:space="preserve">  }</w:t>
+      </w:r>
+    </w:p>
+    <w:p>
+      <w:pPr>
+        <w:jc w:val="both"/>
+        <w:rPr>
+          <w:b/>
+          <w:bCs/>
+          <w:color w:val="D86DCB" w:themeColor="accent5" w:themeTint="99"/>
+          <w:sz w:val="32"/>
+          <w:szCs w:val="32"/>
+        </w:rPr>
+      </w:pPr>
+      <w:r>
+        <w:rPr>
+          <w:b/>
+          <w:bCs/>
+          <w:color w:val="D86DCB" w:themeColor="accent5" w:themeTint="99"/>
+          <w:sz w:val="32"/>
+          <w:szCs w:val="32"/>
+        </w:rPr>
+        <w:t>}</w:t>
+      </w:r>
+    </w:p>
+    <w:p>
+      <w:pPr>
+        <w:jc w:val="both"/>
+        <w:rPr>
+          <w:b/>
+          <w:bCs/>
+          <w:color w:val="D86DCB" w:themeColor="accent5" w:themeTint="99"/>
+          <w:sz w:val="32"/>
+          <w:szCs w:val="32"/>
+        </w:rPr>
+      </w:pPr>
+      <w:r>
+        <w:rPr>
+          <w:b/>
+          <w:bCs/>
+          <w:color w:val="D86DCB" w:themeColor="accent5" w:themeTint="99"/>
+          <w:sz w:val="32"/>
+          <w:szCs w:val="32"/>
+        </w:rPr>
+        <w:t>class Dog extends Animal {}</w:t>
+      </w:r>
+    </w:p>
+    <w:p>
+      <w:pPr>
+        <w:jc w:val="both"/>
+        <w:rPr>
+          <w:b/>
+          <w:bCs/>
+          <w:color w:val="D86DCB" w:themeColor="accent5" w:themeTint="99"/>
+          <w:sz w:val="32"/>
+          <w:szCs w:val="32"/>
+        </w:rPr>
+      </w:pPr>
+      <w:r>
+        <w:rPr>
+          <w:b/>
+          <w:bCs/>
+          <w:color w:val="D86DCB" w:themeColor="accent5" w:themeTint="99"/>
+          <w:sz w:val="32"/>
+          <w:szCs w:val="32"/>
+        </w:rPr>
+        <w:t>// Usage</w:t>
+      </w:r>
+    </w:p>
+    <w:p>
+      <w:pPr>
+        <w:jc w:val="both"/>
+        <w:rPr>
+          <w:b/>
+          <w:bCs/>
+          <w:color w:val="D86DCB" w:themeColor="accent5" w:themeTint="99"/>
+          <w:sz w:val="32"/>
+          <w:szCs w:val="32"/>
+        </w:rPr>
+      </w:pPr>
+      <w:r>
+        <w:rPr>
+          <w:b/>
+          <w:bCs/>
+          <w:color w:val="D86DCB" w:themeColor="accent5" w:themeTint="99"/>
+          <w:sz w:val="32"/>
+          <w:szCs w:val="32"/>
+        </w:rPr>
+        <w:t>Dog(</w:t>
+      </w:r>
+      <w:proofErr w:type="gramStart"/>
+      <w:r>
+        <w:rPr>
+          <w:b/>
+          <w:bCs/>
+          <w:color w:val="D86DCB" w:themeColor="accent5" w:themeTint="99"/>
+          <w:sz w:val="32"/>
+          <w:szCs w:val="32"/>
+        </w:rPr>
+        <w:t>).eat</w:t>
+      </w:r>
+      <w:proofErr w:type="gramEnd"/>
+      <w:r>
+        <w:rPr>
+          <w:b/>
+          <w:bCs/>
+          <w:color w:val="D86DCB" w:themeColor="accent5" w:themeTint="99"/>
+          <w:sz w:val="32"/>
+          <w:szCs w:val="32"/>
+        </w:rPr>
+        <w:t xml:space="preserve">(); </w:t>
+      </w:r>
+    </w:p>
+    <w:p>
+      <w:pPr>
+        <w:jc w:val="both"/>
+        <w:rPr>
+          <w:b/>
+          <w:bCs/>
+          <w:color w:val="D86DCB" w:themeColor="accent5" w:themeTint="99"/>
+          <w:sz w:val="32"/>
+          <w:szCs w:val="32"/>
+        </w:rPr>
+      </w:pPr>
+      <w:proofErr w:type="gramStart"/>
+      <w:r>
+        <w:rPr>
+          <w:b/>
+          <w:bCs/>
+          <w:color w:val="D86DCB" w:themeColor="accent5" w:themeTint="99"/>
+          <w:sz w:val="32"/>
+          <w:szCs w:val="32"/>
+        </w:rPr>
+        <w:t>Dog(</w:t>
+      </w:r>
+      <w:proofErr w:type="gramEnd"/>
+      <w:r>
+        <w:rPr>
+          <w:b/>
+          <w:bCs/>
+          <w:color w:val="D86DCB" w:themeColor="accent5" w:themeTint="99"/>
+          <w:sz w:val="32"/>
+          <w:szCs w:val="32"/>
+        </w:rPr>
+        <w:t>).type;</w:t>
+      </w:r>
+    </w:p>
+    <w:p>
+      <w:pPr>
+        <w:jc w:val="both"/>
+        <w:rPr>
+          <w:sz w:val="32"/>
+          <w:szCs w:val="32"/>
+        </w:rPr>
+      </w:pPr>
+      <w:r>
+        <w:rPr>
+          <w:sz w:val="32"/>
+          <w:szCs w:val="32"/>
+        </w:rPr>
+        <w:t xml:space="preserve"># </w:t>
+      </w:r>
+      <w:r>
+        <w:rPr>
+          <w:b/>
+          <w:bCs/>
+          <w:sz w:val="32"/>
+          <w:szCs w:val="32"/>
+        </w:rPr>
+        <w:t>implements</w:t>
+      </w:r>
+      <w:r>
+        <w:rPr>
+          <w:sz w:val="32"/>
+          <w:szCs w:val="32"/>
+        </w:rPr>
+        <w:t xml:space="preserve"> </w:t>
+      </w:r>
+      <w:r>
+        <w:rPr>
+          <w:sz w:val="32"/>
+          <w:szCs w:val="32"/>
+        </w:rPr>
+        <w:sym w:font="Wingdings" w:char="F0E0"/>
+      </w:r>
+      <w:r>
+        <w:rPr>
+          <w:sz w:val="32"/>
+          <w:szCs w:val="32"/>
+        </w:rPr>
+        <w:t xml:space="preserve"> Inherit only the contract (method need to be overridden). Here we must implement every method. Nothing is inherited</w:t>
+      </w:r>
+    </w:p>
+    <w:p>
+      <w:pPr>
+        <w:jc w:val="both"/>
+        <w:rPr>
+          <w:b/>
+          <w:bCs/>
+          <w:color w:val="D86DCB" w:themeColor="accent5" w:themeTint="99"/>
+          <w:sz w:val="32"/>
+          <w:szCs w:val="32"/>
+        </w:rPr>
+      </w:pPr>
+      <w:r>
+        <w:rPr>
+          <w:b/>
+          <w:bCs/>
+          <w:color w:val="D86DCB" w:themeColor="accent5" w:themeTint="99"/>
+          <w:sz w:val="32"/>
+          <w:szCs w:val="32"/>
+        </w:rPr>
+        <w:t>class Dog implements Animal {</w:t>
+      </w:r>
+    </w:p>
+    <w:p>
+      <w:pPr>
+        <w:jc w:val="both"/>
+        <w:rPr>
+          <w:b/>
+          <w:bCs/>
+          <w:color w:val="D86DCB" w:themeColor="accent5" w:themeTint="99"/>
+          <w:sz w:val="32"/>
+          <w:szCs w:val="32"/>
+        </w:rPr>
+      </w:pPr>
+      <w:r>
+        <w:rPr>
+          <w:b/>
+          <w:bCs/>
+          <w:color w:val="D86DCB" w:themeColor="accent5" w:themeTint="99"/>
+          <w:sz w:val="32"/>
+          <w:szCs w:val="32"/>
+        </w:rPr>
+        <w:t xml:space="preserve">  @override</w:t>
+      </w:r>
+    </w:p>
+    <w:p>
+      <w:pPr>
+        <w:jc w:val="both"/>
+        <w:rPr>
+          <w:b/>
+          <w:bCs/>
+          <w:color w:val="D86DCB" w:themeColor="accent5" w:themeTint="99"/>
+          <w:sz w:val="32"/>
+          <w:szCs w:val="32"/>
+        </w:rPr>
+      </w:pPr>
+      <w:r>
+        <w:rPr>
+          <w:b/>
+          <w:bCs/>
+          <w:color w:val="D86DCB" w:themeColor="accent5" w:themeTint="99"/>
+          <w:sz w:val="32"/>
+          <w:szCs w:val="32"/>
+        </w:rPr>
+        <w:t xml:space="preserve">  void </w:t>
+      </w:r>
+      <w:proofErr w:type="gramStart"/>
+      <w:r>
+        <w:rPr>
+          <w:b/>
+          <w:bCs/>
+          <w:color w:val="D86DCB" w:themeColor="accent5" w:themeTint="99"/>
+          <w:sz w:val="32"/>
+          <w:szCs w:val="32"/>
+        </w:rPr>
+        <w:t>eat(</w:t>
+      </w:r>
+      <w:proofErr w:type="gramEnd"/>
+      <w:r>
+        <w:rPr>
+          <w:b/>
+          <w:bCs/>
+          <w:color w:val="D86DCB" w:themeColor="accent5" w:themeTint="99"/>
+          <w:sz w:val="32"/>
+          <w:szCs w:val="32"/>
+        </w:rPr>
+        <w:t>) {</w:t>
+      </w:r>
+    </w:p>
+    <w:p>
+      <w:pPr>
+        <w:jc w:val="both"/>
+        <w:rPr>
+          <w:b/>
+          <w:bCs/>
+          <w:color w:val="D86DCB" w:themeColor="accent5" w:themeTint="99"/>
+          <w:sz w:val="32"/>
+          <w:szCs w:val="32"/>
+        </w:rPr>
+      </w:pPr>
+      <w:r>
+        <w:rPr>
+          <w:b/>
+          <w:bCs/>
+          <w:color w:val="D86DCB" w:themeColor="accent5" w:themeTint="99"/>
+          <w:sz w:val="32"/>
+          <w:szCs w:val="32"/>
+        </w:rPr>
+        <w:t xml:space="preserve">    </w:t>
+      </w:r>
+      <w:proofErr w:type="gramStart"/>
+      <w:r>
+        <w:rPr>
+          <w:b/>
+          <w:bCs/>
+          <w:color w:val="D86DCB" w:themeColor="accent5" w:themeTint="99"/>
+          <w:sz w:val="32"/>
+          <w:szCs w:val="32"/>
+        </w:rPr>
+        <w:t>print(</w:t>
+      </w:r>
+      <w:proofErr w:type="gramEnd"/>
+      <w:r>
+        <w:rPr>
+          <w:b/>
+          <w:bCs/>
+          <w:color w:val="D86DCB" w:themeColor="accent5" w:themeTint="99"/>
+          <w:sz w:val="32"/>
+          <w:szCs w:val="32"/>
+        </w:rPr>
+        <w:t>"Dog eating");</w:t>
+      </w:r>
+    </w:p>
+    <w:p>
+      <w:pPr>
+        <w:jc w:val="both"/>
+        <w:rPr>
+          <w:b/>
+          <w:bCs/>
+          <w:color w:val="D86DCB" w:themeColor="accent5" w:themeTint="99"/>
+          <w:sz w:val="32"/>
+          <w:szCs w:val="32"/>
+        </w:rPr>
+      </w:pPr>
+      <w:r>
+        <w:rPr>
+          <w:b/>
+          <w:bCs/>
+          <w:color w:val="D86DCB" w:themeColor="accent5" w:themeTint="99"/>
+          <w:sz w:val="32"/>
+          <w:szCs w:val="32"/>
+        </w:rPr>
+        <w:t xml:space="preserve">  }</w:t>
+      </w:r>
+    </w:p>
+    <w:p>
+      <w:pPr>
+        <w:jc w:val="both"/>
+        <w:rPr>
+          <w:b/>
+          <w:bCs/>
+          <w:color w:val="D86DCB" w:themeColor="accent5" w:themeTint="99"/>
+          <w:sz w:val="32"/>
+          <w:szCs w:val="32"/>
+        </w:rPr>
+      </w:pPr>
+      <w:r>
+        <w:rPr>
+          <w:b/>
+          <w:bCs/>
+          <w:color w:val="D86DCB" w:themeColor="accent5" w:themeTint="99"/>
+          <w:sz w:val="32"/>
+          <w:szCs w:val="32"/>
+        </w:rPr>
+        <w:t>}</w:t>
+      </w:r>
+    </w:p>
+    <w:p>
+      <w:pPr>
+        <w:jc w:val="both"/>
+        <w:rPr>
+          <w:sz w:val="32"/>
+          <w:szCs w:val="32"/>
+        </w:rPr>
+      </w:pPr>
+      <w:r>
+        <w:rPr>
+          <w:sz w:val="32"/>
+          <w:szCs w:val="32"/>
+        </w:rPr>
+        <w:t># Think of it like:</w:t>
+      </w:r>
+    </w:p>
+    <w:p>
+      <w:pPr>
+        <w:pStyle w:val="ListParagraph"/>
+        <w:numPr>
+          <w:ilvl w:val="0"/>
+          <w:numId w:val="7"/>
+        </w:numPr>
+        <w:jc w:val="both"/>
+        <w:rPr>
+          <w:sz w:val="32"/>
+          <w:szCs w:val="32"/>
+        </w:rPr>
+      </w:pPr>
+      <w:r>
+        <w:rPr>
+          <w:b/>
+          <w:bCs/>
+          <w:sz w:val="32"/>
+          <w:szCs w:val="32"/>
+        </w:rPr>
+        <w:t>extends</w:t>
+      </w:r>
+      <w:r>
+        <w:rPr>
+          <w:sz w:val="32"/>
+          <w:szCs w:val="32"/>
+        </w:rPr>
+        <w:t xml:space="preserve"> = “Use my code”</w:t>
+      </w:r>
+    </w:p>
+    <w:p>
+      <w:pPr>
+        <w:pStyle w:val="ListParagraph"/>
+        <w:numPr>
+          <w:ilvl w:val="0"/>
+          <w:numId w:val="7"/>
+        </w:numPr>
+        <w:jc w:val="both"/>
+        <w:rPr>
+          <w:sz w:val="32"/>
+          <w:szCs w:val="32"/>
+        </w:rPr>
+      </w:pPr>
+      <w:r>
+        <w:rPr>
+          <w:b/>
+          <w:bCs/>
+          <w:sz w:val="32"/>
+          <w:szCs w:val="32"/>
+        </w:rPr>
+        <w:t>implements</w:t>
+      </w:r>
+      <w:r>
+        <w:rPr>
+          <w:sz w:val="32"/>
+          <w:szCs w:val="32"/>
+        </w:rPr>
+        <w:t xml:space="preserve"> = “Follow my API”</w:t>
+      </w:r>
+    </w:p>
+    <w:tbl>
+      <w:tblPr>
+        <w:tblStyle w:val="GridTable4-Accent3"/>
+        <w:tblW w:w="0" w:type="auto"/>
+        <w:tblLook w:val="04A0" w:firstRow="1" w:lastRow="0" w:firstColumn="1" w:lastColumn="0" w:noHBand="0" w:noVBand="1"/>
+      </w:tblPr>
+      <w:tblGrid>
+        <w:gridCol w:w="3325"/>
+        <w:gridCol w:w="3870"/>
+      </w:tblGrid>
+      <w:tr>
+        <w:trPr>
+          <w:cnfStyle w:val="100000000000" w:firstRow="1" w:lastRow="0" w:firstColumn="0" w:lastColumn="0" w:oddVBand="0" w:evenVBand="0" w:oddHBand="0" w:evenHBand="0" w:firstRowFirstColumn="0" w:firstRowLastColumn="0" w:lastRowFirstColumn="0" w:lastRowLastColumn="0"/>
+        </w:trPr>
+        <w:tc>
+          <w:tcPr>
+            <w:cnfStyle w:val="001000000000" w:firstRow="0" w:lastRow="0" w:firstColumn="1" w:lastColumn="0" w:oddVBand="0" w:evenVBand="0" w:oddHBand="0" w:evenHBand="0" w:firstRowFirstColumn="0" w:firstRowLastColumn="0" w:lastRowFirstColumn="0" w:lastRowLastColumn="0"/>
+            <w:tcW w:w="3325" w:type="dxa"/>
+            <w:hideMark/>
+          </w:tcPr>
+          <w:p>
+            <w:pPr>
+              <w:spacing w:after="160" w:line="278" w:lineRule="auto"/>
+              <w:jc w:val="both"/>
+              <w:rPr>
+                <w:sz w:val="32"/>
+                <w:szCs w:val="32"/>
+              </w:rPr>
+            </w:pPr>
+            <w:r>
+              <w:rPr>
+                <w:sz w:val="32"/>
+                <w:szCs w:val="32"/>
+              </w:rPr>
+              <w:t>extends</w:t>
+            </w:r>
+          </w:p>
+        </w:tc>
+        <w:tc>
+          <w:tcPr>
+            <w:tcW w:w="3870" w:type="dxa"/>
+            <w:hideMark/>
+          </w:tcPr>
+          <w:p>
+            <w:pPr>
+              <w:spacing w:after="160" w:line="278" w:lineRule="auto"/>
+              <w:jc w:val="both"/>
+              <w:cnfStyle w:val="100000000000" w:firstRow="1" w:lastRow="0" w:firstColumn="0" w:lastColumn="0" w:oddVBand="0" w:evenVBand="0" w:oddHBand="0" w:evenHBand="0" w:firstRowFirstColumn="0" w:firstRowLastColumn="0" w:lastRowFirstColumn="0" w:lastRowLastColumn="0"/>
+              <w:rPr>
+                <w:sz w:val="32"/>
+                <w:szCs w:val="32"/>
+              </w:rPr>
+            </w:pPr>
+            <w:r>
+              <w:rPr>
+                <w:sz w:val="32"/>
+                <w:szCs w:val="32"/>
+              </w:rPr>
+              <w:t>implements</w:t>
+            </w:r>
+          </w:p>
+        </w:tc>
+      </w:tr>
+      <w:tr>
+        <w:trPr>
+          <w:cnfStyle w:val="000000100000" w:firstRow="0" w:lastRow="0" w:firstColumn="0" w:lastColumn="0" w:oddVBand="0" w:evenVBand="0" w:oddHBand="1" w:evenHBand="0" w:firstRowFirstColumn="0" w:firstRowLastColumn="0" w:lastRowFirstColumn="0" w:lastRowLastColumn="0"/>
+        </w:trPr>
+        <w:tc>
+          <w:tcPr>
+            <w:cnfStyle w:val="001000000000" w:firstRow="0" w:lastRow="0" w:firstColumn="1" w:lastColumn="0" w:oddVBand="0" w:evenVBand="0" w:oddHBand="0" w:evenHBand="0" w:firstRowFirstColumn="0" w:firstRowLastColumn="0" w:lastRowFirstColumn="0" w:lastRowLastColumn="0"/>
+            <w:tcW w:w="3325" w:type="dxa"/>
+            <w:hideMark/>
+          </w:tcPr>
+          <w:p>
+            <w:pPr>
+              <w:spacing w:after="160" w:line="278" w:lineRule="auto"/>
+              <w:jc w:val="both"/>
+              <w:rPr>
+                <w:b w:val="0"/>
+                <w:bCs w:val="0"/>
+                <w:sz w:val="32"/>
+                <w:szCs w:val="32"/>
+              </w:rPr>
+            </w:pPr>
+            <w:r>
+              <w:rPr>
+                <w:b w:val="0"/>
+                <w:bCs w:val="0"/>
+                <w:sz w:val="32"/>
+                <w:szCs w:val="32"/>
+              </w:rPr>
+              <w:t>Inherits code</w:t>
+            </w:r>
+          </w:p>
+        </w:tc>
+        <w:tc>
+          <w:tcPr>
+            <w:tcW w:w="3870" w:type="dxa"/>
+            <w:hideMark/>
+          </w:tcPr>
+          <w:p>
+            <w:pPr>
+              <w:spacing w:after="160" w:line="278" w:lineRule="auto"/>
+              <w:jc w:val="both"/>
+              <w:cnfStyle w:val="000000100000" w:firstRow="0" w:lastRow="0" w:firstColumn="0" w:lastColumn="0" w:oddVBand="0" w:evenVBand="0" w:oddHBand="1" w:evenHBand="0" w:firstRowFirstColumn="0" w:firstRowLastColumn="0" w:lastRowFirstColumn="0" w:lastRowLastColumn="0"/>
+              <w:rPr>
+                <w:sz w:val="32"/>
+                <w:szCs w:val="32"/>
+              </w:rPr>
+            </w:pPr>
+            <w:r>
+              <w:rPr>
+                <w:sz w:val="32"/>
+                <w:szCs w:val="32"/>
+              </w:rPr>
+              <w:t>Doesn't inherit code</w:t>
+            </w:r>
+          </w:p>
+        </w:tc>
+      </w:tr>
+      <w:tr>
+        <w:tc>
+          <w:tcPr>
+            <w:cnfStyle w:val="001000000000" w:firstRow="0" w:lastRow="0" w:firstColumn="1" w:lastColumn="0" w:oddVBand="0" w:evenVBand="0" w:oddHBand="0" w:evenHBand="0" w:firstRowFirstColumn="0" w:firstRowLastColumn="0" w:lastRowFirstColumn="0" w:lastRowLastColumn="0"/>
+            <w:tcW w:w="3325" w:type="dxa"/>
+            <w:hideMark/>
+          </w:tcPr>
+          <w:p>
+            <w:pPr>
+              <w:spacing w:after="160" w:line="278" w:lineRule="auto"/>
+              <w:jc w:val="both"/>
+              <w:rPr>
+                <w:b w:val="0"/>
+                <w:bCs w:val="0"/>
+                <w:sz w:val="32"/>
+                <w:szCs w:val="32"/>
+              </w:rPr>
+            </w:pPr>
+            <w:r>
+              <w:rPr>
+                <w:b w:val="0"/>
+                <w:bCs w:val="0"/>
+                <w:sz w:val="32"/>
+                <w:szCs w:val="32"/>
+              </w:rPr>
+              <w:t>Override if needed</w:t>
+            </w:r>
+          </w:p>
+        </w:tc>
+        <w:tc>
+          <w:tcPr>
+            <w:tcW w:w="3870" w:type="dxa"/>
+            <w:hideMark/>
+          </w:tcPr>
+          <w:p>
+            <w:pPr>
+              <w:spacing w:after="160" w:line="278" w:lineRule="auto"/>
+              <w:jc w:val="both"/>
+              <w:cnfStyle w:val="000000000000" w:firstRow="0" w:lastRow="0" w:firstColumn="0" w:lastColumn="0" w:oddVBand="0" w:evenVBand="0" w:oddHBand="0" w:evenHBand="0" w:firstRowFirstColumn="0" w:firstRowLastColumn="0" w:lastRowFirstColumn="0" w:lastRowLastColumn="0"/>
+              <w:rPr>
+                <w:sz w:val="32"/>
+                <w:szCs w:val="32"/>
+              </w:rPr>
+            </w:pPr>
+            <w:r>
+              <w:rPr>
+                <w:sz w:val="32"/>
+                <w:szCs w:val="32"/>
+              </w:rPr>
+              <w:t>Must override everything</w:t>
+            </w:r>
+          </w:p>
+        </w:tc>
+      </w:tr>
+      <w:tr>
+        <w:trPr>
+          <w:cnfStyle w:val="000000100000" w:firstRow="0" w:lastRow="0" w:firstColumn="0" w:lastColumn="0" w:oddVBand="0" w:evenVBand="0" w:oddHBand="1" w:evenHBand="0" w:firstRowFirstColumn="0" w:firstRowLastColumn="0" w:lastRowFirstColumn="0" w:lastRowLastColumn="0"/>
+        </w:trPr>
+        <w:tc>
+          <w:tcPr>
+            <w:cnfStyle w:val="001000000000" w:firstRow="0" w:lastRow="0" w:firstColumn="1" w:lastColumn="0" w:oddVBand="0" w:evenVBand="0" w:oddHBand="0" w:evenHBand="0" w:firstRowFirstColumn="0" w:firstRowLastColumn="0" w:lastRowFirstColumn="0" w:lastRowLastColumn="0"/>
+            <w:tcW w:w="3325" w:type="dxa"/>
+            <w:hideMark/>
+          </w:tcPr>
+          <w:p>
+            <w:pPr>
+              <w:spacing w:after="160" w:line="278" w:lineRule="auto"/>
+              <w:jc w:val="both"/>
+              <w:rPr>
+                <w:b w:val="0"/>
+                <w:bCs w:val="0"/>
+                <w:sz w:val="32"/>
+                <w:szCs w:val="32"/>
+              </w:rPr>
+            </w:pPr>
+            <w:r>
+              <w:rPr>
+                <w:b w:val="0"/>
+                <w:bCs w:val="0"/>
+                <w:sz w:val="32"/>
+                <w:szCs w:val="32"/>
+              </w:rPr>
+              <w:lastRenderedPageBreak/>
+              <w:t>"</w:t>
+            </w:r>
+            <w:proofErr w:type="gramStart"/>
+            <w:r>
+              <w:rPr>
+                <w:b w:val="0"/>
+                <w:bCs w:val="0"/>
+                <w:sz w:val="32"/>
+                <w:szCs w:val="32"/>
+              </w:rPr>
+              <w:t>is</w:t>
+            </w:r>
+            <w:proofErr w:type="gramEnd"/>
+            <w:r>
+              <w:rPr>
+                <w:b w:val="0"/>
+                <w:bCs w:val="0"/>
+                <w:sz w:val="32"/>
+                <w:szCs w:val="32"/>
+              </w:rPr>
+              <w:t>-a" relationship</w:t>
+            </w:r>
+          </w:p>
+        </w:tc>
+        <w:tc>
+          <w:tcPr>
+            <w:tcW w:w="3870" w:type="dxa"/>
+            <w:hideMark/>
+          </w:tcPr>
+          <w:p>
+            <w:pPr>
+              <w:spacing w:after="160" w:line="278" w:lineRule="auto"/>
+              <w:jc w:val="both"/>
+              <w:cnfStyle w:val="000000100000" w:firstRow="0" w:lastRow="0" w:firstColumn="0" w:lastColumn="0" w:oddVBand="0" w:evenVBand="0" w:oddHBand="1" w:evenHBand="0" w:firstRowFirstColumn="0" w:firstRowLastColumn="0" w:lastRowFirstColumn="0" w:lastRowLastColumn="0"/>
+              <w:rPr>
+                <w:sz w:val="32"/>
+                <w:szCs w:val="32"/>
+              </w:rPr>
+            </w:pPr>
+            <w:r>
+              <w:rPr>
+                <w:sz w:val="32"/>
+                <w:szCs w:val="32"/>
+              </w:rPr>
+              <w:t>Contract/API relationship</w:t>
+            </w:r>
+          </w:p>
+        </w:tc>
+      </w:tr>
+    </w:tbl>
+    <w:p>
+      <w:pPr>
+        <w:jc w:val="both"/>
+        <w:rPr>
+          <w:sz w:val="32"/>
+          <w:szCs w:val="32"/>
+        </w:rPr>
+      </w:pPr>
+    </w:p>
+    <w:p>
+      <w:pPr>
+        <w:jc w:val="both"/>
+        <w:rPr>
+          <w:sz w:val="32"/>
+          <w:szCs w:val="32"/>
+        </w:rPr>
+      </w:pPr>
+    </w:p>
+    <w:p>
+      <w:pPr>
+        <w:jc w:val="both"/>
+        <w:rPr>
+          <w:b/>
+          <w:bCs/>
+          <w:sz w:val="32"/>
+          <w:szCs w:val="32"/>
+        </w:rPr>
+      </w:pPr>
+      <w:r>
+        <w:rPr>
+          <w:b/>
+          <w:bCs/>
+          <w:sz w:val="32"/>
+          <w:szCs w:val="32"/>
+        </w:rPr>
+        <w:t>Multiple Interfaces:</w:t>
+      </w:r>
+    </w:p>
+    <w:p>
+      <w:pPr>
+        <w:jc w:val="both"/>
+        <w:rPr>
+          <w:sz w:val="32"/>
+          <w:szCs w:val="32"/>
+        </w:rPr>
+      </w:pPr>
+      <w:r>
+        <w:rPr>
+          <w:sz w:val="32"/>
+          <w:szCs w:val="32"/>
+        </w:rPr>
+        <w:t xml:space="preserve"># </w:t>
+      </w:r>
+      <w:r>
+        <w:rPr>
+          <w:b/>
+          <w:bCs/>
+          <w:sz w:val="32"/>
+          <w:szCs w:val="32"/>
+        </w:rPr>
+        <w:t xml:space="preserve">Dart </w:t>
+      </w:r>
+      <w:r>
+        <w:rPr>
+          <w:sz w:val="32"/>
+          <w:szCs w:val="32"/>
+        </w:rPr>
+        <w:t>doesn't support multiple inheritance</w:t>
+      </w:r>
+      <w:r>
+        <w:rPr>
+          <w:sz w:val="32"/>
+          <w:szCs w:val="32"/>
+        </w:rPr>
+        <w:t>:</w:t>
+      </w:r>
+    </w:p>
+    <w:p>
+      <w:pPr>
+        <w:jc w:val="both"/>
+        <w:rPr>
+          <w:sz w:val="32"/>
+          <w:szCs w:val="32"/>
+        </w:rPr>
+      </w:pPr>
+      <w:r>
+        <w:rPr>
+          <w:sz w:val="32"/>
+          <w:szCs w:val="32"/>
+        </w:rPr>
+        <w:t>class C extends A, B {}</w:t>
+      </w:r>
+      <w:r>
+        <w:rPr>
+          <w:sz w:val="32"/>
+          <w:szCs w:val="32"/>
+        </w:rPr>
+        <w:t xml:space="preserve"> // wrong</w:t>
+      </w:r>
+    </w:p>
+    <w:p>
+      <w:pPr>
+        <w:jc w:val="both"/>
+        <w:rPr>
+          <w:sz w:val="32"/>
+          <w:szCs w:val="32"/>
+        </w:rPr>
+      </w:pPr>
+      <w:r>
+        <w:rPr>
+          <w:sz w:val="32"/>
+          <w:szCs w:val="32"/>
+        </w:rPr>
+        <w:t xml:space="preserve"># </w:t>
+      </w:r>
+      <w:r>
+        <w:rPr>
+          <w:sz w:val="32"/>
+          <w:szCs w:val="32"/>
+        </w:rPr>
+        <w:t>But it does support implementing multiple interfaces.</w:t>
+      </w:r>
+      <w:r>
+        <w:rPr>
+          <w:sz w:val="32"/>
+          <w:szCs w:val="32"/>
+        </w:rPr>
+        <w:t xml:space="preserve"> Here,</w:t>
+      </w:r>
+      <w:r>
+        <w:rPr>
+          <w:sz w:val="32"/>
+          <w:szCs w:val="32"/>
+        </w:rPr>
+        <w:t xml:space="preserve"> </w:t>
+      </w:r>
+      <w:r>
+        <w:rPr>
+          <w:b/>
+          <w:bCs/>
+          <w:sz w:val="32"/>
+          <w:szCs w:val="32"/>
+        </w:rPr>
+        <w:t xml:space="preserve">Bird </w:t>
+      </w:r>
+      <w:r>
+        <w:rPr>
+          <w:sz w:val="32"/>
+          <w:szCs w:val="32"/>
+        </w:rPr>
+        <w:t>promises to implement both APIs.</w:t>
+      </w:r>
+      <w:r>
+        <w:rPr>
+          <w:sz w:val="32"/>
+          <w:szCs w:val="32"/>
+        </w:rPr>
+        <w:t xml:space="preserve"> </w:t>
+      </w:r>
+      <w:r>
+        <w:rPr>
+          <w:sz w:val="32"/>
+          <w:szCs w:val="32"/>
+        </w:rPr>
+        <w:t>This avoids the "diamond problem" that multiple inheritance can cause.</w:t>
+      </w:r>
+    </w:p>
+    <w:p>
+      <w:pPr>
+        <w:jc w:val="both"/>
+        <w:rPr>
+          <w:b/>
+          <w:bCs/>
+          <w:color w:val="D86DCB" w:themeColor="accent5" w:themeTint="99"/>
+          <w:sz w:val="32"/>
+          <w:szCs w:val="32"/>
+        </w:rPr>
+      </w:pPr>
+      <w:r>
+        <w:rPr>
+          <w:b/>
+          <w:bCs/>
+          <w:color w:val="D86DCB" w:themeColor="accent5" w:themeTint="99"/>
+          <w:sz w:val="32"/>
+          <w:szCs w:val="32"/>
+        </w:rPr>
+        <w:t>class Animal {</w:t>
+      </w:r>
+    </w:p>
+    <w:p>
+      <w:pPr>
+        <w:jc w:val="both"/>
+        <w:rPr>
+          <w:b/>
+          <w:bCs/>
+          <w:color w:val="D86DCB" w:themeColor="accent5" w:themeTint="99"/>
+          <w:sz w:val="32"/>
+          <w:szCs w:val="32"/>
+        </w:rPr>
+      </w:pPr>
+      <w:r>
+        <w:rPr>
+          <w:b/>
+          <w:bCs/>
+          <w:color w:val="D86DCB" w:themeColor="accent5" w:themeTint="99"/>
+          <w:sz w:val="32"/>
+          <w:szCs w:val="32"/>
+        </w:rPr>
+        <w:t xml:space="preserve">  void </w:t>
+      </w:r>
+      <w:proofErr w:type="gramStart"/>
+      <w:r>
+        <w:rPr>
+          <w:b/>
+          <w:bCs/>
+          <w:color w:val="D86DCB" w:themeColor="accent5" w:themeTint="99"/>
+          <w:sz w:val="32"/>
+          <w:szCs w:val="32"/>
+        </w:rPr>
+        <w:t>eat(</w:t>
+      </w:r>
+      <w:proofErr w:type="gramEnd"/>
+      <w:r>
+        <w:rPr>
+          <w:b/>
+          <w:bCs/>
+          <w:color w:val="D86DCB" w:themeColor="accent5" w:themeTint="99"/>
+          <w:sz w:val="32"/>
+          <w:szCs w:val="32"/>
+        </w:rPr>
+        <w:t>) {}</w:t>
+      </w:r>
+    </w:p>
+    <w:p>
+      <w:pPr>
+        <w:jc w:val="both"/>
+        <w:rPr>
+          <w:b/>
+          <w:bCs/>
+          <w:color w:val="D86DCB" w:themeColor="accent5" w:themeTint="99"/>
+          <w:sz w:val="32"/>
+          <w:szCs w:val="32"/>
+        </w:rPr>
+      </w:pPr>
+      <w:r>
+        <w:rPr>
+          <w:b/>
+          <w:bCs/>
+          <w:color w:val="D86DCB" w:themeColor="accent5" w:themeTint="99"/>
+          <w:sz w:val="32"/>
+          <w:szCs w:val="32"/>
+        </w:rPr>
+        <w:t>}</w:t>
+      </w:r>
+    </w:p>
+    <w:p>
+      <w:pPr>
+        <w:jc w:val="both"/>
+        <w:rPr>
+          <w:b/>
+          <w:bCs/>
+          <w:color w:val="D86DCB" w:themeColor="accent5" w:themeTint="99"/>
+          <w:sz w:val="32"/>
+          <w:szCs w:val="32"/>
+        </w:rPr>
+      </w:pPr>
+      <w:r>
+        <w:rPr>
+          <w:b/>
+          <w:bCs/>
+          <w:color w:val="D86DCB" w:themeColor="accent5" w:themeTint="99"/>
+          <w:sz w:val="32"/>
+          <w:szCs w:val="32"/>
+        </w:rPr>
+        <w:t>class Flyable {</w:t>
+      </w:r>
+    </w:p>
+    <w:p>
+      <w:pPr>
+        <w:jc w:val="both"/>
+        <w:rPr>
+          <w:b/>
+          <w:bCs/>
+          <w:color w:val="D86DCB" w:themeColor="accent5" w:themeTint="99"/>
+          <w:sz w:val="32"/>
+          <w:szCs w:val="32"/>
+        </w:rPr>
+      </w:pPr>
+      <w:r>
+        <w:rPr>
+          <w:b/>
+          <w:bCs/>
+          <w:color w:val="D86DCB" w:themeColor="accent5" w:themeTint="99"/>
+          <w:sz w:val="32"/>
+          <w:szCs w:val="32"/>
+        </w:rPr>
+        <w:t xml:space="preserve">  void </w:t>
+      </w:r>
+      <w:proofErr w:type="gramStart"/>
+      <w:r>
+        <w:rPr>
+          <w:b/>
+          <w:bCs/>
+          <w:color w:val="D86DCB" w:themeColor="accent5" w:themeTint="99"/>
+          <w:sz w:val="32"/>
+          <w:szCs w:val="32"/>
+        </w:rPr>
+        <w:t>fly(</w:t>
+      </w:r>
+      <w:proofErr w:type="gramEnd"/>
+      <w:r>
+        <w:rPr>
+          <w:b/>
+          <w:bCs/>
+          <w:color w:val="D86DCB" w:themeColor="accent5" w:themeTint="99"/>
+          <w:sz w:val="32"/>
+          <w:szCs w:val="32"/>
+        </w:rPr>
+        <w:t>) {}</w:t>
+      </w:r>
+    </w:p>
+    <w:p>
+      <w:pPr>
+        <w:jc w:val="both"/>
+        <w:rPr>
+          <w:b/>
+          <w:bCs/>
+          <w:color w:val="D86DCB" w:themeColor="accent5" w:themeTint="99"/>
+          <w:sz w:val="32"/>
+          <w:szCs w:val="32"/>
+        </w:rPr>
+      </w:pPr>
+      <w:r>
+        <w:rPr>
+          <w:b/>
+          <w:bCs/>
+          <w:color w:val="D86DCB" w:themeColor="accent5" w:themeTint="99"/>
+          <w:sz w:val="32"/>
+          <w:szCs w:val="32"/>
+        </w:rPr>
+        <w:t>}</w:t>
+      </w:r>
+    </w:p>
+    <w:p>
+      <w:pPr>
+        <w:jc w:val="both"/>
+        <w:rPr>
+          <w:b/>
+          <w:bCs/>
+          <w:color w:val="D86DCB" w:themeColor="accent5" w:themeTint="99"/>
+          <w:sz w:val="32"/>
+          <w:szCs w:val="32"/>
+        </w:rPr>
+      </w:pPr>
+      <w:r>
+        <w:rPr>
+          <w:b/>
+          <w:bCs/>
+          <w:color w:val="D86DCB" w:themeColor="accent5" w:themeTint="99"/>
+          <w:sz w:val="32"/>
+          <w:szCs w:val="32"/>
+        </w:rPr>
+        <w:t>class Bird implements Animal, Flyable {</w:t>
+      </w:r>
+    </w:p>
+    <w:p>
+      <w:pPr>
+        <w:jc w:val="both"/>
+        <w:rPr>
+          <w:b/>
+          <w:bCs/>
+          <w:color w:val="D86DCB" w:themeColor="accent5" w:themeTint="99"/>
+          <w:sz w:val="32"/>
+          <w:szCs w:val="32"/>
+        </w:rPr>
+      </w:pPr>
+      <w:r>
+        <w:rPr>
+          <w:b/>
+          <w:bCs/>
+          <w:color w:val="D86DCB" w:themeColor="accent5" w:themeTint="99"/>
+          <w:sz w:val="32"/>
+          <w:szCs w:val="32"/>
+        </w:rPr>
+        <w:t xml:space="preserve">  @override</w:t>
+      </w:r>
+    </w:p>
+    <w:p>
+      <w:pPr>
+        <w:jc w:val="both"/>
+        <w:rPr>
+          <w:b/>
+          <w:bCs/>
+          <w:color w:val="D86DCB" w:themeColor="accent5" w:themeTint="99"/>
+          <w:sz w:val="32"/>
+          <w:szCs w:val="32"/>
+        </w:rPr>
+      </w:pPr>
+      <w:r>
+        <w:rPr>
+          <w:b/>
+          <w:bCs/>
+          <w:color w:val="D86DCB" w:themeColor="accent5" w:themeTint="99"/>
+          <w:sz w:val="32"/>
+          <w:szCs w:val="32"/>
+        </w:rPr>
+        <w:t xml:space="preserve">  void </w:t>
+      </w:r>
+      <w:proofErr w:type="gramStart"/>
+      <w:r>
+        <w:rPr>
+          <w:b/>
+          <w:bCs/>
+          <w:color w:val="D86DCB" w:themeColor="accent5" w:themeTint="99"/>
+          <w:sz w:val="32"/>
+          <w:szCs w:val="32"/>
+        </w:rPr>
+        <w:t>eat(</w:t>
+      </w:r>
+      <w:proofErr w:type="gramEnd"/>
+      <w:r>
+        <w:rPr>
+          <w:b/>
+          <w:bCs/>
+          <w:color w:val="D86DCB" w:themeColor="accent5" w:themeTint="99"/>
+          <w:sz w:val="32"/>
+          <w:szCs w:val="32"/>
+        </w:rPr>
+        <w:t>) {}</w:t>
+      </w:r>
+    </w:p>
+    <w:p>
+      <w:pPr>
+        <w:jc w:val="both"/>
+        <w:rPr>
+          <w:b/>
+          <w:bCs/>
+          <w:color w:val="D86DCB" w:themeColor="accent5" w:themeTint="99"/>
+          <w:sz w:val="32"/>
+          <w:szCs w:val="32"/>
+        </w:rPr>
+      </w:pPr>
+      <w:r>
+        <w:rPr>
+          <w:b/>
+          <w:bCs/>
+          <w:color w:val="D86DCB" w:themeColor="accent5" w:themeTint="99"/>
+          <w:sz w:val="32"/>
+          <w:szCs w:val="32"/>
+        </w:rPr>
+        <w:t xml:space="preserve">  @override</w:t>
+      </w:r>
+    </w:p>
+    <w:p>
+      <w:pPr>
+        <w:jc w:val="both"/>
+        <w:rPr>
+          <w:b/>
+          <w:bCs/>
+          <w:color w:val="D86DCB" w:themeColor="accent5" w:themeTint="99"/>
+          <w:sz w:val="32"/>
+          <w:szCs w:val="32"/>
+        </w:rPr>
+      </w:pPr>
+      <w:r>
+        <w:rPr>
+          <w:b/>
+          <w:bCs/>
+          <w:color w:val="D86DCB" w:themeColor="accent5" w:themeTint="99"/>
+          <w:sz w:val="32"/>
+          <w:szCs w:val="32"/>
+        </w:rPr>
+        <w:t xml:space="preserve">  void </w:t>
+      </w:r>
+      <w:proofErr w:type="gramStart"/>
+      <w:r>
+        <w:rPr>
+          <w:b/>
+          <w:bCs/>
+          <w:color w:val="D86DCB" w:themeColor="accent5" w:themeTint="99"/>
+          <w:sz w:val="32"/>
+          <w:szCs w:val="32"/>
+        </w:rPr>
+        <w:t>fly(</w:t>
+      </w:r>
+      <w:proofErr w:type="gramEnd"/>
+      <w:r>
+        <w:rPr>
+          <w:b/>
+          <w:bCs/>
+          <w:color w:val="D86DCB" w:themeColor="accent5" w:themeTint="99"/>
+          <w:sz w:val="32"/>
+          <w:szCs w:val="32"/>
+        </w:rPr>
+        <w:t>) {}</w:t>
+      </w:r>
+    </w:p>
+    <w:p>
+      <w:pPr>
+        <w:jc w:val="both"/>
+        <w:rPr>
+          <w:b/>
+          <w:bCs/>
+          <w:color w:val="D86DCB" w:themeColor="accent5" w:themeTint="99"/>
+          <w:sz w:val="32"/>
+          <w:szCs w:val="32"/>
+        </w:rPr>
+      </w:pPr>
+      <w:r>
+        <w:rPr>
+          <w:b/>
+          <w:bCs/>
+          <w:color w:val="D86DCB" w:themeColor="accent5" w:themeTint="99"/>
+          <w:sz w:val="32"/>
+          <w:szCs w:val="32"/>
+        </w:rPr>
+        <w:t>}</w:t>
+      </w:r>
+    </w:p>
+    <w:p>
+      <w:pPr>
+        <w:jc w:val="both"/>
+        <w:rPr>
+          <w:sz w:val="32"/>
+          <w:szCs w:val="32"/>
+        </w:rPr>
+      </w:pPr>
+    </w:p>
+    <w:p>
+      <w:pPr>
+        <w:jc w:val="both"/>
+        <w:rPr>
+          <w:sz w:val="32"/>
+          <w:szCs w:val="32"/>
+        </w:rPr>
+      </w:pPr>
+      <w:r>
+        <w:rPr>
+          <w:sz w:val="32"/>
+          <w:szCs w:val="32"/>
+        </w:rPr>
+        <w:t>Use Cases in Flutter:</w:t>
+      </w:r>
+    </w:p>
+    <w:p>
+      <w:pPr>
+        <w:jc w:val="both"/>
+        <w:rPr>
+          <w:sz w:val="32"/>
+          <w:szCs w:val="32"/>
+        </w:rPr>
+      </w:pPr>
+      <w:r>
+        <w:rPr>
+          <w:sz w:val="32"/>
+          <w:szCs w:val="32"/>
+        </w:rPr>
+        <w:lastRenderedPageBreak/>
+        <w:t xml:space="preserve"># </w:t>
+      </w:r>
+      <w:r>
+        <w:rPr>
+          <w:b/>
+          <w:bCs/>
+          <w:sz w:val="32"/>
+          <w:szCs w:val="32"/>
+        </w:rPr>
+        <w:t>e</w:t>
+      </w:r>
+      <w:r>
+        <w:rPr>
+          <w:b/>
+          <w:bCs/>
+          <w:sz w:val="32"/>
+          <w:szCs w:val="32"/>
+        </w:rPr>
+        <w:t>xtends</w:t>
+      </w:r>
+      <w:r>
+        <w:rPr>
+          <w:sz w:val="32"/>
+          <w:szCs w:val="32"/>
+        </w:rPr>
+        <w:t xml:space="preserve"> (</w:t>
+      </w:r>
+      <w:r>
+        <w:rPr>
+          <w:sz w:val="32"/>
+          <w:szCs w:val="32"/>
+        </w:rPr>
+        <w:t>Very common</w:t>
+      </w:r>
+      <w:r>
+        <w:rPr>
+          <w:sz w:val="32"/>
+          <w:szCs w:val="32"/>
+        </w:rPr>
+        <w:t>):</w:t>
+      </w:r>
+    </w:p>
+    <w:p>
+      <w:pPr>
+        <w:pStyle w:val="ListParagraph"/>
+        <w:numPr>
+          <w:ilvl w:val="0"/>
+          <w:numId w:val="8"/>
+        </w:numPr>
+        <w:jc w:val="both"/>
+        <w:rPr>
+          <w:b/>
+          <w:bCs/>
+          <w:sz w:val="32"/>
+          <w:szCs w:val="32"/>
+        </w:rPr>
+      </w:pPr>
+      <w:r>
+        <w:rPr>
+          <w:b/>
+          <w:bCs/>
+          <w:sz w:val="32"/>
+          <w:szCs w:val="32"/>
+        </w:rPr>
+        <w:t>State&lt;</w:t>
       </w:r>
       <w:proofErr w:type="spellStart"/>
       <w:r>
         <w:rPr>
           <w:b/>
           <w:bCs/>
-          <w:color w:val="D86DCB" w:themeColor="accent5" w:themeTint="99"/>
-          <w:sz w:val="32"/>
-          <w:szCs w:val="32"/>
-        </w:rPr>
-        <w:t>repo.getUser</w:t>
+          <w:sz w:val="32"/>
+          <w:szCs w:val="32"/>
+        </w:rPr>
+        <w:t>MyWidget</w:t>
       </w:r>
       <w:proofErr w:type="spellEnd"/>
       <w:r>
         <w:rPr>
           <w:b/>
           <w:bCs/>
+          <w:sz w:val="32"/>
+          <w:szCs w:val="32"/>
+        </w:rPr>
+        <w:t>&gt;</w:t>
+      </w:r>
+    </w:p>
+    <w:p>
+      <w:pPr>
+        <w:pStyle w:val="ListParagraph"/>
+        <w:numPr>
+          <w:ilvl w:val="0"/>
+          <w:numId w:val="8"/>
+        </w:numPr>
+        <w:jc w:val="both"/>
+        <w:rPr>
+          <w:b/>
+          <w:bCs/>
+          <w:sz w:val="32"/>
+          <w:szCs w:val="32"/>
+        </w:rPr>
+      </w:pPr>
+      <w:proofErr w:type="spellStart"/>
+      <w:r>
+        <w:rPr>
+          <w:b/>
+          <w:bCs/>
+          <w:sz w:val="32"/>
+          <w:szCs w:val="32"/>
+        </w:rPr>
+        <w:t>StatelessWidget</w:t>
+      </w:r>
+      <w:proofErr w:type="spellEnd"/>
+    </w:p>
+    <w:p>
+      <w:pPr>
+        <w:pStyle w:val="ListParagraph"/>
+        <w:numPr>
+          <w:ilvl w:val="0"/>
+          <w:numId w:val="8"/>
+        </w:numPr>
+        <w:jc w:val="both"/>
+        <w:rPr>
+          <w:b/>
+          <w:bCs/>
+          <w:sz w:val="32"/>
+          <w:szCs w:val="32"/>
+        </w:rPr>
+      </w:pPr>
+      <w:proofErr w:type="spellStart"/>
+      <w:r>
+        <w:rPr>
+          <w:b/>
+          <w:bCs/>
+          <w:sz w:val="32"/>
+          <w:szCs w:val="32"/>
+        </w:rPr>
+        <w:t>ChangeNotifier</w:t>
+      </w:r>
+      <w:proofErr w:type="spellEnd"/>
+    </w:p>
+    <w:p>
+      <w:pPr>
+        <w:jc w:val="both"/>
+        <w:rPr>
+          <w:sz w:val="32"/>
+          <w:szCs w:val="32"/>
+        </w:rPr>
+      </w:pPr>
+      <w:r>
+        <w:rPr>
+          <w:sz w:val="32"/>
+          <w:szCs w:val="32"/>
+        </w:rPr>
+        <w:t>#</w:t>
+      </w:r>
+      <w:r>
+        <w:rPr>
+          <w:b/>
+          <w:bCs/>
+          <w:sz w:val="32"/>
+          <w:szCs w:val="32"/>
+        </w:rPr>
+        <w:t xml:space="preserve"> </w:t>
+      </w:r>
+      <w:r>
+        <w:rPr>
+          <w:b/>
+          <w:bCs/>
+          <w:sz w:val="32"/>
+          <w:szCs w:val="32"/>
+        </w:rPr>
+        <w:t>implements</w:t>
+      </w:r>
+      <w:r>
+        <w:rPr>
+          <w:sz w:val="32"/>
+          <w:szCs w:val="32"/>
+        </w:rPr>
+        <w:t xml:space="preserve"> </w:t>
+      </w:r>
+      <w:r>
+        <w:rPr>
+          <w:sz w:val="32"/>
+          <w:szCs w:val="32"/>
+        </w:rPr>
+        <w:t>useful when defining contracts (e.g., repositories, services, or custom APIs in clean architecture).</w:t>
+      </w:r>
+    </w:p>
+    <w:p>
+      <w:pPr>
+        <w:jc w:val="both"/>
+        <w:rPr>
+          <w:sz w:val="32"/>
+          <w:szCs w:val="32"/>
+        </w:rPr>
+      </w:pPr>
+      <w:r>
+        <w:rPr>
+          <w:sz w:val="32"/>
+          <w:szCs w:val="32"/>
+        </w:rPr>
+        <w:t xml:space="preserve"># </w:t>
+      </w:r>
+      <w:r>
+        <w:rPr>
+          <w:sz w:val="32"/>
+          <w:szCs w:val="32"/>
+        </w:rPr>
+        <w:t xml:space="preserve">Multiple interfaces </w:t>
+      </w:r>
+      <w:r>
+        <w:rPr>
+          <w:sz w:val="32"/>
+          <w:szCs w:val="32"/>
+        </w:rPr>
+        <w:t>o</w:t>
+      </w:r>
+      <w:r>
+        <w:rPr>
+          <w:sz w:val="32"/>
+          <w:szCs w:val="32"/>
+        </w:rPr>
+        <w:t>ccasionally used in larger projects where a class needs to satisfy several contracts.</w:t>
+      </w:r>
+    </w:p>
+    <w:p>
+      <w:pPr>
+        <w:jc w:val="both"/>
+        <w:rPr>
+          <w:sz w:val="32"/>
+          <w:szCs w:val="32"/>
+        </w:rPr>
+      </w:pPr>
+    </w:p>
+    <w:p>
+      <w:pPr>
+        <w:jc w:val="both"/>
+        <w:rPr>
+          <w:sz w:val="32"/>
+          <w:szCs w:val="32"/>
+        </w:rPr>
+      </w:pPr>
+      <w:r>
+        <w:rPr>
+          <w:sz w:val="32"/>
+          <w:szCs w:val="32"/>
+        </w:rPr>
+        <w:t>Final Mental Model:</w:t>
+      </w:r>
+    </w:p>
+    <w:p>
+      <w:pPr>
+        <w:jc w:val="both"/>
+        <w:rPr>
+          <w:b/>
+          <w:bCs/>
+          <w:sz w:val="28"/>
+          <w:szCs w:val="28"/>
+        </w:rPr>
+      </w:pPr>
+      <w:r>
+        <w:rPr>
+          <w:b/>
+          <w:bCs/>
+          <w:sz w:val="28"/>
+          <w:szCs w:val="28"/>
+        </w:rPr>
+        <w:t>extends</w:t>
+      </w:r>
+    </w:p>
+    <w:p>
+      <w:pPr>
+        <w:jc w:val="both"/>
+        <w:rPr>
+          <w:b/>
+          <w:bCs/>
+          <w:sz w:val="28"/>
+          <w:szCs w:val="28"/>
+        </w:rPr>
+      </w:pPr>
+      <w:r>
+        <w:rPr>
+          <w:b/>
+          <w:bCs/>
+          <w:sz w:val="28"/>
+          <w:szCs w:val="28"/>
+        </w:rPr>
+        <w:t xml:space="preserve">    ↓</w:t>
+      </w:r>
+    </w:p>
+    <w:p>
+      <w:pPr>
+        <w:jc w:val="both"/>
+        <w:rPr>
+          <w:b/>
+          <w:bCs/>
+          <w:sz w:val="28"/>
+          <w:szCs w:val="28"/>
+        </w:rPr>
+      </w:pPr>
+      <w:r>
+        <w:rPr>
+          <w:b/>
+          <w:bCs/>
+          <w:sz w:val="28"/>
+          <w:szCs w:val="28"/>
+        </w:rPr>
+        <w:t>"I want your code."</w:t>
+      </w:r>
+    </w:p>
+    <w:p>
+      <w:pPr>
+        <w:jc w:val="both"/>
+        <w:rPr>
+          <w:b/>
+          <w:bCs/>
+          <w:sz w:val="28"/>
+          <w:szCs w:val="28"/>
+        </w:rPr>
+      </w:pPr>
+      <w:r>
+        <w:rPr>
+          <w:b/>
+          <w:bCs/>
+          <w:sz w:val="28"/>
+          <w:szCs w:val="28"/>
+        </w:rPr>
+        <w:t>----------------------------------------------------------</w:t>
+      </w:r>
+    </w:p>
+    <w:p>
+      <w:pPr>
+        <w:jc w:val="both"/>
+        <w:rPr>
+          <w:b/>
+          <w:bCs/>
+          <w:sz w:val="28"/>
+          <w:szCs w:val="28"/>
+        </w:rPr>
+      </w:pPr>
+      <w:r>
+        <w:rPr>
+          <w:b/>
+          <w:bCs/>
+          <w:sz w:val="28"/>
+          <w:szCs w:val="28"/>
+        </w:rPr>
+        <w:t>implements</w:t>
+      </w:r>
+    </w:p>
+    <w:p>
+      <w:pPr>
+        <w:jc w:val="both"/>
+        <w:rPr>
+          <w:b/>
+          <w:bCs/>
+          <w:sz w:val="28"/>
+          <w:szCs w:val="28"/>
+        </w:rPr>
+      </w:pPr>
+      <w:r>
+        <w:rPr>
+          <w:b/>
+          <w:bCs/>
+          <w:sz w:val="28"/>
+          <w:szCs w:val="28"/>
+        </w:rPr>
+        <w:t xml:space="preserve">    ↓</w:t>
+      </w:r>
+    </w:p>
+    <w:p>
+      <w:pPr>
+        <w:jc w:val="both"/>
+        <w:rPr>
+          <w:b/>
+          <w:bCs/>
+          <w:sz w:val="28"/>
+          <w:szCs w:val="28"/>
+        </w:rPr>
+      </w:pPr>
+      <w:r>
+        <w:rPr>
+          <w:b/>
+          <w:bCs/>
+          <w:sz w:val="28"/>
+          <w:szCs w:val="28"/>
+        </w:rPr>
+        <w:t>"I don't want your code.</w:t>
+      </w:r>
+    </w:p>
+    <w:p>
+      <w:pPr>
+        <w:jc w:val="both"/>
+        <w:rPr>
+          <w:b/>
+          <w:bCs/>
+          <w:sz w:val="28"/>
+          <w:szCs w:val="28"/>
+        </w:rPr>
+      </w:pPr>
+      <w:r>
+        <w:rPr>
+          <w:b/>
+          <w:bCs/>
+          <w:sz w:val="28"/>
+          <w:szCs w:val="28"/>
+        </w:rPr>
+        <w:t>I only promise to provide the same methods."</w:t>
+      </w:r>
+    </w:p>
+    <w:p>
+      <w:pPr>
+        <w:jc w:val="both"/>
+        <w:rPr>
+          <w:b/>
+          <w:bCs/>
+          <w:sz w:val="28"/>
+          <w:szCs w:val="28"/>
+        </w:rPr>
+      </w:pPr>
+      <w:r>
+        <w:rPr>
+          <w:b/>
+          <w:bCs/>
+          <w:sz w:val="28"/>
+          <w:szCs w:val="28"/>
+        </w:rPr>
+        <w:t>-----------------------------------------------------------</w:t>
+      </w:r>
+    </w:p>
+    <w:p>
+      <w:pPr>
+        <w:jc w:val="both"/>
+        <w:rPr>
+          <w:b/>
+          <w:bCs/>
+          <w:sz w:val="28"/>
+          <w:szCs w:val="28"/>
+        </w:rPr>
+      </w:pPr>
+      <w:r>
+        <w:rPr>
+          <w:b/>
+          <w:bCs/>
+          <w:sz w:val="28"/>
+          <w:szCs w:val="28"/>
+        </w:rPr>
+        <w:t>Implicit Interface</w:t>
+      </w:r>
+    </w:p>
+    <w:p>
+      <w:pPr>
+        <w:jc w:val="both"/>
+        <w:rPr>
+          <w:b/>
+          <w:bCs/>
+          <w:sz w:val="28"/>
+          <w:szCs w:val="28"/>
+        </w:rPr>
+      </w:pPr>
+      <w:r>
+        <w:rPr>
+          <w:b/>
+          <w:bCs/>
+          <w:sz w:val="28"/>
+          <w:szCs w:val="28"/>
+        </w:rPr>
+        <w:t xml:space="preserve">    ↓</w:t>
+      </w:r>
+    </w:p>
+    <w:p>
+      <w:pPr>
+        <w:jc w:val="both"/>
+        <w:rPr>
+          <w:b/>
+          <w:bCs/>
+          <w:sz w:val="28"/>
+          <w:szCs w:val="28"/>
+        </w:rPr>
+      </w:pPr>
+      <w:r>
+        <w:rPr>
+          <w:b/>
+          <w:bCs/>
+          <w:sz w:val="28"/>
+          <w:szCs w:val="28"/>
+        </w:rPr>
+        <w:t>"Every Dart class can be used as an interface."</w:t>
+      </w:r>
+    </w:p>
+    <w:p>
+      <w:pPr>
+        <w:jc w:val="both"/>
+        <w:rPr>
+          <w:b/>
+          <w:bCs/>
+          <w:sz w:val="28"/>
+          <w:szCs w:val="28"/>
+        </w:rPr>
+      </w:pPr>
+      <w:r>
+        <w:rPr>
+          <w:b/>
+          <w:bCs/>
+          <w:sz w:val="28"/>
+          <w:szCs w:val="28"/>
+        </w:rPr>
+        <w:t>------------------------------------------------------------</w:t>
+      </w:r>
+    </w:p>
+    <w:p>
+      <w:pPr>
+        <w:jc w:val="both"/>
+        <w:rPr>
+          <w:b/>
+          <w:bCs/>
+          <w:sz w:val="28"/>
+          <w:szCs w:val="28"/>
+        </w:rPr>
+      </w:pPr>
+      <w:r>
+        <w:rPr>
+          <w:b/>
+          <w:bCs/>
+          <w:sz w:val="28"/>
+          <w:szCs w:val="28"/>
+        </w:rPr>
+        <w:t>Multiple Interfaces</w:t>
+      </w:r>
+    </w:p>
+    <w:p>
+      <w:pPr>
+        <w:jc w:val="both"/>
+        <w:rPr>
+          <w:b/>
+          <w:bCs/>
+          <w:sz w:val="28"/>
+          <w:szCs w:val="28"/>
+        </w:rPr>
+      </w:pPr>
+      <w:r>
+        <w:rPr>
+          <w:b/>
+          <w:bCs/>
+          <w:sz w:val="28"/>
+          <w:szCs w:val="28"/>
+        </w:rPr>
+        <w:t xml:space="preserve">    ↓</w:t>
+      </w:r>
+    </w:p>
+    <w:p>
+      <w:pPr>
+        <w:jc w:val="both"/>
+        <w:rPr>
+          <w:b/>
+          <w:bCs/>
+          <w:sz w:val="28"/>
+          <w:szCs w:val="28"/>
+        </w:rPr>
+      </w:pPr>
+      <w:r>
+        <w:rPr>
+          <w:b/>
+          <w:bCs/>
+          <w:sz w:val="28"/>
+          <w:szCs w:val="28"/>
+        </w:rPr>
+        <w:lastRenderedPageBreak/>
+        <w:t>"One class can promise multiple contracts."</w:t>
+      </w:r>
+    </w:p>
+    <w:p>
+      <w:pPr>
+        <w:jc w:val="both"/>
+        <w:rPr>
+          <w:sz w:val="32"/>
+          <w:szCs w:val="32"/>
+        </w:rPr>
+      </w:pPr>
+    </w:p>
+    <w:p>
+      <w:pPr>
+        <w:jc w:val="center"/>
+        <w:rPr>
+          <w:sz w:val="32"/>
+          <w:szCs w:val="32"/>
+        </w:rPr>
+      </w:pPr>
+      <w:r>
+        <w:rPr>
+          <w:sz w:val="32"/>
+          <w:szCs w:val="32"/>
+        </w:rPr>
+        <w:t>Break</w:t>
+      </w:r>
+    </w:p>
+    <w:p>
+      <w:pPr>
+        <w:jc w:val="both"/>
+        <w:rPr>
+          <w:sz w:val="32"/>
+          <w:szCs w:val="32"/>
+        </w:rPr>
+      </w:pPr>
+    </w:p>
+    <w:p>
+      <w:pPr>
+        <w:jc w:val="both"/>
+        <w:rPr>
+          <w:b/>
+          <w:bCs/>
+          <w:sz w:val="32"/>
+          <w:szCs w:val="32"/>
+        </w:rPr>
+      </w:pPr>
+      <w:r>
+        <w:rPr>
+          <w:b/>
+          <w:bCs/>
+          <w:sz w:val="32"/>
+          <w:szCs w:val="32"/>
+        </w:rPr>
+        <w:t xml:space="preserve">More on </w:t>
+      </w:r>
+      <w:proofErr w:type="spellStart"/>
+      <w:r>
+        <w:rPr>
+          <w:b/>
+          <w:bCs/>
+          <w:sz w:val="32"/>
+          <w:szCs w:val="32"/>
+        </w:rPr>
+        <w:t>Mixin</w:t>
+      </w:r>
+      <w:proofErr w:type="spellEnd"/>
+      <w:r>
+        <w:rPr>
+          <w:b/>
+          <w:bCs/>
+          <w:sz w:val="32"/>
+          <w:szCs w:val="32"/>
+        </w:rPr>
+        <w:t xml:space="preserve"> Class:</w:t>
+      </w:r>
+    </w:p>
+    <w:p>
+      <w:pPr>
+        <w:jc w:val="both"/>
+        <w:rPr>
+          <w:sz w:val="32"/>
+          <w:szCs w:val="32"/>
+        </w:rPr>
+      </w:pPr>
+      <w:r>
+        <w:rPr>
+          <w:sz w:val="32"/>
+          <w:szCs w:val="32"/>
+        </w:rPr>
+        <w:t xml:space="preserve"># </w:t>
+      </w:r>
+      <w:r>
+        <w:rPr>
+          <w:sz w:val="32"/>
+          <w:szCs w:val="32"/>
+        </w:rPr>
+        <w:t xml:space="preserve">In Dart, a class can use multiple </w:t>
+      </w:r>
+      <w:proofErr w:type="spellStart"/>
+      <w:r>
+        <w:rPr>
+          <w:b/>
+          <w:bCs/>
+          <w:sz w:val="32"/>
+          <w:szCs w:val="32"/>
+        </w:rPr>
+        <w:t>mixins</w:t>
+      </w:r>
+      <w:proofErr w:type="spellEnd"/>
+      <w:r>
+        <w:rPr>
+          <w:sz w:val="32"/>
+          <w:szCs w:val="32"/>
+        </w:rPr>
+        <w:t xml:space="preserve">. Here the </w:t>
+      </w:r>
+      <w:r>
+        <w:rPr>
+          <w:b/>
+          <w:bCs/>
+          <w:sz w:val="32"/>
+          <w:szCs w:val="32"/>
+        </w:rPr>
+        <w:t>Duck</w:t>
+      </w:r>
+      <w:r>
+        <w:rPr>
+          <w:sz w:val="32"/>
+          <w:szCs w:val="32"/>
+        </w:rPr>
+        <w:t xml:space="preserve"> class gets behavior from both </w:t>
+      </w:r>
+      <w:proofErr w:type="spellStart"/>
+      <w:r>
+        <w:rPr>
+          <w:b/>
+          <w:bCs/>
+          <w:sz w:val="32"/>
+          <w:szCs w:val="32"/>
+        </w:rPr>
+        <w:t>mixins</w:t>
+      </w:r>
+      <w:proofErr w:type="spellEnd"/>
+    </w:p>
+    <w:p>
+      <w:pPr>
+        <w:jc w:val="both"/>
+        <w:rPr>
+          <w:b/>
+          <w:bCs/>
+          <w:color w:val="D86DCB" w:themeColor="accent5" w:themeTint="99"/>
+          <w:sz w:val="32"/>
+          <w:szCs w:val="32"/>
+        </w:rPr>
+      </w:pPr>
+      <w:proofErr w:type="spellStart"/>
+      <w:r>
+        <w:rPr>
+          <w:b/>
+          <w:bCs/>
+          <w:color w:val="D86DCB" w:themeColor="accent5" w:themeTint="99"/>
+          <w:sz w:val="32"/>
+          <w:szCs w:val="32"/>
+        </w:rPr>
+        <w:t>mixin</w:t>
+      </w:r>
+      <w:proofErr w:type="spellEnd"/>
+      <w:r>
+        <w:rPr>
+          <w:b/>
+          <w:bCs/>
+          <w:color w:val="D86DCB" w:themeColor="accent5" w:themeTint="99"/>
+          <w:sz w:val="32"/>
+          <w:szCs w:val="32"/>
+        </w:rPr>
+        <w:t xml:space="preserve"> Fly {</w:t>
+      </w:r>
+    </w:p>
+    <w:p>
+      <w:pPr>
+        <w:jc w:val="both"/>
+        <w:rPr>
+          <w:b/>
+          <w:bCs/>
+          <w:color w:val="D86DCB" w:themeColor="accent5" w:themeTint="99"/>
+          <w:sz w:val="32"/>
+          <w:szCs w:val="32"/>
+        </w:rPr>
+      </w:pPr>
+      <w:r>
+        <w:rPr>
+          <w:b/>
+          <w:bCs/>
+          <w:color w:val="D86DCB" w:themeColor="accent5" w:themeTint="99"/>
+          <w:sz w:val="32"/>
+          <w:szCs w:val="32"/>
+        </w:rPr>
+        <w:t xml:space="preserve">  void </w:t>
+      </w:r>
+      <w:proofErr w:type="gramStart"/>
+      <w:r>
+        <w:rPr>
+          <w:b/>
+          <w:bCs/>
+          <w:color w:val="D86DCB" w:themeColor="accent5" w:themeTint="99"/>
+          <w:sz w:val="32"/>
+          <w:szCs w:val="32"/>
+        </w:rPr>
+        <w:t>fly(</w:t>
+      </w:r>
+      <w:proofErr w:type="gramEnd"/>
+      <w:r>
+        <w:rPr>
+          <w:b/>
+          <w:bCs/>
+          <w:color w:val="D86DCB" w:themeColor="accent5" w:themeTint="99"/>
+          <w:sz w:val="32"/>
+          <w:szCs w:val="32"/>
+        </w:rPr>
+        <w:t>) =&gt; print("Flying");</w:t>
+      </w:r>
+    </w:p>
+    <w:p>
+      <w:pPr>
+        <w:jc w:val="both"/>
+        <w:rPr>
+          <w:b/>
+          <w:bCs/>
+          <w:color w:val="D86DCB" w:themeColor="accent5" w:themeTint="99"/>
+          <w:sz w:val="32"/>
+          <w:szCs w:val="32"/>
+        </w:rPr>
+      </w:pPr>
+      <w:r>
+        <w:rPr>
+          <w:b/>
+          <w:bCs/>
+          <w:color w:val="D86DCB" w:themeColor="accent5" w:themeTint="99"/>
+          <w:sz w:val="32"/>
+          <w:szCs w:val="32"/>
+        </w:rPr>
+        <w:t>}</w:t>
+      </w:r>
+    </w:p>
+    <w:p>
+      <w:pPr>
+        <w:jc w:val="both"/>
+        <w:rPr>
+          <w:b/>
+          <w:bCs/>
+          <w:color w:val="D86DCB" w:themeColor="accent5" w:themeTint="99"/>
+          <w:sz w:val="32"/>
+          <w:szCs w:val="32"/>
+        </w:rPr>
+      </w:pPr>
+      <w:proofErr w:type="spellStart"/>
+      <w:r>
+        <w:rPr>
+          <w:b/>
+          <w:bCs/>
+          <w:color w:val="D86DCB" w:themeColor="accent5" w:themeTint="99"/>
+          <w:sz w:val="32"/>
+          <w:szCs w:val="32"/>
+        </w:rPr>
+        <w:t>mixin</w:t>
+      </w:r>
+      <w:proofErr w:type="spellEnd"/>
+      <w:r>
+        <w:rPr>
+          <w:b/>
+          <w:bCs/>
+          <w:color w:val="D86DCB" w:themeColor="accent5" w:themeTint="99"/>
+          <w:sz w:val="32"/>
+          <w:szCs w:val="32"/>
+        </w:rPr>
+        <w:t xml:space="preserve"> Swim {</w:t>
+      </w:r>
+    </w:p>
+    <w:p>
+      <w:pPr>
+        <w:jc w:val="both"/>
+        <w:rPr>
+          <w:b/>
+          <w:bCs/>
+          <w:color w:val="D86DCB" w:themeColor="accent5" w:themeTint="99"/>
+          <w:sz w:val="32"/>
+          <w:szCs w:val="32"/>
+        </w:rPr>
+      </w:pPr>
+      <w:r>
+        <w:rPr>
+          <w:b/>
+          <w:bCs/>
+          <w:color w:val="D86DCB" w:themeColor="accent5" w:themeTint="99"/>
+          <w:sz w:val="32"/>
+          <w:szCs w:val="32"/>
+        </w:rPr>
+        <w:t xml:space="preserve">  void </w:t>
+      </w:r>
+      <w:proofErr w:type="gramStart"/>
+      <w:r>
+        <w:rPr>
+          <w:b/>
+          <w:bCs/>
+          <w:color w:val="D86DCB" w:themeColor="accent5" w:themeTint="99"/>
+          <w:sz w:val="32"/>
+          <w:szCs w:val="32"/>
+        </w:rPr>
+        <w:t>swim(</w:t>
+      </w:r>
+      <w:proofErr w:type="gramEnd"/>
+      <w:r>
+        <w:rPr>
+          <w:b/>
+          <w:bCs/>
+          <w:color w:val="D86DCB" w:themeColor="accent5" w:themeTint="99"/>
+          <w:sz w:val="32"/>
+          <w:szCs w:val="32"/>
+        </w:rPr>
+        <w:t>) =&gt; print("Swimming");</w:t>
+      </w:r>
+    </w:p>
+    <w:p>
+      <w:pPr>
+        <w:jc w:val="both"/>
+        <w:rPr>
+          <w:b/>
+          <w:bCs/>
+          <w:color w:val="D86DCB" w:themeColor="accent5" w:themeTint="99"/>
+          <w:sz w:val="32"/>
+          <w:szCs w:val="32"/>
+        </w:rPr>
+      </w:pPr>
+      <w:r>
+        <w:rPr>
+          <w:b/>
+          <w:bCs/>
+          <w:color w:val="D86DCB" w:themeColor="accent5" w:themeTint="99"/>
+          <w:sz w:val="32"/>
+          <w:szCs w:val="32"/>
+        </w:rPr>
+        <w:t>}</w:t>
+      </w:r>
+    </w:p>
+    <w:p>
+      <w:pPr>
+        <w:jc w:val="both"/>
+        <w:rPr>
+          <w:b/>
+          <w:bCs/>
+          <w:color w:val="D86DCB" w:themeColor="accent5" w:themeTint="99"/>
+          <w:sz w:val="32"/>
+          <w:szCs w:val="32"/>
+        </w:rPr>
+      </w:pPr>
+      <w:r>
+        <w:rPr>
+          <w:b/>
+          <w:bCs/>
+          <w:color w:val="D86DCB" w:themeColor="accent5" w:themeTint="99"/>
+          <w:sz w:val="32"/>
+          <w:szCs w:val="32"/>
+        </w:rPr>
+        <w:t>class Duck with Fly, Swim {}</w:t>
+      </w:r>
+    </w:p>
+    <w:p>
+      <w:pPr>
+        <w:jc w:val="both"/>
+        <w:rPr>
+          <w:b/>
+          <w:bCs/>
+          <w:color w:val="D86DCB" w:themeColor="accent5" w:themeTint="99"/>
+          <w:sz w:val="32"/>
+          <w:szCs w:val="32"/>
+        </w:rPr>
+      </w:pPr>
+      <w:r>
+        <w:rPr>
+          <w:b/>
+          <w:bCs/>
+          <w:color w:val="D86DCB" w:themeColor="accent5" w:themeTint="99"/>
+          <w:sz w:val="32"/>
+          <w:szCs w:val="32"/>
+        </w:rPr>
+        <w:t>// usage</w:t>
+      </w:r>
+    </w:p>
+    <w:p>
+      <w:pPr>
+        <w:jc w:val="both"/>
+        <w:rPr>
+          <w:b/>
+          <w:bCs/>
+          <w:color w:val="D86DCB" w:themeColor="accent5" w:themeTint="99"/>
+          <w:sz w:val="32"/>
+          <w:szCs w:val="32"/>
+        </w:rPr>
+      </w:pPr>
+      <w:r>
+        <w:rPr>
+          <w:b/>
+          <w:bCs/>
+          <w:color w:val="D86DCB" w:themeColor="accent5" w:themeTint="99"/>
+          <w:sz w:val="32"/>
+          <w:szCs w:val="32"/>
+        </w:rPr>
+        <w:t xml:space="preserve">void </w:t>
+      </w:r>
+      <w:proofErr w:type="gramStart"/>
+      <w:r>
+        <w:rPr>
+          <w:b/>
+          <w:bCs/>
+          <w:color w:val="D86DCB" w:themeColor="accent5" w:themeTint="99"/>
+          <w:sz w:val="32"/>
+          <w:szCs w:val="32"/>
+        </w:rPr>
+        <w:t>main(</w:t>
+      </w:r>
+      <w:proofErr w:type="gramEnd"/>
+      <w:r>
+        <w:rPr>
+          <w:b/>
+          <w:bCs/>
+          <w:color w:val="D86DCB" w:themeColor="accent5" w:themeTint="99"/>
+          <w:sz w:val="32"/>
+          <w:szCs w:val="32"/>
+        </w:rPr>
+        <w:t>) {</w:t>
+      </w:r>
+    </w:p>
+    <w:p>
+      <w:pPr>
+        <w:jc w:val="both"/>
+        <w:rPr>
+          <w:b/>
+          <w:bCs/>
+          <w:color w:val="D86DCB" w:themeColor="accent5" w:themeTint="99"/>
+          <w:sz w:val="32"/>
+          <w:szCs w:val="32"/>
+        </w:rPr>
+      </w:pPr>
+      <w:r>
+        <w:rPr>
+          <w:b/>
+          <w:bCs/>
+          <w:color w:val="D86DCB" w:themeColor="accent5" w:themeTint="99"/>
+          <w:sz w:val="32"/>
+          <w:szCs w:val="32"/>
+        </w:rPr>
+        <w:t xml:space="preserve">  final duck = </w:t>
+      </w:r>
+      <w:proofErr w:type="gramStart"/>
+      <w:r>
+        <w:rPr>
+          <w:b/>
+          <w:bCs/>
+          <w:color w:val="D86DCB" w:themeColor="accent5" w:themeTint="99"/>
+          <w:sz w:val="32"/>
+          <w:szCs w:val="32"/>
+        </w:rPr>
+        <w:t>Duck(</w:t>
+      </w:r>
+      <w:proofErr w:type="gramEnd"/>
+      <w:r>
+        <w:rPr>
+          <w:b/>
+          <w:bCs/>
+          <w:color w:val="D86DCB" w:themeColor="accent5" w:themeTint="99"/>
+          <w:sz w:val="32"/>
+          <w:szCs w:val="32"/>
+        </w:rPr>
+        <w:t>);</w:t>
+      </w:r>
+    </w:p>
+    <w:p>
+      <w:pPr>
+        <w:jc w:val="both"/>
+        <w:rPr>
+          <w:b/>
+          <w:bCs/>
+          <w:color w:val="D86DCB" w:themeColor="accent5" w:themeTint="99"/>
+          <w:sz w:val="32"/>
+          <w:szCs w:val="32"/>
+        </w:rPr>
+      </w:pPr>
+      <w:r>
+        <w:rPr>
+          <w:b/>
+          <w:bCs/>
+          <w:color w:val="D86DCB" w:themeColor="accent5" w:themeTint="99"/>
+          <w:sz w:val="32"/>
+          <w:szCs w:val="32"/>
+        </w:rPr>
+        <w:t xml:space="preserve">  </w:t>
+      </w:r>
+      <w:proofErr w:type="spellStart"/>
+      <w:proofErr w:type="gramStart"/>
+      <w:r>
+        <w:rPr>
+          <w:b/>
+          <w:bCs/>
+          <w:color w:val="D86DCB" w:themeColor="accent5" w:themeTint="99"/>
+          <w:sz w:val="32"/>
+          <w:szCs w:val="32"/>
+        </w:rPr>
+        <w:t>duck.fly</w:t>
+      </w:r>
+      <w:proofErr w:type="spellEnd"/>
+      <w:r>
+        <w:rPr>
+          <w:b/>
+          <w:bCs/>
+          <w:color w:val="D86DCB" w:themeColor="accent5" w:themeTint="99"/>
+          <w:sz w:val="32"/>
+          <w:szCs w:val="32"/>
+        </w:rPr>
+        <w:t>(</w:t>
+      </w:r>
+      <w:proofErr w:type="gramEnd"/>
+      <w:r>
+        <w:rPr>
+          <w:b/>
+          <w:bCs/>
+          <w:color w:val="D86DCB" w:themeColor="accent5" w:themeTint="99"/>
+          <w:sz w:val="32"/>
+          <w:szCs w:val="32"/>
+        </w:rPr>
+        <w:t>);</w:t>
+      </w:r>
+    </w:p>
+    <w:p>
+      <w:pPr>
+        <w:jc w:val="both"/>
+        <w:rPr>
+          <w:b/>
+          <w:bCs/>
+          <w:color w:val="D86DCB" w:themeColor="accent5" w:themeTint="99"/>
+          <w:sz w:val="32"/>
+          <w:szCs w:val="32"/>
+        </w:rPr>
+      </w:pPr>
+      <w:r>
+        <w:rPr>
+          <w:b/>
+          <w:bCs/>
+          <w:color w:val="D86DCB" w:themeColor="accent5" w:themeTint="99"/>
+          <w:sz w:val="32"/>
+          <w:szCs w:val="32"/>
+        </w:rPr>
+        <w:t xml:space="preserve">  </w:t>
+      </w:r>
+      <w:proofErr w:type="spellStart"/>
+      <w:proofErr w:type="gramStart"/>
+      <w:r>
+        <w:rPr>
+          <w:b/>
+          <w:bCs/>
+          <w:color w:val="D86DCB" w:themeColor="accent5" w:themeTint="99"/>
+          <w:sz w:val="32"/>
+          <w:szCs w:val="32"/>
+        </w:rPr>
+        <w:t>duck.swim</w:t>
+      </w:r>
+      <w:proofErr w:type="spellEnd"/>
+      <w:proofErr w:type="gramEnd"/>
+      <w:r>
+        <w:rPr>
+          <w:b/>
+          <w:bCs/>
           <w:color w:val="D86DCB" w:themeColor="accent5" w:themeTint="99"/>
           <w:sz w:val="32"/>
           <w:szCs w:val="32"/>
@@ -7778,6 +12126,2951 @@
       <w:pPr>
         <w:jc w:val="both"/>
         <w:rPr>
+          <w:b/>
+          <w:bCs/>
+          <w:color w:val="D86DCB" w:themeColor="accent5" w:themeTint="99"/>
+          <w:sz w:val="32"/>
+          <w:szCs w:val="32"/>
+        </w:rPr>
+      </w:pPr>
+      <w:r>
+        <w:rPr>
+          <w:b/>
+          <w:bCs/>
+          <w:color w:val="D86DCB" w:themeColor="accent5" w:themeTint="99"/>
+          <w:sz w:val="32"/>
+          <w:szCs w:val="32"/>
+        </w:rPr>
+        <w:t>}</w:t>
+      </w:r>
+    </w:p>
+    <w:p>
+      <w:pPr>
+        <w:jc w:val="both"/>
+        <w:rPr>
+          <w:sz w:val="32"/>
+          <w:szCs w:val="32"/>
+        </w:rPr>
+      </w:pPr>
+      <w:r>
+        <w:rPr>
+          <w:sz w:val="32"/>
+          <w:szCs w:val="32"/>
+        </w:rPr>
+        <w:t># Output:</w:t>
+      </w:r>
+    </w:p>
+    <w:p>
+      <w:pPr>
+        <w:jc w:val="both"/>
+        <w:rPr>
+          <w:b/>
+          <w:bCs/>
+          <w:sz w:val="32"/>
+          <w:szCs w:val="32"/>
+        </w:rPr>
+      </w:pPr>
+      <w:r>
+        <w:rPr>
+          <w:b/>
+          <w:bCs/>
+          <w:sz w:val="32"/>
+          <w:szCs w:val="32"/>
+        </w:rPr>
+        <w:t>Flying</w:t>
+      </w:r>
+    </w:p>
+    <w:p>
+      <w:pPr>
+        <w:jc w:val="both"/>
+        <w:rPr>
+          <w:b/>
+          <w:bCs/>
+          <w:sz w:val="32"/>
+          <w:szCs w:val="32"/>
+        </w:rPr>
+      </w:pPr>
+      <w:r>
+        <w:rPr>
+          <w:b/>
+          <w:bCs/>
+          <w:sz w:val="32"/>
+          <w:szCs w:val="32"/>
+        </w:rPr>
+        <w:t>Swimming</w:t>
+      </w:r>
+    </w:p>
+    <w:p>
+      <w:pPr>
+        <w:jc w:val="both"/>
+        <w:rPr>
+          <w:sz w:val="32"/>
+          <w:szCs w:val="32"/>
+        </w:rPr>
+      </w:pPr>
+      <w:r>
+        <w:rPr>
+          <w:sz w:val="32"/>
+          <w:szCs w:val="32"/>
+        </w:rPr>
+        <w:lastRenderedPageBreak/>
+        <w:t># NOTE, if two</w:t>
+      </w:r>
+      <w:r>
+        <w:rPr>
+          <w:b/>
+          <w:bCs/>
+          <w:sz w:val="32"/>
+          <w:szCs w:val="32"/>
+        </w:rPr>
+        <w:t xml:space="preserve"> </w:t>
+      </w:r>
+      <w:proofErr w:type="spellStart"/>
+      <w:r>
+        <w:rPr>
+          <w:b/>
+          <w:bCs/>
+          <w:sz w:val="32"/>
+          <w:szCs w:val="32"/>
+        </w:rPr>
+        <w:t>mixins</w:t>
+      </w:r>
+      <w:proofErr w:type="spellEnd"/>
+      <w:r>
+        <w:rPr>
+          <w:sz w:val="32"/>
+          <w:szCs w:val="32"/>
+        </w:rPr>
+        <w:t xml:space="preserve"> have the same method, the rightmost </w:t>
+      </w:r>
+      <w:proofErr w:type="spellStart"/>
+      <w:r>
+        <w:rPr>
+          <w:b/>
+          <w:bCs/>
+          <w:sz w:val="32"/>
+          <w:szCs w:val="32"/>
+        </w:rPr>
+        <w:t>mixin</w:t>
+      </w:r>
+      <w:proofErr w:type="spellEnd"/>
+      <w:r>
+        <w:rPr>
+          <w:sz w:val="32"/>
+          <w:szCs w:val="32"/>
+        </w:rPr>
+        <w:t xml:space="preserve"> wins. If all define</w:t>
+      </w:r>
+      <w:r>
+        <w:rPr>
+          <w:b/>
+          <w:bCs/>
+          <w:sz w:val="32"/>
+          <w:szCs w:val="32"/>
+        </w:rPr>
+        <w:t xml:space="preserve"> </w:t>
+      </w:r>
+      <w:proofErr w:type="gramStart"/>
+      <w:r>
+        <w:rPr>
+          <w:b/>
+          <w:bCs/>
+          <w:sz w:val="32"/>
+          <w:szCs w:val="32"/>
+        </w:rPr>
+        <w:t>hello(</w:t>
+      </w:r>
+      <w:proofErr w:type="gramEnd"/>
+      <w:r>
+        <w:rPr>
+          <w:b/>
+          <w:bCs/>
+          <w:sz w:val="32"/>
+          <w:szCs w:val="32"/>
+        </w:rPr>
+        <w:t>)</w:t>
+      </w:r>
+      <w:r>
+        <w:rPr>
+          <w:sz w:val="32"/>
+          <w:szCs w:val="32"/>
+        </w:rPr>
+        <w:t xml:space="preserve">, </w:t>
+      </w:r>
+      <w:r>
+        <w:rPr>
+          <w:b/>
+          <w:bCs/>
+          <w:sz w:val="32"/>
+          <w:szCs w:val="32"/>
+        </w:rPr>
+        <w:t>B</w:t>
+      </w:r>
+      <w:r>
+        <w:rPr>
+          <w:sz w:val="32"/>
+          <w:szCs w:val="32"/>
+        </w:rPr>
+        <w:t>’s version is used</w:t>
+      </w:r>
+    </w:p>
+    <w:p>
+      <w:pPr>
+        <w:jc w:val="both"/>
+        <w:rPr>
+          <w:b/>
+          <w:bCs/>
+          <w:color w:val="D86DCB" w:themeColor="accent5" w:themeTint="99"/>
+          <w:sz w:val="32"/>
+          <w:szCs w:val="32"/>
+        </w:rPr>
+      </w:pPr>
+      <w:proofErr w:type="spellStart"/>
+      <w:r>
+        <w:rPr>
+          <w:b/>
+          <w:bCs/>
+          <w:color w:val="D86DCB" w:themeColor="accent5" w:themeTint="99"/>
+          <w:sz w:val="32"/>
+          <w:szCs w:val="32"/>
+        </w:rPr>
+        <w:t>mixin</w:t>
+      </w:r>
+      <w:proofErr w:type="spellEnd"/>
+      <w:r>
+        <w:rPr>
+          <w:b/>
+          <w:bCs/>
+          <w:color w:val="D86DCB" w:themeColor="accent5" w:themeTint="99"/>
+          <w:sz w:val="32"/>
+          <w:szCs w:val="32"/>
+        </w:rPr>
+        <w:t xml:space="preserve"> A {</w:t>
+      </w:r>
+    </w:p>
+    <w:p>
+      <w:pPr>
+        <w:jc w:val="both"/>
+        <w:rPr>
+          <w:b/>
+          <w:bCs/>
+          <w:color w:val="D86DCB" w:themeColor="accent5" w:themeTint="99"/>
+          <w:sz w:val="32"/>
+          <w:szCs w:val="32"/>
+        </w:rPr>
+      </w:pPr>
+      <w:r>
+        <w:rPr>
+          <w:b/>
+          <w:bCs/>
+          <w:color w:val="D86DCB" w:themeColor="accent5" w:themeTint="99"/>
+          <w:sz w:val="32"/>
+          <w:szCs w:val="32"/>
+        </w:rPr>
+        <w:t xml:space="preserve">  void </w:t>
+      </w:r>
+      <w:proofErr w:type="gramStart"/>
+      <w:r>
+        <w:rPr>
+          <w:b/>
+          <w:bCs/>
+          <w:color w:val="D86DCB" w:themeColor="accent5" w:themeTint="99"/>
+          <w:sz w:val="32"/>
+          <w:szCs w:val="32"/>
+        </w:rPr>
+        <w:t>hello(</w:t>
+      </w:r>
+      <w:proofErr w:type="gramEnd"/>
+      <w:r>
+        <w:rPr>
+          <w:b/>
+          <w:bCs/>
+          <w:color w:val="D86DCB" w:themeColor="accent5" w:themeTint="99"/>
+          <w:sz w:val="32"/>
+          <w:szCs w:val="32"/>
+        </w:rPr>
+        <w:t>) =&gt; print("A");</w:t>
+      </w:r>
+    </w:p>
+    <w:p>
+      <w:pPr>
+        <w:jc w:val="both"/>
+        <w:rPr>
+          <w:b/>
+          <w:bCs/>
+          <w:color w:val="D86DCB" w:themeColor="accent5" w:themeTint="99"/>
+          <w:sz w:val="32"/>
+          <w:szCs w:val="32"/>
+        </w:rPr>
+      </w:pPr>
+      <w:r>
+        <w:rPr>
+          <w:b/>
+          <w:bCs/>
+          <w:color w:val="D86DCB" w:themeColor="accent5" w:themeTint="99"/>
+          <w:sz w:val="32"/>
+          <w:szCs w:val="32"/>
+        </w:rPr>
+        <w:t>}</w:t>
+      </w:r>
+    </w:p>
+    <w:p>
+      <w:pPr>
+        <w:jc w:val="both"/>
+        <w:rPr>
+          <w:b/>
+          <w:bCs/>
+          <w:color w:val="D86DCB" w:themeColor="accent5" w:themeTint="99"/>
+          <w:sz w:val="32"/>
+          <w:szCs w:val="32"/>
+        </w:rPr>
+      </w:pPr>
+      <w:proofErr w:type="spellStart"/>
+      <w:r>
+        <w:rPr>
+          <w:b/>
+          <w:bCs/>
+          <w:color w:val="D86DCB" w:themeColor="accent5" w:themeTint="99"/>
+          <w:sz w:val="32"/>
+          <w:szCs w:val="32"/>
+        </w:rPr>
+        <w:t>mixin</w:t>
+      </w:r>
+      <w:proofErr w:type="spellEnd"/>
+      <w:r>
+        <w:rPr>
+          <w:b/>
+          <w:bCs/>
+          <w:color w:val="D86DCB" w:themeColor="accent5" w:themeTint="99"/>
+          <w:sz w:val="32"/>
+          <w:szCs w:val="32"/>
+        </w:rPr>
+        <w:t xml:space="preserve"> B {</w:t>
+      </w:r>
+    </w:p>
+    <w:p>
+      <w:pPr>
+        <w:jc w:val="both"/>
+        <w:rPr>
+          <w:b/>
+          <w:bCs/>
+          <w:color w:val="D86DCB" w:themeColor="accent5" w:themeTint="99"/>
+          <w:sz w:val="32"/>
+          <w:szCs w:val="32"/>
+        </w:rPr>
+      </w:pPr>
+      <w:r>
+        <w:rPr>
+          <w:b/>
+          <w:bCs/>
+          <w:color w:val="D86DCB" w:themeColor="accent5" w:themeTint="99"/>
+          <w:sz w:val="32"/>
+          <w:szCs w:val="32"/>
+        </w:rPr>
+        <w:t xml:space="preserve">  void </w:t>
+      </w:r>
+      <w:proofErr w:type="gramStart"/>
+      <w:r>
+        <w:rPr>
+          <w:b/>
+          <w:bCs/>
+          <w:color w:val="D86DCB" w:themeColor="accent5" w:themeTint="99"/>
+          <w:sz w:val="32"/>
+          <w:szCs w:val="32"/>
+        </w:rPr>
+        <w:t>hello(</w:t>
+      </w:r>
+      <w:proofErr w:type="gramEnd"/>
+      <w:r>
+        <w:rPr>
+          <w:b/>
+          <w:bCs/>
+          <w:color w:val="D86DCB" w:themeColor="accent5" w:themeTint="99"/>
+          <w:sz w:val="32"/>
+          <w:szCs w:val="32"/>
+        </w:rPr>
+        <w:t>) =&gt; print("B");</w:t>
+      </w:r>
+    </w:p>
+    <w:p>
+      <w:pPr>
+        <w:jc w:val="both"/>
+        <w:rPr>
+          <w:b/>
+          <w:bCs/>
+          <w:color w:val="D86DCB" w:themeColor="accent5" w:themeTint="99"/>
+          <w:sz w:val="32"/>
+          <w:szCs w:val="32"/>
+        </w:rPr>
+      </w:pPr>
+      <w:r>
+        <w:rPr>
+          <w:b/>
+          <w:bCs/>
+          <w:color w:val="D86DCB" w:themeColor="accent5" w:themeTint="99"/>
+          <w:sz w:val="32"/>
+          <w:szCs w:val="32"/>
+        </w:rPr>
+        <w:t>}</w:t>
+      </w:r>
+    </w:p>
+    <w:p>
+      <w:pPr>
+        <w:jc w:val="both"/>
+        <w:rPr>
+          <w:b/>
+          <w:bCs/>
+          <w:color w:val="D86DCB" w:themeColor="accent5" w:themeTint="99"/>
+          <w:sz w:val="32"/>
+          <w:szCs w:val="32"/>
+        </w:rPr>
+      </w:pPr>
+      <w:r>
+        <w:rPr>
+          <w:b/>
+          <w:bCs/>
+          <w:color w:val="D86DCB" w:themeColor="accent5" w:themeTint="99"/>
+          <w:sz w:val="32"/>
+          <w:szCs w:val="32"/>
+        </w:rPr>
+        <w:t>class Test with A, B {}</w:t>
+      </w:r>
+    </w:p>
+    <w:p>
+      <w:pPr>
+        <w:jc w:val="both"/>
+        <w:rPr>
+          <w:sz w:val="32"/>
+          <w:szCs w:val="32"/>
+        </w:rPr>
+      </w:pPr>
+    </w:p>
+    <w:p>
+      <w:pPr>
+        <w:jc w:val="both"/>
+        <w:rPr>
+          <w:sz w:val="32"/>
+          <w:szCs w:val="32"/>
+        </w:rPr>
+      </w:pPr>
+      <w:r>
+        <w:rPr>
+          <w:sz w:val="32"/>
+          <w:szCs w:val="32"/>
+        </w:rPr>
+        <w:t xml:space="preserve">On Keyword with </w:t>
+      </w:r>
+      <w:proofErr w:type="spellStart"/>
+      <w:r>
+        <w:rPr>
+          <w:sz w:val="32"/>
+          <w:szCs w:val="32"/>
+        </w:rPr>
+        <w:t>mixin</w:t>
+      </w:r>
+      <w:proofErr w:type="spellEnd"/>
+      <w:r>
+        <w:rPr>
+          <w:sz w:val="32"/>
+          <w:szCs w:val="32"/>
+        </w:rPr>
+        <w:t xml:space="preserve"> Class:</w:t>
+      </w:r>
+    </w:p>
+    <w:p>
+      <w:pPr>
+        <w:jc w:val="both"/>
+        <w:rPr>
+          <w:sz w:val="32"/>
+          <w:szCs w:val="32"/>
+        </w:rPr>
+      </w:pPr>
+      <w:r>
+        <w:rPr>
+          <w:sz w:val="32"/>
+          <w:szCs w:val="32"/>
+        </w:rPr>
+        <w:t xml:space="preserve"># </w:t>
+      </w:r>
+      <w:r>
+        <w:rPr>
+          <w:sz w:val="32"/>
+          <w:szCs w:val="32"/>
+        </w:rPr>
+        <w:t xml:space="preserve">Sometimes a </w:t>
+      </w:r>
+      <w:proofErr w:type="spellStart"/>
+      <w:r>
+        <w:rPr>
+          <w:b/>
+          <w:bCs/>
+          <w:sz w:val="32"/>
+          <w:szCs w:val="32"/>
+        </w:rPr>
+        <w:t>mixin</w:t>
+      </w:r>
+      <w:proofErr w:type="spellEnd"/>
+      <w:r>
+        <w:rPr>
+          <w:sz w:val="32"/>
+          <w:szCs w:val="32"/>
+        </w:rPr>
+        <w:t xml:space="preserve"> only makes sense for certain classes.</w:t>
+      </w:r>
+      <w:r>
+        <w:rPr>
+          <w:sz w:val="32"/>
+          <w:szCs w:val="32"/>
+        </w:rPr>
+        <w:t xml:space="preserve"> Use </w:t>
+      </w:r>
+      <w:r>
+        <w:rPr>
+          <w:b/>
+          <w:bCs/>
+          <w:sz w:val="32"/>
+          <w:szCs w:val="32"/>
+        </w:rPr>
+        <w:t>on</w:t>
+      </w:r>
+      <w:r>
+        <w:rPr>
+          <w:sz w:val="32"/>
+          <w:szCs w:val="32"/>
+        </w:rPr>
+        <w:t xml:space="preserve"> keyword so that child class inheriting that parent class will get the </w:t>
+      </w:r>
+      <w:proofErr w:type="spellStart"/>
+      <w:r>
+        <w:rPr>
+          <w:b/>
+          <w:bCs/>
+          <w:sz w:val="32"/>
+          <w:szCs w:val="32"/>
+        </w:rPr>
+        <w:t>mixin</w:t>
+      </w:r>
+      <w:proofErr w:type="spellEnd"/>
+    </w:p>
+    <w:p>
+      <w:pPr>
+        <w:jc w:val="both"/>
+        <w:rPr>
+          <w:b/>
+          <w:bCs/>
+          <w:color w:val="D86DCB" w:themeColor="accent5" w:themeTint="99"/>
+          <w:sz w:val="32"/>
+          <w:szCs w:val="32"/>
+        </w:rPr>
+      </w:pPr>
+      <w:r>
+        <w:rPr>
+          <w:b/>
+          <w:bCs/>
+          <w:color w:val="D86DCB" w:themeColor="accent5" w:themeTint="99"/>
+          <w:sz w:val="32"/>
+          <w:szCs w:val="32"/>
+        </w:rPr>
+        <w:t>class Animal {</w:t>
+      </w:r>
+    </w:p>
+    <w:p>
+      <w:pPr>
+        <w:jc w:val="both"/>
+        <w:rPr>
+          <w:b/>
+          <w:bCs/>
+          <w:color w:val="D86DCB" w:themeColor="accent5" w:themeTint="99"/>
+          <w:sz w:val="32"/>
+          <w:szCs w:val="32"/>
+        </w:rPr>
+      </w:pPr>
+      <w:r>
+        <w:rPr>
+          <w:b/>
+          <w:bCs/>
+          <w:color w:val="D86DCB" w:themeColor="accent5" w:themeTint="99"/>
+          <w:sz w:val="32"/>
+          <w:szCs w:val="32"/>
+        </w:rPr>
+        <w:t xml:space="preserve">  void </w:t>
+      </w:r>
+      <w:proofErr w:type="gramStart"/>
+      <w:r>
+        <w:rPr>
+          <w:b/>
+          <w:bCs/>
+          <w:color w:val="D86DCB" w:themeColor="accent5" w:themeTint="99"/>
+          <w:sz w:val="32"/>
+          <w:szCs w:val="32"/>
+        </w:rPr>
+        <w:t>eat(</w:t>
+      </w:r>
+      <w:proofErr w:type="gramEnd"/>
+      <w:r>
+        <w:rPr>
+          <w:b/>
+          <w:bCs/>
+          <w:color w:val="D86DCB" w:themeColor="accent5" w:themeTint="99"/>
+          <w:sz w:val="32"/>
+          <w:szCs w:val="32"/>
+        </w:rPr>
+        <w:t>) =&gt; print("Eating");</w:t>
+      </w:r>
+    </w:p>
+    <w:p>
+      <w:pPr>
+        <w:jc w:val="both"/>
+        <w:rPr>
+          <w:b/>
+          <w:bCs/>
+          <w:color w:val="D86DCB" w:themeColor="accent5" w:themeTint="99"/>
+          <w:sz w:val="32"/>
+          <w:szCs w:val="32"/>
+        </w:rPr>
+      </w:pPr>
+      <w:r>
+        <w:rPr>
+          <w:b/>
+          <w:bCs/>
+          <w:color w:val="D86DCB" w:themeColor="accent5" w:themeTint="99"/>
+          <w:sz w:val="32"/>
+          <w:szCs w:val="32"/>
+        </w:rPr>
+        <w:t>}</w:t>
+      </w:r>
+    </w:p>
+    <w:p>
+      <w:pPr>
+        <w:jc w:val="both"/>
+        <w:rPr>
+          <w:b/>
+          <w:bCs/>
+          <w:color w:val="D86DCB" w:themeColor="accent5" w:themeTint="99"/>
+          <w:sz w:val="32"/>
+          <w:szCs w:val="32"/>
+        </w:rPr>
+      </w:pPr>
+      <w:proofErr w:type="spellStart"/>
+      <w:r>
+        <w:rPr>
+          <w:b/>
+          <w:bCs/>
+          <w:color w:val="D86DCB" w:themeColor="accent5" w:themeTint="99"/>
+          <w:sz w:val="32"/>
+          <w:szCs w:val="32"/>
+        </w:rPr>
+        <w:t>mixin</w:t>
+      </w:r>
+      <w:proofErr w:type="spellEnd"/>
+      <w:r>
+        <w:rPr>
+          <w:b/>
+          <w:bCs/>
+          <w:color w:val="D86DCB" w:themeColor="accent5" w:themeTint="99"/>
+          <w:sz w:val="32"/>
+          <w:szCs w:val="32"/>
+        </w:rPr>
+        <w:t xml:space="preserve"> </w:t>
+      </w:r>
+      <w:proofErr w:type="spellStart"/>
+      <w:r>
+        <w:rPr>
+          <w:b/>
+          <w:bCs/>
+          <w:color w:val="D86DCB" w:themeColor="accent5" w:themeTint="99"/>
+          <w:sz w:val="32"/>
+          <w:szCs w:val="32"/>
+        </w:rPr>
+        <w:t>CanRun</w:t>
+      </w:r>
+      <w:proofErr w:type="spellEnd"/>
+      <w:r>
+        <w:rPr>
+          <w:b/>
+          <w:bCs/>
+          <w:color w:val="D86DCB" w:themeColor="accent5" w:themeTint="99"/>
+          <w:sz w:val="32"/>
+          <w:szCs w:val="32"/>
+        </w:rPr>
+        <w:t xml:space="preserve"> on Animal {</w:t>
+      </w:r>
+    </w:p>
+    <w:p>
+      <w:pPr>
+        <w:jc w:val="both"/>
+        <w:rPr>
+          <w:b/>
+          <w:bCs/>
+          <w:color w:val="D86DCB" w:themeColor="accent5" w:themeTint="99"/>
+          <w:sz w:val="32"/>
+          <w:szCs w:val="32"/>
+        </w:rPr>
+      </w:pPr>
+      <w:r>
+        <w:rPr>
+          <w:b/>
+          <w:bCs/>
+          <w:color w:val="D86DCB" w:themeColor="accent5" w:themeTint="99"/>
+          <w:sz w:val="32"/>
+          <w:szCs w:val="32"/>
+        </w:rPr>
+        <w:t xml:space="preserve">  void </w:t>
+      </w:r>
+      <w:proofErr w:type="gramStart"/>
+      <w:r>
+        <w:rPr>
+          <w:b/>
+          <w:bCs/>
+          <w:color w:val="D86DCB" w:themeColor="accent5" w:themeTint="99"/>
+          <w:sz w:val="32"/>
+          <w:szCs w:val="32"/>
+        </w:rPr>
+        <w:t>run(</w:t>
+      </w:r>
+      <w:proofErr w:type="gramEnd"/>
+      <w:r>
+        <w:rPr>
+          <w:b/>
+          <w:bCs/>
+          <w:color w:val="D86DCB" w:themeColor="accent5" w:themeTint="99"/>
+          <w:sz w:val="32"/>
+          <w:szCs w:val="32"/>
+        </w:rPr>
+        <w:t>) {</w:t>
+      </w:r>
+    </w:p>
+    <w:p>
+      <w:pPr>
+        <w:jc w:val="both"/>
+        <w:rPr>
+          <w:b/>
+          <w:bCs/>
+          <w:color w:val="D86DCB" w:themeColor="accent5" w:themeTint="99"/>
+          <w:sz w:val="32"/>
+          <w:szCs w:val="32"/>
+        </w:rPr>
+      </w:pPr>
+      <w:r>
+        <w:rPr>
+          <w:b/>
+          <w:bCs/>
+          <w:color w:val="D86DCB" w:themeColor="accent5" w:themeTint="99"/>
+          <w:sz w:val="32"/>
+          <w:szCs w:val="32"/>
+        </w:rPr>
+        <w:t xml:space="preserve">    </w:t>
+      </w:r>
+      <w:proofErr w:type="gramStart"/>
+      <w:r>
+        <w:rPr>
+          <w:b/>
+          <w:bCs/>
+          <w:color w:val="D86DCB" w:themeColor="accent5" w:themeTint="99"/>
+          <w:sz w:val="32"/>
+          <w:szCs w:val="32"/>
+        </w:rPr>
+        <w:t>eat(</w:t>
+      </w:r>
+      <w:proofErr w:type="gramEnd"/>
+      <w:r>
+        <w:rPr>
+          <w:b/>
+          <w:bCs/>
+          <w:color w:val="D86DCB" w:themeColor="accent5" w:themeTint="99"/>
+          <w:sz w:val="32"/>
+          <w:szCs w:val="32"/>
+        </w:rPr>
+        <w:t>); // Allowed because Animal has eat()</w:t>
+      </w:r>
+    </w:p>
+    <w:p>
+      <w:pPr>
+        <w:jc w:val="both"/>
+        <w:rPr>
+          <w:b/>
+          <w:bCs/>
+          <w:color w:val="D86DCB" w:themeColor="accent5" w:themeTint="99"/>
+          <w:sz w:val="32"/>
+          <w:szCs w:val="32"/>
+        </w:rPr>
+      </w:pPr>
+      <w:r>
+        <w:rPr>
+          <w:b/>
+          <w:bCs/>
+          <w:color w:val="D86DCB" w:themeColor="accent5" w:themeTint="99"/>
+          <w:sz w:val="32"/>
+          <w:szCs w:val="32"/>
+        </w:rPr>
+        <w:t xml:space="preserve">    print("Running");</w:t>
+      </w:r>
+    </w:p>
+    <w:p>
+      <w:pPr>
+        <w:jc w:val="both"/>
+        <w:rPr>
+          <w:b/>
+          <w:bCs/>
+          <w:color w:val="D86DCB" w:themeColor="accent5" w:themeTint="99"/>
+          <w:sz w:val="32"/>
+          <w:szCs w:val="32"/>
+        </w:rPr>
+      </w:pPr>
+      <w:r>
+        <w:rPr>
+          <w:b/>
+          <w:bCs/>
+          <w:color w:val="D86DCB" w:themeColor="accent5" w:themeTint="99"/>
+          <w:sz w:val="32"/>
+          <w:szCs w:val="32"/>
+        </w:rPr>
+        <w:t xml:space="preserve">  }</w:t>
+      </w:r>
+    </w:p>
+    <w:p>
+      <w:pPr>
+        <w:jc w:val="both"/>
+        <w:rPr>
+          <w:b/>
+          <w:bCs/>
+          <w:color w:val="D86DCB" w:themeColor="accent5" w:themeTint="99"/>
+          <w:sz w:val="32"/>
+          <w:szCs w:val="32"/>
+        </w:rPr>
+      </w:pPr>
+      <w:r>
+        <w:rPr>
+          <w:b/>
+          <w:bCs/>
+          <w:color w:val="D86DCB" w:themeColor="accent5" w:themeTint="99"/>
+          <w:sz w:val="32"/>
+          <w:szCs w:val="32"/>
+        </w:rPr>
+        <w:t>}</w:t>
+      </w:r>
+    </w:p>
+    <w:p>
+      <w:pPr>
+        <w:jc w:val="both"/>
+        <w:rPr>
+          <w:sz w:val="32"/>
+          <w:szCs w:val="32"/>
+        </w:rPr>
+      </w:pPr>
+      <w:r>
+        <w:rPr>
+          <w:sz w:val="32"/>
+          <w:szCs w:val="32"/>
+        </w:rPr>
+        <w:lastRenderedPageBreak/>
+        <w:t xml:space="preserve"># </w:t>
+      </w:r>
+      <w:r>
+        <w:rPr>
+          <w:sz w:val="32"/>
+          <w:szCs w:val="32"/>
+        </w:rPr>
+        <w:t>Now this works:</w:t>
+      </w:r>
+    </w:p>
+    <w:p>
+      <w:pPr>
+        <w:jc w:val="both"/>
+        <w:rPr>
+          <w:b/>
+          <w:bCs/>
+          <w:color w:val="D86DCB" w:themeColor="accent5" w:themeTint="99"/>
+          <w:sz w:val="32"/>
+          <w:szCs w:val="32"/>
+        </w:rPr>
+      </w:pPr>
+      <w:r>
+        <w:rPr>
+          <w:b/>
+          <w:bCs/>
+          <w:color w:val="D86DCB" w:themeColor="accent5" w:themeTint="99"/>
+          <w:sz w:val="32"/>
+          <w:szCs w:val="32"/>
+        </w:rPr>
+        <w:t xml:space="preserve">class Dog extends Animal with </w:t>
+      </w:r>
+      <w:proofErr w:type="spellStart"/>
+      <w:r>
+        <w:rPr>
+          <w:b/>
+          <w:bCs/>
+          <w:color w:val="D86DCB" w:themeColor="accent5" w:themeTint="99"/>
+          <w:sz w:val="32"/>
+          <w:szCs w:val="32"/>
+        </w:rPr>
+        <w:t>CanRun</w:t>
+      </w:r>
+      <w:proofErr w:type="spellEnd"/>
+      <w:r>
+        <w:rPr>
+          <w:b/>
+          <w:bCs/>
+          <w:color w:val="D86DCB" w:themeColor="accent5" w:themeTint="99"/>
+          <w:sz w:val="32"/>
+          <w:szCs w:val="32"/>
+        </w:rPr>
+        <w:t xml:space="preserve"> {}</w:t>
+      </w:r>
+    </w:p>
+    <w:p>
+      <w:pPr>
+        <w:jc w:val="both"/>
+        <w:rPr>
+          <w:sz w:val="32"/>
+          <w:szCs w:val="32"/>
+        </w:rPr>
+      </w:pPr>
+      <w:r>
+        <w:rPr>
+          <w:sz w:val="32"/>
+          <w:szCs w:val="32"/>
+        </w:rPr>
+        <w:t xml:space="preserve"># </w:t>
+      </w:r>
+      <w:r>
+        <w:rPr>
+          <w:sz w:val="32"/>
+          <w:szCs w:val="32"/>
+        </w:rPr>
+        <w:t>But this does not</w:t>
+      </w:r>
+      <w:r>
+        <w:rPr>
+          <w:sz w:val="32"/>
+          <w:szCs w:val="32"/>
+        </w:rPr>
+        <w:t>, because Car isn’t an Animal</w:t>
+      </w:r>
+      <w:r>
+        <w:rPr>
+          <w:sz w:val="32"/>
+          <w:szCs w:val="32"/>
+        </w:rPr>
+        <w:t>:</w:t>
+      </w:r>
+    </w:p>
+    <w:p>
+      <w:pPr>
+        <w:jc w:val="both"/>
+        <w:rPr>
+          <w:b/>
+          <w:bCs/>
+          <w:color w:val="D86DCB" w:themeColor="accent5" w:themeTint="99"/>
+          <w:sz w:val="32"/>
+          <w:szCs w:val="32"/>
+        </w:rPr>
+      </w:pPr>
+      <w:r>
+        <w:rPr>
+          <w:b/>
+          <w:bCs/>
+          <w:color w:val="D86DCB" w:themeColor="accent5" w:themeTint="99"/>
+          <w:sz w:val="32"/>
+          <w:szCs w:val="32"/>
+        </w:rPr>
+        <w:t xml:space="preserve">class Car with </w:t>
+      </w:r>
+      <w:proofErr w:type="spellStart"/>
+      <w:r>
+        <w:rPr>
+          <w:b/>
+          <w:bCs/>
+          <w:color w:val="D86DCB" w:themeColor="accent5" w:themeTint="99"/>
+          <w:sz w:val="32"/>
+          <w:szCs w:val="32"/>
+        </w:rPr>
+        <w:t>CanRun</w:t>
+      </w:r>
+      <w:proofErr w:type="spellEnd"/>
+      <w:r>
+        <w:rPr>
+          <w:b/>
+          <w:bCs/>
+          <w:color w:val="D86DCB" w:themeColor="accent5" w:themeTint="99"/>
+          <w:sz w:val="32"/>
+          <w:szCs w:val="32"/>
+        </w:rPr>
+        <w:t xml:space="preserve"> {} // Error</w:t>
+      </w:r>
+    </w:p>
+    <w:p>
+      <w:pPr>
+        <w:jc w:val="both"/>
+        <w:rPr>
+          <w:sz w:val="32"/>
+          <w:szCs w:val="32"/>
+        </w:rPr>
+      </w:pPr>
+      <w:r>
+        <w:rPr>
+          <w:sz w:val="32"/>
+          <w:szCs w:val="32"/>
+        </w:rPr>
+        <w:t xml:space="preserve"># </w:t>
+      </w:r>
+      <w:r>
+        <w:rPr>
+          <w:sz w:val="32"/>
+          <w:szCs w:val="32"/>
+        </w:rPr>
+        <w:t>Mental model</w:t>
+      </w:r>
+      <w:r>
+        <w:rPr>
+          <w:sz w:val="32"/>
+          <w:szCs w:val="32"/>
+        </w:rPr>
+        <w:t>, t</w:t>
+      </w:r>
+      <w:r>
+        <w:rPr>
+          <w:sz w:val="32"/>
+          <w:szCs w:val="32"/>
+        </w:rPr>
+        <w:t xml:space="preserve">he </w:t>
+      </w:r>
+      <w:r>
+        <w:rPr>
+          <w:b/>
+          <w:bCs/>
+          <w:sz w:val="32"/>
+          <w:szCs w:val="32"/>
+        </w:rPr>
+        <w:t>on</w:t>
+      </w:r>
+      <w:r>
+        <w:rPr>
+          <w:sz w:val="32"/>
+          <w:szCs w:val="32"/>
+        </w:rPr>
+        <w:t xml:space="preserve"> keyword says</w:t>
+      </w:r>
+      <w:r>
+        <w:rPr>
+          <w:sz w:val="32"/>
+          <w:szCs w:val="32"/>
+        </w:rPr>
+        <w:t xml:space="preserve"> “You</w:t>
+      </w:r>
+      <w:r>
+        <w:rPr>
+          <w:sz w:val="32"/>
+          <w:szCs w:val="32"/>
+        </w:rPr>
+        <w:t xml:space="preserve"> can only apply this </w:t>
+      </w:r>
+      <w:proofErr w:type="spellStart"/>
+      <w:r>
+        <w:rPr>
+          <w:b/>
+          <w:bCs/>
+          <w:sz w:val="32"/>
+          <w:szCs w:val="32"/>
+        </w:rPr>
+        <w:t>mixin</w:t>
+      </w:r>
+      <w:proofErr w:type="spellEnd"/>
+      <w:r>
+        <w:rPr>
+          <w:sz w:val="32"/>
+          <w:szCs w:val="32"/>
+        </w:rPr>
+        <w:t xml:space="preserve"> to classes that extend or implement this type."</w:t>
+      </w:r>
+      <w:r>
+        <w:rPr>
+          <w:sz w:val="32"/>
+          <w:szCs w:val="32"/>
+        </w:rPr>
+        <w:t xml:space="preserve"> </w:t>
+      </w:r>
+      <w:r>
+        <w:rPr>
+          <w:sz w:val="32"/>
+          <w:szCs w:val="32"/>
+        </w:rPr>
+        <w:t xml:space="preserve">It's mainly used when the </w:t>
+      </w:r>
+      <w:proofErr w:type="spellStart"/>
+      <w:r>
+        <w:rPr>
+          <w:b/>
+          <w:bCs/>
+          <w:sz w:val="32"/>
+          <w:szCs w:val="32"/>
+        </w:rPr>
+        <w:t>mixin</w:t>
+      </w:r>
+      <w:proofErr w:type="spellEnd"/>
+      <w:r>
+        <w:rPr>
+          <w:sz w:val="32"/>
+          <w:szCs w:val="32"/>
+        </w:rPr>
+        <w:t xml:space="preserve"> depends on methods or fields from another class.</w:t>
+      </w:r>
+    </w:p>
+    <w:p>
+      <w:pPr>
+        <w:jc w:val="both"/>
+        <w:rPr>
+          <w:sz w:val="32"/>
+          <w:szCs w:val="32"/>
+        </w:rPr>
+      </w:pPr>
+    </w:p>
+    <w:p>
+      <w:pPr>
+        <w:jc w:val="both"/>
+        <w:rPr>
+          <w:sz w:val="32"/>
+          <w:szCs w:val="32"/>
+        </w:rPr>
+      </w:pPr>
+      <w:proofErr w:type="spellStart"/>
+      <w:r>
+        <w:rPr>
+          <w:sz w:val="32"/>
+          <w:szCs w:val="32"/>
+        </w:rPr>
+        <w:t>Mixin</w:t>
+      </w:r>
+      <w:proofErr w:type="spellEnd"/>
+      <w:r>
+        <w:rPr>
+          <w:sz w:val="32"/>
+          <w:szCs w:val="32"/>
+        </w:rPr>
+        <w:t xml:space="preserve"> vs Inheritance:</w:t>
+      </w:r>
+    </w:p>
+    <w:p>
+      <w:pPr>
+        <w:jc w:val="both"/>
+        <w:rPr>
+          <w:sz w:val="32"/>
+          <w:szCs w:val="32"/>
+        </w:rPr>
+      </w:pPr>
+      <w:r>
+        <w:rPr>
+          <w:sz w:val="32"/>
+          <w:szCs w:val="32"/>
+        </w:rPr>
+        <w:t xml:space="preserve"># </w:t>
+      </w:r>
+      <w:r>
+        <w:rPr>
+          <w:sz w:val="32"/>
+          <w:szCs w:val="32"/>
+        </w:rPr>
+        <w:t>Inheritance (</w:t>
+      </w:r>
+      <w:r>
+        <w:rPr>
+          <w:b/>
+          <w:bCs/>
+          <w:sz w:val="32"/>
+          <w:szCs w:val="32"/>
+        </w:rPr>
+        <w:t>extends</w:t>
+      </w:r>
+      <w:r>
+        <w:rPr>
+          <w:sz w:val="32"/>
+          <w:szCs w:val="32"/>
+        </w:rPr>
+        <w:t>)</w:t>
+      </w:r>
+      <w:r>
+        <w:rPr>
+          <w:sz w:val="32"/>
+          <w:szCs w:val="32"/>
+        </w:rPr>
+        <w:t xml:space="preserve"> u</w:t>
+      </w:r>
+      <w:r>
+        <w:rPr>
+          <w:sz w:val="32"/>
+          <w:szCs w:val="32"/>
+        </w:rPr>
+        <w:t>se</w:t>
+      </w:r>
+      <w:r>
+        <w:rPr>
+          <w:sz w:val="32"/>
+          <w:szCs w:val="32"/>
+        </w:rPr>
+        <w:t>d</w:t>
+      </w:r>
+      <w:r>
+        <w:rPr>
+          <w:sz w:val="32"/>
+          <w:szCs w:val="32"/>
+        </w:rPr>
+        <w:t xml:space="preserve"> when there is an "is-a" relationship.</w:t>
+      </w:r>
+      <w:r>
+        <w:rPr>
+          <w:sz w:val="32"/>
+          <w:szCs w:val="32"/>
+        </w:rPr>
+        <w:t xml:space="preserve"> Like a</w:t>
+      </w:r>
+      <w:r>
+        <w:rPr>
+          <w:sz w:val="32"/>
+          <w:szCs w:val="32"/>
+        </w:rPr>
+        <w:t xml:space="preserve"> dog is an animal.</w:t>
+      </w:r>
+    </w:p>
+    <w:p>
+      <w:pPr>
+        <w:jc w:val="both"/>
+        <w:rPr>
+          <w:b/>
+          <w:bCs/>
+          <w:sz w:val="32"/>
+          <w:szCs w:val="32"/>
+        </w:rPr>
+      </w:pPr>
+      <w:r>
+        <w:rPr>
+          <w:b/>
+          <w:bCs/>
+          <w:sz w:val="32"/>
+          <w:szCs w:val="32"/>
+        </w:rPr>
+        <w:t>class Animal {}</w:t>
+      </w:r>
+    </w:p>
+    <w:p>
+      <w:pPr>
+        <w:jc w:val="both"/>
+        <w:rPr>
+          <w:b/>
+          <w:bCs/>
+          <w:sz w:val="32"/>
+          <w:szCs w:val="32"/>
+        </w:rPr>
+      </w:pPr>
+      <w:r>
+        <w:rPr>
+          <w:b/>
+          <w:bCs/>
+          <w:sz w:val="32"/>
+          <w:szCs w:val="32"/>
+        </w:rPr>
+        <w:t>class Dog extends Animal {}</w:t>
+      </w:r>
+    </w:p>
+    <w:p>
+      <w:pPr>
+        <w:jc w:val="both"/>
+        <w:rPr>
+          <w:sz w:val="32"/>
+          <w:szCs w:val="32"/>
+        </w:rPr>
+      </w:pPr>
+      <w:r>
+        <w:rPr>
+          <w:sz w:val="32"/>
+          <w:szCs w:val="32"/>
+        </w:rPr>
+        <w:t xml:space="preserve"># </w:t>
+      </w:r>
+      <w:proofErr w:type="spellStart"/>
+      <w:r>
+        <w:rPr>
+          <w:b/>
+          <w:bCs/>
+          <w:sz w:val="32"/>
+          <w:szCs w:val="32"/>
+        </w:rPr>
+        <w:t>Mixin</w:t>
+      </w:r>
+      <w:proofErr w:type="spellEnd"/>
+      <w:r>
+        <w:rPr>
+          <w:sz w:val="32"/>
+          <w:szCs w:val="32"/>
+        </w:rPr>
+        <w:t xml:space="preserve"> (</w:t>
+      </w:r>
+      <w:r>
+        <w:rPr>
+          <w:b/>
+          <w:bCs/>
+          <w:sz w:val="32"/>
+          <w:szCs w:val="32"/>
+        </w:rPr>
+        <w:t>with</w:t>
+      </w:r>
+      <w:r>
+        <w:rPr>
+          <w:sz w:val="32"/>
+          <w:szCs w:val="32"/>
+        </w:rPr>
+        <w:t>)</w:t>
+      </w:r>
+      <w:r>
+        <w:rPr>
+          <w:sz w:val="32"/>
+          <w:szCs w:val="32"/>
+        </w:rPr>
+        <w:t xml:space="preserve"> u</w:t>
+      </w:r>
+      <w:r>
+        <w:rPr>
+          <w:sz w:val="32"/>
+          <w:szCs w:val="32"/>
+        </w:rPr>
+        <w:t>s</w:t>
+      </w:r>
+      <w:r>
+        <w:rPr>
+          <w:sz w:val="32"/>
+          <w:szCs w:val="32"/>
+        </w:rPr>
+        <w:t>ed</w:t>
+      </w:r>
+      <w:r>
+        <w:rPr>
+          <w:sz w:val="32"/>
+          <w:szCs w:val="32"/>
+        </w:rPr>
+        <w:t xml:space="preserve"> to add extra abilities.</w:t>
+      </w:r>
+      <w:r>
+        <w:rPr>
+          <w:sz w:val="32"/>
+          <w:szCs w:val="32"/>
+        </w:rPr>
+        <w:t xml:space="preserve"> </w:t>
+      </w:r>
+      <w:r>
+        <w:rPr>
+          <w:sz w:val="32"/>
+          <w:szCs w:val="32"/>
+        </w:rPr>
+        <w:t xml:space="preserve">The bird isn't a </w:t>
+      </w:r>
+      <w:proofErr w:type="spellStart"/>
+      <w:r>
+        <w:rPr>
+          <w:b/>
+          <w:bCs/>
+          <w:sz w:val="32"/>
+          <w:szCs w:val="32"/>
+        </w:rPr>
+        <w:t>CanFly</w:t>
+      </w:r>
+      <w:proofErr w:type="spellEnd"/>
+      <w:r>
+        <w:rPr>
+          <w:sz w:val="32"/>
+          <w:szCs w:val="32"/>
+        </w:rPr>
+        <w:t>. It simply has the flying behavior. Think of it as adding a skill.</w:t>
+      </w:r>
+    </w:p>
+    <w:p>
+      <w:pPr>
+        <w:jc w:val="both"/>
+        <w:rPr>
+          <w:b/>
+          <w:bCs/>
+          <w:color w:val="D86DCB" w:themeColor="accent5" w:themeTint="99"/>
+          <w:sz w:val="32"/>
+          <w:szCs w:val="32"/>
+        </w:rPr>
+      </w:pPr>
+      <w:proofErr w:type="spellStart"/>
+      <w:r>
+        <w:rPr>
+          <w:b/>
+          <w:bCs/>
+          <w:color w:val="D86DCB" w:themeColor="accent5" w:themeTint="99"/>
+          <w:sz w:val="32"/>
+          <w:szCs w:val="32"/>
+        </w:rPr>
+        <w:t>mixin</w:t>
+      </w:r>
+      <w:proofErr w:type="spellEnd"/>
+      <w:r>
+        <w:rPr>
+          <w:b/>
+          <w:bCs/>
+          <w:color w:val="D86DCB" w:themeColor="accent5" w:themeTint="99"/>
+          <w:sz w:val="32"/>
+          <w:szCs w:val="32"/>
+        </w:rPr>
+        <w:t xml:space="preserve"> </w:t>
+      </w:r>
+      <w:proofErr w:type="spellStart"/>
+      <w:r>
+        <w:rPr>
+          <w:b/>
+          <w:bCs/>
+          <w:color w:val="D86DCB" w:themeColor="accent5" w:themeTint="99"/>
+          <w:sz w:val="32"/>
+          <w:szCs w:val="32"/>
+        </w:rPr>
+        <w:t>CanFly</w:t>
+      </w:r>
+      <w:proofErr w:type="spellEnd"/>
+      <w:r>
+        <w:rPr>
+          <w:b/>
+          <w:bCs/>
+          <w:color w:val="D86DCB" w:themeColor="accent5" w:themeTint="99"/>
+          <w:sz w:val="32"/>
+          <w:szCs w:val="32"/>
+        </w:rPr>
+        <w:t xml:space="preserve"> {}</w:t>
+      </w:r>
+    </w:p>
+    <w:p>
+      <w:pPr>
+        <w:jc w:val="both"/>
+        <w:rPr>
+          <w:b/>
+          <w:bCs/>
+          <w:color w:val="D86DCB" w:themeColor="accent5" w:themeTint="99"/>
+          <w:sz w:val="32"/>
+          <w:szCs w:val="32"/>
+        </w:rPr>
+      </w:pPr>
+      <w:r>
+        <w:rPr>
+          <w:b/>
+          <w:bCs/>
+          <w:color w:val="D86DCB" w:themeColor="accent5" w:themeTint="99"/>
+          <w:sz w:val="32"/>
+          <w:szCs w:val="32"/>
+        </w:rPr>
+        <w:t xml:space="preserve">class Bird with </w:t>
+      </w:r>
+      <w:proofErr w:type="spellStart"/>
+      <w:r>
+        <w:rPr>
+          <w:b/>
+          <w:bCs/>
+          <w:color w:val="D86DCB" w:themeColor="accent5" w:themeTint="99"/>
+          <w:sz w:val="32"/>
+          <w:szCs w:val="32"/>
+        </w:rPr>
+        <w:t>CanFly</w:t>
+      </w:r>
+      <w:proofErr w:type="spellEnd"/>
+      <w:r>
+        <w:rPr>
+          <w:b/>
+          <w:bCs/>
+          <w:color w:val="D86DCB" w:themeColor="accent5" w:themeTint="99"/>
+          <w:sz w:val="32"/>
+          <w:szCs w:val="32"/>
+        </w:rPr>
+        <w:t xml:space="preserve"> {}</w:t>
+      </w:r>
+    </w:p>
+    <w:p>
+      <w:pPr>
+        <w:jc w:val="both"/>
+        <w:rPr>
+          <w:sz w:val="32"/>
+          <w:szCs w:val="32"/>
+        </w:rPr>
+      </w:pPr>
+      <w:r>
+        <w:rPr>
+          <w:sz w:val="32"/>
+          <w:szCs w:val="32"/>
+        </w:rPr>
+        <w:t xml:space="preserve"># </w:t>
+      </w:r>
+      <w:r>
+        <w:rPr>
+          <w:sz w:val="32"/>
+          <w:szCs w:val="32"/>
+        </w:rPr>
+        <w:t>Mental model</w:t>
+      </w:r>
+    </w:p>
+    <w:p>
+      <w:pPr>
+        <w:jc w:val="both"/>
+        <w:rPr>
+          <w:b/>
+          <w:bCs/>
+          <w:sz w:val="28"/>
+          <w:szCs w:val="28"/>
+        </w:rPr>
+      </w:pPr>
+      <w:r>
+        <w:rPr>
+          <w:b/>
+          <w:bCs/>
+          <w:sz w:val="28"/>
+          <w:szCs w:val="28"/>
+        </w:rPr>
+        <w:t>extends</w:t>
+      </w:r>
+    </w:p>
+    <w:p>
+      <w:pPr>
+        <w:jc w:val="both"/>
+        <w:rPr>
+          <w:b/>
+          <w:bCs/>
+          <w:sz w:val="28"/>
+          <w:szCs w:val="28"/>
+        </w:rPr>
+      </w:pPr>
+      <w:r>
+        <w:rPr>
+          <w:b/>
+          <w:bCs/>
+          <w:sz w:val="28"/>
+          <w:szCs w:val="28"/>
+        </w:rPr>
+        <w:t>↓</w:t>
+      </w:r>
+    </w:p>
+    <w:p>
+      <w:pPr>
+        <w:jc w:val="both"/>
+        <w:rPr>
+          <w:b/>
+          <w:bCs/>
+          <w:sz w:val="28"/>
+          <w:szCs w:val="28"/>
+        </w:rPr>
+      </w:pPr>
+      <w:r>
+        <w:rPr>
+          <w:b/>
+          <w:bCs/>
+          <w:sz w:val="28"/>
+          <w:szCs w:val="28"/>
+        </w:rPr>
+        <w:t>Identity</w:t>
+      </w:r>
+    </w:p>
+    <w:p>
+      <w:pPr>
+        <w:jc w:val="both"/>
+        <w:rPr>
+          <w:b/>
+          <w:bCs/>
+          <w:sz w:val="28"/>
+          <w:szCs w:val="28"/>
+        </w:rPr>
+      </w:pPr>
+      <w:r>
+        <w:rPr>
+          <w:b/>
+          <w:bCs/>
+          <w:sz w:val="28"/>
+          <w:szCs w:val="28"/>
+        </w:rPr>
+        <w:t>(A Dog is an Animal)</w:t>
+      </w:r>
+    </w:p>
+    <w:p>
+      <w:pPr>
+        <w:jc w:val="both"/>
+        <w:rPr>
+          <w:b/>
+          <w:bCs/>
+          <w:sz w:val="28"/>
+          <w:szCs w:val="28"/>
+        </w:rPr>
+      </w:pPr>
+      <w:r>
+        <w:rPr>
+          <w:b/>
+          <w:bCs/>
+          <w:sz w:val="28"/>
+          <w:szCs w:val="28"/>
+        </w:rPr>
+        <w:t>--------------------------</w:t>
+      </w:r>
+    </w:p>
+    <w:p>
+      <w:pPr>
+        <w:jc w:val="both"/>
+        <w:rPr>
+          <w:b/>
+          <w:bCs/>
+          <w:sz w:val="28"/>
+          <w:szCs w:val="28"/>
+        </w:rPr>
+      </w:pPr>
+      <w:r>
+        <w:rPr>
+          <w:b/>
+          <w:bCs/>
+          <w:sz w:val="28"/>
+          <w:szCs w:val="28"/>
+        </w:rPr>
+        <w:lastRenderedPageBreak/>
+        <w:t>with</w:t>
+      </w:r>
+    </w:p>
+    <w:p>
+      <w:pPr>
+        <w:jc w:val="both"/>
+        <w:rPr>
+          <w:b/>
+          <w:bCs/>
+          <w:sz w:val="28"/>
+          <w:szCs w:val="28"/>
+        </w:rPr>
+      </w:pPr>
+      <w:r>
+        <w:rPr>
+          <w:b/>
+          <w:bCs/>
+          <w:sz w:val="28"/>
+          <w:szCs w:val="28"/>
+        </w:rPr>
+        <w:t>↓</w:t>
+      </w:r>
+    </w:p>
+    <w:p>
+      <w:pPr>
+        <w:jc w:val="both"/>
+        <w:rPr>
+          <w:b/>
+          <w:bCs/>
+          <w:sz w:val="28"/>
+          <w:szCs w:val="28"/>
+        </w:rPr>
+      </w:pPr>
+      <w:r>
+        <w:rPr>
+          <w:b/>
+          <w:bCs/>
+          <w:sz w:val="28"/>
+          <w:szCs w:val="28"/>
+        </w:rPr>
+        <w:t>Ability</w:t>
+      </w:r>
+    </w:p>
+    <w:p>
+      <w:pPr>
+        <w:jc w:val="both"/>
+        <w:rPr>
+          <w:b/>
+          <w:bCs/>
+          <w:sz w:val="28"/>
+          <w:szCs w:val="28"/>
+        </w:rPr>
+      </w:pPr>
+      <w:r>
+        <w:rPr>
+          <w:b/>
+          <w:bCs/>
+          <w:sz w:val="28"/>
+          <w:szCs w:val="28"/>
+        </w:rPr>
+        <w:t>(A Bird can Fly)</w:t>
+      </w:r>
+    </w:p>
+    <w:p>
+      <w:pPr>
+        <w:jc w:val="both"/>
+        <w:rPr>
+          <w:sz w:val="32"/>
+          <w:szCs w:val="32"/>
+        </w:rPr>
+      </w:pPr>
+    </w:p>
+    <w:p>
+      <w:pPr>
+        <w:jc w:val="both"/>
+        <w:rPr>
+          <w:sz w:val="32"/>
+          <w:szCs w:val="32"/>
+        </w:rPr>
+      </w:pPr>
+      <w:proofErr w:type="spellStart"/>
+      <w:r>
+        <w:rPr>
+          <w:sz w:val="32"/>
+          <w:szCs w:val="32"/>
+        </w:rPr>
+        <w:t>Mixin</w:t>
+      </w:r>
+      <w:proofErr w:type="spellEnd"/>
+      <w:r>
+        <w:rPr>
+          <w:sz w:val="32"/>
+          <w:szCs w:val="32"/>
+        </w:rPr>
+        <w:t xml:space="preserve"> vs Interface:</w:t>
+      </w:r>
+    </w:p>
+    <w:p>
+      <w:pPr>
+        <w:jc w:val="both"/>
+        <w:rPr>
+          <w:sz w:val="32"/>
+          <w:szCs w:val="32"/>
+        </w:rPr>
+      </w:pPr>
+      <w:r>
+        <w:rPr>
+          <w:sz w:val="32"/>
+          <w:szCs w:val="32"/>
+        </w:rPr>
+        <w:t xml:space="preserve"># </w:t>
+      </w:r>
+      <w:r>
+        <w:rPr>
+          <w:sz w:val="32"/>
+          <w:szCs w:val="32"/>
+        </w:rPr>
+        <w:t>Interface (</w:t>
+      </w:r>
+      <w:r>
+        <w:rPr>
+          <w:b/>
+          <w:bCs/>
+          <w:sz w:val="32"/>
+          <w:szCs w:val="32"/>
+        </w:rPr>
+        <w:t>implements</w:t>
+      </w:r>
+      <w:r>
+        <w:rPr>
+          <w:sz w:val="32"/>
+          <w:szCs w:val="32"/>
+        </w:rPr>
+        <w:t>)</w:t>
+      </w:r>
+      <w:r>
+        <w:rPr>
+          <w:sz w:val="32"/>
+          <w:szCs w:val="32"/>
+        </w:rPr>
+        <w:t xml:space="preserve"> s</w:t>
+      </w:r>
+      <w:r>
+        <w:rPr>
+          <w:sz w:val="32"/>
+          <w:szCs w:val="32"/>
+        </w:rPr>
+        <w:t>ays</w:t>
+      </w:r>
+      <w:r>
+        <w:rPr>
+          <w:sz w:val="32"/>
+          <w:szCs w:val="32"/>
+        </w:rPr>
+        <w:t xml:space="preserve"> </w:t>
+      </w:r>
+      <w:r>
+        <w:rPr>
+          <w:sz w:val="32"/>
+          <w:szCs w:val="32"/>
+        </w:rPr>
+        <w:t>"You must write these methods"</w:t>
+      </w:r>
+      <w:r>
+        <w:rPr>
+          <w:sz w:val="32"/>
+          <w:szCs w:val="32"/>
+        </w:rPr>
+        <w:t xml:space="preserve">. </w:t>
+      </w:r>
+      <w:r>
+        <w:rPr>
+          <w:sz w:val="32"/>
+          <w:szCs w:val="32"/>
+        </w:rPr>
+        <w:t>The interface gives no implementation.</w:t>
+      </w:r>
+    </w:p>
+    <w:p>
+      <w:pPr>
+        <w:jc w:val="both"/>
+        <w:rPr>
+          <w:b/>
+          <w:bCs/>
+          <w:color w:val="D86DCB" w:themeColor="accent5" w:themeTint="99"/>
+          <w:sz w:val="32"/>
+          <w:szCs w:val="32"/>
+        </w:rPr>
+      </w:pPr>
+      <w:r>
+        <w:rPr>
+          <w:b/>
+          <w:bCs/>
+          <w:color w:val="D86DCB" w:themeColor="accent5" w:themeTint="99"/>
+          <w:sz w:val="32"/>
+          <w:szCs w:val="32"/>
+        </w:rPr>
+        <w:t>abstract class Printer {</w:t>
+      </w:r>
+    </w:p>
+    <w:p>
+      <w:pPr>
+        <w:jc w:val="both"/>
+        <w:rPr>
+          <w:b/>
+          <w:bCs/>
+          <w:color w:val="D86DCB" w:themeColor="accent5" w:themeTint="99"/>
+          <w:sz w:val="32"/>
+          <w:szCs w:val="32"/>
+        </w:rPr>
+      </w:pPr>
+      <w:r>
+        <w:rPr>
+          <w:b/>
+          <w:bCs/>
+          <w:color w:val="D86DCB" w:themeColor="accent5" w:themeTint="99"/>
+          <w:sz w:val="32"/>
+          <w:szCs w:val="32"/>
+        </w:rPr>
+        <w:t xml:space="preserve">  void </w:t>
+      </w:r>
+      <w:proofErr w:type="spellStart"/>
+      <w:proofErr w:type="gramStart"/>
+      <w:r>
+        <w:rPr>
+          <w:b/>
+          <w:bCs/>
+          <w:color w:val="D86DCB" w:themeColor="accent5" w:themeTint="99"/>
+          <w:sz w:val="32"/>
+          <w:szCs w:val="32"/>
+        </w:rPr>
+        <w:t>printDoc</w:t>
+      </w:r>
+      <w:proofErr w:type="spellEnd"/>
+      <w:r>
+        <w:rPr>
+          <w:b/>
+          <w:bCs/>
+          <w:color w:val="D86DCB" w:themeColor="accent5" w:themeTint="99"/>
+          <w:sz w:val="32"/>
+          <w:szCs w:val="32"/>
+        </w:rPr>
+        <w:t>(</w:t>
+      </w:r>
+      <w:proofErr w:type="gramEnd"/>
+      <w:r>
+        <w:rPr>
+          <w:b/>
+          <w:bCs/>
+          <w:color w:val="D86DCB" w:themeColor="accent5" w:themeTint="99"/>
+          <w:sz w:val="32"/>
+          <w:szCs w:val="32"/>
+        </w:rPr>
+        <w:t>);</w:t>
+      </w:r>
+    </w:p>
+    <w:p>
+      <w:pPr>
+        <w:jc w:val="both"/>
+        <w:rPr>
+          <w:b/>
+          <w:bCs/>
+          <w:color w:val="D86DCB" w:themeColor="accent5" w:themeTint="99"/>
+          <w:sz w:val="32"/>
+          <w:szCs w:val="32"/>
+        </w:rPr>
+      </w:pPr>
+      <w:r>
+        <w:rPr>
+          <w:b/>
+          <w:bCs/>
+          <w:color w:val="D86DCB" w:themeColor="accent5" w:themeTint="99"/>
+          <w:sz w:val="32"/>
+          <w:szCs w:val="32"/>
+        </w:rPr>
+        <w:t>}</w:t>
+      </w:r>
+    </w:p>
+    <w:p>
+      <w:pPr>
+        <w:jc w:val="both"/>
+        <w:rPr>
+          <w:b/>
+          <w:bCs/>
+          <w:color w:val="D86DCB" w:themeColor="accent5" w:themeTint="99"/>
+          <w:sz w:val="32"/>
+          <w:szCs w:val="32"/>
+        </w:rPr>
+      </w:pPr>
+      <w:r>
+        <w:rPr>
+          <w:b/>
+          <w:bCs/>
+          <w:color w:val="D86DCB" w:themeColor="accent5" w:themeTint="99"/>
+          <w:sz w:val="32"/>
+          <w:szCs w:val="32"/>
+        </w:rPr>
+        <w:t>class HP implements Printer {</w:t>
+      </w:r>
+    </w:p>
+    <w:p>
+      <w:pPr>
+        <w:jc w:val="both"/>
+        <w:rPr>
+          <w:b/>
+          <w:bCs/>
+          <w:color w:val="D86DCB" w:themeColor="accent5" w:themeTint="99"/>
+          <w:sz w:val="32"/>
+          <w:szCs w:val="32"/>
+        </w:rPr>
+      </w:pPr>
+      <w:r>
+        <w:rPr>
+          <w:b/>
+          <w:bCs/>
+          <w:color w:val="D86DCB" w:themeColor="accent5" w:themeTint="99"/>
+          <w:sz w:val="32"/>
+          <w:szCs w:val="32"/>
+        </w:rPr>
+        <w:t xml:space="preserve">  @override</w:t>
+      </w:r>
+    </w:p>
+    <w:p>
+      <w:pPr>
+        <w:jc w:val="both"/>
+        <w:rPr>
+          <w:b/>
+          <w:bCs/>
+          <w:color w:val="D86DCB" w:themeColor="accent5" w:themeTint="99"/>
+          <w:sz w:val="32"/>
+          <w:szCs w:val="32"/>
+        </w:rPr>
+      </w:pPr>
+      <w:r>
+        <w:rPr>
+          <w:b/>
+          <w:bCs/>
+          <w:color w:val="D86DCB" w:themeColor="accent5" w:themeTint="99"/>
+          <w:sz w:val="32"/>
+          <w:szCs w:val="32"/>
+        </w:rPr>
+        <w:t xml:space="preserve">  void </w:t>
+      </w:r>
+      <w:proofErr w:type="spellStart"/>
+      <w:proofErr w:type="gramStart"/>
+      <w:r>
+        <w:rPr>
+          <w:b/>
+          <w:bCs/>
+          <w:color w:val="D86DCB" w:themeColor="accent5" w:themeTint="99"/>
+          <w:sz w:val="32"/>
+          <w:szCs w:val="32"/>
+        </w:rPr>
+        <w:t>printDoc</w:t>
+      </w:r>
+      <w:proofErr w:type="spellEnd"/>
+      <w:r>
+        <w:rPr>
+          <w:b/>
+          <w:bCs/>
+          <w:color w:val="D86DCB" w:themeColor="accent5" w:themeTint="99"/>
+          <w:sz w:val="32"/>
+          <w:szCs w:val="32"/>
+        </w:rPr>
+        <w:t>(</w:t>
+      </w:r>
+      <w:proofErr w:type="gramEnd"/>
+      <w:r>
+        <w:rPr>
+          <w:b/>
+          <w:bCs/>
+          <w:color w:val="D86DCB" w:themeColor="accent5" w:themeTint="99"/>
+          <w:sz w:val="32"/>
+          <w:szCs w:val="32"/>
+        </w:rPr>
+        <w:t>) {</w:t>
+      </w:r>
+    </w:p>
+    <w:p>
+      <w:pPr>
+        <w:jc w:val="both"/>
+        <w:rPr>
+          <w:b/>
+          <w:bCs/>
+          <w:color w:val="D86DCB" w:themeColor="accent5" w:themeTint="99"/>
+          <w:sz w:val="32"/>
+          <w:szCs w:val="32"/>
+        </w:rPr>
+      </w:pPr>
+      <w:r>
+        <w:rPr>
+          <w:b/>
+          <w:bCs/>
+          <w:color w:val="D86DCB" w:themeColor="accent5" w:themeTint="99"/>
+          <w:sz w:val="32"/>
+          <w:szCs w:val="32"/>
+        </w:rPr>
+        <w:t xml:space="preserve">    </w:t>
+      </w:r>
+      <w:proofErr w:type="gramStart"/>
+      <w:r>
+        <w:rPr>
+          <w:b/>
+          <w:bCs/>
+          <w:color w:val="D86DCB" w:themeColor="accent5" w:themeTint="99"/>
+          <w:sz w:val="32"/>
+          <w:szCs w:val="32"/>
+        </w:rPr>
+        <w:t>print(</w:t>
+      </w:r>
+      <w:proofErr w:type="gramEnd"/>
+      <w:r>
+        <w:rPr>
+          <w:b/>
+          <w:bCs/>
+          <w:color w:val="D86DCB" w:themeColor="accent5" w:themeTint="99"/>
+          <w:sz w:val="32"/>
+          <w:szCs w:val="32"/>
+        </w:rPr>
+        <w:t>"Printing...");</w:t>
+      </w:r>
+    </w:p>
+    <w:p>
+      <w:pPr>
+        <w:jc w:val="both"/>
+        <w:rPr>
+          <w:b/>
+          <w:bCs/>
+          <w:color w:val="D86DCB" w:themeColor="accent5" w:themeTint="99"/>
+          <w:sz w:val="32"/>
+          <w:szCs w:val="32"/>
+        </w:rPr>
+      </w:pPr>
+      <w:r>
+        <w:rPr>
+          <w:b/>
+          <w:bCs/>
+          <w:color w:val="D86DCB" w:themeColor="accent5" w:themeTint="99"/>
+          <w:sz w:val="32"/>
+          <w:szCs w:val="32"/>
+        </w:rPr>
+        <w:t xml:space="preserve">  }</w:t>
+      </w:r>
+    </w:p>
+    <w:p>
+      <w:pPr>
+        <w:jc w:val="both"/>
+        <w:rPr>
+          <w:b/>
+          <w:bCs/>
+          <w:color w:val="D86DCB" w:themeColor="accent5" w:themeTint="99"/>
+          <w:sz w:val="32"/>
+          <w:szCs w:val="32"/>
+        </w:rPr>
+      </w:pPr>
+      <w:r>
+        <w:rPr>
+          <w:b/>
+          <w:bCs/>
+          <w:color w:val="D86DCB" w:themeColor="accent5" w:themeTint="99"/>
+          <w:sz w:val="32"/>
+          <w:szCs w:val="32"/>
+        </w:rPr>
+        <w:t>}</w:t>
+      </w:r>
+    </w:p>
+    <w:p>
+      <w:pPr>
+        <w:jc w:val="both"/>
+        <w:rPr>
+          <w:sz w:val="32"/>
+          <w:szCs w:val="32"/>
+        </w:rPr>
+      </w:pPr>
+      <w:r>
+        <w:rPr>
+          <w:sz w:val="32"/>
+          <w:szCs w:val="32"/>
+        </w:rPr>
+        <w:t xml:space="preserve"># </w:t>
+      </w:r>
+      <w:proofErr w:type="spellStart"/>
+      <w:r>
+        <w:rPr>
+          <w:b/>
+          <w:bCs/>
+          <w:sz w:val="32"/>
+          <w:szCs w:val="32"/>
+        </w:rPr>
+        <w:t>Mixin</w:t>
+      </w:r>
+      <w:proofErr w:type="spellEnd"/>
+      <w:r>
+        <w:rPr>
+          <w:sz w:val="32"/>
+          <w:szCs w:val="32"/>
+        </w:rPr>
+        <w:t xml:space="preserve"> s</w:t>
+      </w:r>
+      <w:r>
+        <w:rPr>
+          <w:sz w:val="32"/>
+          <w:szCs w:val="32"/>
+        </w:rPr>
+        <w:t>ays</w:t>
+      </w:r>
+      <w:r>
+        <w:rPr>
+          <w:sz w:val="32"/>
+          <w:szCs w:val="32"/>
+        </w:rPr>
+        <w:t xml:space="preserve"> </w:t>
+      </w:r>
+      <w:r>
+        <w:rPr>
+          <w:sz w:val="32"/>
+          <w:szCs w:val="32"/>
+        </w:rPr>
+        <w:t>"Here's some ready-made code"</w:t>
+      </w:r>
+      <w:r>
+        <w:rPr>
+          <w:sz w:val="32"/>
+          <w:szCs w:val="32"/>
+        </w:rPr>
+        <w:t xml:space="preserve">. </w:t>
+      </w:r>
+      <w:r>
+        <w:rPr>
+          <w:sz w:val="32"/>
+          <w:szCs w:val="32"/>
+        </w:rPr>
+        <w:t xml:space="preserve">Now </w:t>
+      </w:r>
+      <w:r>
+        <w:rPr>
+          <w:b/>
+          <w:bCs/>
+          <w:sz w:val="32"/>
+          <w:szCs w:val="32"/>
+        </w:rPr>
+        <w:t>Service</w:t>
+      </w:r>
+      <w:r>
+        <w:rPr>
+          <w:sz w:val="32"/>
+          <w:szCs w:val="32"/>
+        </w:rPr>
+        <w:t xml:space="preserve"> gets</w:t>
+      </w:r>
+      <w:r>
+        <w:rPr>
+          <w:b/>
+          <w:bCs/>
+          <w:sz w:val="32"/>
+          <w:szCs w:val="32"/>
+        </w:rPr>
+        <w:t xml:space="preserve"> </w:t>
+      </w:r>
+      <w:proofErr w:type="gramStart"/>
+      <w:r>
+        <w:rPr>
+          <w:b/>
+          <w:bCs/>
+          <w:sz w:val="32"/>
+          <w:szCs w:val="32"/>
+        </w:rPr>
+        <w:t>log(</w:t>
+      </w:r>
+      <w:proofErr w:type="gramEnd"/>
+      <w:r>
+        <w:rPr>
+          <w:b/>
+          <w:bCs/>
+          <w:sz w:val="32"/>
+          <w:szCs w:val="32"/>
+        </w:rPr>
+        <w:t xml:space="preserve">) </w:t>
+      </w:r>
+      <w:r>
+        <w:rPr>
+          <w:sz w:val="32"/>
+          <w:szCs w:val="32"/>
+        </w:rPr>
+        <w:t>automatically.</w:t>
+      </w:r>
+    </w:p>
+    <w:p>
+      <w:pPr>
+        <w:jc w:val="both"/>
+        <w:rPr>
+          <w:b/>
+          <w:bCs/>
+          <w:color w:val="D86DCB" w:themeColor="accent5" w:themeTint="99"/>
+          <w:sz w:val="32"/>
+          <w:szCs w:val="32"/>
+        </w:rPr>
+      </w:pPr>
+      <w:proofErr w:type="spellStart"/>
+      <w:r>
+        <w:rPr>
+          <w:b/>
+          <w:bCs/>
+          <w:color w:val="D86DCB" w:themeColor="accent5" w:themeTint="99"/>
+          <w:sz w:val="32"/>
+          <w:szCs w:val="32"/>
+        </w:rPr>
+        <w:t>mixin</w:t>
+      </w:r>
+      <w:proofErr w:type="spellEnd"/>
+      <w:r>
+        <w:rPr>
+          <w:b/>
+          <w:bCs/>
+          <w:color w:val="D86DCB" w:themeColor="accent5" w:themeTint="99"/>
+          <w:sz w:val="32"/>
+          <w:szCs w:val="32"/>
+        </w:rPr>
+        <w:t xml:space="preserve"> Logger {</w:t>
+      </w:r>
+    </w:p>
+    <w:p>
+      <w:pPr>
+        <w:jc w:val="both"/>
+        <w:rPr>
+          <w:b/>
+          <w:bCs/>
+          <w:color w:val="D86DCB" w:themeColor="accent5" w:themeTint="99"/>
+          <w:sz w:val="32"/>
+          <w:szCs w:val="32"/>
+        </w:rPr>
+      </w:pPr>
+      <w:r>
+        <w:rPr>
+          <w:b/>
+          <w:bCs/>
+          <w:color w:val="D86DCB" w:themeColor="accent5" w:themeTint="99"/>
+          <w:sz w:val="32"/>
+          <w:szCs w:val="32"/>
+        </w:rPr>
+        <w:t xml:space="preserve">  void </w:t>
+      </w:r>
+      <w:proofErr w:type="gramStart"/>
+      <w:r>
+        <w:rPr>
+          <w:b/>
+          <w:bCs/>
+          <w:color w:val="D86DCB" w:themeColor="accent5" w:themeTint="99"/>
+          <w:sz w:val="32"/>
+          <w:szCs w:val="32"/>
+        </w:rPr>
+        <w:t>log(</w:t>
+      </w:r>
+      <w:proofErr w:type="gramEnd"/>
+      <w:r>
+        <w:rPr>
+          <w:b/>
+          <w:bCs/>
+          <w:color w:val="D86DCB" w:themeColor="accent5" w:themeTint="99"/>
+          <w:sz w:val="32"/>
+          <w:szCs w:val="32"/>
+        </w:rPr>
+        <w:t>String msg) {</w:t>
+      </w:r>
+    </w:p>
+    <w:p>
+      <w:pPr>
+        <w:jc w:val="both"/>
+        <w:rPr>
+          <w:b/>
+          <w:bCs/>
+          <w:color w:val="D86DCB" w:themeColor="accent5" w:themeTint="99"/>
+          <w:sz w:val="32"/>
+          <w:szCs w:val="32"/>
+        </w:rPr>
+      </w:pPr>
+      <w:r>
+        <w:rPr>
+          <w:b/>
+          <w:bCs/>
+          <w:color w:val="D86DCB" w:themeColor="accent5" w:themeTint="99"/>
+          <w:sz w:val="32"/>
+          <w:szCs w:val="32"/>
+        </w:rPr>
+        <w:t xml:space="preserve">    print(msg);</w:t>
+      </w:r>
+    </w:p>
+    <w:p>
+      <w:pPr>
+        <w:jc w:val="both"/>
+        <w:rPr>
+          <w:b/>
+          <w:bCs/>
+          <w:color w:val="D86DCB" w:themeColor="accent5" w:themeTint="99"/>
+          <w:sz w:val="32"/>
+          <w:szCs w:val="32"/>
+        </w:rPr>
+      </w:pPr>
+      <w:r>
+        <w:rPr>
+          <w:b/>
+          <w:bCs/>
+          <w:color w:val="D86DCB" w:themeColor="accent5" w:themeTint="99"/>
+          <w:sz w:val="32"/>
+          <w:szCs w:val="32"/>
+        </w:rPr>
+        <w:t xml:space="preserve">  }</w:t>
+      </w:r>
+    </w:p>
+    <w:p>
+      <w:pPr>
+        <w:jc w:val="both"/>
+        <w:rPr>
+          <w:b/>
+          <w:bCs/>
+          <w:color w:val="D86DCB" w:themeColor="accent5" w:themeTint="99"/>
+          <w:sz w:val="32"/>
+          <w:szCs w:val="32"/>
+        </w:rPr>
+      </w:pPr>
+      <w:r>
+        <w:rPr>
+          <w:b/>
+          <w:bCs/>
+          <w:color w:val="D86DCB" w:themeColor="accent5" w:themeTint="99"/>
+          <w:sz w:val="32"/>
+          <w:szCs w:val="32"/>
+        </w:rPr>
+        <w:t>}</w:t>
+      </w:r>
+    </w:p>
+    <w:p>
+      <w:pPr>
+        <w:jc w:val="both"/>
+        <w:rPr>
+          <w:b/>
+          <w:bCs/>
+          <w:color w:val="D86DCB" w:themeColor="accent5" w:themeTint="99"/>
+          <w:sz w:val="32"/>
+          <w:szCs w:val="32"/>
+        </w:rPr>
+      </w:pPr>
+    </w:p>
+    <w:p>
+      <w:pPr>
+        <w:jc w:val="both"/>
+        <w:rPr>
+          <w:b/>
+          <w:bCs/>
+          <w:color w:val="D86DCB" w:themeColor="accent5" w:themeTint="99"/>
+          <w:sz w:val="32"/>
+          <w:szCs w:val="32"/>
+        </w:rPr>
+      </w:pPr>
+      <w:r>
+        <w:rPr>
+          <w:b/>
+          <w:bCs/>
+          <w:color w:val="D86DCB" w:themeColor="accent5" w:themeTint="99"/>
+          <w:sz w:val="32"/>
+          <w:szCs w:val="32"/>
+        </w:rPr>
+        <w:t>class Service with Logger {}</w:t>
+      </w:r>
+    </w:p>
+    <w:p>
+      <w:pPr>
+        <w:jc w:val="both"/>
+        <w:rPr>
+          <w:sz w:val="32"/>
+          <w:szCs w:val="32"/>
+        </w:rPr>
+      </w:pPr>
+    </w:p>
+    <w:p>
+      <w:pPr>
+        <w:jc w:val="both"/>
+        <w:rPr>
+          <w:sz w:val="32"/>
+          <w:szCs w:val="32"/>
+        </w:rPr>
+      </w:pPr>
+      <w:r>
+        <w:rPr>
+          <w:sz w:val="32"/>
+          <w:szCs w:val="32"/>
+        </w:rPr>
+        <w:t>Quick Comparison:</w:t>
+      </w:r>
+    </w:p>
+    <w:tbl>
+      <w:tblPr>
+        <w:tblStyle w:val="GridTable4-Accent3"/>
+        <w:tblW w:w="9085" w:type="dxa"/>
+        <w:tblLook w:val="04A0" w:firstRow="1" w:lastRow="0" w:firstColumn="1" w:lastColumn="0" w:noHBand="0" w:noVBand="1"/>
+      </w:tblPr>
+      <w:tblGrid>
+        <w:gridCol w:w="2530"/>
+        <w:gridCol w:w="1965"/>
+        <w:gridCol w:w="2070"/>
+        <w:gridCol w:w="2520"/>
+      </w:tblGrid>
+      <w:tr>
+        <w:trPr>
+          <w:cnfStyle w:val="100000000000" w:firstRow="1" w:lastRow="0" w:firstColumn="0" w:lastColumn="0" w:oddVBand="0" w:evenVBand="0" w:oddHBand="0" w:evenHBand="0" w:firstRowFirstColumn="0" w:firstRowLastColumn="0" w:lastRowFirstColumn="0" w:lastRowLastColumn="0"/>
+        </w:trPr>
+        <w:tc>
+          <w:tcPr>
+            <w:cnfStyle w:val="001000000000" w:firstRow="0" w:lastRow="0" w:firstColumn="1" w:lastColumn="0" w:oddVBand="0" w:evenVBand="0" w:oddHBand="0" w:evenHBand="0" w:firstRowFirstColumn="0" w:firstRowLastColumn="0" w:lastRowFirstColumn="0" w:lastRowLastColumn="0"/>
+            <w:tcW w:w="0" w:type="auto"/>
+            <w:hideMark/>
+          </w:tcPr>
+          <w:p>
+            <w:pPr>
+              <w:spacing w:after="160" w:line="278" w:lineRule="auto"/>
+              <w:jc w:val="both"/>
+              <w:rPr>
+                <w:sz w:val="32"/>
+                <w:szCs w:val="32"/>
+              </w:rPr>
+            </w:pPr>
+            <w:r>
+              <w:rPr>
+                <w:sz w:val="32"/>
+                <w:szCs w:val="32"/>
+              </w:rPr>
+              <w:t>Feature</w:t>
+            </w:r>
+          </w:p>
+        </w:tc>
+        <w:tc>
+          <w:tcPr>
+            <w:tcW w:w="1965" w:type="dxa"/>
+            <w:hideMark/>
+          </w:tcPr>
+          <w:p>
+            <w:pPr>
+              <w:spacing w:after="160" w:line="278" w:lineRule="auto"/>
+              <w:jc w:val="both"/>
+              <w:cnfStyle w:val="100000000000" w:firstRow="1" w:lastRow="0" w:firstColumn="0" w:lastColumn="0" w:oddVBand="0" w:evenVBand="0" w:oddHBand="0" w:evenHBand="0" w:firstRowFirstColumn="0" w:firstRowLastColumn="0" w:lastRowFirstColumn="0" w:lastRowLastColumn="0"/>
+              <w:rPr>
+                <w:sz w:val="32"/>
+                <w:szCs w:val="32"/>
+              </w:rPr>
+            </w:pPr>
+            <w:r>
+              <w:rPr>
+                <w:sz w:val="32"/>
+                <w:szCs w:val="32"/>
+              </w:rPr>
+              <w:t>Inheritance (extends)</w:t>
+            </w:r>
+          </w:p>
+        </w:tc>
+        <w:tc>
+          <w:tcPr>
+            <w:tcW w:w="2070" w:type="dxa"/>
+            <w:hideMark/>
+          </w:tcPr>
+          <w:p>
+            <w:pPr>
+              <w:spacing w:after="160" w:line="278" w:lineRule="auto"/>
+              <w:jc w:val="both"/>
+              <w:cnfStyle w:val="100000000000" w:firstRow="1" w:lastRow="0" w:firstColumn="0" w:lastColumn="0" w:oddVBand="0" w:evenVBand="0" w:oddHBand="0" w:evenHBand="0" w:firstRowFirstColumn="0" w:firstRowLastColumn="0" w:lastRowFirstColumn="0" w:lastRowLastColumn="0"/>
+              <w:rPr>
+                <w:sz w:val="32"/>
+                <w:szCs w:val="32"/>
+              </w:rPr>
+            </w:pPr>
+            <w:proofErr w:type="spellStart"/>
+            <w:r>
+              <w:rPr>
+                <w:sz w:val="32"/>
+                <w:szCs w:val="32"/>
+              </w:rPr>
+              <w:t>Mixin</w:t>
+            </w:r>
+            <w:proofErr w:type="spellEnd"/>
+            <w:r>
+              <w:rPr>
+                <w:sz w:val="32"/>
+                <w:szCs w:val="32"/>
+              </w:rPr>
+              <w:t xml:space="preserve"> (with)</w:t>
+            </w:r>
+          </w:p>
+        </w:tc>
+        <w:tc>
+          <w:tcPr>
+            <w:tcW w:w="2520" w:type="dxa"/>
+            <w:hideMark/>
+          </w:tcPr>
+          <w:p>
+            <w:pPr>
+              <w:spacing w:after="160" w:line="278" w:lineRule="auto"/>
+              <w:jc w:val="both"/>
+              <w:cnfStyle w:val="100000000000" w:firstRow="1" w:lastRow="0" w:firstColumn="0" w:lastColumn="0" w:oddVBand="0" w:evenVBand="0" w:oddHBand="0" w:evenHBand="0" w:firstRowFirstColumn="0" w:firstRowLastColumn="0" w:lastRowFirstColumn="0" w:lastRowLastColumn="0"/>
+              <w:rPr>
+                <w:sz w:val="32"/>
+                <w:szCs w:val="32"/>
+              </w:rPr>
+            </w:pPr>
+            <w:r>
+              <w:rPr>
+                <w:sz w:val="32"/>
+                <w:szCs w:val="32"/>
+              </w:rPr>
+              <w:t>Interface (implements)</w:t>
+            </w:r>
+          </w:p>
+        </w:tc>
+      </w:tr>
+      <w:tr>
+        <w:trPr>
+          <w:cnfStyle w:val="000000100000" w:firstRow="0" w:lastRow="0" w:firstColumn="0" w:lastColumn="0" w:oddVBand="0" w:evenVBand="0" w:oddHBand="1" w:evenHBand="0" w:firstRowFirstColumn="0" w:firstRowLastColumn="0" w:lastRowFirstColumn="0" w:lastRowLastColumn="0"/>
+        </w:trPr>
+        <w:tc>
+          <w:tcPr>
+            <w:cnfStyle w:val="001000000000" w:firstRow="0" w:lastRow="0" w:firstColumn="1" w:lastColumn="0" w:oddVBand="0" w:evenVBand="0" w:oddHBand="0" w:evenHBand="0" w:firstRowFirstColumn="0" w:firstRowLastColumn="0" w:lastRowFirstColumn="0" w:lastRowLastColumn="0"/>
+            <w:tcW w:w="0" w:type="auto"/>
+            <w:hideMark/>
+          </w:tcPr>
+          <w:p>
+            <w:pPr>
+              <w:spacing w:after="160" w:line="278" w:lineRule="auto"/>
+              <w:jc w:val="both"/>
+              <w:rPr>
+                <w:b w:val="0"/>
+                <w:bCs w:val="0"/>
+                <w:sz w:val="32"/>
+                <w:szCs w:val="32"/>
+              </w:rPr>
+            </w:pPr>
+            <w:r>
+              <w:rPr>
+                <w:b w:val="0"/>
+                <w:bCs w:val="0"/>
+                <w:sz w:val="32"/>
+                <w:szCs w:val="32"/>
+              </w:rPr>
+              <w:t>Reuse code</w:t>
+            </w:r>
+          </w:p>
+        </w:tc>
+        <w:tc>
+          <w:tcPr>
+            <w:tcW w:w="1965" w:type="dxa"/>
+            <w:hideMark/>
+          </w:tcPr>
+          <w:p>
+            <w:pPr>
+              <w:spacing w:after="160" w:line="278" w:lineRule="auto"/>
+              <w:jc w:val="both"/>
+              <w:cnfStyle w:val="000000100000" w:firstRow="0" w:lastRow="0" w:firstColumn="0" w:lastColumn="0" w:oddVBand="0" w:evenVBand="0" w:oddHBand="1" w:evenHBand="0" w:firstRowFirstColumn="0" w:firstRowLastColumn="0" w:lastRowFirstColumn="0" w:lastRowLastColumn="0"/>
+              <w:rPr>
+                <w:sz w:val="32"/>
+                <w:szCs w:val="32"/>
+              </w:rPr>
+            </w:pPr>
+            <w:r>
+              <w:rPr>
+                <w:rFonts w:ascii="Segoe UI Emoji" w:hAnsi="Segoe UI Emoji" w:cs="Segoe UI Emoji"/>
+                <w:sz w:val="32"/>
+                <w:szCs w:val="32"/>
+              </w:rPr>
+              <w:t>✅</w:t>
+            </w:r>
+          </w:p>
+        </w:tc>
+        <w:tc>
+          <w:tcPr>
+            <w:tcW w:w="2070" w:type="dxa"/>
+            <w:hideMark/>
+          </w:tcPr>
+          <w:p>
+            <w:pPr>
+              <w:spacing w:after="160" w:line="278" w:lineRule="auto"/>
+              <w:jc w:val="both"/>
+              <w:cnfStyle w:val="000000100000" w:firstRow="0" w:lastRow="0" w:firstColumn="0" w:lastColumn="0" w:oddVBand="0" w:evenVBand="0" w:oddHBand="1" w:evenHBand="0" w:firstRowFirstColumn="0" w:firstRowLastColumn="0" w:lastRowFirstColumn="0" w:lastRowLastColumn="0"/>
+              <w:rPr>
+                <w:sz w:val="32"/>
+                <w:szCs w:val="32"/>
+              </w:rPr>
+            </w:pPr>
+            <w:r>
+              <w:rPr>
+                <w:rFonts w:ascii="Segoe UI Emoji" w:hAnsi="Segoe UI Emoji" w:cs="Segoe UI Emoji"/>
+                <w:sz w:val="32"/>
+                <w:szCs w:val="32"/>
+              </w:rPr>
+              <w:t>✅</w:t>
+            </w:r>
+          </w:p>
+        </w:tc>
+        <w:tc>
+          <w:tcPr>
+            <w:tcW w:w="2520" w:type="dxa"/>
+            <w:hideMark/>
+          </w:tcPr>
+          <w:p>
+            <w:pPr>
+              <w:spacing w:after="160" w:line="278" w:lineRule="auto"/>
+              <w:jc w:val="both"/>
+              <w:cnfStyle w:val="000000100000" w:firstRow="0" w:lastRow="0" w:firstColumn="0" w:lastColumn="0" w:oddVBand="0" w:evenVBand="0" w:oddHBand="1" w:evenHBand="0" w:firstRowFirstColumn="0" w:firstRowLastColumn="0" w:lastRowFirstColumn="0" w:lastRowLastColumn="0"/>
+              <w:rPr>
+                <w:sz w:val="32"/>
+                <w:szCs w:val="32"/>
+              </w:rPr>
+            </w:pPr>
+            <w:r>
+              <w:rPr>
+                <w:rFonts w:ascii="Segoe UI Emoji" w:hAnsi="Segoe UI Emoji" w:cs="Segoe UI Emoji"/>
+                <w:sz w:val="32"/>
+                <w:szCs w:val="32"/>
+              </w:rPr>
+              <w:t>❌</w:t>
+            </w:r>
+          </w:p>
+        </w:tc>
+      </w:tr>
+      <w:tr>
+        <w:tc>
+          <w:tcPr>
+            <w:cnfStyle w:val="001000000000" w:firstRow="0" w:lastRow="0" w:firstColumn="1" w:lastColumn="0" w:oddVBand="0" w:evenVBand="0" w:oddHBand="0" w:evenHBand="0" w:firstRowFirstColumn="0" w:firstRowLastColumn="0" w:lastRowFirstColumn="0" w:lastRowLastColumn="0"/>
+            <w:tcW w:w="0" w:type="auto"/>
+            <w:hideMark/>
+          </w:tcPr>
+          <w:p>
+            <w:pPr>
+              <w:spacing w:after="160" w:line="278" w:lineRule="auto"/>
+              <w:jc w:val="both"/>
+              <w:rPr>
+                <w:b w:val="0"/>
+                <w:bCs w:val="0"/>
+                <w:sz w:val="32"/>
+                <w:szCs w:val="32"/>
+              </w:rPr>
+            </w:pPr>
+            <w:r>
+              <w:rPr>
+                <w:b w:val="0"/>
+                <w:bCs w:val="0"/>
+                <w:sz w:val="32"/>
+                <w:szCs w:val="32"/>
+              </w:rPr>
+              <w:t>Add behavior</w:t>
+            </w:r>
+          </w:p>
+        </w:tc>
+        <w:tc>
+          <w:tcPr>
+            <w:tcW w:w="1965" w:type="dxa"/>
+            <w:hideMark/>
+          </w:tcPr>
+          <w:p>
+            <w:pPr>
+              <w:spacing w:after="160" w:line="278" w:lineRule="auto"/>
+              <w:jc w:val="both"/>
+              <w:cnfStyle w:val="000000000000" w:firstRow="0" w:lastRow="0" w:firstColumn="0" w:lastColumn="0" w:oddVBand="0" w:evenVBand="0" w:oddHBand="0" w:evenHBand="0" w:firstRowFirstColumn="0" w:firstRowLastColumn="0" w:lastRowFirstColumn="0" w:lastRowLastColumn="0"/>
+              <w:rPr>
+                <w:sz w:val="32"/>
+                <w:szCs w:val="32"/>
+              </w:rPr>
+            </w:pPr>
+            <w:r>
+              <w:rPr>
+                <w:rFonts w:ascii="Segoe UI Emoji" w:hAnsi="Segoe UI Emoji" w:cs="Segoe UI Emoji"/>
+                <w:sz w:val="32"/>
+                <w:szCs w:val="32"/>
+              </w:rPr>
+              <w:t>❌</w:t>
+            </w:r>
+          </w:p>
+        </w:tc>
+        <w:tc>
+          <w:tcPr>
+            <w:tcW w:w="2070" w:type="dxa"/>
+            <w:hideMark/>
+          </w:tcPr>
+          <w:p>
+            <w:pPr>
+              <w:spacing w:after="160" w:line="278" w:lineRule="auto"/>
+              <w:jc w:val="both"/>
+              <w:cnfStyle w:val="000000000000" w:firstRow="0" w:lastRow="0" w:firstColumn="0" w:lastColumn="0" w:oddVBand="0" w:evenVBand="0" w:oddHBand="0" w:evenHBand="0" w:firstRowFirstColumn="0" w:firstRowLastColumn="0" w:lastRowFirstColumn="0" w:lastRowLastColumn="0"/>
+              <w:rPr>
+                <w:sz w:val="32"/>
+                <w:szCs w:val="32"/>
+              </w:rPr>
+            </w:pPr>
+            <w:r>
+              <w:rPr>
+                <w:rFonts w:ascii="Segoe UI Emoji" w:hAnsi="Segoe UI Emoji" w:cs="Segoe UI Emoji"/>
+                <w:sz w:val="32"/>
+                <w:szCs w:val="32"/>
+              </w:rPr>
+              <w:t>✅</w:t>
+            </w:r>
+          </w:p>
+        </w:tc>
+        <w:tc>
+          <w:tcPr>
+            <w:tcW w:w="2520" w:type="dxa"/>
+            <w:hideMark/>
+          </w:tcPr>
+          <w:p>
+            <w:pPr>
+              <w:spacing w:after="160" w:line="278" w:lineRule="auto"/>
+              <w:jc w:val="both"/>
+              <w:cnfStyle w:val="000000000000" w:firstRow="0" w:lastRow="0" w:firstColumn="0" w:lastColumn="0" w:oddVBand="0" w:evenVBand="0" w:oddHBand="0" w:evenHBand="0" w:firstRowFirstColumn="0" w:firstRowLastColumn="0" w:lastRowFirstColumn="0" w:lastRowLastColumn="0"/>
+              <w:rPr>
+                <w:sz w:val="32"/>
+                <w:szCs w:val="32"/>
+              </w:rPr>
+            </w:pPr>
+            <w:r>
+              <w:rPr>
+                <w:rFonts w:ascii="Segoe UI Emoji" w:hAnsi="Segoe UI Emoji" w:cs="Segoe UI Emoji"/>
+                <w:sz w:val="32"/>
+                <w:szCs w:val="32"/>
+              </w:rPr>
+              <w:t>❌</w:t>
+            </w:r>
+          </w:p>
+        </w:tc>
+      </w:tr>
+      <w:tr>
+        <w:trPr>
+          <w:cnfStyle w:val="000000100000" w:firstRow="0" w:lastRow="0" w:firstColumn="0" w:lastColumn="0" w:oddVBand="0" w:evenVBand="0" w:oddHBand="1" w:evenHBand="0" w:firstRowFirstColumn="0" w:firstRowLastColumn="0" w:lastRowFirstColumn="0" w:lastRowLastColumn="0"/>
+        </w:trPr>
+        <w:tc>
+          <w:tcPr>
+            <w:cnfStyle w:val="001000000000" w:firstRow="0" w:lastRow="0" w:firstColumn="1" w:lastColumn="0" w:oddVBand="0" w:evenVBand="0" w:oddHBand="0" w:evenHBand="0" w:firstRowFirstColumn="0" w:firstRowLastColumn="0" w:lastRowFirstColumn="0" w:lastRowLastColumn="0"/>
+            <w:tcW w:w="0" w:type="auto"/>
+            <w:hideMark/>
+          </w:tcPr>
+          <w:p>
+            <w:pPr>
+              <w:spacing w:after="160" w:line="278" w:lineRule="auto"/>
+              <w:jc w:val="both"/>
+              <w:rPr>
+                <w:b w:val="0"/>
+                <w:bCs w:val="0"/>
+                <w:sz w:val="32"/>
+                <w:szCs w:val="32"/>
+              </w:rPr>
+            </w:pPr>
+            <w:r>
+              <w:rPr>
+                <w:b w:val="0"/>
+                <w:bCs w:val="0"/>
+                <w:sz w:val="32"/>
+                <w:szCs w:val="32"/>
+              </w:rPr>
+              <w:t>Must override methods</w:t>
+            </w:r>
+          </w:p>
+        </w:tc>
+        <w:tc>
+          <w:tcPr>
+            <w:tcW w:w="1965" w:type="dxa"/>
+            <w:hideMark/>
+          </w:tcPr>
+          <w:p>
+            <w:pPr>
+              <w:spacing w:after="160" w:line="278" w:lineRule="auto"/>
+              <w:jc w:val="both"/>
+              <w:cnfStyle w:val="000000100000" w:firstRow="0" w:lastRow="0" w:firstColumn="0" w:lastColumn="0" w:oddVBand="0" w:evenVBand="0" w:oddHBand="1" w:evenHBand="0" w:firstRowFirstColumn="0" w:firstRowLastColumn="0" w:lastRowFirstColumn="0" w:lastRowLastColumn="0"/>
+              <w:rPr>
+                <w:sz w:val="32"/>
+                <w:szCs w:val="32"/>
+              </w:rPr>
+            </w:pPr>
+            <w:r>
+              <w:rPr>
+                <w:sz w:val="32"/>
+                <w:szCs w:val="32"/>
+              </w:rPr>
+              <w:t>Sometimes</w:t>
+            </w:r>
+          </w:p>
+        </w:tc>
+        <w:tc>
+          <w:tcPr>
+            <w:tcW w:w="2070" w:type="dxa"/>
+            <w:hideMark/>
+          </w:tcPr>
+          <w:p>
+            <w:pPr>
+              <w:spacing w:after="160" w:line="278" w:lineRule="auto"/>
+              <w:jc w:val="both"/>
+              <w:cnfStyle w:val="000000100000" w:firstRow="0" w:lastRow="0" w:firstColumn="0" w:lastColumn="0" w:oddVBand="0" w:evenVBand="0" w:oddHBand="1" w:evenHBand="0" w:firstRowFirstColumn="0" w:firstRowLastColumn="0" w:lastRowFirstColumn="0" w:lastRowLastColumn="0"/>
+              <w:rPr>
+                <w:sz w:val="32"/>
+                <w:szCs w:val="32"/>
+              </w:rPr>
+            </w:pPr>
+            <w:r>
+              <w:rPr>
+                <w:sz w:val="32"/>
+                <w:szCs w:val="32"/>
+              </w:rPr>
+              <w:t>No</w:t>
+            </w:r>
+          </w:p>
+        </w:tc>
+        <w:tc>
+          <w:tcPr>
+            <w:tcW w:w="2520" w:type="dxa"/>
+            <w:hideMark/>
+          </w:tcPr>
+          <w:p>
+            <w:pPr>
+              <w:spacing w:after="160" w:line="278" w:lineRule="auto"/>
+              <w:jc w:val="both"/>
+              <w:cnfStyle w:val="000000100000" w:firstRow="0" w:lastRow="0" w:firstColumn="0" w:lastColumn="0" w:oddVBand="0" w:evenVBand="0" w:oddHBand="1" w:evenHBand="0" w:firstRowFirstColumn="0" w:firstRowLastColumn="0" w:lastRowFirstColumn="0" w:lastRowLastColumn="0"/>
+              <w:rPr>
+                <w:sz w:val="32"/>
+                <w:szCs w:val="32"/>
+              </w:rPr>
+            </w:pPr>
+            <w:r>
+              <w:rPr>
+                <w:sz w:val="32"/>
+                <w:szCs w:val="32"/>
+              </w:rPr>
+              <w:t>Yes</w:t>
+            </w:r>
+          </w:p>
+        </w:tc>
+      </w:tr>
+      <w:tr>
+        <w:tc>
+          <w:tcPr>
+            <w:cnfStyle w:val="001000000000" w:firstRow="0" w:lastRow="0" w:firstColumn="1" w:lastColumn="0" w:oddVBand="0" w:evenVBand="0" w:oddHBand="0" w:evenHBand="0" w:firstRowFirstColumn="0" w:firstRowLastColumn="0" w:lastRowFirstColumn="0" w:lastRowLastColumn="0"/>
+            <w:tcW w:w="0" w:type="auto"/>
+            <w:hideMark/>
+          </w:tcPr>
+          <w:p>
+            <w:pPr>
+              <w:spacing w:after="160" w:line="278" w:lineRule="auto"/>
+              <w:jc w:val="both"/>
+              <w:rPr>
+                <w:b w:val="0"/>
+                <w:bCs w:val="0"/>
+                <w:sz w:val="32"/>
+                <w:szCs w:val="32"/>
+              </w:rPr>
+            </w:pPr>
+            <w:r>
+              <w:rPr>
+                <w:b w:val="0"/>
+                <w:bCs w:val="0"/>
+                <w:sz w:val="32"/>
+                <w:szCs w:val="32"/>
+              </w:rPr>
+              <w:t>Represents "is-a"</w:t>
+            </w:r>
+          </w:p>
+        </w:tc>
+        <w:tc>
+          <w:tcPr>
+            <w:tcW w:w="1965" w:type="dxa"/>
+            <w:hideMark/>
+          </w:tcPr>
+          <w:p>
+            <w:pPr>
+              <w:spacing w:after="160" w:line="278" w:lineRule="auto"/>
+              <w:jc w:val="both"/>
+              <w:cnfStyle w:val="000000000000" w:firstRow="0" w:lastRow="0" w:firstColumn="0" w:lastColumn="0" w:oddVBand="0" w:evenVBand="0" w:oddHBand="0" w:evenHBand="0" w:firstRowFirstColumn="0" w:firstRowLastColumn="0" w:lastRowFirstColumn="0" w:lastRowLastColumn="0"/>
+              <w:rPr>
+                <w:sz w:val="32"/>
+                <w:szCs w:val="32"/>
+              </w:rPr>
+            </w:pPr>
+            <w:r>
+              <w:rPr>
+                <w:rFonts w:ascii="Segoe UI Emoji" w:hAnsi="Segoe UI Emoji" w:cs="Segoe UI Emoji"/>
+                <w:sz w:val="32"/>
+                <w:szCs w:val="32"/>
+              </w:rPr>
+              <w:t>✅</w:t>
+            </w:r>
+          </w:p>
+        </w:tc>
+        <w:tc>
+          <w:tcPr>
+            <w:tcW w:w="2070" w:type="dxa"/>
+            <w:hideMark/>
+          </w:tcPr>
+          <w:p>
+            <w:pPr>
+              <w:spacing w:after="160" w:line="278" w:lineRule="auto"/>
+              <w:jc w:val="both"/>
+              <w:cnfStyle w:val="000000000000" w:firstRow="0" w:lastRow="0" w:firstColumn="0" w:lastColumn="0" w:oddVBand="0" w:evenVBand="0" w:oddHBand="0" w:evenHBand="0" w:firstRowFirstColumn="0" w:firstRowLastColumn="0" w:lastRowFirstColumn="0" w:lastRowLastColumn="0"/>
+              <w:rPr>
+                <w:sz w:val="32"/>
+                <w:szCs w:val="32"/>
+              </w:rPr>
+            </w:pPr>
+            <w:r>
+              <w:rPr>
+                <w:rFonts w:ascii="Segoe UI Emoji" w:hAnsi="Segoe UI Emoji" w:cs="Segoe UI Emoji"/>
+                <w:sz w:val="32"/>
+                <w:szCs w:val="32"/>
+              </w:rPr>
+              <w:t>❌</w:t>
+            </w:r>
+          </w:p>
+        </w:tc>
+        <w:tc>
+          <w:tcPr>
+            <w:tcW w:w="2520" w:type="dxa"/>
+            <w:hideMark/>
+          </w:tcPr>
+          <w:p>
+            <w:pPr>
+              <w:spacing w:after="160" w:line="278" w:lineRule="auto"/>
+              <w:jc w:val="both"/>
+              <w:cnfStyle w:val="000000000000" w:firstRow="0" w:lastRow="0" w:firstColumn="0" w:lastColumn="0" w:oddVBand="0" w:evenVBand="0" w:oddHBand="0" w:evenHBand="0" w:firstRowFirstColumn="0" w:firstRowLastColumn="0" w:lastRowFirstColumn="0" w:lastRowLastColumn="0"/>
+              <w:rPr>
+                <w:sz w:val="32"/>
+                <w:szCs w:val="32"/>
+              </w:rPr>
+            </w:pPr>
+            <w:r>
+              <w:rPr>
+                <w:rFonts w:ascii="Segoe UI Emoji" w:hAnsi="Segoe UI Emoji" w:cs="Segoe UI Emoji"/>
+                <w:sz w:val="32"/>
+                <w:szCs w:val="32"/>
+              </w:rPr>
+              <w:t>❌</w:t>
+            </w:r>
+          </w:p>
+        </w:tc>
+      </w:tr>
+    </w:tbl>
+    <w:p>
+      <w:pPr>
+        <w:jc w:val="both"/>
+        <w:rPr>
+          <w:sz w:val="32"/>
+          <w:szCs w:val="32"/>
+        </w:rPr>
+      </w:pPr>
+    </w:p>
+    <w:p>
+      <w:pPr>
+        <w:jc w:val="both"/>
+        <w:rPr>
           <w:sz w:val="32"/>
           <w:szCs w:val="32"/>
         </w:rPr>
@@ -7796,106 +15089,6 @@
           <w:sz w:val="32"/>
           <w:szCs w:val="32"/>
         </w:rPr>
-        <w:t>Break</w:t>
-      </w:r>
-    </w:p>
-    <w:p>
-      <w:pPr>
-        <w:jc w:val="both"/>
-        <w:rPr>
-          <w:sz w:val="32"/>
-          <w:szCs w:val="32"/>
-        </w:rPr>
-      </w:pPr>
-    </w:p>
-    <w:p>
-      <w:pPr>
-        <w:jc w:val="both"/>
-        <w:rPr>
-          <w:b/>
-          <w:bCs/>
-          <w:sz w:val="32"/>
-          <w:szCs w:val="32"/>
-        </w:rPr>
-      </w:pPr>
-      <w:r>
-        <w:rPr>
-          <w:b/>
-          <w:bCs/>
-          <w:sz w:val="32"/>
-          <w:szCs w:val="32"/>
-        </w:rPr>
-        <w:t xml:space="preserve">More on </w:t>
-      </w:r>
-      <w:proofErr w:type="spellStart"/>
-      <w:r>
-        <w:rPr>
-          <w:b/>
-          <w:bCs/>
-          <w:sz w:val="32"/>
-          <w:szCs w:val="32"/>
-        </w:rPr>
-        <w:t>Mixin</w:t>
-      </w:r>
-      <w:proofErr w:type="spellEnd"/>
-      <w:r>
-        <w:rPr>
-          <w:b/>
-          <w:bCs/>
-          <w:sz w:val="32"/>
-          <w:szCs w:val="32"/>
-        </w:rPr>
-        <w:t xml:space="preserve"> Class:</w:t>
-      </w:r>
-    </w:p>
-    <w:p>
-      <w:pPr>
-        <w:jc w:val="both"/>
-        <w:rPr>
-          <w:sz w:val="32"/>
-          <w:szCs w:val="32"/>
-        </w:rPr>
-      </w:pPr>
-      <w:r>
-        <w:rPr>
-          <w:sz w:val="32"/>
-          <w:szCs w:val="32"/>
-        </w:rPr>
-        <w:t xml:space="preserve"># </w:t>
-      </w:r>
-    </w:p>
-    <w:p>
-      <w:pPr>
-        <w:jc w:val="both"/>
-        <w:rPr>
-          <w:sz w:val="32"/>
-          <w:szCs w:val="32"/>
-        </w:rPr>
-      </w:pPr>
-    </w:p>
-    <w:p>
-      <w:pPr>
-        <w:jc w:val="both"/>
-        <w:rPr>
-          <w:sz w:val="32"/>
-          <w:szCs w:val="32"/>
-        </w:rPr>
-      </w:pPr>
-    </w:p>
-    <w:p>
-      <w:pPr>
-        <w:jc w:val="both"/>
-        <w:rPr>
-          <w:sz w:val="32"/>
-          <w:szCs w:val="32"/>
-        </w:rPr>
-      </w:pPr>
-      <w:r>
-        <w:rPr>
-          <w:sz w:val="32"/>
-          <w:szCs w:val="32"/>
-        </w:rPr>
-        <w:lastRenderedPageBreak/>
         <w:t>Break</w:t>
       </w:r>
     </w:p>
@@ -8283,9 +15476,9 @@
     </w:lvl>
   </w:abstractNum>
   <w:abstractNum w:abstractNumId="2" w15:restartNumberingAfterBreak="0">
-    <w:nsid w:val="2FC56626"/>
+    <w:nsid w:val="2EE259FB"/>
     <w:multiLevelType w:val="hybridMultilevel"/>
-    <w:tmpl w:val="10501DF6"/>
+    <w:tmpl w:val="8A321C38"/>
     <w:lvl w:ilvl="0" w:tplc="04090001">
       <w:start w:val="1"/>
       <w:numFmt w:val="bullet"/>
@@ -8396,9 +15589,9 @@
     </w:lvl>
   </w:abstractNum>
   <w:abstractNum w:abstractNumId="3" w15:restartNumberingAfterBreak="0">
-    <w:nsid w:val="4D270ABA"/>
+    <w:nsid w:val="2FC56626"/>
     <w:multiLevelType w:val="hybridMultilevel"/>
-    <w:tmpl w:val="57326F26"/>
+    <w:tmpl w:val="10501DF6"/>
     <w:lvl w:ilvl="0" w:tplc="04090001">
       <w:start w:val="1"/>
       <w:numFmt w:val="bullet"/>
@@ -8509,9 +15702,9 @@
     </w:lvl>
   </w:abstractNum>
   <w:abstractNum w:abstractNumId="4" w15:restartNumberingAfterBreak="0">
-    <w:nsid w:val="74C56C02"/>
+    <w:nsid w:val="4A4F0096"/>
     <w:multiLevelType w:val="hybridMultilevel"/>
-    <w:tmpl w:val="B896FC4C"/>
+    <w:tmpl w:val="641E4AA4"/>
     <w:lvl w:ilvl="0" w:tplc="04090001">
       <w:start w:val="1"/>
       <w:numFmt w:val="bullet"/>
@@ -8622,9 +15815,9 @@
     </w:lvl>
   </w:abstractNum>
   <w:abstractNum w:abstractNumId="5" w15:restartNumberingAfterBreak="0">
-    <w:nsid w:val="74E07733"/>
+    <w:nsid w:val="4D270ABA"/>
     <w:multiLevelType w:val="hybridMultilevel"/>
-    <w:tmpl w:val="5FF2484C"/>
+    <w:tmpl w:val="57326F26"/>
     <w:lvl w:ilvl="0" w:tplc="04090001">
       <w:start w:val="1"/>
       <w:numFmt w:val="bullet"/>
@@ -8643,7 +15836,7 @@
       <w:lvlText w:val="o"/>
       <w:lvlJc w:val="left"/>
       <w:pPr>
-        <w:ind w:left="1440" w:hanging="360"/>
+        <w:ind w:left="1080" w:hanging="360"/>
       </w:pPr>
       <w:rPr>
         <w:rFonts w:ascii="Courier New" w:hAnsi="Courier New" w:cs="Courier New" w:hint="default"/>
@@ -8655,7 +15848,7 @@
       <w:lvlText w:val=""/>
       <w:lvlJc w:val="left"/>
       <w:pPr>
-        <w:ind w:left="2160" w:hanging="360"/>
+        <w:ind w:left="1800" w:hanging="360"/>
       </w:pPr>
       <w:rPr>
         <w:rFonts w:ascii="Wingdings" w:hAnsi="Wingdings" w:hint="default"/>
@@ -8667,7 +15860,7 @@
       <w:lvlText w:val=""/>
       <w:lvlJc w:val="left"/>
       <w:pPr>
-        <w:ind w:left="2880" w:hanging="360"/>
+        <w:ind w:left="2520" w:hanging="360"/>
       </w:pPr>
       <w:rPr>
         <w:rFonts w:ascii="Symbol" w:hAnsi="Symbol" w:hint="default"/>
@@ -8679,7 +15872,7 @@
       <w:lvlText w:val="o"/>
       <w:lvlJc w:val="left"/>
       <w:pPr>
-        <w:ind w:left="3600" w:hanging="360"/>
+        <w:ind w:left="3240" w:hanging="360"/>
       </w:pPr>
       <w:rPr>
         <w:rFonts w:ascii="Courier New" w:hAnsi="Courier New" w:cs="Courier New" w:hint="default"/>
@@ -8691,7 +15884,7 @@
       <w:lvlText w:val=""/>
       <w:lvlJc w:val="left"/>
       <w:pPr>
-        <w:ind w:left="4320" w:hanging="360"/>
+        <w:ind w:left="3960" w:hanging="360"/>
       </w:pPr>
       <w:rPr>
         <w:rFonts w:ascii="Wingdings" w:hAnsi="Wingdings" w:hint="default"/>
@@ -8703,7 +15896,7 @@
       <w:lvlText w:val=""/>
       <w:lvlJc w:val="left"/>
       <w:pPr>
-        <w:ind w:left="5040" w:hanging="360"/>
+        <w:ind w:left="4680" w:hanging="360"/>
       </w:pPr>
       <w:rPr>
         <w:rFonts w:ascii="Symbol" w:hAnsi="Symbol" w:hint="default"/>
@@ -8715,7 +15908,7 @@
       <w:lvlText w:val="o"/>
       <w:lvlJc w:val="left"/>
       <w:pPr>
-        <w:ind w:left="5760" w:hanging="360"/>
+        <w:ind w:left="5400" w:hanging="360"/>
       </w:pPr>
       <w:rPr>
         <w:rFonts w:ascii="Courier New" w:hAnsi="Courier New" w:cs="Courier New" w:hint="default"/>
@@ -8727,6 +15920,232 @@
       <w:lvlText w:val=""/>
       <w:lvlJc w:val="left"/>
       <w:pPr>
+        <w:ind w:left="6120" w:hanging="360"/>
+      </w:pPr>
+      <w:rPr>
+        <w:rFonts w:ascii="Wingdings" w:hAnsi="Wingdings" w:hint="default"/>
+      </w:rPr>
+    </w:lvl>
+  </w:abstractNum>
+  <w:abstractNum w:abstractNumId="6" w15:restartNumberingAfterBreak="0">
+    <w:nsid w:val="74C56C02"/>
+    <w:multiLevelType w:val="hybridMultilevel"/>
+    <w:tmpl w:val="B896FC4C"/>
+    <w:lvl w:ilvl="0" w:tplc="04090001">
+      <w:start w:val="1"/>
+      <w:numFmt w:val="bullet"/>
+      <w:lvlText w:val=""/>
+      <w:lvlJc w:val="left"/>
+      <w:pPr>
+        <w:ind w:left="360" w:hanging="360"/>
+      </w:pPr>
+      <w:rPr>
+        <w:rFonts w:ascii="Symbol" w:hAnsi="Symbol" w:hint="default"/>
+      </w:rPr>
+    </w:lvl>
+    <w:lvl w:ilvl="1" w:tplc="04090003" w:tentative="1">
+      <w:start w:val="1"/>
+      <w:numFmt w:val="bullet"/>
+      <w:lvlText w:val="o"/>
+      <w:lvlJc w:val="left"/>
+      <w:pPr>
+        <w:ind w:left="1080" w:hanging="360"/>
+      </w:pPr>
+      <w:rPr>
+        <w:rFonts w:ascii="Courier New" w:hAnsi="Courier New" w:cs="Courier New" w:hint="default"/>
+      </w:rPr>
+    </w:lvl>
+    <w:lvl w:ilvl="2" w:tplc="04090005" w:tentative="1">
+      <w:start w:val="1"/>
+      <w:numFmt w:val="bullet"/>
+      <w:lvlText w:val=""/>
+      <w:lvlJc w:val="left"/>
+      <w:pPr>
+        <w:ind w:left="1800" w:hanging="360"/>
+      </w:pPr>
+      <w:rPr>
+        <w:rFonts w:ascii="Wingdings" w:hAnsi="Wingdings" w:hint="default"/>
+      </w:rPr>
+    </w:lvl>
+    <w:lvl w:ilvl="3" w:tplc="04090001" w:tentative="1">
+      <w:start w:val="1"/>
+      <w:numFmt w:val="bullet"/>
+      <w:lvlText w:val=""/>
+      <w:lvlJc w:val="left"/>
+      <w:pPr>
+        <w:ind w:left="2520" w:hanging="360"/>
+      </w:pPr>
+      <w:rPr>
+        <w:rFonts w:ascii="Symbol" w:hAnsi="Symbol" w:hint="default"/>
+      </w:rPr>
+    </w:lvl>
+    <w:lvl w:ilvl="4" w:tplc="04090003" w:tentative="1">
+      <w:start w:val="1"/>
+      <w:numFmt w:val="bullet"/>
+      <w:lvlText w:val="o"/>
+      <w:lvlJc w:val="left"/>
+      <w:pPr>
+        <w:ind w:left="3240" w:hanging="360"/>
+      </w:pPr>
+      <w:rPr>
+        <w:rFonts w:ascii="Courier New" w:hAnsi="Courier New" w:cs="Courier New" w:hint="default"/>
+      </w:rPr>
+    </w:lvl>
+    <w:lvl w:ilvl="5" w:tplc="04090005" w:tentative="1">
+      <w:start w:val="1"/>
+      <w:numFmt w:val="bullet"/>
+      <w:lvlText w:val=""/>
+      <w:lvlJc w:val="left"/>
+      <w:pPr>
+        <w:ind w:left="3960" w:hanging="360"/>
+      </w:pPr>
+      <w:rPr>
+        <w:rFonts w:ascii="Wingdings" w:hAnsi="Wingdings" w:hint="default"/>
+      </w:rPr>
+    </w:lvl>
+    <w:lvl w:ilvl="6" w:tplc="04090001" w:tentative="1">
+      <w:start w:val="1"/>
+      <w:numFmt w:val="bullet"/>
+      <w:lvlText w:val=""/>
+      <w:lvlJc w:val="left"/>
+      <w:pPr>
+        <w:ind w:left="4680" w:hanging="360"/>
+      </w:pPr>
+      <w:rPr>
+        <w:rFonts w:ascii="Symbol" w:hAnsi="Symbol" w:hint="default"/>
+      </w:rPr>
+    </w:lvl>
+    <w:lvl w:ilvl="7" w:tplc="04090003" w:tentative="1">
+      <w:start w:val="1"/>
+      <w:numFmt w:val="bullet"/>
+      <w:lvlText w:val="o"/>
+      <w:lvlJc w:val="left"/>
+      <w:pPr>
+        <w:ind w:left="5400" w:hanging="360"/>
+      </w:pPr>
+      <w:rPr>
+        <w:rFonts w:ascii="Courier New" w:hAnsi="Courier New" w:cs="Courier New" w:hint="default"/>
+      </w:rPr>
+    </w:lvl>
+    <w:lvl w:ilvl="8" w:tplc="04090005" w:tentative="1">
+      <w:start w:val="1"/>
+      <w:numFmt w:val="bullet"/>
+      <w:lvlText w:val=""/>
+      <w:lvlJc w:val="left"/>
+      <w:pPr>
+        <w:ind w:left="6120" w:hanging="360"/>
+      </w:pPr>
+      <w:rPr>
+        <w:rFonts w:ascii="Wingdings" w:hAnsi="Wingdings" w:hint="default"/>
+      </w:rPr>
+    </w:lvl>
+  </w:abstractNum>
+  <w:abstractNum w:abstractNumId="7" w15:restartNumberingAfterBreak="0">
+    <w:nsid w:val="74E07733"/>
+    <w:multiLevelType w:val="hybridMultilevel"/>
+    <w:tmpl w:val="5FF2484C"/>
+    <w:lvl w:ilvl="0" w:tplc="04090001">
+      <w:start w:val="1"/>
+      <w:numFmt w:val="bullet"/>
+      <w:lvlText w:val=""/>
+      <w:lvlJc w:val="left"/>
+      <w:pPr>
+        <w:ind w:left="360" w:hanging="360"/>
+      </w:pPr>
+      <w:rPr>
+        <w:rFonts w:ascii="Symbol" w:hAnsi="Symbol" w:hint="default"/>
+      </w:rPr>
+    </w:lvl>
+    <w:lvl w:ilvl="1" w:tplc="04090003" w:tentative="1">
+      <w:start w:val="1"/>
+      <w:numFmt w:val="bullet"/>
+      <w:lvlText w:val="o"/>
+      <w:lvlJc w:val="left"/>
+      <w:pPr>
+        <w:ind w:left="1440" w:hanging="360"/>
+      </w:pPr>
+      <w:rPr>
+        <w:rFonts w:ascii="Courier New" w:hAnsi="Courier New" w:cs="Courier New" w:hint="default"/>
+      </w:rPr>
+    </w:lvl>
+    <w:lvl w:ilvl="2" w:tplc="04090005" w:tentative="1">
+      <w:start w:val="1"/>
+      <w:numFmt w:val="bullet"/>
+      <w:lvlText w:val=""/>
+      <w:lvlJc w:val="left"/>
+      <w:pPr>
+        <w:ind w:left="2160" w:hanging="360"/>
+      </w:pPr>
+      <w:rPr>
+        <w:rFonts w:ascii="Wingdings" w:hAnsi="Wingdings" w:hint="default"/>
+      </w:rPr>
+    </w:lvl>
+    <w:lvl w:ilvl="3" w:tplc="04090001" w:tentative="1">
+      <w:start w:val="1"/>
+      <w:numFmt w:val="bullet"/>
+      <w:lvlText w:val=""/>
+      <w:lvlJc w:val="left"/>
+      <w:pPr>
+        <w:ind w:left="2880" w:hanging="360"/>
+      </w:pPr>
+      <w:rPr>
+        <w:rFonts w:ascii="Symbol" w:hAnsi="Symbol" w:hint="default"/>
+      </w:rPr>
+    </w:lvl>
+    <w:lvl w:ilvl="4" w:tplc="04090003" w:tentative="1">
+      <w:start w:val="1"/>
+      <w:numFmt w:val="bullet"/>
+      <w:lvlText w:val="o"/>
+      <w:lvlJc w:val="left"/>
+      <w:pPr>
+        <w:ind w:left="3600" w:hanging="360"/>
+      </w:pPr>
+      <w:rPr>
+        <w:rFonts w:ascii="Courier New" w:hAnsi="Courier New" w:cs="Courier New" w:hint="default"/>
+      </w:rPr>
+    </w:lvl>
+    <w:lvl w:ilvl="5" w:tplc="04090005" w:tentative="1">
+      <w:start w:val="1"/>
+      <w:numFmt w:val="bullet"/>
+      <w:lvlText w:val=""/>
+      <w:lvlJc w:val="left"/>
+      <w:pPr>
+        <w:ind w:left="4320" w:hanging="360"/>
+      </w:pPr>
+      <w:rPr>
+        <w:rFonts w:ascii="Wingdings" w:hAnsi="Wingdings" w:hint="default"/>
+      </w:rPr>
+    </w:lvl>
+    <w:lvl w:ilvl="6" w:tplc="04090001" w:tentative="1">
+      <w:start w:val="1"/>
+      <w:numFmt w:val="bullet"/>
+      <w:lvlText w:val=""/>
+      <w:lvlJc w:val="left"/>
+      <w:pPr>
+        <w:ind w:left="5040" w:hanging="360"/>
+      </w:pPr>
+      <w:rPr>
+        <w:rFonts w:ascii="Symbol" w:hAnsi="Symbol" w:hint="default"/>
+      </w:rPr>
+    </w:lvl>
+    <w:lvl w:ilvl="7" w:tplc="04090003" w:tentative="1">
+      <w:start w:val="1"/>
+      <w:numFmt w:val="bullet"/>
+      <w:lvlText w:val="o"/>
+      <w:lvlJc w:val="left"/>
+      <w:pPr>
+        <w:ind w:left="5760" w:hanging="360"/>
+      </w:pPr>
+      <w:rPr>
+        <w:rFonts w:ascii="Courier New" w:hAnsi="Courier New" w:cs="Courier New" w:hint="default"/>
+      </w:rPr>
+    </w:lvl>
+    <w:lvl w:ilvl="8" w:tplc="04090005" w:tentative="1">
+      <w:start w:val="1"/>
+      <w:numFmt w:val="bullet"/>
+      <w:lvlText w:val=""/>
+      <w:lvlJc w:val="left"/>
+      <w:pPr>
         <w:ind w:left="6480" w:hanging="360"/>
       </w:pPr>
       <w:rPr>
@@ -8738,19 +16157,25 @@
     <w:abstractNumId w:val="0"/>
   </w:num>
   <w:num w:numId="2" w16cid:durableId="1129931133">
+    <w:abstractNumId w:val="5"/>
+  </w:num>
+  <w:num w:numId="3" w16cid:durableId="379089940">
+    <w:abstractNumId w:val="7"/>
+  </w:num>
+  <w:num w:numId="4" w16cid:durableId="973482591">
     <w:abstractNumId w:val="3"/>
   </w:num>
-  <w:num w:numId="3" w16cid:durableId="379089940">
-    <w:abstractNumId w:val="5"/>
-  </w:num>
-  <w:num w:numId="4" w16cid:durableId="973482591">
-    <w:abstractNumId w:val="2"/>
-  </w:num>
   <w:num w:numId="5" w16cid:durableId="658195343">
-    <w:abstractNumId w:val="4"/>
+    <w:abstractNumId w:val="6"/>
   </w:num>
   <w:num w:numId="6" w16cid:durableId="1202790539">
     <w:abstractNumId w:val="1"/>
+  </w:num>
+  <w:num w:numId="7" w16cid:durableId="1419668725">
+    <w:abstractNumId w:val="4"/>
+  </w:num>
+  <w:num w:numId="8" w16cid:durableId="99764026">
+    <w:abstractNumId w:val="2"/>
   </w:num>
 </w:numbering>
 </file>
@@ -9715,6 +17140,82 @@
     <w:uiPriority w:val="99"/>
     <w:rsid w:val="004E6F89"/>
   </w:style>
+  <w:style w:type="table" w:styleId="GridTable4-Accent3">
+    <w:name w:val="Grid Table 4 Accent 3"/>
+    <w:basedOn w:val="TableNormal"/>
+    <w:uiPriority w:val="49"/>
+    <w:rsid w:val="00073A82"/>
+    <w:pPr>
+      <w:spacing w:after="0" w:line="240" w:lineRule="auto"/>
+    </w:pPr>
+    <w:tblPr>
+      <w:tblStyleRowBandSize w:val="1"/>
+      <w:tblStyleColBandSize w:val="1"/>
+      <w:tblBorders>
+        <w:top w:val="single" w:sz="4" w:space="0" w:color="47D459" w:themeColor="accent3" w:themeTint="99"/>
+        <w:left w:val="single" w:sz="4" w:space="0" w:color="47D459" w:themeColor="accent3" w:themeTint="99"/>
+        <w:bottom w:val="single" w:sz="4" w:space="0" w:color="47D459" w:themeColor="accent3" w:themeTint="99"/>
+        <w:right w:val="single" w:sz="4" w:space="0" w:color="47D459" w:themeColor="accent3" w:themeTint="99"/>
+        <w:insideH w:val="single" w:sz="4" w:space="0" w:color="47D459" w:themeColor="accent3" w:themeTint="99"/>
+        <w:insideV w:val="single" w:sz="4" w:space="0" w:color="47D459" w:themeColor="accent3" w:themeTint="99"/>
+      </w:tblBorders>
+    </w:tblPr>
+    <w:tblStylePr w:type="firstRow">
+      <w:rPr>
+        <w:b/>
+        <w:bCs/>
+        <w:color w:val="FFFFFF" w:themeColor="background1"/>
+      </w:rPr>
+      <w:tblPr/>
+      <w:tcPr>
+        <w:tcBorders>
+          <w:top w:val="single" w:sz="4" w:space="0" w:color="196B24" w:themeColor="accent3"/>
+          <w:left w:val="single" w:sz="4" w:space="0" w:color="196B24" w:themeColor="accent3"/>
+          <w:bottom w:val="single" w:sz="4" w:space="0" w:color="196B24" w:themeColor="accent3"/>
+          <w:right w:val="single" w:sz="4" w:space="0" w:color="196B24" w:themeColor="accent3"/>
+          <w:insideH w:val="nil"/>
+          <w:insideV w:val="nil"/>
+        </w:tcBorders>
+        <w:shd w:val="clear" w:color="auto" w:fill="196B24" w:themeFill="accent3"/>
+      </w:tcPr>
+    </w:tblStylePr>
+    <w:tblStylePr w:type="lastRow">
+      <w:rPr>
+        <w:b/>
+        <w:bCs/>
+      </w:rPr>
+      <w:tblPr/>
+      <w:tcPr>
+        <w:tcBorders>
+          <w:top w:val="double" w:sz="4" w:space="0" w:color="196B24" w:themeColor="accent3"/>
+        </w:tcBorders>
+      </w:tcPr>
+    </w:tblStylePr>
+    <w:tblStylePr w:type="firstCol">
+      <w:rPr>
+        <w:b/>
+        <w:bCs/>
+      </w:rPr>
+    </w:tblStylePr>
+    <w:tblStylePr w:type="lastCol">
+      <w:rPr>
+        <w:b/>
+        <w:bCs/>
+      </w:rPr>
+    </w:tblStylePr>
+    <w:tblStylePr w:type="band1Vert">
+      <w:tblPr/>
+      <w:tcPr>
+        <w:shd w:val="clear" w:color="auto" w:fill="C1F0C7" w:themeFill="accent3" w:themeFillTint="33"/>
+      </w:tcPr>
+    </w:tblStylePr>
+    <w:tblStylePr w:type="band1Horz">
+      <w:tblPr/>
+      <w:tcPr>
+        <w:shd w:val="clear" w:color="auto" w:fill="C1F0C7" w:themeFill="accent3" w:themeFillTint="33"/>
+      </w:tcPr>
+    </w:tblStylePr>
+  </w:style>
 </w:styles>
 </file>
 

--- a/d5_part2_of_dart_oop.docx
+++ b/d5_part2_of_dart_oop.docx
@@ -9619,17 +9619,7 @@
           <w:sz w:val="32"/>
           <w:szCs w:val="32"/>
         </w:rPr>
-        <w:t xml:space="preserve">  </w:t>
-      </w:r>
-      <w:r>
-        <w:rPr>
-          <w:b/>
-          <w:bCs/>
-          <w:color w:val="D86DCB" w:themeColor="accent5" w:themeTint="99"/>
-          <w:sz w:val="32"/>
-          <w:szCs w:val="32"/>
-        </w:rPr>
-        <w:t>String type = “Animal”;</w:t>
+        <w:t xml:space="preserve">  String type = “Animal”;</w:t>
       </w:r>
     </w:p>
     <w:p>
@@ -10497,23 +10487,22 @@
       <w:pPr>
         <w:jc w:val="both"/>
         <w:rPr>
-          <w:sz w:val="32"/>
-          <w:szCs w:val="32"/>
-        </w:rPr>
-      </w:pPr>
-      <w:r>
-        <w:rPr>
-          <w:sz w:val="32"/>
-          <w:szCs w:val="32"/>
-        </w:rPr>
-        <w:t>class C extends A, B {}</w:t>
-      </w:r>
-      <w:r>
-        <w:rPr>
-          <w:sz w:val="32"/>
-          <w:szCs w:val="32"/>
-        </w:rPr>
-        <w:t xml:space="preserve"> // wrong</w:t>
+          <w:b/>
+          <w:bCs/>
+          <w:color w:val="D86DCB" w:themeColor="accent5" w:themeTint="99"/>
+          <w:sz w:val="32"/>
+          <w:szCs w:val="32"/>
+        </w:rPr>
+      </w:pPr>
+      <w:r>
+        <w:rPr>
+          <w:b/>
+          <w:bCs/>
+          <w:color w:val="D86DCB" w:themeColor="accent5" w:themeTint="99"/>
+          <w:sz w:val="32"/>
+          <w:szCs w:val="32"/>
+        </w:rPr>
+        <w:t>class C extends A, B {} // wrong</w:t>
       </w:r>
     </w:p>
     <w:p>
@@ -10543,14 +10532,7 @@
           <w:sz w:val="32"/>
           <w:szCs w:val="32"/>
         </w:rPr>
-        <w:t xml:space="preserve"> Here,</w:t>
-      </w:r>
-      <w:r>
-        <w:rPr>
-          <w:sz w:val="32"/>
-          <w:szCs w:val="32"/>
-        </w:rPr>
-        <w:t xml:space="preserve"> </w:t>
+        <w:t xml:space="preserve"> Here, </w:t>
       </w:r>
       <w:r>
         <w:rPr>
@@ -10983,16 +10965,7 @@
           <w:sz w:val="32"/>
           <w:szCs w:val="32"/>
         </w:rPr>
-        <w:t>e</w:t>
-      </w:r>
-      <w:r>
-        <w:rPr>
-          <w:b/>
-          <w:bCs/>
-          <w:sz w:val="32"/>
-          <w:szCs w:val="32"/>
-        </w:rPr>
-        <w:t>xtends</w:t>
+        <w:t>extends</w:t>
       </w:r>
       <w:r>
         <w:rPr>
@@ -11137,16 +11110,7 @@
           <w:sz w:val="32"/>
           <w:szCs w:val="32"/>
         </w:rPr>
-        <w:t xml:space="preserve"> </w:t>
-      </w:r>
-      <w:r>
-        <w:rPr>
-          <w:b/>
-          <w:bCs/>
-          <w:sz w:val="32"/>
-          <w:szCs w:val="32"/>
-        </w:rPr>
-        <w:t>implements</w:t>
+        <w:t xml:space="preserve"> implements</w:t>
       </w:r>
       <w:r>
         <w:rPr>
@@ -16783,6 +16747,7 @@
   <w:style w:type="character" w:default="1" w:styleId="DefaultParagraphFont">
     <w:name w:val="Default Paragraph Font"/>
     <w:uiPriority w:val="1"/>
+    <w:semiHidden/>
     <w:unhideWhenUsed/>
   </w:style>
   <w:style w:type="table" w:default="1" w:styleId="TableNormal">

--- a/d5_part2_of_dart_oop.docx
+++ b/d5_part2_of_dart_oop.docx
@@ -678,14 +678,55 @@
           <w:sz w:val="32"/>
           <w:szCs w:val="32"/>
         </w:rPr>
-        <w:t>Primary Constructors (Experimental)………………………………</w:t>
-      </w:r>
-      <w:r>
-        <w:rPr>
-          <w:sz w:val="32"/>
-          <w:szCs w:val="32"/>
-        </w:rPr>
-        <w:t>.</w:t>
+        <w:t>Extending</w:t>
+      </w:r>
+      <w:r>
+        <w:rPr>
+          <w:b/>
+          <w:bCs/>
+          <w:sz w:val="32"/>
+          <w:szCs w:val="32"/>
+        </w:rPr>
+        <w:t xml:space="preserve"> </w:t>
+      </w:r>
+      <w:proofErr w:type="spellStart"/>
+      <w:r>
+        <w:rPr>
+          <w:b/>
+          <w:bCs/>
+          <w:sz w:val="32"/>
+          <w:szCs w:val="32"/>
+        </w:rPr>
+        <w:t>Iterable</w:t>
+      </w:r>
+      <w:proofErr w:type="spellEnd"/>
+      <w:r>
+        <w:rPr>
+          <w:sz w:val="32"/>
+          <w:szCs w:val="32"/>
+        </w:rPr>
+        <w:t xml:space="preserve"> Class…………………………………………….22</w:t>
+      </w:r>
+    </w:p>
+    <w:p>
+      <w:pPr>
+        <w:pStyle w:val="ListParagraph"/>
+        <w:numPr>
+          <w:ilvl w:val="0"/>
+          <w:numId w:val="1"/>
+        </w:numPr>
+        <w:jc w:val="both"/>
+        <w:rPr>
+          <w:sz w:val="32"/>
+          <w:szCs w:val="32"/>
+        </w:rPr>
+      </w:pPr>
+      <w:r>
+        <w:rPr>
+          <w:sz w:val="32"/>
+          <w:szCs w:val="32"/>
+        </w:rPr>
+        <w:t>Primary Constructors (Experimental)…………………………….</w:t>
       </w:r>
     </w:p>
     <w:p>
@@ -15082,6 +15123,1181 @@
           <w:sz w:val="32"/>
           <w:szCs w:val="32"/>
         </w:rPr>
+        <w:t xml:space="preserve">Extending </w:t>
+      </w:r>
+      <w:proofErr w:type="spellStart"/>
+      <w:r>
+        <w:rPr>
+          <w:b/>
+          <w:bCs/>
+          <w:sz w:val="32"/>
+          <w:szCs w:val="32"/>
+        </w:rPr>
+        <w:t>Iterable</w:t>
+      </w:r>
+      <w:proofErr w:type="spellEnd"/>
+      <w:r>
+        <w:rPr>
+          <w:b/>
+          <w:bCs/>
+          <w:sz w:val="32"/>
+          <w:szCs w:val="32"/>
+        </w:rPr>
+        <w:t xml:space="preserve"> Class:</w:t>
+      </w:r>
+    </w:p>
+    <w:p>
+      <w:pPr>
+        <w:jc w:val="both"/>
+        <w:rPr>
+          <w:sz w:val="32"/>
+          <w:szCs w:val="32"/>
+        </w:rPr>
+      </w:pPr>
+      <w:r>
+        <w:rPr>
+          <w:sz w:val="32"/>
+          <w:szCs w:val="32"/>
+        </w:rPr>
+        <w:t># We use</w:t>
+      </w:r>
+      <w:r>
+        <w:rPr>
+          <w:b/>
+          <w:bCs/>
+          <w:sz w:val="32"/>
+          <w:szCs w:val="32"/>
+        </w:rPr>
+        <w:t xml:space="preserve"> </w:t>
+      </w:r>
+      <w:proofErr w:type="spellStart"/>
+      <w:r>
+        <w:rPr>
+          <w:sz w:val="32"/>
+          <w:szCs w:val="32"/>
+        </w:rPr>
+        <w:t>i</w:t>
+      </w:r>
+      <w:r>
+        <w:rPr>
+          <w:sz w:val="32"/>
+          <w:szCs w:val="32"/>
+        </w:rPr>
+        <w:t>terable</w:t>
+      </w:r>
+      <w:r>
+        <w:rPr>
+          <w:sz w:val="32"/>
+          <w:szCs w:val="32"/>
+        </w:rPr>
+        <w:t>s</w:t>
+      </w:r>
+      <w:proofErr w:type="spellEnd"/>
+      <w:r>
+        <w:rPr>
+          <w:sz w:val="32"/>
+          <w:szCs w:val="32"/>
+        </w:rPr>
+        <w:t xml:space="preserve"> every day. In </w:t>
+      </w:r>
+      <w:r>
+        <w:rPr>
+          <w:b/>
+          <w:bCs/>
+          <w:sz w:val="32"/>
+          <w:szCs w:val="32"/>
+        </w:rPr>
+        <w:t>Dart</w:t>
+      </w:r>
+      <w:r>
+        <w:rPr>
+          <w:sz w:val="32"/>
+          <w:szCs w:val="32"/>
+        </w:rPr>
+        <w:t xml:space="preserve">, collections like </w:t>
+      </w:r>
+      <w:r>
+        <w:rPr>
+          <w:b/>
+          <w:bCs/>
+          <w:sz w:val="32"/>
+          <w:szCs w:val="32"/>
+        </w:rPr>
+        <w:t>List</w:t>
+      </w:r>
+      <w:r>
+        <w:rPr>
+          <w:sz w:val="32"/>
+          <w:szCs w:val="32"/>
+        </w:rPr>
+        <w:t xml:space="preserve">, </w:t>
+      </w:r>
+      <w:r>
+        <w:rPr>
+          <w:b/>
+          <w:bCs/>
+          <w:sz w:val="32"/>
+          <w:szCs w:val="32"/>
+        </w:rPr>
+        <w:t>Set</w:t>
+      </w:r>
+      <w:r>
+        <w:rPr>
+          <w:sz w:val="32"/>
+          <w:szCs w:val="32"/>
+        </w:rPr>
+        <w:t xml:space="preserve"> and anything else we can loop over (for loop) are </w:t>
+      </w:r>
+      <w:proofErr w:type="spellStart"/>
+      <w:r>
+        <w:rPr>
+          <w:sz w:val="32"/>
+          <w:szCs w:val="32"/>
+        </w:rPr>
+        <w:t>iterables</w:t>
+      </w:r>
+      <w:proofErr w:type="spellEnd"/>
+      <w:r>
+        <w:rPr>
+          <w:sz w:val="32"/>
+          <w:szCs w:val="32"/>
+        </w:rPr>
+        <w:t>.</w:t>
+      </w:r>
+    </w:p>
+    <w:p>
+      <w:pPr>
+        <w:jc w:val="both"/>
+        <w:rPr>
+          <w:sz w:val="32"/>
+          <w:szCs w:val="32"/>
+        </w:rPr>
+      </w:pPr>
+      <w:r>
+        <w:rPr>
+          <w:sz w:val="32"/>
+          <w:szCs w:val="32"/>
+        </w:rPr>
+        <w:t xml:space="preserve"># If we want our own custom class to have that same ability but without exposing data, use </w:t>
+      </w:r>
+      <w:proofErr w:type="spellStart"/>
+      <w:r>
+        <w:rPr>
+          <w:b/>
+          <w:bCs/>
+          <w:sz w:val="32"/>
+          <w:szCs w:val="32"/>
+        </w:rPr>
+        <w:t>Iterable</w:t>
+      </w:r>
+      <w:proofErr w:type="spellEnd"/>
+      <w:r>
+        <w:rPr>
+          <w:sz w:val="32"/>
+          <w:szCs w:val="32"/>
+        </w:rPr>
+        <w:t xml:space="preserve"> class. Without </w:t>
+      </w:r>
+      <w:proofErr w:type="spellStart"/>
+      <w:r>
+        <w:rPr>
+          <w:b/>
+          <w:bCs/>
+          <w:sz w:val="32"/>
+          <w:szCs w:val="32"/>
+        </w:rPr>
+        <w:t>Iterable</w:t>
+      </w:r>
+      <w:proofErr w:type="spellEnd"/>
+      <w:r>
+        <w:rPr>
+          <w:sz w:val="32"/>
+          <w:szCs w:val="32"/>
+        </w:rPr>
+        <w:t xml:space="preserve"> </w:t>
+      </w:r>
+      <w:r>
+        <w:rPr>
+          <w:sz w:val="32"/>
+          <w:szCs w:val="32"/>
+        </w:rPr>
+        <w:t xml:space="preserve">to loop over it </w:t>
+      </w:r>
+      <w:r>
+        <w:rPr>
+          <w:sz w:val="32"/>
+          <w:szCs w:val="32"/>
+        </w:rPr>
+        <w:t>we have to expose our list of letters using a getter method</w:t>
+      </w:r>
+    </w:p>
+    <w:p>
+      <w:pPr>
+        <w:jc w:val="both"/>
+        <w:rPr>
+          <w:b/>
+          <w:bCs/>
+          <w:color w:val="D86DCB" w:themeColor="accent5" w:themeTint="99"/>
+          <w:sz w:val="32"/>
+          <w:szCs w:val="32"/>
+        </w:rPr>
+      </w:pPr>
+      <w:r>
+        <w:rPr>
+          <w:b/>
+          <w:bCs/>
+          <w:color w:val="D86DCB" w:themeColor="accent5" w:themeTint="99"/>
+          <w:sz w:val="32"/>
+          <w:szCs w:val="32"/>
+        </w:rPr>
+        <w:t>class Letter {</w:t>
+      </w:r>
+    </w:p>
+    <w:p>
+      <w:pPr>
+        <w:jc w:val="both"/>
+        <w:rPr>
+          <w:b/>
+          <w:bCs/>
+          <w:color w:val="D86DCB" w:themeColor="accent5" w:themeTint="99"/>
+          <w:sz w:val="32"/>
+          <w:szCs w:val="32"/>
+        </w:rPr>
+      </w:pPr>
+      <w:r>
+        <w:rPr>
+          <w:b/>
+          <w:bCs/>
+          <w:color w:val="D86DCB" w:themeColor="accent5" w:themeTint="99"/>
+          <w:sz w:val="32"/>
+          <w:szCs w:val="32"/>
+        </w:rPr>
+        <w:t xml:space="preserve">  final String letter;</w:t>
+      </w:r>
+    </w:p>
+    <w:p>
+      <w:pPr>
+        <w:jc w:val="both"/>
+        <w:rPr>
+          <w:b/>
+          <w:bCs/>
+          <w:color w:val="D86DCB" w:themeColor="accent5" w:themeTint="99"/>
+          <w:sz w:val="32"/>
+          <w:szCs w:val="32"/>
+        </w:rPr>
+      </w:pPr>
+      <w:r>
+        <w:rPr>
+          <w:b/>
+          <w:bCs/>
+          <w:color w:val="D86DCB" w:themeColor="accent5" w:themeTint="99"/>
+          <w:sz w:val="32"/>
+          <w:szCs w:val="32"/>
+        </w:rPr>
+        <w:lastRenderedPageBreak/>
+        <w:t xml:space="preserve">  </w:t>
+      </w:r>
+      <w:proofErr w:type="gramStart"/>
+      <w:r>
+        <w:rPr>
+          <w:b/>
+          <w:bCs/>
+          <w:color w:val="D86DCB" w:themeColor="accent5" w:themeTint="99"/>
+          <w:sz w:val="32"/>
+          <w:szCs w:val="32"/>
+        </w:rPr>
+        <w:t>Letter(</w:t>
+      </w:r>
+      <w:proofErr w:type="gramEnd"/>
+      <w:r>
+        <w:rPr>
+          <w:b/>
+          <w:bCs/>
+          <w:color w:val="D86DCB" w:themeColor="accent5" w:themeTint="99"/>
+          <w:sz w:val="32"/>
+          <w:szCs w:val="32"/>
+        </w:rPr>
+        <w:t xml:space="preserve">{required </w:t>
+      </w:r>
+      <w:proofErr w:type="spellStart"/>
+      <w:r>
+        <w:rPr>
+          <w:b/>
+          <w:bCs/>
+          <w:color w:val="D86DCB" w:themeColor="accent5" w:themeTint="99"/>
+          <w:sz w:val="32"/>
+          <w:szCs w:val="32"/>
+        </w:rPr>
+        <w:t>this.letter</w:t>
+      </w:r>
+      <w:proofErr w:type="spellEnd"/>
+      <w:r>
+        <w:rPr>
+          <w:b/>
+          <w:bCs/>
+          <w:color w:val="D86DCB" w:themeColor="accent5" w:themeTint="99"/>
+          <w:sz w:val="32"/>
+          <w:szCs w:val="32"/>
+        </w:rPr>
+        <w:t>});</w:t>
+      </w:r>
+    </w:p>
+    <w:p>
+      <w:pPr>
+        <w:jc w:val="both"/>
+        <w:rPr>
+          <w:b/>
+          <w:bCs/>
+          <w:color w:val="D86DCB" w:themeColor="accent5" w:themeTint="99"/>
+          <w:sz w:val="32"/>
+          <w:szCs w:val="32"/>
+        </w:rPr>
+      </w:pPr>
+      <w:r>
+        <w:rPr>
+          <w:b/>
+          <w:bCs/>
+          <w:color w:val="D86DCB" w:themeColor="accent5" w:themeTint="99"/>
+          <w:sz w:val="32"/>
+          <w:szCs w:val="32"/>
+        </w:rPr>
+        <w:t>}</w:t>
+      </w:r>
+    </w:p>
+    <w:p>
+      <w:pPr>
+        <w:jc w:val="both"/>
+        <w:rPr>
+          <w:sz w:val="32"/>
+          <w:szCs w:val="32"/>
+        </w:rPr>
+      </w:pPr>
+      <w:r>
+        <w:rPr>
+          <w:sz w:val="32"/>
+          <w:szCs w:val="32"/>
+        </w:rPr>
+        <w:t>class Words {</w:t>
+      </w:r>
+    </w:p>
+    <w:p>
+      <w:pPr>
+        <w:jc w:val="both"/>
+        <w:rPr>
+          <w:sz w:val="32"/>
+          <w:szCs w:val="32"/>
+        </w:rPr>
+      </w:pPr>
+      <w:r>
+        <w:rPr>
+          <w:sz w:val="32"/>
+          <w:szCs w:val="32"/>
+        </w:rPr>
+        <w:t xml:space="preserve">  final List&lt;Letter&gt; _letters = [];</w:t>
+      </w:r>
+    </w:p>
+    <w:p>
+      <w:pPr>
+        <w:jc w:val="both"/>
+        <w:rPr>
+          <w:sz w:val="32"/>
+          <w:szCs w:val="32"/>
+        </w:rPr>
+      </w:pPr>
+      <w:r>
+        <w:rPr>
+          <w:sz w:val="32"/>
+          <w:szCs w:val="32"/>
+        </w:rPr>
+        <w:t xml:space="preserve">  </w:t>
+      </w:r>
+      <w:r>
+        <w:rPr>
+          <w:sz w:val="32"/>
+          <w:szCs w:val="32"/>
+        </w:rPr>
+        <w:t>List&lt;Letter&gt; get letters =&gt; _letters;</w:t>
+      </w:r>
+    </w:p>
+    <w:p>
+      <w:pPr>
+        <w:jc w:val="both"/>
+        <w:rPr>
+          <w:sz w:val="32"/>
+          <w:szCs w:val="32"/>
+        </w:rPr>
+      </w:pPr>
+      <w:r>
+        <w:rPr>
+          <w:sz w:val="32"/>
+          <w:szCs w:val="32"/>
+        </w:rPr>
+        <w:t>}</w:t>
+      </w:r>
+    </w:p>
+    <w:p>
+      <w:pPr>
+        <w:jc w:val="both"/>
+        <w:rPr>
+          <w:sz w:val="32"/>
+          <w:szCs w:val="32"/>
+        </w:rPr>
+      </w:pPr>
+      <w:r>
+        <w:rPr>
+          <w:sz w:val="32"/>
+          <w:szCs w:val="32"/>
+        </w:rPr>
+        <w:t># But inheriting the</w:t>
+      </w:r>
+      <w:r>
+        <w:rPr>
+          <w:b/>
+          <w:bCs/>
+          <w:sz w:val="32"/>
+          <w:szCs w:val="32"/>
+        </w:rPr>
+        <w:t xml:space="preserve"> </w:t>
+      </w:r>
+      <w:proofErr w:type="spellStart"/>
+      <w:r>
+        <w:rPr>
+          <w:b/>
+          <w:bCs/>
+          <w:sz w:val="32"/>
+          <w:szCs w:val="32"/>
+        </w:rPr>
+        <w:t>Iterable</w:t>
+      </w:r>
+      <w:proofErr w:type="spellEnd"/>
+      <w:r>
+        <w:rPr>
+          <w:sz w:val="32"/>
+          <w:szCs w:val="32"/>
+        </w:rPr>
+        <w:t xml:space="preserve"> class and overriding or implementing the </w:t>
+      </w:r>
+      <w:r>
+        <w:rPr>
+          <w:b/>
+          <w:bCs/>
+          <w:sz w:val="32"/>
+          <w:szCs w:val="32"/>
+        </w:rPr>
+        <w:t>iterator</w:t>
+      </w:r>
+      <w:r>
+        <w:rPr>
+          <w:sz w:val="32"/>
+          <w:szCs w:val="32"/>
+        </w:rPr>
+        <w:t xml:space="preserve"> getter property to that </w:t>
+      </w:r>
+      <w:proofErr w:type="gramStart"/>
+      <w:r>
+        <w:rPr>
+          <w:sz w:val="32"/>
+          <w:szCs w:val="32"/>
+        </w:rPr>
+        <w:t xml:space="preserve">lists </w:t>
+      </w:r>
+      <w:r>
+        <w:rPr>
+          <w:b/>
+          <w:bCs/>
+          <w:sz w:val="32"/>
+          <w:szCs w:val="32"/>
+        </w:rPr>
+        <w:t>.iterator</w:t>
+      </w:r>
+      <w:proofErr w:type="gramEnd"/>
+      <w:r>
+        <w:rPr>
+          <w:sz w:val="32"/>
+          <w:szCs w:val="32"/>
+        </w:rPr>
+        <w:t xml:space="preserve"> (since we’re wrapping a</w:t>
+      </w:r>
+      <w:r>
+        <w:rPr>
+          <w:b/>
+          <w:bCs/>
+          <w:sz w:val="32"/>
+          <w:szCs w:val="32"/>
+        </w:rPr>
+        <w:t xml:space="preserve"> List</w:t>
+      </w:r>
+      <w:r>
+        <w:rPr>
+          <w:sz w:val="32"/>
+          <w:szCs w:val="32"/>
+        </w:rPr>
+        <w:t xml:space="preserve">) we get </w:t>
+      </w:r>
+      <w:proofErr w:type="spellStart"/>
+      <w:r>
+        <w:rPr>
+          <w:sz w:val="32"/>
+          <w:szCs w:val="32"/>
+        </w:rPr>
+        <w:t>iterable</w:t>
+      </w:r>
+      <w:proofErr w:type="spellEnd"/>
+      <w:r>
+        <w:rPr>
+          <w:sz w:val="32"/>
+          <w:szCs w:val="32"/>
+        </w:rPr>
+        <w:t xml:space="preserve"> (loop over) functionality on the </w:t>
+      </w:r>
+      <w:r>
+        <w:rPr>
+          <w:b/>
+          <w:bCs/>
+          <w:sz w:val="32"/>
+          <w:szCs w:val="32"/>
+        </w:rPr>
+        <w:t>Word</w:t>
+      </w:r>
+      <w:r>
+        <w:rPr>
+          <w:sz w:val="32"/>
+          <w:szCs w:val="32"/>
+        </w:rPr>
+        <w:t xml:space="preserve"> class now. And also, a bunch of other </w:t>
+      </w:r>
+      <w:r>
+        <w:rPr>
+          <w:b/>
+          <w:bCs/>
+          <w:sz w:val="32"/>
+          <w:szCs w:val="32"/>
+        </w:rPr>
+        <w:t>List</w:t>
+      </w:r>
+      <w:r>
+        <w:rPr>
+          <w:sz w:val="32"/>
+          <w:szCs w:val="32"/>
+        </w:rPr>
+        <w:t xml:space="preserve"> properties like:</w:t>
+      </w:r>
+    </w:p>
+    <w:p>
+      <w:pPr>
+        <w:pStyle w:val="ListParagraph"/>
+        <w:numPr>
+          <w:ilvl w:val="0"/>
+          <w:numId w:val="9"/>
+        </w:numPr>
+        <w:jc w:val="both"/>
+        <w:rPr>
+          <w:b/>
+          <w:bCs/>
+          <w:sz w:val="32"/>
+          <w:szCs w:val="32"/>
+        </w:rPr>
+      </w:pPr>
+      <w:proofErr w:type="spellStart"/>
+      <w:proofErr w:type="gramStart"/>
+      <w:r>
+        <w:rPr>
+          <w:b/>
+          <w:bCs/>
+          <w:sz w:val="32"/>
+          <w:szCs w:val="32"/>
+        </w:rPr>
+        <w:t>words.first</w:t>
+      </w:r>
+      <w:proofErr w:type="spellEnd"/>
+      <w:proofErr w:type="gramEnd"/>
+    </w:p>
+    <w:p>
+      <w:pPr>
+        <w:pStyle w:val="ListParagraph"/>
+        <w:numPr>
+          <w:ilvl w:val="0"/>
+          <w:numId w:val="9"/>
+        </w:numPr>
+        <w:jc w:val="both"/>
+        <w:rPr>
+          <w:b/>
+          <w:bCs/>
+          <w:sz w:val="32"/>
+          <w:szCs w:val="32"/>
+        </w:rPr>
+      </w:pPr>
+      <w:proofErr w:type="spellStart"/>
+      <w:proofErr w:type="gramStart"/>
+      <w:r>
+        <w:rPr>
+          <w:b/>
+          <w:bCs/>
+          <w:sz w:val="32"/>
+          <w:szCs w:val="32"/>
+        </w:rPr>
+        <w:t>words.firstWhere</w:t>
+      </w:r>
+      <w:proofErr w:type="spellEnd"/>
+      <w:proofErr w:type="gramEnd"/>
+      <w:r>
+        <w:rPr>
+          <w:b/>
+          <w:bCs/>
+          <w:sz w:val="32"/>
+          <w:szCs w:val="32"/>
+        </w:rPr>
+        <w:t>()</w:t>
+      </w:r>
+    </w:p>
+    <w:p>
+      <w:pPr>
+        <w:pStyle w:val="ListParagraph"/>
+        <w:numPr>
+          <w:ilvl w:val="0"/>
+          <w:numId w:val="9"/>
+        </w:numPr>
+        <w:jc w:val="both"/>
+        <w:rPr>
+          <w:sz w:val="32"/>
+          <w:szCs w:val="32"/>
+        </w:rPr>
+      </w:pPr>
+      <w:proofErr w:type="spellStart"/>
+      <w:proofErr w:type="gramStart"/>
+      <w:r>
+        <w:rPr>
+          <w:b/>
+          <w:bCs/>
+          <w:sz w:val="32"/>
+          <w:szCs w:val="32"/>
+        </w:rPr>
+        <w:t>words.</w:t>
+      </w:r>
+      <w:r>
+        <w:rPr>
+          <w:b/>
+          <w:bCs/>
+          <w:sz w:val="32"/>
+          <w:szCs w:val="32"/>
+        </w:rPr>
+        <w:t>map</w:t>
+      </w:r>
+      <w:proofErr w:type="spellEnd"/>
+      <w:r>
+        <w:rPr>
+          <w:b/>
+          <w:bCs/>
+          <w:sz w:val="32"/>
+          <w:szCs w:val="32"/>
+        </w:rPr>
+        <w:t>(</w:t>
+      </w:r>
+      <w:proofErr w:type="gramEnd"/>
+      <w:r>
+        <w:rPr>
+          <w:b/>
+          <w:bCs/>
+          <w:sz w:val="32"/>
+          <w:szCs w:val="32"/>
+        </w:rPr>
+        <w:t>)</w:t>
+      </w:r>
+      <w:r>
+        <w:rPr>
+          <w:sz w:val="32"/>
+          <w:szCs w:val="32"/>
+        </w:rPr>
+        <w:t xml:space="preserve"> etc.</w:t>
+      </w:r>
+    </w:p>
+    <w:p>
+      <w:pPr>
+        <w:jc w:val="both"/>
+        <w:rPr>
+          <w:sz w:val="32"/>
+          <w:szCs w:val="32"/>
+        </w:rPr>
+      </w:pPr>
+      <w:r>
+        <w:rPr>
+          <w:sz w:val="32"/>
+          <w:szCs w:val="32"/>
+        </w:rPr>
+        <w:t xml:space="preserve"># Are accessible in </w:t>
+      </w:r>
+      <w:r>
+        <w:rPr>
+          <w:b/>
+          <w:bCs/>
+          <w:sz w:val="32"/>
+          <w:szCs w:val="32"/>
+        </w:rPr>
+        <w:t>Word</w:t>
+      </w:r>
+      <w:r>
+        <w:rPr>
+          <w:sz w:val="32"/>
+          <w:szCs w:val="32"/>
+        </w:rPr>
+        <w:t xml:space="preserve"> class now, all without exposing internal data</w:t>
+      </w:r>
+    </w:p>
+    <w:p>
+      <w:pPr>
+        <w:jc w:val="both"/>
+        <w:rPr>
+          <w:b/>
+          <w:bCs/>
+          <w:color w:val="D86DCB" w:themeColor="accent5" w:themeTint="99"/>
+          <w:sz w:val="32"/>
+          <w:szCs w:val="32"/>
+        </w:rPr>
+      </w:pPr>
+      <w:r>
+        <w:rPr>
+          <w:b/>
+          <w:bCs/>
+          <w:color w:val="D86DCB" w:themeColor="accent5" w:themeTint="99"/>
+          <w:sz w:val="32"/>
+          <w:szCs w:val="32"/>
+        </w:rPr>
+        <w:t xml:space="preserve">class Words extends </w:t>
+      </w:r>
+      <w:proofErr w:type="spellStart"/>
+      <w:r>
+        <w:rPr>
+          <w:b/>
+          <w:bCs/>
+          <w:color w:val="D86DCB" w:themeColor="accent5" w:themeTint="99"/>
+          <w:sz w:val="32"/>
+          <w:szCs w:val="32"/>
+        </w:rPr>
+        <w:t>Iterable</w:t>
+      </w:r>
+      <w:proofErr w:type="spellEnd"/>
+      <w:r>
+        <w:rPr>
+          <w:b/>
+          <w:bCs/>
+          <w:color w:val="D86DCB" w:themeColor="accent5" w:themeTint="99"/>
+          <w:sz w:val="32"/>
+          <w:szCs w:val="32"/>
+        </w:rPr>
+        <w:t>&lt;Letter&gt; {</w:t>
+      </w:r>
+    </w:p>
+    <w:p>
+      <w:pPr>
+        <w:jc w:val="both"/>
+        <w:rPr>
+          <w:b/>
+          <w:bCs/>
+          <w:color w:val="D86DCB" w:themeColor="accent5" w:themeTint="99"/>
+          <w:sz w:val="32"/>
+          <w:szCs w:val="32"/>
+        </w:rPr>
+      </w:pPr>
+      <w:r>
+        <w:rPr>
+          <w:b/>
+          <w:bCs/>
+          <w:color w:val="D86DCB" w:themeColor="accent5" w:themeTint="99"/>
+          <w:sz w:val="32"/>
+          <w:szCs w:val="32"/>
+        </w:rPr>
+        <w:t xml:space="preserve">  static final List&lt;Letter&gt; _letters = [];</w:t>
+      </w:r>
+    </w:p>
+    <w:p>
+      <w:pPr>
+        <w:jc w:val="both"/>
+        <w:rPr>
+          <w:b/>
+          <w:bCs/>
+          <w:color w:val="D86DCB" w:themeColor="accent5" w:themeTint="99"/>
+          <w:sz w:val="32"/>
+          <w:szCs w:val="32"/>
+        </w:rPr>
+      </w:pPr>
+      <w:r>
+        <w:rPr>
+          <w:b/>
+          <w:bCs/>
+          <w:color w:val="D86DCB" w:themeColor="accent5" w:themeTint="99"/>
+          <w:sz w:val="32"/>
+          <w:szCs w:val="32"/>
+        </w:rPr>
+        <w:t xml:space="preserve">  @override</w:t>
+      </w:r>
+    </w:p>
+    <w:p>
+      <w:pPr>
+        <w:jc w:val="both"/>
+        <w:rPr>
+          <w:b/>
+          <w:bCs/>
+          <w:color w:val="D86DCB" w:themeColor="accent5" w:themeTint="99"/>
+          <w:sz w:val="32"/>
+          <w:szCs w:val="32"/>
+        </w:rPr>
+      </w:pPr>
+      <w:r>
+        <w:rPr>
+          <w:b/>
+          <w:bCs/>
+          <w:color w:val="D86DCB" w:themeColor="accent5" w:themeTint="99"/>
+          <w:sz w:val="32"/>
+          <w:szCs w:val="32"/>
+        </w:rPr>
+        <w:t xml:space="preserve">  final iterator = _</w:t>
+      </w:r>
+      <w:proofErr w:type="spellStart"/>
+      <w:proofErr w:type="gramStart"/>
+      <w:r>
+        <w:rPr>
+          <w:b/>
+          <w:bCs/>
+          <w:color w:val="D86DCB" w:themeColor="accent5" w:themeTint="99"/>
+          <w:sz w:val="32"/>
+          <w:szCs w:val="32"/>
+        </w:rPr>
+        <w:t>letters.iterator</w:t>
+      </w:r>
+      <w:proofErr w:type="spellEnd"/>
+      <w:proofErr w:type="gramEnd"/>
+      <w:r>
+        <w:rPr>
+          <w:b/>
+          <w:bCs/>
+          <w:color w:val="D86DCB" w:themeColor="accent5" w:themeTint="99"/>
+          <w:sz w:val="32"/>
+          <w:szCs w:val="32"/>
+        </w:rPr>
+        <w:t>;</w:t>
+      </w:r>
+    </w:p>
+    <w:p>
+      <w:pPr>
+        <w:jc w:val="both"/>
+        <w:rPr>
+          <w:b/>
+          <w:bCs/>
+          <w:color w:val="D86DCB" w:themeColor="accent5" w:themeTint="99"/>
+          <w:sz w:val="32"/>
+          <w:szCs w:val="32"/>
+        </w:rPr>
+      </w:pPr>
+      <w:r>
+        <w:rPr>
+          <w:b/>
+          <w:bCs/>
+          <w:color w:val="D86DCB" w:themeColor="accent5" w:themeTint="99"/>
+          <w:sz w:val="32"/>
+          <w:szCs w:val="32"/>
+        </w:rPr>
+        <w:t>}</w:t>
+      </w:r>
+    </w:p>
+    <w:p>
+      <w:pPr>
+        <w:jc w:val="both"/>
+        <w:rPr>
+          <w:b/>
+          <w:bCs/>
+          <w:color w:val="D86DCB" w:themeColor="accent5" w:themeTint="99"/>
+          <w:sz w:val="32"/>
+          <w:szCs w:val="32"/>
+        </w:rPr>
+      </w:pPr>
+      <w:r>
+        <w:rPr>
+          <w:b/>
+          <w:bCs/>
+          <w:color w:val="D86DCB" w:themeColor="accent5" w:themeTint="99"/>
+          <w:sz w:val="32"/>
+          <w:szCs w:val="32"/>
+        </w:rPr>
+        <w:t>void main () async {</w:t>
+      </w:r>
+    </w:p>
+    <w:p>
+      <w:pPr>
+        <w:jc w:val="both"/>
+        <w:rPr>
+          <w:b/>
+          <w:bCs/>
+          <w:color w:val="D86DCB" w:themeColor="accent5" w:themeTint="99"/>
+          <w:sz w:val="32"/>
+          <w:szCs w:val="32"/>
+        </w:rPr>
+      </w:pPr>
+      <w:r>
+        <w:rPr>
+          <w:b/>
+          <w:bCs/>
+          <w:color w:val="D86DCB" w:themeColor="accent5" w:themeTint="99"/>
+          <w:sz w:val="32"/>
+          <w:szCs w:val="32"/>
+        </w:rPr>
+        <w:t xml:space="preserve">  final words = </w:t>
+      </w:r>
+      <w:proofErr w:type="gramStart"/>
+      <w:r>
+        <w:rPr>
+          <w:b/>
+          <w:bCs/>
+          <w:color w:val="D86DCB" w:themeColor="accent5" w:themeTint="99"/>
+          <w:sz w:val="32"/>
+          <w:szCs w:val="32"/>
+        </w:rPr>
+        <w:t>Words(</w:t>
+      </w:r>
+      <w:proofErr w:type="gramEnd"/>
+      <w:r>
+        <w:rPr>
+          <w:b/>
+          <w:bCs/>
+          <w:color w:val="D86DCB" w:themeColor="accent5" w:themeTint="99"/>
+          <w:sz w:val="32"/>
+          <w:szCs w:val="32"/>
+        </w:rPr>
+        <w:t>);</w:t>
+      </w:r>
+    </w:p>
+    <w:p>
+      <w:pPr>
+        <w:jc w:val="both"/>
+        <w:rPr>
+          <w:b/>
+          <w:bCs/>
+          <w:color w:val="D86DCB" w:themeColor="accent5" w:themeTint="99"/>
+          <w:sz w:val="32"/>
+          <w:szCs w:val="32"/>
+        </w:rPr>
+      </w:pPr>
+      <w:r>
+        <w:rPr>
+          <w:b/>
+          <w:bCs/>
+          <w:color w:val="D86DCB" w:themeColor="accent5" w:themeTint="99"/>
+          <w:sz w:val="32"/>
+          <w:szCs w:val="32"/>
+        </w:rPr>
+        <w:t xml:space="preserve">  </w:t>
+      </w:r>
+      <w:proofErr w:type="gramStart"/>
+      <w:r>
+        <w:rPr>
+          <w:b/>
+          <w:bCs/>
+          <w:color w:val="D86DCB" w:themeColor="accent5" w:themeTint="99"/>
+          <w:sz w:val="32"/>
+          <w:szCs w:val="32"/>
+        </w:rPr>
+        <w:t>for(</w:t>
+      </w:r>
+      <w:proofErr w:type="gramEnd"/>
+      <w:r>
+        <w:rPr>
+          <w:b/>
+          <w:bCs/>
+          <w:color w:val="D86DCB" w:themeColor="accent5" w:themeTint="99"/>
+          <w:sz w:val="32"/>
+          <w:szCs w:val="32"/>
+        </w:rPr>
+        <w:t>final letters in words) {</w:t>
+      </w:r>
+    </w:p>
+    <w:p>
+      <w:pPr>
+        <w:jc w:val="both"/>
+        <w:rPr>
+          <w:b/>
+          <w:bCs/>
+          <w:color w:val="D86DCB" w:themeColor="accent5" w:themeTint="99"/>
+          <w:sz w:val="32"/>
+          <w:szCs w:val="32"/>
+        </w:rPr>
+      </w:pPr>
+      <w:r>
+        <w:rPr>
+          <w:b/>
+          <w:bCs/>
+          <w:color w:val="D86DCB" w:themeColor="accent5" w:themeTint="99"/>
+          <w:sz w:val="32"/>
+          <w:szCs w:val="32"/>
+        </w:rPr>
+        <w:t xml:space="preserve">    print(letters);</w:t>
+      </w:r>
+    </w:p>
+    <w:p>
+      <w:pPr>
+        <w:jc w:val="both"/>
+        <w:rPr>
+          <w:b/>
+          <w:bCs/>
+          <w:color w:val="D86DCB" w:themeColor="accent5" w:themeTint="99"/>
+          <w:sz w:val="32"/>
+          <w:szCs w:val="32"/>
+        </w:rPr>
+      </w:pPr>
+      <w:r>
+        <w:rPr>
+          <w:b/>
+          <w:bCs/>
+          <w:color w:val="D86DCB" w:themeColor="accent5" w:themeTint="99"/>
+          <w:sz w:val="32"/>
+          <w:szCs w:val="32"/>
+        </w:rPr>
+        <w:lastRenderedPageBreak/>
+        <w:t xml:space="preserve">  }</w:t>
+      </w:r>
+    </w:p>
+    <w:p>
+      <w:pPr>
+        <w:jc w:val="both"/>
+        <w:rPr>
+          <w:b/>
+          <w:bCs/>
+          <w:color w:val="D86DCB" w:themeColor="accent5" w:themeTint="99"/>
+          <w:sz w:val="32"/>
+          <w:szCs w:val="32"/>
+        </w:rPr>
+      </w:pPr>
+      <w:r>
+        <w:rPr>
+          <w:b/>
+          <w:bCs/>
+          <w:color w:val="D86DCB" w:themeColor="accent5" w:themeTint="99"/>
+          <w:sz w:val="32"/>
+          <w:szCs w:val="32"/>
+        </w:rPr>
+        <w:t xml:space="preserve">  print(</w:t>
+      </w:r>
+      <w:proofErr w:type="spellStart"/>
+      <w:proofErr w:type="gramStart"/>
+      <w:r>
+        <w:rPr>
+          <w:b/>
+          <w:bCs/>
+          <w:color w:val="D86DCB" w:themeColor="accent5" w:themeTint="99"/>
+          <w:sz w:val="32"/>
+          <w:szCs w:val="32"/>
+        </w:rPr>
+        <w:t>words.first</w:t>
+      </w:r>
+      <w:proofErr w:type="spellEnd"/>
+      <w:proofErr w:type="gramEnd"/>
+      <w:r>
+        <w:rPr>
+          <w:b/>
+          <w:bCs/>
+          <w:color w:val="D86DCB" w:themeColor="accent5" w:themeTint="99"/>
+          <w:sz w:val="32"/>
+          <w:szCs w:val="32"/>
+        </w:rPr>
+        <w:t>);</w:t>
+      </w:r>
+    </w:p>
+    <w:p>
+      <w:pPr>
+        <w:jc w:val="both"/>
+        <w:rPr>
+          <w:b/>
+          <w:bCs/>
+          <w:color w:val="D86DCB" w:themeColor="accent5" w:themeTint="99"/>
+          <w:sz w:val="32"/>
+          <w:szCs w:val="32"/>
+        </w:rPr>
+      </w:pPr>
+      <w:r>
+        <w:rPr>
+          <w:b/>
+          <w:bCs/>
+          <w:color w:val="D86DCB" w:themeColor="accent5" w:themeTint="99"/>
+          <w:sz w:val="32"/>
+          <w:szCs w:val="32"/>
+        </w:rPr>
+        <w:t>}</w:t>
+      </w:r>
+    </w:p>
+    <w:p>
+      <w:pPr>
+        <w:jc w:val="both"/>
+        <w:rPr>
+          <w:sz w:val="32"/>
+          <w:szCs w:val="32"/>
+        </w:rPr>
+      </w:pPr>
+      <w:r>
+        <w:rPr>
+          <w:b/>
+          <w:bCs/>
+          <w:sz w:val="32"/>
+          <w:szCs w:val="32"/>
+        </w:rPr>
+        <w:t xml:space="preserve">NOTE: </w:t>
+      </w:r>
+      <w:r>
+        <w:rPr>
+          <w:sz w:val="32"/>
+          <w:szCs w:val="32"/>
+        </w:rPr>
+        <w:t>We can sure security or encapsulation using this trick</w:t>
+      </w:r>
+    </w:p>
+    <w:p>
+      <w:pPr>
+        <w:jc w:val="both"/>
+        <w:rPr>
+          <w:sz w:val="32"/>
+          <w:szCs w:val="32"/>
+        </w:rPr>
+      </w:pPr>
+    </w:p>
+    <w:p>
+      <w:pPr>
+        <w:jc w:val="center"/>
+        <w:rPr>
+          <w:sz w:val="32"/>
+          <w:szCs w:val="32"/>
+        </w:rPr>
+      </w:pPr>
+      <w:r>
+        <w:rPr>
+          <w:sz w:val="32"/>
+          <w:szCs w:val="32"/>
+        </w:rPr>
+        <w:t>Break</w:t>
+      </w:r>
+    </w:p>
+    <w:p>
+      <w:pPr>
+        <w:jc w:val="both"/>
+        <w:rPr>
+          <w:sz w:val="32"/>
+          <w:szCs w:val="32"/>
+        </w:rPr>
+      </w:pPr>
+    </w:p>
+    <w:p>
+      <w:pPr>
+        <w:jc w:val="both"/>
+        <w:rPr>
+          <w:b/>
+          <w:bCs/>
+          <w:sz w:val="32"/>
+          <w:szCs w:val="32"/>
+        </w:rPr>
+      </w:pPr>
+      <w:r>
+        <w:rPr>
+          <w:b/>
+          <w:bCs/>
+          <w:sz w:val="32"/>
+          <w:szCs w:val="32"/>
+        </w:rPr>
         <w:t>Primary Constructors (Experimental):</w:t>
       </w:r>
     </w:p>
@@ -15892,9 +17108,9 @@
     </w:lvl>
   </w:abstractNum>
   <w:abstractNum w:abstractNumId="6" w15:restartNumberingAfterBreak="0">
-    <w:nsid w:val="74C56C02"/>
+    <w:nsid w:val="62F655AF"/>
     <w:multiLevelType w:val="hybridMultilevel"/>
-    <w:tmpl w:val="B896FC4C"/>
+    <w:tmpl w:val="E3B67A84"/>
     <w:lvl w:ilvl="0" w:tplc="04090001">
       <w:start w:val="1"/>
       <w:numFmt w:val="bullet"/>
@@ -16005,6 +17221,119 @@
     </w:lvl>
   </w:abstractNum>
   <w:abstractNum w:abstractNumId="7" w15:restartNumberingAfterBreak="0">
+    <w:nsid w:val="74C56C02"/>
+    <w:multiLevelType w:val="hybridMultilevel"/>
+    <w:tmpl w:val="B896FC4C"/>
+    <w:lvl w:ilvl="0" w:tplc="04090001">
+      <w:start w:val="1"/>
+      <w:numFmt w:val="bullet"/>
+      <w:lvlText w:val=""/>
+      <w:lvlJc w:val="left"/>
+      <w:pPr>
+        <w:ind w:left="360" w:hanging="360"/>
+      </w:pPr>
+      <w:rPr>
+        <w:rFonts w:ascii="Symbol" w:hAnsi="Symbol" w:hint="default"/>
+      </w:rPr>
+    </w:lvl>
+    <w:lvl w:ilvl="1" w:tplc="04090003" w:tentative="1">
+      <w:start w:val="1"/>
+      <w:numFmt w:val="bullet"/>
+      <w:lvlText w:val="o"/>
+      <w:lvlJc w:val="left"/>
+      <w:pPr>
+        <w:ind w:left="1080" w:hanging="360"/>
+      </w:pPr>
+      <w:rPr>
+        <w:rFonts w:ascii="Courier New" w:hAnsi="Courier New" w:cs="Courier New" w:hint="default"/>
+      </w:rPr>
+    </w:lvl>
+    <w:lvl w:ilvl="2" w:tplc="04090005" w:tentative="1">
+      <w:start w:val="1"/>
+      <w:numFmt w:val="bullet"/>
+      <w:lvlText w:val=""/>
+      <w:lvlJc w:val="left"/>
+      <w:pPr>
+        <w:ind w:left="1800" w:hanging="360"/>
+      </w:pPr>
+      <w:rPr>
+        <w:rFonts w:ascii="Wingdings" w:hAnsi="Wingdings" w:hint="default"/>
+      </w:rPr>
+    </w:lvl>
+    <w:lvl w:ilvl="3" w:tplc="04090001" w:tentative="1">
+      <w:start w:val="1"/>
+      <w:numFmt w:val="bullet"/>
+      <w:lvlText w:val=""/>
+      <w:lvlJc w:val="left"/>
+      <w:pPr>
+        <w:ind w:left="2520" w:hanging="360"/>
+      </w:pPr>
+      <w:rPr>
+        <w:rFonts w:ascii="Symbol" w:hAnsi="Symbol" w:hint="default"/>
+      </w:rPr>
+    </w:lvl>
+    <w:lvl w:ilvl="4" w:tplc="04090003" w:tentative="1">
+      <w:start w:val="1"/>
+      <w:numFmt w:val="bullet"/>
+      <w:lvlText w:val="o"/>
+      <w:lvlJc w:val="left"/>
+      <w:pPr>
+        <w:ind w:left="3240" w:hanging="360"/>
+      </w:pPr>
+      <w:rPr>
+        <w:rFonts w:ascii="Courier New" w:hAnsi="Courier New" w:cs="Courier New" w:hint="default"/>
+      </w:rPr>
+    </w:lvl>
+    <w:lvl w:ilvl="5" w:tplc="04090005" w:tentative="1">
+      <w:start w:val="1"/>
+      <w:numFmt w:val="bullet"/>
+      <w:lvlText w:val=""/>
+      <w:lvlJc w:val="left"/>
+      <w:pPr>
+        <w:ind w:left="3960" w:hanging="360"/>
+      </w:pPr>
+      <w:rPr>
+        <w:rFonts w:ascii="Wingdings" w:hAnsi="Wingdings" w:hint="default"/>
+      </w:rPr>
+    </w:lvl>
+    <w:lvl w:ilvl="6" w:tplc="04090001" w:tentative="1">
+      <w:start w:val="1"/>
+      <w:numFmt w:val="bullet"/>
+      <w:lvlText w:val=""/>
+      <w:lvlJc w:val="left"/>
+      <w:pPr>
+        <w:ind w:left="4680" w:hanging="360"/>
+      </w:pPr>
+      <w:rPr>
+        <w:rFonts w:ascii="Symbol" w:hAnsi="Symbol" w:hint="default"/>
+      </w:rPr>
+    </w:lvl>
+    <w:lvl w:ilvl="7" w:tplc="04090003" w:tentative="1">
+      <w:start w:val="1"/>
+      <w:numFmt w:val="bullet"/>
+      <w:lvlText w:val="o"/>
+      <w:lvlJc w:val="left"/>
+      <w:pPr>
+        <w:ind w:left="5400" w:hanging="360"/>
+      </w:pPr>
+      <w:rPr>
+        <w:rFonts w:ascii="Courier New" w:hAnsi="Courier New" w:cs="Courier New" w:hint="default"/>
+      </w:rPr>
+    </w:lvl>
+    <w:lvl w:ilvl="8" w:tplc="04090005" w:tentative="1">
+      <w:start w:val="1"/>
+      <w:numFmt w:val="bullet"/>
+      <w:lvlText w:val=""/>
+      <w:lvlJc w:val="left"/>
+      <w:pPr>
+        <w:ind w:left="6120" w:hanging="360"/>
+      </w:pPr>
+      <w:rPr>
+        <w:rFonts w:ascii="Wingdings" w:hAnsi="Wingdings" w:hint="default"/>
+      </w:rPr>
+    </w:lvl>
+  </w:abstractNum>
+  <w:abstractNum w:abstractNumId="8" w15:restartNumberingAfterBreak="0">
     <w:nsid w:val="74E07733"/>
     <w:multiLevelType w:val="hybridMultilevel"/>
     <w:tmpl w:val="5FF2484C"/>
@@ -16124,13 +17453,13 @@
     <w:abstractNumId w:val="5"/>
   </w:num>
   <w:num w:numId="3" w16cid:durableId="379089940">
-    <w:abstractNumId w:val="7"/>
+    <w:abstractNumId w:val="8"/>
   </w:num>
   <w:num w:numId="4" w16cid:durableId="973482591">
     <w:abstractNumId w:val="3"/>
   </w:num>
   <w:num w:numId="5" w16cid:durableId="658195343">
-    <w:abstractNumId w:val="6"/>
+    <w:abstractNumId w:val="7"/>
   </w:num>
   <w:num w:numId="6" w16cid:durableId="1202790539">
     <w:abstractNumId w:val="1"/>
@@ -16140,6 +17469,9 @@
   </w:num>
   <w:num w:numId="8" w16cid:durableId="99764026">
     <w:abstractNumId w:val="2"/>
+  </w:num>
+  <w:num w:numId="9" w16cid:durableId="1540045940">
+    <w:abstractNumId w:val="6"/>
   </w:num>
 </w:numbering>
 </file>
@@ -16747,7 +18079,6 @@
   <w:style w:type="character" w:default="1" w:styleId="DefaultParagraphFont">
     <w:name w:val="Default Paragraph Font"/>
     <w:uiPriority w:val="1"/>
-    <w:semiHidden/>
     <w:unhideWhenUsed/>
   </w:style>
   <w:style w:type="table" w:default="1" w:styleId="TableNormal">

--- a/d5_part2_of_dart_oop.docx
+++ b/d5_part2_of_dart_oop.docx
@@ -33,14 +33,36 @@
           <w:szCs w:val="32"/>
         </w:rPr>
       </w:pPr>
-      <w:r>
-        <w:rPr>
-          <w:b/>
-          <w:bCs/>
-          <w:sz w:val="32"/>
-          <w:szCs w:val="32"/>
-        </w:rPr>
-        <w:t>.toClass()</w:t>
+      <w:proofErr w:type="gramStart"/>
+      <w:r>
+        <w:rPr>
+          <w:b/>
+          <w:bCs/>
+          <w:sz w:val="32"/>
+          <w:szCs w:val="32"/>
+        </w:rPr>
+        <w:t>.</w:t>
+      </w:r>
+      <w:proofErr w:type="spellStart"/>
+      <w:r>
+        <w:rPr>
+          <w:b/>
+          <w:bCs/>
+          <w:sz w:val="32"/>
+          <w:szCs w:val="32"/>
+        </w:rPr>
+        <w:t>toClass</w:t>
+      </w:r>
+      <w:proofErr w:type="spellEnd"/>
+      <w:proofErr w:type="gramEnd"/>
+      <w:r>
+        <w:rPr>
+          <w:b/>
+          <w:bCs/>
+          <w:sz w:val="32"/>
+          <w:szCs w:val="32"/>
+        </w:rPr>
+        <w:t>()</w:t>
       </w:r>
       <w:r>
         <w:rPr>
@@ -70,6 +92,7 @@
           <w:szCs w:val="32"/>
         </w:rPr>
       </w:pPr>
+      <w:proofErr w:type="gramStart"/>
       <w:r>
         <w:rPr>
           <w:sz w:val="32"/>
@@ -84,7 +107,28 @@
           <w:sz w:val="32"/>
           <w:szCs w:val="32"/>
         </w:rPr>
-        <w:t>.toString()</w:t>
+        <w:t>.</w:t>
+      </w:r>
+      <w:proofErr w:type="spellStart"/>
+      <w:r>
+        <w:rPr>
+          <w:b/>
+          <w:bCs/>
+          <w:sz w:val="32"/>
+          <w:szCs w:val="32"/>
+        </w:rPr>
+        <w:t>toString</w:t>
+      </w:r>
+      <w:proofErr w:type="spellEnd"/>
+      <w:proofErr w:type="gramEnd"/>
+      <w:r>
+        <w:rPr>
+          <w:b/>
+          <w:bCs/>
+          <w:sz w:val="32"/>
+          <w:szCs w:val="32"/>
+        </w:rPr>
+        <w:t>()</w:t>
       </w:r>
       <w:r>
         <w:rPr>
@@ -151,6 +195,7 @@
         </w:rPr>
         <w:t xml:space="preserve"> method &amp; </w:t>
       </w:r>
+      <w:proofErr w:type="spellStart"/>
       <w:r>
         <w:rPr>
           <w:b/>
@@ -160,6 +205,7 @@
         </w:rPr>
         <w:t>hashCode</w:t>
       </w:r>
+      <w:proofErr w:type="spellEnd"/>
       <w:r>
         <w:rPr>
           <w:sz w:val="32"/>
@@ -200,8 +246,17 @@
           <w:sz w:val="32"/>
           <w:szCs w:val="32"/>
         </w:rPr>
-        <w:t>e Class..</w:t>
-      </w:r>
+        <w:t xml:space="preserve">e </w:t>
+      </w:r>
+      <w:proofErr w:type="gramStart"/>
+      <w:r>
+        <w:rPr>
+          <w:sz w:val="32"/>
+          <w:szCs w:val="32"/>
+        </w:rPr>
+        <w:t>Class..</w:t>
+      </w:r>
+      <w:proofErr w:type="gramEnd"/>
       <w:r>
         <w:rPr>
           <w:sz w:val="32"/>
@@ -230,14 +285,25 @@
           <w:szCs w:val="32"/>
         </w:rPr>
       </w:pPr>
-      <w:r>
-        <w:rPr>
-          <w:b/>
-          <w:bCs/>
-          <w:sz w:val="32"/>
-          <w:szCs w:val="32"/>
-        </w:rPr>
-        <w:t xml:space="preserve">call() </w:t>
+      <w:proofErr w:type="gramStart"/>
+      <w:r>
+        <w:rPr>
+          <w:b/>
+          <w:bCs/>
+          <w:sz w:val="32"/>
+          <w:szCs w:val="32"/>
+        </w:rPr>
+        <w:t>call(</w:t>
+      </w:r>
+      <w:proofErr w:type="gramEnd"/>
+      <w:r>
+        <w:rPr>
+          <w:b/>
+          <w:bCs/>
+          <w:sz w:val="32"/>
+          <w:szCs w:val="32"/>
+        </w:rPr>
+        <w:t xml:space="preserve">) </w:t>
       </w:r>
       <w:r>
         <w:rPr>
@@ -267,14 +333,36 @@
           <w:szCs w:val="32"/>
         </w:rPr>
       </w:pPr>
-      <w:r>
-        <w:rPr>
-          <w:b/>
-          <w:bCs/>
-          <w:sz w:val="32"/>
-          <w:szCs w:val="32"/>
-        </w:rPr>
-        <w:t>noSuchMethod()</w:t>
+      <w:proofErr w:type="spellStart"/>
+      <w:proofErr w:type="gramStart"/>
+      <w:r>
+        <w:rPr>
+          <w:b/>
+          <w:bCs/>
+          <w:sz w:val="32"/>
+          <w:szCs w:val="32"/>
+        </w:rPr>
+        <w:t>noSuchMethod</w:t>
+      </w:r>
+      <w:proofErr w:type="spellEnd"/>
+      <w:r>
+        <w:rPr>
+          <w:b/>
+          <w:bCs/>
+          <w:sz w:val="32"/>
+          <w:szCs w:val="32"/>
+        </w:rPr>
+        <w:t>(</w:t>
+      </w:r>
+      <w:proofErr w:type="gramEnd"/>
+      <w:r>
+        <w:rPr>
+          <w:b/>
+          <w:bCs/>
+          <w:sz w:val="32"/>
+          <w:szCs w:val="32"/>
+        </w:rPr>
+        <w:t>)</w:t>
       </w:r>
       <w:r>
         <w:rPr>
@@ -309,8 +397,17 @@
           <w:sz w:val="32"/>
           <w:szCs w:val="32"/>
         </w:rPr>
-        <w:t>Async constructor and Async in classes…………………………..</w:t>
-      </w:r>
+        <w:t>Async constructor and Async in classes………………………</w:t>
+      </w:r>
+      <w:proofErr w:type="gramStart"/>
+      <w:r>
+        <w:rPr>
+          <w:sz w:val="32"/>
+          <w:szCs w:val="32"/>
+        </w:rPr>
+        <w:t>…..</w:t>
+      </w:r>
+      <w:proofErr w:type="gramEnd"/>
       <w:r>
         <w:rPr>
           <w:sz w:val="32"/>
@@ -461,7 +558,23 @@
           <w:sz w:val="32"/>
           <w:szCs w:val="32"/>
         </w:rPr>
-        <w:t xml:space="preserve"> keyword with abstract (Modern)……………………..16</w:t>
+        <w:t xml:space="preserve"> keyword with abstract (Modern)…………………</w:t>
+      </w:r>
+      <w:proofErr w:type="gramStart"/>
+      <w:r>
+        <w:rPr>
+          <w:sz w:val="32"/>
+          <w:szCs w:val="32"/>
+        </w:rPr>
+        <w:t>…..</w:t>
+      </w:r>
+      <w:proofErr w:type="gramEnd"/>
+      <w:r>
+        <w:rPr>
+          <w:sz w:val="32"/>
+          <w:szCs w:val="32"/>
+        </w:rPr>
+        <w:t>16</w:t>
       </w:r>
     </w:p>
     <w:p>
@@ -535,6 +648,7 @@
         </w:rPr>
         <w:t xml:space="preserve">More on </w:t>
       </w:r>
+      <w:proofErr w:type="spellStart"/>
       <w:r>
         <w:rPr>
           <w:b/>
@@ -553,12 +667,21 @@
         </w:rPr>
         <w:t>ixin</w:t>
       </w:r>
-      <w:r>
-        <w:rPr>
-          <w:sz w:val="32"/>
-          <w:szCs w:val="32"/>
-        </w:rPr>
-        <w:t xml:space="preserve"> class…………………………………………………</w:t>
+      <w:proofErr w:type="spellEnd"/>
+      <w:r>
+        <w:rPr>
+          <w:sz w:val="32"/>
+          <w:szCs w:val="32"/>
+        </w:rPr>
+        <w:t xml:space="preserve"> class………………………………………………</w:t>
+      </w:r>
+      <w:proofErr w:type="gramStart"/>
+      <w:r>
+        <w:rPr>
+          <w:sz w:val="32"/>
+          <w:szCs w:val="32"/>
+        </w:rPr>
+        <w:t>…</w:t>
       </w:r>
       <w:r>
         <w:rPr>
@@ -574,6 +697,7 @@
         </w:rPr>
         <w:t>.</w:t>
       </w:r>
+      <w:proofErr w:type="gramEnd"/>
       <w:r>
         <w:rPr>
           <w:sz w:val="32"/>
@@ -609,8 +733,19 @@
           <w:sz w:val="32"/>
           <w:szCs w:val="32"/>
         </w:rPr>
-        <w:t xml:space="preserve"> Iterable</w:t>
-      </w:r>
+        <w:t xml:space="preserve"> </w:t>
+      </w:r>
+      <w:proofErr w:type="spellStart"/>
+      <w:r>
+        <w:rPr>
+          <w:b/>
+          <w:bCs/>
+          <w:sz w:val="32"/>
+          <w:szCs w:val="32"/>
+        </w:rPr>
+        <w:t>Iterable</w:t>
+      </w:r>
+      <w:proofErr w:type="spellEnd"/>
       <w:r>
         <w:rPr>
           <w:sz w:val="32"/>
@@ -644,6 +779,43 @@
           <w:sz w:val="32"/>
           <w:szCs w:val="32"/>
         </w:rPr>
+        <w:t xml:space="preserve">Cascade Operator (or </w:t>
+      </w:r>
+      <w:proofErr w:type="gramStart"/>
+      <w:r>
+        <w:rPr>
+          <w:sz w:val="32"/>
+          <w:szCs w:val="32"/>
+        </w:rPr>
+        <w:t>Notation)…</w:t>
+      </w:r>
+      <w:proofErr w:type="gramEnd"/>
+      <w:r>
+        <w:rPr>
+          <w:sz w:val="32"/>
+          <w:szCs w:val="32"/>
+        </w:rPr>
+        <w:t>…………………………………26</w:t>
+      </w:r>
+    </w:p>
+    <w:p>
+      <w:pPr>
+        <w:pStyle w:val="ListParagraph"/>
+        <w:numPr>
+          <w:ilvl w:val="0"/>
+          <w:numId w:val="1"/>
+        </w:numPr>
+        <w:jc w:val="both"/>
+        <w:rPr>
+          <w:sz w:val="32"/>
+          <w:szCs w:val="32"/>
+        </w:rPr>
+      </w:pPr>
+      <w:r>
+        <w:rPr>
+          <w:sz w:val="32"/>
+          <w:szCs w:val="32"/>
+        </w:rPr>
         <w:t>Primary Constructors (Experimental)…………………………….</w:t>
       </w:r>
     </w:p>
@@ -672,6 +844,7 @@
           <w:szCs w:val="32"/>
         </w:rPr>
       </w:pPr>
+      <w:proofErr w:type="gramStart"/>
       <w:r>
         <w:rPr>
           <w:b/>
@@ -680,34 +853,93 @@
           <w:szCs w:val="32"/>
         </w:rPr>
         <w:lastRenderedPageBreak/>
-        <w:t>.toClass Method:</w:t>
-      </w:r>
-    </w:p>
-    <w:p>
-      <w:pPr>
-        <w:jc w:val="both"/>
-        <w:rPr>
-          <w:b/>
-          <w:bCs/>
-          <w:sz w:val="32"/>
-          <w:szCs w:val="32"/>
-        </w:rPr>
-      </w:pPr>
-      <w:r>
-        <w:rPr>
-          <w:sz w:val="32"/>
-          <w:szCs w:val="32"/>
-        </w:rPr>
-        <w:t xml:space="preserve"># We can use a named constructor to automatically take a map and return an object using </w:t>
-      </w:r>
-      <w:r>
-        <w:rPr>
-          <w:b/>
-          <w:bCs/>
-          <w:sz w:val="32"/>
-          <w:szCs w:val="32"/>
-        </w:rPr>
-        <w:t>.toClass_name(…):</w:t>
+        <w:t>.</w:t>
+      </w:r>
+      <w:proofErr w:type="spellStart"/>
+      <w:r>
+        <w:rPr>
+          <w:b/>
+          <w:bCs/>
+          <w:sz w:val="32"/>
+          <w:szCs w:val="32"/>
+        </w:rPr>
+        <w:t>toClass</w:t>
+      </w:r>
+      <w:proofErr w:type="spellEnd"/>
+      <w:proofErr w:type="gramEnd"/>
+      <w:r>
+        <w:rPr>
+          <w:b/>
+          <w:bCs/>
+          <w:sz w:val="32"/>
+          <w:szCs w:val="32"/>
+        </w:rPr>
+        <w:t xml:space="preserve"> Method:</w:t>
+      </w:r>
+    </w:p>
+    <w:p>
+      <w:pPr>
+        <w:jc w:val="both"/>
+        <w:rPr>
+          <w:b/>
+          <w:bCs/>
+          <w:sz w:val="32"/>
+          <w:szCs w:val="32"/>
+        </w:rPr>
+      </w:pPr>
+      <w:r>
+        <w:rPr>
+          <w:sz w:val="32"/>
+          <w:szCs w:val="32"/>
+        </w:rPr>
+        <w:t xml:space="preserve"># We can use a named constructor to automatically take a map and return an object </w:t>
+      </w:r>
+      <w:proofErr w:type="gramStart"/>
+      <w:r>
+        <w:rPr>
+          <w:sz w:val="32"/>
+          <w:szCs w:val="32"/>
+        </w:rPr>
+        <w:t xml:space="preserve">using </w:t>
+      </w:r>
+      <w:r>
+        <w:rPr>
+          <w:b/>
+          <w:bCs/>
+          <w:sz w:val="32"/>
+          <w:szCs w:val="32"/>
+        </w:rPr>
+        <w:t>.</w:t>
+      </w:r>
+      <w:proofErr w:type="spellStart"/>
+      <w:r>
+        <w:rPr>
+          <w:b/>
+          <w:bCs/>
+          <w:sz w:val="32"/>
+          <w:szCs w:val="32"/>
+        </w:rPr>
+        <w:t>toClass</w:t>
+      </w:r>
+      <w:proofErr w:type="gramEnd"/>
+      <w:r>
+        <w:rPr>
+          <w:b/>
+          <w:bCs/>
+          <w:sz w:val="32"/>
+          <w:szCs w:val="32"/>
+        </w:rPr>
+        <w:t>_name</w:t>
+      </w:r>
+      <w:proofErr w:type="spellEnd"/>
+      <w:r>
+        <w:rPr>
+          <w:b/>
+          <w:bCs/>
+          <w:sz w:val="32"/>
+          <w:szCs w:val="32"/>
+        </w:rPr>
+        <w:t>(…):</w:t>
       </w:r>
     </w:p>
     <w:p>
@@ -732,17 +964,37 @@
           <w:sz w:val="32"/>
           <w:szCs w:val="32"/>
         </w:rPr>
-        <w:t xml:space="preserve">There’s also </w:t>
-      </w:r>
-      <w:r>
-        <w:rPr>
-          <w:b/>
-          <w:bCs/>
-          <w:sz w:val="32"/>
-          <w:szCs w:val="32"/>
-        </w:rPr>
-        <w:t>.fromJson</w:t>
-      </w:r>
+        <w:t xml:space="preserve">There’s </w:t>
+      </w:r>
+      <w:proofErr w:type="gramStart"/>
+      <w:r>
+        <w:rPr>
+          <w:sz w:val="32"/>
+          <w:szCs w:val="32"/>
+        </w:rPr>
+        <w:t xml:space="preserve">also </w:t>
+      </w:r>
+      <w:r>
+        <w:rPr>
+          <w:b/>
+          <w:bCs/>
+          <w:sz w:val="32"/>
+          <w:szCs w:val="32"/>
+        </w:rPr>
+        <w:t>.</w:t>
+      </w:r>
+      <w:proofErr w:type="spellStart"/>
+      <w:r>
+        <w:rPr>
+          <w:b/>
+          <w:bCs/>
+          <w:sz w:val="32"/>
+          <w:szCs w:val="32"/>
+        </w:rPr>
+        <w:t>fromJson</w:t>
+      </w:r>
+      <w:proofErr w:type="spellEnd"/>
+      <w:proofErr w:type="gramEnd"/>
       <w:r>
         <w:rPr>
           <w:sz w:val="32"/>
@@ -880,95 +1132,213 @@
           <w:sz w:val="32"/>
           <w:szCs w:val="32"/>
         </w:rPr>
-        <w:t xml:space="preserve">  const Book({</w:t>
-      </w:r>
-    </w:p>
-    <w:p>
-      <w:pPr>
-        <w:jc w:val="both"/>
-        <w:rPr>
-          <w:b/>
-          <w:bCs/>
-          <w:color w:val="D86DCB" w:themeColor="accent5" w:themeTint="99"/>
-          <w:sz w:val="32"/>
-          <w:szCs w:val="32"/>
-        </w:rPr>
-      </w:pPr>
-      <w:r>
-        <w:rPr>
-          <w:b/>
-          <w:bCs/>
-          <w:color w:val="D86DCB" w:themeColor="accent5" w:themeTint="99"/>
-          <w:sz w:val="32"/>
-          <w:szCs w:val="32"/>
-        </w:rPr>
-        <w:t xml:space="preserve">    required this.title,</w:t>
-      </w:r>
-    </w:p>
-    <w:p>
-      <w:pPr>
-        <w:jc w:val="both"/>
-        <w:rPr>
-          <w:b/>
-          <w:bCs/>
-          <w:color w:val="D86DCB" w:themeColor="accent5" w:themeTint="99"/>
-          <w:sz w:val="32"/>
-          <w:szCs w:val="32"/>
-        </w:rPr>
-      </w:pPr>
-      <w:r>
-        <w:rPr>
-          <w:b/>
-          <w:bCs/>
-          <w:color w:val="D86DCB" w:themeColor="accent5" w:themeTint="99"/>
-          <w:sz w:val="32"/>
-          <w:szCs w:val="32"/>
-        </w:rPr>
-        <w:t xml:space="preserve">    required this.author,</w:t>
-      </w:r>
-    </w:p>
-    <w:p>
-      <w:pPr>
-        <w:jc w:val="both"/>
-        <w:rPr>
-          <w:b/>
-          <w:bCs/>
-          <w:color w:val="D86DCB" w:themeColor="accent5" w:themeTint="99"/>
-          <w:sz w:val="32"/>
-          <w:szCs w:val="32"/>
-        </w:rPr>
-      </w:pPr>
-      <w:r>
-        <w:rPr>
-          <w:b/>
-          <w:bCs/>
-          <w:color w:val="D86DCB" w:themeColor="accent5" w:themeTint="99"/>
-          <w:sz w:val="32"/>
-          <w:szCs w:val="32"/>
-        </w:rPr>
-        <w:t xml:space="preserve">    required this.category,</w:t>
-      </w:r>
-    </w:p>
-    <w:p>
-      <w:pPr>
-        <w:jc w:val="both"/>
-        <w:rPr>
-          <w:b/>
-          <w:bCs/>
-          <w:color w:val="D86DCB" w:themeColor="accent5" w:themeTint="99"/>
-          <w:sz w:val="32"/>
-          <w:szCs w:val="32"/>
-        </w:rPr>
-      </w:pPr>
-      <w:r>
-        <w:rPr>
-          <w:b/>
-          <w:bCs/>
-          <w:color w:val="D86DCB" w:themeColor="accent5" w:themeTint="99"/>
-          <w:sz w:val="32"/>
-          <w:szCs w:val="32"/>
-        </w:rPr>
-        <w:t xml:space="preserve">    required this.price,</w:t>
+        <w:t xml:space="preserve">  const </w:t>
+      </w:r>
+      <w:proofErr w:type="gramStart"/>
+      <w:r>
+        <w:rPr>
+          <w:b/>
+          <w:bCs/>
+          <w:color w:val="D86DCB" w:themeColor="accent5" w:themeTint="99"/>
+          <w:sz w:val="32"/>
+          <w:szCs w:val="32"/>
+        </w:rPr>
+        <w:t>Book(</w:t>
+      </w:r>
+      <w:proofErr w:type="gramEnd"/>
+      <w:r>
+        <w:rPr>
+          <w:b/>
+          <w:bCs/>
+          <w:color w:val="D86DCB" w:themeColor="accent5" w:themeTint="99"/>
+          <w:sz w:val="32"/>
+          <w:szCs w:val="32"/>
+        </w:rPr>
+        <w:t>{</w:t>
+      </w:r>
+    </w:p>
+    <w:p>
+      <w:pPr>
+        <w:jc w:val="both"/>
+        <w:rPr>
+          <w:b/>
+          <w:bCs/>
+          <w:color w:val="D86DCB" w:themeColor="accent5" w:themeTint="99"/>
+          <w:sz w:val="32"/>
+          <w:szCs w:val="32"/>
+        </w:rPr>
+      </w:pPr>
+      <w:r>
+        <w:rPr>
+          <w:b/>
+          <w:bCs/>
+          <w:color w:val="D86DCB" w:themeColor="accent5" w:themeTint="99"/>
+          <w:sz w:val="32"/>
+          <w:szCs w:val="32"/>
+        </w:rPr>
+        <w:t xml:space="preserve">    required </w:t>
+      </w:r>
+      <w:proofErr w:type="spellStart"/>
+      <w:proofErr w:type="gramStart"/>
+      <w:r>
+        <w:rPr>
+          <w:b/>
+          <w:bCs/>
+          <w:color w:val="D86DCB" w:themeColor="accent5" w:themeTint="99"/>
+          <w:sz w:val="32"/>
+          <w:szCs w:val="32"/>
+        </w:rPr>
+        <w:t>this.title</w:t>
+      </w:r>
+      <w:proofErr w:type="spellEnd"/>
+      <w:proofErr w:type="gramEnd"/>
+      <w:r>
+        <w:rPr>
+          <w:b/>
+          <w:bCs/>
+          <w:color w:val="D86DCB" w:themeColor="accent5" w:themeTint="99"/>
+          <w:sz w:val="32"/>
+          <w:szCs w:val="32"/>
+        </w:rPr>
+        <w:t>,</w:t>
+      </w:r>
+    </w:p>
+    <w:p>
+      <w:pPr>
+        <w:jc w:val="both"/>
+        <w:rPr>
+          <w:b/>
+          <w:bCs/>
+          <w:color w:val="D86DCB" w:themeColor="accent5" w:themeTint="99"/>
+          <w:sz w:val="32"/>
+          <w:szCs w:val="32"/>
+        </w:rPr>
+      </w:pPr>
+      <w:r>
+        <w:rPr>
+          <w:b/>
+          <w:bCs/>
+          <w:color w:val="D86DCB" w:themeColor="accent5" w:themeTint="99"/>
+          <w:sz w:val="32"/>
+          <w:szCs w:val="32"/>
+        </w:rPr>
+        <w:t xml:space="preserve">    required </w:t>
+      </w:r>
+      <w:proofErr w:type="spellStart"/>
+      <w:proofErr w:type="gramStart"/>
+      <w:r>
+        <w:rPr>
+          <w:b/>
+          <w:bCs/>
+          <w:color w:val="D86DCB" w:themeColor="accent5" w:themeTint="99"/>
+          <w:sz w:val="32"/>
+          <w:szCs w:val="32"/>
+        </w:rPr>
+        <w:t>this.author</w:t>
+      </w:r>
+      <w:proofErr w:type="spellEnd"/>
+      <w:proofErr w:type="gramEnd"/>
+      <w:r>
+        <w:rPr>
+          <w:b/>
+          <w:bCs/>
+          <w:color w:val="D86DCB" w:themeColor="accent5" w:themeTint="99"/>
+          <w:sz w:val="32"/>
+          <w:szCs w:val="32"/>
+        </w:rPr>
+        <w:t>,</w:t>
+      </w:r>
+    </w:p>
+    <w:p>
+      <w:pPr>
+        <w:jc w:val="both"/>
+        <w:rPr>
+          <w:b/>
+          <w:bCs/>
+          <w:color w:val="D86DCB" w:themeColor="accent5" w:themeTint="99"/>
+          <w:sz w:val="32"/>
+          <w:szCs w:val="32"/>
+        </w:rPr>
+      </w:pPr>
+      <w:r>
+        <w:rPr>
+          <w:b/>
+          <w:bCs/>
+          <w:color w:val="D86DCB" w:themeColor="accent5" w:themeTint="99"/>
+          <w:sz w:val="32"/>
+          <w:szCs w:val="32"/>
+        </w:rPr>
+        <w:t xml:space="preserve">    required </w:t>
+      </w:r>
+      <w:proofErr w:type="spellStart"/>
+      <w:proofErr w:type="gramStart"/>
+      <w:r>
+        <w:rPr>
+          <w:b/>
+          <w:bCs/>
+          <w:color w:val="D86DCB" w:themeColor="accent5" w:themeTint="99"/>
+          <w:sz w:val="32"/>
+          <w:szCs w:val="32"/>
+        </w:rPr>
+        <w:t>this.category</w:t>
+      </w:r>
+      <w:proofErr w:type="spellEnd"/>
+      <w:proofErr w:type="gramEnd"/>
+      <w:r>
+        <w:rPr>
+          <w:b/>
+          <w:bCs/>
+          <w:color w:val="D86DCB" w:themeColor="accent5" w:themeTint="99"/>
+          <w:sz w:val="32"/>
+          <w:szCs w:val="32"/>
+        </w:rPr>
+        <w:t>,</w:t>
+      </w:r>
+    </w:p>
+    <w:p>
+      <w:pPr>
+        <w:jc w:val="both"/>
+        <w:rPr>
+          <w:b/>
+          <w:bCs/>
+          <w:color w:val="D86DCB" w:themeColor="accent5" w:themeTint="99"/>
+          <w:sz w:val="32"/>
+          <w:szCs w:val="32"/>
+        </w:rPr>
+      </w:pPr>
+      <w:r>
+        <w:rPr>
+          <w:b/>
+          <w:bCs/>
+          <w:color w:val="D86DCB" w:themeColor="accent5" w:themeTint="99"/>
+          <w:sz w:val="32"/>
+          <w:szCs w:val="32"/>
+        </w:rPr>
+        <w:t xml:space="preserve">    required </w:t>
+      </w:r>
+      <w:proofErr w:type="spellStart"/>
+      <w:proofErr w:type="gramStart"/>
+      <w:r>
+        <w:rPr>
+          <w:b/>
+          <w:bCs/>
+          <w:color w:val="D86DCB" w:themeColor="accent5" w:themeTint="99"/>
+          <w:sz w:val="32"/>
+          <w:szCs w:val="32"/>
+        </w:rPr>
+        <w:t>this.price</w:t>
+      </w:r>
+      <w:proofErr w:type="spellEnd"/>
+      <w:proofErr w:type="gramEnd"/>
+      <w:r>
+        <w:rPr>
+          <w:b/>
+          <w:bCs/>
+          <w:color w:val="D86DCB" w:themeColor="accent5" w:themeTint="99"/>
+          <w:sz w:val="32"/>
+          <w:szCs w:val="32"/>
+        </w:rPr>
+        <w:t>,</w:t>
       </w:r>
     </w:p>
     <w:p>
@@ -1012,95 +1382,217 @@
           <w:sz w:val="32"/>
           <w:szCs w:val="32"/>
         </w:rPr>
-        <w:t xml:space="preserve">  void displayInfo() {</w:t>
-      </w:r>
-    </w:p>
-    <w:p>
-      <w:pPr>
-        <w:jc w:val="both"/>
-        <w:rPr>
-          <w:b/>
-          <w:bCs/>
-          <w:color w:val="D86DCB" w:themeColor="accent5" w:themeTint="99"/>
-          <w:sz w:val="32"/>
-          <w:szCs w:val="32"/>
-        </w:rPr>
-      </w:pPr>
-      <w:r>
-        <w:rPr>
-          <w:b/>
-          <w:bCs/>
-          <w:color w:val="D86DCB" w:themeColor="accent5" w:themeTint="99"/>
-          <w:sz w:val="32"/>
-          <w:szCs w:val="32"/>
-        </w:rPr>
-        <w:t xml:space="preserve">    print('Title: $title');</w:t>
-      </w:r>
-    </w:p>
-    <w:p>
-      <w:pPr>
-        <w:jc w:val="both"/>
-        <w:rPr>
-          <w:b/>
-          <w:bCs/>
-          <w:color w:val="D86DCB" w:themeColor="accent5" w:themeTint="99"/>
-          <w:sz w:val="32"/>
-          <w:szCs w:val="32"/>
-        </w:rPr>
-      </w:pPr>
-      <w:r>
-        <w:rPr>
-          <w:b/>
-          <w:bCs/>
-          <w:color w:val="D86DCB" w:themeColor="accent5" w:themeTint="99"/>
-          <w:sz w:val="32"/>
-          <w:szCs w:val="32"/>
-        </w:rPr>
-        <w:t xml:space="preserve">    print('Author: $author');</w:t>
-      </w:r>
-    </w:p>
-    <w:p>
-      <w:pPr>
-        <w:jc w:val="both"/>
-        <w:rPr>
-          <w:b/>
-          <w:bCs/>
-          <w:color w:val="D86DCB" w:themeColor="accent5" w:themeTint="99"/>
-          <w:sz w:val="32"/>
-          <w:szCs w:val="32"/>
-        </w:rPr>
-      </w:pPr>
-      <w:r>
-        <w:rPr>
-          <w:b/>
-          <w:bCs/>
-          <w:color w:val="D86DCB" w:themeColor="accent5" w:themeTint="99"/>
-          <w:sz w:val="32"/>
-          <w:szCs w:val="32"/>
-        </w:rPr>
-        <w:t xml:space="preserve">    print('Category: $category');</w:t>
-      </w:r>
-    </w:p>
-    <w:p>
-      <w:pPr>
-        <w:jc w:val="both"/>
-        <w:rPr>
-          <w:b/>
-          <w:bCs/>
-          <w:color w:val="D86DCB" w:themeColor="accent5" w:themeTint="99"/>
-          <w:sz w:val="32"/>
-          <w:szCs w:val="32"/>
-        </w:rPr>
-      </w:pPr>
-      <w:r>
-        <w:rPr>
-          <w:b/>
-          <w:bCs/>
-          <w:color w:val="D86DCB" w:themeColor="accent5" w:themeTint="99"/>
-          <w:sz w:val="32"/>
-          <w:szCs w:val="32"/>
-        </w:rPr>
-        <w:t xml:space="preserve">    print('Price: \$$price');</w:t>
+        <w:t xml:space="preserve">  void </w:t>
+      </w:r>
+      <w:proofErr w:type="spellStart"/>
+      <w:proofErr w:type="gramStart"/>
+      <w:r>
+        <w:rPr>
+          <w:b/>
+          <w:bCs/>
+          <w:color w:val="D86DCB" w:themeColor="accent5" w:themeTint="99"/>
+          <w:sz w:val="32"/>
+          <w:szCs w:val="32"/>
+        </w:rPr>
+        <w:t>displayInfo</w:t>
+      </w:r>
+      <w:proofErr w:type="spellEnd"/>
+      <w:r>
+        <w:rPr>
+          <w:b/>
+          <w:bCs/>
+          <w:color w:val="D86DCB" w:themeColor="accent5" w:themeTint="99"/>
+          <w:sz w:val="32"/>
+          <w:szCs w:val="32"/>
+        </w:rPr>
+        <w:t>(</w:t>
+      </w:r>
+      <w:proofErr w:type="gramEnd"/>
+      <w:r>
+        <w:rPr>
+          <w:b/>
+          <w:bCs/>
+          <w:color w:val="D86DCB" w:themeColor="accent5" w:themeTint="99"/>
+          <w:sz w:val="32"/>
+          <w:szCs w:val="32"/>
+        </w:rPr>
+        <w:t>) {</w:t>
+      </w:r>
+    </w:p>
+    <w:p>
+      <w:pPr>
+        <w:jc w:val="both"/>
+        <w:rPr>
+          <w:b/>
+          <w:bCs/>
+          <w:color w:val="D86DCB" w:themeColor="accent5" w:themeTint="99"/>
+          <w:sz w:val="32"/>
+          <w:szCs w:val="32"/>
+        </w:rPr>
+      </w:pPr>
+      <w:r>
+        <w:rPr>
+          <w:b/>
+          <w:bCs/>
+          <w:color w:val="D86DCB" w:themeColor="accent5" w:themeTint="99"/>
+          <w:sz w:val="32"/>
+          <w:szCs w:val="32"/>
+        </w:rPr>
+        <w:t xml:space="preserve">    </w:t>
+      </w:r>
+      <w:proofErr w:type="gramStart"/>
+      <w:r>
+        <w:rPr>
+          <w:b/>
+          <w:bCs/>
+          <w:color w:val="D86DCB" w:themeColor="accent5" w:themeTint="99"/>
+          <w:sz w:val="32"/>
+          <w:szCs w:val="32"/>
+        </w:rPr>
+        <w:t>print(</w:t>
+      </w:r>
+      <w:proofErr w:type="gramEnd"/>
+      <w:r>
+        <w:rPr>
+          <w:b/>
+          <w:bCs/>
+          <w:color w:val="D86DCB" w:themeColor="accent5" w:themeTint="99"/>
+          <w:sz w:val="32"/>
+          <w:szCs w:val="32"/>
+        </w:rPr>
+        <w:t>'Title: $title');</w:t>
+      </w:r>
+    </w:p>
+    <w:p>
+      <w:pPr>
+        <w:jc w:val="both"/>
+        <w:rPr>
+          <w:b/>
+          <w:bCs/>
+          <w:color w:val="D86DCB" w:themeColor="accent5" w:themeTint="99"/>
+          <w:sz w:val="32"/>
+          <w:szCs w:val="32"/>
+        </w:rPr>
+      </w:pPr>
+      <w:r>
+        <w:rPr>
+          <w:b/>
+          <w:bCs/>
+          <w:color w:val="D86DCB" w:themeColor="accent5" w:themeTint="99"/>
+          <w:sz w:val="32"/>
+          <w:szCs w:val="32"/>
+        </w:rPr>
+        <w:t xml:space="preserve">    </w:t>
+      </w:r>
+      <w:proofErr w:type="gramStart"/>
+      <w:r>
+        <w:rPr>
+          <w:b/>
+          <w:bCs/>
+          <w:color w:val="D86DCB" w:themeColor="accent5" w:themeTint="99"/>
+          <w:sz w:val="32"/>
+          <w:szCs w:val="32"/>
+        </w:rPr>
+        <w:t>print(</w:t>
+      </w:r>
+      <w:proofErr w:type="gramEnd"/>
+      <w:r>
+        <w:rPr>
+          <w:b/>
+          <w:bCs/>
+          <w:color w:val="D86DCB" w:themeColor="accent5" w:themeTint="99"/>
+          <w:sz w:val="32"/>
+          <w:szCs w:val="32"/>
+        </w:rPr>
+        <w:t>'Author: $author');</w:t>
+      </w:r>
+    </w:p>
+    <w:p>
+      <w:pPr>
+        <w:jc w:val="both"/>
+        <w:rPr>
+          <w:b/>
+          <w:bCs/>
+          <w:color w:val="D86DCB" w:themeColor="accent5" w:themeTint="99"/>
+          <w:sz w:val="32"/>
+          <w:szCs w:val="32"/>
+        </w:rPr>
+      </w:pPr>
+      <w:r>
+        <w:rPr>
+          <w:b/>
+          <w:bCs/>
+          <w:color w:val="D86DCB" w:themeColor="accent5" w:themeTint="99"/>
+          <w:sz w:val="32"/>
+          <w:szCs w:val="32"/>
+        </w:rPr>
+        <w:t xml:space="preserve">    </w:t>
+      </w:r>
+      <w:proofErr w:type="gramStart"/>
+      <w:r>
+        <w:rPr>
+          <w:b/>
+          <w:bCs/>
+          <w:color w:val="D86DCB" w:themeColor="accent5" w:themeTint="99"/>
+          <w:sz w:val="32"/>
+          <w:szCs w:val="32"/>
+        </w:rPr>
+        <w:t>print(</w:t>
+      </w:r>
+      <w:proofErr w:type="gramEnd"/>
+      <w:r>
+        <w:rPr>
+          <w:b/>
+          <w:bCs/>
+          <w:color w:val="D86DCB" w:themeColor="accent5" w:themeTint="99"/>
+          <w:sz w:val="32"/>
+          <w:szCs w:val="32"/>
+        </w:rPr>
+        <w:t>'Category: $category');</w:t>
+      </w:r>
+    </w:p>
+    <w:p>
+      <w:pPr>
+        <w:jc w:val="both"/>
+        <w:rPr>
+          <w:b/>
+          <w:bCs/>
+          <w:color w:val="D86DCB" w:themeColor="accent5" w:themeTint="99"/>
+          <w:sz w:val="32"/>
+          <w:szCs w:val="32"/>
+        </w:rPr>
+      </w:pPr>
+      <w:r>
+        <w:rPr>
+          <w:b/>
+          <w:bCs/>
+          <w:color w:val="D86DCB" w:themeColor="accent5" w:themeTint="99"/>
+          <w:sz w:val="32"/>
+          <w:szCs w:val="32"/>
+        </w:rPr>
+        <w:t xml:space="preserve">    </w:t>
+      </w:r>
+      <w:proofErr w:type="gramStart"/>
+      <w:r>
+        <w:rPr>
+          <w:b/>
+          <w:bCs/>
+          <w:color w:val="D86DCB" w:themeColor="accent5" w:themeTint="99"/>
+          <w:sz w:val="32"/>
+          <w:szCs w:val="32"/>
+        </w:rPr>
+        <w:t>print(</w:t>
+      </w:r>
+      <w:proofErr w:type="gramEnd"/>
+      <w:r>
+        <w:rPr>
+          <w:b/>
+          <w:bCs/>
+          <w:color w:val="D86DCB" w:themeColor="accent5" w:themeTint="99"/>
+          <w:sz w:val="32"/>
+          <w:szCs w:val="32"/>
+        </w:rPr>
+        <w:t>'Price: \$$price');</w:t>
       </w:r>
     </w:p>
     <w:p>
@@ -1144,7 +1636,29 @@
           <w:sz w:val="32"/>
           <w:szCs w:val="32"/>
         </w:rPr>
-        <w:t xml:space="preserve">  Book.toBook(Map&lt;String, dynamic&gt; map)</w:t>
+        <w:t xml:space="preserve">  </w:t>
+      </w:r>
+      <w:proofErr w:type="spellStart"/>
+      <w:r>
+        <w:rPr>
+          <w:b/>
+          <w:bCs/>
+          <w:color w:val="D86DCB" w:themeColor="accent5" w:themeTint="99"/>
+          <w:sz w:val="32"/>
+          <w:szCs w:val="32"/>
+        </w:rPr>
+        <w:t>Book.toBook</w:t>
+      </w:r>
+      <w:proofErr w:type="spellEnd"/>
+      <w:r>
+        <w:rPr>
+          <w:b/>
+          <w:bCs/>
+          <w:color w:val="D86DCB" w:themeColor="accent5" w:themeTint="99"/>
+          <w:sz w:val="32"/>
+          <w:szCs w:val="32"/>
+        </w:rPr>
+        <w:t>(Map&lt;String, dynamic&gt; map)</w:t>
       </w:r>
     </w:p>
     <w:p>
@@ -1299,7 +1813,29 @@
           <w:sz w:val="32"/>
           <w:szCs w:val="32"/>
         </w:rPr>
-        <w:t xml:space="preserve">  final bookMap = {</w:t>
+        <w:t xml:space="preserve">  final </w:t>
+      </w:r>
+      <w:proofErr w:type="spellStart"/>
+      <w:r>
+        <w:rPr>
+          <w:b/>
+          <w:bCs/>
+          <w:color w:val="D86DCB" w:themeColor="accent5" w:themeTint="99"/>
+          <w:sz w:val="32"/>
+          <w:szCs w:val="32"/>
+        </w:rPr>
+        <w:t>bookMap</w:t>
+      </w:r>
+      <w:proofErr w:type="spellEnd"/>
+      <w:r>
+        <w:rPr>
+          <w:b/>
+          <w:bCs/>
+          <w:color w:val="D86DCB" w:themeColor="accent5" w:themeTint="99"/>
+          <w:sz w:val="32"/>
+          <w:szCs w:val="32"/>
+        </w:rPr>
+        <w:t xml:space="preserve"> = {</w:t>
       </w:r>
     </w:p>
     <w:p>
@@ -1431,29 +1967,97 @@
           <w:sz w:val="32"/>
           <w:szCs w:val="32"/>
         </w:rPr>
-        <w:t xml:space="preserve">  final book = Book.toBook(bookMap);</w:t>
-      </w:r>
-    </w:p>
-    <w:p>
-      <w:pPr>
-        <w:jc w:val="both"/>
-        <w:rPr>
-          <w:b/>
-          <w:bCs/>
-          <w:color w:val="D86DCB" w:themeColor="accent5" w:themeTint="99"/>
-          <w:sz w:val="32"/>
-          <w:szCs w:val="32"/>
-        </w:rPr>
-      </w:pPr>
-      <w:r>
-        <w:rPr>
-          <w:b/>
-          <w:bCs/>
-          <w:color w:val="D86DCB" w:themeColor="accent5" w:themeTint="99"/>
-          <w:sz w:val="32"/>
-          <w:szCs w:val="32"/>
-        </w:rPr>
-        <w:t xml:space="preserve">  book.displayInfo();</w:t>
+        <w:t xml:space="preserve">  final book = </w:t>
+      </w:r>
+      <w:proofErr w:type="spellStart"/>
+      <w:r>
+        <w:rPr>
+          <w:b/>
+          <w:bCs/>
+          <w:color w:val="D86DCB" w:themeColor="accent5" w:themeTint="99"/>
+          <w:sz w:val="32"/>
+          <w:szCs w:val="32"/>
+        </w:rPr>
+        <w:t>Book.toBook</w:t>
+      </w:r>
+      <w:proofErr w:type="spellEnd"/>
+      <w:r>
+        <w:rPr>
+          <w:b/>
+          <w:bCs/>
+          <w:color w:val="D86DCB" w:themeColor="accent5" w:themeTint="99"/>
+          <w:sz w:val="32"/>
+          <w:szCs w:val="32"/>
+        </w:rPr>
+        <w:t>(</w:t>
+      </w:r>
+      <w:proofErr w:type="spellStart"/>
+      <w:r>
+        <w:rPr>
+          <w:b/>
+          <w:bCs/>
+          <w:color w:val="D86DCB" w:themeColor="accent5" w:themeTint="99"/>
+          <w:sz w:val="32"/>
+          <w:szCs w:val="32"/>
+        </w:rPr>
+        <w:t>bookMap</w:t>
+      </w:r>
+      <w:proofErr w:type="spellEnd"/>
+      <w:r>
+        <w:rPr>
+          <w:b/>
+          <w:bCs/>
+          <w:color w:val="D86DCB" w:themeColor="accent5" w:themeTint="99"/>
+          <w:sz w:val="32"/>
+          <w:szCs w:val="32"/>
+        </w:rPr>
+        <w:t>);</w:t>
+      </w:r>
+    </w:p>
+    <w:p>
+      <w:pPr>
+        <w:jc w:val="both"/>
+        <w:rPr>
+          <w:b/>
+          <w:bCs/>
+          <w:color w:val="D86DCB" w:themeColor="accent5" w:themeTint="99"/>
+          <w:sz w:val="32"/>
+          <w:szCs w:val="32"/>
+        </w:rPr>
+      </w:pPr>
+      <w:r>
+        <w:rPr>
+          <w:b/>
+          <w:bCs/>
+          <w:color w:val="D86DCB" w:themeColor="accent5" w:themeTint="99"/>
+          <w:sz w:val="32"/>
+          <w:szCs w:val="32"/>
+        </w:rPr>
+        <w:t xml:space="preserve">  </w:t>
+      </w:r>
+      <w:proofErr w:type="spellStart"/>
+      <w:proofErr w:type="gramStart"/>
+      <w:r>
+        <w:rPr>
+          <w:b/>
+          <w:bCs/>
+          <w:color w:val="D86DCB" w:themeColor="accent5" w:themeTint="99"/>
+          <w:sz w:val="32"/>
+          <w:szCs w:val="32"/>
+        </w:rPr>
+        <w:t>book.displayInfo</w:t>
+      </w:r>
+      <w:proofErr w:type="spellEnd"/>
+      <w:proofErr w:type="gramEnd"/>
+      <w:r>
+        <w:rPr>
+          <w:b/>
+          <w:bCs/>
+          <w:color w:val="D86DCB" w:themeColor="accent5" w:themeTint="99"/>
+          <w:sz w:val="32"/>
+          <w:szCs w:val="32"/>
+        </w:rPr>
+        <w:t>();</w:t>
       </w:r>
     </w:p>
     <w:p>
@@ -1529,7 +2133,27 @@
           <w:sz w:val="32"/>
           <w:szCs w:val="32"/>
         </w:rPr>
-        <w:t>Overriding toString method for Classes:</w:t>
+        <w:t xml:space="preserve">Overriding </w:t>
+      </w:r>
+      <w:proofErr w:type="spellStart"/>
+      <w:r>
+        <w:rPr>
+          <w:b/>
+          <w:bCs/>
+          <w:sz w:val="32"/>
+          <w:szCs w:val="32"/>
+        </w:rPr>
+        <w:t>toString</w:t>
+      </w:r>
+      <w:proofErr w:type="spellEnd"/>
+      <w:r>
+        <w:rPr>
+          <w:b/>
+          <w:bCs/>
+          <w:sz w:val="32"/>
+          <w:szCs w:val="32"/>
+        </w:rPr>
+        <w:t xml:space="preserve"> method for Classes:</w:t>
       </w:r>
     </w:p>
     <w:p>
@@ -1554,7 +2178,27 @@
           <w:sz w:val="32"/>
           <w:szCs w:val="32"/>
         </w:rPr>
-        <w:t xml:space="preserve">Instance of Class_name </w:t>
+        <w:t xml:space="preserve">Instance of </w:t>
+      </w:r>
+      <w:proofErr w:type="spellStart"/>
+      <w:r>
+        <w:rPr>
+          <w:b/>
+          <w:bCs/>
+          <w:sz w:val="32"/>
+          <w:szCs w:val="32"/>
+        </w:rPr>
+        <w:t>Class_name</w:t>
+      </w:r>
+      <w:proofErr w:type="spellEnd"/>
+      <w:r>
+        <w:rPr>
+          <w:b/>
+          <w:bCs/>
+          <w:sz w:val="32"/>
+          <w:szCs w:val="32"/>
+        </w:rPr>
+        <w:t xml:space="preserve"> </w:t>
       </w:r>
       <w:r>
         <w:rPr>
@@ -1563,14 +2207,36 @@
         </w:rPr>
         <w:t xml:space="preserve">this. We just have to override the </w:t>
       </w:r>
-      <w:r>
-        <w:rPr>
-          <w:b/>
-          <w:bCs/>
-          <w:sz w:val="32"/>
-          <w:szCs w:val="32"/>
-        </w:rPr>
-        <w:t>toString()</w:t>
+      <w:proofErr w:type="spellStart"/>
+      <w:proofErr w:type="gramStart"/>
+      <w:r>
+        <w:rPr>
+          <w:b/>
+          <w:bCs/>
+          <w:sz w:val="32"/>
+          <w:szCs w:val="32"/>
+        </w:rPr>
+        <w:t>toString</w:t>
+      </w:r>
+      <w:proofErr w:type="spellEnd"/>
+      <w:r>
+        <w:rPr>
+          <w:b/>
+          <w:bCs/>
+          <w:sz w:val="32"/>
+          <w:szCs w:val="32"/>
+        </w:rPr>
+        <w:t>(</w:t>
+      </w:r>
+      <w:proofErr w:type="gramEnd"/>
+      <w:r>
+        <w:rPr>
+          <w:b/>
+          <w:bCs/>
+          <w:sz w:val="32"/>
+          <w:szCs w:val="32"/>
+        </w:rPr>
+        <w:t>)</w:t>
       </w:r>
       <w:r>
         <w:rPr>
@@ -1698,29 +2364,129 @@
           <w:sz w:val="32"/>
           <w:szCs w:val="32"/>
         </w:rPr>
-        <w:t xml:space="preserve">  String toString() {</w:t>
-      </w:r>
-    </w:p>
-    <w:p>
-      <w:pPr>
-        <w:jc w:val="both"/>
-        <w:rPr>
-          <w:b/>
-          <w:bCs/>
-          <w:color w:val="D86DCB" w:themeColor="accent5" w:themeTint="99"/>
-          <w:sz w:val="32"/>
-          <w:szCs w:val="32"/>
-        </w:rPr>
-      </w:pPr>
-      <w:r>
-        <w:rPr>
-          <w:b/>
-          <w:bCs/>
-          <w:color w:val="D86DCB" w:themeColor="accent5" w:themeTint="99"/>
-          <w:sz w:val="32"/>
-          <w:szCs w:val="32"/>
-        </w:rPr>
-        <w:t xml:space="preserve">    return 'Book(title: $title, authorName: $authorName, …'</w:t>
+        <w:t xml:space="preserve">  String </w:t>
+      </w:r>
+      <w:proofErr w:type="spellStart"/>
+      <w:proofErr w:type="gramStart"/>
+      <w:r>
+        <w:rPr>
+          <w:b/>
+          <w:bCs/>
+          <w:color w:val="D86DCB" w:themeColor="accent5" w:themeTint="99"/>
+          <w:sz w:val="32"/>
+          <w:szCs w:val="32"/>
+        </w:rPr>
+        <w:t>toString</w:t>
+      </w:r>
+      <w:proofErr w:type="spellEnd"/>
+      <w:r>
+        <w:rPr>
+          <w:b/>
+          <w:bCs/>
+          <w:color w:val="D86DCB" w:themeColor="accent5" w:themeTint="99"/>
+          <w:sz w:val="32"/>
+          <w:szCs w:val="32"/>
+        </w:rPr>
+        <w:t>(</w:t>
+      </w:r>
+      <w:proofErr w:type="gramEnd"/>
+      <w:r>
+        <w:rPr>
+          <w:b/>
+          <w:bCs/>
+          <w:color w:val="D86DCB" w:themeColor="accent5" w:themeTint="99"/>
+          <w:sz w:val="32"/>
+          <w:szCs w:val="32"/>
+        </w:rPr>
+        <w:t>) {</w:t>
+      </w:r>
+    </w:p>
+    <w:p>
+      <w:pPr>
+        <w:jc w:val="both"/>
+        <w:rPr>
+          <w:b/>
+          <w:bCs/>
+          <w:color w:val="D86DCB" w:themeColor="accent5" w:themeTint="99"/>
+          <w:sz w:val="32"/>
+          <w:szCs w:val="32"/>
+        </w:rPr>
+      </w:pPr>
+      <w:r>
+        <w:rPr>
+          <w:b/>
+          <w:bCs/>
+          <w:color w:val="D86DCB" w:themeColor="accent5" w:themeTint="99"/>
+          <w:sz w:val="32"/>
+          <w:szCs w:val="32"/>
+        </w:rPr>
+        <w:t xml:space="preserve">    return '</w:t>
+      </w:r>
+      <w:proofErr w:type="gramStart"/>
+      <w:r>
+        <w:rPr>
+          <w:b/>
+          <w:bCs/>
+          <w:color w:val="D86DCB" w:themeColor="accent5" w:themeTint="99"/>
+          <w:sz w:val="32"/>
+          <w:szCs w:val="32"/>
+        </w:rPr>
+        <w:t>Book(</w:t>
+      </w:r>
+      <w:proofErr w:type="gramEnd"/>
+      <w:r>
+        <w:rPr>
+          <w:b/>
+          <w:bCs/>
+          <w:color w:val="D86DCB" w:themeColor="accent5" w:themeTint="99"/>
+          <w:sz w:val="32"/>
+          <w:szCs w:val="32"/>
+        </w:rPr>
+        <w:t xml:space="preserve">title: $title, </w:t>
+      </w:r>
+      <w:proofErr w:type="spellStart"/>
+      <w:r>
+        <w:rPr>
+          <w:b/>
+          <w:bCs/>
+          <w:color w:val="D86DCB" w:themeColor="accent5" w:themeTint="99"/>
+          <w:sz w:val="32"/>
+          <w:szCs w:val="32"/>
+        </w:rPr>
+        <w:t>authorName</w:t>
+      </w:r>
+      <w:proofErr w:type="spellEnd"/>
+      <w:r>
+        <w:rPr>
+          <w:b/>
+          <w:bCs/>
+          <w:color w:val="D86DCB" w:themeColor="accent5" w:themeTint="99"/>
+          <w:sz w:val="32"/>
+          <w:szCs w:val="32"/>
+        </w:rPr>
+        <w:t>: $</w:t>
+      </w:r>
+      <w:proofErr w:type="spellStart"/>
+      <w:r>
+        <w:rPr>
+          <w:b/>
+          <w:bCs/>
+          <w:color w:val="D86DCB" w:themeColor="accent5" w:themeTint="99"/>
+          <w:sz w:val="32"/>
+          <w:szCs w:val="32"/>
+        </w:rPr>
+        <w:t>authorName</w:t>
+      </w:r>
+      <w:proofErr w:type="spellEnd"/>
+      <w:r>
+        <w:rPr>
+          <w:b/>
+          <w:bCs/>
+          <w:color w:val="D86DCB" w:themeColor="accent5" w:themeTint="99"/>
+          <w:sz w:val="32"/>
+          <w:szCs w:val="32"/>
+        </w:rPr>
+        <w:t>, …'</w:t>
       </w:r>
     </w:p>
     <w:p>
@@ -1840,7 +2606,27 @@
           <w:sz w:val="32"/>
           <w:szCs w:val="32"/>
         </w:rPr>
-        <w:t>Overriding == &amp; hashCode method:</w:t>
+        <w:t xml:space="preserve">Overriding == &amp; </w:t>
+      </w:r>
+      <w:proofErr w:type="spellStart"/>
+      <w:r>
+        <w:rPr>
+          <w:b/>
+          <w:bCs/>
+          <w:sz w:val="32"/>
+          <w:szCs w:val="32"/>
+        </w:rPr>
+        <w:t>hashCode</w:t>
+      </w:r>
+      <w:proofErr w:type="spellEnd"/>
+      <w:r>
+        <w:rPr>
+          <w:b/>
+          <w:bCs/>
+          <w:sz w:val="32"/>
+          <w:szCs w:val="32"/>
+        </w:rPr>
+        <w:t xml:space="preserve"> method:</w:t>
       </w:r>
     </w:p>
     <w:p>
@@ -2210,7 +2996,29 @@
           <w:sz w:val="32"/>
           <w:szCs w:val="32"/>
         </w:rPr>
-        <w:t xml:space="preserve">  print(u1 == u2); // false</w:t>
+        <w:t xml:space="preserve">  </w:t>
+      </w:r>
+      <w:proofErr w:type="gramStart"/>
+      <w:r>
+        <w:rPr>
+          <w:b/>
+          <w:bCs/>
+          <w:color w:val="D86DCB" w:themeColor="accent5" w:themeTint="99"/>
+          <w:sz w:val="32"/>
+          <w:szCs w:val="32"/>
+        </w:rPr>
+        <w:t>print(</w:t>
+      </w:r>
+      <w:proofErr w:type="gramEnd"/>
+      <w:r>
+        <w:rPr>
+          <w:b/>
+          <w:bCs/>
+          <w:color w:val="D86DCB" w:themeColor="accent5" w:themeTint="99"/>
+          <w:sz w:val="32"/>
+          <w:szCs w:val="32"/>
+        </w:rPr>
+        <w:t>u1 == u2); // false</w:t>
       </w:r>
     </w:p>
     <w:p>
@@ -2485,6 +3293,7 @@
         </w:rPr>
         <w:t xml:space="preserve"># Also override the </w:t>
       </w:r>
+      <w:proofErr w:type="spellStart"/>
       <w:r>
         <w:rPr>
           <w:b/>
@@ -2512,6 +3321,7 @@
         </w:rPr>
         <w:t>Code</w:t>
       </w:r>
+      <w:proofErr w:type="spellEnd"/>
       <w:r>
         <w:rPr>
           <w:sz w:val="32"/>
@@ -2528,6 +3338,7 @@
         </w:rPr>
         <w:t>name</w:t>
       </w:r>
+      <w:proofErr w:type="gramStart"/>
       <w:r>
         <w:rPr>
           <w:sz w:val="32"/>
@@ -2551,6 +3362,7 @@
         </w:rPr>
         <w:t>.</w:t>
       </w:r>
+      <w:proofErr w:type="spellStart"/>
       <w:r>
         <w:rPr>
           <w:b/>
@@ -2560,6 +3372,8 @@
         </w:rPr>
         <w:t>hashCode</w:t>
       </w:r>
+      <w:proofErr w:type="spellEnd"/>
+      <w:proofErr w:type="gramEnd"/>
       <w:r>
         <w:rPr>
           <w:sz w:val="32"/>
@@ -2567,6 +3381,7 @@
         </w:rPr>
         <w:t xml:space="preserve">. So, </w:t>
       </w:r>
+      <w:proofErr w:type="spellStart"/>
       <w:r>
         <w:rPr>
           <w:b/>
@@ -2576,6 +3391,7 @@
         </w:rPr>
         <w:t>hashCode</w:t>
       </w:r>
+      <w:proofErr w:type="spellEnd"/>
       <w:r>
         <w:rPr>
           <w:sz w:val="32"/>
@@ -2714,7 +3530,29 @@
           <w:sz w:val="32"/>
           <w:szCs w:val="32"/>
         </w:rPr>
-        <w:t xml:space="preserve">  bool operator ==(Object other) {</w:t>
+        <w:t xml:space="preserve">  bool operator =</w:t>
+      </w:r>
+      <w:proofErr w:type="gramStart"/>
+      <w:r>
+        <w:rPr>
+          <w:b/>
+          <w:bCs/>
+          <w:color w:val="D86DCB" w:themeColor="accent5" w:themeTint="99"/>
+          <w:sz w:val="32"/>
+          <w:szCs w:val="32"/>
+        </w:rPr>
+        <w:t>=(</w:t>
+      </w:r>
+      <w:proofErr w:type="gramEnd"/>
+      <w:r>
+        <w:rPr>
+          <w:b/>
+          <w:bCs/>
+          <w:color w:val="D86DCB" w:themeColor="accent5" w:themeTint="99"/>
+          <w:sz w:val="32"/>
+          <w:szCs w:val="32"/>
+        </w:rPr>
+        <w:t>Object other) {</w:t>
       </w:r>
     </w:p>
     <w:p>
@@ -2802,7 +3640,53 @@
           <w:sz w:val="32"/>
           <w:szCs w:val="32"/>
         </w:rPr>
-        <w:t xml:space="preserve">  int get hashCode =&gt; name.hashCode;</w:t>
+        <w:t xml:space="preserve">  int get </w:t>
+      </w:r>
+      <w:proofErr w:type="spellStart"/>
+      <w:r>
+        <w:rPr>
+          <w:b/>
+          <w:bCs/>
+          <w:color w:val="D86DCB" w:themeColor="accent5" w:themeTint="99"/>
+          <w:sz w:val="32"/>
+          <w:szCs w:val="32"/>
+        </w:rPr>
+        <w:t>hashCode</w:t>
+      </w:r>
+      <w:proofErr w:type="spellEnd"/>
+      <w:r>
+        <w:rPr>
+          <w:b/>
+          <w:bCs/>
+          <w:color w:val="D86DCB" w:themeColor="accent5" w:themeTint="99"/>
+          <w:sz w:val="32"/>
+          <w:szCs w:val="32"/>
+        </w:rPr>
+        <w:t xml:space="preserve"> =&gt; </w:t>
+      </w:r>
+      <w:proofErr w:type="spellStart"/>
+      <w:proofErr w:type="gramStart"/>
+      <w:r>
+        <w:rPr>
+          <w:b/>
+          <w:bCs/>
+          <w:color w:val="D86DCB" w:themeColor="accent5" w:themeTint="99"/>
+          <w:sz w:val="32"/>
+          <w:szCs w:val="32"/>
+        </w:rPr>
+        <w:t>name.hashCode</w:t>
+      </w:r>
+      <w:proofErr w:type="spellEnd"/>
+      <w:proofErr w:type="gramEnd"/>
+      <w:r>
+        <w:rPr>
+          <w:b/>
+          <w:bCs/>
+          <w:color w:val="D86DCB" w:themeColor="accent5" w:themeTint="99"/>
+          <w:sz w:val="32"/>
+          <w:szCs w:val="32"/>
+        </w:rPr>
+        <w:t>;</w:t>
       </w:r>
     </w:p>
     <w:p>
@@ -2913,7 +3797,29 @@
           <w:sz w:val="32"/>
           <w:szCs w:val="32"/>
         </w:rPr>
-        <w:t xml:space="preserve">  print(u1 == u2); // true</w:t>
+        <w:t xml:space="preserve">  </w:t>
+      </w:r>
+      <w:proofErr w:type="gramStart"/>
+      <w:r>
+        <w:rPr>
+          <w:b/>
+          <w:bCs/>
+          <w:color w:val="D86DCB" w:themeColor="accent5" w:themeTint="99"/>
+          <w:sz w:val="32"/>
+          <w:szCs w:val="32"/>
+        </w:rPr>
+        <w:t>print(</w:t>
+      </w:r>
+      <w:proofErr w:type="gramEnd"/>
+      <w:r>
+        <w:rPr>
+          <w:b/>
+          <w:bCs/>
+          <w:color w:val="D86DCB" w:themeColor="accent5" w:themeTint="99"/>
+          <w:sz w:val="32"/>
+          <w:szCs w:val="32"/>
+        </w:rPr>
+        <w:t>u1 == u2); // true</w:t>
       </w:r>
     </w:p>
     <w:p>
@@ -3019,6 +3925,7 @@
         </w:rPr>
         <w:t xml:space="preserve"> use </w:t>
       </w:r>
+      <w:proofErr w:type="spellStart"/>
       <w:r>
         <w:rPr>
           <w:b/>
@@ -3028,6 +3935,7 @@
         </w:rPr>
         <w:t>hashCode</w:t>
       </w:r>
+      <w:proofErr w:type="spellEnd"/>
       <w:r>
         <w:rPr>
           <w:sz w:val="32"/>
@@ -3065,6 +3973,7 @@
         </w:rPr>
         <w:t xml:space="preserve">the same </w:t>
       </w:r>
+      <w:proofErr w:type="spellStart"/>
       <w:r>
         <w:rPr>
           <w:b/>
@@ -3074,6 +3983,7 @@
         </w:rPr>
         <w:t>hashCode</w:t>
       </w:r>
+      <w:proofErr w:type="spellEnd"/>
       <w:r>
         <w:rPr>
           <w:sz w:val="32"/>
@@ -3088,6 +3998,7 @@
         </w:rPr>
         <w:t xml:space="preserve">. Like, without overriding </w:t>
       </w:r>
+      <w:proofErr w:type="spellStart"/>
       <w:r>
         <w:rPr>
           <w:b/>
@@ -3097,6 +4008,7 @@
         </w:rPr>
         <w:t>hashCode</w:t>
       </w:r>
+      <w:proofErr w:type="spellEnd"/>
       <w:r>
         <w:rPr>
           <w:sz w:val="32"/>
@@ -3199,7 +4111,31 @@
           <w:sz w:val="32"/>
           <w:szCs w:val="32"/>
         </w:rPr>
-        <w:t>print(users.contains(User("Nazmul"))); // false</w:t>
+        <w:t>print(</w:t>
+      </w:r>
+      <w:proofErr w:type="spellStart"/>
+      <w:proofErr w:type="gramStart"/>
+      <w:r>
+        <w:rPr>
+          <w:b/>
+          <w:bCs/>
+          <w:color w:val="D86DCB" w:themeColor="accent5" w:themeTint="99"/>
+          <w:sz w:val="32"/>
+          <w:szCs w:val="32"/>
+        </w:rPr>
+        <w:t>users.contains</w:t>
+      </w:r>
+      <w:proofErr w:type="spellEnd"/>
+      <w:proofErr w:type="gramEnd"/>
+      <w:r>
+        <w:rPr>
+          <w:b/>
+          <w:bCs/>
+          <w:color w:val="D86DCB" w:themeColor="accent5" w:themeTint="99"/>
+          <w:sz w:val="32"/>
+          <w:szCs w:val="32"/>
+        </w:rPr>
+        <w:t>(User("Nazmul"))); // false</w:t>
       </w:r>
     </w:p>
     <w:p>
@@ -3246,7 +4182,31 @@
           <w:sz w:val="32"/>
           <w:szCs w:val="32"/>
         </w:rPr>
-        <w:t>print(users.contains(User("Nazmul"))); // true</w:t>
+        <w:t>print(</w:t>
+      </w:r>
+      <w:proofErr w:type="spellStart"/>
+      <w:proofErr w:type="gramStart"/>
+      <w:r>
+        <w:rPr>
+          <w:b/>
+          <w:bCs/>
+          <w:color w:val="D86DCB" w:themeColor="accent5" w:themeTint="99"/>
+          <w:sz w:val="32"/>
+          <w:szCs w:val="32"/>
+        </w:rPr>
+        <w:t>users.contains</w:t>
+      </w:r>
+      <w:proofErr w:type="spellEnd"/>
+      <w:proofErr w:type="gramEnd"/>
+      <w:r>
+        <w:rPr>
+          <w:b/>
+          <w:bCs/>
+          <w:color w:val="D86DCB" w:themeColor="accent5" w:themeTint="99"/>
+          <w:sz w:val="32"/>
+          <w:szCs w:val="32"/>
+        </w:rPr>
+        <w:t>(User("Nazmul"))); // true</w:t>
       </w:r>
     </w:p>
     <w:p>
@@ -3576,16 +4536,34 @@
           <w:sz w:val="32"/>
           <w:szCs w:val="32"/>
         </w:rPr>
-        <w:t xml:space="preserve"> class instances and we want to sort them using </w:t>
-      </w:r>
-      <w:r>
-        <w:rPr>
-          <w:b/>
-          <w:bCs/>
-          <w:sz w:val="32"/>
-          <w:szCs w:val="32"/>
-        </w:rPr>
-        <w:t xml:space="preserve">.sort() </w:t>
+        <w:t xml:space="preserve"> class instances and we want to sort them </w:t>
+      </w:r>
+      <w:proofErr w:type="gramStart"/>
+      <w:r>
+        <w:rPr>
+          <w:sz w:val="32"/>
+          <w:szCs w:val="32"/>
+        </w:rPr>
+        <w:t xml:space="preserve">using </w:t>
+      </w:r>
+      <w:r>
+        <w:rPr>
+          <w:b/>
+          <w:bCs/>
+          <w:sz w:val="32"/>
+          <w:szCs w:val="32"/>
+        </w:rPr>
+        <w:t>.sort</w:t>
+      </w:r>
+      <w:proofErr w:type="gramEnd"/>
+      <w:r>
+        <w:rPr>
+          <w:b/>
+          <w:bCs/>
+          <w:sz w:val="32"/>
+          <w:szCs w:val="32"/>
+        </w:rPr>
+        <w:t xml:space="preserve">() </w:t>
       </w:r>
       <w:r>
         <w:rPr>
@@ -3752,7 +4730,31 @@
           <w:sz w:val="32"/>
           <w:szCs w:val="32"/>
         </w:rPr>
-        <w:t xml:space="preserve">  const Student(this.marks);</w:t>
+        <w:t xml:space="preserve">  const Student(</w:t>
+      </w:r>
+      <w:proofErr w:type="spellStart"/>
+      <w:proofErr w:type="gramStart"/>
+      <w:r>
+        <w:rPr>
+          <w:b/>
+          <w:bCs/>
+          <w:color w:val="D86DCB" w:themeColor="accent5" w:themeTint="99"/>
+          <w:sz w:val="32"/>
+          <w:szCs w:val="32"/>
+        </w:rPr>
+        <w:t>this.marks</w:t>
+      </w:r>
+      <w:proofErr w:type="spellEnd"/>
+      <w:proofErr w:type="gramEnd"/>
+      <w:r>
+        <w:rPr>
+          <w:b/>
+          <w:bCs/>
+          <w:color w:val="D86DCB" w:themeColor="accent5" w:themeTint="99"/>
+          <w:sz w:val="32"/>
+          <w:szCs w:val="32"/>
+        </w:rPr>
+        <w:t>);</w:t>
       </w:r>
     </w:p>
     <w:p>
@@ -3796,7 +4798,41 @@
           <w:sz w:val="32"/>
           <w:szCs w:val="32"/>
         </w:rPr>
-        <w:t xml:space="preserve">  String toString() {</w:t>
+        <w:t xml:space="preserve">  String </w:t>
+      </w:r>
+      <w:proofErr w:type="spellStart"/>
+      <w:proofErr w:type="gramStart"/>
+      <w:r>
+        <w:rPr>
+          <w:b/>
+          <w:bCs/>
+          <w:color w:val="D86DCB" w:themeColor="accent5" w:themeTint="99"/>
+          <w:sz w:val="32"/>
+          <w:szCs w:val="32"/>
+        </w:rPr>
+        <w:t>toString</w:t>
+      </w:r>
+      <w:proofErr w:type="spellEnd"/>
+      <w:r>
+        <w:rPr>
+          <w:b/>
+          <w:bCs/>
+          <w:color w:val="D86DCB" w:themeColor="accent5" w:themeTint="99"/>
+          <w:sz w:val="32"/>
+          <w:szCs w:val="32"/>
+        </w:rPr>
+        <w:t>(</w:t>
+      </w:r>
+      <w:proofErr w:type="gramEnd"/>
+      <w:r>
+        <w:rPr>
+          <w:b/>
+          <w:bCs/>
+          <w:color w:val="D86DCB" w:themeColor="accent5" w:themeTint="99"/>
+          <w:sz w:val="32"/>
+          <w:szCs w:val="32"/>
+        </w:rPr>
+        <w:t>) {</w:t>
       </w:r>
     </w:p>
     <w:p>
@@ -3928,51 +4964,117 @@
           <w:sz w:val="32"/>
           <w:szCs w:val="32"/>
         </w:rPr>
-        <w:t xml:space="preserve">    Student(90),</w:t>
-      </w:r>
-    </w:p>
-    <w:p>
-      <w:pPr>
-        <w:jc w:val="both"/>
-        <w:rPr>
-          <w:b/>
-          <w:bCs/>
-          <w:color w:val="D86DCB" w:themeColor="accent5" w:themeTint="99"/>
-          <w:sz w:val="32"/>
-          <w:szCs w:val="32"/>
-        </w:rPr>
-      </w:pPr>
-      <w:r>
-        <w:rPr>
-          <w:b/>
-          <w:bCs/>
-          <w:color w:val="D86DCB" w:themeColor="accent5" w:themeTint="99"/>
-          <w:sz w:val="32"/>
-          <w:szCs w:val="32"/>
-        </w:rPr>
-        <w:t xml:space="preserve">    Student(76),</w:t>
-      </w:r>
-    </w:p>
-    <w:p>
-      <w:pPr>
-        <w:jc w:val="both"/>
-        <w:rPr>
-          <w:b/>
-          <w:bCs/>
-          <w:color w:val="D86DCB" w:themeColor="accent5" w:themeTint="99"/>
-          <w:sz w:val="32"/>
-          <w:szCs w:val="32"/>
-        </w:rPr>
-      </w:pPr>
-      <w:r>
-        <w:rPr>
-          <w:b/>
-          <w:bCs/>
-          <w:color w:val="D86DCB" w:themeColor="accent5" w:themeTint="99"/>
-          <w:sz w:val="32"/>
-          <w:szCs w:val="32"/>
-        </w:rPr>
-        <w:t xml:space="preserve">    Student(81)</w:t>
+        <w:t xml:space="preserve">    </w:t>
+      </w:r>
+      <w:proofErr w:type="gramStart"/>
+      <w:r>
+        <w:rPr>
+          <w:b/>
+          <w:bCs/>
+          <w:color w:val="D86DCB" w:themeColor="accent5" w:themeTint="99"/>
+          <w:sz w:val="32"/>
+          <w:szCs w:val="32"/>
+        </w:rPr>
+        <w:t>Student(</w:t>
+      </w:r>
+      <w:proofErr w:type="gramEnd"/>
+      <w:r>
+        <w:rPr>
+          <w:b/>
+          <w:bCs/>
+          <w:color w:val="D86DCB" w:themeColor="accent5" w:themeTint="99"/>
+          <w:sz w:val="32"/>
+          <w:szCs w:val="32"/>
+        </w:rPr>
+        <w:t>90),</w:t>
+      </w:r>
+    </w:p>
+    <w:p>
+      <w:pPr>
+        <w:jc w:val="both"/>
+        <w:rPr>
+          <w:b/>
+          <w:bCs/>
+          <w:color w:val="D86DCB" w:themeColor="accent5" w:themeTint="99"/>
+          <w:sz w:val="32"/>
+          <w:szCs w:val="32"/>
+        </w:rPr>
+      </w:pPr>
+      <w:r>
+        <w:rPr>
+          <w:b/>
+          <w:bCs/>
+          <w:color w:val="D86DCB" w:themeColor="accent5" w:themeTint="99"/>
+          <w:sz w:val="32"/>
+          <w:szCs w:val="32"/>
+        </w:rPr>
+        <w:t xml:space="preserve">    </w:t>
+      </w:r>
+      <w:proofErr w:type="gramStart"/>
+      <w:r>
+        <w:rPr>
+          <w:b/>
+          <w:bCs/>
+          <w:color w:val="D86DCB" w:themeColor="accent5" w:themeTint="99"/>
+          <w:sz w:val="32"/>
+          <w:szCs w:val="32"/>
+        </w:rPr>
+        <w:t>Student(</w:t>
+      </w:r>
+      <w:proofErr w:type="gramEnd"/>
+      <w:r>
+        <w:rPr>
+          <w:b/>
+          <w:bCs/>
+          <w:color w:val="D86DCB" w:themeColor="accent5" w:themeTint="99"/>
+          <w:sz w:val="32"/>
+          <w:szCs w:val="32"/>
+        </w:rPr>
+        <w:t>76),</w:t>
+      </w:r>
+    </w:p>
+    <w:p>
+      <w:pPr>
+        <w:jc w:val="both"/>
+        <w:rPr>
+          <w:b/>
+          <w:bCs/>
+          <w:color w:val="D86DCB" w:themeColor="accent5" w:themeTint="99"/>
+          <w:sz w:val="32"/>
+          <w:szCs w:val="32"/>
+        </w:rPr>
+      </w:pPr>
+      <w:r>
+        <w:rPr>
+          <w:b/>
+          <w:bCs/>
+          <w:color w:val="D86DCB" w:themeColor="accent5" w:themeTint="99"/>
+          <w:sz w:val="32"/>
+          <w:szCs w:val="32"/>
+        </w:rPr>
+        <w:t xml:space="preserve">    </w:t>
+      </w:r>
+      <w:proofErr w:type="gramStart"/>
+      <w:r>
+        <w:rPr>
+          <w:b/>
+          <w:bCs/>
+          <w:color w:val="D86DCB" w:themeColor="accent5" w:themeTint="99"/>
+          <w:sz w:val="32"/>
+          <w:szCs w:val="32"/>
+        </w:rPr>
+        <w:t>Student(</w:t>
+      </w:r>
+      <w:proofErr w:type="gramEnd"/>
+      <w:r>
+        <w:rPr>
+          <w:b/>
+          <w:bCs/>
+          <w:color w:val="D86DCB" w:themeColor="accent5" w:themeTint="99"/>
+          <w:sz w:val="32"/>
+          <w:szCs w:val="32"/>
+        </w:rPr>
+        <w:t>81)</w:t>
       </w:r>
     </w:p>
     <w:p>
@@ -4017,7 +5119,31 @@
           <w:szCs w:val="32"/>
         </w:rPr>
         <w:lastRenderedPageBreak/>
-        <w:t xml:space="preserve">  students.sort(); // will throw error</w:t>
+        <w:t xml:space="preserve">  </w:t>
+      </w:r>
+      <w:proofErr w:type="spellStart"/>
+      <w:proofErr w:type="gramStart"/>
+      <w:r>
+        <w:rPr>
+          <w:b/>
+          <w:bCs/>
+          <w:color w:val="D86DCB" w:themeColor="accent5" w:themeTint="99"/>
+          <w:sz w:val="32"/>
+          <w:szCs w:val="32"/>
+        </w:rPr>
+        <w:t>students.sort</w:t>
+      </w:r>
+      <w:proofErr w:type="spellEnd"/>
+      <w:proofErr w:type="gramEnd"/>
+      <w:r>
+        <w:rPr>
+          <w:b/>
+          <w:bCs/>
+          <w:color w:val="D86DCB" w:themeColor="accent5" w:themeTint="99"/>
+          <w:sz w:val="32"/>
+          <w:szCs w:val="32"/>
+        </w:rPr>
+        <w:t>(); // will throw error</w:t>
       </w:r>
     </w:p>
     <w:p>
@@ -4143,14 +5269,36 @@
         </w:rPr>
         <w:t xml:space="preserve">the </w:t>
       </w:r>
-      <w:r>
-        <w:rPr>
-          <w:b/>
-          <w:bCs/>
-          <w:sz w:val="32"/>
-          <w:szCs w:val="32"/>
-        </w:rPr>
-        <w:t>compareTo()</w:t>
+      <w:proofErr w:type="spellStart"/>
+      <w:proofErr w:type="gramStart"/>
+      <w:r>
+        <w:rPr>
+          <w:b/>
+          <w:bCs/>
+          <w:sz w:val="32"/>
+          <w:szCs w:val="32"/>
+        </w:rPr>
+        <w:t>compareTo</w:t>
+      </w:r>
+      <w:proofErr w:type="spellEnd"/>
+      <w:r>
+        <w:rPr>
+          <w:b/>
+          <w:bCs/>
+          <w:sz w:val="32"/>
+          <w:szCs w:val="32"/>
+        </w:rPr>
+        <w:t>(</w:t>
+      </w:r>
+      <w:proofErr w:type="gramEnd"/>
+      <w:r>
+        <w:rPr>
+          <w:b/>
+          <w:bCs/>
+          <w:sz w:val="32"/>
+          <w:szCs w:val="32"/>
+        </w:rPr>
+        <w:t>)</w:t>
       </w:r>
       <w:r>
         <w:rPr>
@@ -4244,16 +5392,34 @@
           <w:sz w:val="32"/>
           <w:szCs w:val="32"/>
         </w:rPr>
-        <w:t xml:space="preserve"># So, now </w:t>
-      </w:r>
-      <w:r>
-        <w:rPr>
-          <w:b/>
-          <w:bCs/>
-          <w:sz w:val="32"/>
-          <w:szCs w:val="32"/>
-        </w:rPr>
-        <w:t>.sort()</w:t>
+        <w:t xml:space="preserve"># So, </w:t>
+      </w:r>
+      <w:proofErr w:type="gramStart"/>
+      <w:r>
+        <w:rPr>
+          <w:sz w:val="32"/>
+          <w:szCs w:val="32"/>
+        </w:rPr>
+        <w:t xml:space="preserve">now </w:t>
+      </w:r>
+      <w:r>
+        <w:rPr>
+          <w:b/>
+          <w:bCs/>
+          <w:sz w:val="32"/>
+          <w:szCs w:val="32"/>
+        </w:rPr>
+        <w:t>.sort</w:t>
+      </w:r>
+      <w:proofErr w:type="gramEnd"/>
+      <w:r>
+        <w:rPr>
+          <w:b/>
+          <w:bCs/>
+          <w:sz w:val="32"/>
+          <w:szCs w:val="32"/>
+        </w:rPr>
+        <w:t>()</w:t>
       </w:r>
       <w:r>
         <w:rPr>
@@ -4326,7 +5492,31 @@
           <w:sz w:val="32"/>
           <w:szCs w:val="32"/>
         </w:rPr>
-        <w:t xml:space="preserve">  const Student(this.marks);</w:t>
+        <w:t xml:space="preserve">  const Student(</w:t>
+      </w:r>
+      <w:proofErr w:type="spellStart"/>
+      <w:proofErr w:type="gramStart"/>
+      <w:r>
+        <w:rPr>
+          <w:b/>
+          <w:bCs/>
+          <w:color w:val="D86DCB" w:themeColor="accent5" w:themeTint="99"/>
+          <w:sz w:val="32"/>
+          <w:szCs w:val="32"/>
+        </w:rPr>
+        <w:t>this.marks</w:t>
+      </w:r>
+      <w:proofErr w:type="spellEnd"/>
+      <w:proofErr w:type="gramEnd"/>
+      <w:r>
+        <w:rPr>
+          <w:b/>
+          <w:bCs/>
+          <w:color w:val="D86DCB" w:themeColor="accent5" w:themeTint="99"/>
+          <w:sz w:val="32"/>
+          <w:szCs w:val="32"/>
+        </w:rPr>
+        <w:t>);</w:t>
       </w:r>
     </w:p>
     <w:p>
@@ -4370,29 +5560,109 @@
           <w:sz w:val="32"/>
           <w:szCs w:val="32"/>
         </w:rPr>
-        <w:t xml:space="preserve">  int compareTo(Student other) {</w:t>
-      </w:r>
-    </w:p>
-    <w:p>
-      <w:pPr>
-        <w:jc w:val="both"/>
-        <w:rPr>
-          <w:b/>
-          <w:bCs/>
-          <w:color w:val="D86DCB" w:themeColor="accent5" w:themeTint="99"/>
-          <w:sz w:val="32"/>
-          <w:szCs w:val="32"/>
-        </w:rPr>
-      </w:pPr>
-      <w:r>
-        <w:rPr>
-          <w:b/>
-          <w:bCs/>
-          <w:color w:val="D86DCB" w:themeColor="accent5" w:themeTint="99"/>
-          <w:sz w:val="32"/>
-          <w:szCs w:val="32"/>
-        </w:rPr>
-        <w:t xml:space="preserve">    return marks.compareTo(other.marks);</w:t>
+        <w:t xml:space="preserve">  int </w:t>
+      </w:r>
+      <w:proofErr w:type="spellStart"/>
+      <w:proofErr w:type="gramStart"/>
+      <w:r>
+        <w:rPr>
+          <w:b/>
+          <w:bCs/>
+          <w:color w:val="D86DCB" w:themeColor="accent5" w:themeTint="99"/>
+          <w:sz w:val="32"/>
+          <w:szCs w:val="32"/>
+        </w:rPr>
+        <w:t>compareTo</w:t>
+      </w:r>
+      <w:proofErr w:type="spellEnd"/>
+      <w:r>
+        <w:rPr>
+          <w:b/>
+          <w:bCs/>
+          <w:color w:val="D86DCB" w:themeColor="accent5" w:themeTint="99"/>
+          <w:sz w:val="32"/>
+          <w:szCs w:val="32"/>
+        </w:rPr>
+        <w:t>(</w:t>
+      </w:r>
+      <w:proofErr w:type="gramEnd"/>
+      <w:r>
+        <w:rPr>
+          <w:b/>
+          <w:bCs/>
+          <w:color w:val="D86DCB" w:themeColor="accent5" w:themeTint="99"/>
+          <w:sz w:val="32"/>
+          <w:szCs w:val="32"/>
+        </w:rPr>
+        <w:t>Student other) {</w:t>
+      </w:r>
+    </w:p>
+    <w:p>
+      <w:pPr>
+        <w:jc w:val="both"/>
+        <w:rPr>
+          <w:b/>
+          <w:bCs/>
+          <w:color w:val="D86DCB" w:themeColor="accent5" w:themeTint="99"/>
+          <w:sz w:val="32"/>
+          <w:szCs w:val="32"/>
+        </w:rPr>
+      </w:pPr>
+      <w:r>
+        <w:rPr>
+          <w:b/>
+          <w:bCs/>
+          <w:color w:val="D86DCB" w:themeColor="accent5" w:themeTint="99"/>
+          <w:sz w:val="32"/>
+          <w:szCs w:val="32"/>
+        </w:rPr>
+        <w:t xml:space="preserve">    return </w:t>
+      </w:r>
+      <w:proofErr w:type="spellStart"/>
+      <w:proofErr w:type="gramStart"/>
+      <w:r>
+        <w:rPr>
+          <w:b/>
+          <w:bCs/>
+          <w:color w:val="D86DCB" w:themeColor="accent5" w:themeTint="99"/>
+          <w:sz w:val="32"/>
+          <w:szCs w:val="32"/>
+        </w:rPr>
+        <w:t>marks.compareTo</w:t>
+      </w:r>
+      <w:proofErr w:type="spellEnd"/>
+      <w:proofErr w:type="gramEnd"/>
+      <w:r>
+        <w:rPr>
+          <w:b/>
+          <w:bCs/>
+          <w:color w:val="D86DCB" w:themeColor="accent5" w:themeTint="99"/>
+          <w:sz w:val="32"/>
+          <w:szCs w:val="32"/>
+        </w:rPr>
+        <w:t>(</w:t>
+      </w:r>
+      <w:proofErr w:type="spellStart"/>
+      <w:r>
+        <w:rPr>
+          <w:b/>
+          <w:bCs/>
+          <w:color w:val="D86DCB" w:themeColor="accent5" w:themeTint="99"/>
+          <w:sz w:val="32"/>
+          <w:szCs w:val="32"/>
+        </w:rPr>
+        <w:t>other.marks</w:t>
+      </w:r>
+      <w:proofErr w:type="spellEnd"/>
+      <w:r>
+        <w:rPr>
+          <w:b/>
+          <w:bCs/>
+          <w:color w:val="D86DCB" w:themeColor="accent5" w:themeTint="99"/>
+          <w:sz w:val="32"/>
+          <w:szCs w:val="32"/>
+        </w:rPr>
+        <w:t>);</w:t>
       </w:r>
     </w:p>
     <w:p>
@@ -4458,7 +5728,41 @@
           <w:sz w:val="32"/>
           <w:szCs w:val="32"/>
         </w:rPr>
-        <w:t xml:space="preserve">  String toString() {</w:t>
+        <w:t xml:space="preserve">  String </w:t>
+      </w:r>
+      <w:proofErr w:type="spellStart"/>
+      <w:proofErr w:type="gramStart"/>
+      <w:r>
+        <w:rPr>
+          <w:b/>
+          <w:bCs/>
+          <w:color w:val="D86DCB" w:themeColor="accent5" w:themeTint="99"/>
+          <w:sz w:val="32"/>
+          <w:szCs w:val="32"/>
+        </w:rPr>
+        <w:t>toString</w:t>
+      </w:r>
+      <w:proofErr w:type="spellEnd"/>
+      <w:r>
+        <w:rPr>
+          <w:b/>
+          <w:bCs/>
+          <w:color w:val="D86DCB" w:themeColor="accent5" w:themeTint="99"/>
+          <w:sz w:val="32"/>
+          <w:szCs w:val="32"/>
+        </w:rPr>
+        <w:t>(</w:t>
+      </w:r>
+      <w:proofErr w:type="gramEnd"/>
+      <w:r>
+        <w:rPr>
+          <w:b/>
+          <w:bCs/>
+          <w:color w:val="D86DCB" w:themeColor="accent5" w:themeTint="99"/>
+          <w:sz w:val="32"/>
+          <w:szCs w:val="32"/>
+        </w:rPr>
+        <w:t>) {</w:t>
       </w:r>
     </w:p>
     <w:p>
@@ -4591,51 +5895,117 @@
           <w:sz w:val="32"/>
           <w:szCs w:val="32"/>
         </w:rPr>
-        <w:t xml:space="preserve">    Student(90),</w:t>
-      </w:r>
-    </w:p>
-    <w:p>
-      <w:pPr>
-        <w:jc w:val="both"/>
-        <w:rPr>
-          <w:b/>
-          <w:bCs/>
-          <w:color w:val="D86DCB" w:themeColor="accent5" w:themeTint="99"/>
-          <w:sz w:val="32"/>
-          <w:szCs w:val="32"/>
-        </w:rPr>
-      </w:pPr>
-      <w:r>
-        <w:rPr>
-          <w:b/>
-          <w:bCs/>
-          <w:color w:val="D86DCB" w:themeColor="accent5" w:themeTint="99"/>
-          <w:sz w:val="32"/>
-          <w:szCs w:val="32"/>
-        </w:rPr>
-        <w:t xml:space="preserve">    Student(76),</w:t>
-      </w:r>
-    </w:p>
-    <w:p>
-      <w:pPr>
-        <w:jc w:val="both"/>
-        <w:rPr>
-          <w:b/>
-          <w:bCs/>
-          <w:color w:val="D86DCB" w:themeColor="accent5" w:themeTint="99"/>
-          <w:sz w:val="32"/>
-          <w:szCs w:val="32"/>
-        </w:rPr>
-      </w:pPr>
-      <w:r>
-        <w:rPr>
-          <w:b/>
-          <w:bCs/>
-          <w:color w:val="D86DCB" w:themeColor="accent5" w:themeTint="99"/>
-          <w:sz w:val="32"/>
-          <w:szCs w:val="32"/>
-        </w:rPr>
-        <w:t xml:space="preserve">    Student(81)</w:t>
+        <w:t xml:space="preserve">    </w:t>
+      </w:r>
+      <w:proofErr w:type="gramStart"/>
+      <w:r>
+        <w:rPr>
+          <w:b/>
+          <w:bCs/>
+          <w:color w:val="D86DCB" w:themeColor="accent5" w:themeTint="99"/>
+          <w:sz w:val="32"/>
+          <w:szCs w:val="32"/>
+        </w:rPr>
+        <w:t>Student(</w:t>
+      </w:r>
+      <w:proofErr w:type="gramEnd"/>
+      <w:r>
+        <w:rPr>
+          <w:b/>
+          <w:bCs/>
+          <w:color w:val="D86DCB" w:themeColor="accent5" w:themeTint="99"/>
+          <w:sz w:val="32"/>
+          <w:szCs w:val="32"/>
+        </w:rPr>
+        <w:t>90),</w:t>
+      </w:r>
+    </w:p>
+    <w:p>
+      <w:pPr>
+        <w:jc w:val="both"/>
+        <w:rPr>
+          <w:b/>
+          <w:bCs/>
+          <w:color w:val="D86DCB" w:themeColor="accent5" w:themeTint="99"/>
+          <w:sz w:val="32"/>
+          <w:szCs w:val="32"/>
+        </w:rPr>
+      </w:pPr>
+      <w:r>
+        <w:rPr>
+          <w:b/>
+          <w:bCs/>
+          <w:color w:val="D86DCB" w:themeColor="accent5" w:themeTint="99"/>
+          <w:sz w:val="32"/>
+          <w:szCs w:val="32"/>
+        </w:rPr>
+        <w:t xml:space="preserve">    </w:t>
+      </w:r>
+      <w:proofErr w:type="gramStart"/>
+      <w:r>
+        <w:rPr>
+          <w:b/>
+          <w:bCs/>
+          <w:color w:val="D86DCB" w:themeColor="accent5" w:themeTint="99"/>
+          <w:sz w:val="32"/>
+          <w:szCs w:val="32"/>
+        </w:rPr>
+        <w:t>Student(</w:t>
+      </w:r>
+      <w:proofErr w:type="gramEnd"/>
+      <w:r>
+        <w:rPr>
+          <w:b/>
+          <w:bCs/>
+          <w:color w:val="D86DCB" w:themeColor="accent5" w:themeTint="99"/>
+          <w:sz w:val="32"/>
+          <w:szCs w:val="32"/>
+        </w:rPr>
+        <w:t>76),</w:t>
+      </w:r>
+    </w:p>
+    <w:p>
+      <w:pPr>
+        <w:jc w:val="both"/>
+        <w:rPr>
+          <w:b/>
+          <w:bCs/>
+          <w:color w:val="D86DCB" w:themeColor="accent5" w:themeTint="99"/>
+          <w:sz w:val="32"/>
+          <w:szCs w:val="32"/>
+        </w:rPr>
+      </w:pPr>
+      <w:r>
+        <w:rPr>
+          <w:b/>
+          <w:bCs/>
+          <w:color w:val="D86DCB" w:themeColor="accent5" w:themeTint="99"/>
+          <w:sz w:val="32"/>
+          <w:szCs w:val="32"/>
+        </w:rPr>
+        <w:t xml:space="preserve">    </w:t>
+      </w:r>
+      <w:proofErr w:type="gramStart"/>
+      <w:r>
+        <w:rPr>
+          <w:b/>
+          <w:bCs/>
+          <w:color w:val="D86DCB" w:themeColor="accent5" w:themeTint="99"/>
+          <w:sz w:val="32"/>
+          <w:szCs w:val="32"/>
+        </w:rPr>
+        <w:t>Student(</w:t>
+      </w:r>
+      <w:proofErr w:type="gramEnd"/>
+      <w:r>
+        <w:rPr>
+          <w:b/>
+          <w:bCs/>
+          <w:color w:val="D86DCB" w:themeColor="accent5" w:themeTint="99"/>
+          <w:sz w:val="32"/>
+          <w:szCs w:val="32"/>
+        </w:rPr>
+        <w:t>81)</w:t>
       </w:r>
     </w:p>
     <w:p>
@@ -4679,7 +6049,31 @@
           <w:sz w:val="32"/>
           <w:szCs w:val="32"/>
         </w:rPr>
-        <w:t xml:space="preserve">  students.sort(); // sorts based on marks</w:t>
+        <w:t xml:space="preserve">  </w:t>
+      </w:r>
+      <w:proofErr w:type="spellStart"/>
+      <w:proofErr w:type="gramStart"/>
+      <w:r>
+        <w:rPr>
+          <w:b/>
+          <w:bCs/>
+          <w:color w:val="D86DCB" w:themeColor="accent5" w:themeTint="99"/>
+          <w:sz w:val="32"/>
+          <w:szCs w:val="32"/>
+        </w:rPr>
+        <w:t>students.sort</w:t>
+      </w:r>
+      <w:proofErr w:type="spellEnd"/>
+      <w:proofErr w:type="gramEnd"/>
+      <w:r>
+        <w:rPr>
+          <w:b/>
+          <w:bCs/>
+          <w:color w:val="D86DCB" w:themeColor="accent5" w:themeTint="99"/>
+          <w:sz w:val="32"/>
+          <w:szCs w:val="32"/>
+        </w:rPr>
+        <w:t>(); // sorts based on marks</w:t>
       </w:r>
     </w:p>
     <w:p>
@@ -4852,29 +6246,97 @@
           <w:sz w:val="32"/>
           <w:szCs w:val="32"/>
         </w:rPr>
-        <w:t xml:space="preserve">  int compareTo(Student other) {</w:t>
-      </w:r>
-    </w:p>
-    <w:p>
-      <w:pPr>
-        <w:jc w:val="both"/>
-        <w:rPr>
-          <w:b/>
-          <w:bCs/>
-          <w:color w:val="D86DCB" w:themeColor="accent5" w:themeTint="99"/>
-          <w:sz w:val="32"/>
-          <w:szCs w:val="32"/>
-        </w:rPr>
-      </w:pPr>
-      <w:r>
-        <w:rPr>
-          <w:b/>
-          <w:bCs/>
-          <w:color w:val="D86DCB" w:themeColor="accent5" w:themeTint="99"/>
-          <w:sz w:val="32"/>
-          <w:szCs w:val="32"/>
-        </w:rPr>
-        <w:t xml:space="preserve">    return other.marks.compareTo(marks);</w:t>
+        <w:t xml:space="preserve">  int </w:t>
+      </w:r>
+      <w:proofErr w:type="spellStart"/>
+      <w:proofErr w:type="gramStart"/>
+      <w:r>
+        <w:rPr>
+          <w:b/>
+          <w:bCs/>
+          <w:color w:val="D86DCB" w:themeColor="accent5" w:themeTint="99"/>
+          <w:sz w:val="32"/>
+          <w:szCs w:val="32"/>
+        </w:rPr>
+        <w:t>compareTo</w:t>
+      </w:r>
+      <w:proofErr w:type="spellEnd"/>
+      <w:r>
+        <w:rPr>
+          <w:b/>
+          <w:bCs/>
+          <w:color w:val="D86DCB" w:themeColor="accent5" w:themeTint="99"/>
+          <w:sz w:val="32"/>
+          <w:szCs w:val="32"/>
+        </w:rPr>
+        <w:t>(</w:t>
+      </w:r>
+      <w:proofErr w:type="gramEnd"/>
+      <w:r>
+        <w:rPr>
+          <w:b/>
+          <w:bCs/>
+          <w:color w:val="D86DCB" w:themeColor="accent5" w:themeTint="99"/>
+          <w:sz w:val="32"/>
+          <w:szCs w:val="32"/>
+        </w:rPr>
+        <w:t>Student other) {</w:t>
+      </w:r>
+    </w:p>
+    <w:p>
+      <w:pPr>
+        <w:jc w:val="both"/>
+        <w:rPr>
+          <w:b/>
+          <w:bCs/>
+          <w:color w:val="D86DCB" w:themeColor="accent5" w:themeTint="99"/>
+          <w:sz w:val="32"/>
+          <w:szCs w:val="32"/>
+        </w:rPr>
+      </w:pPr>
+      <w:r>
+        <w:rPr>
+          <w:b/>
+          <w:bCs/>
+          <w:color w:val="D86DCB" w:themeColor="accent5" w:themeTint="99"/>
+          <w:sz w:val="32"/>
+          <w:szCs w:val="32"/>
+        </w:rPr>
+        <w:t xml:space="preserve">    return </w:t>
+      </w:r>
+      <w:proofErr w:type="spellStart"/>
+      <w:proofErr w:type="gramStart"/>
+      <w:r>
+        <w:rPr>
+          <w:b/>
+          <w:bCs/>
+          <w:color w:val="D86DCB" w:themeColor="accent5" w:themeTint="99"/>
+          <w:sz w:val="32"/>
+          <w:szCs w:val="32"/>
+        </w:rPr>
+        <w:t>other.marks</w:t>
+      </w:r>
+      <w:proofErr w:type="gramEnd"/>
+      <w:r>
+        <w:rPr>
+          <w:b/>
+          <w:bCs/>
+          <w:color w:val="D86DCB" w:themeColor="accent5" w:themeTint="99"/>
+          <w:sz w:val="32"/>
+          <w:szCs w:val="32"/>
+        </w:rPr>
+        <w:t>.compareTo</w:t>
+      </w:r>
+      <w:proofErr w:type="spellEnd"/>
+      <w:r>
+        <w:rPr>
+          <w:b/>
+          <w:bCs/>
+          <w:color w:val="D86DCB" w:themeColor="accent5" w:themeTint="99"/>
+          <w:sz w:val="32"/>
+          <w:szCs w:val="32"/>
+        </w:rPr>
+        <w:t>(marks);</w:t>
       </w:r>
     </w:p>
     <w:p>
@@ -5129,14 +6591,25 @@
           <w:szCs w:val="32"/>
         </w:rPr>
       </w:pPr>
-      <w:r>
-        <w:rPr>
-          <w:b/>
-          <w:bCs/>
-          <w:sz w:val="32"/>
-          <w:szCs w:val="32"/>
-        </w:rPr>
-        <w:t>call() Method:</w:t>
+      <w:proofErr w:type="gramStart"/>
+      <w:r>
+        <w:rPr>
+          <w:b/>
+          <w:bCs/>
+          <w:sz w:val="32"/>
+          <w:szCs w:val="32"/>
+        </w:rPr>
+        <w:t>call(</w:t>
+      </w:r>
+      <w:proofErr w:type="gramEnd"/>
+      <w:r>
+        <w:rPr>
+          <w:b/>
+          <w:bCs/>
+          <w:sz w:val="32"/>
+          <w:szCs w:val="32"/>
+        </w:rPr>
+        <w:t>) Method:</w:t>
       </w:r>
     </w:p>
     <w:p>
@@ -5154,14 +6627,25 @@
         </w:rPr>
         <w:t xml:space="preserve"># If our class defines </w:t>
       </w:r>
-      <w:r>
-        <w:rPr>
-          <w:b/>
-          <w:bCs/>
-          <w:sz w:val="32"/>
-          <w:szCs w:val="32"/>
-        </w:rPr>
-        <w:t>call()</w:t>
+      <w:proofErr w:type="gramStart"/>
+      <w:r>
+        <w:rPr>
+          <w:b/>
+          <w:bCs/>
+          <w:sz w:val="32"/>
+          <w:szCs w:val="32"/>
+        </w:rPr>
+        <w:t>call(</w:t>
+      </w:r>
+      <w:proofErr w:type="gramEnd"/>
+      <w:r>
+        <w:rPr>
+          <w:b/>
+          <w:bCs/>
+          <w:sz w:val="32"/>
+          <w:szCs w:val="32"/>
+        </w:rPr>
+        <w:t>)</w:t>
       </w:r>
       <w:r>
         <w:rPr>
@@ -5170,14 +6654,27 @@
         </w:rPr>
         <w:t xml:space="preserve"> method then the Object behaves like a function. The Object itself becomes callable like instead of </w:t>
       </w:r>
-      <w:r>
-        <w:rPr>
-          <w:b/>
-          <w:bCs/>
-          <w:sz w:val="32"/>
-          <w:szCs w:val="32"/>
-        </w:rPr>
-        <w:t>add.call(</w:t>
+      <w:proofErr w:type="spellStart"/>
+      <w:proofErr w:type="gramStart"/>
+      <w:r>
+        <w:rPr>
+          <w:b/>
+          <w:bCs/>
+          <w:sz w:val="32"/>
+          <w:szCs w:val="32"/>
+        </w:rPr>
+        <w:t>add.call</w:t>
+      </w:r>
+      <w:proofErr w:type="spellEnd"/>
+      <w:proofErr w:type="gramEnd"/>
+      <w:r>
+        <w:rPr>
+          <w:b/>
+          <w:bCs/>
+          <w:sz w:val="32"/>
+          <w:szCs w:val="32"/>
+        </w:rPr>
+        <w:t>(</w:t>
       </w:r>
       <w:r>
         <w:rPr>
@@ -5403,7 +6900,29 @@
           <w:sz w:val="32"/>
           <w:szCs w:val="32"/>
         </w:rPr>
-        <w:t xml:space="preserve">  int call(int a, int b) {</w:t>
+        <w:t xml:space="preserve">  int </w:t>
+      </w:r>
+      <w:proofErr w:type="gramStart"/>
+      <w:r>
+        <w:rPr>
+          <w:b/>
+          <w:bCs/>
+          <w:color w:val="D86DCB" w:themeColor="accent5" w:themeTint="99"/>
+          <w:sz w:val="32"/>
+          <w:szCs w:val="32"/>
+        </w:rPr>
+        <w:t>call(</w:t>
+      </w:r>
+      <w:proofErr w:type="gramEnd"/>
+      <w:r>
+        <w:rPr>
+          <w:b/>
+          <w:bCs/>
+          <w:color w:val="D86DCB" w:themeColor="accent5" w:themeTint="99"/>
+          <w:sz w:val="32"/>
+          <w:szCs w:val="32"/>
+        </w:rPr>
+        <w:t>int a, int b) {</w:t>
       </w:r>
     </w:p>
     <w:p>
@@ -5513,29 +7032,73 @@
           <w:sz w:val="32"/>
           <w:szCs w:val="32"/>
         </w:rPr>
-        <w:t xml:space="preserve">  final add = Adder();</w:t>
-      </w:r>
-    </w:p>
-    <w:p>
-      <w:pPr>
-        <w:jc w:val="both"/>
-        <w:rPr>
-          <w:b/>
-          <w:bCs/>
-          <w:color w:val="D86DCB" w:themeColor="accent5" w:themeTint="99"/>
-          <w:sz w:val="32"/>
-          <w:szCs w:val="32"/>
-        </w:rPr>
-      </w:pPr>
-      <w:r>
-        <w:rPr>
-          <w:b/>
-          <w:bCs/>
-          <w:color w:val="D86DCB" w:themeColor="accent5" w:themeTint="99"/>
-          <w:sz w:val="32"/>
-          <w:szCs w:val="32"/>
-        </w:rPr>
-        <w:t xml:space="preserve">  final result = add(2, 3);</w:t>
+        <w:t xml:space="preserve">  final add = </w:t>
+      </w:r>
+      <w:proofErr w:type="gramStart"/>
+      <w:r>
+        <w:rPr>
+          <w:b/>
+          <w:bCs/>
+          <w:color w:val="D86DCB" w:themeColor="accent5" w:themeTint="99"/>
+          <w:sz w:val="32"/>
+          <w:szCs w:val="32"/>
+        </w:rPr>
+        <w:t>Adder(</w:t>
+      </w:r>
+      <w:proofErr w:type="gramEnd"/>
+      <w:r>
+        <w:rPr>
+          <w:b/>
+          <w:bCs/>
+          <w:color w:val="D86DCB" w:themeColor="accent5" w:themeTint="99"/>
+          <w:sz w:val="32"/>
+          <w:szCs w:val="32"/>
+        </w:rPr>
+        <w:t>);</w:t>
+      </w:r>
+    </w:p>
+    <w:p>
+      <w:pPr>
+        <w:jc w:val="both"/>
+        <w:rPr>
+          <w:b/>
+          <w:bCs/>
+          <w:color w:val="D86DCB" w:themeColor="accent5" w:themeTint="99"/>
+          <w:sz w:val="32"/>
+          <w:szCs w:val="32"/>
+        </w:rPr>
+      </w:pPr>
+      <w:r>
+        <w:rPr>
+          <w:b/>
+          <w:bCs/>
+          <w:color w:val="D86DCB" w:themeColor="accent5" w:themeTint="99"/>
+          <w:sz w:val="32"/>
+          <w:szCs w:val="32"/>
+        </w:rPr>
+        <w:t xml:space="preserve">  final result = </w:t>
+      </w:r>
+      <w:proofErr w:type="gramStart"/>
+      <w:r>
+        <w:rPr>
+          <w:b/>
+          <w:bCs/>
+          <w:color w:val="D86DCB" w:themeColor="accent5" w:themeTint="99"/>
+          <w:sz w:val="32"/>
+          <w:szCs w:val="32"/>
+        </w:rPr>
+        <w:t>add(</w:t>
+      </w:r>
+      <w:proofErr w:type="gramEnd"/>
+      <w:r>
+        <w:rPr>
+          <w:b/>
+          <w:bCs/>
+          <w:color w:val="D86DCB" w:themeColor="accent5" w:themeTint="99"/>
+          <w:sz w:val="32"/>
+          <w:szCs w:val="32"/>
+        </w:rPr>
+        <w:t>2, 3);</w:t>
       </w:r>
     </w:p>
     <w:p>
@@ -5627,14 +7190,36 @@
           <w:szCs w:val="32"/>
         </w:rPr>
       </w:pPr>
-      <w:r>
-        <w:rPr>
-          <w:b/>
-          <w:bCs/>
-          <w:sz w:val="32"/>
-          <w:szCs w:val="32"/>
-        </w:rPr>
-        <w:t>noSuchMethod():</w:t>
+      <w:proofErr w:type="spellStart"/>
+      <w:proofErr w:type="gramStart"/>
+      <w:r>
+        <w:rPr>
+          <w:b/>
+          <w:bCs/>
+          <w:sz w:val="32"/>
+          <w:szCs w:val="32"/>
+        </w:rPr>
+        <w:t>noSuchMethod</w:t>
+      </w:r>
+      <w:proofErr w:type="spellEnd"/>
+      <w:r>
+        <w:rPr>
+          <w:b/>
+          <w:bCs/>
+          <w:sz w:val="32"/>
+          <w:szCs w:val="32"/>
+        </w:rPr>
+        <w:t>(</w:t>
+      </w:r>
+      <w:proofErr w:type="gramEnd"/>
+      <w:r>
+        <w:rPr>
+          <w:b/>
+          <w:bCs/>
+          <w:sz w:val="32"/>
+          <w:szCs w:val="32"/>
+        </w:rPr>
+        <w:t>):</w:t>
       </w:r>
     </w:p>
     <w:p>
@@ -5680,14 +7265,27 @@
         </w:rPr>
         <w:t xml:space="preserve">t like </w:t>
       </w:r>
-      <w:r>
-        <w:rPr>
-          <w:b/>
-          <w:bCs/>
-          <w:sz w:val="32"/>
-          <w:szCs w:val="32"/>
-        </w:rPr>
-        <w:t>obj.hello()</w:t>
+      <w:proofErr w:type="spellStart"/>
+      <w:proofErr w:type="gramStart"/>
+      <w:r>
+        <w:rPr>
+          <w:b/>
+          <w:bCs/>
+          <w:sz w:val="32"/>
+          <w:szCs w:val="32"/>
+        </w:rPr>
+        <w:t>obj.hello</w:t>
+      </w:r>
+      <w:proofErr w:type="spellEnd"/>
+      <w:proofErr w:type="gramEnd"/>
+      <w:r>
+        <w:rPr>
+          <w:b/>
+          <w:bCs/>
+          <w:sz w:val="32"/>
+          <w:szCs w:val="32"/>
+        </w:rPr>
+        <w:t>()</w:t>
       </w:r>
       <w:r>
         <w:rPr>
@@ -5710,6 +7308,7 @@
         </w:rPr>
         <w:t xml:space="preserve"> </w:t>
       </w:r>
+      <w:proofErr w:type="spellStart"/>
       <w:r>
         <w:rPr>
           <w:b/>
@@ -5719,6 +7318,7 @@
         </w:rPr>
         <w:t>NoSuchMethodError</w:t>
       </w:r>
+      <w:proofErr w:type="spellEnd"/>
       <w:r>
         <w:rPr>
           <w:sz w:val="32"/>
@@ -5922,29 +7522,85 @@
           <w:sz w:val="32"/>
           <w:szCs w:val="32"/>
         </w:rPr>
-        <w:t xml:space="preserve">  dynamic noSuchMethod(Invocation invocation) {</w:t>
-      </w:r>
-    </w:p>
-    <w:p>
-      <w:pPr>
-        <w:jc w:val="both"/>
-        <w:rPr>
-          <w:b/>
-          <w:bCs/>
-          <w:color w:val="D86DCB" w:themeColor="accent5" w:themeTint="99"/>
-          <w:sz w:val="32"/>
-          <w:szCs w:val="32"/>
-        </w:rPr>
-      </w:pPr>
-      <w:r>
-        <w:rPr>
-          <w:b/>
-          <w:bCs/>
-          <w:color w:val="D86DCB" w:themeColor="accent5" w:themeTint="99"/>
-          <w:sz w:val="32"/>
-          <w:szCs w:val="32"/>
-        </w:rPr>
-        <w:t xml:space="preserve">    print("Method doesn't exist");</w:t>
+        <w:t xml:space="preserve">  dynamic </w:t>
+      </w:r>
+      <w:proofErr w:type="spellStart"/>
+      <w:proofErr w:type="gramStart"/>
+      <w:r>
+        <w:rPr>
+          <w:b/>
+          <w:bCs/>
+          <w:color w:val="D86DCB" w:themeColor="accent5" w:themeTint="99"/>
+          <w:sz w:val="32"/>
+          <w:szCs w:val="32"/>
+        </w:rPr>
+        <w:t>noSuchMethod</w:t>
+      </w:r>
+      <w:proofErr w:type="spellEnd"/>
+      <w:r>
+        <w:rPr>
+          <w:b/>
+          <w:bCs/>
+          <w:color w:val="D86DCB" w:themeColor="accent5" w:themeTint="99"/>
+          <w:sz w:val="32"/>
+          <w:szCs w:val="32"/>
+        </w:rPr>
+        <w:t>(</w:t>
+      </w:r>
+      <w:proofErr w:type="gramEnd"/>
+      <w:r>
+        <w:rPr>
+          <w:b/>
+          <w:bCs/>
+          <w:color w:val="D86DCB" w:themeColor="accent5" w:themeTint="99"/>
+          <w:sz w:val="32"/>
+          <w:szCs w:val="32"/>
+        </w:rPr>
+        <w:t>Invocation invocation) {</w:t>
+      </w:r>
+    </w:p>
+    <w:p>
+      <w:pPr>
+        <w:jc w:val="both"/>
+        <w:rPr>
+          <w:b/>
+          <w:bCs/>
+          <w:color w:val="D86DCB" w:themeColor="accent5" w:themeTint="99"/>
+          <w:sz w:val="32"/>
+          <w:szCs w:val="32"/>
+        </w:rPr>
+      </w:pPr>
+      <w:r>
+        <w:rPr>
+          <w:b/>
+          <w:bCs/>
+          <w:color w:val="D86DCB" w:themeColor="accent5" w:themeTint="99"/>
+          <w:sz w:val="32"/>
+          <w:szCs w:val="32"/>
+        </w:rPr>
+        <w:t xml:space="preserve">    </w:t>
+      </w:r>
+      <w:proofErr w:type="gramStart"/>
+      <w:r>
+        <w:rPr>
+          <w:b/>
+          <w:bCs/>
+          <w:color w:val="D86DCB" w:themeColor="accent5" w:themeTint="99"/>
+          <w:sz w:val="32"/>
+          <w:szCs w:val="32"/>
+        </w:rPr>
+        <w:t>print(</w:t>
+      </w:r>
+      <w:proofErr w:type="gramEnd"/>
+      <w:r>
+        <w:rPr>
+          <w:b/>
+          <w:bCs/>
+          <w:color w:val="D86DCB" w:themeColor="accent5" w:themeTint="99"/>
+          <w:sz w:val="32"/>
+          <w:szCs w:val="32"/>
+        </w:rPr>
+        <w:t>"Method doesn't exist");</w:t>
       </w:r>
     </w:p>
     <w:p>
@@ -6032,29 +7688,75 @@
           <w:sz w:val="32"/>
           <w:szCs w:val="32"/>
         </w:rPr>
-        <w:t xml:space="preserve">  final test = Test();</w:t>
-      </w:r>
-    </w:p>
-    <w:p>
-      <w:pPr>
-        <w:jc w:val="both"/>
-        <w:rPr>
-          <w:b/>
-          <w:bCs/>
-          <w:color w:val="D86DCB" w:themeColor="accent5" w:themeTint="99"/>
-          <w:sz w:val="32"/>
-          <w:szCs w:val="32"/>
-        </w:rPr>
-      </w:pPr>
-      <w:r>
-        <w:rPr>
-          <w:b/>
-          <w:bCs/>
-          <w:color w:val="D86DCB" w:themeColor="accent5" w:themeTint="99"/>
-          <w:sz w:val="32"/>
-          <w:szCs w:val="32"/>
-        </w:rPr>
-        <w:t xml:space="preserve">  test.anything(); // Method doesn't exist</w:t>
+        <w:t xml:space="preserve">  final test = </w:t>
+      </w:r>
+      <w:proofErr w:type="gramStart"/>
+      <w:r>
+        <w:rPr>
+          <w:b/>
+          <w:bCs/>
+          <w:color w:val="D86DCB" w:themeColor="accent5" w:themeTint="99"/>
+          <w:sz w:val="32"/>
+          <w:szCs w:val="32"/>
+        </w:rPr>
+        <w:t>Test(</w:t>
+      </w:r>
+      <w:proofErr w:type="gramEnd"/>
+      <w:r>
+        <w:rPr>
+          <w:b/>
+          <w:bCs/>
+          <w:color w:val="D86DCB" w:themeColor="accent5" w:themeTint="99"/>
+          <w:sz w:val="32"/>
+          <w:szCs w:val="32"/>
+        </w:rPr>
+        <w:t>);</w:t>
+      </w:r>
+    </w:p>
+    <w:p>
+      <w:pPr>
+        <w:jc w:val="both"/>
+        <w:rPr>
+          <w:b/>
+          <w:bCs/>
+          <w:color w:val="D86DCB" w:themeColor="accent5" w:themeTint="99"/>
+          <w:sz w:val="32"/>
+          <w:szCs w:val="32"/>
+        </w:rPr>
+      </w:pPr>
+      <w:r>
+        <w:rPr>
+          <w:b/>
+          <w:bCs/>
+          <w:color w:val="D86DCB" w:themeColor="accent5" w:themeTint="99"/>
+          <w:sz w:val="32"/>
+          <w:szCs w:val="32"/>
+        </w:rPr>
+        <w:t xml:space="preserve">  </w:t>
+      </w:r>
+      <w:proofErr w:type="spellStart"/>
+      <w:proofErr w:type="gramStart"/>
+      <w:r>
+        <w:rPr>
+          <w:b/>
+          <w:bCs/>
+          <w:color w:val="D86DCB" w:themeColor="accent5" w:themeTint="99"/>
+          <w:sz w:val="32"/>
+          <w:szCs w:val="32"/>
+        </w:rPr>
+        <w:t>test.anything</w:t>
+      </w:r>
+      <w:proofErr w:type="spellEnd"/>
+      <w:proofErr w:type="gramEnd"/>
+      <w:r>
+        <w:rPr>
+          <w:b/>
+          <w:bCs/>
+          <w:color w:val="D86DCB" w:themeColor="accent5" w:themeTint="99"/>
+          <w:sz w:val="32"/>
+          <w:szCs w:val="32"/>
+        </w:rPr>
+        <w:t>(); // Method doesn't exist</w:t>
       </w:r>
     </w:p>
     <w:p>
@@ -6274,29 +7976,85 @@
           <w:sz w:val="32"/>
           <w:szCs w:val="32"/>
         </w:rPr>
-        <w:t xml:space="preserve">  User() async { //  Error</w:t>
-      </w:r>
-    </w:p>
-    <w:p>
-      <w:pPr>
-        <w:jc w:val="both"/>
-        <w:rPr>
-          <w:b/>
-          <w:bCs/>
-          <w:color w:val="D86DCB" w:themeColor="accent5" w:themeTint="99"/>
-          <w:sz w:val="32"/>
-          <w:szCs w:val="32"/>
-        </w:rPr>
-      </w:pPr>
-      <w:r>
-        <w:rPr>
-          <w:b/>
-          <w:bCs/>
-          <w:color w:val="D86DCB" w:themeColor="accent5" w:themeTint="99"/>
-          <w:sz w:val="32"/>
-          <w:szCs w:val="32"/>
-        </w:rPr>
-        <w:t xml:space="preserve">    await loadData();</w:t>
+        <w:t xml:space="preserve">  </w:t>
+      </w:r>
+      <w:proofErr w:type="gramStart"/>
+      <w:r>
+        <w:rPr>
+          <w:b/>
+          <w:bCs/>
+          <w:color w:val="D86DCB" w:themeColor="accent5" w:themeTint="99"/>
+          <w:sz w:val="32"/>
+          <w:szCs w:val="32"/>
+        </w:rPr>
+        <w:t>User(</w:t>
+      </w:r>
+      <w:proofErr w:type="gramEnd"/>
+      <w:r>
+        <w:rPr>
+          <w:b/>
+          <w:bCs/>
+          <w:color w:val="D86DCB" w:themeColor="accent5" w:themeTint="99"/>
+          <w:sz w:val="32"/>
+          <w:szCs w:val="32"/>
+        </w:rPr>
+        <w:t>) async { //  Error</w:t>
+      </w:r>
+    </w:p>
+    <w:p>
+      <w:pPr>
+        <w:jc w:val="both"/>
+        <w:rPr>
+          <w:b/>
+          <w:bCs/>
+          <w:color w:val="D86DCB" w:themeColor="accent5" w:themeTint="99"/>
+          <w:sz w:val="32"/>
+          <w:szCs w:val="32"/>
+        </w:rPr>
+      </w:pPr>
+      <w:r>
+        <w:rPr>
+          <w:b/>
+          <w:bCs/>
+          <w:color w:val="D86DCB" w:themeColor="accent5" w:themeTint="99"/>
+          <w:sz w:val="32"/>
+          <w:szCs w:val="32"/>
+        </w:rPr>
+        <w:t xml:space="preserve">    await </w:t>
+      </w:r>
+      <w:proofErr w:type="spellStart"/>
+      <w:proofErr w:type="gramStart"/>
+      <w:r>
+        <w:rPr>
+          <w:b/>
+          <w:bCs/>
+          <w:color w:val="D86DCB" w:themeColor="accent5" w:themeTint="99"/>
+          <w:sz w:val="32"/>
+          <w:szCs w:val="32"/>
+        </w:rPr>
+        <w:t>loadData</w:t>
+      </w:r>
+      <w:proofErr w:type="spellEnd"/>
+      <w:r>
+        <w:rPr>
+          <w:b/>
+          <w:bCs/>
+          <w:color w:val="D86DCB" w:themeColor="accent5" w:themeTint="99"/>
+          <w:sz w:val="32"/>
+          <w:szCs w:val="32"/>
+        </w:rPr>
+        <w:t>(</w:t>
+      </w:r>
+      <w:proofErr w:type="gramEnd"/>
+      <w:r>
+        <w:rPr>
+          <w:b/>
+          <w:bCs/>
+          <w:color w:val="D86DCB" w:themeColor="accent5" w:themeTint="99"/>
+          <w:sz w:val="32"/>
+          <w:szCs w:val="32"/>
+        </w:rPr>
+        <w:t>);</w:t>
       </w:r>
     </w:p>
     <w:p>
@@ -6459,6 +8217,7 @@
           <w:szCs w:val="32"/>
         </w:rPr>
       </w:pPr>
+      <w:proofErr w:type="spellStart"/>
       <w:r>
         <w:rPr>
           <w:b/>
@@ -6468,6 +8227,7 @@
         </w:rPr>
         <w:t>SharedPreferences</w:t>
       </w:r>
+      <w:proofErr w:type="spellEnd"/>
     </w:p>
     <w:p>
       <w:pPr>
@@ -6574,73 +8334,173 @@
           <w:sz w:val="32"/>
           <w:szCs w:val="32"/>
         </w:rPr>
-        <w:t xml:space="preserve">  User._(this.name);</w:t>
-      </w:r>
-    </w:p>
-    <w:p>
-      <w:pPr>
-        <w:jc w:val="both"/>
-        <w:rPr>
-          <w:b/>
-          <w:bCs/>
-          <w:color w:val="D86DCB" w:themeColor="accent5" w:themeTint="99"/>
-          <w:sz w:val="32"/>
-          <w:szCs w:val="32"/>
-        </w:rPr>
-      </w:pPr>
-      <w:r>
-        <w:rPr>
-          <w:b/>
-          <w:bCs/>
-          <w:color w:val="D86DCB" w:themeColor="accent5" w:themeTint="99"/>
-          <w:sz w:val="32"/>
-          <w:szCs w:val="32"/>
-        </w:rPr>
-        <w:t xml:space="preserve">  static Future&lt;User&gt; create() async {</w:t>
-      </w:r>
-    </w:p>
-    <w:p>
-      <w:pPr>
-        <w:jc w:val="both"/>
-        <w:rPr>
-          <w:b/>
-          <w:bCs/>
-          <w:color w:val="D86DCB" w:themeColor="accent5" w:themeTint="99"/>
-          <w:sz w:val="32"/>
-          <w:szCs w:val="32"/>
-        </w:rPr>
-      </w:pPr>
-      <w:r>
-        <w:rPr>
-          <w:b/>
-          <w:bCs/>
-          <w:color w:val="D86DCB" w:themeColor="accent5" w:themeTint="99"/>
-          <w:sz w:val="32"/>
-          <w:szCs w:val="32"/>
-        </w:rPr>
-        <w:t xml:space="preserve">    final name = await fetchName();</w:t>
-      </w:r>
-    </w:p>
-    <w:p>
-      <w:pPr>
-        <w:jc w:val="both"/>
-        <w:rPr>
-          <w:b/>
-          <w:bCs/>
-          <w:color w:val="D86DCB" w:themeColor="accent5" w:themeTint="99"/>
-          <w:sz w:val="32"/>
-          <w:szCs w:val="32"/>
-        </w:rPr>
-      </w:pPr>
-      <w:r>
-        <w:rPr>
-          <w:b/>
-          <w:bCs/>
-          <w:color w:val="D86DCB" w:themeColor="accent5" w:themeTint="99"/>
-          <w:sz w:val="32"/>
-          <w:szCs w:val="32"/>
-        </w:rPr>
-        <w:t xml:space="preserve">    return User._(name);</w:t>
+        <w:t xml:space="preserve">  </w:t>
+      </w:r>
+      <w:proofErr w:type="gramStart"/>
+      <w:r>
+        <w:rPr>
+          <w:b/>
+          <w:bCs/>
+          <w:color w:val="D86DCB" w:themeColor="accent5" w:themeTint="99"/>
+          <w:sz w:val="32"/>
+          <w:szCs w:val="32"/>
+        </w:rPr>
+        <w:t>User._</w:t>
+      </w:r>
+      <w:proofErr w:type="gramEnd"/>
+      <w:r>
+        <w:rPr>
+          <w:b/>
+          <w:bCs/>
+          <w:color w:val="D86DCB" w:themeColor="accent5" w:themeTint="99"/>
+          <w:sz w:val="32"/>
+          <w:szCs w:val="32"/>
+        </w:rPr>
+        <w:t>(this.name);</w:t>
+      </w:r>
+    </w:p>
+    <w:p>
+      <w:pPr>
+        <w:jc w:val="both"/>
+        <w:rPr>
+          <w:b/>
+          <w:bCs/>
+          <w:color w:val="D86DCB" w:themeColor="accent5" w:themeTint="99"/>
+          <w:sz w:val="32"/>
+          <w:szCs w:val="32"/>
+        </w:rPr>
+      </w:pPr>
+      <w:r>
+        <w:rPr>
+          <w:b/>
+          <w:bCs/>
+          <w:color w:val="D86DCB" w:themeColor="accent5" w:themeTint="99"/>
+          <w:sz w:val="32"/>
+          <w:szCs w:val="32"/>
+        </w:rPr>
+        <w:t xml:space="preserve">  static Future&lt;User&gt; </w:t>
+      </w:r>
+      <w:proofErr w:type="gramStart"/>
+      <w:r>
+        <w:rPr>
+          <w:b/>
+          <w:bCs/>
+          <w:color w:val="D86DCB" w:themeColor="accent5" w:themeTint="99"/>
+          <w:sz w:val="32"/>
+          <w:szCs w:val="32"/>
+        </w:rPr>
+        <w:t>create(</w:t>
+      </w:r>
+      <w:proofErr w:type="gramEnd"/>
+      <w:r>
+        <w:rPr>
+          <w:b/>
+          <w:bCs/>
+          <w:color w:val="D86DCB" w:themeColor="accent5" w:themeTint="99"/>
+          <w:sz w:val="32"/>
+          <w:szCs w:val="32"/>
+        </w:rPr>
+        <w:t>) async {</w:t>
+      </w:r>
+    </w:p>
+    <w:p>
+      <w:pPr>
+        <w:jc w:val="both"/>
+        <w:rPr>
+          <w:b/>
+          <w:bCs/>
+          <w:color w:val="D86DCB" w:themeColor="accent5" w:themeTint="99"/>
+          <w:sz w:val="32"/>
+          <w:szCs w:val="32"/>
+        </w:rPr>
+      </w:pPr>
+      <w:r>
+        <w:rPr>
+          <w:b/>
+          <w:bCs/>
+          <w:color w:val="D86DCB" w:themeColor="accent5" w:themeTint="99"/>
+          <w:sz w:val="32"/>
+          <w:szCs w:val="32"/>
+        </w:rPr>
+        <w:t xml:space="preserve">    final name = await </w:t>
+      </w:r>
+      <w:proofErr w:type="spellStart"/>
+      <w:proofErr w:type="gramStart"/>
+      <w:r>
+        <w:rPr>
+          <w:b/>
+          <w:bCs/>
+          <w:color w:val="D86DCB" w:themeColor="accent5" w:themeTint="99"/>
+          <w:sz w:val="32"/>
+          <w:szCs w:val="32"/>
+        </w:rPr>
+        <w:t>fetchName</w:t>
+      </w:r>
+      <w:proofErr w:type="spellEnd"/>
+      <w:r>
+        <w:rPr>
+          <w:b/>
+          <w:bCs/>
+          <w:color w:val="D86DCB" w:themeColor="accent5" w:themeTint="99"/>
+          <w:sz w:val="32"/>
+          <w:szCs w:val="32"/>
+        </w:rPr>
+        <w:t>(</w:t>
+      </w:r>
+      <w:proofErr w:type="gramEnd"/>
+      <w:r>
+        <w:rPr>
+          <w:b/>
+          <w:bCs/>
+          <w:color w:val="D86DCB" w:themeColor="accent5" w:themeTint="99"/>
+          <w:sz w:val="32"/>
+          <w:szCs w:val="32"/>
+        </w:rPr>
+        <w:t>);</w:t>
+      </w:r>
+    </w:p>
+    <w:p>
+      <w:pPr>
+        <w:jc w:val="both"/>
+        <w:rPr>
+          <w:b/>
+          <w:bCs/>
+          <w:color w:val="D86DCB" w:themeColor="accent5" w:themeTint="99"/>
+          <w:sz w:val="32"/>
+          <w:szCs w:val="32"/>
+        </w:rPr>
+      </w:pPr>
+      <w:r>
+        <w:rPr>
+          <w:b/>
+          <w:bCs/>
+          <w:color w:val="D86DCB" w:themeColor="accent5" w:themeTint="99"/>
+          <w:sz w:val="32"/>
+          <w:szCs w:val="32"/>
+        </w:rPr>
+        <w:t xml:space="preserve">    return </w:t>
+      </w:r>
+      <w:proofErr w:type="gramStart"/>
+      <w:r>
+        <w:rPr>
+          <w:b/>
+          <w:bCs/>
+          <w:color w:val="D86DCB" w:themeColor="accent5" w:themeTint="99"/>
+          <w:sz w:val="32"/>
+          <w:szCs w:val="32"/>
+        </w:rPr>
+        <w:t>User._</w:t>
+      </w:r>
+      <w:proofErr w:type="gramEnd"/>
+      <w:r>
+        <w:rPr>
+          <w:b/>
+          <w:bCs/>
+          <w:color w:val="D86DCB" w:themeColor="accent5" w:themeTint="99"/>
+          <w:sz w:val="32"/>
+          <w:szCs w:val="32"/>
+        </w:rPr>
+        <w:t>(name);</w:t>
       </w:r>
     </w:p>
     <w:p>
@@ -6729,7 +8589,29 @@
           <w:sz w:val="32"/>
           <w:szCs w:val="32"/>
         </w:rPr>
-        <w:t>final user = await User.create();</w:t>
+        <w:t xml:space="preserve">final user = await </w:t>
+      </w:r>
+      <w:proofErr w:type="spellStart"/>
+      <w:r>
+        <w:rPr>
+          <w:b/>
+          <w:bCs/>
+          <w:color w:val="D86DCB" w:themeColor="accent5" w:themeTint="99"/>
+          <w:sz w:val="32"/>
+          <w:szCs w:val="32"/>
+        </w:rPr>
+        <w:t>User.create</w:t>
+      </w:r>
+      <w:proofErr w:type="spellEnd"/>
+      <w:r>
+        <w:rPr>
+          <w:b/>
+          <w:bCs/>
+          <w:color w:val="D86DCB" w:themeColor="accent5" w:themeTint="99"/>
+          <w:sz w:val="32"/>
+          <w:szCs w:val="32"/>
+        </w:rPr>
+        <w:t>();</w:t>
       </w:r>
     </w:p>
     <w:p>
@@ -6815,51 +8697,151 @@
           <w:sz w:val="32"/>
           <w:szCs w:val="32"/>
         </w:rPr>
-        <w:t>class UserRepository {</w:t>
-      </w:r>
-    </w:p>
-    <w:p>
-      <w:pPr>
-        <w:jc w:val="both"/>
-        <w:rPr>
-          <w:b/>
-          <w:bCs/>
-          <w:color w:val="D86DCB" w:themeColor="accent5" w:themeTint="99"/>
-          <w:sz w:val="32"/>
-          <w:szCs w:val="32"/>
-        </w:rPr>
-      </w:pPr>
-      <w:r>
-        <w:rPr>
-          <w:b/>
-          <w:bCs/>
-          <w:color w:val="D86DCB" w:themeColor="accent5" w:themeTint="99"/>
-          <w:sz w:val="32"/>
-          <w:szCs w:val="32"/>
-        </w:rPr>
-        <w:t xml:space="preserve">  Future&lt;String&gt; getUser() async {</w:t>
-      </w:r>
-    </w:p>
-    <w:p>
-      <w:pPr>
-        <w:jc w:val="both"/>
-        <w:rPr>
-          <w:b/>
-          <w:bCs/>
-          <w:color w:val="D86DCB" w:themeColor="accent5" w:themeTint="99"/>
-          <w:sz w:val="32"/>
-          <w:szCs w:val="32"/>
-        </w:rPr>
-      </w:pPr>
-      <w:r>
-        <w:rPr>
-          <w:b/>
-          <w:bCs/>
-          <w:color w:val="D86DCB" w:themeColor="accent5" w:themeTint="99"/>
-          <w:sz w:val="32"/>
-          <w:szCs w:val="32"/>
-        </w:rPr>
-        <w:t xml:space="preserve">    await Future.delayed(Duration(seconds: 1));</w:t>
+        <w:t xml:space="preserve">class </w:t>
+      </w:r>
+      <w:proofErr w:type="spellStart"/>
+      <w:r>
+        <w:rPr>
+          <w:b/>
+          <w:bCs/>
+          <w:color w:val="D86DCB" w:themeColor="accent5" w:themeTint="99"/>
+          <w:sz w:val="32"/>
+          <w:szCs w:val="32"/>
+        </w:rPr>
+        <w:t>UserRepository</w:t>
+      </w:r>
+      <w:proofErr w:type="spellEnd"/>
+      <w:r>
+        <w:rPr>
+          <w:b/>
+          <w:bCs/>
+          <w:color w:val="D86DCB" w:themeColor="accent5" w:themeTint="99"/>
+          <w:sz w:val="32"/>
+          <w:szCs w:val="32"/>
+        </w:rPr>
+        <w:t xml:space="preserve"> {</w:t>
+      </w:r>
+    </w:p>
+    <w:p>
+      <w:pPr>
+        <w:jc w:val="both"/>
+        <w:rPr>
+          <w:b/>
+          <w:bCs/>
+          <w:color w:val="D86DCB" w:themeColor="accent5" w:themeTint="99"/>
+          <w:sz w:val="32"/>
+          <w:szCs w:val="32"/>
+        </w:rPr>
+      </w:pPr>
+      <w:r>
+        <w:rPr>
+          <w:b/>
+          <w:bCs/>
+          <w:color w:val="D86DCB" w:themeColor="accent5" w:themeTint="99"/>
+          <w:sz w:val="32"/>
+          <w:szCs w:val="32"/>
+        </w:rPr>
+        <w:t xml:space="preserve">  Future&lt;String&gt; </w:t>
+      </w:r>
+      <w:proofErr w:type="spellStart"/>
+      <w:proofErr w:type="gramStart"/>
+      <w:r>
+        <w:rPr>
+          <w:b/>
+          <w:bCs/>
+          <w:color w:val="D86DCB" w:themeColor="accent5" w:themeTint="99"/>
+          <w:sz w:val="32"/>
+          <w:szCs w:val="32"/>
+        </w:rPr>
+        <w:t>getUser</w:t>
+      </w:r>
+      <w:proofErr w:type="spellEnd"/>
+      <w:r>
+        <w:rPr>
+          <w:b/>
+          <w:bCs/>
+          <w:color w:val="D86DCB" w:themeColor="accent5" w:themeTint="99"/>
+          <w:sz w:val="32"/>
+          <w:szCs w:val="32"/>
+        </w:rPr>
+        <w:t>(</w:t>
+      </w:r>
+      <w:proofErr w:type="gramEnd"/>
+      <w:r>
+        <w:rPr>
+          <w:b/>
+          <w:bCs/>
+          <w:color w:val="D86DCB" w:themeColor="accent5" w:themeTint="99"/>
+          <w:sz w:val="32"/>
+          <w:szCs w:val="32"/>
+        </w:rPr>
+        <w:t>) async {</w:t>
+      </w:r>
+    </w:p>
+    <w:p>
+      <w:pPr>
+        <w:jc w:val="both"/>
+        <w:rPr>
+          <w:b/>
+          <w:bCs/>
+          <w:color w:val="D86DCB" w:themeColor="accent5" w:themeTint="99"/>
+          <w:sz w:val="32"/>
+          <w:szCs w:val="32"/>
+        </w:rPr>
+      </w:pPr>
+      <w:r>
+        <w:rPr>
+          <w:b/>
+          <w:bCs/>
+          <w:color w:val="D86DCB" w:themeColor="accent5" w:themeTint="99"/>
+          <w:sz w:val="32"/>
+          <w:szCs w:val="32"/>
+        </w:rPr>
+        <w:t xml:space="preserve">    await </w:t>
+      </w:r>
+      <w:proofErr w:type="spellStart"/>
+      <w:r>
+        <w:rPr>
+          <w:b/>
+          <w:bCs/>
+          <w:color w:val="D86DCB" w:themeColor="accent5" w:themeTint="99"/>
+          <w:sz w:val="32"/>
+          <w:szCs w:val="32"/>
+        </w:rPr>
+        <w:t>Future.delayed</w:t>
+      </w:r>
+      <w:proofErr w:type="spellEnd"/>
+      <w:r>
+        <w:rPr>
+          <w:b/>
+          <w:bCs/>
+          <w:color w:val="D86DCB" w:themeColor="accent5" w:themeTint="99"/>
+          <w:sz w:val="32"/>
+          <w:szCs w:val="32"/>
+        </w:rPr>
+        <w:t>(</w:t>
+      </w:r>
+      <w:proofErr w:type="gramStart"/>
+      <w:r>
+        <w:rPr>
+          <w:b/>
+          <w:bCs/>
+          <w:color w:val="D86DCB" w:themeColor="accent5" w:themeTint="99"/>
+          <w:sz w:val="32"/>
+          <w:szCs w:val="32"/>
+        </w:rPr>
+        <w:t>Duration(</w:t>
+      </w:r>
+      <w:proofErr w:type="gramEnd"/>
+      <w:r>
+        <w:rPr>
+          <w:b/>
+          <w:bCs/>
+          <w:color w:val="D86DCB" w:themeColor="accent5" w:themeTint="99"/>
+          <w:sz w:val="32"/>
+          <w:szCs w:val="32"/>
+        </w:rPr>
+        <w:t>seconds: 1));</w:t>
       </w:r>
     </w:p>
     <w:p>
@@ -6969,29 +8951,87 @@
           <w:sz w:val="32"/>
           <w:szCs w:val="32"/>
         </w:rPr>
-        <w:t>final repo = UserRepository();</w:t>
-      </w:r>
-    </w:p>
-    <w:p>
-      <w:pPr>
-        <w:jc w:val="both"/>
-        <w:rPr>
-          <w:b/>
-          <w:bCs/>
-          <w:color w:val="D86DCB" w:themeColor="accent5" w:themeTint="99"/>
-          <w:sz w:val="32"/>
-          <w:szCs w:val="32"/>
-        </w:rPr>
-      </w:pPr>
-      <w:r>
-        <w:rPr>
-          <w:b/>
-          <w:bCs/>
-          <w:color w:val="D86DCB" w:themeColor="accent5" w:themeTint="99"/>
-          <w:sz w:val="32"/>
-          <w:szCs w:val="32"/>
-        </w:rPr>
-        <w:t>final user = await repo.getUser();</w:t>
+        <w:t xml:space="preserve">final repo = </w:t>
+      </w:r>
+      <w:proofErr w:type="spellStart"/>
+      <w:proofErr w:type="gramStart"/>
+      <w:r>
+        <w:rPr>
+          <w:b/>
+          <w:bCs/>
+          <w:color w:val="D86DCB" w:themeColor="accent5" w:themeTint="99"/>
+          <w:sz w:val="32"/>
+          <w:szCs w:val="32"/>
+        </w:rPr>
+        <w:t>UserRepository</w:t>
+      </w:r>
+      <w:proofErr w:type="spellEnd"/>
+      <w:r>
+        <w:rPr>
+          <w:b/>
+          <w:bCs/>
+          <w:color w:val="D86DCB" w:themeColor="accent5" w:themeTint="99"/>
+          <w:sz w:val="32"/>
+          <w:szCs w:val="32"/>
+        </w:rPr>
+        <w:t>(</w:t>
+      </w:r>
+      <w:proofErr w:type="gramEnd"/>
+      <w:r>
+        <w:rPr>
+          <w:b/>
+          <w:bCs/>
+          <w:color w:val="D86DCB" w:themeColor="accent5" w:themeTint="99"/>
+          <w:sz w:val="32"/>
+          <w:szCs w:val="32"/>
+        </w:rPr>
+        <w:t>);</w:t>
+      </w:r>
+    </w:p>
+    <w:p>
+      <w:pPr>
+        <w:jc w:val="both"/>
+        <w:rPr>
+          <w:b/>
+          <w:bCs/>
+          <w:color w:val="D86DCB" w:themeColor="accent5" w:themeTint="99"/>
+          <w:sz w:val="32"/>
+          <w:szCs w:val="32"/>
+        </w:rPr>
+      </w:pPr>
+      <w:r>
+        <w:rPr>
+          <w:b/>
+          <w:bCs/>
+          <w:color w:val="D86DCB" w:themeColor="accent5" w:themeTint="99"/>
+          <w:sz w:val="32"/>
+          <w:szCs w:val="32"/>
+        </w:rPr>
+        <w:t xml:space="preserve">final user = await </w:t>
+      </w:r>
+      <w:proofErr w:type="spellStart"/>
+      <w:proofErr w:type="gramStart"/>
+      <w:r>
+        <w:rPr>
+          <w:b/>
+          <w:bCs/>
+          <w:color w:val="D86DCB" w:themeColor="accent5" w:themeTint="99"/>
+          <w:sz w:val="32"/>
+          <w:szCs w:val="32"/>
+        </w:rPr>
+        <w:t>repo.getUser</w:t>
+      </w:r>
+      <w:proofErr w:type="spellEnd"/>
+      <w:proofErr w:type="gramEnd"/>
+      <w:r>
+        <w:rPr>
+          <w:b/>
+          <w:bCs/>
+          <w:color w:val="D86DCB" w:themeColor="accent5" w:themeTint="99"/>
+          <w:sz w:val="32"/>
+          <w:szCs w:val="32"/>
+        </w:rPr>
+        <w:t>();</w:t>
       </w:r>
     </w:p>
     <w:p>
@@ -7282,7 +9322,29 @@
           <w:sz w:val="32"/>
           <w:szCs w:val="32"/>
         </w:rPr>
-        <w:t xml:space="preserve">  void eat() {</w:t>
+        <w:t xml:space="preserve">  void </w:t>
+      </w:r>
+      <w:proofErr w:type="gramStart"/>
+      <w:r>
+        <w:rPr>
+          <w:b/>
+          <w:bCs/>
+          <w:color w:val="D86DCB" w:themeColor="accent5" w:themeTint="99"/>
+          <w:sz w:val="32"/>
+          <w:szCs w:val="32"/>
+        </w:rPr>
+        <w:t>eat(</w:t>
+      </w:r>
+      <w:proofErr w:type="gramEnd"/>
+      <w:r>
+        <w:rPr>
+          <w:b/>
+          <w:bCs/>
+          <w:color w:val="D86DCB" w:themeColor="accent5" w:themeTint="99"/>
+          <w:sz w:val="32"/>
+          <w:szCs w:val="32"/>
+        </w:rPr>
+        <w:t>) {</w:t>
       </w:r>
     </w:p>
     <w:p>
@@ -7436,29 +9498,73 @@
           <w:sz w:val="32"/>
           <w:szCs w:val="32"/>
         </w:rPr>
-        <w:t xml:space="preserve">  void eat() {</w:t>
-      </w:r>
-    </w:p>
-    <w:p>
-      <w:pPr>
-        <w:jc w:val="both"/>
-        <w:rPr>
-          <w:b/>
-          <w:bCs/>
-          <w:color w:val="D86DCB" w:themeColor="accent5" w:themeTint="99"/>
-          <w:sz w:val="32"/>
-          <w:szCs w:val="32"/>
-        </w:rPr>
-      </w:pPr>
-      <w:r>
-        <w:rPr>
-          <w:b/>
-          <w:bCs/>
-          <w:color w:val="D86DCB" w:themeColor="accent5" w:themeTint="99"/>
-          <w:sz w:val="32"/>
-          <w:szCs w:val="32"/>
-        </w:rPr>
-        <w:t xml:space="preserve">    print("Dog is eating");</w:t>
+        <w:t xml:space="preserve">  void </w:t>
+      </w:r>
+      <w:proofErr w:type="gramStart"/>
+      <w:r>
+        <w:rPr>
+          <w:b/>
+          <w:bCs/>
+          <w:color w:val="D86DCB" w:themeColor="accent5" w:themeTint="99"/>
+          <w:sz w:val="32"/>
+          <w:szCs w:val="32"/>
+        </w:rPr>
+        <w:t>eat(</w:t>
+      </w:r>
+      <w:proofErr w:type="gramEnd"/>
+      <w:r>
+        <w:rPr>
+          <w:b/>
+          <w:bCs/>
+          <w:color w:val="D86DCB" w:themeColor="accent5" w:themeTint="99"/>
+          <w:sz w:val="32"/>
+          <w:szCs w:val="32"/>
+        </w:rPr>
+        <w:t>) {</w:t>
+      </w:r>
+    </w:p>
+    <w:p>
+      <w:pPr>
+        <w:jc w:val="both"/>
+        <w:rPr>
+          <w:b/>
+          <w:bCs/>
+          <w:color w:val="D86DCB" w:themeColor="accent5" w:themeTint="99"/>
+          <w:sz w:val="32"/>
+          <w:szCs w:val="32"/>
+        </w:rPr>
+      </w:pPr>
+      <w:r>
+        <w:rPr>
+          <w:b/>
+          <w:bCs/>
+          <w:color w:val="D86DCB" w:themeColor="accent5" w:themeTint="99"/>
+          <w:sz w:val="32"/>
+          <w:szCs w:val="32"/>
+        </w:rPr>
+        <w:t xml:space="preserve">    </w:t>
+      </w:r>
+      <w:proofErr w:type="gramStart"/>
+      <w:r>
+        <w:rPr>
+          <w:b/>
+          <w:bCs/>
+          <w:color w:val="D86DCB" w:themeColor="accent5" w:themeTint="99"/>
+          <w:sz w:val="32"/>
+          <w:szCs w:val="32"/>
+        </w:rPr>
+        <w:t>print(</w:t>
+      </w:r>
+      <w:proofErr w:type="gramEnd"/>
+      <w:r>
+        <w:rPr>
+          <w:b/>
+          <w:bCs/>
+          <w:color w:val="D86DCB" w:themeColor="accent5" w:themeTint="99"/>
+          <w:sz w:val="32"/>
+          <w:szCs w:val="32"/>
+        </w:rPr>
+        <w:t>"Dog is eating");</w:t>
       </w:r>
     </w:p>
     <w:p>
@@ -7667,7 +9773,29 @@
           <w:szCs w:val="32"/>
         </w:rPr>
         <w:lastRenderedPageBreak/>
-        <w:t xml:space="preserve">  void eat() {</w:t>
+        <w:t xml:space="preserve">  void </w:t>
+      </w:r>
+      <w:proofErr w:type="gramStart"/>
+      <w:r>
+        <w:rPr>
+          <w:b/>
+          <w:bCs/>
+          <w:color w:val="D86DCB" w:themeColor="accent5" w:themeTint="99"/>
+          <w:sz w:val="32"/>
+          <w:szCs w:val="32"/>
+        </w:rPr>
+        <w:t>eat(</w:t>
+      </w:r>
+      <w:proofErr w:type="gramEnd"/>
+      <w:r>
+        <w:rPr>
+          <w:b/>
+          <w:bCs/>
+          <w:color w:val="D86DCB" w:themeColor="accent5" w:themeTint="99"/>
+          <w:sz w:val="32"/>
+          <w:szCs w:val="32"/>
+        </w:rPr>
+        <w:t>) {</w:t>
       </w:r>
     </w:p>
     <w:p>
@@ -7799,29 +9927,63 @@
           <w:sz w:val="32"/>
           <w:szCs w:val="32"/>
         </w:rPr>
-        <w:t xml:space="preserve">Dog().eat(); </w:t>
-      </w:r>
-    </w:p>
-    <w:p>
-      <w:pPr>
-        <w:jc w:val="both"/>
-        <w:rPr>
-          <w:b/>
-          <w:bCs/>
-          <w:color w:val="D86DCB" w:themeColor="accent5" w:themeTint="99"/>
-          <w:sz w:val="32"/>
-          <w:szCs w:val="32"/>
-        </w:rPr>
-      </w:pPr>
-      <w:r>
-        <w:rPr>
-          <w:b/>
-          <w:bCs/>
-          <w:color w:val="D86DCB" w:themeColor="accent5" w:themeTint="99"/>
-          <w:sz w:val="32"/>
-          <w:szCs w:val="32"/>
-        </w:rPr>
-        <w:t>Dog().type;</w:t>
+        <w:t>Dog(</w:t>
+      </w:r>
+      <w:proofErr w:type="gramStart"/>
+      <w:r>
+        <w:rPr>
+          <w:b/>
+          <w:bCs/>
+          <w:color w:val="D86DCB" w:themeColor="accent5" w:themeTint="99"/>
+          <w:sz w:val="32"/>
+          <w:szCs w:val="32"/>
+        </w:rPr>
+        <w:t>).eat</w:t>
+      </w:r>
+      <w:proofErr w:type="gramEnd"/>
+      <w:r>
+        <w:rPr>
+          <w:b/>
+          <w:bCs/>
+          <w:color w:val="D86DCB" w:themeColor="accent5" w:themeTint="99"/>
+          <w:sz w:val="32"/>
+          <w:szCs w:val="32"/>
+        </w:rPr>
+        <w:t xml:space="preserve">(); </w:t>
+      </w:r>
+    </w:p>
+    <w:p>
+      <w:pPr>
+        <w:jc w:val="both"/>
+        <w:rPr>
+          <w:b/>
+          <w:bCs/>
+          <w:color w:val="D86DCB" w:themeColor="accent5" w:themeTint="99"/>
+          <w:sz w:val="32"/>
+          <w:szCs w:val="32"/>
+        </w:rPr>
+      </w:pPr>
+      <w:proofErr w:type="gramStart"/>
+      <w:r>
+        <w:rPr>
+          <w:b/>
+          <w:bCs/>
+          <w:color w:val="D86DCB" w:themeColor="accent5" w:themeTint="99"/>
+          <w:sz w:val="32"/>
+          <w:szCs w:val="32"/>
+        </w:rPr>
+        <w:t>Dog(</w:t>
+      </w:r>
+      <w:proofErr w:type="gramEnd"/>
+      <w:r>
+        <w:rPr>
+          <w:b/>
+          <w:bCs/>
+          <w:color w:val="D86DCB" w:themeColor="accent5" w:themeTint="99"/>
+          <w:sz w:val="32"/>
+          <w:szCs w:val="32"/>
+        </w:rPr>
+        <w:t>).type;</w:t>
       </w:r>
     </w:p>
     <w:p>
@@ -7933,29 +10095,73 @@
           <w:sz w:val="32"/>
           <w:szCs w:val="32"/>
         </w:rPr>
-        <w:t xml:space="preserve">  void eat() {</w:t>
-      </w:r>
-    </w:p>
-    <w:p>
-      <w:pPr>
-        <w:jc w:val="both"/>
-        <w:rPr>
-          <w:b/>
-          <w:bCs/>
-          <w:color w:val="D86DCB" w:themeColor="accent5" w:themeTint="99"/>
-          <w:sz w:val="32"/>
-          <w:szCs w:val="32"/>
-        </w:rPr>
-      </w:pPr>
-      <w:r>
-        <w:rPr>
-          <w:b/>
-          <w:bCs/>
-          <w:color w:val="D86DCB" w:themeColor="accent5" w:themeTint="99"/>
-          <w:sz w:val="32"/>
-          <w:szCs w:val="32"/>
-        </w:rPr>
-        <w:t xml:space="preserve">    print("Dog eating");</w:t>
+        <w:t xml:space="preserve">  void </w:t>
+      </w:r>
+      <w:proofErr w:type="gramStart"/>
+      <w:r>
+        <w:rPr>
+          <w:b/>
+          <w:bCs/>
+          <w:color w:val="D86DCB" w:themeColor="accent5" w:themeTint="99"/>
+          <w:sz w:val="32"/>
+          <w:szCs w:val="32"/>
+        </w:rPr>
+        <w:t>eat(</w:t>
+      </w:r>
+      <w:proofErr w:type="gramEnd"/>
+      <w:r>
+        <w:rPr>
+          <w:b/>
+          <w:bCs/>
+          <w:color w:val="D86DCB" w:themeColor="accent5" w:themeTint="99"/>
+          <w:sz w:val="32"/>
+          <w:szCs w:val="32"/>
+        </w:rPr>
+        <w:t>) {</w:t>
+      </w:r>
+    </w:p>
+    <w:p>
+      <w:pPr>
+        <w:jc w:val="both"/>
+        <w:rPr>
+          <w:b/>
+          <w:bCs/>
+          <w:color w:val="D86DCB" w:themeColor="accent5" w:themeTint="99"/>
+          <w:sz w:val="32"/>
+          <w:szCs w:val="32"/>
+        </w:rPr>
+      </w:pPr>
+      <w:r>
+        <w:rPr>
+          <w:b/>
+          <w:bCs/>
+          <w:color w:val="D86DCB" w:themeColor="accent5" w:themeTint="99"/>
+          <w:sz w:val="32"/>
+          <w:szCs w:val="32"/>
+        </w:rPr>
+        <w:t xml:space="preserve">    </w:t>
+      </w:r>
+      <w:proofErr w:type="gramStart"/>
+      <w:r>
+        <w:rPr>
+          <w:b/>
+          <w:bCs/>
+          <w:color w:val="D86DCB" w:themeColor="accent5" w:themeTint="99"/>
+          <w:sz w:val="32"/>
+          <w:szCs w:val="32"/>
+        </w:rPr>
+        <w:t>print(</w:t>
+      </w:r>
+      <w:proofErr w:type="gramEnd"/>
+      <w:r>
+        <w:rPr>
+          <w:b/>
+          <w:bCs/>
+          <w:color w:val="D86DCB" w:themeColor="accent5" w:themeTint="99"/>
+          <w:sz w:val="32"/>
+          <w:szCs w:val="32"/>
+        </w:rPr>
+        <w:t>"Dog eating");</w:t>
       </w:r>
     </w:p>
     <w:p>
@@ -8281,7 +10487,27 @@
                 <w:szCs w:val="32"/>
               </w:rPr>
               <w:lastRenderedPageBreak/>
-              <w:t>"is-a" relationship</w:t>
+              <w:t>"</w:t>
+            </w:r>
+            <w:proofErr w:type="gramStart"/>
+            <w:r>
+              <w:rPr>
+                <w:b w:val="0"/>
+                <w:bCs w:val="0"/>
+                <w:sz w:val="32"/>
+                <w:szCs w:val="32"/>
+              </w:rPr>
+              <w:t>is</w:t>
+            </w:r>
+            <w:proofErr w:type="gramEnd"/>
+            <w:r>
+              <w:rPr>
+                <w:b w:val="0"/>
+                <w:bCs w:val="0"/>
+                <w:sz w:val="32"/>
+                <w:szCs w:val="32"/>
+              </w:rPr>
+              <w:t>-a" relationship</w:t>
             </w:r>
           </w:p>
         </w:tc>
@@ -8500,29 +10726,85 @@
           <w:sz w:val="32"/>
           <w:szCs w:val="32"/>
         </w:rPr>
-        <w:t>abstract class ApiClient {</w:t>
-      </w:r>
-    </w:p>
-    <w:p>
-      <w:pPr>
-        <w:jc w:val="both"/>
-        <w:rPr>
-          <w:b/>
-          <w:bCs/>
-          <w:color w:val="D86DCB" w:themeColor="accent5" w:themeTint="99"/>
-          <w:sz w:val="32"/>
-          <w:szCs w:val="32"/>
-        </w:rPr>
-      </w:pPr>
-      <w:r>
-        <w:rPr>
-          <w:b/>
-          <w:bCs/>
-          <w:color w:val="D86DCB" w:themeColor="accent5" w:themeTint="99"/>
-          <w:sz w:val="32"/>
-          <w:szCs w:val="32"/>
-        </w:rPr>
-        <w:t xml:space="preserve">  Future&lt;void&gt; getData();</w:t>
+        <w:t xml:space="preserve">abstract class </w:t>
+      </w:r>
+      <w:proofErr w:type="spellStart"/>
+      <w:r>
+        <w:rPr>
+          <w:b/>
+          <w:bCs/>
+          <w:color w:val="D86DCB" w:themeColor="accent5" w:themeTint="99"/>
+          <w:sz w:val="32"/>
+          <w:szCs w:val="32"/>
+        </w:rPr>
+        <w:t>ApiClient</w:t>
+      </w:r>
+      <w:proofErr w:type="spellEnd"/>
+      <w:r>
+        <w:rPr>
+          <w:b/>
+          <w:bCs/>
+          <w:color w:val="D86DCB" w:themeColor="accent5" w:themeTint="99"/>
+          <w:sz w:val="32"/>
+          <w:szCs w:val="32"/>
+        </w:rPr>
+        <w:t xml:space="preserve"> {</w:t>
+      </w:r>
+    </w:p>
+    <w:p>
+      <w:pPr>
+        <w:jc w:val="both"/>
+        <w:rPr>
+          <w:b/>
+          <w:bCs/>
+          <w:color w:val="D86DCB" w:themeColor="accent5" w:themeTint="99"/>
+          <w:sz w:val="32"/>
+          <w:szCs w:val="32"/>
+        </w:rPr>
+      </w:pPr>
+      <w:r>
+        <w:rPr>
+          <w:b/>
+          <w:bCs/>
+          <w:color w:val="D86DCB" w:themeColor="accent5" w:themeTint="99"/>
+          <w:sz w:val="32"/>
+          <w:szCs w:val="32"/>
+        </w:rPr>
+        <w:t xml:space="preserve">  Future&lt;void&gt; </w:t>
+      </w:r>
+      <w:proofErr w:type="spellStart"/>
+      <w:proofErr w:type="gramStart"/>
+      <w:r>
+        <w:rPr>
+          <w:b/>
+          <w:bCs/>
+          <w:color w:val="D86DCB" w:themeColor="accent5" w:themeTint="99"/>
+          <w:sz w:val="32"/>
+          <w:szCs w:val="32"/>
+        </w:rPr>
+        <w:t>getData</w:t>
+      </w:r>
+      <w:proofErr w:type="spellEnd"/>
+      <w:r>
+        <w:rPr>
+          <w:b/>
+          <w:bCs/>
+          <w:color w:val="D86DCB" w:themeColor="accent5" w:themeTint="99"/>
+          <w:sz w:val="32"/>
+          <w:szCs w:val="32"/>
+        </w:rPr>
+        <w:t>(</w:t>
+      </w:r>
+      <w:proofErr w:type="gramEnd"/>
+      <w:r>
+        <w:rPr>
+          <w:b/>
+          <w:bCs/>
+          <w:color w:val="D86DCB" w:themeColor="accent5" w:themeTint="99"/>
+          <w:sz w:val="32"/>
+          <w:szCs w:val="32"/>
+        </w:rPr>
+        <w:t>);</w:t>
       </w:r>
     </w:p>
     <w:p>
@@ -8590,6 +10872,7 @@
         </w:rPr>
         <w:t xml:space="preserve">hen </w:t>
       </w:r>
+      <w:proofErr w:type="spellStart"/>
       <w:r>
         <w:rPr>
           <w:b/>
@@ -8599,6 +10882,7 @@
         </w:rPr>
         <w:t>ApiClient</w:t>
       </w:r>
+      <w:proofErr w:type="spellEnd"/>
       <w:r>
         <w:rPr>
           <w:sz w:val="32"/>
@@ -8681,29 +10965,85 @@
           <w:sz w:val="32"/>
           <w:szCs w:val="32"/>
         </w:rPr>
-        <w:t>abstract interface class ApiClient {</w:t>
-      </w:r>
-    </w:p>
-    <w:p>
-      <w:pPr>
-        <w:jc w:val="both"/>
-        <w:rPr>
-          <w:b/>
-          <w:bCs/>
-          <w:color w:val="D86DCB" w:themeColor="accent5" w:themeTint="99"/>
-          <w:sz w:val="32"/>
-          <w:szCs w:val="32"/>
-        </w:rPr>
-      </w:pPr>
-      <w:r>
-        <w:rPr>
-          <w:b/>
-          <w:bCs/>
-          <w:color w:val="D86DCB" w:themeColor="accent5" w:themeTint="99"/>
-          <w:sz w:val="32"/>
-          <w:szCs w:val="32"/>
-        </w:rPr>
-        <w:t xml:space="preserve">  Future&lt;void&gt; getData();</w:t>
+        <w:t xml:space="preserve">abstract interface class </w:t>
+      </w:r>
+      <w:proofErr w:type="spellStart"/>
+      <w:r>
+        <w:rPr>
+          <w:b/>
+          <w:bCs/>
+          <w:color w:val="D86DCB" w:themeColor="accent5" w:themeTint="99"/>
+          <w:sz w:val="32"/>
+          <w:szCs w:val="32"/>
+        </w:rPr>
+        <w:t>ApiClient</w:t>
+      </w:r>
+      <w:proofErr w:type="spellEnd"/>
+      <w:r>
+        <w:rPr>
+          <w:b/>
+          <w:bCs/>
+          <w:color w:val="D86DCB" w:themeColor="accent5" w:themeTint="99"/>
+          <w:sz w:val="32"/>
+          <w:szCs w:val="32"/>
+        </w:rPr>
+        <w:t xml:space="preserve"> {</w:t>
+      </w:r>
+    </w:p>
+    <w:p>
+      <w:pPr>
+        <w:jc w:val="both"/>
+        <w:rPr>
+          <w:b/>
+          <w:bCs/>
+          <w:color w:val="D86DCB" w:themeColor="accent5" w:themeTint="99"/>
+          <w:sz w:val="32"/>
+          <w:szCs w:val="32"/>
+        </w:rPr>
+      </w:pPr>
+      <w:r>
+        <w:rPr>
+          <w:b/>
+          <w:bCs/>
+          <w:color w:val="D86DCB" w:themeColor="accent5" w:themeTint="99"/>
+          <w:sz w:val="32"/>
+          <w:szCs w:val="32"/>
+        </w:rPr>
+        <w:t xml:space="preserve">  Future&lt;void&gt; </w:t>
+      </w:r>
+      <w:proofErr w:type="spellStart"/>
+      <w:proofErr w:type="gramStart"/>
+      <w:r>
+        <w:rPr>
+          <w:b/>
+          <w:bCs/>
+          <w:color w:val="D86DCB" w:themeColor="accent5" w:themeTint="99"/>
+          <w:sz w:val="32"/>
+          <w:szCs w:val="32"/>
+        </w:rPr>
+        <w:t>getData</w:t>
+      </w:r>
+      <w:proofErr w:type="spellEnd"/>
+      <w:r>
+        <w:rPr>
+          <w:b/>
+          <w:bCs/>
+          <w:color w:val="D86DCB" w:themeColor="accent5" w:themeTint="99"/>
+          <w:sz w:val="32"/>
+          <w:szCs w:val="32"/>
+        </w:rPr>
+        <w:t>(</w:t>
+      </w:r>
+      <w:proofErr w:type="gramEnd"/>
+      <w:r>
+        <w:rPr>
+          <w:b/>
+          <w:bCs/>
+          <w:color w:val="D86DCB" w:themeColor="accent5" w:themeTint="99"/>
+          <w:sz w:val="32"/>
+          <w:szCs w:val="32"/>
+        </w:rPr>
+        <w:t>);</w:t>
       </w:r>
     </w:p>
     <w:p>
@@ -8769,7 +11109,51 @@
           <w:sz w:val="32"/>
           <w:szCs w:val="32"/>
         </w:rPr>
-        <w:t>class ApiService extends ApiClient {</w:t>
+        <w:t xml:space="preserve">class </w:t>
+      </w:r>
+      <w:proofErr w:type="spellStart"/>
+      <w:r>
+        <w:rPr>
+          <w:b/>
+          <w:bCs/>
+          <w:color w:val="D86DCB" w:themeColor="accent5" w:themeTint="99"/>
+          <w:sz w:val="32"/>
+          <w:szCs w:val="32"/>
+        </w:rPr>
+        <w:t>ApiService</w:t>
+      </w:r>
+      <w:proofErr w:type="spellEnd"/>
+      <w:r>
+        <w:rPr>
+          <w:b/>
+          <w:bCs/>
+          <w:color w:val="D86DCB" w:themeColor="accent5" w:themeTint="99"/>
+          <w:sz w:val="32"/>
+          <w:szCs w:val="32"/>
+        </w:rPr>
+        <w:t xml:space="preserve"> extends </w:t>
+      </w:r>
+      <w:proofErr w:type="spellStart"/>
+      <w:r>
+        <w:rPr>
+          <w:b/>
+          <w:bCs/>
+          <w:color w:val="D86DCB" w:themeColor="accent5" w:themeTint="99"/>
+          <w:sz w:val="32"/>
+          <w:szCs w:val="32"/>
+        </w:rPr>
+        <w:t>ApiClient</w:t>
+      </w:r>
+      <w:proofErr w:type="spellEnd"/>
+      <w:r>
+        <w:rPr>
+          <w:b/>
+          <w:bCs/>
+          <w:color w:val="D86DCB" w:themeColor="accent5" w:themeTint="99"/>
+          <w:sz w:val="32"/>
+          <w:szCs w:val="32"/>
+        </w:rPr>
+        <w:t xml:space="preserve"> {</w:t>
       </w:r>
     </w:p>
     <w:p>
@@ -8814,7 +11198,41 @@
           <w:sz w:val="32"/>
           <w:szCs w:val="32"/>
         </w:rPr>
-        <w:t xml:space="preserve">  Future&lt;void&gt; getData() async {</w:t>
+        <w:t xml:space="preserve">  Future&lt;void&gt; </w:t>
+      </w:r>
+      <w:proofErr w:type="spellStart"/>
+      <w:proofErr w:type="gramStart"/>
+      <w:r>
+        <w:rPr>
+          <w:b/>
+          <w:bCs/>
+          <w:color w:val="D86DCB" w:themeColor="accent5" w:themeTint="99"/>
+          <w:sz w:val="32"/>
+          <w:szCs w:val="32"/>
+        </w:rPr>
+        <w:t>getData</w:t>
+      </w:r>
+      <w:proofErr w:type="spellEnd"/>
+      <w:r>
+        <w:rPr>
+          <w:b/>
+          <w:bCs/>
+          <w:color w:val="D86DCB" w:themeColor="accent5" w:themeTint="99"/>
+          <w:sz w:val="32"/>
+          <w:szCs w:val="32"/>
+        </w:rPr>
+        <w:t>(</w:t>
+      </w:r>
+      <w:proofErr w:type="gramEnd"/>
+      <w:r>
+        <w:rPr>
+          <w:b/>
+          <w:bCs/>
+          <w:color w:val="D86DCB" w:themeColor="accent5" w:themeTint="99"/>
+          <w:sz w:val="32"/>
+          <w:szCs w:val="32"/>
+        </w:rPr>
+        <w:t>) async {</w:t>
       </w:r>
     </w:p>
     <w:p>
@@ -8924,7 +11342,51 @@
           <w:sz w:val="32"/>
           <w:szCs w:val="32"/>
         </w:rPr>
-        <w:t>class ApiService implements ApiClient {</w:t>
+        <w:t xml:space="preserve">class </w:t>
+      </w:r>
+      <w:proofErr w:type="spellStart"/>
+      <w:r>
+        <w:rPr>
+          <w:b/>
+          <w:bCs/>
+          <w:color w:val="D86DCB" w:themeColor="accent5" w:themeTint="99"/>
+          <w:sz w:val="32"/>
+          <w:szCs w:val="32"/>
+        </w:rPr>
+        <w:t>ApiService</w:t>
+      </w:r>
+      <w:proofErr w:type="spellEnd"/>
+      <w:r>
+        <w:rPr>
+          <w:b/>
+          <w:bCs/>
+          <w:color w:val="D86DCB" w:themeColor="accent5" w:themeTint="99"/>
+          <w:sz w:val="32"/>
+          <w:szCs w:val="32"/>
+        </w:rPr>
+        <w:t xml:space="preserve"> implements </w:t>
+      </w:r>
+      <w:proofErr w:type="spellStart"/>
+      <w:r>
+        <w:rPr>
+          <w:b/>
+          <w:bCs/>
+          <w:color w:val="D86DCB" w:themeColor="accent5" w:themeTint="99"/>
+          <w:sz w:val="32"/>
+          <w:szCs w:val="32"/>
+        </w:rPr>
+        <w:t>ApiClient</w:t>
+      </w:r>
+      <w:proofErr w:type="spellEnd"/>
+      <w:r>
+        <w:rPr>
+          <w:b/>
+          <w:bCs/>
+          <w:color w:val="D86DCB" w:themeColor="accent5" w:themeTint="99"/>
+          <w:sz w:val="32"/>
+          <w:szCs w:val="32"/>
+        </w:rPr>
+        <w:t xml:space="preserve"> {</w:t>
       </w:r>
     </w:p>
     <w:p>
@@ -8968,7 +11430,41 @@
           <w:sz w:val="32"/>
           <w:szCs w:val="32"/>
         </w:rPr>
-        <w:t xml:space="preserve">  Future&lt;void&gt; getData() async {</w:t>
+        <w:t xml:space="preserve">  Future&lt;void&gt; </w:t>
+      </w:r>
+      <w:proofErr w:type="spellStart"/>
+      <w:proofErr w:type="gramStart"/>
+      <w:r>
+        <w:rPr>
+          <w:b/>
+          <w:bCs/>
+          <w:color w:val="D86DCB" w:themeColor="accent5" w:themeTint="99"/>
+          <w:sz w:val="32"/>
+          <w:szCs w:val="32"/>
+        </w:rPr>
+        <w:t>getData</w:t>
+      </w:r>
+      <w:proofErr w:type="spellEnd"/>
+      <w:r>
+        <w:rPr>
+          <w:b/>
+          <w:bCs/>
+          <w:color w:val="D86DCB" w:themeColor="accent5" w:themeTint="99"/>
+          <w:sz w:val="32"/>
+          <w:szCs w:val="32"/>
+        </w:rPr>
+        <w:t>(</w:t>
+      </w:r>
+      <w:proofErr w:type="gramEnd"/>
+      <w:r>
+        <w:rPr>
+          <w:b/>
+          <w:bCs/>
+          <w:color w:val="D86DCB" w:themeColor="accent5" w:themeTint="99"/>
+          <w:sz w:val="32"/>
+          <w:szCs w:val="32"/>
+        </w:rPr>
+        <w:t>) async {</w:t>
       </w:r>
     </w:p>
     <w:p>
@@ -9261,6 +11757,7 @@
         </w:rPr>
         <w:t xml:space="preserve"> (</w:t>
       </w:r>
+      <w:proofErr w:type="spellStart"/>
       <w:r>
         <w:rPr>
           <w:b/>
@@ -9270,6 +11767,7 @@
         </w:rPr>
         <w:t>TokenSource</w:t>
       </w:r>
+      <w:proofErr w:type="spellEnd"/>
       <w:r>
         <w:rPr>
           <w:sz w:val="32"/>
@@ -9515,7 +12013,29 @@
           <w:sz w:val="32"/>
           <w:szCs w:val="32"/>
         </w:rPr>
-        <w:t xml:space="preserve">  void eat() {}</w:t>
+        <w:t xml:space="preserve">  void </w:t>
+      </w:r>
+      <w:proofErr w:type="gramStart"/>
+      <w:r>
+        <w:rPr>
+          <w:b/>
+          <w:bCs/>
+          <w:color w:val="D86DCB" w:themeColor="accent5" w:themeTint="99"/>
+          <w:sz w:val="32"/>
+          <w:szCs w:val="32"/>
+        </w:rPr>
+        <w:t>eat(</w:t>
+      </w:r>
+      <w:proofErr w:type="gramEnd"/>
+      <w:r>
+        <w:rPr>
+          <w:b/>
+          <w:bCs/>
+          <w:color w:val="D86DCB" w:themeColor="accent5" w:themeTint="99"/>
+          <w:sz w:val="32"/>
+          <w:szCs w:val="32"/>
+        </w:rPr>
+        <w:t>) {}</w:t>
       </w:r>
     </w:p>
     <w:p>
@@ -9581,7 +12101,29 @@
           <w:sz w:val="32"/>
           <w:szCs w:val="32"/>
         </w:rPr>
-        <w:t xml:space="preserve">  void fly() {}</w:t>
+        <w:t xml:space="preserve">  void </w:t>
+      </w:r>
+      <w:proofErr w:type="gramStart"/>
+      <w:r>
+        <w:rPr>
+          <w:b/>
+          <w:bCs/>
+          <w:color w:val="D86DCB" w:themeColor="accent5" w:themeTint="99"/>
+          <w:sz w:val="32"/>
+          <w:szCs w:val="32"/>
+        </w:rPr>
+        <w:t>fly(</w:t>
+      </w:r>
+      <w:proofErr w:type="gramEnd"/>
+      <w:r>
+        <w:rPr>
+          <w:b/>
+          <w:bCs/>
+          <w:color w:val="D86DCB" w:themeColor="accent5" w:themeTint="99"/>
+          <w:sz w:val="32"/>
+          <w:szCs w:val="32"/>
+        </w:rPr>
+        <w:t>) {}</w:t>
       </w:r>
     </w:p>
     <w:p>
@@ -9669,7 +12211,29 @@
           <w:sz w:val="32"/>
           <w:szCs w:val="32"/>
         </w:rPr>
-        <w:t xml:space="preserve">  void eat() {}</w:t>
+        <w:t xml:space="preserve">  void </w:t>
+      </w:r>
+      <w:proofErr w:type="gramStart"/>
+      <w:r>
+        <w:rPr>
+          <w:b/>
+          <w:bCs/>
+          <w:color w:val="D86DCB" w:themeColor="accent5" w:themeTint="99"/>
+          <w:sz w:val="32"/>
+          <w:szCs w:val="32"/>
+        </w:rPr>
+        <w:t>eat(</w:t>
+      </w:r>
+      <w:proofErr w:type="gramEnd"/>
+      <w:r>
+        <w:rPr>
+          <w:b/>
+          <w:bCs/>
+          <w:color w:val="D86DCB" w:themeColor="accent5" w:themeTint="99"/>
+          <w:sz w:val="32"/>
+          <w:szCs w:val="32"/>
+        </w:rPr>
+        <w:t>) {}</w:t>
       </w:r>
     </w:p>
     <w:p>
@@ -9713,7 +12277,29 @@
           <w:sz w:val="32"/>
           <w:szCs w:val="32"/>
         </w:rPr>
-        <w:t xml:space="preserve">  void fly() {}</w:t>
+        <w:t xml:space="preserve">  void </w:t>
+      </w:r>
+      <w:proofErr w:type="gramStart"/>
+      <w:r>
+        <w:rPr>
+          <w:b/>
+          <w:bCs/>
+          <w:color w:val="D86DCB" w:themeColor="accent5" w:themeTint="99"/>
+          <w:sz w:val="32"/>
+          <w:szCs w:val="32"/>
+        </w:rPr>
+        <w:t>fly(</w:t>
+      </w:r>
+      <w:proofErr w:type="gramEnd"/>
+      <w:r>
+        <w:rPr>
+          <w:b/>
+          <w:bCs/>
+          <w:color w:val="D86DCB" w:themeColor="accent5" w:themeTint="99"/>
+          <w:sz w:val="32"/>
+          <w:szCs w:val="32"/>
+        </w:rPr>
+        <w:t>) {}</w:t>
       </w:r>
     </w:p>
     <w:p>
@@ -9831,7 +12417,27 @@
           <w:sz w:val="32"/>
           <w:szCs w:val="32"/>
         </w:rPr>
-        <w:t>State&lt;MyWidget&gt;</w:t>
+        <w:t>State&lt;</w:t>
+      </w:r>
+      <w:proofErr w:type="spellStart"/>
+      <w:r>
+        <w:rPr>
+          <w:b/>
+          <w:bCs/>
+          <w:sz w:val="32"/>
+          <w:szCs w:val="32"/>
+        </w:rPr>
+        <w:t>MyWidget</w:t>
+      </w:r>
+      <w:proofErr w:type="spellEnd"/>
+      <w:r>
+        <w:rPr>
+          <w:b/>
+          <w:bCs/>
+          <w:sz w:val="32"/>
+          <w:szCs w:val="32"/>
+        </w:rPr>
+        <w:t>&gt;</w:t>
       </w:r>
     </w:p>
     <w:p>
@@ -9849,6 +12455,7 @@
           <w:szCs w:val="32"/>
         </w:rPr>
       </w:pPr>
+      <w:proofErr w:type="spellStart"/>
       <w:r>
         <w:rPr>
           <w:b/>
@@ -9859,6 +12466,7 @@
         <w:lastRenderedPageBreak/>
         <w:t>StatelessWidget</w:t>
       </w:r>
+      <w:proofErr w:type="spellEnd"/>
     </w:p>
     <w:p>
       <w:pPr>
@@ -9875,6 +12483,7 @@
           <w:szCs w:val="32"/>
         </w:rPr>
       </w:pPr>
+      <w:proofErr w:type="spellStart"/>
       <w:r>
         <w:rPr>
           <w:b/>
@@ -9884,6 +12493,7 @@
         </w:rPr>
         <w:t>ChangeNotifier</w:t>
       </w:r>
+      <w:proofErr w:type="spellEnd"/>
     </w:p>
     <w:p>
       <w:pPr>
@@ -10358,7 +12968,27 @@
           <w:sz w:val="32"/>
           <w:szCs w:val="32"/>
         </w:rPr>
-        <w:t>More on Mixin Class:</w:t>
+        <w:t xml:space="preserve">More on </w:t>
+      </w:r>
+      <w:proofErr w:type="spellStart"/>
+      <w:r>
+        <w:rPr>
+          <w:b/>
+          <w:bCs/>
+          <w:sz w:val="32"/>
+          <w:szCs w:val="32"/>
+        </w:rPr>
+        <w:t>Mixin</w:t>
+      </w:r>
+      <w:proofErr w:type="spellEnd"/>
+      <w:r>
+        <w:rPr>
+          <w:b/>
+          <w:bCs/>
+          <w:sz w:val="32"/>
+          <w:szCs w:val="32"/>
+        </w:rPr>
+        <w:t xml:space="preserve"> Class:</w:t>
       </w:r>
     </w:p>
     <w:p>
@@ -10383,6 +13013,7 @@
         </w:rPr>
         <w:t xml:space="preserve">In Dart, a class can use multiple </w:t>
       </w:r>
+      <w:proofErr w:type="spellStart"/>
       <w:r>
         <w:rPr>
           <w:b/>
@@ -10392,6 +13023,7 @@
         </w:rPr>
         <w:t>mixins</w:t>
       </w:r>
+      <w:proofErr w:type="spellEnd"/>
       <w:r>
         <w:rPr>
           <w:sz w:val="32"/>
@@ -10415,6 +13047,7 @@
         </w:rPr>
         <w:t xml:space="preserve"> class gets behavior from both </w:t>
       </w:r>
+      <w:proofErr w:type="spellStart"/>
       <w:r>
         <w:rPr>
           <w:b/>
@@ -10424,49 +13057,84 @@
         </w:rPr>
         <w:t>mixins</w:t>
       </w:r>
-    </w:p>
-    <w:p>
-      <w:pPr>
-        <w:jc w:val="both"/>
-        <w:rPr>
-          <w:b/>
-          <w:bCs/>
-          <w:color w:val="D86DCB" w:themeColor="accent5" w:themeTint="99"/>
-          <w:sz w:val="32"/>
-          <w:szCs w:val="32"/>
-        </w:rPr>
-      </w:pPr>
-      <w:r>
-        <w:rPr>
-          <w:b/>
-          <w:bCs/>
-          <w:color w:val="D86DCB" w:themeColor="accent5" w:themeTint="99"/>
-          <w:sz w:val="32"/>
-          <w:szCs w:val="32"/>
-        </w:rPr>
-        <w:t>mixin Fly {</w:t>
-      </w:r>
-    </w:p>
-    <w:p>
-      <w:pPr>
-        <w:jc w:val="both"/>
-        <w:rPr>
-          <w:b/>
-          <w:bCs/>
-          <w:color w:val="D86DCB" w:themeColor="accent5" w:themeTint="99"/>
-          <w:sz w:val="32"/>
-          <w:szCs w:val="32"/>
-        </w:rPr>
-      </w:pPr>
-      <w:r>
-        <w:rPr>
-          <w:b/>
-          <w:bCs/>
-          <w:color w:val="D86DCB" w:themeColor="accent5" w:themeTint="99"/>
-          <w:sz w:val="32"/>
-          <w:szCs w:val="32"/>
-        </w:rPr>
-        <w:t xml:space="preserve">  void fly() =&gt; print("Flying");</w:t>
+      <w:proofErr w:type="spellEnd"/>
+    </w:p>
+    <w:p>
+      <w:pPr>
+        <w:jc w:val="both"/>
+        <w:rPr>
+          <w:b/>
+          <w:bCs/>
+          <w:color w:val="D86DCB" w:themeColor="accent5" w:themeTint="99"/>
+          <w:sz w:val="32"/>
+          <w:szCs w:val="32"/>
+        </w:rPr>
+      </w:pPr>
+      <w:proofErr w:type="spellStart"/>
+      <w:r>
+        <w:rPr>
+          <w:b/>
+          <w:bCs/>
+          <w:color w:val="D86DCB" w:themeColor="accent5" w:themeTint="99"/>
+          <w:sz w:val="32"/>
+          <w:szCs w:val="32"/>
+        </w:rPr>
+        <w:t>mixin</w:t>
+      </w:r>
+      <w:proofErr w:type="spellEnd"/>
+      <w:r>
+        <w:rPr>
+          <w:b/>
+          <w:bCs/>
+          <w:color w:val="D86DCB" w:themeColor="accent5" w:themeTint="99"/>
+          <w:sz w:val="32"/>
+          <w:szCs w:val="32"/>
+        </w:rPr>
+        <w:t xml:space="preserve"> Fly {</w:t>
+      </w:r>
+    </w:p>
+    <w:p>
+      <w:pPr>
+        <w:jc w:val="both"/>
+        <w:rPr>
+          <w:b/>
+          <w:bCs/>
+          <w:color w:val="D86DCB" w:themeColor="accent5" w:themeTint="99"/>
+          <w:sz w:val="32"/>
+          <w:szCs w:val="32"/>
+        </w:rPr>
+      </w:pPr>
+      <w:r>
+        <w:rPr>
+          <w:b/>
+          <w:bCs/>
+          <w:color w:val="D86DCB" w:themeColor="accent5" w:themeTint="99"/>
+          <w:sz w:val="32"/>
+          <w:szCs w:val="32"/>
+        </w:rPr>
+        <w:t xml:space="preserve">  void </w:t>
+      </w:r>
+      <w:proofErr w:type="gramStart"/>
+      <w:r>
+        <w:rPr>
+          <w:b/>
+          <w:bCs/>
+          <w:color w:val="D86DCB" w:themeColor="accent5" w:themeTint="99"/>
+          <w:sz w:val="32"/>
+          <w:szCs w:val="32"/>
+        </w:rPr>
+        <w:t>fly(</w:t>
+      </w:r>
+      <w:proofErr w:type="gramEnd"/>
+      <w:r>
+        <w:rPr>
+          <w:b/>
+          <w:bCs/>
+          <w:color w:val="D86DCB" w:themeColor="accent5" w:themeTint="99"/>
+          <w:sz w:val="32"/>
+          <w:szCs w:val="32"/>
+        </w:rPr>
+        <w:t>) =&gt; print("Flying");</w:t>
       </w:r>
     </w:p>
     <w:p>
@@ -10502,37 +13170,71 @@
           <w:szCs w:val="32"/>
         </w:rPr>
       </w:pPr>
-      <w:r>
-        <w:rPr>
-          <w:b/>
-          <w:bCs/>
-          <w:color w:val="D86DCB" w:themeColor="accent5" w:themeTint="99"/>
-          <w:sz w:val="32"/>
-          <w:szCs w:val="32"/>
-        </w:rPr>
-        <w:t>mixin Swim {</w:t>
-      </w:r>
-    </w:p>
-    <w:p>
-      <w:pPr>
-        <w:jc w:val="both"/>
-        <w:rPr>
-          <w:b/>
-          <w:bCs/>
-          <w:color w:val="D86DCB" w:themeColor="accent5" w:themeTint="99"/>
-          <w:sz w:val="32"/>
-          <w:szCs w:val="32"/>
-        </w:rPr>
-      </w:pPr>
-      <w:r>
-        <w:rPr>
-          <w:b/>
-          <w:bCs/>
-          <w:color w:val="D86DCB" w:themeColor="accent5" w:themeTint="99"/>
-          <w:sz w:val="32"/>
-          <w:szCs w:val="32"/>
-        </w:rPr>
-        <w:t xml:space="preserve">  void swim() =&gt; print("Swimming");</w:t>
+      <w:proofErr w:type="spellStart"/>
+      <w:r>
+        <w:rPr>
+          <w:b/>
+          <w:bCs/>
+          <w:color w:val="D86DCB" w:themeColor="accent5" w:themeTint="99"/>
+          <w:sz w:val="32"/>
+          <w:szCs w:val="32"/>
+        </w:rPr>
+        <w:t>mixin</w:t>
+      </w:r>
+      <w:proofErr w:type="spellEnd"/>
+      <w:r>
+        <w:rPr>
+          <w:b/>
+          <w:bCs/>
+          <w:color w:val="D86DCB" w:themeColor="accent5" w:themeTint="99"/>
+          <w:sz w:val="32"/>
+          <w:szCs w:val="32"/>
+        </w:rPr>
+        <w:t xml:space="preserve"> Swim {</w:t>
+      </w:r>
+    </w:p>
+    <w:p>
+      <w:pPr>
+        <w:jc w:val="both"/>
+        <w:rPr>
+          <w:b/>
+          <w:bCs/>
+          <w:color w:val="D86DCB" w:themeColor="accent5" w:themeTint="99"/>
+          <w:sz w:val="32"/>
+          <w:szCs w:val="32"/>
+        </w:rPr>
+      </w:pPr>
+      <w:r>
+        <w:rPr>
+          <w:b/>
+          <w:bCs/>
+          <w:color w:val="D86DCB" w:themeColor="accent5" w:themeTint="99"/>
+          <w:sz w:val="32"/>
+          <w:szCs w:val="32"/>
+        </w:rPr>
+        <w:t xml:space="preserve">  void </w:t>
+      </w:r>
+      <w:proofErr w:type="gramStart"/>
+      <w:r>
+        <w:rPr>
+          <w:b/>
+          <w:bCs/>
+          <w:color w:val="D86DCB" w:themeColor="accent5" w:themeTint="99"/>
+          <w:sz w:val="32"/>
+          <w:szCs w:val="32"/>
+        </w:rPr>
+        <w:t>swim(</w:t>
+      </w:r>
+      <w:proofErr w:type="gramEnd"/>
+      <w:r>
+        <w:rPr>
+          <w:b/>
+          <w:bCs/>
+          <w:color w:val="D86DCB" w:themeColor="accent5" w:themeTint="99"/>
+          <w:sz w:val="32"/>
+          <w:szCs w:val="32"/>
+        </w:rPr>
+        <w:t>) =&gt; print("Swimming");</w:t>
       </w:r>
     </w:p>
     <w:p>
@@ -10620,73 +13322,175 @@
           <w:sz w:val="32"/>
           <w:szCs w:val="32"/>
         </w:rPr>
-        <w:t>void main() {</w:t>
-      </w:r>
-    </w:p>
-    <w:p>
-      <w:pPr>
-        <w:jc w:val="both"/>
-        <w:rPr>
-          <w:b/>
-          <w:bCs/>
-          <w:color w:val="D86DCB" w:themeColor="accent5" w:themeTint="99"/>
-          <w:sz w:val="32"/>
-          <w:szCs w:val="32"/>
-        </w:rPr>
-      </w:pPr>
-      <w:r>
-        <w:rPr>
-          <w:b/>
-          <w:bCs/>
-          <w:color w:val="D86DCB" w:themeColor="accent5" w:themeTint="99"/>
-          <w:sz w:val="32"/>
-          <w:szCs w:val="32"/>
-        </w:rPr>
-        <w:t xml:space="preserve">  final duck = Duck();</w:t>
-      </w:r>
-    </w:p>
-    <w:p>
-      <w:pPr>
-        <w:jc w:val="both"/>
-        <w:rPr>
-          <w:b/>
-          <w:bCs/>
-          <w:color w:val="D86DCB" w:themeColor="accent5" w:themeTint="99"/>
-          <w:sz w:val="32"/>
-          <w:szCs w:val="32"/>
-        </w:rPr>
-      </w:pPr>
-      <w:r>
-        <w:rPr>
-          <w:b/>
-          <w:bCs/>
-          <w:color w:val="D86DCB" w:themeColor="accent5" w:themeTint="99"/>
-          <w:sz w:val="32"/>
-          <w:szCs w:val="32"/>
-        </w:rPr>
-        <w:t xml:space="preserve">  duck.fly();</w:t>
-      </w:r>
-    </w:p>
-    <w:p>
-      <w:pPr>
-        <w:jc w:val="both"/>
-        <w:rPr>
-          <w:b/>
-          <w:bCs/>
-          <w:color w:val="D86DCB" w:themeColor="accent5" w:themeTint="99"/>
-          <w:sz w:val="32"/>
-          <w:szCs w:val="32"/>
-        </w:rPr>
-      </w:pPr>
-      <w:r>
-        <w:rPr>
-          <w:b/>
-          <w:bCs/>
-          <w:color w:val="D86DCB" w:themeColor="accent5" w:themeTint="99"/>
-          <w:sz w:val="32"/>
-          <w:szCs w:val="32"/>
-        </w:rPr>
-        <w:t xml:space="preserve">  duck.swim();</w:t>
+        <w:t xml:space="preserve">void </w:t>
+      </w:r>
+      <w:proofErr w:type="gramStart"/>
+      <w:r>
+        <w:rPr>
+          <w:b/>
+          <w:bCs/>
+          <w:color w:val="D86DCB" w:themeColor="accent5" w:themeTint="99"/>
+          <w:sz w:val="32"/>
+          <w:szCs w:val="32"/>
+        </w:rPr>
+        <w:t>main(</w:t>
+      </w:r>
+      <w:proofErr w:type="gramEnd"/>
+      <w:r>
+        <w:rPr>
+          <w:b/>
+          <w:bCs/>
+          <w:color w:val="D86DCB" w:themeColor="accent5" w:themeTint="99"/>
+          <w:sz w:val="32"/>
+          <w:szCs w:val="32"/>
+        </w:rPr>
+        <w:t>) {</w:t>
+      </w:r>
+    </w:p>
+    <w:p>
+      <w:pPr>
+        <w:jc w:val="both"/>
+        <w:rPr>
+          <w:b/>
+          <w:bCs/>
+          <w:color w:val="D86DCB" w:themeColor="accent5" w:themeTint="99"/>
+          <w:sz w:val="32"/>
+          <w:szCs w:val="32"/>
+        </w:rPr>
+      </w:pPr>
+      <w:r>
+        <w:rPr>
+          <w:b/>
+          <w:bCs/>
+          <w:color w:val="D86DCB" w:themeColor="accent5" w:themeTint="99"/>
+          <w:sz w:val="32"/>
+          <w:szCs w:val="32"/>
+        </w:rPr>
+        <w:t xml:space="preserve">  final duck = </w:t>
+      </w:r>
+      <w:proofErr w:type="gramStart"/>
+      <w:r>
+        <w:rPr>
+          <w:b/>
+          <w:bCs/>
+          <w:color w:val="D86DCB" w:themeColor="accent5" w:themeTint="99"/>
+          <w:sz w:val="32"/>
+          <w:szCs w:val="32"/>
+        </w:rPr>
+        <w:t>Duck(</w:t>
+      </w:r>
+      <w:proofErr w:type="gramEnd"/>
+      <w:r>
+        <w:rPr>
+          <w:b/>
+          <w:bCs/>
+          <w:color w:val="D86DCB" w:themeColor="accent5" w:themeTint="99"/>
+          <w:sz w:val="32"/>
+          <w:szCs w:val="32"/>
+        </w:rPr>
+        <w:t>);</w:t>
+      </w:r>
+    </w:p>
+    <w:p>
+      <w:pPr>
+        <w:jc w:val="both"/>
+        <w:rPr>
+          <w:b/>
+          <w:bCs/>
+          <w:color w:val="D86DCB" w:themeColor="accent5" w:themeTint="99"/>
+          <w:sz w:val="32"/>
+          <w:szCs w:val="32"/>
+        </w:rPr>
+      </w:pPr>
+      <w:r>
+        <w:rPr>
+          <w:b/>
+          <w:bCs/>
+          <w:color w:val="D86DCB" w:themeColor="accent5" w:themeTint="99"/>
+          <w:sz w:val="32"/>
+          <w:szCs w:val="32"/>
+        </w:rPr>
+        <w:t xml:space="preserve">  </w:t>
+      </w:r>
+      <w:proofErr w:type="spellStart"/>
+      <w:proofErr w:type="gramStart"/>
+      <w:r>
+        <w:rPr>
+          <w:b/>
+          <w:bCs/>
+          <w:color w:val="D86DCB" w:themeColor="accent5" w:themeTint="99"/>
+          <w:sz w:val="32"/>
+          <w:szCs w:val="32"/>
+        </w:rPr>
+        <w:t>duck.fly</w:t>
+      </w:r>
+      <w:proofErr w:type="spellEnd"/>
+      <w:r>
+        <w:rPr>
+          <w:b/>
+          <w:bCs/>
+          <w:color w:val="D86DCB" w:themeColor="accent5" w:themeTint="99"/>
+          <w:sz w:val="32"/>
+          <w:szCs w:val="32"/>
+        </w:rPr>
+        <w:t>(</w:t>
+      </w:r>
+      <w:proofErr w:type="gramEnd"/>
+      <w:r>
+        <w:rPr>
+          <w:b/>
+          <w:bCs/>
+          <w:color w:val="D86DCB" w:themeColor="accent5" w:themeTint="99"/>
+          <w:sz w:val="32"/>
+          <w:szCs w:val="32"/>
+        </w:rPr>
+        <w:t>);</w:t>
+      </w:r>
+    </w:p>
+    <w:p>
+      <w:pPr>
+        <w:jc w:val="both"/>
+        <w:rPr>
+          <w:b/>
+          <w:bCs/>
+          <w:color w:val="D86DCB" w:themeColor="accent5" w:themeTint="99"/>
+          <w:sz w:val="32"/>
+          <w:szCs w:val="32"/>
+        </w:rPr>
+      </w:pPr>
+      <w:r>
+        <w:rPr>
+          <w:b/>
+          <w:bCs/>
+          <w:color w:val="D86DCB" w:themeColor="accent5" w:themeTint="99"/>
+          <w:sz w:val="32"/>
+          <w:szCs w:val="32"/>
+        </w:rPr>
+        <w:t xml:space="preserve">  </w:t>
+      </w:r>
+      <w:proofErr w:type="spellStart"/>
+      <w:proofErr w:type="gramStart"/>
+      <w:r>
+        <w:rPr>
+          <w:b/>
+          <w:bCs/>
+          <w:color w:val="D86DCB" w:themeColor="accent5" w:themeTint="99"/>
+          <w:sz w:val="32"/>
+          <w:szCs w:val="32"/>
+        </w:rPr>
+        <w:t>duck.swim</w:t>
+      </w:r>
+      <w:proofErr w:type="spellEnd"/>
+      <w:proofErr w:type="gramEnd"/>
+      <w:r>
+        <w:rPr>
+          <w:b/>
+          <w:bCs/>
+          <w:color w:val="D86DCB" w:themeColor="accent5" w:themeTint="99"/>
+          <w:sz w:val="32"/>
+          <w:szCs w:val="32"/>
+        </w:rPr>
+        <w:t>();</w:t>
       </w:r>
     </w:p>
     <w:p>
@@ -10789,8 +13593,19 @@
           <w:sz w:val="32"/>
           <w:szCs w:val="32"/>
         </w:rPr>
-        <w:t xml:space="preserve"> mixins</w:t>
-      </w:r>
+        <w:t xml:space="preserve"> </w:t>
+      </w:r>
+      <w:proofErr w:type="spellStart"/>
+      <w:r>
+        <w:rPr>
+          <w:b/>
+          <w:bCs/>
+          <w:sz w:val="32"/>
+          <w:szCs w:val="32"/>
+        </w:rPr>
+        <w:t>mixins</w:t>
+      </w:r>
+      <w:proofErr w:type="spellEnd"/>
       <w:r>
         <w:rPr>
           <w:sz w:val="32"/>
@@ -10798,6 +13613,7 @@
         </w:rPr>
         <w:t xml:space="preserve"> have the same method, the rightmost </w:t>
       </w:r>
+      <w:proofErr w:type="spellStart"/>
       <w:r>
         <w:rPr>
           <w:b/>
@@ -10807,6 +13623,7 @@
         </w:rPr>
         <w:t>mixin</w:t>
       </w:r>
+      <w:proofErr w:type="spellEnd"/>
       <w:r>
         <w:rPr>
           <w:sz w:val="32"/>
@@ -10821,7 +13638,27 @@
           <w:sz w:val="32"/>
           <w:szCs w:val="32"/>
         </w:rPr>
-        <w:t xml:space="preserve"> hello()</w:t>
+        <w:t xml:space="preserve"> </w:t>
+      </w:r>
+      <w:proofErr w:type="gramStart"/>
+      <w:r>
+        <w:rPr>
+          <w:b/>
+          <w:bCs/>
+          <w:sz w:val="32"/>
+          <w:szCs w:val="32"/>
+        </w:rPr>
+        <w:t>hello(</w:t>
+      </w:r>
+      <w:proofErr w:type="gramEnd"/>
+      <w:r>
+        <w:rPr>
+          <w:b/>
+          <w:bCs/>
+          <w:sz w:val="32"/>
+          <w:szCs w:val="32"/>
+        </w:rPr>
+        <w:t>)</w:t>
       </w:r>
       <w:r>
         <w:rPr>
@@ -10858,6 +13695,7 @@
           <w:szCs w:val="32"/>
         </w:rPr>
       </w:pPr>
+      <w:proofErr w:type="spellStart"/>
       <w:r>
         <w:rPr>
           <w:b/>
@@ -10867,29 +13705,62 @@
           <w:szCs w:val="32"/>
         </w:rPr>
         <w:lastRenderedPageBreak/>
-        <w:t>mixin A {</w:t>
-      </w:r>
-    </w:p>
-    <w:p>
-      <w:pPr>
-        <w:jc w:val="both"/>
-        <w:rPr>
-          <w:b/>
-          <w:bCs/>
-          <w:color w:val="D86DCB" w:themeColor="accent5" w:themeTint="99"/>
-          <w:sz w:val="32"/>
-          <w:szCs w:val="32"/>
-        </w:rPr>
-      </w:pPr>
-      <w:r>
-        <w:rPr>
-          <w:b/>
-          <w:bCs/>
-          <w:color w:val="D86DCB" w:themeColor="accent5" w:themeTint="99"/>
-          <w:sz w:val="32"/>
-          <w:szCs w:val="32"/>
-        </w:rPr>
-        <w:t xml:space="preserve">  void hello() =&gt; print("A");</w:t>
+        <w:t>mixin</w:t>
+      </w:r>
+      <w:proofErr w:type="spellEnd"/>
+      <w:r>
+        <w:rPr>
+          <w:b/>
+          <w:bCs/>
+          <w:color w:val="D86DCB" w:themeColor="accent5" w:themeTint="99"/>
+          <w:sz w:val="32"/>
+          <w:szCs w:val="32"/>
+        </w:rPr>
+        <w:t xml:space="preserve"> A {</w:t>
+      </w:r>
+    </w:p>
+    <w:p>
+      <w:pPr>
+        <w:jc w:val="both"/>
+        <w:rPr>
+          <w:b/>
+          <w:bCs/>
+          <w:color w:val="D86DCB" w:themeColor="accent5" w:themeTint="99"/>
+          <w:sz w:val="32"/>
+          <w:szCs w:val="32"/>
+        </w:rPr>
+      </w:pPr>
+      <w:r>
+        <w:rPr>
+          <w:b/>
+          <w:bCs/>
+          <w:color w:val="D86DCB" w:themeColor="accent5" w:themeTint="99"/>
+          <w:sz w:val="32"/>
+          <w:szCs w:val="32"/>
+        </w:rPr>
+        <w:t xml:space="preserve">  void </w:t>
+      </w:r>
+      <w:proofErr w:type="gramStart"/>
+      <w:r>
+        <w:rPr>
+          <w:b/>
+          <w:bCs/>
+          <w:color w:val="D86DCB" w:themeColor="accent5" w:themeTint="99"/>
+          <w:sz w:val="32"/>
+          <w:szCs w:val="32"/>
+        </w:rPr>
+        <w:t>hello(</w:t>
+      </w:r>
+      <w:proofErr w:type="gramEnd"/>
+      <w:r>
+        <w:rPr>
+          <w:b/>
+          <w:bCs/>
+          <w:color w:val="D86DCB" w:themeColor="accent5" w:themeTint="99"/>
+          <w:sz w:val="32"/>
+          <w:szCs w:val="32"/>
+        </w:rPr>
+        <w:t>) =&gt; print("A");</w:t>
       </w:r>
     </w:p>
     <w:p>
@@ -10925,37 +13796,71 @@
           <w:szCs w:val="32"/>
         </w:rPr>
       </w:pPr>
-      <w:r>
-        <w:rPr>
-          <w:b/>
-          <w:bCs/>
-          <w:color w:val="D86DCB" w:themeColor="accent5" w:themeTint="99"/>
-          <w:sz w:val="32"/>
-          <w:szCs w:val="32"/>
-        </w:rPr>
-        <w:t>mixin B {</w:t>
-      </w:r>
-    </w:p>
-    <w:p>
-      <w:pPr>
-        <w:jc w:val="both"/>
-        <w:rPr>
-          <w:b/>
-          <w:bCs/>
-          <w:color w:val="D86DCB" w:themeColor="accent5" w:themeTint="99"/>
-          <w:sz w:val="32"/>
-          <w:szCs w:val="32"/>
-        </w:rPr>
-      </w:pPr>
-      <w:r>
-        <w:rPr>
-          <w:b/>
-          <w:bCs/>
-          <w:color w:val="D86DCB" w:themeColor="accent5" w:themeTint="99"/>
-          <w:sz w:val="32"/>
-          <w:szCs w:val="32"/>
-        </w:rPr>
-        <w:t xml:space="preserve">  void hello() =&gt; print("B");</w:t>
+      <w:proofErr w:type="spellStart"/>
+      <w:r>
+        <w:rPr>
+          <w:b/>
+          <w:bCs/>
+          <w:color w:val="D86DCB" w:themeColor="accent5" w:themeTint="99"/>
+          <w:sz w:val="32"/>
+          <w:szCs w:val="32"/>
+        </w:rPr>
+        <w:t>mixin</w:t>
+      </w:r>
+      <w:proofErr w:type="spellEnd"/>
+      <w:r>
+        <w:rPr>
+          <w:b/>
+          <w:bCs/>
+          <w:color w:val="D86DCB" w:themeColor="accent5" w:themeTint="99"/>
+          <w:sz w:val="32"/>
+          <w:szCs w:val="32"/>
+        </w:rPr>
+        <w:t xml:space="preserve"> B {</w:t>
+      </w:r>
+    </w:p>
+    <w:p>
+      <w:pPr>
+        <w:jc w:val="both"/>
+        <w:rPr>
+          <w:b/>
+          <w:bCs/>
+          <w:color w:val="D86DCB" w:themeColor="accent5" w:themeTint="99"/>
+          <w:sz w:val="32"/>
+          <w:szCs w:val="32"/>
+        </w:rPr>
+      </w:pPr>
+      <w:r>
+        <w:rPr>
+          <w:b/>
+          <w:bCs/>
+          <w:color w:val="D86DCB" w:themeColor="accent5" w:themeTint="99"/>
+          <w:sz w:val="32"/>
+          <w:szCs w:val="32"/>
+        </w:rPr>
+        <w:t xml:space="preserve">  void </w:t>
+      </w:r>
+      <w:proofErr w:type="gramStart"/>
+      <w:r>
+        <w:rPr>
+          <w:b/>
+          <w:bCs/>
+          <w:color w:val="D86DCB" w:themeColor="accent5" w:themeTint="99"/>
+          <w:sz w:val="32"/>
+          <w:szCs w:val="32"/>
+        </w:rPr>
+        <w:t>hello(</w:t>
+      </w:r>
+      <w:proofErr w:type="gramEnd"/>
+      <w:r>
+        <w:rPr>
+          <w:b/>
+          <w:bCs/>
+          <w:color w:val="D86DCB" w:themeColor="accent5" w:themeTint="99"/>
+          <w:sz w:val="32"/>
+          <w:szCs w:val="32"/>
+        </w:rPr>
+        <w:t>) =&gt; print("B");</w:t>
       </w:r>
     </w:p>
     <w:p>
@@ -11024,7 +13929,23 @@
           <w:sz w:val="32"/>
           <w:szCs w:val="32"/>
         </w:rPr>
-        <w:t>On Keyword with mixin Class:</w:t>
+        <w:t xml:space="preserve">On Keyword with </w:t>
+      </w:r>
+      <w:proofErr w:type="spellStart"/>
+      <w:r>
+        <w:rPr>
+          <w:sz w:val="32"/>
+          <w:szCs w:val="32"/>
+        </w:rPr>
+        <w:t>mixin</w:t>
+      </w:r>
+      <w:proofErr w:type="spellEnd"/>
+      <w:r>
+        <w:rPr>
+          <w:sz w:val="32"/>
+          <w:szCs w:val="32"/>
+        </w:rPr>
+        <w:t xml:space="preserve"> Class:</w:t>
       </w:r>
     </w:p>
     <w:p>
@@ -11049,6 +13970,7 @@
         </w:rPr>
         <w:t xml:space="preserve">Sometimes a </w:t>
       </w:r>
+      <w:proofErr w:type="spellStart"/>
       <w:r>
         <w:rPr>
           <w:b/>
@@ -11058,6 +13980,7 @@
         </w:rPr>
         <w:t>mixin</w:t>
       </w:r>
+      <w:proofErr w:type="spellEnd"/>
       <w:r>
         <w:rPr>
           <w:sz w:val="32"/>
@@ -11088,6 +14011,7 @@
         </w:rPr>
         <w:t xml:space="preserve"> keyword so that child class inheriting that parent class will get the </w:t>
       </w:r>
+      <w:proofErr w:type="spellStart"/>
       <w:r>
         <w:rPr>
           <w:b/>
@@ -11097,6 +14021,7 @@
         </w:rPr>
         <w:t>mixin</w:t>
       </w:r>
+      <w:proofErr w:type="spellEnd"/>
     </w:p>
     <w:p>
       <w:pPr>
@@ -11139,7 +14064,29 @@
           <w:sz w:val="32"/>
           <w:szCs w:val="32"/>
         </w:rPr>
-        <w:t xml:space="preserve">  void eat() =&gt; print("Eating");</w:t>
+        <w:t xml:space="preserve">  void </w:t>
+      </w:r>
+      <w:proofErr w:type="gramStart"/>
+      <w:r>
+        <w:rPr>
+          <w:b/>
+          <w:bCs/>
+          <w:color w:val="D86DCB" w:themeColor="accent5" w:themeTint="99"/>
+          <w:sz w:val="32"/>
+          <w:szCs w:val="32"/>
+        </w:rPr>
+        <w:t>eat(</w:t>
+      </w:r>
+      <w:proofErr w:type="gramEnd"/>
+      <w:r>
+        <w:rPr>
+          <w:b/>
+          <w:bCs/>
+          <w:color w:val="D86DCB" w:themeColor="accent5" w:themeTint="99"/>
+          <w:sz w:val="32"/>
+          <w:szCs w:val="32"/>
+        </w:rPr>
+        <w:t>) =&gt; print("Eating");</w:t>
       </w:r>
     </w:p>
     <w:p>
@@ -11175,59 +14122,137 @@
           <w:szCs w:val="32"/>
         </w:rPr>
       </w:pPr>
-      <w:r>
-        <w:rPr>
-          <w:b/>
-          <w:bCs/>
-          <w:color w:val="D86DCB" w:themeColor="accent5" w:themeTint="99"/>
-          <w:sz w:val="32"/>
-          <w:szCs w:val="32"/>
-        </w:rPr>
-        <w:t>mixin CanRun on Animal {</w:t>
-      </w:r>
-    </w:p>
-    <w:p>
-      <w:pPr>
-        <w:jc w:val="both"/>
-        <w:rPr>
-          <w:b/>
-          <w:bCs/>
-          <w:color w:val="D86DCB" w:themeColor="accent5" w:themeTint="99"/>
-          <w:sz w:val="32"/>
-          <w:szCs w:val="32"/>
-        </w:rPr>
-      </w:pPr>
-      <w:r>
-        <w:rPr>
-          <w:b/>
-          <w:bCs/>
-          <w:color w:val="D86DCB" w:themeColor="accent5" w:themeTint="99"/>
-          <w:sz w:val="32"/>
-          <w:szCs w:val="32"/>
-        </w:rPr>
-        <w:t xml:space="preserve">  void run() {</w:t>
-      </w:r>
-    </w:p>
-    <w:p>
-      <w:pPr>
-        <w:jc w:val="both"/>
-        <w:rPr>
-          <w:b/>
-          <w:bCs/>
-          <w:color w:val="D86DCB" w:themeColor="accent5" w:themeTint="99"/>
-          <w:sz w:val="32"/>
-          <w:szCs w:val="32"/>
-        </w:rPr>
-      </w:pPr>
-      <w:r>
-        <w:rPr>
-          <w:b/>
-          <w:bCs/>
-          <w:color w:val="D86DCB" w:themeColor="accent5" w:themeTint="99"/>
-          <w:sz w:val="32"/>
-          <w:szCs w:val="32"/>
-        </w:rPr>
-        <w:t xml:space="preserve">    eat(); // Allowed because Animal has eat()</w:t>
+      <w:proofErr w:type="spellStart"/>
+      <w:r>
+        <w:rPr>
+          <w:b/>
+          <w:bCs/>
+          <w:color w:val="D86DCB" w:themeColor="accent5" w:themeTint="99"/>
+          <w:sz w:val="32"/>
+          <w:szCs w:val="32"/>
+        </w:rPr>
+        <w:t>mixin</w:t>
+      </w:r>
+      <w:proofErr w:type="spellEnd"/>
+      <w:r>
+        <w:rPr>
+          <w:b/>
+          <w:bCs/>
+          <w:color w:val="D86DCB" w:themeColor="accent5" w:themeTint="99"/>
+          <w:sz w:val="32"/>
+          <w:szCs w:val="32"/>
+        </w:rPr>
+        <w:t xml:space="preserve"> </w:t>
+      </w:r>
+      <w:proofErr w:type="spellStart"/>
+      <w:r>
+        <w:rPr>
+          <w:b/>
+          <w:bCs/>
+          <w:color w:val="D86DCB" w:themeColor="accent5" w:themeTint="99"/>
+          <w:sz w:val="32"/>
+          <w:szCs w:val="32"/>
+        </w:rPr>
+        <w:t>CanRun</w:t>
+      </w:r>
+      <w:proofErr w:type="spellEnd"/>
+      <w:r>
+        <w:rPr>
+          <w:b/>
+          <w:bCs/>
+          <w:color w:val="D86DCB" w:themeColor="accent5" w:themeTint="99"/>
+          <w:sz w:val="32"/>
+          <w:szCs w:val="32"/>
+        </w:rPr>
+        <w:t xml:space="preserve"> on Animal {</w:t>
+      </w:r>
+    </w:p>
+    <w:p>
+      <w:pPr>
+        <w:jc w:val="both"/>
+        <w:rPr>
+          <w:b/>
+          <w:bCs/>
+          <w:color w:val="D86DCB" w:themeColor="accent5" w:themeTint="99"/>
+          <w:sz w:val="32"/>
+          <w:szCs w:val="32"/>
+        </w:rPr>
+      </w:pPr>
+      <w:r>
+        <w:rPr>
+          <w:b/>
+          <w:bCs/>
+          <w:color w:val="D86DCB" w:themeColor="accent5" w:themeTint="99"/>
+          <w:sz w:val="32"/>
+          <w:szCs w:val="32"/>
+        </w:rPr>
+        <w:t xml:space="preserve">  void </w:t>
+      </w:r>
+      <w:proofErr w:type="gramStart"/>
+      <w:r>
+        <w:rPr>
+          <w:b/>
+          <w:bCs/>
+          <w:color w:val="D86DCB" w:themeColor="accent5" w:themeTint="99"/>
+          <w:sz w:val="32"/>
+          <w:szCs w:val="32"/>
+        </w:rPr>
+        <w:t>run(</w:t>
+      </w:r>
+      <w:proofErr w:type="gramEnd"/>
+      <w:r>
+        <w:rPr>
+          <w:b/>
+          <w:bCs/>
+          <w:color w:val="D86DCB" w:themeColor="accent5" w:themeTint="99"/>
+          <w:sz w:val="32"/>
+          <w:szCs w:val="32"/>
+        </w:rPr>
+        <w:t>) {</w:t>
+      </w:r>
+    </w:p>
+    <w:p>
+      <w:pPr>
+        <w:jc w:val="both"/>
+        <w:rPr>
+          <w:b/>
+          <w:bCs/>
+          <w:color w:val="D86DCB" w:themeColor="accent5" w:themeTint="99"/>
+          <w:sz w:val="32"/>
+          <w:szCs w:val="32"/>
+        </w:rPr>
+      </w:pPr>
+      <w:r>
+        <w:rPr>
+          <w:b/>
+          <w:bCs/>
+          <w:color w:val="D86DCB" w:themeColor="accent5" w:themeTint="99"/>
+          <w:sz w:val="32"/>
+          <w:szCs w:val="32"/>
+        </w:rPr>
+        <w:t xml:space="preserve">    </w:t>
+      </w:r>
+      <w:proofErr w:type="gramStart"/>
+      <w:r>
+        <w:rPr>
+          <w:b/>
+          <w:bCs/>
+          <w:color w:val="D86DCB" w:themeColor="accent5" w:themeTint="99"/>
+          <w:sz w:val="32"/>
+          <w:szCs w:val="32"/>
+        </w:rPr>
+        <w:t>eat(</w:t>
+      </w:r>
+      <w:proofErr w:type="gramEnd"/>
+      <w:r>
+        <w:rPr>
+          <w:b/>
+          <w:bCs/>
+          <w:color w:val="D86DCB" w:themeColor="accent5" w:themeTint="99"/>
+          <w:sz w:val="32"/>
+          <w:szCs w:val="32"/>
+        </w:rPr>
+        <w:t>); // Allowed because Animal has eat()</w:t>
       </w:r>
     </w:p>
     <w:p>
@@ -11338,7 +14363,29 @@
           <w:sz w:val="32"/>
           <w:szCs w:val="32"/>
         </w:rPr>
-        <w:t>class Dog extends Animal with CanRun {}</w:t>
+        <w:t xml:space="preserve">class Dog extends Animal with </w:t>
+      </w:r>
+      <w:proofErr w:type="spellStart"/>
+      <w:r>
+        <w:rPr>
+          <w:b/>
+          <w:bCs/>
+          <w:color w:val="D86DCB" w:themeColor="accent5" w:themeTint="99"/>
+          <w:sz w:val="32"/>
+          <w:szCs w:val="32"/>
+        </w:rPr>
+        <w:t>CanRun</w:t>
+      </w:r>
+      <w:proofErr w:type="spellEnd"/>
+      <w:r>
+        <w:rPr>
+          <w:b/>
+          <w:bCs/>
+          <w:color w:val="D86DCB" w:themeColor="accent5" w:themeTint="99"/>
+          <w:sz w:val="32"/>
+          <w:szCs w:val="32"/>
+        </w:rPr>
+        <w:t xml:space="preserve"> {}</w:t>
       </w:r>
     </w:p>
     <w:p>
@@ -11398,7 +14445,29 @@
           <w:sz w:val="32"/>
           <w:szCs w:val="32"/>
         </w:rPr>
-        <w:t>class Car with CanRun {} // Error</w:t>
+        <w:t xml:space="preserve">class Car with </w:t>
+      </w:r>
+      <w:proofErr w:type="spellStart"/>
+      <w:r>
+        <w:rPr>
+          <w:b/>
+          <w:bCs/>
+          <w:color w:val="D86DCB" w:themeColor="accent5" w:themeTint="99"/>
+          <w:sz w:val="32"/>
+          <w:szCs w:val="32"/>
+        </w:rPr>
+        <w:t>CanRun</w:t>
+      </w:r>
+      <w:proofErr w:type="spellEnd"/>
+      <w:r>
+        <w:rPr>
+          <w:b/>
+          <w:bCs/>
+          <w:color w:val="D86DCB" w:themeColor="accent5" w:themeTint="99"/>
+          <w:sz w:val="32"/>
+          <w:szCs w:val="32"/>
+        </w:rPr>
+        <w:t xml:space="preserve"> {} // Error</w:t>
       </w:r>
     </w:p>
     <w:p>
@@ -11467,6 +14536,7 @@
         </w:rPr>
         <w:t xml:space="preserve"> can only apply this </w:t>
       </w:r>
+      <w:proofErr w:type="spellStart"/>
       <w:r>
         <w:rPr>
           <w:b/>
@@ -11476,6 +14546,7 @@
         </w:rPr>
         <w:t>mixin</w:t>
       </w:r>
+      <w:proofErr w:type="spellEnd"/>
       <w:r>
         <w:rPr>
           <w:sz w:val="32"/>
@@ -11497,6 +14568,7 @@
         </w:rPr>
         <w:t xml:space="preserve">It's mainly used when the </w:t>
       </w:r>
+      <w:proofErr w:type="spellStart"/>
       <w:r>
         <w:rPr>
           <w:b/>
@@ -11506,6 +14578,7 @@
         </w:rPr>
         <w:t>mixin</w:t>
       </w:r>
+      <w:proofErr w:type="spellEnd"/>
       <w:r>
         <w:rPr>
           <w:sz w:val="32"/>
@@ -11531,12 +14604,21 @@
           <w:szCs w:val="32"/>
         </w:rPr>
       </w:pPr>
-      <w:r>
-        <w:rPr>
-          <w:sz w:val="32"/>
-          <w:szCs w:val="32"/>
-        </w:rPr>
-        <w:t>Mixin vs Inheritance:</w:t>
+      <w:proofErr w:type="spellStart"/>
+      <w:r>
+        <w:rPr>
+          <w:sz w:val="32"/>
+          <w:szCs w:val="32"/>
+        </w:rPr>
+        <w:t>Mixin</w:t>
+      </w:r>
+      <w:proofErr w:type="spellEnd"/>
+      <w:r>
+        <w:rPr>
+          <w:sz w:val="32"/>
+          <w:szCs w:val="32"/>
+        </w:rPr>
+        <w:t xml:space="preserve"> vs Inheritance:</w:t>
       </w:r>
     </w:p>
     <w:p>
@@ -11675,6 +14757,7 @@
         </w:rPr>
         <w:t xml:space="preserve"># </w:t>
       </w:r>
+      <w:proofErr w:type="spellStart"/>
       <w:r>
         <w:rPr>
           <w:b/>
@@ -11684,6 +14767,7 @@
         </w:rPr>
         <w:t>Mixin</w:t>
       </w:r>
+      <w:proofErr w:type="spellEnd"/>
       <w:r>
         <w:rPr>
           <w:sz w:val="32"/>
@@ -11749,6 +14833,7 @@
         </w:rPr>
         <w:t xml:space="preserve">The bird isn't a </w:t>
       </w:r>
+      <w:proofErr w:type="spellStart"/>
       <w:r>
         <w:rPr>
           <w:b/>
@@ -11758,6 +14843,7 @@
         </w:rPr>
         <w:t>CanFly</w:t>
       </w:r>
+      <w:proofErr w:type="spellEnd"/>
       <w:r>
         <w:rPr>
           <w:sz w:val="32"/>
@@ -11777,37 +14863,93 @@
           <w:szCs w:val="32"/>
         </w:rPr>
       </w:pPr>
-      <w:r>
-        <w:rPr>
-          <w:b/>
-          <w:bCs/>
-          <w:color w:val="D86DCB" w:themeColor="accent5" w:themeTint="99"/>
-          <w:sz w:val="32"/>
-          <w:szCs w:val="32"/>
-        </w:rPr>
-        <w:t>mixin CanFly {}</w:t>
-      </w:r>
-    </w:p>
-    <w:p>
-      <w:pPr>
-        <w:jc w:val="both"/>
-        <w:rPr>
-          <w:b/>
-          <w:bCs/>
-          <w:color w:val="D86DCB" w:themeColor="accent5" w:themeTint="99"/>
-          <w:sz w:val="32"/>
-          <w:szCs w:val="32"/>
-        </w:rPr>
-      </w:pPr>
-      <w:r>
-        <w:rPr>
-          <w:b/>
-          <w:bCs/>
-          <w:color w:val="D86DCB" w:themeColor="accent5" w:themeTint="99"/>
-          <w:sz w:val="32"/>
-          <w:szCs w:val="32"/>
-        </w:rPr>
-        <w:t>class Bird with CanFly {}</w:t>
+      <w:proofErr w:type="spellStart"/>
+      <w:r>
+        <w:rPr>
+          <w:b/>
+          <w:bCs/>
+          <w:color w:val="D86DCB" w:themeColor="accent5" w:themeTint="99"/>
+          <w:sz w:val="32"/>
+          <w:szCs w:val="32"/>
+        </w:rPr>
+        <w:t>mixin</w:t>
+      </w:r>
+      <w:proofErr w:type="spellEnd"/>
+      <w:r>
+        <w:rPr>
+          <w:b/>
+          <w:bCs/>
+          <w:color w:val="D86DCB" w:themeColor="accent5" w:themeTint="99"/>
+          <w:sz w:val="32"/>
+          <w:szCs w:val="32"/>
+        </w:rPr>
+        <w:t xml:space="preserve"> </w:t>
+      </w:r>
+      <w:proofErr w:type="spellStart"/>
+      <w:r>
+        <w:rPr>
+          <w:b/>
+          <w:bCs/>
+          <w:color w:val="D86DCB" w:themeColor="accent5" w:themeTint="99"/>
+          <w:sz w:val="32"/>
+          <w:szCs w:val="32"/>
+        </w:rPr>
+        <w:t>CanFly</w:t>
+      </w:r>
+      <w:proofErr w:type="spellEnd"/>
+      <w:r>
+        <w:rPr>
+          <w:b/>
+          <w:bCs/>
+          <w:color w:val="D86DCB" w:themeColor="accent5" w:themeTint="99"/>
+          <w:sz w:val="32"/>
+          <w:szCs w:val="32"/>
+        </w:rPr>
+        <w:t xml:space="preserve"> {}</w:t>
+      </w:r>
+    </w:p>
+    <w:p>
+      <w:pPr>
+        <w:jc w:val="both"/>
+        <w:rPr>
+          <w:b/>
+          <w:bCs/>
+          <w:color w:val="D86DCB" w:themeColor="accent5" w:themeTint="99"/>
+          <w:sz w:val="32"/>
+          <w:szCs w:val="32"/>
+        </w:rPr>
+      </w:pPr>
+      <w:r>
+        <w:rPr>
+          <w:b/>
+          <w:bCs/>
+          <w:color w:val="D86DCB" w:themeColor="accent5" w:themeTint="99"/>
+          <w:sz w:val="32"/>
+          <w:szCs w:val="32"/>
+        </w:rPr>
+        <w:t xml:space="preserve">class Bird with </w:t>
+      </w:r>
+      <w:proofErr w:type="spellStart"/>
+      <w:r>
+        <w:rPr>
+          <w:b/>
+          <w:bCs/>
+          <w:color w:val="D86DCB" w:themeColor="accent5" w:themeTint="99"/>
+          <w:sz w:val="32"/>
+          <w:szCs w:val="32"/>
+        </w:rPr>
+        <w:t>CanFly</w:t>
+      </w:r>
+      <w:proofErr w:type="spellEnd"/>
+      <w:r>
+        <w:rPr>
+          <w:b/>
+          <w:bCs/>
+          <w:color w:val="D86DCB" w:themeColor="accent5" w:themeTint="99"/>
+          <w:sz w:val="32"/>
+          <w:szCs w:val="32"/>
+        </w:rPr>
+        <w:t xml:space="preserve"> {}</w:t>
       </w:r>
     </w:p>
     <w:p>
@@ -12031,12 +15173,21 @@
           <w:szCs w:val="32"/>
         </w:rPr>
       </w:pPr>
-      <w:r>
-        <w:rPr>
-          <w:sz w:val="32"/>
-          <w:szCs w:val="32"/>
-        </w:rPr>
-        <w:t>Mixin vs Interface:</w:t>
+      <w:proofErr w:type="spellStart"/>
+      <w:r>
+        <w:rPr>
+          <w:sz w:val="32"/>
+          <w:szCs w:val="32"/>
+        </w:rPr>
+        <w:t>Mixin</w:t>
+      </w:r>
+      <w:proofErr w:type="spellEnd"/>
+      <w:r>
+        <w:rPr>
+          <w:sz w:val="32"/>
+          <w:szCs w:val="32"/>
+        </w:rPr>
+        <w:t xml:space="preserve"> vs Interface:</w:t>
       </w:r>
     </w:p>
     <w:p>
@@ -12161,7 +15312,41 @@
           <w:sz w:val="32"/>
           <w:szCs w:val="32"/>
         </w:rPr>
-        <w:t xml:space="preserve">  void printDoc();</w:t>
+        <w:t xml:space="preserve">  void </w:t>
+      </w:r>
+      <w:proofErr w:type="spellStart"/>
+      <w:proofErr w:type="gramStart"/>
+      <w:r>
+        <w:rPr>
+          <w:b/>
+          <w:bCs/>
+          <w:color w:val="D86DCB" w:themeColor="accent5" w:themeTint="99"/>
+          <w:sz w:val="32"/>
+          <w:szCs w:val="32"/>
+        </w:rPr>
+        <w:t>printDoc</w:t>
+      </w:r>
+      <w:proofErr w:type="spellEnd"/>
+      <w:r>
+        <w:rPr>
+          <w:b/>
+          <w:bCs/>
+          <w:color w:val="D86DCB" w:themeColor="accent5" w:themeTint="99"/>
+          <w:sz w:val="32"/>
+          <w:szCs w:val="32"/>
+        </w:rPr>
+        <w:t>(</w:t>
+      </w:r>
+      <w:proofErr w:type="gramEnd"/>
+      <w:r>
+        <w:rPr>
+          <w:b/>
+          <w:bCs/>
+          <w:color w:val="D86DCB" w:themeColor="accent5" w:themeTint="99"/>
+          <w:sz w:val="32"/>
+          <w:szCs w:val="32"/>
+        </w:rPr>
+        <w:t>);</w:t>
       </w:r>
     </w:p>
     <w:p>
@@ -12249,29 +15434,85 @@
           <w:sz w:val="32"/>
           <w:szCs w:val="32"/>
         </w:rPr>
-        <w:t xml:space="preserve">  void printDoc() {</w:t>
-      </w:r>
-    </w:p>
-    <w:p>
-      <w:pPr>
-        <w:jc w:val="both"/>
-        <w:rPr>
-          <w:b/>
-          <w:bCs/>
-          <w:color w:val="D86DCB" w:themeColor="accent5" w:themeTint="99"/>
-          <w:sz w:val="32"/>
-          <w:szCs w:val="32"/>
-        </w:rPr>
-      </w:pPr>
-      <w:r>
-        <w:rPr>
-          <w:b/>
-          <w:bCs/>
-          <w:color w:val="D86DCB" w:themeColor="accent5" w:themeTint="99"/>
-          <w:sz w:val="32"/>
-          <w:szCs w:val="32"/>
-        </w:rPr>
-        <w:t xml:space="preserve">    print("Printing...");</w:t>
+        <w:t xml:space="preserve">  void </w:t>
+      </w:r>
+      <w:proofErr w:type="spellStart"/>
+      <w:proofErr w:type="gramStart"/>
+      <w:r>
+        <w:rPr>
+          <w:b/>
+          <w:bCs/>
+          <w:color w:val="D86DCB" w:themeColor="accent5" w:themeTint="99"/>
+          <w:sz w:val="32"/>
+          <w:szCs w:val="32"/>
+        </w:rPr>
+        <w:t>printDoc</w:t>
+      </w:r>
+      <w:proofErr w:type="spellEnd"/>
+      <w:r>
+        <w:rPr>
+          <w:b/>
+          <w:bCs/>
+          <w:color w:val="D86DCB" w:themeColor="accent5" w:themeTint="99"/>
+          <w:sz w:val="32"/>
+          <w:szCs w:val="32"/>
+        </w:rPr>
+        <w:t>(</w:t>
+      </w:r>
+      <w:proofErr w:type="gramEnd"/>
+      <w:r>
+        <w:rPr>
+          <w:b/>
+          <w:bCs/>
+          <w:color w:val="D86DCB" w:themeColor="accent5" w:themeTint="99"/>
+          <w:sz w:val="32"/>
+          <w:szCs w:val="32"/>
+        </w:rPr>
+        <w:t>) {</w:t>
+      </w:r>
+    </w:p>
+    <w:p>
+      <w:pPr>
+        <w:jc w:val="both"/>
+        <w:rPr>
+          <w:b/>
+          <w:bCs/>
+          <w:color w:val="D86DCB" w:themeColor="accent5" w:themeTint="99"/>
+          <w:sz w:val="32"/>
+          <w:szCs w:val="32"/>
+        </w:rPr>
+      </w:pPr>
+      <w:r>
+        <w:rPr>
+          <w:b/>
+          <w:bCs/>
+          <w:color w:val="D86DCB" w:themeColor="accent5" w:themeTint="99"/>
+          <w:sz w:val="32"/>
+          <w:szCs w:val="32"/>
+        </w:rPr>
+        <w:t xml:space="preserve">    </w:t>
+      </w:r>
+      <w:proofErr w:type="gramStart"/>
+      <w:r>
+        <w:rPr>
+          <w:b/>
+          <w:bCs/>
+          <w:color w:val="D86DCB" w:themeColor="accent5" w:themeTint="99"/>
+          <w:sz w:val="32"/>
+          <w:szCs w:val="32"/>
+        </w:rPr>
+        <w:t>print(</w:t>
+      </w:r>
+      <w:proofErr w:type="gramEnd"/>
+      <w:r>
+        <w:rPr>
+          <w:b/>
+          <w:bCs/>
+          <w:color w:val="D86DCB" w:themeColor="accent5" w:themeTint="99"/>
+          <w:sz w:val="32"/>
+          <w:szCs w:val="32"/>
+        </w:rPr>
+        <w:t>"Printing...");</w:t>
       </w:r>
     </w:p>
     <w:p>
@@ -12333,6 +15574,7 @@
         </w:rPr>
         <w:t xml:space="preserve"># </w:t>
       </w:r>
+      <w:proofErr w:type="spellStart"/>
       <w:r>
         <w:rPr>
           <w:b/>
@@ -12342,6 +15584,7 @@
         </w:rPr>
         <w:t>Mixin</w:t>
       </w:r>
+      <w:proofErr w:type="spellEnd"/>
       <w:r>
         <w:rPr>
           <w:sz w:val="32"/>
@@ -12407,7 +15650,27 @@
           <w:sz w:val="32"/>
           <w:szCs w:val="32"/>
         </w:rPr>
-        <w:t xml:space="preserve"> log() </w:t>
+        <w:t xml:space="preserve"> </w:t>
+      </w:r>
+      <w:proofErr w:type="gramStart"/>
+      <w:r>
+        <w:rPr>
+          <w:b/>
+          <w:bCs/>
+          <w:sz w:val="32"/>
+          <w:szCs w:val="32"/>
+        </w:rPr>
+        <w:t>log(</w:t>
+      </w:r>
+      <w:proofErr w:type="gramEnd"/>
+      <w:r>
+        <w:rPr>
+          <w:b/>
+          <w:bCs/>
+          <w:sz w:val="32"/>
+          <w:szCs w:val="32"/>
+        </w:rPr>
+        <w:t xml:space="preserve">) </w:t>
       </w:r>
       <w:r>
         <w:rPr>
@@ -12428,37 +15691,71 @@
           <w:szCs w:val="32"/>
         </w:rPr>
       </w:pPr>
-      <w:r>
-        <w:rPr>
-          <w:b/>
-          <w:bCs/>
-          <w:color w:val="D86DCB" w:themeColor="accent5" w:themeTint="99"/>
-          <w:sz w:val="32"/>
-          <w:szCs w:val="32"/>
-        </w:rPr>
-        <w:t>mixin Logger {</w:t>
-      </w:r>
-    </w:p>
-    <w:p>
-      <w:pPr>
-        <w:jc w:val="both"/>
-        <w:rPr>
-          <w:b/>
-          <w:bCs/>
-          <w:color w:val="D86DCB" w:themeColor="accent5" w:themeTint="99"/>
-          <w:sz w:val="32"/>
-          <w:szCs w:val="32"/>
-        </w:rPr>
-      </w:pPr>
-      <w:r>
-        <w:rPr>
-          <w:b/>
-          <w:bCs/>
-          <w:color w:val="D86DCB" w:themeColor="accent5" w:themeTint="99"/>
-          <w:sz w:val="32"/>
-          <w:szCs w:val="32"/>
-        </w:rPr>
-        <w:t xml:space="preserve">  void log(String msg) {</w:t>
+      <w:proofErr w:type="spellStart"/>
+      <w:r>
+        <w:rPr>
+          <w:b/>
+          <w:bCs/>
+          <w:color w:val="D86DCB" w:themeColor="accent5" w:themeTint="99"/>
+          <w:sz w:val="32"/>
+          <w:szCs w:val="32"/>
+        </w:rPr>
+        <w:t>mixin</w:t>
+      </w:r>
+      <w:proofErr w:type="spellEnd"/>
+      <w:r>
+        <w:rPr>
+          <w:b/>
+          <w:bCs/>
+          <w:color w:val="D86DCB" w:themeColor="accent5" w:themeTint="99"/>
+          <w:sz w:val="32"/>
+          <w:szCs w:val="32"/>
+        </w:rPr>
+        <w:t xml:space="preserve"> Logger {</w:t>
+      </w:r>
+    </w:p>
+    <w:p>
+      <w:pPr>
+        <w:jc w:val="both"/>
+        <w:rPr>
+          <w:b/>
+          <w:bCs/>
+          <w:color w:val="D86DCB" w:themeColor="accent5" w:themeTint="99"/>
+          <w:sz w:val="32"/>
+          <w:szCs w:val="32"/>
+        </w:rPr>
+      </w:pPr>
+      <w:r>
+        <w:rPr>
+          <w:b/>
+          <w:bCs/>
+          <w:color w:val="D86DCB" w:themeColor="accent5" w:themeTint="99"/>
+          <w:sz w:val="32"/>
+          <w:szCs w:val="32"/>
+        </w:rPr>
+        <w:t xml:space="preserve">  void </w:t>
+      </w:r>
+      <w:proofErr w:type="gramStart"/>
+      <w:r>
+        <w:rPr>
+          <w:b/>
+          <w:bCs/>
+          <w:color w:val="D86DCB" w:themeColor="accent5" w:themeTint="99"/>
+          <w:sz w:val="32"/>
+          <w:szCs w:val="32"/>
+        </w:rPr>
+        <w:t>log(</w:t>
+      </w:r>
+      <w:proofErr w:type="gramEnd"/>
+      <w:r>
+        <w:rPr>
+          <w:b/>
+          <w:bCs/>
+          <w:color w:val="D86DCB" w:themeColor="accent5" w:themeTint="99"/>
+          <w:sz w:val="32"/>
+          <w:szCs w:val="32"/>
+        </w:rPr>
+        <w:t>String msg) {</w:t>
       </w:r>
     </w:p>
     <w:p>
@@ -12665,12 +15962,21 @@
                 <w:szCs w:val="32"/>
               </w:rPr>
             </w:pPr>
+            <w:proofErr w:type="spellStart"/>
             <w:r>
               <w:rPr>
                 <w:sz w:val="32"/>
                 <w:szCs w:val="32"/>
               </w:rPr>
-              <w:t>Mixin (with)</w:t>
+              <w:t>Mixin</w:t>
+            </w:r>
+            <w:proofErr w:type="spellEnd"/>
+            <w:r>
+              <w:rPr>
+                <w:sz w:val="32"/>
+                <w:szCs w:val="32"/>
+              </w:rPr>
+              <w:t xml:space="preserve"> (with)</w:t>
             </w:r>
           </w:p>
         </w:tc>
@@ -13183,7 +16489,27 @@
           <w:sz w:val="32"/>
           <w:szCs w:val="32"/>
         </w:rPr>
-        <w:t>Extending Iterable Class:</w:t>
+        <w:t xml:space="preserve">Extending </w:t>
+      </w:r>
+      <w:proofErr w:type="spellStart"/>
+      <w:r>
+        <w:rPr>
+          <w:b/>
+          <w:bCs/>
+          <w:sz w:val="32"/>
+          <w:szCs w:val="32"/>
+        </w:rPr>
+        <w:t>Iterable</w:t>
+      </w:r>
+      <w:proofErr w:type="spellEnd"/>
+      <w:r>
+        <w:rPr>
+          <w:b/>
+          <w:bCs/>
+          <w:sz w:val="32"/>
+          <w:szCs w:val="32"/>
+        </w:rPr>
+        <w:t xml:space="preserve"> Class:</w:t>
       </w:r>
     </w:p>
     <w:p>
@@ -13210,6 +16536,7 @@
         </w:rPr>
         <w:t xml:space="preserve"> </w:t>
       </w:r>
+      <w:proofErr w:type="spellStart"/>
       <w:r>
         <w:rPr>
           <w:sz w:val="32"/>
@@ -13229,7 +16556,15 @@
           <w:sz w:val="32"/>
           <w:szCs w:val="32"/>
         </w:rPr>
-        <w:t xml:space="preserve">s every day. In </w:t>
+        <w:t>s</w:t>
+      </w:r>
+      <w:proofErr w:type="spellEnd"/>
+      <w:r>
+        <w:rPr>
+          <w:sz w:val="32"/>
+          <w:szCs w:val="32"/>
+        </w:rPr>
+        <w:t xml:space="preserve"> every day. In </w:t>
       </w:r>
       <w:r>
         <w:rPr>
@@ -13277,7 +16612,23 @@
           <w:sz w:val="32"/>
           <w:szCs w:val="32"/>
         </w:rPr>
-        <w:t xml:space="preserve"> and anything else we can loop over (for loop) are iterables.</w:t>
+        <w:t xml:space="preserve"> and anything else we can loop over (for loop) are </w:t>
+      </w:r>
+      <w:proofErr w:type="spellStart"/>
+      <w:r>
+        <w:rPr>
+          <w:sz w:val="32"/>
+          <w:szCs w:val="32"/>
+        </w:rPr>
+        <w:t>iterables</w:t>
+      </w:r>
+      <w:proofErr w:type="spellEnd"/>
+      <w:r>
+        <w:rPr>
+          <w:sz w:val="32"/>
+          <w:szCs w:val="32"/>
+        </w:rPr>
+        <w:t>.</w:t>
       </w:r>
     </w:p>
     <w:p>
@@ -13295,6 +16646,7 @@
         </w:rPr>
         <w:t xml:space="preserve"># If we want our own custom class to have that same ability but without exposing data, use </w:t>
       </w:r>
+      <w:proofErr w:type="spellStart"/>
       <w:r>
         <w:rPr>
           <w:b/>
@@ -13304,6 +16656,7 @@
         </w:rPr>
         <w:t>Iterable</w:t>
       </w:r>
+      <w:proofErr w:type="spellEnd"/>
       <w:r>
         <w:rPr>
           <w:sz w:val="32"/>
@@ -13311,6 +16664,7 @@
         </w:rPr>
         <w:t xml:space="preserve"> class. Without </w:t>
       </w:r>
+      <w:proofErr w:type="spellStart"/>
       <w:r>
         <w:rPr>
           <w:b/>
@@ -13320,6 +16674,7 @@
         </w:rPr>
         <w:t>Iterable</w:t>
       </w:r>
+      <w:proofErr w:type="spellEnd"/>
       <w:r>
         <w:rPr>
           <w:sz w:val="32"/>
@@ -13405,7 +16760,51 @@
           <w:sz w:val="32"/>
           <w:szCs w:val="32"/>
         </w:rPr>
-        <w:t xml:space="preserve">  Letter({required this.letter});</w:t>
+        <w:t xml:space="preserve">  </w:t>
+      </w:r>
+      <w:proofErr w:type="gramStart"/>
+      <w:r>
+        <w:rPr>
+          <w:b/>
+          <w:bCs/>
+          <w:color w:val="D86DCB" w:themeColor="accent5" w:themeTint="99"/>
+          <w:sz w:val="32"/>
+          <w:szCs w:val="32"/>
+        </w:rPr>
+        <w:t>Letter(</w:t>
+      </w:r>
+      <w:proofErr w:type="gramEnd"/>
+      <w:r>
+        <w:rPr>
+          <w:b/>
+          <w:bCs/>
+          <w:color w:val="D86DCB" w:themeColor="accent5" w:themeTint="99"/>
+          <w:sz w:val="32"/>
+          <w:szCs w:val="32"/>
+        </w:rPr>
+        <w:t xml:space="preserve">{required </w:t>
+      </w:r>
+      <w:proofErr w:type="spellStart"/>
+      <w:r>
+        <w:rPr>
+          <w:b/>
+          <w:bCs/>
+          <w:color w:val="D86DCB" w:themeColor="accent5" w:themeTint="99"/>
+          <w:sz w:val="32"/>
+          <w:szCs w:val="32"/>
+        </w:rPr>
+        <w:t>this.letter</w:t>
+      </w:r>
+      <w:proofErr w:type="spellEnd"/>
+      <w:r>
+        <w:rPr>
+          <w:b/>
+          <w:bCs/>
+          <w:color w:val="D86DCB" w:themeColor="accent5" w:themeTint="99"/>
+          <w:sz w:val="32"/>
+          <w:szCs w:val="32"/>
+        </w:rPr>
+        <w:t>});</w:t>
       </w:r>
     </w:p>
     <w:p>
@@ -13541,8 +16940,19 @@
           <w:sz w:val="32"/>
           <w:szCs w:val="32"/>
         </w:rPr>
-        <w:t xml:space="preserve"> Iterable</w:t>
-      </w:r>
+        <w:t xml:space="preserve"> </w:t>
+      </w:r>
+      <w:proofErr w:type="spellStart"/>
+      <w:r>
+        <w:rPr>
+          <w:b/>
+          <w:bCs/>
+          <w:sz w:val="32"/>
+          <w:szCs w:val="32"/>
+        </w:rPr>
+        <w:t>Iterable</w:t>
+      </w:r>
+      <w:proofErr w:type="spellEnd"/>
       <w:r>
         <w:rPr>
           <w:sz w:val="32"/>
@@ -13564,7 +16974,15 @@
           <w:sz w:val="32"/>
           <w:szCs w:val="32"/>
         </w:rPr>
-        <w:t xml:space="preserve"> getter property to that lists </w:t>
+        <w:t xml:space="preserve"> getter property to that </w:t>
+      </w:r>
+      <w:proofErr w:type="gramStart"/>
+      <w:r>
+        <w:rPr>
+          <w:sz w:val="32"/>
+          <w:szCs w:val="32"/>
+        </w:rPr>
+        <w:t xml:space="preserve">lists </w:t>
       </w:r>
       <w:r>
         <w:rPr>
@@ -13575,6 +16993,7 @@
         </w:rPr>
         <w:t>.iterator</w:t>
       </w:r>
+      <w:proofErr w:type="gramEnd"/>
       <w:r>
         <w:rPr>
           <w:sz w:val="32"/>
@@ -13596,7 +17015,23 @@
           <w:sz w:val="32"/>
           <w:szCs w:val="32"/>
         </w:rPr>
-        <w:t xml:space="preserve">) we get iterable (loop over) functionality on the </w:t>
+        <w:t xml:space="preserve">) we get </w:t>
+      </w:r>
+      <w:proofErr w:type="spellStart"/>
+      <w:r>
+        <w:rPr>
+          <w:sz w:val="32"/>
+          <w:szCs w:val="32"/>
+        </w:rPr>
+        <w:t>iterable</w:t>
+      </w:r>
+      <w:proofErr w:type="spellEnd"/>
+      <w:r>
+        <w:rPr>
+          <w:sz w:val="32"/>
+          <w:szCs w:val="32"/>
+        </w:rPr>
+        <w:t xml:space="preserve"> (loop over) functionality on the </w:t>
       </w:r>
       <w:r>
         <w:rPr>
@@ -13646,6 +17081,8 @@
           <w:szCs w:val="32"/>
         </w:rPr>
       </w:pPr>
+      <w:proofErr w:type="spellStart"/>
+      <w:proofErr w:type="gramStart"/>
       <w:r>
         <w:rPr>
           <w:b/>
@@ -13655,6 +17092,8 @@
         </w:rPr>
         <w:t>words.first</w:t>
       </w:r>
+      <w:proofErr w:type="spellEnd"/>
+      <w:proofErr w:type="gramEnd"/>
     </w:p>
     <w:p>
       <w:pPr>
@@ -13671,14 +17110,27 @@
           <w:szCs w:val="32"/>
         </w:rPr>
       </w:pPr>
-      <w:r>
-        <w:rPr>
-          <w:b/>
-          <w:bCs/>
-          <w:sz w:val="32"/>
-          <w:szCs w:val="32"/>
-        </w:rPr>
-        <w:t>words.firstWhere()</w:t>
+      <w:proofErr w:type="spellStart"/>
+      <w:proofErr w:type="gramStart"/>
+      <w:r>
+        <w:rPr>
+          <w:b/>
+          <w:bCs/>
+          <w:sz w:val="32"/>
+          <w:szCs w:val="32"/>
+        </w:rPr>
+        <w:t>words.firstWhere</w:t>
+      </w:r>
+      <w:proofErr w:type="spellEnd"/>
+      <w:proofErr w:type="gramEnd"/>
+      <w:r>
+        <w:rPr>
+          <w:b/>
+          <w:bCs/>
+          <w:sz w:val="32"/>
+          <w:szCs w:val="32"/>
+        </w:rPr>
+        <w:t>()</w:t>
       </w:r>
     </w:p>
     <w:p>
@@ -13694,6 +17146,8 @@
           <w:szCs w:val="32"/>
         </w:rPr>
       </w:pPr>
+      <w:proofErr w:type="spellStart"/>
+      <w:proofErr w:type="gramStart"/>
       <w:r>
         <w:rPr>
           <w:b/>
@@ -13712,14 +17166,25 @@
         </w:rPr>
         <w:t>map</w:t>
       </w:r>
-      <w:r>
-        <w:rPr>
-          <w:b/>
-          <w:bCs/>
-          <w:sz w:val="32"/>
-          <w:szCs w:val="32"/>
-        </w:rPr>
-        <w:t>()</w:t>
+      <w:proofErr w:type="spellEnd"/>
+      <w:r>
+        <w:rPr>
+          <w:b/>
+          <w:bCs/>
+          <w:sz w:val="32"/>
+          <w:szCs w:val="32"/>
+        </w:rPr>
+        <w:t>(</w:t>
+      </w:r>
+      <w:proofErr w:type="gramEnd"/>
+      <w:r>
+        <w:rPr>
+          <w:b/>
+          <w:bCs/>
+          <w:sz w:val="32"/>
+          <w:szCs w:val="32"/>
+        </w:rPr>
+        <w:t>)</w:t>
       </w:r>
       <w:r>
         <w:rPr>
@@ -13780,7 +17245,29 @@
           <w:sz w:val="32"/>
           <w:szCs w:val="32"/>
         </w:rPr>
-        <w:t>class Words extends Iterable&lt;Letter&gt; {</w:t>
+        <w:t xml:space="preserve">class Words extends </w:t>
+      </w:r>
+      <w:proofErr w:type="spellStart"/>
+      <w:r>
+        <w:rPr>
+          <w:b/>
+          <w:bCs/>
+          <w:color w:val="D86DCB" w:themeColor="accent5" w:themeTint="99"/>
+          <w:sz w:val="32"/>
+          <w:szCs w:val="32"/>
+        </w:rPr>
+        <w:t>Iterable</w:t>
+      </w:r>
+      <w:proofErr w:type="spellEnd"/>
+      <w:r>
+        <w:rPr>
+          <w:b/>
+          <w:bCs/>
+          <w:color w:val="D86DCB" w:themeColor="accent5" w:themeTint="99"/>
+          <w:sz w:val="32"/>
+          <w:szCs w:val="32"/>
+        </w:rPr>
+        <w:t>&lt;Letter&gt; {</w:t>
       </w:r>
     </w:p>
     <w:p>
@@ -13846,7 +17333,31 @@
           <w:sz w:val="32"/>
           <w:szCs w:val="32"/>
         </w:rPr>
-        <w:t xml:space="preserve">  final iterator = _letters.iterator;</w:t>
+        <w:t xml:space="preserve">  final iterator = _</w:t>
+      </w:r>
+      <w:proofErr w:type="spellStart"/>
+      <w:proofErr w:type="gramStart"/>
+      <w:r>
+        <w:rPr>
+          <w:b/>
+          <w:bCs/>
+          <w:color w:val="D86DCB" w:themeColor="accent5" w:themeTint="99"/>
+          <w:sz w:val="32"/>
+          <w:szCs w:val="32"/>
+        </w:rPr>
+        <w:t>letters.iterator</w:t>
+      </w:r>
+      <w:proofErr w:type="spellEnd"/>
+      <w:proofErr w:type="gramEnd"/>
+      <w:r>
+        <w:rPr>
+          <w:b/>
+          <w:bCs/>
+          <w:color w:val="D86DCB" w:themeColor="accent5" w:themeTint="99"/>
+          <w:sz w:val="32"/>
+          <w:szCs w:val="32"/>
+        </w:rPr>
+        <w:t>;</w:t>
       </w:r>
     </w:p>
     <w:p>
@@ -13912,29 +17423,73 @@
           <w:sz w:val="32"/>
           <w:szCs w:val="32"/>
         </w:rPr>
-        <w:t xml:space="preserve">  final words = Words();</w:t>
-      </w:r>
-    </w:p>
-    <w:p>
-      <w:pPr>
-        <w:jc w:val="both"/>
-        <w:rPr>
-          <w:b/>
-          <w:bCs/>
-          <w:color w:val="D86DCB" w:themeColor="accent5" w:themeTint="99"/>
-          <w:sz w:val="32"/>
-          <w:szCs w:val="32"/>
-        </w:rPr>
-      </w:pPr>
-      <w:r>
-        <w:rPr>
-          <w:b/>
-          <w:bCs/>
-          <w:color w:val="D86DCB" w:themeColor="accent5" w:themeTint="99"/>
-          <w:sz w:val="32"/>
-          <w:szCs w:val="32"/>
-        </w:rPr>
-        <w:t xml:space="preserve">  for(final letters in words) {</w:t>
+        <w:t xml:space="preserve">  final words = </w:t>
+      </w:r>
+      <w:proofErr w:type="gramStart"/>
+      <w:r>
+        <w:rPr>
+          <w:b/>
+          <w:bCs/>
+          <w:color w:val="D86DCB" w:themeColor="accent5" w:themeTint="99"/>
+          <w:sz w:val="32"/>
+          <w:szCs w:val="32"/>
+        </w:rPr>
+        <w:t>Words(</w:t>
+      </w:r>
+      <w:proofErr w:type="gramEnd"/>
+      <w:r>
+        <w:rPr>
+          <w:b/>
+          <w:bCs/>
+          <w:color w:val="D86DCB" w:themeColor="accent5" w:themeTint="99"/>
+          <w:sz w:val="32"/>
+          <w:szCs w:val="32"/>
+        </w:rPr>
+        <w:t>);</w:t>
+      </w:r>
+    </w:p>
+    <w:p>
+      <w:pPr>
+        <w:jc w:val="both"/>
+        <w:rPr>
+          <w:b/>
+          <w:bCs/>
+          <w:color w:val="D86DCB" w:themeColor="accent5" w:themeTint="99"/>
+          <w:sz w:val="32"/>
+          <w:szCs w:val="32"/>
+        </w:rPr>
+      </w:pPr>
+      <w:r>
+        <w:rPr>
+          <w:b/>
+          <w:bCs/>
+          <w:color w:val="D86DCB" w:themeColor="accent5" w:themeTint="99"/>
+          <w:sz w:val="32"/>
+          <w:szCs w:val="32"/>
+        </w:rPr>
+        <w:t xml:space="preserve">  </w:t>
+      </w:r>
+      <w:proofErr w:type="gramStart"/>
+      <w:r>
+        <w:rPr>
+          <w:b/>
+          <w:bCs/>
+          <w:color w:val="D86DCB" w:themeColor="accent5" w:themeTint="99"/>
+          <w:sz w:val="32"/>
+          <w:szCs w:val="32"/>
+        </w:rPr>
+        <w:t>for(</w:t>
+      </w:r>
+      <w:proofErr w:type="gramEnd"/>
+      <w:r>
+        <w:rPr>
+          <w:b/>
+          <w:bCs/>
+          <w:color w:val="D86DCB" w:themeColor="accent5" w:themeTint="99"/>
+          <w:sz w:val="32"/>
+          <w:szCs w:val="32"/>
+        </w:rPr>
+        <w:t>final letters in words) {</w:t>
       </w:r>
     </w:p>
     <w:p>
@@ -14000,7 +17555,31 @@
           <w:sz w:val="32"/>
           <w:szCs w:val="32"/>
         </w:rPr>
-        <w:t xml:space="preserve">  print(words.first);</w:t>
+        <w:t xml:space="preserve">  print(</w:t>
+      </w:r>
+      <w:proofErr w:type="spellStart"/>
+      <w:proofErr w:type="gramStart"/>
+      <w:r>
+        <w:rPr>
+          <w:b/>
+          <w:bCs/>
+          <w:color w:val="D86DCB" w:themeColor="accent5" w:themeTint="99"/>
+          <w:sz w:val="32"/>
+          <w:szCs w:val="32"/>
+        </w:rPr>
+        <w:t>words.first</w:t>
+      </w:r>
+      <w:proofErr w:type="spellEnd"/>
+      <w:proofErr w:type="gramEnd"/>
+      <w:r>
+        <w:rPr>
+          <w:b/>
+          <w:bCs/>
+          <w:color w:val="D86DCB" w:themeColor="accent5" w:themeTint="99"/>
+          <w:sz w:val="32"/>
+          <w:szCs w:val="32"/>
+        </w:rPr>
+        <w:t>);</w:t>
       </w:r>
     </w:p>
     <w:p>
@@ -14049,6 +17628,1166 @@
           <w:szCs w:val="32"/>
         </w:rPr>
         <w:t>We can sure security or encapsulation using this trick</w:t>
+      </w:r>
+    </w:p>
+    <w:p>
+      <w:pPr>
+        <w:jc w:val="both"/>
+        <w:rPr>
+          <w:sz w:val="32"/>
+          <w:szCs w:val="32"/>
+        </w:rPr>
+      </w:pPr>
+    </w:p>
+    <w:p>
+      <w:pPr>
+        <w:jc w:val="center"/>
+        <w:rPr>
+          <w:sz w:val="32"/>
+          <w:szCs w:val="32"/>
+        </w:rPr>
+      </w:pPr>
+      <w:r>
+        <w:rPr>
+          <w:sz w:val="32"/>
+          <w:szCs w:val="32"/>
+        </w:rPr>
+        <w:t>Break</w:t>
+      </w:r>
+    </w:p>
+    <w:p>
+      <w:pPr>
+        <w:jc w:val="both"/>
+        <w:rPr>
+          <w:sz w:val="32"/>
+          <w:szCs w:val="32"/>
+        </w:rPr>
+      </w:pPr>
+    </w:p>
+    <w:p>
+      <w:pPr>
+        <w:jc w:val="both"/>
+        <w:rPr>
+          <w:b/>
+          <w:bCs/>
+          <w:sz w:val="32"/>
+          <w:szCs w:val="32"/>
+        </w:rPr>
+      </w:pPr>
+      <w:r>
+        <w:rPr>
+          <w:b/>
+          <w:bCs/>
+          <w:sz w:val="32"/>
+          <w:szCs w:val="32"/>
+        </w:rPr>
+        <w:t>Cascade Operator (Or Notation):</w:t>
+      </w:r>
+    </w:p>
+    <w:p>
+      <w:pPr>
+        <w:jc w:val="both"/>
+        <w:rPr>
+          <w:sz w:val="32"/>
+          <w:szCs w:val="32"/>
+        </w:rPr>
+      </w:pPr>
+      <w:r>
+        <w:rPr>
+          <w:sz w:val="32"/>
+          <w:szCs w:val="32"/>
+        </w:rPr>
+        <w:t># Use Cascade Operator (</w:t>
+      </w:r>
+      <w:r>
+        <w:rPr>
+          <w:b/>
+          <w:bCs/>
+          <w:sz w:val="32"/>
+          <w:szCs w:val="32"/>
+        </w:rPr>
+        <w:t>..</w:t>
+      </w:r>
+      <w:r>
+        <w:rPr>
+          <w:sz w:val="32"/>
+          <w:szCs w:val="32"/>
+        </w:rPr>
+        <w:t>) when we want to perform multiple operations on the same object or instance of a class.</w:t>
+      </w:r>
+      <w:bookmarkStart w:id="0" w:name="_Hlk236242463"/>
+      <w:r>
+        <w:rPr>
+          <w:sz w:val="32"/>
+          <w:szCs w:val="32"/>
+        </w:rPr>
+        <w:t xml:space="preserve"> And the operations or methods doesn’t return anything (</w:t>
+      </w:r>
+      <w:r>
+        <w:rPr>
+          <w:b/>
+          <w:bCs/>
+          <w:sz w:val="32"/>
+          <w:szCs w:val="32"/>
+        </w:rPr>
+        <w:t>void</w:t>
+      </w:r>
+      <w:r>
+        <w:rPr>
+          <w:sz w:val="32"/>
+          <w:szCs w:val="32"/>
+        </w:rPr>
+        <w:t xml:space="preserve"> or </w:t>
+      </w:r>
+      <w:r>
+        <w:rPr>
+          <w:b/>
+          <w:bCs/>
+          <w:sz w:val="32"/>
+          <w:szCs w:val="32"/>
+        </w:rPr>
+        <w:t>Future&lt;void&gt;</w:t>
+      </w:r>
+      <w:r>
+        <w:rPr>
+          <w:sz w:val="32"/>
+          <w:szCs w:val="32"/>
+        </w:rPr>
+        <w:t>), only used to set, modify or run things in the object</w:t>
+      </w:r>
+      <w:bookmarkEnd w:id="0"/>
+    </w:p>
+    <w:p>
+      <w:pPr>
+        <w:jc w:val="both"/>
+        <w:rPr>
+          <w:sz w:val="32"/>
+          <w:szCs w:val="32"/>
+        </w:rPr>
+      </w:pPr>
+      <w:r>
+        <w:rPr>
+          <w:sz w:val="32"/>
+          <w:szCs w:val="32"/>
+        </w:rPr>
+        <w:t xml:space="preserve"># Here we are setting the </w:t>
+      </w:r>
+      <w:r>
+        <w:rPr>
+          <w:b/>
+          <w:bCs/>
+          <w:sz w:val="32"/>
+          <w:szCs w:val="32"/>
+        </w:rPr>
+        <w:t>name</w:t>
+      </w:r>
+      <w:r>
+        <w:rPr>
+          <w:sz w:val="32"/>
+          <w:szCs w:val="32"/>
+        </w:rPr>
+        <w:t xml:space="preserve"> property calling </w:t>
+      </w:r>
+      <w:proofErr w:type="spellStart"/>
+      <w:proofErr w:type="gramStart"/>
+      <w:r>
+        <w:rPr>
+          <w:b/>
+          <w:bCs/>
+          <w:sz w:val="32"/>
+          <w:szCs w:val="32"/>
+        </w:rPr>
+        <w:t>printName</w:t>
+      </w:r>
+      <w:proofErr w:type="spellEnd"/>
+      <w:r>
+        <w:rPr>
+          <w:b/>
+          <w:bCs/>
+          <w:sz w:val="32"/>
+          <w:szCs w:val="32"/>
+        </w:rPr>
+        <w:t>(</w:t>
+      </w:r>
+      <w:proofErr w:type="gramEnd"/>
+      <w:r>
+        <w:rPr>
+          <w:b/>
+          <w:bCs/>
+          <w:sz w:val="32"/>
+          <w:szCs w:val="32"/>
+        </w:rPr>
+        <w:t>)</w:t>
+      </w:r>
+      <w:r>
+        <w:rPr>
+          <w:sz w:val="32"/>
+          <w:szCs w:val="32"/>
+        </w:rPr>
+        <w:t xml:space="preserve"> and </w:t>
+      </w:r>
+      <w:r>
+        <w:rPr>
+          <w:b/>
+          <w:bCs/>
+          <w:sz w:val="32"/>
+          <w:szCs w:val="32"/>
+        </w:rPr>
+        <w:t>greet()</w:t>
+      </w:r>
+      <w:r>
+        <w:rPr>
+          <w:sz w:val="32"/>
+          <w:szCs w:val="32"/>
+        </w:rPr>
+        <w:t xml:space="preserve"> methods of the object, when the object or instance is created. No need to write </w:t>
+      </w:r>
+      <w:r>
+        <w:rPr>
+          <w:b/>
+          <w:bCs/>
+          <w:sz w:val="32"/>
+          <w:szCs w:val="32"/>
+        </w:rPr>
+        <w:t>person</w:t>
+      </w:r>
+      <w:r>
+        <w:rPr>
+          <w:sz w:val="32"/>
+          <w:szCs w:val="32"/>
+        </w:rPr>
+        <w:t xml:space="preserve"> for 3 times</w:t>
+      </w:r>
+    </w:p>
+    <w:p>
+      <w:pPr>
+        <w:jc w:val="both"/>
+        <w:rPr>
+          <w:sz w:val="32"/>
+          <w:szCs w:val="32"/>
+        </w:rPr>
+      </w:pPr>
+      <w:r>
+        <w:rPr>
+          <w:sz w:val="32"/>
+          <w:szCs w:val="32"/>
+        </w:rPr>
+        <w:t># Semicolon (</w:t>
+      </w:r>
+      <w:r>
+        <w:rPr>
+          <w:b/>
+          <w:bCs/>
+          <w:sz w:val="32"/>
+          <w:szCs w:val="32"/>
+        </w:rPr>
+        <w:t>;</w:t>
+      </w:r>
+      <w:r>
+        <w:rPr>
+          <w:sz w:val="32"/>
+          <w:szCs w:val="32"/>
+        </w:rPr>
+        <w:t>) is added after the last operation</w:t>
+      </w:r>
+    </w:p>
+    <w:p>
+      <w:pPr>
+        <w:jc w:val="both"/>
+        <w:rPr>
+          <w:b/>
+          <w:bCs/>
+          <w:color w:val="D86DCB" w:themeColor="accent5" w:themeTint="99"/>
+          <w:sz w:val="32"/>
+          <w:szCs w:val="32"/>
+        </w:rPr>
+      </w:pPr>
+      <w:r>
+        <w:rPr>
+          <w:b/>
+          <w:bCs/>
+          <w:color w:val="D86DCB" w:themeColor="accent5" w:themeTint="99"/>
+          <w:sz w:val="32"/>
+          <w:szCs w:val="32"/>
+        </w:rPr>
+        <w:t>class Person {</w:t>
+      </w:r>
+    </w:p>
+    <w:p>
+      <w:pPr>
+        <w:jc w:val="both"/>
+        <w:rPr>
+          <w:b/>
+          <w:bCs/>
+          <w:color w:val="D86DCB" w:themeColor="accent5" w:themeTint="99"/>
+          <w:sz w:val="32"/>
+          <w:szCs w:val="32"/>
+        </w:rPr>
+      </w:pPr>
+      <w:r>
+        <w:rPr>
+          <w:b/>
+          <w:bCs/>
+          <w:color w:val="D86DCB" w:themeColor="accent5" w:themeTint="99"/>
+          <w:sz w:val="32"/>
+          <w:szCs w:val="32"/>
+        </w:rPr>
+        <w:t xml:space="preserve">  String name = 'John';</w:t>
+      </w:r>
+    </w:p>
+    <w:p>
+      <w:pPr>
+        <w:jc w:val="both"/>
+        <w:rPr>
+          <w:b/>
+          <w:bCs/>
+          <w:color w:val="D86DCB" w:themeColor="accent5" w:themeTint="99"/>
+          <w:sz w:val="32"/>
+          <w:szCs w:val="32"/>
+        </w:rPr>
+      </w:pPr>
+      <w:r>
+        <w:rPr>
+          <w:b/>
+          <w:bCs/>
+          <w:color w:val="D86DCB" w:themeColor="accent5" w:themeTint="99"/>
+          <w:sz w:val="32"/>
+          <w:szCs w:val="32"/>
+        </w:rPr>
+        <w:t xml:space="preserve">  void </w:t>
+      </w:r>
+      <w:proofErr w:type="spellStart"/>
+      <w:proofErr w:type="gramStart"/>
+      <w:r>
+        <w:rPr>
+          <w:b/>
+          <w:bCs/>
+          <w:color w:val="D86DCB" w:themeColor="accent5" w:themeTint="99"/>
+          <w:sz w:val="32"/>
+          <w:szCs w:val="32"/>
+        </w:rPr>
+        <w:t>printName</w:t>
+      </w:r>
+      <w:proofErr w:type="spellEnd"/>
+      <w:r>
+        <w:rPr>
+          <w:b/>
+          <w:bCs/>
+          <w:color w:val="D86DCB" w:themeColor="accent5" w:themeTint="99"/>
+          <w:sz w:val="32"/>
+          <w:szCs w:val="32"/>
+        </w:rPr>
+        <w:t>(</w:t>
+      </w:r>
+      <w:proofErr w:type="gramEnd"/>
+      <w:r>
+        <w:rPr>
+          <w:b/>
+          <w:bCs/>
+          <w:color w:val="D86DCB" w:themeColor="accent5" w:themeTint="99"/>
+          <w:sz w:val="32"/>
+          <w:szCs w:val="32"/>
+        </w:rPr>
+        <w:t>) {</w:t>
+      </w:r>
+    </w:p>
+    <w:p>
+      <w:pPr>
+        <w:jc w:val="both"/>
+        <w:rPr>
+          <w:b/>
+          <w:bCs/>
+          <w:color w:val="D86DCB" w:themeColor="accent5" w:themeTint="99"/>
+          <w:sz w:val="32"/>
+          <w:szCs w:val="32"/>
+        </w:rPr>
+      </w:pPr>
+      <w:r>
+        <w:rPr>
+          <w:b/>
+          <w:bCs/>
+          <w:color w:val="D86DCB" w:themeColor="accent5" w:themeTint="99"/>
+          <w:sz w:val="32"/>
+          <w:szCs w:val="32"/>
+        </w:rPr>
+        <w:t xml:space="preserve">    print(name);</w:t>
+      </w:r>
+    </w:p>
+    <w:p>
+      <w:pPr>
+        <w:jc w:val="both"/>
+        <w:rPr>
+          <w:b/>
+          <w:bCs/>
+          <w:color w:val="D86DCB" w:themeColor="accent5" w:themeTint="99"/>
+          <w:sz w:val="32"/>
+          <w:szCs w:val="32"/>
+        </w:rPr>
+      </w:pPr>
+      <w:r>
+        <w:rPr>
+          <w:b/>
+          <w:bCs/>
+          <w:color w:val="D86DCB" w:themeColor="accent5" w:themeTint="99"/>
+          <w:sz w:val="32"/>
+          <w:szCs w:val="32"/>
+        </w:rPr>
+        <w:t xml:space="preserve">  }</w:t>
+      </w:r>
+    </w:p>
+    <w:p>
+      <w:pPr>
+        <w:jc w:val="both"/>
+        <w:rPr>
+          <w:b/>
+          <w:bCs/>
+          <w:color w:val="D86DCB" w:themeColor="accent5" w:themeTint="99"/>
+          <w:sz w:val="32"/>
+          <w:szCs w:val="32"/>
+        </w:rPr>
+      </w:pPr>
+      <w:r>
+        <w:rPr>
+          <w:b/>
+          <w:bCs/>
+          <w:color w:val="D86DCB" w:themeColor="accent5" w:themeTint="99"/>
+          <w:sz w:val="32"/>
+          <w:szCs w:val="32"/>
+        </w:rPr>
+        <w:t xml:space="preserve">  void </w:t>
+      </w:r>
+      <w:proofErr w:type="gramStart"/>
+      <w:r>
+        <w:rPr>
+          <w:b/>
+          <w:bCs/>
+          <w:color w:val="D86DCB" w:themeColor="accent5" w:themeTint="99"/>
+          <w:sz w:val="32"/>
+          <w:szCs w:val="32"/>
+        </w:rPr>
+        <w:t>greet(</w:t>
+      </w:r>
+      <w:proofErr w:type="gramEnd"/>
+      <w:r>
+        <w:rPr>
+          <w:b/>
+          <w:bCs/>
+          <w:color w:val="D86DCB" w:themeColor="accent5" w:themeTint="99"/>
+          <w:sz w:val="32"/>
+          <w:szCs w:val="32"/>
+        </w:rPr>
+        <w:t>) {</w:t>
+      </w:r>
+    </w:p>
+    <w:p>
+      <w:pPr>
+        <w:jc w:val="both"/>
+        <w:rPr>
+          <w:b/>
+          <w:bCs/>
+          <w:color w:val="D86DCB" w:themeColor="accent5" w:themeTint="99"/>
+          <w:sz w:val="32"/>
+          <w:szCs w:val="32"/>
+        </w:rPr>
+      </w:pPr>
+      <w:r>
+        <w:rPr>
+          <w:b/>
+          <w:bCs/>
+          <w:color w:val="D86DCB" w:themeColor="accent5" w:themeTint="99"/>
+          <w:sz w:val="32"/>
+          <w:szCs w:val="32"/>
+        </w:rPr>
+        <w:t xml:space="preserve">    </w:t>
+      </w:r>
+      <w:proofErr w:type="gramStart"/>
+      <w:r>
+        <w:rPr>
+          <w:b/>
+          <w:bCs/>
+          <w:color w:val="D86DCB" w:themeColor="accent5" w:themeTint="99"/>
+          <w:sz w:val="32"/>
+          <w:szCs w:val="32"/>
+        </w:rPr>
+        <w:t>print(</w:t>
+      </w:r>
+      <w:proofErr w:type="gramEnd"/>
+      <w:r>
+        <w:rPr>
+          <w:b/>
+          <w:bCs/>
+          <w:color w:val="D86DCB" w:themeColor="accent5" w:themeTint="99"/>
+          <w:sz w:val="32"/>
+          <w:szCs w:val="32"/>
+        </w:rPr>
+        <w:t>'Hello $name');</w:t>
+      </w:r>
+    </w:p>
+    <w:p>
+      <w:pPr>
+        <w:jc w:val="both"/>
+        <w:rPr>
+          <w:b/>
+          <w:bCs/>
+          <w:color w:val="D86DCB" w:themeColor="accent5" w:themeTint="99"/>
+          <w:sz w:val="32"/>
+          <w:szCs w:val="32"/>
+        </w:rPr>
+      </w:pPr>
+      <w:r>
+        <w:rPr>
+          <w:b/>
+          <w:bCs/>
+          <w:color w:val="D86DCB" w:themeColor="accent5" w:themeTint="99"/>
+          <w:sz w:val="32"/>
+          <w:szCs w:val="32"/>
+        </w:rPr>
+        <w:t xml:space="preserve">  }</w:t>
+      </w:r>
+    </w:p>
+    <w:p>
+      <w:pPr>
+        <w:jc w:val="both"/>
+        <w:rPr>
+          <w:b/>
+          <w:bCs/>
+          <w:color w:val="D86DCB" w:themeColor="accent5" w:themeTint="99"/>
+          <w:sz w:val="32"/>
+          <w:szCs w:val="32"/>
+        </w:rPr>
+      </w:pPr>
+      <w:r>
+        <w:rPr>
+          <w:b/>
+          <w:bCs/>
+          <w:color w:val="D86DCB" w:themeColor="accent5" w:themeTint="99"/>
+          <w:sz w:val="32"/>
+          <w:szCs w:val="32"/>
+        </w:rPr>
+        <w:t>}</w:t>
+      </w:r>
+    </w:p>
+    <w:p>
+      <w:pPr>
+        <w:jc w:val="both"/>
+        <w:rPr>
+          <w:b/>
+          <w:bCs/>
+          <w:color w:val="D86DCB" w:themeColor="accent5" w:themeTint="99"/>
+          <w:sz w:val="32"/>
+          <w:szCs w:val="32"/>
+        </w:rPr>
+      </w:pPr>
+    </w:p>
+    <w:p>
+      <w:pPr>
+        <w:jc w:val="both"/>
+        <w:rPr>
+          <w:b/>
+          <w:bCs/>
+          <w:color w:val="D86DCB" w:themeColor="accent5" w:themeTint="99"/>
+          <w:sz w:val="32"/>
+          <w:szCs w:val="32"/>
+        </w:rPr>
+      </w:pPr>
+      <w:r>
+        <w:rPr>
+          <w:b/>
+          <w:bCs/>
+          <w:color w:val="D86DCB" w:themeColor="accent5" w:themeTint="99"/>
+          <w:sz w:val="32"/>
+          <w:szCs w:val="32"/>
+        </w:rPr>
+        <w:lastRenderedPageBreak/>
+        <w:t>void main () {</w:t>
+      </w:r>
+    </w:p>
+    <w:p>
+      <w:pPr>
+        <w:jc w:val="both"/>
+        <w:rPr>
+          <w:b/>
+          <w:bCs/>
+          <w:color w:val="D86DCB" w:themeColor="accent5" w:themeTint="99"/>
+          <w:sz w:val="32"/>
+          <w:szCs w:val="32"/>
+        </w:rPr>
+      </w:pPr>
+      <w:r>
+        <w:rPr>
+          <w:b/>
+          <w:bCs/>
+          <w:color w:val="D86DCB" w:themeColor="accent5" w:themeTint="99"/>
+          <w:sz w:val="32"/>
+          <w:szCs w:val="32"/>
+        </w:rPr>
+        <w:t xml:space="preserve">  final Person </w:t>
+      </w:r>
+      <w:proofErr w:type="spellStart"/>
+      <w:r>
+        <w:rPr>
+          <w:b/>
+          <w:bCs/>
+          <w:color w:val="D86DCB" w:themeColor="accent5" w:themeTint="99"/>
+          <w:sz w:val="32"/>
+          <w:szCs w:val="32"/>
+        </w:rPr>
+        <w:t>person</w:t>
+      </w:r>
+      <w:proofErr w:type="spellEnd"/>
+      <w:r>
+        <w:rPr>
+          <w:b/>
+          <w:bCs/>
+          <w:color w:val="D86DCB" w:themeColor="accent5" w:themeTint="99"/>
+          <w:sz w:val="32"/>
+          <w:szCs w:val="32"/>
+        </w:rPr>
+        <w:t xml:space="preserve"> = </w:t>
+      </w:r>
+      <w:proofErr w:type="gramStart"/>
+      <w:r>
+        <w:rPr>
+          <w:b/>
+          <w:bCs/>
+          <w:color w:val="D86DCB" w:themeColor="accent5" w:themeTint="99"/>
+          <w:sz w:val="32"/>
+          <w:szCs w:val="32"/>
+        </w:rPr>
+        <w:t>Person(</w:t>
+      </w:r>
+      <w:proofErr w:type="gramEnd"/>
+      <w:r>
+        <w:rPr>
+          <w:b/>
+          <w:bCs/>
+          <w:color w:val="D86DCB" w:themeColor="accent5" w:themeTint="99"/>
+          <w:sz w:val="32"/>
+          <w:szCs w:val="32"/>
+        </w:rPr>
+        <w:t>)</w:t>
+      </w:r>
+    </w:p>
+    <w:p>
+      <w:pPr>
+        <w:jc w:val="both"/>
+        <w:rPr>
+          <w:b/>
+          <w:bCs/>
+          <w:color w:val="D86DCB" w:themeColor="accent5" w:themeTint="99"/>
+          <w:sz w:val="32"/>
+          <w:szCs w:val="32"/>
+        </w:rPr>
+      </w:pPr>
+      <w:r>
+        <w:rPr>
+          <w:b/>
+          <w:bCs/>
+          <w:color w:val="D86DCB" w:themeColor="accent5" w:themeTint="99"/>
+          <w:sz w:val="32"/>
+          <w:szCs w:val="32"/>
+        </w:rPr>
+        <w:t xml:space="preserve">      </w:t>
+      </w:r>
+      <w:proofErr w:type="gramStart"/>
+      <w:r>
+        <w:rPr>
+          <w:b/>
+          <w:bCs/>
+          <w:color w:val="D86DCB" w:themeColor="accent5" w:themeTint="99"/>
+          <w:sz w:val="32"/>
+          <w:szCs w:val="32"/>
+        </w:rPr>
+        <w:t>..</w:t>
+      </w:r>
+      <w:proofErr w:type="gramEnd"/>
+      <w:r>
+        <w:rPr>
+          <w:b/>
+          <w:bCs/>
+          <w:color w:val="D86DCB" w:themeColor="accent5" w:themeTint="99"/>
+          <w:sz w:val="32"/>
+          <w:szCs w:val="32"/>
+        </w:rPr>
+        <w:t>name = "Nazmul"</w:t>
+      </w:r>
+    </w:p>
+    <w:p>
+      <w:pPr>
+        <w:jc w:val="both"/>
+        <w:rPr>
+          <w:b/>
+          <w:bCs/>
+          <w:color w:val="D86DCB" w:themeColor="accent5" w:themeTint="99"/>
+          <w:sz w:val="32"/>
+          <w:szCs w:val="32"/>
+        </w:rPr>
+      </w:pPr>
+      <w:r>
+        <w:rPr>
+          <w:b/>
+          <w:bCs/>
+          <w:color w:val="D86DCB" w:themeColor="accent5" w:themeTint="99"/>
+          <w:sz w:val="32"/>
+          <w:szCs w:val="32"/>
+        </w:rPr>
+        <w:t xml:space="preserve">      </w:t>
+      </w:r>
+      <w:proofErr w:type="gramStart"/>
+      <w:r>
+        <w:rPr>
+          <w:b/>
+          <w:bCs/>
+          <w:color w:val="D86DCB" w:themeColor="accent5" w:themeTint="99"/>
+          <w:sz w:val="32"/>
+          <w:szCs w:val="32"/>
+        </w:rPr>
+        <w:t>..</w:t>
+      </w:r>
+      <w:proofErr w:type="spellStart"/>
+      <w:proofErr w:type="gramEnd"/>
+      <w:r>
+        <w:rPr>
+          <w:b/>
+          <w:bCs/>
+          <w:color w:val="D86DCB" w:themeColor="accent5" w:themeTint="99"/>
+          <w:sz w:val="32"/>
+          <w:szCs w:val="32"/>
+        </w:rPr>
+        <w:t>printName</w:t>
+      </w:r>
+      <w:proofErr w:type="spellEnd"/>
+      <w:r>
+        <w:rPr>
+          <w:b/>
+          <w:bCs/>
+          <w:color w:val="D86DCB" w:themeColor="accent5" w:themeTint="99"/>
+          <w:sz w:val="32"/>
+          <w:szCs w:val="32"/>
+        </w:rPr>
+        <w:t>()</w:t>
+      </w:r>
+    </w:p>
+    <w:p>
+      <w:pPr>
+        <w:jc w:val="both"/>
+        <w:rPr>
+          <w:b/>
+          <w:bCs/>
+          <w:color w:val="D86DCB" w:themeColor="accent5" w:themeTint="99"/>
+          <w:sz w:val="32"/>
+          <w:szCs w:val="32"/>
+        </w:rPr>
+      </w:pPr>
+      <w:r>
+        <w:rPr>
+          <w:b/>
+          <w:bCs/>
+          <w:color w:val="D86DCB" w:themeColor="accent5" w:themeTint="99"/>
+          <w:sz w:val="32"/>
+          <w:szCs w:val="32"/>
+        </w:rPr>
+        <w:t xml:space="preserve">      </w:t>
+      </w:r>
+      <w:proofErr w:type="gramStart"/>
+      <w:r>
+        <w:rPr>
+          <w:b/>
+          <w:bCs/>
+          <w:color w:val="D86DCB" w:themeColor="accent5" w:themeTint="99"/>
+          <w:sz w:val="32"/>
+          <w:szCs w:val="32"/>
+        </w:rPr>
+        <w:t>..</w:t>
+      </w:r>
+      <w:proofErr w:type="gramEnd"/>
+      <w:r>
+        <w:rPr>
+          <w:b/>
+          <w:bCs/>
+          <w:color w:val="D86DCB" w:themeColor="accent5" w:themeTint="99"/>
+          <w:sz w:val="32"/>
+          <w:szCs w:val="32"/>
+        </w:rPr>
+        <w:t>greet();</w:t>
+      </w:r>
+    </w:p>
+    <w:p>
+      <w:pPr>
+        <w:jc w:val="both"/>
+        <w:rPr>
+          <w:b/>
+          <w:bCs/>
+          <w:color w:val="D86DCB" w:themeColor="accent5" w:themeTint="99"/>
+          <w:sz w:val="32"/>
+          <w:szCs w:val="32"/>
+        </w:rPr>
+      </w:pPr>
+      <w:r>
+        <w:rPr>
+          <w:b/>
+          <w:bCs/>
+          <w:color w:val="D86DCB" w:themeColor="accent5" w:themeTint="99"/>
+          <w:sz w:val="32"/>
+          <w:szCs w:val="32"/>
+        </w:rPr>
+        <w:t xml:space="preserve">  </w:t>
+      </w:r>
+      <w:r>
+        <w:rPr>
+          <w:b/>
+          <w:bCs/>
+          <w:color w:val="D86DCB" w:themeColor="accent5" w:themeTint="99"/>
+          <w:sz w:val="32"/>
+          <w:szCs w:val="32"/>
+        </w:rPr>
+        <w:t>// Or</w:t>
+      </w:r>
+    </w:p>
+    <w:p>
+      <w:pPr>
+        <w:jc w:val="both"/>
+        <w:rPr>
+          <w:b/>
+          <w:bCs/>
+          <w:color w:val="D86DCB" w:themeColor="accent5" w:themeTint="99"/>
+          <w:sz w:val="32"/>
+          <w:szCs w:val="32"/>
+        </w:rPr>
+      </w:pPr>
+      <w:r>
+        <w:rPr>
+          <w:b/>
+          <w:bCs/>
+          <w:color w:val="D86DCB" w:themeColor="accent5" w:themeTint="99"/>
+          <w:sz w:val="32"/>
+          <w:szCs w:val="32"/>
+        </w:rPr>
+        <w:t xml:space="preserve">  </w:t>
+      </w:r>
+      <w:r>
+        <w:rPr>
+          <w:b/>
+          <w:bCs/>
+          <w:color w:val="D86DCB" w:themeColor="accent5" w:themeTint="99"/>
+          <w:sz w:val="32"/>
+          <w:szCs w:val="32"/>
+        </w:rPr>
+        <w:t>person</w:t>
+      </w:r>
+    </w:p>
+    <w:p>
+      <w:pPr>
+        <w:jc w:val="both"/>
+        <w:rPr>
+          <w:b/>
+          <w:bCs/>
+          <w:color w:val="D86DCB" w:themeColor="accent5" w:themeTint="99"/>
+          <w:sz w:val="32"/>
+          <w:szCs w:val="32"/>
+        </w:rPr>
+      </w:pPr>
+      <w:r>
+        <w:rPr>
+          <w:b/>
+          <w:bCs/>
+          <w:color w:val="D86DCB" w:themeColor="accent5" w:themeTint="99"/>
+          <w:sz w:val="32"/>
+          <w:szCs w:val="32"/>
+        </w:rPr>
+        <w:t xml:space="preserve">      </w:t>
+      </w:r>
+      <w:proofErr w:type="gramStart"/>
+      <w:r>
+        <w:rPr>
+          <w:b/>
+          <w:bCs/>
+          <w:color w:val="D86DCB" w:themeColor="accent5" w:themeTint="99"/>
+          <w:sz w:val="32"/>
+          <w:szCs w:val="32"/>
+        </w:rPr>
+        <w:t>..</w:t>
+      </w:r>
+      <w:proofErr w:type="gramEnd"/>
+      <w:r>
+        <w:rPr>
+          <w:b/>
+          <w:bCs/>
+          <w:color w:val="D86DCB" w:themeColor="accent5" w:themeTint="99"/>
+          <w:sz w:val="32"/>
+          <w:szCs w:val="32"/>
+        </w:rPr>
+        <w:t>name = "</w:t>
+      </w:r>
+      <w:r>
+        <w:rPr>
+          <w:b/>
+          <w:bCs/>
+          <w:color w:val="D86DCB" w:themeColor="accent5" w:themeTint="99"/>
+          <w:sz w:val="32"/>
+          <w:szCs w:val="32"/>
+        </w:rPr>
+        <w:t>Billy</w:t>
+      </w:r>
+      <w:r>
+        <w:rPr>
+          <w:b/>
+          <w:bCs/>
+          <w:color w:val="D86DCB" w:themeColor="accent5" w:themeTint="99"/>
+          <w:sz w:val="32"/>
+          <w:szCs w:val="32"/>
+        </w:rPr>
+        <w:t>"</w:t>
+      </w:r>
+    </w:p>
+    <w:p>
+      <w:pPr>
+        <w:jc w:val="both"/>
+        <w:rPr>
+          <w:b/>
+          <w:bCs/>
+          <w:color w:val="D86DCB" w:themeColor="accent5" w:themeTint="99"/>
+          <w:sz w:val="32"/>
+          <w:szCs w:val="32"/>
+        </w:rPr>
+      </w:pPr>
+      <w:r>
+        <w:rPr>
+          <w:b/>
+          <w:bCs/>
+          <w:color w:val="D86DCB" w:themeColor="accent5" w:themeTint="99"/>
+          <w:sz w:val="32"/>
+          <w:szCs w:val="32"/>
+        </w:rPr>
+        <w:t xml:space="preserve">      </w:t>
+      </w:r>
+      <w:proofErr w:type="gramStart"/>
+      <w:r>
+        <w:rPr>
+          <w:b/>
+          <w:bCs/>
+          <w:color w:val="D86DCB" w:themeColor="accent5" w:themeTint="99"/>
+          <w:sz w:val="32"/>
+          <w:szCs w:val="32"/>
+        </w:rPr>
+        <w:t>..</w:t>
+      </w:r>
+      <w:proofErr w:type="spellStart"/>
+      <w:proofErr w:type="gramEnd"/>
+      <w:r>
+        <w:rPr>
+          <w:b/>
+          <w:bCs/>
+          <w:color w:val="D86DCB" w:themeColor="accent5" w:themeTint="99"/>
+          <w:sz w:val="32"/>
+          <w:szCs w:val="32"/>
+        </w:rPr>
+        <w:t>printName</w:t>
+      </w:r>
+      <w:proofErr w:type="spellEnd"/>
+      <w:r>
+        <w:rPr>
+          <w:b/>
+          <w:bCs/>
+          <w:color w:val="D86DCB" w:themeColor="accent5" w:themeTint="99"/>
+          <w:sz w:val="32"/>
+          <w:szCs w:val="32"/>
+        </w:rPr>
+        <w:t>()</w:t>
+      </w:r>
+    </w:p>
+    <w:p>
+      <w:pPr>
+        <w:jc w:val="both"/>
+        <w:rPr>
+          <w:b/>
+          <w:bCs/>
+          <w:color w:val="D86DCB" w:themeColor="accent5" w:themeTint="99"/>
+          <w:sz w:val="32"/>
+          <w:szCs w:val="32"/>
+        </w:rPr>
+      </w:pPr>
+      <w:r>
+        <w:rPr>
+          <w:b/>
+          <w:bCs/>
+          <w:color w:val="D86DCB" w:themeColor="accent5" w:themeTint="99"/>
+          <w:sz w:val="32"/>
+          <w:szCs w:val="32"/>
+        </w:rPr>
+        <w:t xml:space="preserve">      </w:t>
+      </w:r>
+      <w:proofErr w:type="gramStart"/>
+      <w:r>
+        <w:rPr>
+          <w:b/>
+          <w:bCs/>
+          <w:color w:val="D86DCB" w:themeColor="accent5" w:themeTint="99"/>
+          <w:sz w:val="32"/>
+          <w:szCs w:val="32"/>
+        </w:rPr>
+        <w:t>..</w:t>
+      </w:r>
+      <w:proofErr w:type="gramEnd"/>
+      <w:r>
+        <w:rPr>
+          <w:b/>
+          <w:bCs/>
+          <w:color w:val="D86DCB" w:themeColor="accent5" w:themeTint="99"/>
+          <w:sz w:val="32"/>
+          <w:szCs w:val="32"/>
+        </w:rPr>
+        <w:t>greet();</w:t>
+      </w:r>
+    </w:p>
+    <w:p>
+      <w:pPr>
+        <w:jc w:val="both"/>
+        <w:rPr>
+          <w:b/>
+          <w:bCs/>
+          <w:color w:val="D86DCB" w:themeColor="accent5" w:themeTint="99"/>
+          <w:sz w:val="32"/>
+          <w:szCs w:val="32"/>
+        </w:rPr>
+      </w:pPr>
+      <w:r>
+        <w:rPr>
+          <w:b/>
+          <w:bCs/>
+          <w:color w:val="D86DCB" w:themeColor="accent5" w:themeTint="99"/>
+          <w:sz w:val="32"/>
+          <w:szCs w:val="32"/>
+        </w:rPr>
+        <w:t>}</w:t>
+      </w:r>
+    </w:p>
+    <w:p>
+      <w:pPr>
+        <w:jc w:val="both"/>
+        <w:rPr>
+          <w:sz w:val="32"/>
+          <w:szCs w:val="32"/>
+        </w:rPr>
+      </w:pPr>
+      <w:r>
+        <w:rPr>
+          <w:sz w:val="32"/>
+          <w:szCs w:val="32"/>
+        </w:rPr>
+        <w:t># Output:</w:t>
+      </w:r>
+    </w:p>
+    <w:p>
+      <w:pPr>
+        <w:jc w:val="both"/>
+        <w:rPr>
+          <w:b/>
+          <w:bCs/>
+          <w:sz w:val="28"/>
+          <w:szCs w:val="28"/>
+        </w:rPr>
+      </w:pPr>
+      <w:r>
+        <w:rPr>
+          <w:b/>
+          <w:bCs/>
+          <w:sz w:val="28"/>
+          <w:szCs w:val="28"/>
+        </w:rPr>
+        <w:t>Nazmul</w:t>
+      </w:r>
+    </w:p>
+    <w:p>
+      <w:pPr>
+        <w:jc w:val="both"/>
+        <w:rPr>
+          <w:b/>
+          <w:bCs/>
+          <w:sz w:val="28"/>
+          <w:szCs w:val="28"/>
+        </w:rPr>
+      </w:pPr>
+      <w:r>
+        <w:rPr>
+          <w:b/>
+          <w:bCs/>
+          <w:sz w:val="28"/>
+          <w:szCs w:val="28"/>
+        </w:rPr>
+        <w:t>Hello Nazmul</w:t>
+      </w:r>
+    </w:p>
+    <w:p>
+      <w:pPr>
+        <w:jc w:val="both"/>
+        <w:rPr>
+          <w:b/>
+          <w:bCs/>
+          <w:sz w:val="28"/>
+          <w:szCs w:val="28"/>
+        </w:rPr>
+      </w:pPr>
+      <w:r>
+        <w:rPr>
+          <w:b/>
+          <w:bCs/>
+          <w:sz w:val="28"/>
+          <w:szCs w:val="28"/>
+        </w:rPr>
+        <w:t>Billy</w:t>
+      </w:r>
+    </w:p>
+    <w:p>
+      <w:pPr>
+        <w:jc w:val="both"/>
+        <w:rPr>
+          <w:b/>
+          <w:bCs/>
+          <w:sz w:val="28"/>
+          <w:szCs w:val="28"/>
+        </w:rPr>
+      </w:pPr>
+      <w:r>
+        <w:rPr>
+          <w:b/>
+          <w:bCs/>
+          <w:sz w:val="28"/>
+          <w:szCs w:val="28"/>
+        </w:rPr>
+        <w:t>Hello Billy</w:t>
+      </w:r>
+    </w:p>
+    <w:p>
+      <w:pPr>
+        <w:jc w:val="both"/>
+        <w:rPr>
+          <w:sz w:val="32"/>
+          <w:szCs w:val="32"/>
+        </w:rPr>
+      </w:pPr>
+      <w:r>
+        <w:rPr>
+          <w:sz w:val="32"/>
+          <w:szCs w:val="32"/>
+        </w:rPr>
+        <w:t xml:space="preserve"># For more info about usage in </w:t>
+      </w:r>
+      <w:r>
+        <w:rPr>
+          <w:b/>
+          <w:bCs/>
+          <w:sz w:val="32"/>
+          <w:szCs w:val="32"/>
+        </w:rPr>
+        <w:t>Flutter</w:t>
+      </w:r>
+      <w:r>
+        <w:rPr>
+          <w:sz w:val="32"/>
+          <w:szCs w:val="32"/>
+        </w:rPr>
+        <w:t xml:space="preserve"> see f25 flutter extras of basic doc</w:t>
       </w:r>
     </w:p>
     <w:p>

--- a/d5_part2_of_dart_oop.docx
+++ b/d5_part2_of_dart_oop.docx
@@ -100,7 +100,15 @@
           <w:sz w:val="32"/>
           <w:szCs w:val="32"/>
         </w:rPr>
-        <w:t>..2</w:t>
+        <w:t>…</w:t>
+      </w:r>
+      <w:r>
+        <w:rPr>
+          <w:rFonts w:ascii="Calibri" w:hAnsi="Calibri" w:cs="Calibri"/>
+          <w:sz w:val="32"/>
+          <w:szCs w:val="32"/>
+        </w:rPr>
+        <w:t>2</w:t>
       </w:r>
     </w:p>
     <w:p>
@@ -205,7 +213,7 @@
           <w:sz w:val="32"/>
           <w:szCs w:val="32"/>
         </w:rPr>
-        <w:t>3</w:t>
+        <w:t>4</w:t>
       </w:r>
     </w:p>
     <w:p>
@@ -789,7 +797,7 @@
           <w:sz w:val="32"/>
           <w:szCs w:val="32"/>
         </w:rPr>
-        <w:t>7</w:t>
+        <w:t>8</w:t>
       </w:r>
     </w:p>
     <w:p>
@@ -992,7 +1000,57 @@
           <w:sz w:val="32"/>
           <w:szCs w:val="32"/>
         </w:rPr>
-        <w:t xml:space="preserve"> Class……………………………………………</w:t>
+        <w:t xml:space="preserve"> Class</w:t>
+      </w:r>
+      <w:r>
+        <w:rPr>
+          <w:rFonts w:ascii="Calibri" w:hAnsi="Calibri" w:cs="Calibri"/>
+          <w:sz w:val="32"/>
+          <w:szCs w:val="32"/>
+        </w:rPr>
+        <w:t xml:space="preserve"> (List </w:t>
+      </w:r>
+      <w:proofErr w:type="gramStart"/>
+      <w:r>
+        <w:rPr>
+          <w:rFonts w:ascii="Calibri" w:hAnsi="Calibri" w:cs="Calibri"/>
+          <w:sz w:val="32"/>
+          <w:szCs w:val="32"/>
+        </w:rPr>
+        <w:t>Encapsulation)</w:t>
+      </w:r>
+      <w:r>
+        <w:rPr>
+          <w:rFonts w:ascii="Calibri" w:hAnsi="Calibri" w:cs="Calibri"/>
+          <w:sz w:val="32"/>
+          <w:szCs w:val="32"/>
+        </w:rPr>
+        <w:t>…</w:t>
+      </w:r>
+      <w:proofErr w:type="gramEnd"/>
+      <w:r>
+        <w:rPr>
+          <w:rFonts w:ascii="Calibri" w:hAnsi="Calibri" w:cs="Calibri"/>
+          <w:sz w:val="32"/>
+          <w:szCs w:val="32"/>
+        </w:rPr>
+        <w:t>……</w:t>
+      </w:r>
+      <w:r>
+        <w:rPr>
+          <w:rFonts w:ascii="Calibri" w:hAnsi="Calibri" w:cs="Calibri"/>
+          <w:sz w:val="32"/>
+          <w:szCs w:val="32"/>
+        </w:rPr>
+        <w:t>.</w:t>
+      </w:r>
+      <w:r>
+        <w:rPr>
+          <w:rFonts w:ascii="Calibri" w:hAnsi="Calibri" w:cs="Calibri"/>
+          <w:sz w:val="32"/>
+          <w:szCs w:val="32"/>
+        </w:rPr>
+        <w:t>……</w:t>
       </w:r>
       <w:r>
         <w:rPr>
@@ -1196,7 +1254,39 @@
           <w:sz w:val="36"/>
           <w:szCs w:val="36"/>
         </w:rPr>
-        <w:t xml:space="preserve"># We can use a named constructor to automatically take a map and return an object </w:t>
+        <w:t># We can use a</w:t>
+      </w:r>
+      <w:r>
+        <w:rPr>
+          <w:rFonts w:ascii="Calibri" w:hAnsi="Calibri" w:cs="Calibri"/>
+          <w:sz w:val="36"/>
+          <w:szCs w:val="36"/>
+        </w:rPr>
+        <w:t xml:space="preserve"> custom</w:t>
+      </w:r>
+      <w:r>
+        <w:rPr>
+          <w:rFonts w:ascii="Calibri" w:hAnsi="Calibri" w:cs="Calibri"/>
+          <w:sz w:val="36"/>
+          <w:szCs w:val="36"/>
+        </w:rPr>
+        <w:t xml:space="preserve"> named constructor</w:t>
+      </w:r>
+      <w:r>
+        <w:rPr>
+          <w:rFonts w:ascii="Calibri" w:hAnsi="Calibri" w:cs="Calibri"/>
+          <w:sz w:val="36"/>
+          <w:szCs w:val="36"/>
+        </w:rPr>
+        <w:t xml:space="preserve"> (Multi-Constructor Concept)</w:t>
+      </w:r>
+      <w:r>
+        <w:rPr>
+          <w:rFonts w:ascii="Calibri" w:hAnsi="Calibri" w:cs="Calibri"/>
+          <w:sz w:val="36"/>
+          <w:szCs w:val="36"/>
+        </w:rPr>
+        <w:t xml:space="preserve"> to automatically take a map and return an object </w:t>
       </w:r>
       <w:proofErr w:type="gramStart"/>
       <w:r>
@@ -1268,7 +1358,27 @@
           <w:sz w:val="36"/>
           <w:szCs w:val="36"/>
         </w:rPr>
-        <w:t xml:space="preserve">Note: </w:t>
+        <w:t>N</w:t>
+      </w:r>
+      <w:r>
+        <w:rPr>
+          <w:rFonts w:ascii="Calibri" w:hAnsi="Calibri" w:cs="Calibri"/>
+          <w:b/>
+          <w:bCs/>
+          <w:sz w:val="36"/>
+          <w:szCs w:val="36"/>
+        </w:rPr>
+        <w:t>OTE</w:t>
+      </w:r>
+      <w:r>
+        <w:rPr>
+          <w:rFonts w:ascii="Calibri" w:hAnsi="Calibri" w:cs="Calibri"/>
+          <w:b/>
+          <w:bCs/>
+          <w:sz w:val="36"/>
+          <w:szCs w:val="36"/>
+        </w:rPr>
+        <w:t xml:space="preserve">: </w:t>
       </w:r>
       <w:r>
         <w:rPr>
@@ -1937,6 +2047,7 @@
           <w:sz w:val="36"/>
           <w:szCs w:val="36"/>
         </w:rPr>
+        <w:lastRenderedPageBreak/>
         <w:t xml:space="preserve">    </w:t>
       </w:r>
       <w:proofErr w:type="gramStart"/>
@@ -1985,7 +2096,6 @@
           <w:sz w:val="36"/>
           <w:szCs w:val="36"/>
         </w:rPr>
-        <w:lastRenderedPageBreak/>
         <w:t xml:space="preserve">  }</w:t>
       </w:r>
     </w:p>
@@ -2552,6 +2662,7 @@
           <w:sz w:val="36"/>
           <w:szCs w:val="36"/>
         </w:rPr>
+        <w:lastRenderedPageBreak/>
         <w:t xml:space="preserve">Overriding </w:t>
       </w:r>
       <w:proofErr w:type="spellStart"/>
@@ -2592,7 +2703,6 @@
           <w:sz w:val="36"/>
           <w:szCs w:val="36"/>
         </w:rPr>
-        <w:lastRenderedPageBreak/>
         <w:t xml:space="preserve"># We can show a custom print of class instead of showing </w:t>
       </w:r>
       <w:r>
@@ -3148,6 +3258,7 @@
           <w:sz w:val="36"/>
           <w:szCs w:val="36"/>
         </w:rPr>
+        <w:lastRenderedPageBreak/>
         <w:t xml:space="preserve"># </w:t>
       </w:r>
       <w:r>
@@ -3336,505 +3447,505 @@
           <w:sz w:val="36"/>
           <w:szCs w:val="36"/>
         </w:rPr>
+        <w:t>class User {</w:t>
+      </w:r>
+    </w:p>
+    <w:p>
+      <w:pPr>
+        <w:jc w:val="both"/>
+        <w:rPr>
+          <w:rFonts w:ascii="Calibri" w:hAnsi="Calibri" w:cs="Calibri"/>
+          <w:b/>
+          <w:bCs/>
+          <w:color w:val="D86DCB" w:themeColor="accent5" w:themeTint="99"/>
+          <w:sz w:val="36"/>
+          <w:szCs w:val="36"/>
+        </w:rPr>
+      </w:pPr>
+      <w:r>
+        <w:rPr>
+          <w:rFonts w:ascii="Calibri" w:hAnsi="Calibri" w:cs="Calibri"/>
+          <w:b/>
+          <w:bCs/>
+          <w:color w:val="D86DCB" w:themeColor="accent5" w:themeTint="99"/>
+          <w:sz w:val="36"/>
+          <w:szCs w:val="36"/>
+        </w:rPr>
+        <w:t xml:space="preserve">  final String name;</w:t>
+      </w:r>
+    </w:p>
+    <w:p>
+      <w:pPr>
+        <w:jc w:val="both"/>
+        <w:rPr>
+          <w:rFonts w:ascii="Calibri" w:hAnsi="Calibri" w:cs="Calibri"/>
+          <w:b/>
+          <w:bCs/>
+          <w:color w:val="D86DCB" w:themeColor="accent5" w:themeTint="99"/>
+          <w:sz w:val="36"/>
+          <w:szCs w:val="36"/>
+        </w:rPr>
+      </w:pPr>
+      <w:r>
+        <w:rPr>
+          <w:rFonts w:ascii="Calibri" w:hAnsi="Calibri" w:cs="Calibri"/>
+          <w:b/>
+          <w:bCs/>
+          <w:color w:val="D86DCB" w:themeColor="accent5" w:themeTint="99"/>
+          <w:sz w:val="36"/>
+          <w:szCs w:val="36"/>
+        </w:rPr>
+        <w:t xml:space="preserve">  const User(this.name);</w:t>
+      </w:r>
+    </w:p>
+    <w:p>
+      <w:pPr>
+        <w:jc w:val="both"/>
+        <w:rPr>
+          <w:rFonts w:ascii="Calibri" w:hAnsi="Calibri" w:cs="Calibri"/>
+          <w:b/>
+          <w:bCs/>
+          <w:color w:val="D86DCB" w:themeColor="accent5" w:themeTint="99"/>
+          <w:sz w:val="36"/>
+          <w:szCs w:val="36"/>
+        </w:rPr>
+      </w:pPr>
+      <w:r>
+        <w:rPr>
+          <w:rFonts w:ascii="Calibri" w:hAnsi="Calibri" w:cs="Calibri"/>
+          <w:b/>
+          <w:bCs/>
+          <w:color w:val="D86DCB" w:themeColor="accent5" w:themeTint="99"/>
+          <w:sz w:val="36"/>
+          <w:szCs w:val="36"/>
+        </w:rPr>
+        <w:t>}</w:t>
+      </w:r>
+    </w:p>
+    <w:p>
+      <w:pPr>
+        <w:jc w:val="both"/>
+        <w:rPr>
+          <w:rFonts w:ascii="Calibri" w:hAnsi="Calibri" w:cs="Calibri"/>
+          <w:b/>
+          <w:bCs/>
+          <w:color w:val="D86DCB" w:themeColor="accent5" w:themeTint="99"/>
+          <w:sz w:val="36"/>
+          <w:szCs w:val="36"/>
+        </w:rPr>
+      </w:pPr>
+      <w:r>
+        <w:rPr>
+          <w:rFonts w:ascii="Calibri" w:hAnsi="Calibri" w:cs="Calibri"/>
+          <w:b/>
+          <w:bCs/>
+          <w:color w:val="D86DCB" w:themeColor="accent5" w:themeTint="99"/>
+          <w:sz w:val="36"/>
+          <w:szCs w:val="36"/>
+        </w:rPr>
+        <w:t>void main () {</w:t>
+      </w:r>
+    </w:p>
+    <w:p>
+      <w:pPr>
+        <w:jc w:val="both"/>
+        <w:rPr>
+          <w:rFonts w:ascii="Calibri" w:hAnsi="Calibri" w:cs="Calibri"/>
+          <w:b/>
+          <w:bCs/>
+          <w:color w:val="D86DCB" w:themeColor="accent5" w:themeTint="99"/>
+          <w:sz w:val="36"/>
+          <w:szCs w:val="36"/>
+        </w:rPr>
+      </w:pPr>
+      <w:r>
+        <w:rPr>
+          <w:rFonts w:ascii="Calibri" w:hAnsi="Calibri" w:cs="Calibri"/>
+          <w:b/>
+          <w:bCs/>
+          <w:color w:val="D86DCB" w:themeColor="accent5" w:themeTint="99"/>
+          <w:sz w:val="36"/>
+          <w:szCs w:val="36"/>
+        </w:rPr>
+        <w:t xml:space="preserve">  final u1 = User("Nazmul");</w:t>
+      </w:r>
+    </w:p>
+    <w:p>
+      <w:pPr>
+        <w:jc w:val="both"/>
+        <w:rPr>
+          <w:rFonts w:ascii="Calibri" w:hAnsi="Calibri" w:cs="Calibri"/>
+          <w:b/>
+          <w:bCs/>
+          <w:color w:val="D86DCB" w:themeColor="accent5" w:themeTint="99"/>
+          <w:sz w:val="36"/>
+          <w:szCs w:val="36"/>
+        </w:rPr>
+      </w:pPr>
+      <w:r>
+        <w:rPr>
+          <w:rFonts w:ascii="Calibri" w:hAnsi="Calibri" w:cs="Calibri"/>
+          <w:b/>
+          <w:bCs/>
+          <w:color w:val="D86DCB" w:themeColor="accent5" w:themeTint="99"/>
+          <w:sz w:val="36"/>
+          <w:szCs w:val="36"/>
+        </w:rPr>
+        <w:t xml:space="preserve">  final u2 = User("Nazmul");</w:t>
+      </w:r>
+    </w:p>
+    <w:p>
+      <w:pPr>
+        <w:jc w:val="both"/>
+        <w:rPr>
+          <w:rFonts w:ascii="Calibri" w:hAnsi="Calibri" w:cs="Calibri"/>
+          <w:b/>
+          <w:bCs/>
+          <w:color w:val="D86DCB" w:themeColor="accent5" w:themeTint="99"/>
+          <w:sz w:val="36"/>
+          <w:szCs w:val="36"/>
+        </w:rPr>
+      </w:pPr>
+      <w:r>
+        <w:rPr>
+          <w:rFonts w:ascii="Calibri" w:hAnsi="Calibri" w:cs="Calibri"/>
+          <w:b/>
+          <w:bCs/>
+          <w:color w:val="D86DCB" w:themeColor="accent5" w:themeTint="99"/>
+          <w:sz w:val="36"/>
+          <w:szCs w:val="36"/>
+        </w:rPr>
+        <w:t xml:space="preserve">  </w:t>
+      </w:r>
+      <w:proofErr w:type="gramStart"/>
+      <w:r>
+        <w:rPr>
+          <w:rFonts w:ascii="Calibri" w:hAnsi="Calibri" w:cs="Calibri"/>
+          <w:b/>
+          <w:bCs/>
+          <w:color w:val="D86DCB" w:themeColor="accent5" w:themeTint="99"/>
+          <w:sz w:val="36"/>
+          <w:szCs w:val="36"/>
+        </w:rPr>
+        <w:t>print(</w:t>
+      </w:r>
+      <w:proofErr w:type="gramEnd"/>
+      <w:r>
+        <w:rPr>
+          <w:rFonts w:ascii="Calibri" w:hAnsi="Calibri" w:cs="Calibri"/>
+          <w:b/>
+          <w:bCs/>
+          <w:color w:val="D86DCB" w:themeColor="accent5" w:themeTint="99"/>
+          <w:sz w:val="36"/>
+          <w:szCs w:val="36"/>
+        </w:rPr>
+        <w:t>u1 == u2); // false</w:t>
+      </w:r>
+    </w:p>
+    <w:p>
+      <w:pPr>
+        <w:jc w:val="both"/>
+        <w:rPr>
+          <w:rFonts w:ascii="Calibri" w:hAnsi="Calibri" w:cs="Calibri"/>
+          <w:b/>
+          <w:bCs/>
+          <w:color w:val="D86DCB" w:themeColor="accent5" w:themeTint="99"/>
+          <w:sz w:val="36"/>
+          <w:szCs w:val="36"/>
+        </w:rPr>
+      </w:pPr>
+      <w:r>
+        <w:rPr>
+          <w:rFonts w:ascii="Calibri" w:hAnsi="Calibri" w:cs="Calibri"/>
+          <w:b/>
+          <w:bCs/>
+          <w:color w:val="D86DCB" w:themeColor="accent5" w:themeTint="99"/>
+          <w:sz w:val="36"/>
+          <w:szCs w:val="36"/>
+        </w:rPr>
+        <w:t>}</w:t>
+      </w:r>
+    </w:p>
+    <w:p>
+      <w:pPr>
+        <w:jc w:val="both"/>
+        <w:rPr>
+          <w:rFonts w:ascii="Calibri" w:hAnsi="Calibri" w:cs="Calibri"/>
+          <w:sz w:val="36"/>
+          <w:szCs w:val="36"/>
+        </w:rPr>
+      </w:pPr>
+    </w:p>
+    <w:p>
+      <w:pPr>
+        <w:jc w:val="both"/>
+        <w:rPr>
+          <w:rFonts w:ascii="Calibri" w:hAnsi="Calibri" w:cs="Calibri"/>
+          <w:sz w:val="36"/>
+          <w:szCs w:val="36"/>
+        </w:rPr>
+      </w:pPr>
+      <w:r>
+        <w:rPr>
+          <w:rFonts w:ascii="Calibri" w:hAnsi="Calibri" w:cs="Calibri"/>
+          <w:sz w:val="36"/>
+          <w:szCs w:val="36"/>
+        </w:rPr>
+        <w:t>The Solution:</w:t>
+      </w:r>
+    </w:p>
+    <w:p>
+      <w:pPr>
+        <w:jc w:val="both"/>
+        <w:rPr>
+          <w:rFonts w:ascii="Calibri" w:hAnsi="Calibri" w:cs="Calibri"/>
+          <w:sz w:val="36"/>
+          <w:szCs w:val="36"/>
+        </w:rPr>
+      </w:pPr>
+      <w:r>
+        <w:rPr>
+          <w:rFonts w:ascii="Calibri" w:hAnsi="Calibri" w:cs="Calibri"/>
+          <w:sz w:val="36"/>
+          <w:szCs w:val="36"/>
+        </w:rPr>
+        <w:t xml:space="preserve"># </w:t>
+      </w:r>
+      <w:r>
+        <w:rPr>
+          <w:rFonts w:ascii="Calibri" w:hAnsi="Calibri" w:cs="Calibri"/>
+          <w:b/>
+          <w:bCs/>
+          <w:sz w:val="36"/>
+          <w:szCs w:val="36"/>
+        </w:rPr>
+        <w:t>@o</w:t>
+      </w:r>
+      <w:r>
+        <w:rPr>
+          <w:rFonts w:ascii="Calibri" w:hAnsi="Calibri" w:cs="Calibri"/>
+          <w:b/>
+          <w:bCs/>
+          <w:sz w:val="36"/>
+          <w:szCs w:val="36"/>
+        </w:rPr>
+        <w:t>verride</w:t>
+      </w:r>
+      <w:r>
+        <w:rPr>
+          <w:rFonts w:ascii="Calibri" w:hAnsi="Calibri" w:cs="Calibri"/>
+          <w:sz w:val="36"/>
+          <w:szCs w:val="36"/>
+        </w:rPr>
+        <w:t xml:space="preserve"> the </w:t>
+      </w:r>
+      <w:r>
+        <w:rPr>
+          <w:rFonts w:ascii="Calibri" w:hAnsi="Calibri" w:cs="Calibri"/>
+          <w:b/>
+          <w:bCs/>
+          <w:sz w:val="36"/>
+          <w:szCs w:val="36"/>
+        </w:rPr>
+        <w:t>bool operator</w:t>
+      </w:r>
+      <w:r>
+        <w:rPr>
+          <w:rFonts w:ascii="Calibri" w:hAnsi="Calibri" w:cs="Calibri"/>
+          <w:b/>
+          <w:bCs/>
+          <w:sz w:val="36"/>
+          <w:szCs w:val="36"/>
+        </w:rPr>
+        <w:t xml:space="preserve"> ==</w:t>
+      </w:r>
+      <w:r>
+        <w:rPr>
+          <w:rFonts w:ascii="Calibri" w:hAnsi="Calibri" w:cs="Calibri"/>
+          <w:sz w:val="36"/>
+          <w:szCs w:val="36"/>
+        </w:rPr>
+        <w:t xml:space="preserve"> method that will take an </w:t>
+      </w:r>
+      <w:r>
+        <w:rPr>
+          <w:rFonts w:ascii="Calibri" w:hAnsi="Calibri" w:cs="Calibri"/>
+          <w:b/>
+          <w:bCs/>
+          <w:sz w:val="36"/>
+          <w:szCs w:val="36"/>
+        </w:rPr>
+        <w:t>Object</w:t>
+      </w:r>
+      <w:r>
+        <w:rPr>
+          <w:rFonts w:ascii="Calibri" w:hAnsi="Calibri" w:cs="Calibri"/>
+          <w:sz w:val="36"/>
+          <w:szCs w:val="36"/>
+        </w:rPr>
+        <w:t xml:space="preserve"> data type. Then check if that </w:t>
+      </w:r>
+      <w:r>
+        <w:rPr>
+          <w:rFonts w:ascii="Calibri" w:hAnsi="Calibri" w:cs="Calibri"/>
+          <w:b/>
+          <w:bCs/>
+          <w:sz w:val="36"/>
+          <w:szCs w:val="36"/>
+        </w:rPr>
+        <w:t>object</w:t>
+      </w:r>
+      <w:r>
+        <w:rPr>
+          <w:rFonts w:ascii="Calibri" w:hAnsi="Calibri" w:cs="Calibri"/>
+          <w:sz w:val="36"/>
+          <w:szCs w:val="36"/>
+        </w:rPr>
+        <w:t xml:space="preserve"> matches with current classes data type (</w:t>
+      </w:r>
+      <w:r>
+        <w:rPr>
+          <w:rFonts w:ascii="Calibri" w:hAnsi="Calibri" w:cs="Calibri"/>
+          <w:b/>
+          <w:bCs/>
+          <w:sz w:val="36"/>
+          <w:szCs w:val="36"/>
+        </w:rPr>
+        <w:t>User</w:t>
+      </w:r>
+      <w:r>
+        <w:rPr>
+          <w:rFonts w:ascii="Calibri" w:hAnsi="Calibri" w:cs="Calibri"/>
+          <w:sz w:val="36"/>
+          <w:szCs w:val="36"/>
+        </w:rPr>
+        <w:t xml:space="preserve">) and if </w:t>
+      </w:r>
+      <w:r>
+        <w:rPr>
+          <w:rFonts w:ascii="Calibri" w:hAnsi="Calibri" w:cs="Calibri"/>
+          <w:b/>
+          <w:bCs/>
+          <w:sz w:val="36"/>
+          <w:szCs w:val="36"/>
+        </w:rPr>
+        <w:t>object</w:t>
+      </w:r>
+      <w:r>
+        <w:rPr>
+          <w:rFonts w:ascii="Calibri" w:hAnsi="Calibri" w:cs="Calibri"/>
+          <w:sz w:val="36"/>
+          <w:szCs w:val="36"/>
+        </w:rPr>
+        <w:t>’s value (</w:t>
+      </w:r>
+      <w:r>
+        <w:rPr>
+          <w:rFonts w:ascii="Calibri" w:hAnsi="Calibri" w:cs="Calibri"/>
+          <w:b/>
+          <w:bCs/>
+          <w:sz w:val="36"/>
+          <w:szCs w:val="36"/>
+        </w:rPr>
+        <w:t>name</w:t>
+      </w:r>
+      <w:r>
+        <w:rPr>
+          <w:rFonts w:ascii="Calibri" w:hAnsi="Calibri" w:cs="Calibri"/>
+          <w:sz w:val="36"/>
+          <w:szCs w:val="36"/>
+        </w:rPr>
+        <w:t>) matches with the current classes value (</w:t>
+      </w:r>
+      <w:r>
+        <w:rPr>
+          <w:rFonts w:ascii="Calibri" w:hAnsi="Calibri" w:cs="Calibri"/>
+          <w:b/>
+          <w:bCs/>
+          <w:sz w:val="36"/>
+          <w:szCs w:val="36"/>
+        </w:rPr>
+        <w:t>name</w:t>
+      </w:r>
+      <w:r>
+        <w:rPr>
+          <w:rFonts w:ascii="Calibri" w:hAnsi="Calibri" w:cs="Calibri"/>
+          <w:sz w:val="36"/>
+          <w:szCs w:val="36"/>
+        </w:rPr>
+        <w:t>)</w:t>
+      </w:r>
+    </w:p>
+    <w:p>
+      <w:pPr>
+        <w:jc w:val="both"/>
+        <w:rPr>
+          <w:rFonts w:ascii="Calibri" w:hAnsi="Calibri" w:cs="Calibri"/>
+          <w:sz w:val="36"/>
+          <w:szCs w:val="36"/>
+        </w:rPr>
+      </w:pPr>
+      <w:r>
+        <w:rPr>
+          <w:rFonts w:ascii="Calibri" w:hAnsi="Calibri" w:cs="Calibri"/>
+          <w:sz w:val="36"/>
+          <w:szCs w:val="36"/>
+        </w:rPr>
+        <w:t># If both matches then</w:t>
+      </w:r>
+      <w:r>
+        <w:rPr>
+          <w:rFonts w:ascii="Calibri" w:hAnsi="Calibri" w:cs="Calibri"/>
+          <w:b/>
+          <w:bCs/>
+          <w:sz w:val="36"/>
+          <w:szCs w:val="36"/>
+        </w:rPr>
+        <w:t xml:space="preserve"> u1 == u2</w:t>
+      </w:r>
+      <w:r>
+        <w:rPr>
+          <w:rFonts w:ascii="Calibri" w:hAnsi="Calibri" w:cs="Calibri"/>
+          <w:sz w:val="36"/>
+          <w:szCs w:val="36"/>
+        </w:rPr>
+        <w:t xml:space="preserve"> returns </w:t>
+      </w:r>
+      <w:r>
+        <w:rPr>
+          <w:rFonts w:ascii="Calibri" w:hAnsi="Calibri" w:cs="Calibri"/>
+          <w:b/>
+          <w:bCs/>
+          <w:sz w:val="36"/>
+          <w:szCs w:val="36"/>
+        </w:rPr>
+        <w:t>true</w:t>
+      </w:r>
+      <w:r>
+        <w:rPr>
+          <w:rFonts w:ascii="Calibri" w:hAnsi="Calibri" w:cs="Calibri"/>
+          <w:sz w:val="36"/>
+          <w:szCs w:val="36"/>
+        </w:rPr>
+        <w:t>. Using this pattern, we can check if different objects of same Class type have same value or not.</w:t>
+      </w:r>
+    </w:p>
+    <w:p>
+      <w:pPr>
+        <w:jc w:val="both"/>
+        <w:rPr>
+          <w:rFonts w:ascii="Calibri" w:hAnsi="Calibri" w:cs="Calibri"/>
+          <w:sz w:val="36"/>
+          <w:szCs w:val="36"/>
+        </w:rPr>
+      </w:pPr>
+      <w:r>
+        <w:rPr>
+          <w:rFonts w:ascii="Calibri" w:hAnsi="Calibri" w:cs="Calibri"/>
+          <w:sz w:val="36"/>
+          <w:szCs w:val="36"/>
+        </w:rPr>
         <w:lastRenderedPageBreak/>
-        <w:t>class User {</w:t>
-      </w:r>
-    </w:p>
-    <w:p>
-      <w:pPr>
-        <w:jc w:val="both"/>
-        <w:rPr>
-          <w:rFonts w:ascii="Calibri" w:hAnsi="Calibri" w:cs="Calibri"/>
-          <w:b/>
-          <w:bCs/>
-          <w:color w:val="D86DCB" w:themeColor="accent5" w:themeTint="99"/>
-          <w:sz w:val="36"/>
-          <w:szCs w:val="36"/>
-        </w:rPr>
-      </w:pPr>
-      <w:r>
-        <w:rPr>
-          <w:rFonts w:ascii="Calibri" w:hAnsi="Calibri" w:cs="Calibri"/>
-          <w:b/>
-          <w:bCs/>
-          <w:color w:val="D86DCB" w:themeColor="accent5" w:themeTint="99"/>
-          <w:sz w:val="36"/>
-          <w:szCs w:val="36"/>
-        </w:rPr>
-        <w:t xml:space="preserve">  final String name;</w:t>
-      </w:r>
-    </w:p>
-    <w:p>
-      <w:pPr>
-        <w:jc w:val="both"/>
-        <w:rPr>
-          <w:rFonts w:ascii="Calibri" w:hAnsi="Calibri" w:cs="Calibri"/>
-          <w:b/>
-          <w:bCs/>
-          <w:color w:val="D86DCB" w:themeColor="accent5" w:themeTint="99"/>
-          <w:sz w:val="36"/>
-          <w:szCs w:val="36"/>
-        </w:rPr>
-      </w:pPr>
-      <w:r>
-        <w:rPr>
-          <w:rFonts w:ascii="Calibri" w:hAnsi="Calibri" w:cs="Calibri"/>
-          <w:b/>
-          <w:bCs/>
-          <w:color w:val="D86DCB" w:themeColor="accent5" w:themeTint="99"/>
-          <w:sz w:val="36"/>
-          <w:szCs w:val="36"/>
-        </w:rPr>
-        <w:t xml:space="preserve">  const User(this.name);</w:t>
-      </w:r>
-    </w:p>
-    <w:p>
-      <w:pPr>
-        <w:jc w:val="both"/>
-        <w:rPr>
-          <w:rFonts w:ascii="Calibri" w:hAnsi="Calibri" w:cs="Calibri"/>
-          <w:b/>
-          <w:bCs/>
-          <w:color w:val="D86DCB" w:themeColor="accent5" w:themeTint="99"/>
-          <w:sz w:val="36"/>
-          <w:szCs w:val="36"/>
-        </w:rPr>
-      </w:pPr>
-      <w:r>
-        <w:rPr>
-          <w:rFonts w:ascii="Calibri" w:hAnsi="Calibri" w:cs="Calibri"/>
-          <w:b/>
-          <w:bCs/>
-          <w:color w:val="D86DCB" w:themeColor="accent5" w:themeTint="99"/>
-          <w:sz w:val="36"/>
-          <w:szCs w:val="36"/>
-        </w:rPr>
-        <w:t>}</w:t>
-      </w:r>
-    </w:p>
-    <w:p>
-      <w:pPr>
-        <w:jc w:val="both"/>
-        <w:rPr>
-          <w:rFonts w:ascii="Calibri" w:hAnsi="Calibri" w:cs="Calibri"/>
-          <w:b/>
-          <w:bCs/>
-          <w:color w:val="D86DCB" w:themeColor="accent5" w:themeTint="99"/>
-          <w:sz w:val="36"/>
-          <w:szCs w:val="36"/>
-        </w:rPr>
-      </w:pPr>
-      <w:r>
-        <w:rPr>
-          <w:rFonts w:ascii="Calibri" w:hAnsi="Calibri" w:cs="Calibri"/>
-          <w:b/>
-          <w:bCs/>
-          <w:color w:val="D86DCB" w:themeColor="accent5" w:themeTint="99"/>
-          <w:sz w:val="36"/>
-          <w:szCs w:val="36"/>
-        </w:rPr>
-        <w:t>void main () {</w:t>
-      </w:r>
-    </w:p>
-    <w:p>
-      <w:pPr>
-        <w:jc w:val="both"/>
-        <w:rPr>
-          <w:rFonts w:ascii="Calibri" w:hAnsi="Calibri" w:cs="Calibri"/>
-          <w:b/>
-          <w:bCs/>
-          <w:color w:val="D86DCB" w:themeColor="accent5" w:themeTint="99"/>
-          <w:sz w:val="36"/>
-          <w:szCs w:val="36"/>
-        </w:rPr>
-      </w:pPr>
-      <w:r>
-        <w:rPr>
-          <w:rFonts w:ascii="Calibri" w:hAnsi="Calibri" w:cs="Calibri"/>
-          <w:b/>
-          <w:bCs/>
-          <w:color w:val="D86DCB" w:themeColor="accent5" w:themeTint="99"/>
-          <w:sz w:val="36"/>
-          <w:szCs w:val="36"/>
-        </w:rPr>
-        <w:t xml:space="preserve">  final u1 = User("Nazmul");</w:t>
-      </w:r>
-    </w:p>
-    <w:p>
-      <w:pPr>
-        <w:jc w:val="both"/>
-        <w:rPr>
-          <w:rFonts w:ascii="Calibri" w:hAnsi="Calibri" w:cs="Calibri"/>
-          <w:b/>
-          <w:bCs/>
-          <w:color w:val="D86DCB" w:themeColor="accent5" w:themeTint="99"/>
-          <w:sz w:val="36"/>
-          <w:szCs w:val="36"/>
-        </w:rPr>
-      </w:pPr>
-      <w:r>
-        <w:rPr>
-          <w:rFonts w:ascii="Calibri" w:hAnsi="Calibri" w:cs="Calibri"/>
-          <w:b/>
-          <w:bCs/>
-          <w:color w:val="D86DCB" w:themeColor="accent5" w:themeTint="99"/>
-          <w:sz w:val="36"/>
-          <w:szCs w:val="36"/>
-        </w:rPr>
-        <w:t xml:space="preserve">  final u2 = User("Nazmul");</w:t>
-      </w:r>
-    </w:p>
-    <w:p>
-      <w:pPr>
-        <w:jc w:val="both"/>
-        <w:rPr>
-          <w:rFonts w:ascii="Calibri" w:hAnsi="Calibri" w:cs="Calibri"/>
-          <w:b/>
-          <w:bCs/>
-          <w:color w:val="D86DCB" w:themeColor="accent5" w:themeTint="99"/>
-          <w:sz w:val="36"/>
-          <w:szCs w:val="36"/>
-        </w:rPr>
-      </w:pPr>
-      <w:r>
-        <w:rPr>
-          <w:rFonts w:ascii="Calibri" w:hAnsi="Calibri" w:cs="Calibri"/>
-          <w:b/>
-          <w:bCs/>
-          <w:color w:val="D86DCB" w:themeColor="accent5" w:themeTint="99"/>
-          <w:sz w:val="36"/>
-          <w:szCs w:val="36"/>
-        </w:rPr>
-        <w:t xml:space="preserve">  </w:t>
-      </w:r>
-      <w:proofErr w:type="gramStart"/>
-      <w:r>
-        <w:rPr>
-          <w:rFonts w:ascii="Calibri" w:hAnsi="Calibri" w:cs="Calibri"/>
-          <w:b/>
-          <w:bCs/>
-          <w:color w:val="D86DCB" w:themeColor="accent5" w:themeTint="99"/>
-          <w:sz w:val="36"/>
-          <w:szCs w:val="36"/>
-        </w:rPr>
-        <w:t>print(</w:t>
-      </w:r>
-      <w:proofErr w:type="gramEnd"/>
-      <w:r>
-        <w:rPr>
-          <w:rFonts w:ascii="Calibri" w:hAnsi="Calibri" w:cs="Calibri"/>
-          <w:b/>
-          <w:bCs/>
-          <w:color w:val="D86DCB" w:themeColor="accent5" w:themeTint="99"/>
-          <w:sz w:val="36"/>
-          <w:szCs w:val="36"/>
-        </w:rPr>
-        <w:t>u1 == u2); // false</w:t>
-      </w:r>
-    </w:p>
-    <w:p>
-      <w:pPr>
-        <w:jc w:val="both"/>
-        <w:rPr>
-          <w:rFonts w:ascii="Calibri" w:hAnsi="Calibri" w:cs="Calibri"/>
-          <w:b/>
-          <w:bCs/>
-          <w:color w:val="D86DCB" w:themeColor="accent5" w:themeTint="99"/>
-          <w:sz w:val="36"/>
-          <w:szCs w:val="36"/>
-        </w:rPr>
-      </w:pPr>
-      <w:r>
-        <w:rPr>
-          <w:rFonts w:ascii="Calibri" w:hAnsi="Calibri" w:cs="Calibri"/>
-          <w:b/>
-          <w:bCs/>
-          <w:color w:val="D86DCB" w:themeColor="accent5" w:themeTint="99"/>
-          <w:sz w:val="36"/>
-          <w:szCs w:val="36"/>
-        </w:rPr>
-        <w:t>}</w:t>
-      </w:r>
-    </w:p>
-    <w:p>
-      <w:pPr>
-        <w:jc w:val="both"/>
-        <w:rPr>
-          <w:rFonts w:ascii="Calibri" w:hAnsi="Calibri" w:cs="Calibri"/>
-          <w:sz w:val="36"/>
-          <w:szCs w:val="36"/>
-        </w:rPr>
-      </w:pPr>
-    </w:p>
-    <w:p>
-      <w:pPr>
-        <w:jc w:val="both"/>
-        <w:rPr>
-          <w:rFonts w:ascii="Calibri" w:hAnsi="Calibri" w:cs="Calibri"/>
-          <w:sz w:val="36"/>
-          <w:szCs w:val="36"/>
-        </w:rPr>
-      </w:pPr>
-      <w:r>
-        <w:rPr>
-          <w:rFonts w:ascii="Calibri" w:hAnsi="Calibri" w:cs="Calibri"/>
-          <w:sz w:val="36"/>
-          <w:szCs w:val="36"/>
-        </w:rPr>
-        <w:t>The Solution:</w:t>
-      </w:r>
-    </w:p>
-    <w:p>
-      <w:pPr>
-        <w:jc w:val="both"/>
-        <w:rPr>
-          <w:rFonts w:ascii="Calibri" w:hAnsi="Calibri" w:cs="Calibri"/>
-          <w:sz w:val="36"/>
-          <w:szCs w:val="36"/>
-        </w:rPr>
-      </w:pPr>
-      <w:r>
-        <w:rPr>
-          <w:rFonts w:ascii="Calibri" w:hAnsi="Calibri" w:cs="Calibri"/>
-          <w:sz w:val="36"/>
-          <w:szCs w:val="36"/>
-        </w:rPr>
-        <w:t xml:space="preserve"># </w:t>
-      </w:r>
-      <w:r>
-        <w:rPr>
-          <w:rFonts w:ascii="Calibri" w:hAnsi="Calibri" w:cs="Calibri"/>
-          <w:b/>
-          <w:bCs/>
-          <w:sz w:val="36"/>
-          <w:szCs w:val="36"/>
-        </w:rPr>
-        <w:t>@o</w:t>
-      </w:r>
-      <w:r>
-        <w:rPr>
-          <w:rFonts w:ascii="Calibri" w:hAnsi="Calibri" w:cs="Calibri"/>
-          <w:b/>
-          <w:bCs/>
-          <w:sz w:val="36"/>
-          <w:szCs w:val="36"/>
-        </w:rPr>
-        <w:t>verride</w:t>
-      </w:r>
-      <w:r>
-        <w:rPr>
-          <w:rFonts w:ascii="Calibri" w:hAnsi="Calibri" w:cs="Calibri"/>
-          <w:sz w:val="36"/>
-          <w:szCs w:val="36"/>
-        </w:rPr>
-        <w:t xml:space="preserve"> the </w:t>
-      </w:r>
-      <w:r>
-        <w:rPr>
-          <w:rFonts w:ascii="Calibri" w:hAnsi="Calibri" w:cs="Calibri"/>
-          <w:b/>
-          <w:bCs/>
-          <w:sz w:val="36"/>
-          <w:szCs w:val="36"/>
-        </w:rPr>
-        <w:t>bool operator</w:t>
-      </w:r>
-      <w:r>
-        <w:rPr>
-          <w:rFonts w:ascii="Calibri" w:hAnsi="Calibri" w:cs="Calibri"/>
-          <w:b/>
-          <w:bCs/>
-          <w:sz w:val="36"/>
-          <w:szCs w:val="36"/>
-        </w:rPr>
-        <w:t xml:space="preserve"> ==</w:t>
-      </w:r>
-      <w:r>
-        <w:rPr>
-          <w:rFonts w:ascii="Calibri" w:hAnsi="Calibri" w:cs="Calibri"/>
-          <w:sz w:val="36"/>
-          <w:szCs w:val="36"/>
-        </w:rPr>
-        <w:t xml:space="preserve"> method that will take an </w:t>
-      </w:r>
-      <w:r>
-        <w:rPr>
-          <w:rFonts w:ascii="Calibri" w:hAnsi="Calibri" w:cs="Calibri"/>
-          <w:b/>
-          <w:bCs/>
-          <w:sz w:val="36"/>
-          <w:szCs w:val="36"/>
-        </w:rPr>
-        <w:t>Object</w:t>
-      </w:r>
-      <w:r>
-        <w:rPr>
-          <w:rFonts w:ascii="Calibri" w:hAnsi="Calibri" w:cs="Calibri"/>
-          <w:sz w:val="36"/>
-          <w:szCs w:val="36"/>
-        </w:rPr>
-        <w:t xml:space="preserve"> data type. Then check if that </w:t>
-      </w:r>
-      <w:r>
-        <w:rPr>
-          <w:rFonts w:ascii="Calibri" w:hAnsi="Calibri" w:cs="Calibri"/>
-          <w:b/>
-          <w:bCs/>
-          <w:sz w:val="36"/>
-          <w:szCs w:val="36"/>
-        </w:rPr>
-        <w:t>object</w:t>
-      </w:r>
-      <w:r>
-        <w:rPr>
-          <w:rFonts w:ascii="Calibri" w:hAnsi="Calibri" w:cs="Calibri"/>
-          <w:sz w:val="36"/>
-          <w:szCs w:val="36"/>
-        </w:rPr>
-        <w:t xml:space="preserve"> matches with current classes data type (</w:t>
-      </w:r>
-      <w:r>
-        <w:rPr>
-          <w:rFonts w:ascii="Calibri" w:hAnsi="Calibri" w:cs="Calibri"/>
-          <w:b/>
-          <w:bCs/>
-          <w:sz w:val="36"/>
-          <w:szCs w:val="36"/>
-        </w:rPr>
-        <w:t>User</w:t>
-      </w:r>
-      <w:r>
-        <w:rPr>
-          <w:rFonts w:ascii="Calibri" w:hAnsi="Calibri" w:cs="Calibri"/>
-          <w:sz w:val="36"/>
-          <w:szCs w:val="36"/>
-        </w:rPr>
-        <w:t xml:space="preserve">) and if </w:t>
-      </w:r>
-      <w:r>
-        <w:rPr>
-          <w:rFonts w:ascii="Calibri" w:hAnsi="Calibri" w:cs="Calibri"/>
-          <w:b/>
-          <w:bCs/>
-          <w:sz w:val="36"/>
-          <w:szCs w:val="36"/>
-        </w:rPr>
-        <w:t>object</w:t>
-      </w:r>
-      <w:r>
-        <w:rPr>
-          <w:rFonts w:ascii="Calibri" w:hAnsi="Calibri" w:cs="Calibri"/>
-          <w:sz w:val="36"/>
-          <w:szCs w:val="36"/>
-        </w:rPr>
-        <w:t>’s value (</w:t>
-      </w:r>
-      <w:r>
-        <w:rPr>
-          <w:rFonts w:ascii="Calibri" w:hAnsi="Calibri" w:cs="Calibri"/>
-          <w:b/>
-          <w:bCs/>
-          <w:sz w:val="36"/>
-          <w:szCs w:val="36"/>
-        </w:rPr>
-        <w:t>name</w:t>
-      </w:r>
-      <w:r>
-        <w:rPr>
-          <w:rFonts w:ascii="Calibri" w:hAnsi="Calibri" w:cs="Calibri"/>
-          <w:sz w:val="36"/>
-          <w:szCs w:val="36"/>
-        </w:rPr>
-        <w:t>) matches with the current classes value (</w:t>
-      </w:r>
-      <w:r>
-        <w:rPr>
-          <w:rFonts w:ascii="Calibri" w:hAnsi="Calibri" w:cs="Calibri"/>
-          <w:b/>
-          <w:bCs/>
-          <w:sz w:val="36"/>
-          <w:szCs w:val="36"/>
-        </w:rPr>
-        <w:t>name</w:t>
-      </w:r>
-      <w:r>
-        <w:rPr>
-          <w:rFonts w:ascii="Calibri" w:hAnsi="Calibri" w:cs="Calibri"/>
-          <w:sz w:val="36"/>
-          <w:szCs w:val="36"/>
-        </w:rPr>
-        <w:t>)</w:t>
-      </w:r>
-    </w:p>
-    <w:p>
-      <w:pPr>
-        <w:jc w:val="both"/>
-        <w:rPr>
-          <w:rFonts w:ascii="Calibri" w:hAnsi="Calibri" w:cs="Calibri"/>
-          <w:sz w:val="36"/>
-          <w:szCs w:val="36"/>
-        </w:rPr>
-      </w:pPr>
-      <w:r>
-        <w:rPr>
-          <w:rFonts w:ascii="Calibri" w:hAnsi="Calibri" w:cs="Calibri"/>
-          <w:sz w:val="36"/>
-          <w:szCs w:val="36"/>
-        </w:rPr>
-        <w:t># If both matches then</w:t>
-      </w:r>
-      <w:r>
-        <w:rPr>
-          <w:rFonts w:ascii="Calibri" w:hAnsi="Calibri" w:cs="Calibri"/>
-          <w:b/>
-          <w:bCs/>
-          <w:sz w:val="36"/>
-          <w:szCs w:val="36"/>
-        </w:rPr>
-        <w:t xml:space="preserve"> u1 == u2</w:t>
-      </w:r>
-      <w:r>
-        <w:rPr>
-          <w:rFonts w:ascii="Calibri" w:hAnsi="Calibri" w:cs="Calibri"/>
-          <w:sz w:val="36"/>
-          <w:szCs w:val="36"/>
-        </w:rPr>
-        <w:t xml:space="preserve"> returns </w:t>
-      </w:r>
-      <w:r>
-        <w:rPr>
-          <w:rFonts w:ascii="Calibri" w:hAnsi="Calibri" w:cs="Calibri"/>
-          <w:b/>
-          <w:bCs/>
-          <w:sz w:val="36"/>
-          <w:szCs w:val="36"/>
-        </w:rPr>
-        <w:t>true</w:t>
-      </w:r>
-      <w:r>
-        <w:rPr>
-          <w:rFonts w:ascii="Calibri" w:hAnsi="Calibri" w:cs="Calibri"/>
-          <w:sz w:val="36"/>
-          <w:szCs w:val="36"/>
-        </w:rPr>
-        <w:t>. Using this pattern, we can check if different objects of same Class type have same value or not.</w:t>
-      </w:r>
-    </w:p>
-    <w:p>
-      <w:pPr>
-        <w:jc w:val="both"/>
-        <w:rPr>
-          <w:rFonts w:ascii="Calibri" w:hAnsi="Calibri" w:cs="Calibri"/>
-          <w:sz w:val="36"/>
-          <w:szCs w:val="36"/>
-        </w:rPr>
-      </w:pPr>
-      <w:r>
-        <w:rPr>
-          <w:rFonts w:ascii="Calibri" w:hAnsi="Calibri" w:cs="Calibri"/>
-          <w:sz w:val="36"/>
-          <w:szCs w:val="36"/>
-        </w:rPr>
         <w:t xml:space="preserve"># Also override the </w:t>
       </w:r>
       <w:proofErr w:type="spellStart"/>
@@ -4007,7 +4118,6 @@
           <w:sz w:val="36"/>
           <w:szCs w:val="36"/>
         </w:rPr>
-        <w:lastRenderedPageBreak/>
         <w:t xml:space="preserve">  final String name;</w:t>
       </w:r>
     </w:p>
@@ -4626,6 +4736,7 @@
           <w:sz w:val="36"/>
           <w:szCs w:val="36"/>
         </w:rPr>
+        <w:lastRenderedPageBreak/>
         <w:t>final users = {</w:t>
       </w:r>
     </w:p>
@@ -4698,7 +4809,6 @@
           <w:sz w:val="36"/>
           <w:szCs w:val="36"/>
         </w:rPr>
-        <w:lastRenderedPageBreak/>
         <w:t>print(</w:t>
       </w:r>
       <w:proofErr w:type="spellStart"/>
@@ -5200,6 +5310,7 @@
           <w:sz w:val="36"/>
           <w:szCs w:val="36"/>
         </w:rPr>
+        <w:lastRenderedPageBreak/>
         <w:t xml:space="preserve"># But </w:t>
       </w:r>
       <w:r>
@@ -5320,7 +5431,6 @@
           <w:sz w:val="36"/>
           <w:szCs w:val="36"/>
         </w:rPr>
-        <w:lastRenderedPageBreak/>
         <w:t xml:space="preserve">  final int marks;</w:t>
       </w:r>
     </w:p>
@@ -5870,6 +5980,7 @@
           <w:sz w:val="36"/>
           <w:szCs w:val="36"/>
         </w:rPr>
+        <w:lastRenderedPageBreak/>
         <w:t>The Solution:</w:t>
       </w:r>
     </w:p>
@@ -5982,16 +6093,7 @@
           <w:sz w:val="36"/>
           <w:szCs w:val="36"/>
         </w:rPr>
-        <w:t xml:space="preserve"> that will take </w:t>
-      </w:r>
-      <w:r>
-        <w:rPr>
-          <w:rFonts w:ascii="Calibri" w:hAnsi="Calibri" w:cs="Calibri"/>
-          <w:sz w:val="36"/>
-          <w:szCs w:val="36"/>
-        </w:rPr>
-        <w:lastRenderedPageBreak/>
-        <w:t>an instance (</w:t>
+        <w:t xml:space="preserve"> that will take an instance (</w:t>
       </w:r>
       <w:r>
         <w:rPr>
@@ -6677,6 +6779,7 @@
           <w:sz w:val="36"/>
           <w:szCs w:val="36"/>
         </w:rPr>
+        <w:lastRenderedPageBreak/>
         <w:t xml:space="preserve">    </w:t>
       </w:r>
       <w:proofErr w:type="gramStart"/>
@@ -6773,7 +6876,6 @@
           <w:sz w:val="36"/>
           <w:szCs w:val="36"/>
         </w:rPr>
-        <w:lastRenderedPageBreak/>
         <w:t xml:space="preserve">  ];</w:t>
       </w:r>
     </w:p>
@@ -7317,6 +7419,7 @@
           <w:sz w:val="36"/>
           <w:szCs w:val="36"/>
         </w:rPr>
+        <w:lastRenderedPageBreak/>
         <w:t>Sorting users</w:t>
       </w:r>
     </w:p>
@@ -7368,7 +7471,6 @@
           <w:sz w:val="36"/>
           <w:szCs w:val="36"/>
         </w:rPr>
-        <w:lastRenderedPageBreak/>
         <w:t>Break</w:t>
       </w:r>
     </w:p>
@@ -7529,7 +7631,15 @@
           <w:sz w:val="36"/>
           <w:szCs w:val="36"/>
         </w:rPr>
-        <w:t xml:space="preserve"> (Rarely used in</w:t>
+        <w:t xml:space="preserve"> (used in</w:t>
+      </w:r>
+      <w:r>
+        <w:rPr>
+          <w:rFonts w:ascii="Calibri" w:hAnsi="Calibri" w:cs="Calibri"/>
+          <w:sz w:val="36"/>
+          <w:szCs w:val="36"/>
+        </w:rPr>
+        <w:t xml:space="preserve"> light and dark theme data of</w:t>
       </w:r>
       <w:r>
         <w:rPr>
@@ -7935,6 +8045,7 @@
           <w:sz w:val="36"/>
           <w:szCs w:val="36"/>
         </w:rPr>
+        <w:lastRenderedPageBreak/>
         <w:t xml:space="preserve">  print(result); // 5</w:t>
       </w:r>
     </w:p>
@@ -7987,7 +8098,6 @@
           <w:sz w:val="36"/>
           <w:szCs w:val="36"/>
         </w:rPr>
-        <w:lastRenderedPageBreak/>
         <w:t>Break</w:t>
       </w:r>
     </w:p>
@@ -8466,6 +8576,7 @@
           <w:sz w:val="36"/>
           <w:szCs w:val="36"/>
         </w:rPr>
+        <w:lastRenderedPageBreak/>
         <w:t>void main () {</w:t>
       </w:r>
     </w:p>
@@ -8588,7 +8699,6 @@
           <w:sz w:val="36"/>
           <w:szCs w:val="36"/>
         </w:rPr>
-        <w:lastRenderedPageBreak/>
         <w:t>}</w:t>
       </w:r>
     </w:p>
@@ -9077,6 +9187,7 @@
           <w:sz w:val="36"/>
           <w:szCs w:val="36"/>
         </w:rPr>
+        <w:lastRenderedPageBreak/>
         <w:t>Secure Storage</w:t>
       </w:r>
     </w:p>
@@ -9172,7 +9283,6 @@
           <w:sz w:val="36"/>
           <w:szCs w:val="36"/>
         </w:rPr>
-        <w:lastRenderedPageBreak/>
         <w:t xml:space="preserve">  </w:t>
       </w:r>
       <w:proofErr w:type="gramStart"/>
@@ -9799,6 +9909,7 @@
           <w:sz w:val="36"/>
           <w:szCs w:val="36"/>
         </w:rPr>
+        <w:lastRenderedPageBreak/>
         <w:t>}</w:t>
       </w:r>
     </w:p>
@@ -10354,6 +10465,7 @@
           <w:sz w:val="36"/>
           <w:szCs w:val="36"/>
         </w:rPr>
+        <w:lastRenderedPageBreak/>
         <w:t>class Dog implements Animal {</w:t>
       </w:r>
     </w:p>
@@ -10498,64 +10610,453 @@
           <w:sz w:val="36"/>
           <w:szCs w:val="36"/>
         </w:rPr>
+        <w:t xml:space="preserve">  }</w:t>
+      </w:r>
+    </w:p>
+    <w:p>
+      <w:pPr>
+        <w:jc w:val="both"/>
+        <w:rPr>
+          <w:rFonts w:ascii="Calibri" w:hAnsi="Calibri" w:cs="Calibri"/>
+          <w:b/>
+          <w:bCs/>
+          <w:color w:val="D86DCB" w:themeColor="accent5" w:themeTint="99"/>
+          <w:sz w:val="36"/>
+          <w:szCs w:val="36"/>
+        </w:rPr>
+      </w:pPr>
+      <w:r>
+        <w:rPr>
+          <w:rFonts w:ascii="Calibri" w:hAnsi="Calibri" w:cs="Calibri"/>
+          <w:b/>
+          <w:bCs/>
+          <w:color w:val="D86DCB" w:themeColor="accent5" w:themeTint="99"/>
+          <w:sz w:val="36"/>
+          <w:szCs w:val="36"/>
+        </w:rPr>
+        <w:t>}</w:t>
+      </w:r>
+    </w:p>
+    <w:p>
+      <w:pPr>
+        <w:jc w:val="both"/>
+        <w:rPr>
+          <w:rFonts w:ascii="Calibri" w:hAnsi="Calibri" w:cs="Calibri"/>
+          <w:sz w:val="36"/>
+          <w:szCs w:val="36"/>
+        </w:rPr>
+      </w:pPr>
+    </w:p>
+    <w:p>
+      <w:pPr>
+        <w:jc w:val="both"/>
+        <w:rPr>
+          <w:rFonts w:ascii="Calibri" w:hAnsi="Calibri" w:cs="Calibri"/>
+          <w:sz w:val="36"/>
+          <w:szCs w:val="36"/>
+        </w:rPr>
+      </w:pPr>
+    </w:p>
+    <w:p>
+      <w:pPr>
+        <w:jc w:val="both"/>
+        <w:rPr>
+          <w:rFonts w:ascii="Calibri" w:hAnsi="Calibri" w:cs="Calibri"/>
+          <w:b/>
+          <w:bCs/>
+          <w:sz w:val="36"/>
+          <w:szCs w:val="36"/>
+        </w:rPr>
+      </w:pPr>
+      <w:r>
+        <w:rPr>
+          <w:rFonts w:ascii="Calibri" w:hAnsi="Calibri" w:cs="Calibri"/>
+          <w:b/>
+          <w:bCs/>
+          <w:sz w:val="36"/>
+          <w:szCs w:val="36"/>
+        </w:rPr>
+        <w:t>Implements vs Extends:</w:t>
+      </w:r>
+    </w:p>
+    <w:p>
+      <w:pPr>
+        <w:jc w:val="both"/>
+        <w:rPr>
+          <w:rFonts w:ascii="Calibri" w:hAnsi="Calibri" w:cs="Calibri"/>
+          <w:sz w:val="36"/>
+          <w:szCs w:val="36"/>
+        </w:rPr>
+      </w:pPr>
+      <w:r>
+        <w:rPr>
+          <w:rFonts w:ascii="Calibri" w:hAnsi="Calibri" w:cs="Calibri"/>
+          <w:sz w:val="36"/>
+          <w:szCs w:val="36"/>
+        </w:rPr>
+        <w:t xml:space="preserve"># </w:t>
+      </w:r>
+      <w:r>
+        <w:rPr>
+          <w:rFonts w:ascii="Calibri" w:hAnsi="Calibri" w:cs="Calibri"/>
+          <w:sz w:val="36"/>
+          <w:szCs w:val="36"/>
+        </w:rPr>
+        <w:t>MOST IMPORTANT,</w:t>
+      </w:r>
+      <w:r>
+        <w:rPr>
+          <w:rFonts w:ascii="Calibri" w:hAnsi="Calibri" w:cs="Calibri"/>
+          <w:b/>
+          <w:bCs/>
+          <w:sz w:val="36"/>
+          <w:szCs w:val="36"/>
+        </w:rPr>
+        <w:t xml:space="preserve"> extends</w:t>
+      </w:r>
+      <w:r>
+        <w:rPr>
+          <w:rFonts w:ascii="Calibri" w:hAnsi="Calibri" w:cs="Calibri"/>
+          <w:sz w:val="36"/>
+          <w:szCs w:val="36"/>
+        </w:rPr>
+        <w:t xml:space="preserve"> </w:t>
+      </w:r>
+      <w:r>
+        <w:rPr>
+          <w:rFonts w:ascii="Calibri" w:hAnsi="Calibri" w:cs="Calibri"/>
+          <w:sz w:val="36"/>
+          <w:szCs w:val="36"/>
+        </w:rPr>
+        <w:sym w:font="Wingdings" w:char="F0E0"/>
+      </w:r>
+      <w:r>
+        <w:rPr>
+          <w:rFonts w:ascii="Calibri" w:hAnsi="Calibri" w:cs="Calibri"/>
+          <w:sz w:val="36"/>
+          <w:szCs w:val="36"/>
+        </w:rPr>
+        <w:t xml:space="preserve"> Inherit implementation, works immediately because </w:t>
+      </w:r>
+      <w:r>
+        <w:rPr>
+          <w:rFonts w:ascii="Calibri" w:hAnsi="Calibri" w:cs="Calibri"/>
+          <w:b/>
+          <w:bCs/>
+          <w:sz w:val="36"/>
+          <w:szCs w:val="36"/>
+        </w:rPr>
+        <w:t>Dog</w:t>
+      </w:r>
+      <w:r>
+        <w:rPr>
+          <w:rFonts w:ascii="Calibri" w:hAnsi="Calibri" w:cs="Calibri"/>
+          <w:sz w:val="36"/>
+          <w:szCs w:val="36"/>
+        </w:rPr>
+        <w:t xml:space="preserve"> inherited the implementation including the properties</w:t>
+      </w:r>
+    </w:p>
+    <w:p>
+      <w:pPr>
+        <w:jc w:val="both"/>
+        <w:rPr>
+          <w:rFonts w:ascii="Calibri" w:hAnsi="Calibri" w:cs="Calibri"/>
+          <w:b/>
+          <w:bCs/>
+          <w:color w:val="D86DCB" w:themeColor="accent5" w:themeTint="99"/>
+          <w:sz w:val="36"/>
+          <w:szCs w:val="36"/>
+        </w:rPr>
+      </w:pPr>
+      <w:r>
+        <w:rPr>
+          <w:rFonts w:ascii="Calibri" w:hAnsi="Calibri" w:cs="Calibri"/>
+          <w:b/>
+          <w:bCs/>
+          <w:color w:val="D86DCB" w:themeColor="accent5" w:themeTint="99"/>
+          <w:sz w:val="36"/>
+          <w:szCs w:val="36"/>
+        </w:rPr>
+        <w:t>class Animal {</w:t>
+      </w:r>
+    </w:p>
+    <w:p>
+      <w:pPr>
+        <w:jc w:val="both"/>
+        <w:rPr>
+          <w:rFonts w:ascii="Calibri" w:hAnsi="Calibri" w:cs="Calibri"/>
+          <w:b/>
+          <w:bCs/>
+          <w:color w:val="D86DCB" w:themeColor="accent5" w:themeTint="99"/>
+          <w:sz w:val="36"/>
+          <w:szCs w:val="36"/>
+        </w:rPr>
+      </w:pPr>
+      <w:r>
+        <w:rPr>
+          <w:rFonts w:ascii="Calibri" w:hAnsi="Calibri" w:cs="Calibri"/>
+          <w:b/>
+          <w:bCs/>
+          <w:color w:val="D86DCB" w:themeColor="accent5" w:themeTint="99"/>
+          <w:sz w:val="36"/>
+          <w:szCs w:val="36"/>
+        </w:rPr>
+        <w:t xml:space="preserve">  String type = “Animal”;</w:t>
+      </w:r>
+    </w:p>
+    <w:p>
+      <w:pPr>
+        <w:jc w:val="both"/>
+        <w:rPr>
+          <w:rFonts w:ascii="Calibri" w:hAnsi="Calibri" w:cs="Calibri"/>
+          <w:b/>
+          <w:bCs/>
+          <w:color w:val="D86DCB" w:themeColor="accent5" w:themeTint="99"/>
+          <w:sz w:val="36"/>
+          <w:szCs w:val="36"/>
+        </w:rPr>
+      </w:pPr>
+      <w:r>
+        <w:rPr>
+          <w:rFonts w:ascii="Calibri" w:hAnsi="Calibri" w:cs="Calibri"/>
+          <w:b/>
+          <w:bCs/>
+          <w:color w:val="D86DCB" w:themeColor="accent5" w:themeTint="99"/>
+          <w:sz w:val="36"/>
+          <w:szCs w:val="36"/>
+        </w:rPr>
+        <w:t xml:space="preserve">  void </w:t>
+      </w:r>
+      <w:proofErr w:type="gramStart"/>
+      <w:r>
+        <w:rPr>
+          <w:rFonts w:ascii="Calibri" w:hAnsi="Calibri" w:cs="Calibri"/>
+          <w:b/>
+          <w:bCs/>
+          <w:color w:val="D86DCB" w:themeColor="accent5" w:themeTint="99"/>
+          <w:sz w:val="36"/>
+          <w:szCs w:val="36"/>
+        </w:rPr>
+        <w:t>eat(</w:t>
+      </w:r>
+      <w:proofErr w:type="gramEnd"/>
+      <w:r>
+        <w:rPr>
+          <w:rFonts w:ascii="Calibri" w:hAnsi="Calibri" w:cs="Calibri"/>
+          <w:b/>
+          <w:bCs/>
+          <w:color w:val="D86DCB" w:themeColor="accent5" w:themeTint="99"/>
+          <w:sz w:val="36"/>
+          <w:szCs w:val="36"/>
+        </w:rPr>
+        <w:t>) {</w:t>
+      </w:r>
+    </w:p>
+    <w:p>
+      <w:pPr>
+        <w:jc w:val="both"/>
+        <w:rPr>
+          <w:rFonts w:ascii="Calibri" w:hAnsi="Calibri" w:cs="Calibri"/>
+          <w:b/>
+          <w:bCs/>
+          <w:color w:val="D86DCB" w:themeColor="accent5" w:themeTint="99"/>
+          <w:sz w:val="36"/>
+          <w:szCs w:val="36"/>
+        </w:rPr>
+      </w:pPr>
+      <w:r>
+        <w:rPr>
+          <w:rFonts w:ascii="Calibri" w:hAnsi="Calibri" w:cs="Calibri"/>
+          <w:b/>
+          <w:bCs/>
+          <w:color w:val="D86DCB" w:themeColor="accent5" w:themeTint="99"/>
+          <w:sz w:val="36"/>
+          <w:szCs w:val="36"/>
+        </w:rPr>
+        <w:t xml:space="preserve">    print("Eating");</w:t>
+      </w:r>
+    </w:p>
+    <w:p>
+      <w:pPr>
+        <w:jc w:val="both"/>
+        <w:rPr>
+          <w:rFonts w:ascii="Calibri" w:hAnsi="Calibri" w:cs="Calibri"/>
+          <w:b/>
+          <w:bCs/>
+          <w:color w:val="D86DCB" w:themeColor="accent5" w:themeTint="99"/>
+          <w:sz w:val="36"/>
+          <w:szCs w:val="36"/>
+        </w:rPr>
+      </w:pPr>
+      <w:r>
+        <w:rPr>
+          <w:rFonts w:ascii="Calibri" w:hAnsi="Calibri" w:cs="Calibri"/>
+          <w:b/>
+          <w:bCs/>
+          <w:color w:val="D86DCB" w:themeColor="accent5" w:themeTint="99"/>
+          <w:sz w:val="36"/>
+          <w:szCs w:val="36"/>
+        </w:rPr>
+        <w:t xml:space="preserve">  }</w:t>
+      </w:r>
+    </w:p>
+    <w:p>
+      <w:pPr>
+        <w:jc w:val="both"/>
+        <w:rPr>
+          <w:rFonts w:ascii="Calibri" w:hAnsi="Calibri" w:cs="Calibri"/>
+          <w:b/>
+          <w:bCs/>
+          <w:color w:val="D86DCB" w:themeColor="accent5" w:themeTint="99"/>
+          <w:sz w:val="36"/>
+          <w:szCs w:val="36"/>
+        </w:rPr>
+      </w:pPr>
+      <w:r>
+        <w:rPr>
+          <w:rFonts w:ascii="Calibri" w:hAnsi="Calibri" w:cs="Calibri"/>
+          <w:b/>
+          <w:bCs/>
+          <w:color w:val="D86DCB" w:themeColor="accent5" w:themeTint="99"/>
+          <w:sz w:val="36"/>
+          <w:szCs w:val="36"/>
+        </w:rPr>
+        <w:t>}</w:t>
+      </w:r>
+    </w:p>
+    <w:p>
+      <w:pPr>
+        <w:jc w:val="both"/>
+        <w:rPr>
+          <w:rFonts w:ascii="Calibri" w:hAnsi="Calibri" w:cs="Calibri"/>
+          <w:b/>
+          <w:bCs/>
+          <w:color w:val="D86DCB" w:themeColor="accent5" w:themeTint="99"/>
+          <w:sz w:val="36"/>
+          <w:szCs w:val="36"/>
+        </w:rPr>
+      </w:pPr>
+      <w:r>
+        <w:rPr>
+          <w:rFonts w:ascii="Calibri" w:hAnsi="Calibri" w:cs="Calibri"/>
+          <w:b/>
+          <w:bCs/>
+          <w:color w:val="D86DCB" w:themeColor="accent5" w:themeTint="99"/>
+          <w:sz w:val="36"/>
+          <w:szCs w:val="36"/>
+        </w:rPr>
+        <w:t>class Dog extends Animal {}</w:t>
+      </w:r>
+    </w:p>
+    <w:p>
+      <w:pPr>
+        <w:jc w:val="both"/>
+        <w:rPr>
+          <w:rFonts w:ascii="Calibri" w:hAnsi="Calibri" w:cs="Calibri"/>
+          <w:b/>
+          <w:bCs/>
+          <w:color w:val="D86DCB" w:themeColor="accent5" w:themeTint="99"/>
+          <w:sz w:val="36"/>
+          <w:szCs w:val="36"/>
+        </w:rPr>
+      </w:pPr>
+      <w:r>
+        <w:rPr>
+          <w:rFonts w:ascii="Calibri" w:hAnsi="Calibri" w:cs="Calibri"/>
+          <w:b/>
+          <w:bCs/>
+          <w:color w:val="D86DCB" w:themeColor="accent5" w:themeTint="99"/>
+          <w:sz w:val="36"/>
+          <w:szCs w:val="36"/>
+        </w:rPr>
+        <w:t>// Usage</w:t>
+      </w:r>
+    </w:p>
+    <w:p>
+      <w:pPr>
+        <w:jc w:val="both"/>
+        <w:rPr>
+          <w:rFonts w:ascii="Calibri" w:hAnsi="Calibri" w:cs="Calibri"/>
+          <w:b/>
+          <w:bCs/>
+          <w:color w:val="D86DCB" w:themeColor="accent5" w:themeTint="99"/>
+          <w:sz w:val="36"/>
+          <w:szCs w:val="36"/>
+        </w:rPr>
+      </w:pPr>
+      <w:r>
+        <w:rPr>
+          <w:rFonts w:ascii="Calibri" w:hAnsi="Calibri" w:cs="Calibri"/>
+          <w:b/>
+          <w:bCs/>
+          <w:color w:val="D86DCB" w:themeColor="accent5" w:themeTint="99"/>
+          <w:sz w:val="36"/>
+          <w:szCs w:val="36"/>
+        </w:rPr>
+        <w:t>Dog(</w:t>
+      </w:r>
+      <w:proofErr w:type="gramStart"/>
+      <w:r>
+        <w:rPr>
+          <w:rFonts w:ascii="Calibri" w:hAnsi="Calibri" w:cs="Calibri"/>
+          <w:b/>
+          <w:bCs/>
+          <w:color w:val="D86DCB" w:themeColor="accent5" w:themeTint="99"/>
+          <w:sz w:val="36"/>
+          <w:szCs w:val="36"/>
+        </w:rPr>
+        <w:t>).eat</w:t>
+      </w:r>
+      <w:proofErr w:type="gramEnd"/>
+      <w:r>
+        <w:rPr>
+          <w:rFonts w:ascii="Calibri" w:hAnsi="Calibri" w:cs="Calibri"/>
+          <w:b/>
+          <w:bCs/>
+          <w:color w:val="D86DCB" w:themeColor="accent5" w:themeTint="99"/>
+          <w:sz w:val="36"/>
+          <w:szCs w:val="36"/>
+        </w:rPr>
+        <w:t xml:space="preserve">(); </w:t>
+      </w:r>
+    </w:p>
+    <w:p>
+      <w:pPr>
+        <w:jc w:val="both"/>
+        <w:rPr>
+          <w:rFonts w:ascii="Calibri" w:hAnsi="Calibri" w:cs="Calibri"/>
+          <w:b/>
+          <w:bCs/>
+          <w:color w:val="D86DCB" w:themeColor="accent5" w:themeTint="99"/>
+          <w:sz w:val="36"/>
+          <w:szCs w:val="36"/>
+        </w:rPr>
+      </w:pPr>
+      <w:proofErr w:type="gramStart"/>
+      <w:r>
+        <w:rPr>
+          <w:rFonts w:ascii="Calibri" w:hAnsi="Calibri" w:cs="Calibri"/>
+          <w:b/>
+          <w:bCs/>
+          <w:color w:val="D86DCB" w:themeColor="accent5" w:themeTint="99"/>
+          <w:sz w:val="36"/>
+          <w:szCs w:val="36"/>
+        </w:rPr>
         <w:lastRenderedPageBreak/>
-        <w:t xml:space="preserve">  }</w:t>
-      </w:r>
-    </w:p>
-    <w:p>
-      <w:pPr>
-        <w:jc w:val="both"/>
-        <w:rPr>
-          <w:rFonts w:ascii="Calibri" w:hAnsi="Calibri" w:cs="Calibri"/>
-          <w:b/>
-          <w:bCs/>
-          <w:color w:val="D86DCB" w:themeColor="accent5" w:themeTint="99"/>
-          <w:sz w:val="36"/>
-          <w:szCs w:val="36"/>
-        </w:rPr>
-      </w:pPr>
-      <w:r>
-        <w:rPr>
-          <w:rFonts w:ascii="Calibri" w:hAnsi="Calibri" w:cs="Calibri"/>
-          <w:b/>
-          <w:bCs/>
-          <w:color w:val="D86DCB" w:themeColor="accent5" w:themeTint="99"/>
-          <w:sz w:val="36"/>
-          <w:szCs w:val="36"/>
-        </w:rPr>
-        <w:t>}</w:t>
-      </w:r>
-    </w:p>
-    <w:p>
-      <w:pPr>
-        <w:jc w:val="both"/>
-        <w:rPr>
-          <w:rFonts w:ascii="Calibri" w:hAnsi="Calibri" w:cs="Calibri"/>
-          <w:sz w:val="36"/>
-          <w:szCs w:val="36"/>
-        </w:rPr>
-      </w:pPr>
-    </w:p>
-    <w:p>
-      <w:pPr>
-        <w:jc w:val="both"/>
-        <w:rPr>
-          <w:rFonts w:ascii="Calibri" w:hAnsi="Calibri" w:cs="Calibri"/>
-          <w:b/>
-          <w:bCs/>
-          <w:sz w:val="36"/>
-          <w:szCs w:val="36"/>
-        </w:rPr>
-      </w:pPr>
-      <w:r>
-        <w:rPr>
-          <w:rFonts w:ascii="Calibri" w:hAnsi="Calibri" w:cs="Calibri"/>
-          <w:b/>
-          <w:bCs/>
-          <w:sz w:val="36"/>
-          <w:szCs w:val="36"/>
-        </w:rPr>
-        <w:t>Implements vs Extends:</w:t>
+        <w:t>Dog(</w:t>
+      </w:r>
+      <w:proofErr w:type="gramEnd"/>
+      <w:r>
+        <w:rPr>
+          <w:rFonts w:ascii="Calibri" w:hAnsi="Calibri" w:cs="Calibri"/>
+          <w:b/>
+          <w:bCs/>
+          <w:color w:val="D86DCB" w:themeColor="accent5" w:themeTint="99"/>
+          <w:sz w:val="36"/>
+          <w:szCs w:val="36"/>
+        </w:rPr>
+        <w:t>).type;</w:t>
       </w:r>
     </w:p>
     <w:p>
@@ -10578,20 +11079,12 @@
       <w:r>
         <w:rPr>
           <w:rFonts w:ascii="Calibri" w:hAnsi="Calibri" w:cs="Calibri"/>
-          <w:sz w:val="36"/>
-          <w:szCs w:val="36"/>
-        </w:rPr>
-        <w:t>MOST IMPORTANT,</w:t>
-      </w:r>
-      <w:r>
-        <w:rPr>
-          <w:rFonts w:ascii="Calibri" w:hAnsi="Calibri" w:cs="Calibri"/>
-          <w:b/>
-          <w:bCs/>
-          <w:sz w:val="36"/>
-          <w:szCs w:val="36"/>
-        </w:rPr>
-        <w:t xml:space="preserve"> extends</w:t>
+          <w:b/>
+          <w:bCs/>
+          <w:sz w:val="36"/>
+          <w:szCs w:val="36"/>
+        </w:rPr>
+        <w:t>implements</w:t>
       </w:r>
       <w:r>
         <w:rPr>
@@ -10615,377 +11108,6 @@
           <w:sz w:val="36"/>
           <w:szCs w:val="36"/>
         </w:rPr>
-        <w:t xml:space="preserve"> Inherit implementation, works immediately because </w:t>
-      </w:r>
-      <w:r>
-        <w:rPr>
-          <w:rFonts w:ascii="Calibri" w:hAnsi="Calibri" w:cs="Calibri"/>
-          <w:b/>
-          <w:bCs/>
-          <w:sz w:val="36"/>
-          <w:szCs w:val="36"/>
-        </w:rPr>
-        <w:t>Dog</w:t>
-      </w:r>
-      <w:r>
-        <w:rPr>
-          <w:rFonts w:ascii="Calibri" w:hAnsi="Calibri" w:cs="Calibri"/>
-          <w:sz w:val="36"/>
-          <w:szCs w:val="36"/>
-        </w:rPr>
-        <w:t xml:space="preserve"> inherited the implementation including the properties</w:t>
-      </w:r>
-    </w:p>
-    <w:p>
-      <w:pPr>
-        <w:jc w:val="both"/>
-        <w:rPr>
-          <w:rFonts w:ascii="Calibri" w:hAnsi="Calibri" w:cs="Calibri"/>
-          <w:b/>
-          <w:bCs/>
-          <w:color w:val="D86DCB" w:themeColor="accent5" w:themeTint="99"/>
-          <w:sz w:val="36"/>
-          <w:szCs w:val="36"/>
-        </w:rPr>
-      </w:pPr>
-      <w:r>
-        <w:rPr>
-          <w:rFonts w:ascii="Calibri" w:hAnsi="Calibri" w:cs="Calibri"/>
-          <w:b/>
-          <w:bCs/>
-          <w:color w:val="D86DCB" w:themeColor="accent5" w:themeTint="99"/>
-          <w:sz w:val="36"/>
-          <w:szCs w:val="36"/>
-        </w:rPr>
-        <w:t>class Animal {</w:t>
-      </w:r>
-    </w:p>
-    <w:p>
-      <w:pPr>
-        <w:jc w:val="both"/>
-        <w:rPr>
-          <w:rFonts w:ascii="Calibri" w:hAnsi="Calibri" w:cs="Calibri"/>
-          <w:b/>
-          <w:bCs/>
-          <w:color w:val="D86DCB" w:themeColor="accent5" w:themeTint="99"/>
-          <w:sz w:val="36"/>
-          <w:szCs w:val="36"/>
-        </w:rPr>
-      </w:pPr>
-      <w:r>
-        <w:rPr>
-          <w:rFonts w:ascii="Calibri" w:hAnsi="Calibri" w:cs="Calibri"/>
-          <w:b/>
-          <w:bCs/>
-          <w:color w:val="D86DCB" w:themeColor="accent5" w:themeTint="99"/>
-          <w:sz w:val="36"/>
-          <w:szCs w:val="36"/>
-        </w:rPr>
-        <w:t xml:space="preserve">  String type = “Animal”;</w:t>
-      </w:r>
-    </w:p>
-    <w:p>
-      <w:pPr>
-        <w:jc w:val="both"/>
-        <w:rPr>
-          <w:rFonts w:ascii="Calibri" w:hAnsi="Calibri" w:cs="Calibri"/>
-          <w:b/>
-          <w:bCs/>
-          <w:color w:val="D86DCB" w:themeColor="accent5" w:themeTint="99"/>
-          <w:sz w:val="36"/>
-          <w:szCs w:val="36"/>
-        </w:rPr>
-      </w:pPr>
-      <w:r>
-        <w:rPr>
-          <w:rFonts w:ascii="Calibri" w:hAnsi="Calibri" w:cs="Calibri"/>
-          <w:b/>
-          <w:bCs/>
-          <w:color w:val="D86DCB" w:themeColor="accent5" w:themeTint="99"/>
-          <w:sz w:val="36"/>
-          <w:szCs w:val="36"/>
-        </w:rPr>
-        <w:t xml:space="preserve">  void </w:t>
-      </w:r>
-      <w:proofErr w:type="gramStart"/>
-      <w:r>
-        <w:rPr>
-          <w:rFonts w:ascii="Calibri" w:hAnsi="Calibri" w:cs="Calibri"/>
-          <w:b/>
-          <w:bCs/>
-          <w:color w:val="D86DCB" w:themeColor="accent5" w:themeTint="99"/>
-          <w:sz w:val="36"/>
-          <w:szCs w:val="36"/>
-        </w:rPr>
-        <w:t>eat(</w:t>
-      </w:r>
-      <w:proofErr w:type="gramEnd"/>
-      <w:r>
-        <w:rPr>
-          <w:rFonts w:ascii="Calibri" w:hAnsi="Calibri" w:cs="Calibri"/>
-          <w:b/>
-          <w:bCs/>
-          <w:color w:val="D86DCB" w:themeColor="accent5" w:themeTint="99"/>
-          <w:sz w:val="36"/>
-          <w:szCs w:val="36"/>
-        </w:rPr>
-        <w:t>) {</w:t>
-      </w:r>
-    </w:p>
-    <w:p>
-      <w:pPr>
-        <w:jc w:val="both"/>
-        <w:rPr>
-          <w:rFonts w:ascii="Calibri" w:hAnsi="Calibri" w:cs="Calibri"/>
-          <w:b/>
-          <w:bCs/>
-          <w:color w:val="D86DCB" w:themeColor="accent5" w:themeTint="99"/>
-          <w:sz w:val="36"/>
-          <w:szCs w:val="36"/>
-        </w:rPr>
-      </w:pPr>
-      <w:r>
-        <w:rPr>
-          <w:rFonts w:ascii="Calibri" w:hAnsi="Calibri" w:cs="Calibri"/>
-          <w:b/>
-          <w:bCs/>
-          <w:color w:val="D86DCB" w:themeColor="accent5" w:themeTint="99"/>
-          <w:sz w:val="36"/>
-          <w:szCs w:val="36"/>
-        </w:rPr>
-        <w:t xml:space="preserve">    print("Eating");</w:t>
-      </w:r>
-    </w:p>
-    <w:p>
-      <w:pPr>
-        <w:jc w:val="both"/>
-        <w:rPr>
-          <w:rFonts w:ascii="Calibri" w:hAnsi="Calibri" w:cs="Calibri"/>
-          <w:b/>
-          <w:bCs/>
-          <w:color w:val="D86DCB" w:themeColor="accent5" w:themeTint="99"/>
-          <w:sz w:val="36"/>
-          <w:szCs w:val="36"/>
-        </w:rPr>
-      </w:pPr>
-      <w:r>
-        <w:rPr>
-          <w:rFonts w:ascii="Calibri" w:hAnsi="Calibri" w:cs="Calibri"/>
-          <w:b/>
-          <w:bCs/>
-          <w:color w:val="D86DCB" w:themeColor="accent5" w:themeTint="99"/>
-          <w:sz w:val="36"/>
-          <w:szCs w:val="36"/>
-        </w:rPr>
-        <w:t xml:space="preserve">  }</w:t>
-      </w:r>
-    </w:p>
-    <w:p>
-      <w:pPr>
-        <w:jc w:val="both"/>
-        <w:rPr>
-          <w:rFonts w:ascii="Calibri" w:hAnsi="Calibri" w:cs="Calibri"/>
-          <w:b/>
-          <w:bCs/>
-          <w:color w:val="D86DCB" w:themeColor="accent5" w:themeTint="99"/>
-          <w:sz w:val="36"/>
-          <w:szCs w:val="36"/>
-        </w:rPr>
-      </w:pPr>
-      <w:r>
-        <w:rPr>
-          <w:rFonts w:ascii="Calibri" w:hAnsi="Calibri" w:cs="Calibri"/>
-          <w:b/>
-          <w:bCs/>
-          <w:color w:val="D86DCB" w:themeColor="accent5" w:themeTint="99"/>
-          <w:sz w:val="36"/>
-          <w:szCs w:val="36"/>
-        </w:rPr>
-        <w:t>}</w:t>
-      </w:r>
-    </w:p>
-    <w:p>
-      <w:pPr>
-        <w:jc w:val="both"/>
-        <w:rPr>
-          <w:rFonts w:ascii="Calibri" w:hAnsi="Calibri" w:cs="Calibri"/>
-          <w:b/>
-          <w:bCs/>
-          <w:color w:val="D86DCB" w:themeColor="accent5" w:themeTint="99"/>
-          <w:sz w:val="36"/>
-          <w:szCs w:val="36"/>
-        </w:rPr>
-      </w:pPr>
-      <w:r>
-        <w:rPr>
-          <w:rFonts w:ascii="Calibri" w:hAnsi="Calibri" w:cs="Calibri"/>
-          <w:b/>
-          <w:bCs/>
-          <w:color w:val="D86DCB" w:themeColor="accent5" w:themeTint="99"/>
-          <w:sz w:val="36"/>
-          <w:szCs w:val="36"/>
-        </w:rPr>
-        <w:t>class Dog extends Animal {}</w:t>
-      </w:r>
-    </w:p>
-    <w:p>
-      <w:pPr>
-        <w:jc w:val="both"/>
-        <w:rPr>
-          <w:rFonts w:ascii="Calibri" w:hAnsi="Calibri" w:cs="Calibri"/>
-          <w:b/>
-          <w:bCs/>
-          <w:color w:val="D86DCB" w:themeColor="accent5" w:themeTint="99"/>
-          <w:sz w:val="36"/>
-          <w:szCs w:val="36"/>
-        </w:rPr>
-      </w:pPr>
-      <w:r>
-        <w:rPr>
-          <w:rFonts w:ascii="Calibri" w:hAnsi="Calibri" w:cs="Calibri"/>
-          <w:b/>
-          <w:bCs/>
-          <w:color w:val="D86DCB" w:themeColor="accent5" w:themeTint="99"/>
-          <w:sz w:val="36"/>
-          <w:szCs w:val="36"/>
-        </w:rPr>
-        <w:t>// Usage</w:t>
-      </w:r>
-    </w:p>
-    <w:p>
-      <w:pPr>
-        <w:jc w:val="both"/>
-        <w:rPr>
-          <w:rFonts w:ascii="Calibri" w:hAnsi="Calibri" w:cs="Calibri"/>
-          <w:b/>
-          <w:bCs/>
-          <w:color w:val="D86DCB" w:themeColor="accent5" w:themeTint="99"/>
-          <w:sz w:val="36"/>
-          <w:szCs w:val="36"/>
-        </w:rPr>
-      </w:pPr>
-      <w:r>
-        <w:rPr>
-          <w:rFonts w:ascii="Calibri" w:hAnsi="Calibri" w:cs="Calibri"/>
-          <w:b/>
-          <w:bCs/>
-          <w:color w:val="D86DCB" w:themeColor="accent5" w:themeTint="99"/>
-          <w:sz w:val="36"/>
-          <w:szCs w:val="36"/>
-        </w:rPr>
-        <w:t>Dog(</w:t>
-      </w:r>
-      <w:proofErr w:type="gramStart"/>
-      <w:r>
-        <w:rPr>
-          <w:rFonts w:ascii="Calibri" w:hAnsi="Calibri" w:cs="Calibri"/>
-          <w:b/>
-          <w:bCs/>
-          <w:color w:val="D86DCB" w:themeColor="accent5" w:themeTint="99"/>
-          <w:sz w:val="36"/>
-          <w:szCs w:val="36"/>
-        </w:rPr>
-        <w:t>).eat</w:t>
-      </w:r>
-      <w:proofErr w:type="gramEnd"/>
-      <w:r>
-        <w:rPr>
-          <w:rFonts w:ascii="Calibri" w:hAnsi="Calibri" w:cs="Calibri"/>
-          <w:b/>
-          <w:bCs/>
-          <w:color w:val="D86DCB" w:themeColor="accent5" w:themeTint="99"/>
-          <w:sz w:val="36"/>
-          <w:szCs w:val="36"/>
-        </w:rPr>
-        <w:t xml:space="preserve">(); </w:t>
-      </w:r>
-    </w:p>
-    <w:p>
-      <w:pPr>
-        <w:jc w:val="both"/>
-        <w:rPr>
-          <w:rFonts w:ascii="Calibri" w:hAnsi="Calibri" w:cs="Calibri"/>
-          <w:b/>
-          <w:bCs/>
-          <w:color w:val="D86DCB" w:themeColor="accent5" w:themeTint="99"/>
-          <w:sz w:val="36"/>
-          <w:szCs w:val="36"/>
-        </w:rPr>
-      </w:pPr>
-      <w:proofErr w:type="gramStart"/>
-      <w:r>
-        <w:rPr>
-          <w:rFonts w:ascii="Calibri" w:hAnsi="Calibri" w:cs="Calibri"/>
-          <w:b/>
-          <w:bCs/>
-          <w:color w:val="D86DCB" w:themeColor="accent5" w:themeTint="99"/>
-          <w:sz w:val="36"/>
-          <w:szCs w:val="36"/>
-        </w:rPr>
-        <w:t>Dog(</w:t>
-      </w:r>
-      <w:proofErr w:type="gramEnd"/>
-      <w:r>
-        <w:rPr>
-          <w:rFonts w:ascii="Calibri" w:hAnsi="Calibri" w:cs="Calibri"/>
-          <w:b/>
-          <w:bCs/>
-          <w:color w:val="D86DCB" w:themeColor="accent5" w:themeTint="99"/>
-          <w:sz w:val="36"/>
-          <w:szCs w:val="36"/>
-        </w:rPr>
-        <w:t>).type;</w:t>
-      </w:r>
-    </w:p>
-    <w:p>
-      <w:pPr>
-        <w:jc w:val="both"/>
-        <w:rPr>
-          <w:rFonts w:ascii="Calibri" w:hAnsi="Calibri" w:cs="Calibri"/>
-          <w:sz w:val="36"/>
-          <w:szCs w:val="36"/>
-        </w:rPr>
-      </w:pPr>
-      <w:r>
-        <w:rPr>
-          <w:rFonts w:ascii="Calibri" w:hAnsi="Calibri" w:cs="Calibri"/>
-          <w:sz w:val="36"/>
-          <w:szCs w:val="36"/>
-        </w:rPr>
-        <w:t xml:space="preserve"># </w:t>
-      </w:r>
-      <w:r>
-        <w:rPr>
-          <w:rFonts w:ascii="Calibri" w:hAnsi="Calibri" w:cs="Calibri"/>
-          <w:b/>
-          <w:bCs/>
-          <w:sz w:val="36"/>
-          <w:szCs w:val="36"/>
-        </w:rPr>
-        <w:t>implements</w:t>
-      </w:r>
-      <w:r>
-        <w:rPr>
-          <w:rFonts w:ascii="Calibri" w:hAnsi="Calibri" w:cs="Calibri"/>
-          <w:sz w:val="36"/>
-          <w:szCs w:val="36"/>
-        </w:rPr>
-        <w:t xml:space="preserve"> </w:t>
-      </w:r>
-      <w:r>
-        <w:rPr>
-          <w:rFonts w:ascii="Calibri" w:hAnsi="Calibri" w:cs="Calibri"/>
-          <w:sz w:val="36"/>
-          <w:szCs w:val="36"/>
-        </w:rPr>
-        <w:sym w:font="Wingdings" w:char="F0E0"/>
-      </w:r>
-      <w:r>
-        <w:rPr>
-          <w:rFonts w:ascii="Calibri" w:hAnsi="Calibri" w:cs="Calibri"/>
-          <w:sz w:val="36"/>
-          <w:szCs w:val="36"/>
-        </w:rPr>
         <w:t xml:space="preserve"> Inherit only the contract (method need to be overridden). Here we must implement every method. Nothing is inherited</w:t>
       </w:r>
     </w:p>
@@ -11058,7 +11180,6 @@
           <w:sz w:val="36"/>
           <w:szCs w:val="36"/>
         </w:rPr>
-        <w:lastRenderedPageBreak/>
         <w:t xml:space="preserve">  void </w:t>
       </w:r>
       <w:proofErr w:type="gramStart"/>
@@ -11561,20 +11682,31 @@
         <w:jc w:val="both"/>
         <w:rPr>
           <w:rFonts w:ascii="Calibri" w:hAnsi="Calibri" w:cs="Calibri"/>
-          <w:b/>
-          <w:bCs/>
-          <w:sz w:val="36"/>
-          <w:szCs w:val="36"/>
-        </w:rPr>
-      </w:pPr>
-      <w:r>
-        <w:rPr>
-          <w:rFonts w:ascii="Calibri" w:hAnsi="Calibri" w:cs="Calibri"/>
-          <w:b/>
-          <w:bCs/>
-          <w:sz w:val="36"/>
-          <w:szCs w:val="36"/>
-        </w:rPr>
+          <w:sz w:val="36"/>
+          <w:szCs w:val="36"/>
+        </w:rPr>
+      </w:pPr>
+    </w:p>
+    <w:p>
+      <w:pPr>
+        <w:jc w:val="both"/>
+        <w:rPr>
+          <w:rFonts w:ascii="Calibri" w:hAnsi="Calibri" w:cs="Calibri"/>
+          <w:b/>
+          <w:bCs/>
+          <w:sz w:val="36"/>
+          <w:szCs w:val="36"/>
+        </w:rPr>
+      </w:pPr>
+      <w:r>
+        <w:rPr>
+          <w:rFonts w:ascii="Calibri" w:hAnsi="Calibri" w:cs="Calibri"/>
+          <w:b/>
+          <w:bCs/>
+          <w:sz w:val="36"/>
+          <w:szCs w:val="36"/>
+        </w:rPr>
+        <w:lastRenderedPageBreak/>
         <w:t>interface keyword with abstract keyword (for Interfaces):</w:t>
       </w:r>
     </w:p>
@@ -11732,6 +11864,468 @@
           <w:szCs w:val="36"/>
         </w:rPr>
         <w:t xml:space="preserve"> {</w:t>
+      </w:r>
+    </w:p>
+    <w:p>
+      <w:pPr>
+        <w:jc w:val="both"/>
+        <w:rPr>
+          <w:rFonts w:ascii="Calibri" w:hAnsi="Calibri" w:cs="Calibri"/>
+          <w:b/>
+          <w:bCs/>
+          <w:color w:val="D86DCB" w:themeColor="accent5" w:themeTint="99"/>
+          <w:sz w:val="36"/>
+          <w:szCs w:val="36"/>
+        </w:rPr>
+      </w:pPr>
+      <w:r>
+        <w:rPr>
+          <w:rFonts w:ascii="Calibri" w:hAnsi="Calibri" w:cs="Calibri"/>
+          <w:b/>
+          <w:bCs/>
+          <w:color w:val="D86DCB" w:themeColor="accent5" w:themeTint="99"/>
+          <w:sz w:val="36"/>
+          <w:szCs w:val="36"/>
+        </w:rPr>
+        <w:t xml:space="preserve">  Future&lt;void&gt; </w:t>
+      </w:r>
+      <w:proofErr w:type="spellStart"/>
+      <w:proofErr w:type="gramStart"/>
+      <w:r>
+        <w:rPr>
+          <w:rFonts w:ascii="Calibri" w:hAnsi="Calibri" w:cs="Calibri"/>
+          <w:b/>
+          <w:bCs/>
+          <w:color w:val="D86DCB" w:themeColor="accent5" w:themeTint="99"/>
+          <w:sz w:val="36"/>
+          <w:szCs w:val="36"/>
+        </w:rPr>
+        <w:t>getData</w:t>
+      </w:r>
+      <w:proofErr w:type="spellEnd"/>
+      <w:r>
+        <w:rPr>
+          <w:rFonts w:ascii="Calibri" w:hAnsi="Calibri" w:cs="Calibri"/>
+          <w:b/>
+          <w:bCs/>
+          <w:color w:val="D86DCB" w:themeColor="accent5" w:themeTint="99"/>
+          <w:sz w:val="36"/>
+          <w:szCs w:val="36"/>
+        </w:rPr>
+        <w:t>(</w:t>
+      </w:r>
+      <w:proofErr w:type="gramEnd"/>
+      <w:r>
+        <w:rPr>
+          <w:rFonts w:ascii="Calibri" w:hAnsi="Calibri" w:cs="Calibri"/>
+          <w:b/>
+          <w:bCs/>
+          <w:color w:val="D86DCB" w:themeColor="accent5" w:themeTint="99"/>
+          <w:sz w:val="36"/>
+          <w:szCs w:val="36"/>
+        </w:rPr>
+        <w:t>);</w:t>
+      </w:r>
+    </w:p>
+    <w:p>
+      <w:pPr>
+        <w:jc w:val="both"/>
+        <w:rPr>
+          <w:rFonts w:ascii="Calibri" w:hAnsi="Calibri" w:cs="Calibri"/>
+          <w:b/>
+          <w:bCs/>
+          <w:color w:val="D86DCB" w:themeColor="accent5" w:themeTint="99"/>
+          <w:sz w:val="36"/>
+          <w:szCs w:val="36"/>
+        </w:rPr>
+      </w:pPr>
+      <w:r>
+        <w:rPr>
+          <w:rFonts w:ascii="Calibri" w:hAnsi="Calibri" w:cs="Calibri"/>
+          <w:b/>
+          <w:bCs/>
+          <w:color w:val="D86DCB" w:themeColor="accent5" w:themeTint="99"/>
+          <w:sz w:val="36"/>
+          <w:szCs w:val="36"/>
+        </w:rPr>
+        <w:t>}</w:t>
+      </w:r>
+    </w:p>
+    <w:p>
+      <w:pPr>
+        <w:jc w:val="both"/>
+        <w:rPr>
+          <w:rFonts w:ascii="Calibri" w:hAnsi="Calibri" w:cs="Calibri"/>
+          <w:sz w:val="36"/>
+          <w:szCs w:val="36"/>
+        </w:rPr>
+      </w:pPr>
+      <w:r>
+        <w:rPr>
+          <w:rFonts w:ascii="Calibri" w:hAnsi="Calibri" w:cs="Calibri"/>
+          <w:sz w:val="36"/>
+          <w:szCs w:val="36"/>
+        </w:rPr>
+        <w:t xml:space="preserve"># </w:t>
+      </w:r>
+      <w:r>
+        <w:rPr>
+          <w:rFonts w:ascii="Calibri" w:hAnsi="Calibri" w:cs="Calibri"/>
+          <w:sz w:val="36"/>
+          <w:szCs w:val="36"/>
+        </w:rPr>
+        <w:t>If</w:t>
+      </w:r>
+      <w:r>
+        <w:rPr>
+          <w:rFonts w:ascii="Calibri" w:hAnsi="Calibri" w:cs="Calibri"/>
+          <w:sz w:val="36"/>
+          <w:szCs w:val="36"/>
+        </w:rPr>
+        <w:t xml:space="preserve"> we do this</w:t>
+      </w:r>
+      <w:r>
+        <w:rPr>
+          <w:rFonts w:ascii="Calibri" w:hAnsi="Calibri" w:cs="Calibri"/>
+          <w:sz w:val="36"/>
+          <w:szCs w:val="36"/>
+        </w:rPr>
+        <w:t xml:space="preserve">, then </w:t>
+      </w:r>
+      <w:proofErr w:type="spellStart"/>
+      <w:r>
+        <w:rPr>
+          <w:rFonts w:ascii="Calibri" w:hAnsi="Calibri" w:cs="Calibri"/>
+          <w:b/>
+          <w:bCs/>
+          <w:sz w:val="36"/>
+          <w:szCs w:val="36"/>
+        </w:rPr>
+        <w:t>ApiClient</w:t>
+      </w:r>
+      <w:proofErr w:type="spellEnd"/>
+      <w:r>
+        <w:rPr>
+          <w:rFonts w:ascii="Calibri" w:hAnsi="Calibri" w:cs="Calibri"/>
+          <w:sz w:val="36"/>
+          <w:szCs w:val="36"/>
+        </w:rPr>
+        <w:t xml:space="preserve"> class can only be inherited (</w:t>
+      </w:r>
+      <w:r>
+        <w:rPr>
+          <w:rFonts w:ascii="Calibri" w:hAnsi="Calibri" w:cs="Calibri"/>
+          <w:b/>
+          <w:bCs/>
+          <w:sz w:val="36"/>
+          <w:szCs w:val="36"/>
+        </w:rPr>
+        <w:t>extends</w:t>
+      </w:r>
+      <w:r>
+        <w:rPr>
+          <w:rFonts w:ascii="Calibri" w:hAnsi="Calibri" w:cs="Calibri"/>
+          <w:sz w:val="36"/>
+          <w:szCs w:val="36"/>
+        </w:rPr>
+        <w:t>) in that same file. But in another file, it only can be implemented (</w:t>
+      </w:r>
+      <w:r>
+        <w:rPr>
+          <w:rFonts w:ascii="Calibri" w:hAnsi="Calibri" w:cs="Calibri"/>
+          <w:b/>
+          <w:bCs/>
+          <w:sz w:val="36"/>
+          <w:szCs w:val="36"/>
+        </w:rPr>
+        <w:t>implements</w:t>
+      </w:r>
+      <w:r>
+        <w:rPr>
+          <w:rFonts w:ascii="Calibri" w:hAnsi="Calibri" w:cs="Calibri"/>
+          <w:sz w:val="36"/>
+          <w:szCs w:val="36"/>
+        </w:rPr>
+        <w:t>) not inherited (Best practice, implement interface not inherit it)</w:t>
+      </w:r>
+    </w:p>
+    <w:p>
+      <w:pPr>
+        <w:jc w:val="both"/>
+        <w:rPr>
+          <w:rFonts w:ascii="Calibri" w:hAnsi="Calibri" w:cs="Calibri"/>
+          <w:sz w:val="36"/>
+          <w:szCs w:val="36"/>
+        </w:rPr>
+      </w:pPr>
+      <w:r>
+        <w:rPr>
+          <w:rFonts w:ascii="Calibri" w:hAnsi="Calibri" w:cs="Calibri"/>
+          <w:sz w:val="36"/>
+          <w:szCs w:val="36"/>
+        </w:rPr>
+        <w:t># Like properties of interface class shouldn’t be available in the implemented class (only methods that needs to be implemented) but if extended then properties or attributes will be available which makes interface abstraction pointless</w:t>
+      </w:r>
+      <w:r>
+        <w:rPr>
+          <w:rFonts w:ascii="Calibri" w:hAnsi="Calibri" w:cs="Calibri"/>
+          <w:sz w:val="36"/>
+          <w:szCs w:val="36"/>
+        </w:rPr>
+        <w:t>:</w:t>
+      </w:r>
+    </w:p>
+    <w:p>
+      <w:pPr>
+        <w:jc w:val="both"/>
+        <w:rPr>
+          <w:rFonts w:ascii="Calibri" w:hAnsi="Calibri" w:cs="Calibri"/>
+          <w:b/>
+          <w:bCs/>
+          <w:color w:val="D86DCB" w:themeColor="accent5" w:themeTint="99"/>
+          <w:sz w:val="36"/>
+          <w:szCs w:val="36"/>
+        </w:rPr>
+      </w:pPr>
+      <w:r>
+        <w:rPr>
+          <w:rFonts w:ascii="Calibri" w:hAnsi="Calibri" w:cs="Calibri"/>
+          <w:b/>
+          <w:bCs/>
+          <w:color w:val="D86DCB" w:themeColor="accent5" w:themeTint="99"/>
+          <w:sz w:val="36"/>
+          <w:szCs w:val="36"/>
+        </w:rPr>
+        <w:t xml:space="preserve">abstract interface class </w:t>
+      </w:r>
+      <w:proofErr w:type="spellStart"/>
+      <w:r>
+        <w:rPr>
+          <w:rFonts w:ascii="Calibri" w:hAnsi="Calibri" w:cs="Calibri"/>
+          <w:b/>
+          <w:bCs/>
+          <w:color w:val="D86DCB" w:themeColor="accent5" w:themeTint="99"/>
+          <w:sz w:val="36"/>
+          <w:szCs w:val="36"/>
+        </w:rPr>
+        <w:t>ApiClient</w:t>
+      </w:r>
+      <w:proofErr w:type="spellEnd"/>
+      <w:r>
+        <w:rPr>
+          <w:rFonts w:ascii="Calibri" w:hAnsi="Calibri" w:cs="Calibri"/>
+          <w:b/>
+          <w:bCs/>
+          <w:color w:val="D86DCB" w:themeColor="accent5" w:themeTint="99"/>
+          <w:sz w:val="36"/>
+          <w:szCs w:val="36"/>
+        </w:rPr>
+        <w:t xml:space="preserve"> {</w:t>
+      </w:r>
+    </w:p>
+    <w:p>
+      <w:pPr>
+        <w:jc w:val="both"/>
+        <w:rPr>
+          <w:rFonts w:ascii="Calibri" w:hAnsi="Calibri" w:cs="Calibri"/>
+          <w:b/>
+          <w:bCs/>
+          <w:color w:val="D86DCB" w:themeColor="accent5" w:themeTint="99"/>
+          <w:sz w:val="36"/>
+          <w:szCs w:val="36"/>
+        </w:rPr>
+      </w:pPr>
+      <w:r>
+        <w:rPr>
+          <w:rFonts w:ascii="Calibri" w:hAnsi="Calibri" w:cs="Calibri"/>
+          <w:b/>
+          <w:bCs/>
+          <w:color w:val="D86DCB" w:themeColor="accent5" w:themeTint="99"/>
+          <w:sz w:val="36"/>
+          <w:szCs w:val="36"/>
+        </w:rPr>
+        <w:t xml:space="preserve">  Future&lt;void&gt; </w:t>
+      </w:r>
+      <w:proofErr w:type="spellStart"/>
+      <w:proofErr w:type="gramStart"/>
+      <w:r>
+        <w:rPr>
+          <w:rFonts w:ascii="Calibri" w:hAnsi="Calibri" w:cs="Calibri"/>
+          <w:b/>
+          <w:bCs/>
+          <w:color w:val="D86DCB" w:themeColor="accent5" w:themeTint="99"/>
+          <w:sz w:val="36"/>
+          <w:szCs w:val="36"/>
+        </w:rPr>
+        <w:t>getData</w:t>
+      </w:r>
+      <w:proofErr w:type="spellEnd"/>
+      <w:r>
+        <w:rPr>
+          <w:rFonts w:ascii="Calibri" w:hAnsi="Calibri" w:cs="Calibri"/>
+          <w:b/>
+          <w:bCs/>
+          <w:color w:val="D86DCB" w:themeColor="accent5" w:themeTint="99"/>
+          <w:sz w:val="36"/>
+          <w:szCs w:val="36"/>
+        </w:rPr>
+        <w:t>(</w:t>
+      </w:r>
+      <w:proofErr w:type="gramEnd"/>
+      <w:r>
+        <w:rPr>
+          <w:rFonts w:ascii="Calibri" w:hAnsi="Calibri" w:cs="Calibri"/>
+          <w:b/>
+          <w:bCs/>
+          <w:color w:val="D86DCB" w:themeColor="accent5" w:themeTint="99"/>
+          <w:sz w:val="36"/>
+          <w:szCs w:val="36"/>
+        </w:rPr>
+        <w:t>);</w:t>
+      </w:r>
+    </w:p>
+    <w:p>
+      <w:pPr>
+        <w:jc w:val="both"/>
+        <w:rPr>
+          <w:rFonts w:ascii="Calibri" w:hAnsi="Calibri" w:cs="Calibri"/>
+          <w:b/>
+          <w:bCs/>
+          <w:color w:val="D86DCB" w:themeColor="accent5" w:themeTint="99"/>
+          <w:sz w:val="36"/>
+          <w:szCs w:val="36"/>
+        </w:rPr>
+      </w:pPr>
+      <w:r>
+        <w:rPr>
+          <w:rFonts w:ascii="Calibri" w:hAnsi="Calibri" w:cs="Calibri"/>
+          <w:b/>
+          <w:bCs/>
+          <w:color w:val="D86DCB" w:themeColor="accent5" w:themeTint="99"/>
+          <w:sz w:val="36"/>
+          <w:szCs w:val="36"/>
+        </w:rPr>
+        <w:t>}</w:t>
+      </w:r>
+    </w:p>
+    <w:p>
+      <w:pPr>
+        <w:jc w:val="both"/>
+        <w:rPr>
+          <w:rFonts w:ascii="Calibri" w:hAnsi="Calibri" w:cs="Calibri"/>
+          <w:b/>
+          <w:bCs/>
+          <w:color w:val="D86DCB" w:themeColor="accent5" w:themeTint="99"/>
+          <w:sz w:val="36"/>
+          <w:szCs w:val="36"/>
+        </w:rPr>
+      </w:pPr>
+      <w:r>
+        <w:rPr>
+          <w:rFonts w:ascii="Calibri" w:hAnsi="Calibri" w:cs="Calibri"/>
+          <w:b/>
+          <w:bCs/>
+          <w:color w:val="D86DCB" w:themeColor="accent5" w:themeTint="99"/>
+          <w:sz w:val="36"/>
+          <w:szCs w:val="36"/>
+        </w:rPr>
+        <w:t>// Same file</w:t>
+      </w:r>
+    </w:p>
+    <w:p>
+      <w:pPr>
+        <w:jc w:val="both"/>
+        <w:rPr>
+          <w:rFonts w:ascii="Calibri" w:hAnsi="Calibri" w:cs="Calibri"/>
+          <w:b/>
+          <w:bCs/>
+          <w:color w:val="D86DCB" w:themeColor="accent5" w:themeTint="99"/>
+          <w:sz w:val="36"/>
+          <w:szCs w:val="36"/>
+        </w:rPr>
+      </w:pPr>
+      <w:r>
+        <w:rPr>
+          <w:rFonts w:ascii="Calibri" w:hAnsi="Calibri" w:cs="Calibri"/>
+          <w:b/>
+          <w:bCs/>
+          <w:color w:val="D86DCB" w:themeColor="accent5" w:themeTint="99"/>
+          <w:sz w:val="36"/>
+          <w:szCs w:val="36"/>
+        </w:rPr>
+        <w:t xml:space="preserve">class </w:t>
+      </w:r>
+      <w:proofErr w:type="spellStart"/>
+      <w:r>
+        <w:rPr>
+          <w:rFonts w:ascii="Calibri" w:hAnsi="Calibri" w:cs="Calibri"/>
+          <w:b/>
+          <w:bCs/>
+          <w:color w:val="D86DCB" w:themeColor="accent5" w:themeTint="99"/>
+          <w:sz w:val="36"/>
+          <w:szCs w:val="36"/>
+        </w:rPr>
+        <w:t>ApiService</w:t>
+      </w:r>
+      <w:proofErr w:type="spellEnd"/>
+      <w:r>
+        <w:rPr>
+          <w:rFonts w:ascii="Calibri" w:hAnsi="Calibri" w:cs="Calibri"/>
+          <w:b/>
+          <w:bCs/>
+          <w:color w:val="D86DCB" w:themeColor="accent5" w:themeTint="99"/>
+          <w:sz w:val="36"/>
+          <w:szCs w:val="36"/>
+        </w:rPr>
+        <w:t xml:space="preserve"> extends </w:t>
+      </w:r>
+      <w:proofErr w:type="spellStart"/>
+      <w:r>
+        <w:rPr>
+          <w:rFonts w:ascii="Calibri" w:hAnsi="Calibri" w:cs="Calibri"/>
+          <w:b/>
+          <w:bCs/>
+          <w:color w:val="D86DCB" w:themeColor="accent5" w:themeTint="99"/>
+          <w:sz w:val="36"/>
+          <w:szCs w:val="36"/>
+        </w:rPr>
+        <w:t>ApiClient</w:t>
+      </w:r>
+      <w:proofErr w:type="spellEnd"/>
+      <w:r>
+        <w:rPr>
+          <w:rFonts w:ascii="Calibri" w:hAnsi="Calibri" w:cs="Calibri"/>
+          <w:b/>
+          <w:bCs/>
+          <w:color w:val="D86DCB" w:themeColor="accent5" w:themeTint="99"/>
+          <w:sz w:val="36"/>
+          <w:szCs w:val="36"/>
+        </w:rPr>
+        <w:t xml:space="preserve"> {</w:t>
+      </w:r>
+    </w:p>
+    <w:p>
+      <w:pPr>
+        <w:jc w:val="both"/>
+        <w:rPr>
+          <w:rFonts w:ascii="Calibri" w:hAnsi="Calibri" w:cs="Calibri"/>
+          <w:b/>
+          <w:bCs/>
+          <w:color w:val="D86DCB" w:themeColor="accent5" w:themeTint="99"/>
+          <w:sz w:val="36"/>
+          <w:szCs w:val="36"/>
+        </w:rPr>
+      </w:pPr>
+      <w:r>
+        <w:rPr>
+          <w:rFonts w:ascii="Calibri" w:hAnsi="Calibri" w:cs="Calibri"/>
+          <w:b/>
+          <w:bCs/>
+          <w:color w:val="D86DCB" w:themeColor="accent5" w:themeTint="99"/>
+          <w:sz w:val="36"/>
+          <w:szCs w:val="36"/>
+        </w:rPr>
+        <w:t xml:space="preserve">  @override</w:t>
       </w:r>
     </w:p>
     <w:p>
@@ -11793,7 +12387,55 @@
           <w:sz w:val="36"/>
           <w:szCs w:val="36"/>
         </w:rPr>
-        <w:t>);</w:t>
+        <w:t>) async {</w:t>
+      </w:r>
+    </w:p>
+    <w:p>
+      <w:pPr>
+        <w:jc w:val="both"/>
+        <w:rPr>
+          <w:rFonts w:ascii="Calibri" w:hAnsi="Calibri" w:cs="Calibri"/>
+          <w:b/>
+          <w:bCs/>
+          <w:color w:val="D86DCB" w:themeColor="accent5" w:themeTint="99"/>
+          <w:sz w:val="36"/>
+          <w:szCs w:val="36"/>
+        </w:rPr>
+      </w:pPr>
+      <w:r>
+        <w:rPr>
+          <w:rFonts w:ascii="Calibri" w:hAnsi="Calibri" w:cs="Calibri"/>
+          <w:b/>
+          <w:bCs/>
+          <w:color w:val="D86DCB" w:themeColor="accent5" w:themeTint="99"/>
+          <w:sz w:val="36"/>
+          <w:szCs w:val="36"/>
+        </w:rPr>
+        <w:t xml:space="preserve">    // API call</w:t>
+      </w:r>
+    </w:p>
+    <w:p>
+      <w:pPr>
+        <w:jc w:val="both"/>
+        <w:rPr>
+          <w:rFonts w:ascii="Calibri" w:hAnsi="Calibri" w:cs="Calibri"/>
+          <w:b/>
+          <w:bCs/>
+          <w:color w:val="D86DCB" w:themeColor="accent5" w:themeTint="99"/>
+          <w:sz w:val="36"/>
+          <w:szCs w:val="36"/>
+        </w:rPr>
+      </w:pPr>
+      <w:r>
+        <w:rPr>
+          <w:rFonts w:ascii="Calibri" w:hAnsi="Calibri" w:cs="Calibri"/>
+          <w:b/>
+          <w:bCs/>
+          <w:color w:val="D86DCB" w:themeColor="accent5" w:themeTint="99"/>
+          <w:sz w:val="36"/>
+          <w:szCs w:val="36"/>
+        </w:rPr>
+        <w:t xml:space="preserve">  }</w:t>
       </w:r>
     </w:p>
     <w:p>
@@ -11825,41 +12467,47 @@
         <w:jc w:val="both"/>
         <w:rPr>
           <w:rFonts w:ascii="Calibri" w:hAnsi="Calibri" w:cs="Calibri"/>
-          <w:sz w:val="36"/>
-          <w:szCs w:val="36"/>
-        </w:rPr>
-      </w:pPr>
-      <w:r>
-        <w:rPr>
-          <w:rFonts w:ascii="Calibri" w:hAnsi="Calibri" w:cs="Calibri"/>
-          <w:sz w:val="36"/>
-          <w:szCs w:val="36"/>
-        </w:rPr>
-        <w:t xml:space="preserve"># </w:t>
-      </w:r>
-      <w:r>
-        <w:rPr>
-          <w:rFonts w:ascii="Calibri" w:hAnsi="Calibri" w:cs="Calibri"/>
-          <w:sz w:val="36"/>
-          <w:szCs w:val="36"/>
-        </w:rPr>
-        <w:t>If</w:t>
-      </w:r>
-      <w:r>
-        <w:rPr>
-          <w:rFonts w:ascii="Calibri" w:hAnsi="Calibri" w:cs="Calibri"/>
-          <w:sz w:val="36"/>
-          <w:szCs w:val="36"/>
-        </w:rPr>
-        <w:t xml:space="preserve"> we do this</w:t>
-      </w:r>
-      <w:r>
-        <w:rPr>
-          <w:rFonts w:ascii="Calibri" w:hAnsi="Calibri" w:cs="Calibri"/>
-          <w:sz w:val="36"/>
-          <w:szCs w:val="36"/>
-        </w:rPr>
-        <w:t xml:space="preserve">, then </w:t>
+          <w:b/>
+          <w:bCs/>
+          <w:color w:val="D86DCB" w:themeColor="accent5" w:themeTint="99"/>
+          <w:sz w:val="36"/>
+          <w:szCs w:val="36"/>
+        </w:rPr>
+      </w:pPr>
+      <w:r>
+        <w:rPr>
+          <w:rFonts w:ascii="Calibri" w:hAnsi="Calibri" w:cs="Calibri"/>
+          <w:b/>
+          <w:bCs/>
+          <w:color w:val="D86DCB" w:themeColor="accent5" w:themeTint="99"/>
+          <w:sz w:val="36"/>
+          <w:szCs w:val="36"/>
+        </w:rPr>
+        <w:t>// In a different file, must implemented</w:t>
+      </w:r>
+    </w:p>
+    <w:p>
+      <w:pPr>
+        <w:jc w:val="both"/>
+        <w:rPr>
+          <w:rFonts w:ascii="Calibri" w:hAnsi="Calibri" w:cs="Calibri"/>
+          <w:b/>
+          <w:bCs/>
+          <w:color w:val="D86DCB" w:themeColor="accent5" w:themeTint="99"/>
+          <w:sz w:val="36"/>
+          <w:szCs w:val="36"/>
+        </w:rPr>
+      </w:pPr>
+      <w:r>
+        <w:rPr>
+          <w:rFonts w:ascii="Calibri" w:hAnsi="Calibri" w:cs="Calibri"/>
+          <w:b/>
+          <w:bCs/>
+          <w:color w:val="D86DCB" w:themeColor="accent5" w:themeTint="99"/>
+          <w:sz w:val="36"/>
+          <w:szCs w:val="36"/>
+        </w:rPr>
+        <w:t xml:space="preserve">class </w:t>
       </w:r>
       <w:proofErr w:type="spellStart"/>
       <w:r>
@@ -11867,6 +12515,31 @@
           <w:rFonts w:ascii="Calibri" w:hAnsi="Calibri" w:cs="Calibri"/>
           <w:b/>
           <w:bCs/>
+          <w:color w:val="D86DCB" w:themeColor="accent5" w:themeTint="99"/>
+          <w:sz w:val="36"/>
+          <w:szCs w:val="36"/>
+        </w:rPr>
+        <w:t>ApiService</w:t>
+      </w:r>
+      <w:proofErr w:type="spellEnd"/>
+      <w:r>
+        <w:rPr>
+          <w:rFonts w:ascii="Calibri" w:hAnsi="Calibri" w:cs="Calibri"/>
+          <w:b/>
+          <w:bCs/>
+          <w:color w:val="D86DCB" w:themeColor="accent5" w:themeTint="99"/>
+          <w:sz w:val="36"/>
+          <w:szCs w:val="36"/>
+        </w:rPr>
+        <w:t xml:space="preserve"> implements </w:t>
+      </w:r>
+      <w:proofErr w:type="spellStart"/>
+      <w:r>
+        <w:rPr>
+          <w:rFonts w:ascii="Calibri" w:hAnsi="Calibri" w:cs="Calibri"/>
+          <w:b/>
+          <w:bCs/>
+          <w:color w:val="D86DCB" w:themeColor="accent5" w:themeTint="99"/>
           <w:sz w:val="36"/>
           <w:szCs w:val="36"/>
         </w:rPr>
@@ -11876,113 +12549,6 @@
       <w:r>
         <w:rPr>
           <w:rFonts w:ascii="Calibri" w:hAnsi="Calibri" w:cs="Calibri"/>
-          <w:sz w:val="36"/>
-          <w:szCs w:val="36"/>
-        </w:rPr>
-        <w:t xml:space="preserve"> class can only be inherited (</w:t>
-      </w:r>
-      <w:r>
-        <w:rPr>
-          <w:rFonts w:ascii="Calibri" w:hAnsi="Calibri" w:cs="Calibri"/>
-          <w:b/>
-          <w:bCs/>
-          <w:sz w:val="36"/>
-          <w:szCs w:val="36"/>
-        </w:rPr>
-        <w:t>extends</w:t>
-      </w:r>
-      <w:r>
-        <w:rPr>
-          <w:rFonts w:ascii="Calibri" w:hAnsi="Calibri" w:cs="Calibri"/>
-          <w:sz w:val="36"/>
-          <w:szCs w:val="36"/>
-        </w:rPr>
-        <w:t>) in that same file. But in another file, it only can be implemented (</w:t>
-      </w:r>
-      <w:r>
-        <w:rPr>
-          <w:rFonts w:ascii="Calibri" w:hAnsi="Calibri" w:cs="Calibri"/>
-          <w:b/>
-          <w:bCs/>
-          <w:sz w:val="36"/>
-          <w:szCs w:val="36"/>
-        </w:rPr>
-        <w:t>implements</w:t>
-      </w:r>
-      <w:r>
-        <w:rPr>
-          <w:rFonts w:ascii="Calibri" w:hAnsi="Calibri" w:cs="Calibri"/>
-          <w:sz w:val="36"/>
-          <w:szCs w:val="36"/>
-        </w:rPr>
-        <w:t>) not inherited (Best practice, implement interface not inherit it)</w:t>
-      </w:r>
-    </w:p>
-    <w:p>
-      <w:pPr>
-        <w:jc w:val="both"/>
-        <w:rPr>
-          <w:rFonts w:ascii="Calibri" w:hAnsi="Calibri" w:cs="Calibri"/>
-          <w:sz w:val="36"/>
-          <w:szCs w:val="36"/>
-        </w:rPr>
-      </w:pPr>
-      <w:r>
-        <w:rPr>
-          <w:rFonts w:ascii="Calibri" w:hAnsi="Calibri" w:cs="Calibri"/>
-          <w:sz w:val="36"/>
-          <w:szCs w:val="36"/>
-        </w:rPr>
-        <w:t># Like properties of interface class shouldn’t be available in the implemented class (only methods that needs to be implemented) but if extended then properties or attributes will be available which makes interface abstraction pointless</w:t>
-      </w:r>
-      <w:r>
-        <w:rPr>
-          <w:rFonts w:ascii="Calibri" w:hAnsi="Calibri" w:cs="Calibri"/>
-          <w:sz w:val="36"/>
-          <w:szCs w:val="36"/>
-        </w:rPr>
-        <w:t>:</w:t>
-      </w:r>
-    </w:p>
-    <w:p>
-      <w:pPr>
-        <w:jc w:val="both"/>
-        <w:rPr>
-          <w:rFonts w:ascii="Calibri" w:hAnsi="Calibri" w:cs="Calibri"/>
-          <w:b/>
-          <w:bCs/>
-          <w:color w:val="D86DCB" w:themeColor="accent5" w:themeTint="99"/>
-          <w:sz w:val="36"/>
-          <w:szCs w:val="36"/>
-        </w:rPr>
-      </w:pPr>
-      <w:r>
-        <w:rPr>
-          <w:rFonts w:ascii="Calibri" w:hAnsi="Calibri" w:cs="Calibri"/>
-          <w:b/>
-          <w:bCs/>
-          <w:color w:val="D86DCB" w:themeColor="accent5" w:themeTint="99"/>
-          <w:sz w:val="36"/>
-          <w:szCs w:val="36"/>
-        </w:rPr>
-        <w:t xml:space="preserve">abstract interface class </w:t>
-      </w:r>
-      <w:proofErr w:type="spellStart"/>
-      <w:r>
-        <w:rPr>
-          <w:rFonts w:ascii="Calibri" w:hAnsi="Calibri" w:cs="Calibri"/>
-          <w:b/>
-          <w:bCs/>
-          <w:color w:val="D86DCB" w:themeColor="accent5" w:themeTint="99"/>
-          <w:sz w:val="36"/>
-          <w:szCs w:val="36"/>
-        </w:rPr>
-        <w:t>ApiClient</w:t>
-      </w:r>
-      <w:proofErr w:type="spellEnd"/>
-      <w:r>
-        <w:rPr>
-          <w:rFonts w:ascii="Calibri" w:hAnsi="Calibri" w:cs="Calibri"/>
           <w:b/>
           <w:bCs/>
           <w:color w:val="D86DCB" w:themeColor="accent5" w:themeTint="99"/>
@@ -12013,441 +12579,6 @@
           <w:sz w:val="36"/>
           <w:szCs w:val="36"/>
         </w:rPr>
-        <w:t xml:space="preserve">  Future&lt;void&gt; </w:t>
-      </w:r>
-      <w:proofErr w:type="spellStart"/>
-      <w:proofErr w:type="gramStart"/>
-      <w:r>
-        <w:rPr>
-          <w:rFonts w:ascii="Calibri" w:hAnsi="Calibri" w:cs="Calibri"/>
-          <w:b/>
-          <w:bCs/>
-          <w:color w:val="D86DCB" w:themeColor="accent5" w:themeTint="99"/>
-          <w:sz w:val="36"/>
-          <w:szCs w:val="36"/>
-        </w:rPr>
-        <w:t>getData</w:t>
-      </w:r>
-      <w:proofErr w:type="spellEnd"/>
-      <w:r>
-        <w:rPr>
-          <w:rFonts w:ascii="Calibri" w:hAnsi="Calibri" w:cs="Calibri"/>
-          <w:b/>
-          <w:bCs/>
-          <w:color w:val="D86DCB" w:themeColor="accent5" w:themeTint="99"/>
-          <w:sz w:val="36"/>
-          <w:szCs w:val="36"/>
-        </w:rPr>
-        <w:t>(</w:t>
-      </w:r>
-      <w:proofErr w:type="gramEnd"/>
-      <w:r>
-        <w:rPr>
-          <w:rFonts w:ascii="Calibri" w:hAnsi="Calibri" w:cs="Calibri"/>
-          <w:b/>
-          <w:bCs/>
-          <w:color w:val="D86DCB" w:themeColor="accent5" w:themeTint="99"/>
-          <w:sz w:val="36"/>
-          <w:szCs w:val="36"/>
-        </w:rPr>
-        <w:t>);</w:t>
-      </w:r>
-    </w:p>
-    <w:p>
-      <w:pPr>
-        <w:jc w:val="both"/>
-        <w:rPr>
-          <w:rFonts w:ascii="Calibri" w:hAnsi="Calibri" w:cs="Calibri"/>
-          <w:b/>
-          <w:bCs/>
-          <w:color w:val="D86DCB" w:themeColor="accent5" w:themeTint="99"/>
-          <w:sz w:val="36"/>
-          <w:szCs w:val="36"/>
-        </w:rPr>
-      </w:pPr>
-      <w:r>
-        <w:rPr>
-          <w:rFonts w:ascii="Calibri" w:hAnsi="Calibri" w:cs="Calibri"/>
-          <w:b/>
-          <w:bCs/>
-          <w:color w:val="D86DCB" w:themeColor="accent5" w:themeTint="99"/>
-          <w:sz w:val="36"/>
-          <w:szCs w:val="36"/>
-        </w:rPr>
-        <w:t>}</w:t>
-      </w:r>
-    </w:p>
-    <w:p>
-      <w:pPr>
-        <w:jc w:val="both"/>
-        <w:rPr>
-          <w:rFonts w:ascii="Calibri" w:hAnsi="Calibri" w:cs="Calibri"/>
-          <w:b/>
-          <w:bCs/>
-          <w:color w:val="D86DCB" w:themeColor="accent5" w:themeTint="99"/>
-          <w:sz w:val="36"/>
-          <w:szCs w:val="36"/>
-        </w:rPr>
-      </w:pPr>
-      <w:r>
-        <w:rPr>
-          <w:rFonts w:ascii="Calibri" w:hAnsi="Calibri" w:cs="Calibri"/>
-          <w:b/>
-          <w:bCs/>
-          <w:color w:val="D86DCB" w:themeColor="accent5" w:themeTint="99"/>
-          <w:sz w:val="36"/>
-          <w:szCs w:val="36"/>
-        </w:rPr>
-        <w:t>// Same file</w:t>
-      </w:r>
-    </w:p>
-    <w:p>
-      <w:pPr>
-        <w:jc w:val="both"/>
-        <w:rPr>
-          <w:rFonts w:ascii="Calibri" w:hAnsi="Calibri" w:cs="Calibri"/>
-          <w:b/>
-          <w:bCs/>
-          <w:color w:val="D86DCB" w:themeColor="accent5" w:themeTint="99"/>
-          <w:sz w:val="36"/>
-          <w:szCs w:val="36"/>
-        </w:rPr>
-      </w:pPr>
-      <w:r>
-        <w:rPr>
-          <w:rFonts w:ascii="Calibri" w:hAnsi="Calibri" w:cs="Calibri"/>
-          <w:b/>
-          <w:bCs/>
-          <w:color w:val="D86DCB" w:themeColor="accent5" w:themeTint="99"/>
-          <w:sz w:val="36"/>
-          <w:szCs w:val="36"/>
-        </w:rPr>
-        <w:t xml:space="preserve">class </w:t>
-      </w:r>
-      <w:proofErr w:type="spellStart"/>
-      <w:r>
-        <w:rPr>
-          <w:rFonts w:ascii="Calibri" w:hAnsi="Calibri" w:cs="Calibri"/>
-          <w:b/>
-          <w:bCs/>
-          <w:color w:val="D86DCB" w:themeColor="accent5" w:themeTint="99"/>
-          <w:sz w:val="36"/>
-          <w:szCs w:val="36"/>
-        </w:rPr>
-        <w:t>ApiService</w:t>
-      </w:r>
-      <w:proofErr w:type="spellEnd"/>
-      <w:r>
-        <w:rPr>
-          <w:rFonts w:ascii="Calibri" w:hAnsi="Calibri" w:cs="Calibri"/>
-          <w:b/>
-          <w:bCs/>
-          <w:color w:val="D86DCB" w:themeColor="accent5" w:themeTint="99"/>
-          <w:sz w:val="36"/>
-          <w:szCs w:val="36"/>
-        </w:rPr>
-        <w:t xml:space="preserve"> extends </w:t>
-      </w:r>
-      <w:proofErr w:type="spellStart"/>
-      <w:r>
-        <w:rPr>
-          <w:rFonts w:ascii="Calibri" w:hAnsi="Calibri" w:cs="Calibri"/>
-          <w:b/>
-          <w:bCs/>
-          <w:color w:val="D86DCB" w:themeColor="accent5" w:themeTint="99"/>
-          <w:sz w:val="36"/>
-          <w:szCs w:val="36"/>
-        </w:rPr>
-        <w:t>ApiClient</w:t>
-      </w:r>
-      <w:proofErr w:type="spellEnd"/>
-      <w:r>
-        <w:rPr>
-          <w:rFonts w:ascii="Calibri" w:hAnsi="Calibri" w:cs="Calibri"/>
-          <w:b/>
-          <w:bCs/>
-          <w:color w:val="D86DCB" w:themeColor="accent5" w:themeTint="99"/>
-          <w:sz w:val="36"/>
-          <w:szCs w:val="36"/>
-        </w:rPr>
-        <w:t xml:space="preserve"> {</w:t>
-      </w:r>
-    </w:p>
-    <w:p>
-      <w:pPr>
-        <w:jc w:val="both"/>
-        <w:rPr>
-          <w:rFonts w:ascii="Calibri" w:hAnsi="Calibri" w:cs="Calibri"/>
-          <w:b/>
-          <w:bCs/>
-          <w:color w:val="D86DCB" w:themeColor="accent5" w:themeTint="99"/>
-          <w:sz w:val="36"/>
-          <w:szCs w:val="36"/>
-        </w:rPr>
-      </w:pPr>
-      <w:r>
-        <w:rPr>
-          <w:rFonts w:ascii="Calibri" w:hAnsi="Calibri" w:cs="Calibri"/>
-          <w:b/>
-          <w:bCs/>
-          <w:color w:val="D86DCB" w:themeColor="accent5" w:themeTint="99"/>
-          <w:sz w:val="36"/>
-          <w:szCs w:val="36"/>
-        </w:rPr>
-        <w:t xml:space="preserve">  @override</w:t>
-      </w:r>
-    </w:p>
-    <w:p>
-      <w:pPr>
-        <w:jc w:val="both"/>
-        <w:rPr>
-          <w:rFonts w:ascii="Calibri" w:hAnsi="Calibri" w:cs="Calibri"/>
-          <w:b/>
-          <w:bCs/>
-          <w:color w:val="D86DCB" w:themeColor="accent5" w:themeTint="99"/>
-          <w:sz w:val="36"/>
-          <w:szCs w:val="36"/>
-        </w:rPr>
-      </w:pPr>
-      <w:r>
-        <w:rPr>
-          <w:rFonts w:ascii="Calibri" w:hAnsi="Calibri" w:cs="Calibri"/>
-          <w:b/>
-          <w:bCs/>
-          <w:color w:val="D86DCB" w:themeColor="accent5" w:themeTint="99"/>
-          <w:sz w:val="36"/>
-          <w:szCs w:val="36"/>
-        </w:rPr>
-        <w:t xml:space="preserve">  Future&lt;void&gt; </w:t>
-      </w:r>
-      <w:proofErr w:type="spellStart"/>
-      <w:proofErr w:type="gramStart"/>
-      <w:r>
-        <w:rPr>
-          <w:rFonts w:ascii="Calibri" w:hAnsi="Calibri" w:cs="Calibri"/>
-          <w:b/>
-          <w:bCs/>
-          <w:color w:val="D86DCB" w:themeColor="accent5" w:themeTint="99"/>
-          <w:sz w:val="36"/>
-          <w:szCs w:val="36"/>
-        </w:rPr>
-        <w:t>getData</w:t>
-      </w:r>
-      <w:proofErr w:type="spellEnd"/>
-      <w:r>
-        <w:rPr>
-          <w:rFonts w:ascii="Calibri" w:hAnsi="Calibri" w:cs="Calibri"/>
-          <w:b/>
-          <w:bCs/>
-          <w:color w:val="D86DCB" w:themeColor="accent5" w:themeTint="99"/>
-          <w:sz w:val="36"/>
-          <w:szCs w:val="36"/>
-        </w:rPr>
-        <w:t>(</w:t>
-      </w:r>
-      <w:proofErr w:type="gramEnd"/>
-      <w:r>
-        <w:rPr>
-          <w:rFonts w:ascii="Calibri" w:hAnsi="Calibri" w:cs="Calibri"/>
-          <w:b/>
-          <w:bCs/>
-          <w:color w:val="D86DCB" w:themeColor="accent5" w:themeTint="99"/>
-          <w:sz w:val="36"/>
-          <w:szCs w:val="36"/>
-        </w:rPr>
-        <w:t>) async {</w:t>
-      </w:r>
-    </w:p>
-    <w:p>
-      <w:pPr>
-        <w:jc w:val="both"/>
-        <w:rPr>
-          <w:rFonts w:ascii="Calibri" w:hAnsi="Calibri" w:cs="Calibri"/>
-          <w:b/>
-          <w:bCs/>
-          <w:color w:val="D86DCB" w:themeColor="accent5" w:themeTint="99"/>
-          <w:sz w:val="36"/>
-          <w:szCs w:val="36"/>
-        </w:rPr>
-      </w:pPr>
-      <w:r>
-        <w:rPr>
-          <w:rFonts w:ascii="Calibri" w:hAnsi="Calibri" w:cs="Calibri"/>
-          <w:b/>
-          <w:bCs/>
-          <w:color w:val="D86DCB" w:themeColor="accent5" w:themeTint="99"/>
-          <w:sz w:val="36"/>
-          <w:szCs w:val="36"/>
-        </w:rPr>
-        <w:t xml:space="preserve">    // API call</w:t>
-      </w:r>
-    </w:p>
-    <w:p>
-      <w:pPr>
-        <w:jc w:val="both"/>
-        <w:rPr>
-          <w:rFonts w:ascii="Calibri" w:hAnsi="Calibri" w:cs="Calibri"/>
-          <w:b/>
-          <w:bCs/>
-          <w:color w:val="D86DCB" w:themeColor="accent5" w:themeTint="99"/>
-          <w:sz w:val="36"/>
-          <w:szCs w:val="36"/>
-        </w:rPr>
-      </w:pPr>
-      <w:r>
-        <w:rPr>
-          <w:rFonts w:ascii="Calibri" w:hAnsi="Calibri" w:cs="Calibri"/>
-          <w:b/>
-          <w:bCs/>
-          <w:color w:val="D86DCB" w:themeColor="accent5" w:themeTint="99"/>
-          <w:sz w:val="36"/>
-          <w:szCs w:val="36"/>
-        </w:rPr>
-        <w:t xml:space="preserve">  }</w:t>
-      </w:r>
-    </w:p>
-    <w:p>
-      <w:pPr>
-        <w:jc w:val="both"/>
-        <w:rPr>
-          <w:rFonts w:ascii="Calibri" w:hAnsi="Calibri" w:cs="Calibri"/>
-          <w:b/>
-          <w:bCs/>
-          <w:color w:val="D86DCB" w:themeColor="accent5" w:themeTint="99"/>
-          <w:sz w:val="36"/>
-          <w:szCs w:val="36"/>
-        </w:rPr>
-      </w:pPr>
-      <w:r>
-        <w:rPr>
-          <w:rFonts w:ascii="Calibri" w:hAnsi="Calibri" w:cs="Calibri"/>
-          <w:b/>
-          <w:bCs/>
-          <w:color w:val="D86DCB" w:themeColor="accent5" w:themeTint="99"/>
-          <w:sz w:val="36"/>
-          <w:szCs w:val="36"/>
-        </w:rPr>
-        <w:t>}</w:t>
-      </w:r>
-    </w:p>
-    <w:p>
-      <w:pPr>
-        <w:jc w:val="both"/>
-        <w:rPr>
-          <w:rFonts w:ascii="Calibri" w:hAnsi="Calibri" w:cs="Calibri"/>
-          <w:b/>
-          <w:bCs/>
-          <w:color w:val="D86DCB" w:themeColor="accent5" w:themeTint="99"/>
-          <w:sz w:val="36"/>
-          <w:szCs w:val="36"/>
-        </w:rPr>
-      </w:pPr>
-      <w:r>
-        <w:rPr>
-          <w:rFonts w:ascii="Calibri" w:hAnsi="Calibri" w:cs="Calibri"/>
-          <w:b/>
-          <w:bCs/>
-          <w:color w:val="D86DCB" w:themeColor="accent5" w:themeTint="99"/>
-          <w:sz w:val="36"/>
-          <w:szCs w:val="36"/>
-        </w:rPr>
-        <w:t>// In a different file, must implemented</w:t>
-      </w:r>
-    </w:p>
-    <w:p>
-      <w:pPr>
-        <w:jc w:val="both"/>
-        <w:rPr>
-          <w:rFonts w:ascii="Calibri" w:hAnsi="Calibri" w:cs="Calibri"/>
-          <w:b/>
-          <w:bCs/>
-          <w:color w:val="D86DCB" w:themeColor="accent5" w:themeTint="99"/>
-          <w:sz w:val="36"/>
-          <w:szCs w:val="36"/>
-        </w:rPr>
-      </w:pPr>
-      <w:r>
-        <w:rPr>
-          <w:rFonts w:ascii="Calibri" w:hAnsi="Calibri" w:cs="Calibri"/>
-          <w:b/>
-          <w:bCs/>
-          <w:color w:val="D86DCB" w:themeColor="accent5" w:themeTint="99"/>
-          <w:sz w:val="36"/>
-          <w:szCs w:val="36"/>
-        </w:rPr>
-        <w:t xml:space="preserve">class </w:t>
-      </w:r>
-      <w:proofErr w:type="spellStart"/>
-      <w:r>
-        <w:rPr>
-          <w:rFonts w:ascii="Calibri" w:hAnsi="Calibri" w:cs="Calibri"/>
-          <w:b/>
-          <w:bCs/>
-          <w:color w:val="D86DCB" w:themeColor="accent5" w:themeTint="99"/>
-          <w:sz w:val="36"/>
-          <w:szCs w:val="36"/>
-        </w:rPr>
-        <w:t>ApiService</w:t>
-      </w:r>
-      <w:proofErr w:type="spellEnd"/>
-      <w:r>
-        <w:rPr>
-          <w:rFonts w:ascii="Calibri" w:hAnsi="Calibri" w:cs="Calibri"/>
-          <w:b/>
-          <w:bCs/>
-          <w:color w:val="D86DCB" w:themeColor="accent5" w:themeTint="99"/>
-          <w:sz w:val="36"/>
-          <w:szCs w:val="36"/>
-        </w:rPr>
-        <w:t xml:space="preserve"> implements </w:t>
-      </w:r>
-      <w:proofErr w:type="spellStart"/>
-      <w:r>
-        <w:rPr>
-          <w:rFonts w:ascii="Calibri" w:hAnsi="Calibri" w:cs="Calibri"/>
-          <w:b/>
-          <w:bCs/>
-          <w:color w:val="D86DCB" w:themeColor="accent5" w:themeTint="99"/>
-          <w:sz w:val="36"/>
-          <w:szCs w:val="36"/>
-        </w:rPr>
-        <w:t>ApiClient</w:t>
-      </w:r>
-      <w:proofErr w:type="spellEnd"/>
-      <w:r>
-        <w:rPr>
-          <w:rFonts w:ascii="Calibri" w:hAnsi="Calibri" w:cs="Calibri"/>
-          <w:b/>
-          <w:bCs/>
-          <w:color w:val="D86DCB" w:themeColor="accent5" w:themeTint="99"/>
-          <w:sz w:val="36"/>
-          <w:szCs w:val="36"/>
-        </w:rPr>
-        <w:t xml:space="preserve"> {</w:t>
-      </w:r>
-    </w:p>
-    <w:p>
-      <w:pPr>
-        <w:jc w:val="both"/>
-        <w:rPr>
-          <w:rFonts w:ascii="Calibri" w:hAnsi="Calibri" w:cs="Calibri"/>
-          <w:b/>
-          <w:bCs/>
-          <w:color w:val="D86DCB" w:themeColor="accent5" w:themeTint="99"/>
-          <w:sz w:val="36"/>
-          <w:szCs w:val="36"/>
-        </w:rPr>
-      </w:pPr>
-      <w:r>
-        <w:rPr>
-          <w:rFonts w:ascii="Calibri" w:hAnsi="Calibri" w:cs="Calibri"/>
-          <w:b/>
-          <w:bCs/>
-          <w:color w:val="D86DCB" w:themeColor="accent5" w:themeTint="99"/>
-          <w:sz w:val="36"/>
-          <w:szCs w:val="36"/>
-        </w:rPr>
-        <w:lastRenderedPageBreak/>
         <w:t xml:space="preserve">  @override</w:t>
       </w:r>
     </w:p>
@@ -12847,8 +12978,27 @@
           <w:sz w:val="36"/>
           <w:szCs w:val="36"/>
         </w:rPr>
-        <w:t>is the modern recommendation. It better communicates the design intent and prevents accidental inheritance. It's a small change in syntax, but it makes APIs clearer and more maintainable.</w:t>
-      </w:r>
+        <w:t xml:space="preserve">is the modern recommendation. It better communicates the design intent and prevents </w:t>
+      </w:r>
+      <w:r>
+        <w:rPr>
+          <w:rFonts w:ascii="Calibri" w:hAnsi="Calibri" w:cs="Calibri"/>
+          <w:sz w:val="36"/>
+          <w:szCs w:val="36"/>
+        </w:rPr>
+        <w:lastRenderedPageBreak/>
+        <w:t>accidental inheritance. It's a small change in syntax, but it makes APIs clearer and more maintainable.</w:t>
+      </w:r>
+    </w:p>
+    <w:p>
+      <w:pPr>
+        <w:jc w:val="both"/>
+        <w:rPr>
+          <w:rFonts w:ascii="Calibri" w:hAnsi="Calibri" w:cs="Calibri"/>
+          <w:sz w:val="36"/>
+          <w:szCs w:val="36"/>
+        </w:rPr>
+      </w:pPr>
     </w:p>
     <w:p>
       <w:pPr>
@@ -12957,409 +13107,409 @@
           <w:sz w:val="36"/>
           <w:szCs w:val="36"/>
         </w:rPr>
+        <w:t xml:space="preserve"># But it does support implementing multiple interfaces. Here, </w:t>
+      </w:r>
+      <w:r>
+        <w:rPr>
+          <w:rFonts w:ascii="Calibri" w:hAnsi="Calibri" w:cs="Calibri"/>
+          <w:b/>
+          <w:bCs/>
+          <w:sz w:val="36"/>
+          <w:szCs w:val="36"/>
+        </w:rPr>
+        <w:t xml:space="preserve">Bird </w:t>
+      </w:r>
+      <w:r>
+        <w:rPr>
+          <w:rFonts w:ascii="Calibri" w:hAnsi="Calibri" w:cs="Calibri"/>
+          <w:sz w:val="36"/>
+          <w:szCs w:val="36"/>
+        </w:rPr>
+        <w:t>promises to implement both APIs. This avoids the "diamond problem" that multiple inheritance can cause.</w:t>
+      </w:r>
+    </w:p>
+    <w:p>
+      <w:pPr>
+        <w:jc w:val="both"/>
+        <w:rPr>
+          <w:rFonts w:ascii="Calibri" w:hAnsi="Calibri" w:cs="Calibri"/>
+          <w:b/>
+          <w:bCs/>
+          <w:color w:val="D86DCB" w:themeColor="accent5" w:themeTint="99"/>
+          <w:sz w:val="36"/>
+          <w:szCs w:val="36"/>
+        </w:rPr>
+      </w:pPr>
+      <w:r>
+        <w:rPr>
+          <w:rFonts w:ascii="Calibri" w:hAnsi="Calibri" w:cs="Calibri"/>
+          <w:b/>
+          <w:bCs/>
+          <w:color w:val="D86DCB" w:themeColor="accent5" w:themeTint="99"/>
+          <w:sz w:val="36"/>
+          <w:szCs w:val="36"/>
+        </w:rPr>
+        <w:t>class Animal {</w:t>
+      </w:r>
+    </w:p>
+    <w:p>
+      <w:pPr>
+        <w:jc w:val="both"/>
+        <w:rPr>
+          <w:rFonts w:ascii="Calibri" w:hAnsi="Calibri" w:cs="Calibri"/>
+          <w:b/>
+          <w:bCs/>
+          <w:color w:val="D86DCB" w:themeColor="accent5" w:themeTint="99"/>
+          <w:sz w:val="36"/>
+          <w:szCs w:val="36"/>
+        </w:rPr>
+      </w:pPr>
+      <w:r>
+        <w:rPr>
+          <w:rFonts w:ascii="Calibri" w:hAnsi="Calibri" w:cs="Calibri"/>
+          <w:b/>
+          <w:bCs/>
+          <w:color w:val="D86DCB" w:themeColor="accent5" w:themeTint="99"/>
+          <w:sz w:val="36"/>
+          <w:szCs w:val="36"/>
+        </w:rPr>
+        <w:t xml:space="preserve">  void </w:t>
+      </w:r>
+      <w:proofErr w:type="gramStart"/>
+      <w:r>
+        <w:rPr>
+          <w:rFonts w:ascii="Calibri" w:hAnsi="Calibri" w:cs="Calibri"/>
+          <w:b/>
+          <w:bCs/>
+          <w:color w:val="D86DCB" w:themeColor="accent5" w:themeTint="99"/>
+          <w:sz w:val="36"/>
+          <w:szCs w:val="36"/>
+        </w:rPr>
+        <w:t>eat(</w:t>
+      </w:r>
+      <w:proofErr w:type="gramEnd"/>
+      <w:r>
+        <w:rPr>
+          <w:rFonts w:ascii="Calibri" w:hAnsi="Calibri" w:cs="Calibri"/>
+          <w:b/>
+          <w:bCs/>
+          <w:color w:val="D86DCB" w:themeColor="accent5" w:themeTint="99"/>
+          <w:sz w:val="36"/>
+          <w:szCs w:val="36"/>
+        </w:rPr>
+        <w:t>) {}</w:t>
+      </w:r>
+    </w:p>
+    <w:p>
+      <w:pPr>
+        <w:jc w:val="both"/>
+        <w:rPr>
+          <w:rFonts w:ascii="Calibri" w:hAnsi="Calibri" w:cs="Calibri"/>
+          <w:b/>
+          <w:bCs/>
+          <w:color w:val="D86DCB" w:themeColor="accent5" w:themeTint="99"/>
+          <w:sz w:val="36"/>
+          <w:szCs w:val="36"/>
+        </w:rPr>
+      </w:pPr>
+      <w:r>
+        <w:rPr>
+          <w:rFonts w:ascii="Calibri" w:hAnsi="Calibri" w:cs="Calibri"/>
+          <w:b/>
+          <w:bCs/>
+          <w:color w:val="D86DCB" w:themeColor="accent5" w:themeTint="99"/>
+          <w:sz w:val="36"/>
+          <w:szCs w:val="36"/>
+        </w:rPr>
+        <w:t>}</w:t>
+      </w:r>
+    </w:p>
+    <w:p>
+      <w:pPr>
+        <w:jc w:val="both"/>
+        <w:rPr>
+          <w:rFonts w:ascii="Calibri" w:hAnsi="Calibri" w:cs="Calibri"/>
+          <w:b/>
+          <w:bCs/>
+          <w:color w:val="D86DCB" w:themeColor="accent5" w:themeTint="99"/>
+          <w:sz w:val="36"/>
+          <w:szCs w:val="36"/>
+        </w:rPr>
+      </w:pPr>
+      <w:r>
+        <w:rPr>
+          <w:rFonts w:ascii="Calibri" w:hAnsi="Calibri" w:cs="Calibri"/>
+          <w:b/>
+          <w:bCs/>
+          <w:color w:val="D86DCB" w:themeColor="accent5" w:themeTint="99"/>
+          <w:sz w:val="36"/>
+          <w:szCs w:val="36"/>
+        </w:rPr>
+        <w:t>class Flyable {</w:t>
+      </w:r>
+    </w:p>
+    <w:p>
+      <w:pPr>
+        <w:jc w:val="both"/>
+        <w:rPr>
+          <w:rFonts w:ascii="Calibri" w:hAnsi="Calibri" w:cs="Calibri"/>
+          <w:b/>
+          <w:bCs/>
+          <w:color w:val="D86DCB" w:themeColor="accent5" w:themeTint="99"/>
+          <w:sz w:val="36"/>
+          <w:szCs w:val="36"/>
+        </w:rPr>
+      </w:pPr>
+      <w:r>
+        <w:rPr>
+          <w:rFonts w:ascii="Calibri" w:hAnsi="Calibri" w:cs="Calibri"/>
+          <w:b/>
+          <w:bCs/>
+          <w:color w:val="D86DCB" w:themeColor="accent5" w:themeTint="99"/>
+          <w:sz w:val="36"/>
+          <w:szCs w:val="36"/>
+        </w:rPr>
+        <w:t xml:space="preserve">  void </w:t>
+      </w:r>
+      <w:proofErr w:type="gramStart"/>
+      <w:r>
+        <w:rPr>
+          <w:rFonts w:ascii="Calibri" w:hAnsi="Calibri" w:cs="Calibri"/>
+          <w:b/>
+          <w:bCs/>
+          <w:color w:val="D86DCB" w:themeColor="accent5" w:themeTint="99"/>
+          <w:sz w:val="36"/>
+          <w:szCs w:val="36"/>
+        </w:rPr>
+        <w:t>fly(</w:t>
+      </w:r>
+      <w:proofErr w:type="gramEnd"/>
+      <w:r>
+        <w:rPr>
+          <w:rFonts w:ascii="Calibri" w:hAnsi="Calibri" w:cs="Calibri"/>
+          <w:b/>
+          <w:bCs/>
+          <w:color w:val="D86DCB" w:themeColor="accent5" w:themeTint="99"/>
+          <w:sz w:val="36"/>
+          <w:szCs w:val="36"/>
+        </w:rPr>
+        <w:t>) {}</w:t>
+      </w:r>
+    </w:p>
+    <w:p>
+      <w:pPr>
+        <w:jc w:val="both"/>
+        <w:rPr>
+          <w:rFonts w:ascii="Calibri" w:hAnsi="Calibri" w:cs="Calibri"/>
+          <w:b/>
+          <w:bCs/>
+          <w:color w:val="D86DCB" w:themeColor="accent5" w:themeTint="99"/>
+          <w:sz w:val="36"/>
+          <w:szCs w:val="36"/>
+        </w:rPr>
+      </w:pPr>
+      <w:r>
+        <w:rPr>
+          <w:rFonts w:ascii="Calibri" w:hAnsi="Calibri" w:cs="Calibri"/>
+          <w:b/>
+          <w:bCs/>
+          <w:color w:val="D86DCB" w:themeColor="accent5" w:themeTint="99"/>
+          <w:sz w:val="36"/>
+          <w:szCs w:val="36"/>
+        </w:rPr>
+        <w:t>}</w:t>
+      </w:r>
+    </w:p>
+    <w:p>
+      <w:pPr>
+        <w:jc w:val="both"/>
+        <w:rPr>
+          <w:rFonts w:ascii="Calibri" w:hAnsi="Calibri" w:cs="Calibri"/>
+          <w:b/>
+          <w:bCs/>
+          <w:color w:val="D86DCB" w:themeColor="accent5" w:themeTint="99"/>
+          <w:sz w:val="36"/>
+          <w:szCs w:val="36"/>
+        </w:rPr>
+      </w:pPr>
+      <w:r>
+        <w:rPr>
+          <w:rFonts w:ascii="Calibri" w:hAnsi="Calibri" w:cs="Calibri"/>
+          <w:b/>
+          <w:bCs/>
+          <w:color w:val="D86DCB" w:themeColor="accent5" w:themeTint="99"/>
+          <w:sz w:val="36"/>
+          <w:szCs w:val="36"/>
+        </w:rPr>
+        <w:t>class Bird implements Animal, Flyable {</w:t>
+      </w:r>
+    </w:p>
+    <w:p>
+      <w:pPr>
+        <w:jc w:val="both"/>
+        <w:rPr>
+          <w:rFonts w:ascii="Calibri" w:hAnsi="Calibri" w:cs="Calibri"/>
+          <w:b/>
+          <w:bCs/>
+          <w:color w:val="D86DCB" w:themeColor="accent5" w:themeTint="99"/>
+          <w:sz w:val="36"/>
+          <w:szCs w:val="36"/>
+        </w:rPr>
+      </w:pPr>
+      <w:r>
+        <w:rPr>
+          <w:rFonts w:ascii="Calibri" w:hAnsi="Calibri" w:cs="Calibri"/>
+          <w:b/>
+          <w:bCs/>
+          <w:color w:val="D86DCB" w:themeColor="accent5" w:themeTint="99"/>
+          <w:sz w:val="36"/>
+          <w:szCs w:val="36"/>
+        </w:rPr>
+        <w:t xml:space="preserve">  @override</w:t>
+      </w:r>
+    </w:p>
+    <w:p>
+      <w:pPr>
+        <w:jc w:val="both"/>
+        <w:rPr>
+          <w:rFonts w:ascii="Calibri" w:hAnsi="Calibri" w:cs="Calibri"/>
+          <w:b/>
+          <w:bCs/>
+          <w:color w:val="D86DCB" w:themeColor="accent5" w:themeTint="99"/>
+          <w:sz w:val="36"/>
+          <w:szCs w:val="36"/>
+        </w:rPr>
+      </w:pPr>
+      <w:r>
+        <w:rPr>
+          <w:rFonts w:ascii="Calibri" w:hAnsi="Calibri" w:cs="Calibri"/>
+          <w:b/>
+          <w:bCs/>
+          <w:color w:val="D86DCB" w:themeColor="accent5" w:themeTint="99"/>
+          <w:sz w:val="36"/>
+          <w:szCs w:val="36"/>
+        </w:rPr>
+        <w:t xml:space="preserve">  void </w:t>
+      </w:r>
+      <w:proofErr w:type="gramStart"/>
+      <w:r>
+        <w:rPr>
+          <w:rFonts w:ascii="Calibri" w:hAnsi="Calibri" w:cs="Calibri"/>
+          <w:b/>
+          <w:bCs/>
+          <w:color w:val="D86DCB" w:themeColor="accent5" w:themeTint="99"/>
+          <w:sz w:val="36"/>
+          <w:szCs w:val="36"/>
+        </w:rPr>
+        <w:t>eat(</w:t>
+      </w:r>
+      <w:proofErr w:type="gramEnd"/>
+      <w:r>
+        <w:rPr>
+          <w:rFonts w:ascii="Calibri" w:hAnsi="Calibri" w:cs="Calibri"/>
+          <w:b/>
+          <w:bCs/>
+          <w:color w:val="D86DCB" w:themeColor="accent5" w:themeTint="99"/>
+          <w:sz w:val="36"/>
+          <w:szCs w:val="36"/>
+        </w:rPr>
+        <w:t>) {}</w:t>
+      </w:r>
+    </w:p>
+    <w:p>
+      <w:pPr>
+        <w:jc w:val="both"/>
+        <w:rPr>
+          <w:rFonts w:ascii="Calibri" w:hAnsi="Calibri" w:cs="Calibri"/>
+          <w:b/>
+          <w:bCs/>
+          <w:color w:val="D86DCB" w:themeColor="accent5" w:themeTint="99"/>
+          <w:sz w:val="36"/>
+          <w:szCs w:val="36"/>
+        </w:rPr>
+      </w:pPr>
+      <w:r>
+        <w:rPr>
+          <w:rFonts w:ascii="Calibri" w:hAnsi="Calibri" w:cs="Calibri"/>
+          <w:b/>
+          <w:bCs/>
+          <w:color w:val="D86DCB" w:themeColor="accent5" w:themeTint="99"/>
+          <w:sz w:val="36"/>
+          <w:szCs w:val="36"/>
+        </w:rPr>
+        <w:t xml:space="preserve">  @override</w:t>
+      </w:r>
+    </w:p>
+    <w:p>
+      <w:pPr>
+        <w:jc w:val="both"/>
+        <w:rPr>
+          <w:rFonts w:ascii="Calibri" w:hAnsi="Calibri" w:cs="Calibri"/>
+          <w:b/>
+          <w:bCs/>
+          <w:color w:val="D86DCB" w:themeColor="accent5" w:themeTint="99"/>
+          <w:sz w:val="36"/>
+          <w:szCs w:val="36"/>
+        </w:rPr>
+      </w:pPr>
+      <w:r>
+        <w:rPr>
+          <w:rFonts w:ascii="Calibri" w:hAnsi="Calibri" w:cs="Calibri"/>
+          <w:b/>
+          <w:bCs/>
+          <w:color w:val="D86DCB" w:themeColor="accent5" w:themeTint="99"/>
+          <w:sz w:val="36"/>
+          <w:szCs w:val="36"/>
+        </w:rPr>
+        <w:t xml:space="preserve">  void </w:t>
+      </w:r>
+      <w:proofErr w:type="gramStart"/>
+      <w:r>
+        <w:rPr>
+          <w:rFonts w:ascii="Calibri" w:hAnsi="Calibri" w:cs="Calibri"/>
+          <w:b/>
+          <w:bCs/>
+          <w:color w:val="D86DCB" w:themeColor="accent5" w:themeTint="99"/>
+          <w:sz w:val="36"/>
+          <w:szCs w:val="36"/>
+        </w:rPr>
+        <w:t>fly(</w:t>
+      </w:r>
+      <w:proofErr w:type="gramEnd"/>
+      <w:r>
+        <w:rPr>
+          <w:rFonts w:ascii="Calibri" w:hAnsi="Calibri" w:cs="Calibri"/>
+          <w:b/>
+          <w:bCs/>
+          <w:color w:val="D86DCB" w:themeColor="accent5" w:themeTint="99"/>
+          <w:sz w:val="36"/>
+          <w:szCs w:val="36"/>
+        </w:rPr>
+        <w:t>) {}</w:t>
+      </w:r>
+    </w:p>
+    <w:p>
+      <w:pPr>
+        <w:jc w:val="both"/>
+        <w:rPr>
+          <w:rFonts w:ascii="Calibri" w:hAnsi="Calibri" w:cs="Calibri"/>
+          <w:b/>
+          <w:bCs/>
+          <w:color w:val="D86DCB" w:themeColor="accent5" w:themeTint="99"/>
+          <w:sz w:val="36"/>
+          <w:szCs w:val="36"/>
+        </w:rPr>
+      </w:pPr>
+      <w:r>
+        <w:rPr>
+          <w:rFonts w:ascii="Calibri" w:hAnsi="Calibri" w:cs="Calibri"/>
+          <w:b/>
+          <w:bCs/>
+          <w:color w:val="D86DCB" w:themeColor="accent5" w:themeTint="99"/>
+          <w:sz w:val="36"/>
+          <w:szCs w:val="36"/>
+        </w:rPr>
         <w:lastRenderedPageBreak/>
-        <w:t xml:space="preserve"># But it does support implementing multiple interfaces. Here, </w:t>
-      </w:r>
-      <w:r>
-        <w:rPr>
-          <w:rFonts w:ascii="Calibri" w:hAnsi="Calibri" w:cs="Calibri"/>
-          <w:b/>
-          <w:bCs/>
-          <w:sz w:val="36"/>
-          <w:szCs w:val="36"/>
-        </w:rPr>
-        <w:t xml:space="preserve">Bird </w:t>
-      </w:r>
-      <w:r>
-        <w:rPr>
-          <w:rFonts w:ascii="Calibri" w:hAnsi="Calibri" w:cs="Calibri"/>
-          <w:sz w:val="36"/>
-          <w:szCs w:val="36"/>
-        </w:rPr>
-        <w:t>promises to implement both APIs. This avoids the "diamond problem" that multiple inheritance can cause.</w:t>
-      </w:r>
-    </w:p>
-    <w:p>
-      <w:pPr>
-        <w:jc w:val="both"/>
-        <w:rPr>
-          <w:rFonts w:ascii="Calibri" w:hAnsi="Calibri" w:cs="Calibri"/>
-          <w:b/>
-          <w:bCs/>
-          <w:color w:val="D86DCB" w:themeColor="accent5" w:themeTint="99"/>
-          <w:sz w:val="36"/>
-          <w:szCs w:val="36"/>
-        </w:rPr>
-      </w:pPr>
-      <w:r>
-        <w:rPr>
-          <w:rFonts w:ascii="Calibri" w:hAnsi="Calibri" w:cs="Calibri"/>
-          <w:b/>
-          <w:bCs/>
-          <w:color w:val="D86DCB" w:themeColor="accent5" w:themeTint="99"/>
-          <w:sz w:val="36"/>
-          <w:szCs w:val="36"/>
-        </w:rPr>
-        <w:t>class Animal {</w:t>
-      </w:r>
-    </w:p>
-    <w:p>
-      <w:pPr>
-        <w:jc w:val="both"/>
-        <w:rPr>
-          <w:rFonts w:ascii="Calibri" w:hAnsi="Calibri" w:cs="Calibri"/>
-          <w:b/>
-          <w:bCs/>
-          <w:color w:val="D86DCB" w:themeColor="accent5" w:themeTint="99"/>
-          <w:sz w:val="36"/>
-          <w:szCs w:val="36"/>
-        </w:rPr>
-      </w:pPr>
-      <w:r>
-        <w:rPr>
-          <w:rFonts w:ascii="Calibri" w:hAnsi="Calibri" w:cs="Calibri"/>
-          <w:b/>
-          <w:bCs/>
-          <w:color w:val="D86DCB" w:themeColor="accent5" w:themeTint="99"/>
-          <w:sz w:val="36"/>
-          <w:szCs w:val="36"/>
-        </w:rPr>
-        <w:t xml:space="preserve">  void </w:t>
-      </w:r>
-      <w:proofErr w:type="gramStart"/>
-      <w:r>
-        <w:rPr>
-          <w:rFonts w:ascii="Calibri" w:hAnsi="Calibri" w:cs="Calibri"/>
-          <w:b/>
-          <w:bCs/>
-          <w:color w:val="D86DCB" w:themeColor="accent5" w:themeTint="99"/>
-          <w:sz w:val="36"/>
-          <w:szCs w:val="36"/>
-        </w:rPr>
-        <w:t>eat(</w:t>
-      </w:r>
-      <w:proofErr w:type="gramEnd"/>
-      <w:r>
-        <w:rPr>
-          <w:rFonts w:ascii="Calibri" w:hAnsi="Calibri" w:cs="Calibri"/>
-          <w:b/>
-          <w:bCs/>
-          <w:color w:val="D86DCB" w:themeColor="accent5" w:themeTint="99"/>
-          <w:sz w:val="36"/>
-          <w:szCs w:val="36"/>
-        </w:rPr>
-        <w:t>) {}</w:t>
-      </w:r>
-    </w:p>
-    <w:p>
-      <w:pPr>
-        <w:jc w:val="both"/>
-        <w:rPr>
-          <w:rFonts w:ascii="Calibri" w:hAnsi="Calibri" w:cs="Calibri"/>
-          <w:b/>
-          <w:bCs/>
-          <w:color w:val="D86DCB" w:themeColor="accent5" w:themeTint="99"/>
-          <w:sz w:val="36"/>
-          <w:szCs w:val="36"/>
-        </w:rPr>
-      </w:pPr>
-      <w:r>
-        <w:rPr>
-          <w:rFonts w:ascii="Calibri" w:hAnsi="Calibri" w:cs="Calibri"/>
-          <w:b/>
-          <w:bCs/>
-          <w:color w:val="D86DCB" w:themeColor="accent5" w:themeTint="99"/>
-          <w:sz w:val="36"/>
-          <w:szCs w:val="36"/>
-        </w:rPr>
-        <w:t>}</w:t>
-      </w:r>
-    </w:p>
-    <w:p>
-      <w:pPr>
-        <w:jc w:val="both"/>
-        <w:rPr>
-          <w:rFonts w:ascii="Calibri" w:hAnsi="Calibri" w:cs="Calibri"/>
-          <w:b/>
-          <w:bCs/>
-          <w:color w:val="D86DCB" w:themeColor="accent5" w:themeTint="99"/>
-          <w:sz w:val="36"/>
-          <w:szCs w:val="36"/>
-        </w:rPr>
-      </w:pPr>
-      <w:r>
-        <w:rPr>
-          <w:rFonts w:ascii="Calibri" w:hAnsi="Calibri" w:cs="Calibri"/>
-          <w:b/>
-          <w:bCs/>
-          <w:color w:val="D86DCB" w:themeColor="accent5" w:themeTint="99"/>
-          <w:sz w:val="36"/>
-          <w:szCs w:val="36"/>
-        </w:rPr>
-        <w:t>class Flyable {</w:t>
-      </w:r>
-    </w:p>
-    <w:p>
-      <w:pPr>
-        <w:jc w:val="both"/>
-        <w:rPr>
-          <w:rFonts w:ascii="Calibri" w:hAnsi="Calibri" w:cs="Calibri"/>
-          <w:b/>
-          <w:bCs/>
-          <w:color w:val="D86DCB" w:themeColor="accent5" w:themeTint="99"/>
-          <w:sz w:val="36"/>
-          <w:szCs w:val="36"/>
-        </w:rPr>
-      </w:pPr>
-      <w:r>
-        <w:rPr>
-          <w:rFonts w:ascii="Calibri" w:hAnsi="Calibri" w:cs="Calibri"/>
-          <w:b/>
-          <w:bCs/>
-          <w:color w:val="D86DCB" w:themeColor="accent5" w:themeTint="99"/>
-          <w:sz w:val="36"/>
-          <w:szCs w:val="36"/>
-        </w:rPr>
-        <w:t xml:space="preserve">  void </w:t>
-      </w:r>
-      <w:proofErr w:type="gramStart"/>
-      <w:r>
-        <w:rPr>
-          <w:rFonts w:ascii="Calibri" w:hAnsi="Calibri" w:cs="Calibri"/>
-          <w:b/>
-          <w:bCs/>
-          <w:color w:val="D86DCB" w:themeColor="accent5" w:themeTint="99"/>
-          <w:sz w:val="36"/>
-          <w:szCs w:val="36"/>
-        </w:rPr>
-        <w:t>fly(</w:t>
-      </w:r>
-      <w:proofErr w:type="gramEnd"/>
-      <w:r>
-        <w:rPr>
-          <w:rFonts w:ascii="Calibri" w:hAnsi="Calibri" w:cs="Calibri"/>
-          <w:b/>
-          <w:bCs/>
-          <w:color w:val="D86DCB" w:themeColor="accent5" w:themeTint="99"/>
-          <w:sz w:val="36"/>
-          <w:szCs w:val="36"/>
-        </w:rPr>
-        <w:t>) {}</w:t>
-      </w:r>
-    </w:p>
-    <w:p>
-      <w:pPr>
-        <w:jc w:val="both"/>
-        <w:rPr>
-          <w:rFonts w:ascii="Calibri" w:hAnsi="Calibri" w:cs="Calibri"/>
-          <w:b/>
-          <w:bCs/>
-          <w:color w:val="D86DCB" w:themeColor="accent5" w:themeTint="99"/>
-          <w:sz w:val="36"/>
-          <w:szCs w:val="36"/>
-        </w:rPr>
-      </w:pPr>
-      <w:r>
-        <w:rPr>
-          <w:rFonts w:ascii="Calibri" w:hAnsi="Calibri" w:cs="Calibri"/>
-          <w:b/>
-          <w:bCs/>
-          <w:color w:val="D86DCB" w:themeColor="accent5" w:themeTint="99"/>
-          <w:sz w:val="36"/>
-          <w:szCs w:val="36"/>
-        </w:rPr>
-        <w:t>}</w:t>
-      </w:r>
-    </w:p>
-    <w:p>
-      <w:pPr>
-        <w:jc w:val="both"/>
-        <w:rPr>
-          <w:rFonts w:ascii="Calibri" w:hAnsi="Calibri" w:cs="Calibri"/>
-          <w:b/>
-          <w:bCs/>
-          <w:color w:val="D86DCB" w:themeColor="accent5" w:themeTint="99"/>
-          <w:sz w:val="36"/>
-          <w:szCs w:val="36"/>
-        </w:rPr>
-      </w:pPr>
-      <w:r>
-        <w:rPr>
-          <w:rFonts w:ascii="Calibri" w:hAnsi="Calibri" w:cs="Calibri"/>
-          <w:b/>
-          <w:bCs/>
-          <w:color w:val="D86DCB" w:themeColor="accent5" w:themeTint="99"/>
-          <w:sz w:val="36"/>
-          <w:szCs w:val="36"/>
-        </w:rPr>
-        <w:t>class Bird implements Animal, Flyable {</w:t>
-      </w:r>
-    </w:p>
-    <w:p>
-      <w:pPr>
-        <w:jc w:val="both"/>
-        <w:rPr>
-          <w:rFonts w:ascii="Calibri" w:hAnsi="Calibri" w:cs="Calibri"/>
-          <w:b/>
-          <w:bCs/>
-          <w:color w:val="D86DCB" w:themeColor="accent5" w:themeTint="99"/>
-          <w:sz w:val="36"/>
-          <w:szCs w:val="36"/>
-        </w:rPr>
-      </w:pPr>
-      <w:r>
-        <w:rPr>
-          <w:rFonts w:ascii="Calibri" w:hAnsi="Calibri" w:cs="Calibri"/>
-          <w:b/>
-          <w:bCs/>
-          <w:color w:val="D86DCB" w:themeColor="accent5" w:themeTint="99"/>
-          <w:sz w:val="36"/>
-          <w:szCs w:val="36"/>
-        </w:rPr>
-        <w:t xml:space="preserve">  @override</w:t>
-      </w:r>
-    </w:p>
-    <w:p>
-      <w:pPr>
-        <w:jc w:val="both"/>
-        <w:rPr>
-          <w:rFonts w:ascii="Calibri" w:hAnsi="Calibri" w:cs="Calibri"/>
-          <w:b/>
-          <w:bCs/>
-          <w:color w:val="D86DCB" w:themeColor="accent5" w:themeTint="99"/>
-          <w:sz w:val="36"/>
-          <w:szCs w:val="36"/>
-        </w:rPr>
-      </w:pPr>
-      <w:r>
-        <w:rPr>
-          <w:rFonts w:ascii="Calibri" w:hAnsi="Calibri" w:cs="Calibri"/>
-          <w:b/>
-          <w:bCs/>
-          <w:color w:val="D86DCB" w:themeColor="accent5" w:themeTint="99"/>
-          <w:sz w:val="36"/>
-          <w:szCs w:val="36"/>
-        </w:rPr>
-        <w:t xml:space="preserve">  void </w:t>
-      </w:r>
-      <w:proofErr w:type="gramStart"/>
-      <w:r>
-        <w:rPr>
-          <w:rFonts w:ascii="Calibri" w:hAnsi="Calibri" w:cs="Calibri"/>
-          <w:b/>
-          <w:bCs/>
-          <w:color w:val="D86DCB" w:themeColor="accent5" w:themeTint="99"/>
-          <w:sz w:val="36"/>
-          <w:szCs w:val="36"/>
-        </w:rPr>
-        <w:t>eat(</w:t>
-      </w:r>
-      <w:proofErr w:type="gramEnd"/>
-      <w:r>
-        <w:rPr>
-          <w:rFonts w:ascii="Calibri" w:hAnsi="Calibri" w:cs="Calibri"/>
-          <w:b/>
-          <w:bCs/>
-          <w:color w:val="D86DCB" w:themeColor="accent5" w:themeTint="99"/>
-          <w:sz w:val="36"/>
-          <w:szCs w:val="36"/>
-        </w:rPr>
-        <w:t>) {}</w:t>
-      </w:r>
-    </w:p>
-    <w:p>
-      <w:pPr>
-        <w:jc w:val="both"/>
-        <w:rPr>
-          <w:rFonts w:ascii="Calibri" w:hAnsi="Calibri" w:cs="Calibri"/>
-          <w:b/>
-          <w:bCs/>
-          <w:color w:val="D86DCB" w:themeColor="accent5" w:themeTint="99"/>
-          <w:sz w:val="36"/>
-          <w:szCs w:val="36"/>
-        </w:rPr>
-      </w:pPr>
-      <w:r>
-        <w:rPr>
-          <w:rFonts w:ascii="Calibri" w:hAnsi="Calibri" w:cs="Calibri"/>
-          <w:b/>
-          <w:bCs/>
-          <w:color w:val="D86DCB" w:themeColor="accent5" w:themeTint="99"/>
-          <w:sz w:val="36"/>
-          <w:szCs w:val="36"/>
-        </w:rPr>
-        <w:t xml:space="preserve">  @override</w:t>
-      </w:r>
-    </w:p>
-    <w:p>
-      <w:pPr>
-        <w:jc w:val="both"/>
-        <w:rPr>
-          <w:rFonts w:ascii="Calibri" w:hAnsi="Calibri" w:cs="Calibri"/>
-          <w:b/>
-          <w:bCs/>
-          <w:color w:val="D86DCB" w:themeColor="accent5" w:themeTint="99"/>
-          <w:sz w:val="36"/>
-          <w:szCs w:val="36"/>
-        </w:rPr>
-      </w:pPr>
-      <w:r>
-        <w:rPr>
-          <w:rFonts w:ascii="Calibri" w:hAnsi="Calibri" w:cs="Calibri"/>
-          <w:b/>
-          <w:bCs/>
-          <w:color w:val="D86DCB" w:themeColor="accent5" w:themeTint="99"/>
-          <w:sz w:val="36"/>
-          <w:szCs w:val="36"/>
-        </w:rPr>
-        <w:t xml:space="preserve">  void </w:t>
-      </w:r>
-      <w:proofErr w:type="gramStart"/>
-      <w:r>
-        <w:rPr>
-          <w:rFonts w:ascii="Calibri" w:hAnsi="Calibri" w:cs="Calibri"/>
-          <w:b/>
-          <w:bCs/>
-          <w:color w:val="D86DCB" w:themeColor="accent5" w:themeTint="99"/>
-          <w:sz w:val="36"/>
-          <w:szCs w:val="36"/>
-        </w:rPr>
-        <w:t>fly(</w:t>
-      </w:r>
-      <w:proofErr w:type="gramEnd"/>
-      <w:r>
-        <w:rPr>
-          <w:rFonts w:ascii="Calibri" w:hAnsi="Calibri" w:cs="Calibri"/>
-          <w:b/>
-          <w:bCs/>
-          <w:color w:val="D86DCB" w:themeColor="accent5" w:themeTint="99"/>
-          <w:sz w:val="36"/>
-          <w:szCs w:val="36"/>
-        </w:rPr>
-        <w:t>) {}</w:t>
-      </w:r>
-    </w:p>
-    <w:p>
-      <w:pPr>
-        <w:jc w:val="both"/>
-        <w:rPr>
-          <w:rFonts w:ascii="Calibri" w:hAnsi="Calibri" w:cs="Calibri"/>
-          <w:b/>
-          <w:bCs/>
-          <w:color w:val="D86DCB" w:themeColor="accent5" w:themeTint="99"/>
-          <w:sz w:val="36"/>
-          <w:szCs w:val="36"/>
-        </w:rPr>
-      </w:pPr>
-      <w:r>
-        <w:rPr>
-          <w:rFonts w:ascii="Calibri" w:hAnsi="Calibri" w:cs="Calibri"/>
-          <w:b/>
-          <w:bCs/>
-          <w:color w:val="D86DCB" w:themeColor="accent5" w:themeTint="99"/>
-          <w:sz w:val="36"/>
-          <w:szCs w:val="36"/>
-        </w:rPr>
         <w:t>}</w:t>
       </w:r>
     </w:p>
@@ -13549,7 +13699,6 @@
           <w:sz w:val="36"/>
           <w:szCs w:val="36"/>
         </w:rPr>
-        <w:lastRenderedPageBreak/>
         <w:t>#</w:t>
       </w:r>
       <w:r>
@@ -13834,6 +13983,7 @@
           <w:sz w:val="32"/>
           <w:szCs w:val="32"/>
         </w:rPr>
+        <w:lastRenderedPageBreak/>
         <w:t>Implicit Interface</w:t>
       </w:r>
     </w:p>
@@ -13994,475 +14144,493 @@
           <w:sz w:val="36"/>
           <w:szCs w:val="36"/>
         </w:rPr>
+        <w:t>Break</w:t>
+      </w:r>
+    </w:p>
+    <w:p>
+      <w:pPr>
+        <w:jc w:val="both"/>
+        <w:rPr>
+          <w:rFonts w:ascii="Calibri" w:hAnsi="Calibri" w:cs="Calibri"/>
+          <w:sz w:val="36"/>
+          <w:szCs w:val="36"/>
+        </w:rPr>
+      </w:pPr>
+    </w:p>
+    <w:p>
+      <w:pPr>
+        <w:jc w:val="both"/>
+        <w:rPr>
+          <w:rFonts w:ascii="Calibri" w:hAnsi="Calibri" w:cs="Calibri"/>
+          <w:b/>
+          <w:bCs/>
+          <w:sz w:val="36"/>
+          <w:szCs w:val="36"/>
+        </w:rPr>
+      </w:pPr>
+      <w:r>
+        <w:rPr>
+          <w:rFonts w:ascii="Calibri" w:hAnsi="Calibri" w:cs="Calibri"/>
+          <w:b/>
+          <w:bCs/>
+          <w:sz w:val="36"/>
+          <w:szCs w:val="36"/>
+        </w:rPr>
+        <w:t xml:space="preserve">More on </w:t>
+      </w:r>
+      <w:proofErr w:type="spellStart"/>
+      <w:r>
+        <w:rPr>
+          <w:rFonts w:ascii="Calibri" w:hAnsi="Calibri" w:cs="Calibri"/>
+          <w:b/>
+          <w:bCs/>
+          <w:sz w:val="36"/>
+          <w:szCs w:val="36"/>
+        </w:rPr>
+        <w:t>Mixin</w:t>
+      </w:r>
+      <w:proofErr w:type="spellEnd"/>
+      <w:r>
+        <w:rPr>
+          <w:rFonts w:ascii="Calibri" w:hAnsi="Calibri" w:cs="Calibri"/>
+          <w:b/>
+          <w:bCs/>
+          <w:sz w:val="36"/>
+          <w:szCs w:val="36"/>
+        </w:rPr>
+        <w:t xml:space="preserve"> Class:</w:t>
+      </w:r>
+    </w:p>
+    <w:p>
+      <w:pPr>
+        <w:jc w:val="both"/>
+        <w:rPr>
+          <w:rFonts w:ascii="Calibri" w:hAnsi="Calibri" w:cs="Calibri"/>
+          <w:sz w:val="36"/>
+          <w:szCs w:val="36"/>
+        </w:rPr>
+      </w:pPr>
+      <w:r>
+        <w:rPr>
+          <w:rFonts w:ascii="Calibri" w:hAnsi="Calibri" w:cs="Calibri"/>
+          <w:sz w:val="36"/>
+          <w:szCs w:val="36"/>
+        </w:rPr>
+        <w:t xml:space="preserve"># </w:t>
+      </w:r>
+      <w:r>
+        <w:rPr>
+          <w:rFonts w:ascii="Calibri" w:hAnsi="Calibri" w:cs="Calibri"/>
+          <w:sz w:val="36"/>
+          <w:szCs w:val="36"/>
+        </w:rPr>
+        <w:t xml:space="preserve">In </w:t>
+      </w:r>
+      <w:r>
+        <w:rPr>
+          <w:rFonts w:ascii="Calibri" w:hAnsi="Calibri" w:cs="Calibri"/>
+          <w:b/>
+          <w:bCs/>
+          <w:sz w:val="36"/>
+          <w:szCs w:val="36"/>
+        </w:rPr>
+        <w:t>Dart</w:t>
+      </w:r>
+      <w:r>
+        <w:rPr>
+          <w:rFonts w:ascii="Calibri" w:hAnsi="Calibri" w:cs="Calibri"/>
+          <w:sz w:val="36"/>
+          <w:szCs w:val="36"/>
+        </w:rPr>
+        <w:t xml:space="preserve">, a class can use multiple </w:t>
+      </w:r>
+      <w:proofErr w:type="spellStart"/>
+      <w:r>
+        <w:rPr>
+          <w:rFonts w:ascii="Calibri" w:hAnsi="Calibri" w:cs="Calibri"/>
+          <w:b/>
+          <w:bCs/>
+          <w:sz w:val="36"/>
+          <w:szCs w:val="36"/>
+        </w:rPr>
+        <w:t>mixins</w:t>
+      </w:r>
+      <w:proofErr w:type="spellEnd"/>
+      <w:r>
+        <w:rPr>
+          <w:rFonts w:ascii="Calibri" w:hAnsi="Calibri" w:cs="Calibri"/>
+          <w:sz w:val="36"/>
+          <w:szCs w:val="36"/>
+        </w:rPr>
+        <w:t xml:space="preserve">. Here the </w:t>
+      </w:r>
+      <w:r>
+        <w:rPr>
+          <w:rFonts w:ascii="Calibri" w:hAnsi="Calibri" w:cs="Calibri"/>
+          <w:b/>
+          <w:bCs/>
+          <w:sz w:val="36"/>
+          <w:szCs w:val="36"/>
+        </w:rPr>
+        <w:t>Duck</w:t>
+      </w:r>
+      <w:r>
+        <w:rPr>
+          <w:rFonts w:ascii="Calibri" w:hAnsi="Calibri" w:cs="Calibri"/>
+          <w:sz w:val="36"/>
+          <w:szCs w:val="36"/>
+        </w:rPr>
+        <w:t xml:space="preserve"> class gets behavior from both </w:t>
+      </w:r>
+      <w:proofErr w:type="spellStart"/>
+      <w:r>
+        <w:rPr>
+          <w:rFonts w:ascii="Calibri" w:hAnsi="Calibri" w:cs="Calibri"/>
+          <w:b/>
+          <w:bCs/>
+          <w:sz w:val="36"/>
+          <w:szCs w:val="36"/>
+        </w:rPr>
+        <w:t>mixins</w:t>
+      </w:r>
+      <w:proofErr w:type="spellEnd"/>
+    </w:p>
+    <w:p>
+      <w:pPr>
+        <w:jc w:val="both"/>
+        <w:rPr>
+          <w:rFonts w:ascii="Calibri" w:hAnsi="Calibri" w:cs="Calibri"/>
+          <w:b/>
+          <w:bCs/>
+          <w:color w:val="D86DCB" w:themeColor="accent5" w:themeTint="99"/>
+          <w:sz w:val="36"/>
+          <w:szCs w:val="36"/>
+        </w:rPr>
+      </w:pPr>
+      <w:proofErr w:type="spellStart"/>
+      <w:r>
+        <w:rPr>
+          <w:rFonts w:ascii="Calibri" w:hAnsi="Calibri" w:cs="Calibri"/>
+          <w:b/>
+          <w:bCs/>
+          <w:color w:val="D86DCB" w:themeColor="accent5" w:themeTint="99"/>
+          <w:sz w:val="36"/>
+          <w:szCs w:val="36"/>
+        </w:rPr>
+        <w:t>mixin</w:t>
+      </w:r>
+      <w:proofErr w:type="spellEnd"/>
+      <w:r>
+        <w:rPr>
+          <w:rFonts w:ascii="Calibri" w:hAnsi="Calibri" w:cs="Calibri"/>
+          <w:b/>
+          <w:bCs/>
+          <w:color w:val="D86DCB" w:themeColor="accent5" w:themeTint="99"/>
+          <w:sz w:val="36"/>
+          <w:szCs w:val="36"/>
+        </w:rPr>
+        <w:t xml:space="preserve"> Fly {</w:t>
+      </w:r>
+    </w:p>
+    <w:p>
+      <w:pPr>
+        <w:jc w:val="both"/>
+        <w:rPr>
+          <w:rFonts w:ascii="Calibri" w:hAnsi="Calibri" w:cs="Calibri"/>
+          <w:b/>
+          <w:bCs/>
+          <w:color w:val="D86DCB" w:themeColor="accent5" w:themeTint="99"/>
+          <w:sz w:val="36"/>
+          <w:szCs w:val="36"/>
+        </w:rPr>
+      </w:pPr>
+      <w:r>
+        <w:rPr>
+          <w:rFonts w:ascii="Calibri" w:hAnsi="Calibri" w:cs="Calibri"/>
+          <w:b/>
+          <w:bCs/>
+          <w:color w:val="D86DCB" w:themeColor="accent5" w:themeTint="99"/>
+          <w:sz w:val="36"/>
+          <w:szCs w:val="36"/>
+        </w:rPr>
+        <w:t xml:space="preserve">  void </w:t>
+      </w:r>
+      <w:proofErr w:type="gramStart"/>
+      <w:r>
+        <w:rPr>
+          <w:rFonts w:ascii="Calibri" w:hAnsi="Calibri" w:cs="Calibri"/>
+          <w:b/>
+          <w:bCs/>
+          <w:color w:val="D86DCB" w:themeColor="accent5" w:themeTint="99"/>
+          <w:sz w:val="36"/>
+          <w:szCs w:val="36"/>
+        </w:rPr>
+        <w:t>fly(</w:t>
+      </w:r>
+      <w:proofErr w:type="gramEnd"/>
+      <w:r>
+        <w:rPr>
+          <w:rFonts w:ascii="Calibri" w:hAnsi="Calibri" w:cs="Calibri"/>
+          <w:b/>
+          <w:bCs/>
+          <w:color w:val="D86DCB" w:themeColor="accent5" w:themeTint="99"/>
+          <w:sz w:val="36"/>
+          <w:szCs w:val="36"/>
+        </w:rPr>
+        <w:t>) =&gt; print("Flying");</w:t>
+      </w:r>
+    </w:p>
+    <w:p>
+      <w:pPr>
+        <w:jc w:val="both"/>
+        <w:rPr>
+          <w:rFonts w:ascii="Calibri" w:hAnsi="Calibri" w:cs="Calibri"/>
+          <w:b/>
+          <w:bCs/>
+          <w:color w:val="D86DCB" w:themeColor="accent5" w:themeTint="99"/>
+          <w:sz w:val="36"/>
+          <w:szCs w:val="36"/>
+        </w:rPr>
+      </w:pPr>
+      <w:r>
+        <w:rPr>
+          <w:rFonts w:ascii="Calibri" w:hAnsi="Calibri" w:cs="Calibri"/>
+          <w:b/>
+          <w:bCs/>
+          <w:color w:val="D86DCB" w:themeColor="accent5" w:themeTint="99"/>
+          <w:sz w:val="36"/>
+          <w:szCs w:val="36"/>
+        </w:rPr>
+        <w:t>}</w:t>
+      </w:r>
+    </w:p>
+    <w:p>
+      <w:pPr>
+        <w:jc w:val="both"/>
+        <w:rPr>
+          <w:rFonts w:ascii="Calibri" w:hAnsi="Calibri" w:cs="Calibri"/>
+          <w:b/>
+          <w:bCs/>
+          <w:color w:val="D86DCB" w:themeColor="accent5" w:themeTint="99"/>
+          <w:sz w:val="36"/>
+          <w:szCs w:val="36"/>
+        </w:rPr>
+      </w:pPr>
+      <w:proofErr w:type="spellStart"/>
+      <w:r>
+        <w:rPr>
+          <w:rFonts w:ascii="Calibri" w:hAnsi="Calibri" w:cs="Calibri"/>
+          <w:b/>
+          <w:bCs/>
+          <w:color w:val="D86DCB" w:themeColor="accent5" w:themeTint="99"/>
+          <w:sz w:val="36"/>
+          <w:szCs w:val="36"/>
+        </w:rPr>
+        <w:t>mixin</w:t>
+      </w:r>
+      <w:proofErr w:type="spellEnd"/>
+      <w:r>
+        <w:rPr>
+          <w:rFonts w:ascii="Calibri" w:hAnsi="Calibri" w:cs="Calibri"/>
+          <w:b/>
+          <w:bCs/>
+          <w:color w:val="D86DCB" w:themeColor="accent5" w:themeTint="99"/>
+          <w:sz w:val="36"/>
+          <w:szCs w:val="36"/>
+        </w:rPr>
+        <w:t xml:space="preserve"> Swim {</w:t>
+      </w:r>
+    </w:p>
+    <w:p>
+      <w:pPr>
+        <w:jc w:val="both"/>
+        <w:rPr>
+          <w:rFonts w:ascii="Calibri" w:hAnsi="Calibri" w:cs="Calibri"/>
+          <w:b/>
+          <w:bCs/>
+          <w:color w:val="D86DCB" w:themeColor="accent5" w:themeTint="99"/>
+          <w:sz w:val="36"/>
+          <w:szCs w:val="36"/>
+        </w:rPr>
+      </w:pPr>
+      <w:r>
+        <w:rPr>
+          <w:rFonts w:ascii="Calibri" w:hAnsi="Calibri" w:cs="Calibri"/>
+          <w:b/>
+          <w:bCs/>
+          <w:color w:val="D86DCB" w:themeColor="accent5" w:themeTint="99"/>
+          <w:sz w:val="36"/>
+          <w:szCs w:val="36"/>
+        </w:rPr>
+        <w:t xml:space="preserve">  void </w:t>
+      </w:r>
+      <w:proofErr w:type="gramStart"/>
+      <w:r>
+        <w:rPr>
+          <w:rFonts w:ascii="Calibri" w:hAnsi="Calibri" w:cs="Calibri"/>
+          <w:b/>
+          <w:bCs/>
+          <w:color w:val="D86DCB" w:themeColor="accent5" w:themeTint="99"/>
+          <w:sz w:val="36"/>
+          <w:szCs w:val="36"/>
+        </w:rPr>
+        <w:t>swim(</w:t>
+      </w:r>
+      <w:proofErr w:type="gramEnd"/>
+      <w:r>
+        <w:rPr>
+          <w:rFonts w:ascii="Calibri" w:hAnsi="Calibri" w:cs="Calibri"/>
+          <w:b/>
+          <w:bCs/>
+          <w:color w:val="D86DCB" w:themeColor="accent5" w:themeTint="99"/>
+          <w:sz w:val="36"/>
+          <w:szCs w:val="36"/>
+        </w:rPr>
+        <w:t>) =&gt; print("Swimming");</w:t>
+      </w:r>
+    </w:p>
+    <w:p>
+      <w:pPr>
+        <w:jc w:val="both"/>
+        <w:rPr>
+          <w:rFonts w:ascii="Calibri" w:hAnsi="Calibri" w:cs="Calibri"/>
+          <w:b/>
+          <w:bCs/>
+          <w:color w:val="D86DCB" w:themeColor="accent5" w:themeTint="99"/>
+          <w:sz w:val="36"/>
+          <w:szCs w:val="36"/>
+        </w:rPr>
+      </w:pPr>
+      <w:r>
+        <w:rPr>
+          <w:rFonts w:ascii="Calibri" w:hAnsi="Calibri" w:cs="Calibri"/>
+          <w:b/>
+          <w:bCs/>
+          <w:color w:val="D86DCB" w:themeColor="accent5" w:themeTint="99"/>
+          <w:sz w:val="36"/>
+          <w:szCs w:val="36"/>
+        </w:rPr>
+        <w:t>}</w:t>
+      </w:r>
+    </w:p>
+    <w:p>
+      <w:pPr>
+        <w:jc w:val="both"/>
+        <w:rPr>
+          <w:rFonts w:ascii="Calibri" w:hAnsi="Calibri" w:cs="Calibri"/>
+          <w:b/>
+          <w:bCs/>
+          <w:color w:val="D86DCB" w:themeColor="accent5" w:themeTint="99"/>
+          <w:sz w:val="36"/>
+          <w:szCs w:val="36"/>
+        </w:rPr>
+      </w:pPr>
+      <w:r>
+        <w:rPr>
+          <w:rFonts w:ascii="Calibri" w:hAnsi="Calibri" w:cs="Calibri"/>
+          <w:b/>
+          <w:bCs/>
+          <w:color w:val="D86DCB" w:themeColor="accent5" w:themeTint="99"/>
+          <w:sz w:val="36"/>
+          <w:szCs w:val="36"/>
+        </w:rPr>
+        <w:t>class Duck with Fly, Swim {}</w:t>
+      </w:r>
+    </w:p>
+    <w:p>
+      <w:pPr>
+        <w:jc w:val="both"/>
+        <w:rPr>
+          <w:rFonts w:ascii="Calibri" w:hAnsi="Calibri" w:cs="Calibri"/>
+          <w:b/>
+          <w:bCs/>
+          <w:color w:val="D86DCB" w:themeColor="accent5" w:themeTint="99"/>
+          <w:sz w:val="36"/>
+          <w:szCs w:val="36"/>
+        </w:rPr>
+      </w:pPr>
+      <w:r>
+        <w:rPr>
+          <w:rFonts w:ascii="Calibri" w:hAnsi="Calibri" w:cs="Calibri"/>
+          <w:b/>
+          <w:bCs/>
+          <w:color w:val="D86DCB" w:themeColor="accent5" w:themeTint="99"/>
+          <w:sz w:val="36"/>
+          <w:szCs w:val="36"/>
+        </w:rPr>
+        <w:t>// usage</w:t>
+      </w:r>
+    </w:p>
+    <w:p>
+      <w:pPr>
+        <w:jc w:val="both"/>
+        <w:rPr>
+          <w:rFonts w:ascii="Calibri" w:hAnsi="Calibri" w:cs="Calibri"/>
+          <w:b/>
+          <w:bCs/>
+          <w:color w:val="D86DCB" w:themeColor="accent5" w:themeTint="99"/>
+          <w:sz w:val="36"/>
+          <w:szCs w:val="36"/>
+        </w:rPr>
+      </w:pPr>
+      <w:r>
+        <w:rPr>
+          <w:rFonts w:ascii="Calibri" w:hAnsi="Calibri" w:cs="Calibri"/>
+          <w:b/>
+          <w:bCs/>
+          <w:color w:val="D86DCB" w:themeColor="accent5" w:themeTint="99"/>
+          <w:sz w:val="36"/>
+          <w:szCs w:val="36"/>
+        </w:rPr>
+        <w:t xml:space="preserve">void </w:t>
+      </w:r>
+      <w:proofErr w:type="gramStart"/>
+      <w:r>
+        <w:rPr>
+          <w:rFonts w:ascii="Calibri" w:hAnsi="Calibri" w:cs="Calibri"/>
+          <w:b/>
+          <w:bCs/>
+          <w:color w:val="D86DCB" w:themeColor="accent5" w:themeTint="99"/>
+          <w:sz w:val="36"/>
+          <w:szCs w:val="36"/>
+        </w:rPr>
+        <w:t>main(</w:t>
+      </w:r>
+      <w:proofErr w:type="gramEnd"/>
+      <w:r>
+        <w:rPr>
+          <w:rFonts w:ascii="Calibri" w:hAnsi="Calibri" w:cs="Calibri"/>
+          <w:b/>
+          <w:bCs/>
+          <w:color w:val="D86DCB" w:themeColor="accent5" w:themeTint="99"/>
+          <w:sz w:val="36"/>
+          <w:szCs w:val="36"/>
+        </w:rPr>
+        <w:t>) {</w:t>
+      </w:r>
+    </w:p>
+    <w:p>
+      <w:pPr>
+        <w:jc w:val="both"/>
+        <w:rPr>
+          <w:rFonts w:ascii="Calibri" w:hAnsi="Calibri" w:cs="Calibri"/>
+          <w:b/>
+          <w:bCs/>
+          <w:color w:val="D86DCB" w:themeColor="accent5" w:themeTint="99"/>
+          <w:sz w:val="36"/>
+          <w:szCs w:val="36"/>
+        </w:rPr>
+      </w:pPr>
+      <w:r>
+        <w:rPr>
+          <w:rFonts w:ascii="Calibri" w:hAnsi="Calibri" w:cs="Calibri"/>
+          <w:b/>
+          <w:bCs/>
+          <w:color w:val="D86DCB" w:themeColor="accent5" w:themeTint="99"/>
+          <w:sz w:val="36"/>
+          <w:szCs w:val="36"/>
+        </w:rPr>
         <w:lastRenderedPageBreak/>
-        <w:t>Break</w:t>
-      </w:r>
-    </w:p>
-    <w:p>
-      <w:pPr>
-        <w:jc w:val="both"/>
-        <w:rPr>
-          <w:rFonts w:ascii="Calibri" w:hAnsi="Calibri" w:cs="Calibri"/>
-          <w:sz w:val="36"/>
-          <w:szCs w:val="36"/>
-        </w:rPr>
-      </w:pPr>
-    </w:p>
-    <w:p>
-      <w:pPr>
-        <w:jc w:val="both"/>
-        <w:rPr>
-          <w:rFonts w:ascii="Calibri" w:hAnsi="Calibri" w:cs="Calibri"/>
-          <w:b/>
-          <w:bCs/>
-          <w:sz w:val="36"/>
-          <w:szCs w:val="36"/>
-        </w:rPr>
-      </w:pPr>
-      <w:r>
-        <w:rPr>
-          <w:rFonts w:ascii="Calibri" w:hAnsi="Calibri" w:cs="Calibri"/>
-          <w:b/>
-          <w:bCs/>
-          <w:sz w:val="36"/>
-          <w:szCs w:val="36"/>
-        </w:rPr>
-        <w:t xml:space="preserve">More on </w:t>
-      </w:r>
-      <w:proofErr w:type="spellStart"/>
-      <w:r>
-        <w:rPr>
-          <w:rFonts w:ascii="Calibri" w:hAnsi="Calibri" w:cs="Calibri"/>
-          <w:b/>
-          <w:bCs/>
-          <w:sz w:val="36"/>
-          <w:szCs w:val="36"/>
-        </w:rPr>
-        <w:t>Mixin</w:t>
-      </w:r>
-      <w:proofErr w:type="spellEnd"/>
-      <w:r>
-        <w:rPr>
-          <w:rFonts w:ascii="Calibri" w:hAnsi="Calibri" w:cs="Calibri"/>
-          <w:b/>
-          <w:bCs/>
-          <w:sz w:val="36"/>
-          <w:szCs w:val="36"/>
-        </w:rPr>
-        <w:t xml:space="preserve"> Class:</w:t>
-      </w:r>
-    </w:p>
-    <w:p>
-      <w:pPr>
-        <w:jc w:val="both"/>
-        <w:rPr>
-          <w:rFonts w:ascii="Calibri" w:hAnsi="Calibri" w:cs="Calibri"/>
-          <w:sz w:val="36"/>
-          <w:szCs w:val="36"/>
-        </w:rPr>
-      </w:pPr>
-      <w:r>
-        <w:rPr>
-          <w:rFonts w:ascii="Calibri" w:hAnsi="Calibri" w:cs="Calibri"/>
-          <w:sz w:val="36"/>
-          <w:szCs w:val="36"/>
-        </w:rPr>
-        <w:t xml:space="preserve"># </w:t>
-      </w:r>
-      <w:r>
-        <w:rPr>
-          <w:rFonts w:ascii="Calibri" w:hAnsi="Calibri" w:cs="Calibri"/>
-          <w:sz w:val="36"/>
-          <w:szCs w:val="36"/>
-        </w:rPr>
-        <w:t xml:space="preserve">In Dart, a class can use multiple </w:t>
-      </w:r>
-      <w:proofErr w:type="spellStart"/>
-      <w:r>
-        <w:rPr>
-          <w:rFonts w:ascii="Calibri" w:hAnsi="Calibri" w:cs="Calibri"/>
-          <w:b/>
-          <w:bCs/>
-          <w:sz w:val="36"/>
-          <w:szCs w:val="36"/>
-        </w:rPr>
-        <w:t>mixins</w:t>
-      </w:r>
-      <w:proofErr w:type="spellEnd"/>
-      <w:r>
-        <w:rPr>
-          <w:rFonts w:ascii="Calibri" w:hAnsi="Calibri" w:cs="Calibri"/>
-          <w:sz w:val="36"/>
-          <w:szCs w:val="36"/>
-        </w:rPr>
-        <w:t xml:space="preserve">. Here the </w:t>
-      </w:r>
-      <w:r>
-        <w:rPr>
-          <w:rFonts w:ascii="Calibri" w:hAnsi="Calibri" w:cs="Calibri"/>
-          <w:b/>
-          <w:bCs/>
-          <w:sz w:val="36"/>
-          <w:szCs w:val="36"/>
-        </w:rPr>
-        <w:t>Duck</w:t>
-      </w:r>
-      <w:r>
-        <w:rPr>
-          <w:rFonts w:ascii="Calibri" w:hAnsi="Calibri" w:cs="Calibri"/>
-          <w:sz w:val="36"/>
-          <w:szCs w:val="36"/>
-        </w:rPr>
-        <w:t xml:space="preserve"> class gets behavior from both </w:t>
-      </w:r>
-      <w:proofErr w:type="spellStart"/>
-      <w:r>
-        <w:rPr>
-          <w:rFonts w:ascii="Calibri" w:hAnsi="Calibri" w:cs="Calibri"/>
-          <w:b/>
-          <w:bCs/>
-          <w:sz w:val="36"/>
-          <w:szCs w:val="36"/>
-        </w:rPr>
-        <w:t>mixins</w:t>
-      </w:r>
-      <w:proofErr w:type="spellEnd"/>
-    </w:p>
-    <w:p>
-      <w:pPr>
-        <w:jc w:val="both"/>
-        <w:rPr>
-          <w:rFonts w:ascii="Calibri" w:hAnsi="Calibri" w:cs="Calibri"/>
-          <w:b/>
-          <w:bCs/>
-          <w:color w:val="D86DCB" w:themeColor="accent5" w:themeTint="99"/>
-          <w:sz w:val="36"/>
-          <w:szCs w:val="36"/>
-        </w:rPr>
-      </w:pPr>
-      <w:proofErr w:type="spellStart"/>
-      <w:r>
-        <w:rPr>
-          <w:rFonts w:ascii="Calibri" w:hAnsi="Calibri" w:cs="Calibri"/>
-          <w:b/>
-          <w:bCs/>
-          <w:color w:val="D86DCB" w:themeColor="accent5" w:themeTint="99"/>
-          <w:sz w:val="36"/>
-          <w:szCs w:val="36"/>
-        </w:rPr>
-        <w:t>mixin</w:t>
-      </w:r>
-      <w:proofErr w:type="spellEnd"/>
-      <w:r>
-        <w:rPr>
-          <w:rFonts w:ascii="Calibri" w:hAnsi="Calibri" w:cs="Calibri"/>
-          <w:b/>
-          <w:bCs/>
-          <w:color w:val="D86DCB" w:themeColor="accent5" w:themeTint="99"/>
-          <w:sz w:val="36"/>
-          <w:szCs w:val="36"/>
-        </w:rPr>
-        <w:t xml:space="preserve"> Fly {</w:t>
-      </w:r>
-    </w:p>
-    <w:p>
-      <w:pPr>
-        <w:jc w:val="both"/>
-        <w:rPr>
-          <w:rFonts w:ascii="Calibri" w:hAnsi="Calibri" w:cs="Calibri"/>
-          <w:b/>
-          <w:bCs/>
-          <w:color w:val="D86DCB" w:themeColor="accent5" w:themeTint="99"/>
-          <w:sz w:val="36"/>
-          <w:szCs w:val="36"/>
-        </w:rPr>
-      </w:pPr>
-      <w:r>
-        <w:rPr>
-          <w:rFonts w:ascii="Calibri" w:hAnsi="Calibri" w:cs="Calibri"/>
-          <w:b/>
-          <w:bCs/>
-          <w:color w:val="D86DCB" w:themeColor="accent5" w:themeTint="99"/>
-          <w:sz w:val="36"/>
-          <w:szCs w:val="36"/>
-        </w:rPr>
-        <w:t xml:space="preserve">  void </w:t>
-      </w:r>
-      <w:proofErr w:type="gramStart"/>
-      <w:r>
-        <w:rPr>
-          <w:rFonts w:ascii="Calibri" w:hAnsi="Calibri" w:cs="Calibri"/>
-          <w:b/>
-          <w:bCs/>
-          <w:color w:val="D86DCB" w:themeColor="accent5" w:themeTint="99"/>
-          <w:sz w:val="36"/>
-          <w:szCs w:val="36"/>
-        </w:rPr>
-        <w:t>fly(</w:t>
-      </w:r>
-      <w:proofErr w:type="gramEnd"/>
-      <w:r>
-        <w:rPr>
-          <w:rFonts w:ascii="Calibri" w:hAnsi="Calibri" w:cs="Calibri"/>
-          <w:b/>
-          <w:bCs/>
-          <w:color w:val="D86DCB" w:themeColor="accent5" w:themeTint="99"/>
-          <w:sz w:val="36"/>
-          <w:szCs w:val="36"/>
-        </w:rPr>
-        <w:t>) =&gt; print("Flying");</w:t>
-      </w:r>
-    </w:p>
-    <w:p>
-      <w:pPr>
-        <w:jc w:val="both"/>
-        <w:rPr>
-          <w:rFonts w:ascii="Calibri" w:hAnsi="Calibri" w:cs="Calibri"/>
-          <w:b/>
-          <w:bCs/>
-          <w:color w:val="D86DCB" w:themeColor="accent5" w:themeTint="99"/>
-          <w:sz w:val="36"/>
-          <w:szCs w:val="36"/>
-        </w:rPr>
-      </w:pPr>
-      <w:r>
-        <w:rPr>
-          <w:rFonts w:ascii="Calibri" w:hAnsi="Calibri" w:cs="Calibri"/>
-          <w:b/>
-          <w:bCs/>
-          <w:color w:val="D86DCB" w:themeColor="accent5" w:themeTint="99"/>
-          <w:sz w:val="36"/>
-          <w:szCs w:val="36"/>
-        </w:rPr>
-        <w:t>}</w:t>
-      </w:r>
-    </w:p>
-    <w:p>
-      <w:pPr>
-        <w:jc w:val="both"/>
-        <w:rPr>
-          <w:rFonts w:ascii="Calibri" w:hAnsi="Calibri" w:cs="Calibri"/>
-          <w:b/>
-          <w:bCs/>
-          <w:color w:val="D86DCB" w:themeColor="accent5" w:themeTint="99"/>
-          <w:sz w:val="36"/>
-          <w:szCs w:val="36"/>
-        </w:rPr>
-      </w:pPr>
-      <w:proofErr w:type="spellStart"/>
-      <w:r>
-        <w:rPr>
-          <w:rFonts w:ascii="Calibri" w:hAnsi="Calibri" w:cs="Calibri"/>
-          <w:b/>
-          <w:bCs/>
-          <w:color w:val="D86DCB" w:themeColor="accent5" w:themeTint="99"/>
-          <w:sz w:val="36"/>
-          <w:szCs w:val="36"/>
-        </w:rPr>
-        <w:t>mixin</w:t>
-      </w:r>
-      <w:proofErr w:type="spellEnd"/>
-      <w:r>
-        <w:rPr>
-          <w:rFonts w:ascii="Calibri" w:hAnsi="Calibri" w:cs="Calibri"/>
-          <w:b/>
-          <w:bCs/>
-          <w:color w:val="D86DCB" w:themeColor="accent5" w:themeTint="99"/>
-          <w:sz w:val="36"/>
-          <w:szCs w:val="36"/>
-        </w:rPr>
-        <w:t xml:space="preserve"> Swim {</w:t>
-      </w:r>
-    </w:p>
-    <w:p>
-      <w:pPr>
-        <w:jc w:val="both"/>
-        <w:rPr>
-          <w:rFonts w:ascii="Calibri" w:hAnsi="Calibri" w:cs="Calibri"/>
-          <w:b/>
-          <w:bCs/>
-          <w:color w:val="D86DCB" w:themeColor="accent5" w:themeTint="99"/>
-          <w:sz w:val="36"/>
-          <w:szCs w:val="36"/>
-        </w:rPr>
-      </w:pPr>
-      <w:r>
-        <w:rPr>
-          <w:rFonts w:ascii="Calibri" w:hAnsi="Calibri" w:cs="Calibri"/>
-          <w:b/>
-          <w:bCs/>
-          <w:color w:val="D86DCB" w:themeColor="accent5" w:themeTint="99"/>
-          <w:sz w:val="36"/>
-          <w:szCs w:val="36"/>
-        </w:rPr>
-        <w:t xml:space="preserve">  void </w:t>
-      </w:r>
-      <w:proofErr w:type="gramStart"/>
-      <w:r>
-        <w:rPr>
-          <w:rFonts w:ascii="Calibri" w:hAnsi="Calibri" w:cs="Calibri"/>
-          <w:b/>
-          <w:bCs/>
-          <w:color w:val="D86DCB" w:themeColor="accent5" w:themeTint="99"/>
-          <w:sz w:val="36"/>
-          <w:szCs w:val="36"/>
-        </w:rPr>
-        <w:t>swim(</w:t>
-      </w:r>
-      <w:proofErr w:type="gramEnd"/>
-      <w:r>
-        <w:rPr>
-          <w:rFonts w:ascii="Calibri" w:hAnsi="Calibri" w:cs="Calibri"/>
-          <w:b/>
-          <w:bCs/>
-          <w:color w:val="D86DCB" w:themeColor="accent5" w:themeTint="99"/>
-          <w:sz w:val="36"/>
-          <w:szCs w:val="36"/>
-        </w:rPr>
-        <w:t>) =&gt; print("Swimming");</w:t>
-      </w:r>
-    </w:p>
-    <w:p>
-      <w:pPr>
-        <w:jc w:val="both"/>
-        <w:rPr>
-          <w:rFonts w:ascii="Calibri" w:hAnsi="Calibri" w:cs="Calibri"/>
-          <w:b/>
-          <w:bCs/>
-          <w:color w:val="D86DCB" w:themeColor="accent5" w:themeTint="99"/>
-          <w:sz w:val="36"/>
-          <w:szCs w:val="36"/>
-        </w:rPr>
-      </w:pPr>
-      <w:r>
-        <w:rPr>
-          <w:rFonts w:ascii="Calibri" w:hAnsi="Calibri" w:cs="Calibri"/>
-          <w:b/>
-          <w:bCs/>
-          <w:color w:val="D86DCB" w:themeColor="accent5" w:themeTint="99"/>
-          <w:sz w:val="36"/>
-          <w:szCs w:val="36"/>
-        </w:rPr>
-        <w:t>}</w:t>
-      </w:r>
-    </w:p>
-    <w:p>
-      <w:pPr>
-        <w:jc w:val="both"/>
-        <w:rPr>
-          <w:rFonts w:ascii="Calibri" w:hAnsi="Calibri" w:cs="Calibri"/>
-          <w:b/>
-          <w:bCs/>
-          <w:color w:val="D86DCB" w:themeColor="accent5" w:themeTint="99"/>
-          <w:sz w:val="36"/>
-          <w:szCs w:val="36"/>
-        </w:rPr>
-      </w:pPr>
-      <w:r>
-        <w:rPr>
-          <w:rFonts w:ascii="Calibri" w:hAnsi="Calibri" w:cs="Calibri"/>
-          <w:b/>
-          <w:bCs/>
-          <w:color w:val="D86DCB" w:themeColor="accent5" w:themeTint="99"/>
-          <w:sz w:val="36"/>
-          <w:szCs w:val="36"/>
-        </w:rPr>
-        <w:t>class Duck with Fly, Swim {}</w:t>
-      </w:r>
-    </w:p>
-    <w:p>
-      <w:pPr>
-        <w:jc w:val="both"/>
-        <w:rPr>
-          <w:rFonts w:ascii="Calibri" w:hAnsi="Calibri" w:cs="Calibri"/>
-          <w:b/>
-          <w:bCs/>
-          <w:color w:val="D86DCB" w:themeColor="accent5" w:themeTint="99"/>
-          <w:sz w:val="36"/>
-          <w:szCs w:val="36"/>
-        </w:rPr>
-      </w:pPr>
-      <w:r>
-        <w:rPr>
-          <w:rFonts w:ascii="Calibri" w:hAnsi="Calibri" w:cs="Calibri"/>
-          <w:b/>
-          <w:bCs/>
-          <w:color w:val="D86DCB" w:themeColor="accent5" w:themeTint="99"/>
-          <w:sz w:val="36"/>
-          <w:szCs w:val="36"/>
-        </w:rPr>
-        <w:t>// usage</w:t>
-      </w:r>
-    </w:p>
-    <w:p>
-      <w:pPr>
-        <w:jc w:val="both"/>
-        <w:rPr>
-          <w:rFonts w:ascii="Calibri" w:hAnsi="Calibri" w:cs="Calibri"/>
-          <w:b/>
-          <w:bCs/>
-          <w:color w:val="D86DCB" w:themeColor="accent5" w:themeTint="99"/>
-          <w:sz w:val="36"/>
-          <w:szCs w:val="36"/>
-        </w:rPr>
-      </w:pPr>
-      <w:r>
-        <w:rPr>
-          <w:rFonts w:ascii="Calibri" w:hAnsi="Calibri" w:cs="Calibri"/>
-          <w:b/>
-          <w:bCs/>
-          <w:color w:val="D86DCB" w:themeColor="accent5" w:themeTint="99"/>
-          <w:sz w:val="36"/>
-          <w:szCs w:val="36"/>
-        </w:rPr>
-        <w:t xml:space="preserve">void </w:t>
-      </w:r>
-      <w:proofErr w:type="gramStart"/>
-      <w:r>
-        <w:rPr>
-          <w:rFonts w:ascii="Calibri" w:hAnsi="Calibri" w:cs="Calibri"/>
-          <w:b/>
-          <w:bCs/>
-          <w:color w:val="D86DCB" w:themeColor="accent5" w:themeTint="99"/>
-          <w:sz w:val="36"/>
-          <w:szCs w:val="36"/>
-        </w:rPr>
-        <w:t>main(</w:t>
-      </w:r>
-      <w:proofErr w:type="gramEnd"/>
-      <w:r>
-        <w:rPr>
-          <w:rFonts w:ascii="Calibri" w:hAnsi="Calibri" w:cs="Calibri"/>
-          <w:b/>
-          <w:bCs/>
-          <w:color w:val="D86DCB" w:themeColor="accent5" w:themeTint="99"/>
-          <w:sz w:val="36"/>
-          <w:szCs w:val="36"/>
-        </w:rPr>
-        <w:t>) {</w:t>
-      </w:r>
-    </w:p>
-    <w:p>
-      <w:pPr>
-        <w:jc w:val="both"/>
-        <w:rPr>
-          <w:rFonts w:ascii="Calibri" w:hAnsi="Calibri" w:cs="Calibri"/>
-          <w:b/>
-          <w:bCs/>
-          <w:color w:val="D86DCB" w:themeColor="accent5" w:themeTint="99"/>
-          <w:sz w:val="36"/>
-          <w:szCs w:val="36"/>
-        </w:rPr>
-      </w:pPr>
-      <w:r>
-        <w:rPr>
-          <w:rFonts w:ascii="Calibri" w:hAnsi="Calibri" w:cs="Calibri"/>
-          <w:b/>
-          <w:bCs/>
-          <w:color w:val="D86DCB" w:themeColor="accent5" w:themeTint="99"/>
-          <w:sz w:val="36"/>
-          <w:szCs w:val="36"/>
-        </w:rPr>
         <w:t xml:space="preserve">  final duck = </w:t>
       </w:r>
       <w:proofErr w:type="gramStart"/>
@@ -14702,14 +14870,601 @@
           <w:sz w:val="36"/>
           <w:szCs w:val="36"/>
         </w:rPr>
+        <w:t># NOTE, if two</w:t>
+      </w:r>
+      <w:r>
+        <w:rPr>
+          <w:rFonts w:ascii="Calibri" w:hAnsi="Calibri" w:cs="Calibri"/>
+          <w:b/>
+          <w:bCs/>
+          <w:sz w:val="36"/>
+          <w:szCs w:val="36"/>
+        </w:rPr>
+        <w:t xml:space="preserve"> </w:t>
+      </w:r>
+      <w:proofErr w:type="spellStart"/>
+      <w:r>
+        <w:rPr>
+          <w:rFonts w:ascii="Calibri" w:hAnsi="Calibri" w:cs="Calibri"/>
+          <w:b/>
+          <w:bCs/>
+          <w:sz w:val="36"/>
+          <w:szCs w:val="36"/>
+        </w:rPr>
+        <w:t>mixins</w:t>
+      </w:r>
+      <w:proofErr w:type="spellEnd"/>
+      <w:r>
+        <w:rPr>
+          <w:rFonts w:ascii="Calibri" w:hAnsi="Calibri" w:cs="Calibri"/>
+          <w:sz w:val="36"/>
+          <w:szCs w:val="36"/>
+        </w:rPr>
+        <w:t xml:space="preserve"> have the same method, the rightmost </w:t>
+      </w:r>
+      <w:proofErr w:type="spellStart"/>
+      <w:r>
+        <w:rPr>
+          <w:rFonts w:ascii="Calibri" w:hAnsi="Calibri" w:cs="Calibri"/>
+          <w:b/>
+          <w:bCs/>
+          <w:sz w:val="36"/>
+          <w:szCs w:val="36"/>
+        </w:rPr>
+        <w:t>mixin</w:t>
+      </w:r>
+      <w:proofErr w:type="spellEnd"/>
+      <w:r>
+        <w:rPr>
+          <w:rFonts w:ascii="Calibri" w:hAnsi="Calibri" w:cs="Calibri"/>
+          <w:sz w:val="36"/>
+          <w:szCs w:val="36"/>
+        </w:rPr>
+        <w:t xml:space="preserve"> wins. If all define</w:t>
+      </w:r>
+      <w:r>
+        <w:rPr>
+          <w:rFonts w:ascii="Calibri" w:hAnsi="Calibri" w:cs="Calibri"/>
+          <w:b/>
+          <w:bCs/>
+          <w:sz w:val="36"/>
+          <w:szCs w:val="36"/>
+        </w:rPr>
+        <w:t xml:space="preserve"> </w:t>
+      </w:r>
+      <w:proofErr w:type="gramStart"/>
+      <w:r>
+        <w:rPr>
+          <w:rFonts w:ascii="Calibri" w:hAnsi="Calibri" w:cs="Calibri"/>
+          <w:b/>
+          <w:bCs/>
+          <w:sz w:val="36"/>
+          <w:szCs w:val="36"/>
+        </w:rPr>
+        <w:t>hello(</w:t>
+      </w:r>
+      <w:proofErr w:type="gramEnd"/>
+      <w:r>
+        <w:rPr>
+          <w:rFonts w:ascii="Calibri" w:hAnsi="Calibri" w:cs="Calibri"/>
+          <w:b/>
+          <w:bCs/>
+          <w:sz w:val="36"/>
+          <w:szCs w:val="36"/>
+        </w:rPr>
+        <w:t>)</w:t>
+      </w:r>
+      <w:r>
+        <w:rPr>
+          <w:rFonts w:ascii="Calibri" w:hAnsi="Calibri" w:cs="Calibri"/>
+          <w:sz w:val="36"/>
+          <w:szCs w:val="36"/>
+        </w:rPr>
+        <w:t xml:space="preserve">, </w:t>
+      </w:r>
+      <w:r>
+        <w:rPr>
+          <w:rFonts w:ascii="Calibri" w:hAnsi="Calibri" w:cs="Calibri"/>
+          <w:b/>
+          <w:bCs/>
+          <w:sz w:val="36"/>
+          <w:szCs w:val="36"/>
+        </w:rPr>
+        <w:t>B</w:t>
+      </w:r>
+      <w:r>
+        <w:rPr>
+          <w:rFonts w:ascii="Calibri" w:hAnsi="Calibri" w:cs="Calibri"/>
+          <w:sz w:val="36"/>
+          <w:szCs w:val="36"/>
+        </w:rPr>
+        <w:t>’s version is used</w:t>
+      </w:r>
+    </w:p>
+    <w:p>
+      <w:pPr>
+        <w:jc w:val="both"/>
+        <w:rPr>
+          <w:rFonts w:ascii="Calibri" w:hAnsi="Calibri" w:cs="Calibri"/>
+          <w:b/>
+          <w:bCs/>
+          <w:color w:val="D86DCB" w:themeColor="accent5" w:themeTint="99"/>
+          <w:sz w:val="36"/>
+          <w:szCs w:val="36"/>
+        </w:rPr>
+      </w:pPr>
+      <w:proofErr w:type="spellStart"/>
+      <w:r>
+        <w:rPr>
+          <w:rFonts w:ascii="Calibri" w:hAnsi="Calibri" w:cs="Calibri"/>
+          <w:b/>
+          <w:bCs/>
+          <w:color w:val="D86DCB" w:themeColor="accent5" w:themeTint="99"/>
+          <w:sz w:val="36"/>
+          <w:szCs w:val="36"/>
+        </w:rPr>
+        <w:t>mixin</w:t>
+      </w:r>
+      <w:proofErr w:type="spellEnd"/>
+      <w:r>
+        <w:rPr>
+          <w:rFonts w:ascii="Calibri" w:hAnsi="Calibri" w:cs="Calibri"/>
+          <w:b/>
+          <w:bCs/>
+          <w:color w:val="D86DCB" w:themeColor="accent5" w:themeTint="99"/>
+          <w:sz w:val="36"/>
+          <w:szCs w:val="36"/>
+        </w:rPr>
+        <w:t xml:space="preserve"> A {</w:t>
+      </w:r>
+    </w:p>
+    <w:p>
+      <w:pPr>
+        <w:jc w:val="both"/>
+        <w:rPr>
+          <w:rFonts w:ascii="Calibri" w:hAnsi="Calibri" w:cs="Calibri"/>
+          <w:b/>
+          <w:bCs/>
+          <w:color w:val="D86DCB" w:themeColor="accent5" w:themeTint="99"/>
+          <w:sz w:val="36"/>
+          <w:szCs w:val="36"/>
+        </w:rPr>
+      </w:pPr>
+      <w:r>
+        <w:rPr>
+          <w:rFonts w:ascii="Calibri" w:hAnsi="Calibri" w:cs="Calibri"/>
+          <w:b/>
+          <w:bCs/>
+          <w:color w:val="D86DCB" w:themeColor="accent5" w:themeTint="99"/>
+          <w:sz w:val="36"/>
+          <w:szCs w:val="36"/>
+        </w:rPr>
+        <w:t xml:space="preserve">  void </w:t>
+      </w:r>
+      <w:proofErr w:type="gramStart"/>
+      <w:r>
+        <w:rPr>
+          <w:rFonts w:ascii="Calibri" w:hAnsi="Calibri" w:cs="Calibri"/>
+          <w:b/>
+          <w:bCs/>
+          <w:color w:val="D86DCB" w:themeColor="accent5" w:themeTint="99"/>
+          <w:sz w:val="36"/>
+          <w:szCs w:val="36"/>
+        </w:rPr>
+        <w:t>hello(</w:t>
+      </w:r>
+      <w:proofErr w:type="gramEnd"/>
+      <w:r>
+        <w:rPr>
+          <w:rFonts w:ascii="Calibri" w:hAnsi="Calibri" w:cs="Calibri"/>
+          <w:b/>
+          <w:bCs/>
+          <w:color w:val="D86DCB" w:themeColor="accent5" w:themeTint="99"/>
+          <w:sz w:val="36"/>
+          <w:szCs w:val="36"/>
+        </w:rPr>
+        <w:t>) =&gt; print("A");</w:t>
+      </w:r>
+    </w:p>
+    <w:p>
+      <w:pPr>
+        <w:jc w:val="both"/>
+        <w:rPr>
+          <w:rFonts w:ascii="Calibri" w:hAnsi="Calibri" w:cs="Calibri"/>
+          <w:b/>
+          <w:bCs/>
+          <w:color w:val="D86DCB" w:themeColor="accent5" w:themeTint="99"/>
+          <w:sz w:val="36"/>
+          <w:szCs w:val="36"/>
+        </w:rPr>
+      </w:pPr>
+      <w:r>
+        <w:rPr>
+          <w:rFonts w:ascii="Calibri" w:hAnsi="Calibri" w:cs="Calibri"/>
+          <w:b/>
+          <w:bCs/>
+          <w:color w:val="D86DCB" w:themeColor="accent5" w:themeTint="99"/>
+          <w:sz w:val="36"/>
+          <w:szCs w:val="36"/>
+        </w:rPr>
+        <w:t>}</w:t>
+      </w:r>
+    </w:p>
+    <w:p>
+      <w:pPr>
+        <w:jc w:val="both"/>
+        <w:rPr>
+          <w:rFonts w:ascii="Calibri" w:hAnsi="Calibri" w:cs="Calibri"/>
+          <w:b/>
+          <w:bCs/>
+          <w:color w:val="D86DCB" w:themeColor="accent5" w:themeTint="99"/>
+          <w:sz w:val="36"/>
+          <w:szCs w:val="36"/>
+        </w:rPr>
+      </w:pPr>
+      <w:proofErr w:type="spellStart"/>
+      <w:r>
+        <w:rPr>
+          <w:rFonts w:ascii="Calibri" w:hAnsi="Calibri" w:cs="Calibri"/>
+          <w:b/>
+          <w:bCs/>
+          <w:color w:val="D86DCB" w:themeColor="accent5" w:themeTint="99"/>
+          <w:sz w:val="36"/>
+          <w:szCs w:val="36"/>
+        </w:rPr>
+        <w:t>mixin</w:t>
+      </w:r>
+      <w:proofErr w:type="spellEnd"/>
+      <w:r>
+        <w:rPr>
+          <w:rFonts w:ascii="Calibri" w:hAnsi="Calibri" w:cs="Calibri"/>
+          <w:b/>
+          <w:bCs/>
+          <w:color w:val="D86DCB" w:themeColor="accent5" w:themeTint="99"/>
+          <w:sz w:val="36"/>
+          <w:szCs w:val="36"/>
+        </w:rPr>
+        <w:t xml:space="preserve"> B {</w:t>
+      </w:r>
+    </w:p>
+    <w:p>
+      <w:pPr>
+        <w:jc w:val="both"/>
+        <w:rPr>
+          <w:rFonts w:ascii="Calibri" w:hAnsi="Calibri" w:cs="Calibri"/>
+          <w:b/>
+          <w:bCs/>
+          <w:color w:val="D86DCB" w:themeColor="accent5" w:themeTint="99"/>
+          <w:sz w:val="36"/>
+          <w:szCs w:val="36"/>
+        </w:rPr>
+      </w:pPr>
+      <w:r>
+        <w:rPr>
+          <w:rFonts w:ascii="Calibri" w:hAnsi="Calibri" w:cs="Calibri"/>
+          <w:b/>
+          <w:bCs/>
+          <w:color w:val="D86DCB" w:themeColor="accent5" w:themeTint="99"/>
+          <w:sz w:val="36"/>
+          <w:szCs w:val="36"/>
+        </w:rPr>
+        <w:t xml:space="preserve">  void </w:t>
+      </w:r>
+      <w:proofErr w:type="gramStart"/>
+      <w:r>
+        <w:rPr>
+          <w:rFonts w:ascii="Calibri" w:hAnsi="Calibri" w:cs="Calibri"/>
+          <w:b/>
+          <w:bCs/>
+          <w:color w:val="D86DCB" w:themeColor="accent5" w:themeTint="99"/>
+          <w:sz w:val="36"/>
+          <w:szCs w:val="36"/>
+        </w:rPr>
+        <w:t>hello(</w:t>
+      </w:r>
+      <w:proofErr w:type="gramEnd"/>
+      <w:r>
+        <w:rPr>
+          <w:rFonts w:ascii="Calibri" w:hAnsi="Calibri" w:cs="Calibri"/>
+          <w:b/>
+          <w:bCs/>
+          <w:color w:val="D86DCB" w:themeColor="accent5" w:themeTint="99"/>
+          <w:sz w:val="36"/>
+          <w:szCs w:val="36"/>
+        </w:rPr>
+        <w:t>) =&gt; print("B");</w:t>
+      </w:r>
+    </w:p>
+    <w:p>
+      <w:pPr>
+        <w:jc w:val="both"/>
+        <w:rPr>
+          <w:rFonts w:ascii="Calibri" w:hAnsi="Calibri" w:cs="Calibri"/>
+          <w:b/>
+          <w:bCs/>
+          <w:color w:val="D86DCB" w:themeColor="accent5" w:themeTint="99"/>
+          <w:sz w:val="36"/>
+          <w:szCs w:val="36"/>
+        </w:rPr>
+      </w:pPr>
+      <w:r>
+        <w:rPr>
+          <w:rFonts w:ascii="Calibri" w:hAnsi="Calibri" w:cs="Calibri"/>
+          <w:b/>
+          <w:bCs/>
+          <w:color w:val="D86DCB" w:themeColor="accent5" w:themeTint="99"/>
+          <w:sz w:val="36"/>
+          <w:szCs w:val="36"/>
+        </w:rPr>
+        <w:t>}</w:t>
+      </w:r>
+    </w:p>
+    <w:p>
+      <w:pPr>
+        <w:jc w:val="both"/>
+        <w:rPr>
+          <w:rFonts w:ascii="Calibri" w:hAnsi="Calibri" w:cs="Calibri"/>
+          <w:b/>
+          <w:bCs/>
+          <w:color w:val="D86DCB" w:themeColor="accent5" w:themeTint="99"/>
+          <w:sz w:val="36"/>
+          <w:szCs w:val="36"/>
+        </w:rPr>
+      </w:pPr>
+      <w:r>
+        <w:rPr>
+          <w:rFonts w:ascii="Calibri" w:hAnsi="Calibri" w:cs="Calibri"/>
+          <w:b/>
+          <w:bCs/>
+          <w:color w:val="D86DCB" w:themeColor="accent5" w:themeTint="99"/>
+          <w:sz w:val="36"/>
+          <w:szCs w:val="36"/>
+        </w:rPr>
+        <w:t>class Test with A, B {}</w:t>
+      </w:r>
+    </w:p>
+    <w:p>
+      <w:pPr>
+        <w:jc w:val="both"/>
+        <w:rPr>
+          <w:rFonts w:ascii="Calibri" w:hAnsi="Calibri" w:cs="Calibri"/>
+          <w:sz w:val="36"/>
+          <w:szCs w:val="36"/>
+        </w:rPr>
+      </w:pPr>
+    </w:p>
+    <w:p>
+      <w:pPr>
+        <w:jc w:val="both"/>
+        <w:rPr>
+          <w:rFonts w:ascii="Calibri" w:hAnsi="Calibri" w:cs="Calibri"/>
+          <w:sz w:val="36"/>
+          <w:szCs w:val="36"/>
+        </w:rPr>
+      </w:pPr>
+      <w:r>
+        <w:rPr>
+          <w:rFonts w:ascii="Calibri" w:hAnsi="Calibri" w:cs="Calibri"/>
+          <w:sz w:val="36"/>
+          <w:szCs w:val="36"/>
+        </w:rPr>
+        <w:t xml:space="preserve">On Keyword with </w:t>
+      </w:r>
+      <w:proofErr w:type="spellStart"/>
+      <w:r>
+        <w:rPr>
+          <w:rFonts w:ascii="Calibri" w:hAnsi="Calibri" w:cs="Calibri"/>
+          <w:sz w:val="36"/>
+          <w:szCs w:val="36"/>
+        </w:rPr>
+        <w:t>mixin</w:t>
+      </w:r>
+      <w:proofErr w:type="spellEnd"/>
+      <w:r>
+        <w:rPr>
+          <w:rFonts w:ascii="Calibri" w:hAnsi="Calibri" w:cs="Calibri"/>
+          <w:sz w:val="36"/>
+          <w:szCs w:val="36"/>
+        </w:rPr>
+        <w:t xml:space="preserve"> Class:</w:t>
+      </w:r>
+    </w:p>
+    <w:p>
+      <w:pPr>
+        <w:jc w:val="both"/>
+        <w:rPr>
+          <w:rFonts w:ascii="Calibri" w:hAnsi="Calibri" w:cs="Calibri"/>
+          <w:sz w:val="36"/>
+          <w:szCs w:val="36"/>
+        </w:rPr>
+      </w:pPr>
+      <w:r>
+        <w:rPr>
+          <w:rFonts w:ascii="Calibri" w:hAnsi="Calibri" w:cs="Calibri"/>
+          <w:sz w:val="36"/>
+          <w:szCs w:val="36"/>
+        </w:rPr>
+        <w:t xml:space="preserve"># Sometimes a </w:t>
+      </w:r>
+      <w:proofErr w:type="spellStart"/>
+      <w:r>
+        <w:rPr>
+          <w:rFonts w:ascii="Calibri" w:hAnsi="Calibri" w:cs="Calibri"/>
+          <w:b/>
+          <w:bCs/>
+          <w:sz w:val="36"/>
+          <w:szCs w:val="36"/>
+        </w:rPr>
+        <w:t>mixin</w:t>
+      </w:r>
+      <w:proofErr w:type="spellEnd"/>
+      <w:r>
+        <w:rPr>
+          <w:rFonts w:ascii="Calibri" w:hAnsi="Calibri" w:cs="Calibri"/>
+          <w:sz w:val="36"/>
+          <w:szCs w:val="36"/>
+        </w:rPr>
+        <w:t xml:space="preserve"> only makes sense for certain classes. Use </w:t>
+      </w:r>
+      <w:r>
+        <w:rPr>
+          <w:rFonts w:ascii="Calibri" w:hAnsi="Calibri" w:cs="Calibri"/>
+          <w:b/>
+          <w:bCs/>
+          <w:sz w:val="36"/>
+          <w:szCs w:val="36"/>
+        </w:rPr>
+        <w:t>on</w:t>
+      </w:r>
+      <w:r>
+        <w:rPr>
+          <w:rFonts w:ascii="Calibri" w:hAnsi="Calibri" w:cs="Calibri"/>
+          <w:sz w:val="36"/>
+          <w:szCs w:val="36"/>
+        </w:rPr>
+        <w:t xml:space="preserve"> keyword so that child class inheriting that parent class will get the </w:t>
+      </w:r>
+      <w:proofErr w:type="spellStart"/>
+      <w:r>
+        <w:rPr>
+          <w:rFonts w:ascii="Calibri" w:hAnsi="Calibri" w:cs="Calibri"/>
+          <w:b/>
+          <w:bCs/>
+          <w:sz w:val="36"/>
+          <w:szCs w:val="36"/>
+        </w:rPr>
+        <w:t>mixin</w:t>
+      </w:r>
+      <w:proofErr w:type="spellEnd"/>
+    </w:p>
+    <w:p>
+      <w:pPr>
+        <w:jc w:val="both"/>
+        <w:rPr>
+          <w:rFonts w:ascii="Calibri" w:hAnsi="Calibri" w:cs="Calibri"/>
+          <w:b/>
+          <w:bCs/>
+          <w:color w:val="D86DCB" w:themeColor="accent5" w:themeTint="99"/>
+          <w:sz w:val="36"/>
+          <w:szCs w:val="36"/>
+        </w:rPr>
+      </w:pPr>
+      <w:r>
+        <w:rPr>
+          <w:rFonts w:ascii="Calibri" w:hAnsi="Calibri" w:cs="Calibri"/>
+          <w:b/>
+          <w:bCs/>
+          <w:color w:val="D86DCB" w:themeColor="accent5" w:themeTint="99"/>
+          <w:sz w:val="36"/>
+          <w:szCs w:val="36"/>
+        </w:rPr>
         <w:lastRenderedPageBreak/>
-        <w:t># NOTE, if two</w:t>
-      </w:r>
-      <w:r>
-        <w:rPr>
-          <w:rFonts w:ascii="Calibri" w:hAnsi="Calibri" w:cs="Calibri"/>
-          <w:b/>
-          <w:bCs/>
+        <w:t>class Animal {</w:t>
+      </w:r>
+    </w:p>
+    <w:p>
+      <w:pPr>
+        <w:jc w:val="both"/>
+        <w:rPr>
+          <w:rFonts w:ascii="Calibri" w:hAnsi="Calibri" w:cs="Calibri"/>
+          <w:b/>
+          <w:bCs/>
+          <w:color w:val="D86DCB" w:themeColor="accent5" w:themeTint="99"/>
+          <w:sz w:val="36"/>
+          <w:szCs w:val="36"/>
+        </w:rPr>
+      </w:pPr>
+      <w:r>
+        <w:rPr>
+          <w:rFonts w:ascii="Calibri" w:hAnsi="Calibri" w:cs="Calibri"/>
+          <w:b/>
+          <w:bCs/>
+          <w:color w:val="D86DCB" w:themeColor="accent5" w:themeTint="99"/>
+          <w:sz w:val="36"/>
+          <w:szCs w:val="36"/>
+        </w:rPr>
+        <w:t xml:space="preserve">  void </w:t>
+      </w:r>
+      <w:proofErr w:type="gramStart"/>
+      <w:r>
+        <w:rPr>
+          <w:rFonts w:ascii="Calibri" w:hAnsi="Calibri" w:cs="Calibri"/>
+          <w:b/>
+          <w:bCs/>
+          <w:color w:val="D86DCB" w:themeColor="accent5" w:themeTint="99"/>
+          <w:sz w:val="36"/>
+          <w:szCs w:val="36"/>
+        </w:rPr>
+        <w:t>eat(</w:t>
+      </w:r>
+      <w:proofErr w:type="gramEnd"/>
+      <w:r>
+        <w:rPr>
+          <w:rFonts w:ascii="Calibri" w:hAnsi="Calibri" w:cs="Calibri"/>
+          <w:b/>
+          <w:bCs/>
+          <w:color w:val="D86DCB" w:themeColor="accent5" w:themeTint="99"/>
+          <w:sz w:val="36"/>
+          <w:szCs w:val="36"/>
+        </w:rPr>
+        <w:t>) =&gt; print("Eating");</w:t>
+      </w:r>
+    </w:p>
+    <w:p>
+      <w:pPr>
+        <w:jc w:val="both"/>
+        <w:rPr>
+          <w:rFonts w:ascii="Calibri" w:hAnsi="Calibri" w:cs="Calibri"/>
+          <w:b/>
+          <w:bCs/>
+          <w:color w:val="D86DCB" w:themeColor="accent5" w:themeTint="99"/>
+          <w:sz w:val="36"/>
+          <w:szCs w:val="36"/>
+        </w:rPr>
+      </w:pPr>
+      <w:r>
+        <w:rPr>
+          <w:rFonts w:ascii="Calibri" w:hAnsi="Calibri" w:cs="Calibri"/>
+          <w:b/>
+          <w:bCs/>
+          <w:color w:val="D86DCB" w:themeColor="accent5" w:themeTint="99"/>
+          <w:sz w:val="36"/>
+          <w:szCs w:val="36"/>
+        </w:rPr>
+        <w:t>}</w:t>
+      </w:r>
+    </w:p>
+    <w:p>
+      <w:pPr>
+        <w:jc w:val="both"/>
+        <w:rPr>
+          <w:rFonts w:ascii="Calibri" w:hAnsi="Calibri" w:cs="Calibri"/>
+          <w:b/>
+          <w:bCs/>
+          <w:color w:val="D86DCB" w:themeColor="accent5" w:themeTint="99"/>
+          <w:sz w:val="36"/>
+          <w:szCs w:val="36"/>
+        </w:rPr>
+      </w:pPr>
+      <w:proofErr w:type="spellStart"/>
+      <w:r>
+        <w:rPr>
+          <w:rFonts w:ascii="Calibri" w:hAnsi="Calibri" w:cs="Calibri"/>
+          <w:b/>
+          <w:bCs/>
+          <w:color w:val="D86DCB" w:themeColor="accent5" w:themeTint="99"/>
+          <w:sz w:val="36"/>
+          <w:szCs w:val="36"/>
+        </w:rPr>
+        <w:t>mixin</w:t>
+      </w:r>
+      <w:proofErr w:type="spellEnd"/>
+      <w:r>
+        <w:rPr>
+          <w:rFonts w:ascii="Calibri" w:hAnsi="Calibri" w:cs="Calibri"/>
+          <w:b/>
+          <w:bCs/>
+          <w:color w:val="D86DCB" w:themeColor="accent5" w:themeTint="99"/>
           <w:sz w:val="36"/>
           <w:szCs w:val="36"/>
         </w:rPr>
@@ -14721,19 +15476,233 @@
           <w:rFonts w:ascii="Calibri" w:hAnsi="Calibri" w:cs="Calibri"/>
           <w:b/>
           <w:bCs/>
-          <w:sz w:val="36"/>
-          <w:szCs w:val="36"/>
-        </w:rPr>
-        <w:t>mixins</w:t>
+          <w:color w:val="D86DCB" w:themeColor="accent5" w:themeTint="99"/>
+          <w:sz w:val="36"/>
+          <w:szCs w:val="36"/>
+        </w:rPr>
+        <w:t>CanRun</w:t>
       </w:r>
       <w:proofErr w:type="spellEnd"/>
       <w:r>
         <w:rPr>
           <w:rFonts w:ascii="Calibri" w:hAnsi="Calibri" w:cs="Calibri"/>
-          <w:sz w:val="36"/>
-          <w:szCs w:val="36"/>
-        </w:rPr>
-        <w:t xml:space="preserve"> have the same method, the rightmost </w:t>
+          <w:b/>
+          <w:bCs/>
+          <w:color w:val="D86DCB" w:themeColor="accent5" w:themeTint="99"/>
+          <w:sz w:val="36"/>
+          <w:szCs w:val="36"/>
+        </w:rPr>
+        <w:t xml:space="preserve"> on Animal {</w:t>
+      </w:r>
+    </w:p>
+    <w:p>
+      <w:pPr>
+        <w:jc w:val="both"/>
+        <w:rPr>
+          <w:rFonts w:ascii="Calibri" w:hAnsi="Calibri" w:cs="Calibri"/>
+          <w:b/>
+          <w:bCs/>
+          <w:color w:val="D86DCB" w:themeColor="accent5" w:themeTint="99"/>
+          <w:sz w:val="36"/>
+          <w:szCs w:val="36"/>
+        </w:rPr>
+      </w:pPr>
+      <w:r>
+        <w:rPr>
+          <w:rFonts w:ascii="Calibri" w:hAnsi="Calibri" w:cs="Calibri"/>
+          <w:b/>
+          <w:bCs/>
+          <w:color w:val="D86DCB" w:themeColor="accent5" w:themeTint="99"/>
+          <w:sz w:val="36"/>
+          <w:szCs w:val="36"/>
+        </w:rPr>
+        <w:t xml:space="preserve">  void </w:t>
+      </w:r>
+      <w:proofErr w:type="gramStart"/>
+      <w:r>
+        <w:rPr>
+          <w:rFonts w:ascii="Calibri" w:hAnsi="Calibri" w:cs="Calibri"/>
+          <w:b/>
+          <w:bCs/>
+          <w:color w:val="D86DCB" w:themeColor="accent5" w:themeTint="99"/>
+          <w:sz w:val="36"/>
+          <w:szCs w:val="36"/>
+        </w:rPr>
+        <w:t>run(</w:t>
+      </w:r>
+      <w:proofErr w:type="gramEnd"/>
+      <w:r>
+        <w:rPr>
+          <w:rFonts w:ascii="Calibri" w:hAnsi="Calibri" w:cs="Calibri"/>
+          <w:b/>
+          <w:bCs/>
+          <w:color w:val="D86DCB" w:themeColor="accent5" w:themeTint="99"/>
+          <w:sz w:val="36"/>
+          <w:szCs w:val="36"/>
+        </w:rPr>
+        <w:t>) {</w:t>
+      </w:r>
+    </w:p>
+    <w:p>
+      <w:pPr>
+        <w:jc w:val="both"/>
+        <w:rPr>
+          <w:rFonts w:ascii="Calibri" w:hAnsi="Calibri" w:cs="Calibri"/>
+          <w:b/>
+          <w:bCs/>
+          <w:color w:val="D86DCB" w:themeColor="accent5" w:themeTint="99"/>
+          <w:sz w:val="36"/>
+          <w:szCs w:val="36"/>
+        </w:rPr>
+      </w:pPr>
+      <w:r>
+        <w:rPr>
+          <w:rFonts w:ascii="Calibri" w:hAnsi="Calibri" w:cs="Calibri"/>
+          <w:b/>
+          <w:bCs/>
+          <w:color w:val="D86DCB" w:themeColor="accent5" w:themeTint="99"/>
+          <w:sz w:val="36"/>
+          <w:szCs w:val="36"/>
+        </w:rPr>
+        <w:t xml:space="preserve">    </w:t>
+      </w:r>
+      <w:proofErr w:type="gramStart"/>
+      <w:r>
+        <w:rPr>
+          <w:rFonts w:ascii="Calibri" w:hAnsi="Calibri" w:cs="Calibri"/>
+          <w:b/>
+          <w:bCs/>
+          <w:color w:val="D86DCB" w:themeColor="accent5" w:themeTint="99"/>
+          <w:sz w:val="36"/>
+          <w:szCs w:val="36"/>
+        </w:rPr>
+        <w:t>eat(</w:t>
+      </w:r>
+      <w:proofErr w:type="gramEnd"/>
+      <w:r>
+        <w:rPr>
+          <w:rFonts w:ascii="Calibri" w:hAnsi="Calibri" w:cs="Calibri"/>
+          <w:b/>
+          <w:bCs/>
+          <w:color w:val="D86DCB" w:themeColor="accent5" w:themeTint="99"/>
+          <w:sz w:val="36"/>
+          <w:szCs w:val="36"/>
+        </w:rPr>
+        <w:t>); // Allowed because Animal has eat()</w:t>
+      </w:r>
+    </w:p>
+    <w:p>
+      <w:pPr>
+        <w:jc w:val="both"/>
+        <w:rPr>
+          <w:rFonts w:ascii="Calibri" w:hAnsi="Calibri" w:cs="Calibri"/>
+          <w:b/>
+          <w:bCs/>
+          <w:color w:val="D86DCB" w:themeColor="accent5" w:themeTint="99"/>
+          <w:sz w:val="36"/>
+          <w:szCs w:val="36"/>
+        </w:rPr>
+      </w:pPr>
+      <w:r>
+        <w:rPr>
+          <w:rFonts w:ascii="Calibri" w:hAnsi="Calibri" w:cs="Calibri"/>
+          <w:b/>
+          <w:bCs/>
+          <w:color w:val="D86DCB" w:themeColor="accent5" w:themeTint="99"/>
+          <w:sz w:val="36"/>
+          <w:szCs w:val="36"/>
+        </w:rPr>
+        <w:t xml:space="preserve">    print("Running");</w:t>
+      </w:r>
+    </w:p>
+    <w:p>
+      <w:pPr>
+        <w:jc w:val="both"/>
+        <w:rPr>
+          <w:rFonts w:ascii="Calibri" w:hAnsi="Calibri" w:cs="Calibri"/>
+          <w:b/>
+          <w:bCs/>
+          <w:color w:val="D86DCB" w:themeColor="accent5" w:themeTint="99"/>
+          <w:sz w:val="36"/>
+          <w:szCs w:val="36"/>
+        </w:rPr>
+      </w:pPr>
+      <w:r>
+        <w:rPr>
+          <w:rFonts w:ascii="Calibri" w:hAnsi="Calibri" w:cs="Calibri"/>
+          <w:b/>
+          <w:bCs/>
+          <w:color w:val="D86DCB" w:themeColor="accent5" w:themeTint="99"/>
+          <w:sz w:val="36"/>
+          <w:szCs w:val="36"/>
+        </w:rPr>
+        <w:t xml:space="preserve">  }</w:t>
+      </w:r>
+    </w:p>
+    <w:p>
+      <w:pPr>
+        <w:jc w:val="both"/>
+        <w:rPr>
+          <w:rFonts w:ascii="Calibri" w:hAnsi="Calibri" w:cs="Calibri"/>
+          <w:b/>
+          <w:bCs/>
+          <w:color w:val="D86DCB" w:themeColor="accent5" w:themeTint="99"/>
+          <w:sz w:val="36"/>
+          <w:szCs w:val="36"/>
+        </w:rPr>
+      </w:pPr>
+      <w:r>
+        <w:rPr>
+          <w:rFonts w:ascii="Calibri" w:hAnsi="Calibri" w:cs="Calibri"/>
+          <w:b/>
+          <w:bCs/>
+          <w:color w:val="D86DCB" w:themeColor="accent5" w:themeTint="99"/>
+          <w:sz w:val="36"/>
+          <w:szCs w:val="36"/>
+        </w:rPr>
+        <w:t>}</w:t>
+      </w:r>
+    </w:p>
+    <w:p>
+      <w:pPr>
+        <w:jc w:val="both"/>
+        <w:rPr>
+          <w:rFonts w:ascii="Calibri" w:hAnsi="Calibri" w:cs="Calibri"/>
+          <w:sz w:val="36"/>
+          <w:szCs w:val="36"/>
+        </w:rPr>
+      </w:pPr>
+      <w:r>
+        <w:rPr>
+          <w:rFonts w:ascii="Calibri" w:hAnsi="Calibri" w:cs="Calibri"/>
+          <w:sz w:val="36"/>
+          <w:szCs w:val="36"/>
+        </w:rPr>
+        <w:t># Now this works:</w:t>
+      </w:r>
+    </w:p>
+    <w:p>
+      <w:pPr>
+        <w:jc w:val="both"/>
+        <w:rPr>
+          <w:rFonts w:ascii="Calibri" w:hAnsi="Calibri" w:cs="Calibri"/>
+          <w:b/>
+          <w:bCs/>
+          <w:color w:val="D86DCB" w:themeColor="accent5" w:themeTint="99"/>
+          <w:sz w:val="36"/>
+          <w:szCs w:val="36"/>
+        </w:rPr>
+      </w:pPr>
+      <w:r>
+        <w:rPr>
+          <w:rFonts w:ascii="Calibri" w:hAnsi="Calibri" w:cs="Calibri"/>
+          <w:b/>
+          <w:bCs/>
+          <w:color w:val="D86DCB" w:themeColor="accent5" w:themeTint="99"/>
+          <w:sz w:val="36"/>
+          <w:szCs w:val="36"/>
+        </w:rPr>
+        <w:t xml:space="preserve">class Dog extends Animal with </w:t>
       </w:r>
       <w:proofErr w:type="spellStart"/>
       <w:r>
@@ -14741,6 +15710,132 @@
           <w:rFonts w:ascii="Calibri" w:hAnsi="Calibri" w:cs="Calibri"/>
           <w:b/>
           <w:bCs/>
+          <w:color w:val="D86DCB" w:themeColor="accent5" w:themeTint="99"/>
+          <w:sz w:val="36"/>
+          <w:szCs w:val="36"/>
+        </w:rPr>
+        <w:t>CanRun</w:t>
+      </w:r>
+      <w:proofErr w:type="spellEnd"/>
+      <w:r>
+        <w:rPr>
+          <w:rFonts w:ascii="Calibri" w:hAnsi="Calibri" w:cs="Calibri"/>
+          <w:b/>
+          <w:bCs/>
+          <w:color w:val="D86DCB" w:themeColor="accent5" w:themeTint="99"/>
+          <w:sz w:val="36"/>
+          <w:szCs w:val="36"/>
+        </w:rPr>
+        <w:t xml:space="preserve"> {}</w:t>
+      </w:r>
+    </w:p>
+    <w:p>
+      <w:pPr>
+        <w:jc w:val="both"/>
+        <w:rPr>
+          <w:rFonts w:ascii="Calibri" w:hAnsi="Calibri" w:cs="Calibri"/>
+          <w:sz w:val="36"/>
+          <w:szCs w:val="36"/>
+        </w:rPr>
+      </w:pPr>
+      <w:r>
+        <w:rPr>
+          <w:rFonts w:ascii="Calibri" w:hAnsi="Calibri" w:cs="Calibri"/>
+          <w:sz w:val="36"/>
+          <w:szCs w:val="36"/>
+        </w:rPr>
+        <w:t># But this does not, because Car isn’t an Animal:</w:t>
+      </w:r>
+    </w:p>
+    <w:p>
+      <w:pPr>
+        <w:jc w:val="both"/>
+        <w:rPr>
+          <w:rFonts w:ascii="Calibri" w:hAnsi="Calibri" w:cs="Calibri"/>
+          <w:b/>
+          <w:bCs/>
+          <w:color w:val="D86DCB" w:themeColor="accent5" w:themeTint="99"/>
+          <w:sz w:val="36"/>
+          <w:szCs w:val="36"/>
+        </w:rPr>
+      </w:pPr>
+      <w:r>
+        <w:rPr>
+          <w:rFonts w:ascii="Calibri" w:hAnsi="Calibri" w:cs="Calibri"/>
+          <w:b/>
+          <w:bCs/>
+          <w:color w:val="D86DCB" w:themeColor="accent5" w:themeTint="99"/>
+          <w:sz w:val="36"/>
+          <w:szCs w:val="36"/>
+        </w:rPr>
+        <w:t xml:space="preserve">class Car with </w:t>
+      </w:r>
+      <w:proofErr w:type="spellStart"/>
+      <w:r>
+        <w:rPr>
+          <w:rFonts w:ascii="Calibri" w:hAnsi="Calibri" w:cs="Calibri"/>
+          <w:b/>
+          <w:bCs/>
+          <w:color w:val="D86DCB" w:themeColor="accent5" w:themeTint="99"/>
+          <w:sz w:val="36"/>
+          <w:szCs w:val="36"/>
+        </w:rPr>
+        <w:t>CanRun</w:t>
+      </w:r>
+      <w:proofErr w:type="spellEnd"/>
+      <w:r>
+        <w:rPr>
+          <w:rFonts w:ascii="Calibri" w:hAnsi="Calibri" w:cs="Calibri"/>
+          <w:b/>
+          <w:bCs/>
+          <w:color w:val="D86DCB" w:themeColor="accent5" w:themeTint="99"/>
+          <w:sz w:val="36"/>
+          <w:szCs w:val="36"/>
+        </w:rPr>
+        <w:t xml:space="preserve"> {} // Error</w:t>
+      </w:r>
+    </w:p>
+    <w:p>
+      <w:pPr>
+        <w:jc w:val="both"/>
+        <w:rPr>
+          <w:rFonts w:ascii="Calibri" w:hAnsi="Calibri" w:cs="Calibri"/>
+          <w:sz w:val="36"/>
+          <w:szCs w:val="36"/>
+        </w:rPr>
+      </w:pPr>
+      <w:r>
+        <w:rPr>
+          <w:rFonts w:ascii="Calibri" w:hAnsi="Calibri" w:cs="Calibri"/>
+          <w:sz w:val="36"/>
+          <w:szCs w:val="36"/>
+        </w:rPr>
+        <w:t xml:space="preserve"># Mental model, the </w:t>
+      </w:r>
+      <w:r>
+        <w:rPr>
+          <w:rFonts w:ascii="Calibri" w:hAnsi="Calibri" w:cs="Calibri"/>
+          <w:b/>
+          <w:bCs/>
+          <w:sz w:val="36"/>
+          <w:szCs w:val="36"/>
+        </w:rPr>
+        <w:t>on</w:t>
+      </w:r>
+      <w:r>
+        <w:rPr>
+          <w:rFonts w:ascii="Calibri" w:hAnsi="Calibri" w:cs="Calibri"/>
+          <w:sz w:val="36"/>
+          <w:szCs w:val="36"/>
+        </w:rPr>
+        <w:t xml:space="preserve"> keyword says “You can only apply this </w:t>
+      </w:r>
+      <w:proofErr w:type="spellStart"/>
+      <w:r>
+        <w:rPr>
+          <w:rFonts w:ascii="Calibri" w:hAnsi="Calibri" w:cs="Calibri"/>
+          <w:b/>
+          <w:bCs/>
           <w:sz w:val="36"/>
           <w:szCs w:val="36"/>
         </w:rPr>
@@ -14753,86 +15848,14 @@
           <w:sz w:val="36"/>
           <w:szCs w:val="36"/>
         </w:rPr>
-        <w:t xml:space="preserve"> wins. If all define</w:t>
-      </w:r>
-      <w:r>
-        <w:rPr>
-          <w:rFonts w:ascii="Calibri" w:hAnsi="Calibri" w:cs="Calibri"/>
-          <w:b/>
-          <w:bCs/>
-          <w:sz w:val="36"/>
-          <w:szCs w:val="36"/>
-        </w:rPr>
-        <w:t xml:space="preserve"> </w:t>
-      </w:r>
-      <w:proofErr w:type="gramStart"/>
-      <w:r>
-        <w:rPr>
-          <w:rFonts w:ascii="Calibri" w:hAnsi="Calibri" w:cs="Calibri"/>
-          <w:b/>
-          <w:bCs/>
-          <w:sz w:val="36"/>
-          <w:szCs w:val="36"/>
-        </w:rPr>
-        <w:t>hello(</w:t>
-      </w:r>
-      <w:proofErr w:type="gramEnd"/>
-      <w:r>
-        <w:rPr>
-          <w:rFonts w:ascii="Calibri" w:hAnsi="Calibri" w:cs="Calibri"/>
-          <w:b/>
-          <w:bCs/>
-          <w:sz w:val="36"/>
-          <w:szCs w:val="36"/>
-        </w:rPr>
-        <w:t>)</w:t>
-      </w:r>
-      <w:r>
-        <w:rPr>
-          <w:rFonts w:ascii="Calibri" w:hAnsi="Calibri" w:cs="Calibri"/>
-          <w:sz w:val="36"/>
-          <w:szCs w:val="36"/>
-        </w:rPr>
-        <w:t xml:space="preserve">, </w:t>
-      </w:r>
-      <w:r>
-        <w:rPr>
-          <w:rFonts w:ascii="Calibri" w:hAnsi="Calibri" w:cs="Calibri"/>
-          <w:b/>
-          <w:bCs/>
-          <w:sz w:val="36"/>
-          <w:szCs w:val="36"/>
-        </w:rPr>
-        <w:t>B</w:t>
-      </w:r>
-      <w:r>
-        <w:rPr>
-          <w:rFonts w:ascii="Calibri" w:hAnsi="Calibri" w:cs="Calibri"/>
-          <w:sz w:val="36"/>
-          <w:szCs w:val="36"/>
-        </w:rPr>
-        <w:t>’s version is used</w:t>
-      </w:r>
-    </w:p>
-    <w:p>
-      <w:pPr>
-        <w:jc w:val="both"/>
-        <w:rPr>
-          <w:rFonts w:ascii="Calibri" w:hAnsi="Calibri" w:cs="Calibri"/>
-          <w:b/>
-          <w:bCs/>
-          <w:color w:val="D86DCB" w:themeColor="accent5" w:themeTint="99"/>
-          <w:sz w:val="36"/>
-          <w:szCs w:val="36"/>
-        </w:rPr>
-      </w:pPr>
+        <w:t xml:space="preserve"> to classes that extend or implement this type." It's mainly used when the </w:t>
+      </w:r>
       <w:proofErr w:type="spellStart"/>
       <w:r>
         <w:rPr>
           <w:rFonts w:ascii="Calibri" w:hAnsi="Calibri" w:cs="Calibri"/>
           <w:b/>
           <w:bCs/>
-          <w:color w:val="D86DCB" w:themeColor="accent5" w:themeTint="99"/>
           <w:sz w:val="36"/>
           <w:szCs w:val="36"/>
         </w:rPr>
@@ -14842,95 +15865,27 @@
       <w:r>
         <w:rPr>
           <w:rFonts w:ascii="Calibri" w:hAnsi="Calibri" w:cs="Calibri"/>
-          <w:b/>
-          <w:bCs/>
-          <w:color w:val="D86DCB" w:themeColor="accent5" w:themeTint="99"/>
-          <w:sz w:val="36"/>
-          <w:szCs w:val="36"/>
-        </w:rPr>
-        <w:t xml:space="preserve"> A {</w:t>
-      </w:r>
-    </w:p>
-    <w:p>
-      <w:pPr>
-        <w:jc w:val="both"/>
-        <w:rPr>
-          <w:rFonts w:ascii="Calibri" w:hAnsi="Calibri" w:cs="Calibri"/>
-          <w:b/>
-          <w:bCs/>
-          <w:color w:val="D86DCB" w:themeColor="accent5" w:themeTint="99"/>
-          <w:sz w:val="36"/>
-          <w:szCs w:val="36"/>
-        </w:rPr>
-      </w:pPr>
-      <w:r>
-        <w:rPr>
-          <w:rFonts w:ascii="Calibri" w:hAnsi="Calibri" w:cs="Calibri"/>
-          <w:b/>
-          <w:bCs/>
-          <w:color w:val="D86DCB" w:themeColor="accent5" w:themeTint="99"/>
-          <w:sz w:val="36"/>
-          <w:szCs w:val="36"/>
-        </w:rPr>
-        <w:t xml:space="preserve">  void </w:t>
-      </w:r>
-      <w:proofErr w:type="gramStart"/>
-      <w:r>
-        <w:rPr>
-          <w:rFonts w:ascii="Calibri" w:hAnsi="Calibri" w:cs="Calibri"/>
-          <w:b/>
-          <w:bCs/>
-          <w:color w:val="D86DCB" w:themeColor="accent5" w:themeTint="99"/>
-          <w:sz w:val="36"/>
-          <w:szCs w:val="36"/>
-        </w:rPr>
-        <w:t>hello(</w:t>
-      </w:r>
-      <w:proofErr w:type="gramEnd"/>
-      <w:r>
-        <w:rPr>
-          <w:rFonts w:ascii="Calibri" w:hAnsi="Calibri" w:cs="Calibri"/>
-          <w:b/>
-          <w:bCs/>
-          <w:color w:val="D86DCB" w:themeColor="accent5" w:themeTint="99"/>
-          <w:sz w:val="36"/>
-          <w:szCs w:val="36"/>
-        </w:rPr>
-        <w:t>) =&gt; print("A");</w:t>
-      </w:r>
-    </w:p>
-    <w:p>
-      <w:pPr>
-        <w:jc w:val="both"/>
-        <w:rPr>
-          <w:rFonts w:ascii="Calibri" w:hAnsi="Calibri" w:cs="Calibri"/>
-          <w:b/>
-          <w:bCs/>
-          <w:color w:val="D86DCB" w:themeColor="accent5" w:themeTint="99"/>
-          <w:sz w:val="36"/>
-          <w:szCs w:val="36"/>
-        </w:rPr>
-      </w:pPr>
-      <w:r>
-        <w:rPr>
-          <w:rFonts w:ascii="Calibri" w:hAnsi="Calibri" w:cs="Calibri"/>
-          <w:b/>
-          <w:bCs/>
-          <w:color w:val="D86DCB" w:themeColor="accent5" w:themeTint="99"/>
-          <w:sz w:val="36"/>
-          <w:szCs w:val="36"/>
-        </w:rPr>
-        <w:t>}</w:t>
-      </w:r>
-    </w:p>
-    <w:p>
-      <w:pPr>
-        <w:jc w:val="both"/>
-        <w:rPr>
-          <w:rFonts w:ascii="Calibri" w:hAnsi="Calibri" w:cs="Calibri"/>
-          <w:b/>
-          <w:bCs/>
-          <w:color w:val="D86DCB" w:themeColor="accent5" w:themeTint="99"/>
+          <w:sz w:val="36"/>
+          <w:szCs w:val="36"/>
+        </w:rPr>
+        <w:t xml:space="preserve"> depends on methods or fields from another class.</w:t>
+      </w:r>
+    </w:p>
+    <w:p>
+      <w:pPr>
+        <w:jc w:val="both"/>
+        <w:rPr>
+          <w:rFonts w:ascii="Calibri" w:hAnsi="Calibri" w:cs="Calibri"/>
+          <w:sz w:val="36"/>
+          <w:szCs w:val="36"/>
+        </w:rPr>
+      </w:pPr>
+    </w:p>
+    <w:p>
+      <w:pPr>
+        <w:jc w:val="both"/>
+        <w:rPr>
+          <w:rFonts w:ascii="Calibri" w:hAnsi="Calibri" w:cs="Calibri"/>
           <w:sz w:val="36"/>
           <w:szCs w:val="36"/>
         </w:rPr>
@@ -14939,886 +15894,99 @@
       <w:r>
         <w:rPr>
           <w:rFonts w:ascii="Calibri" w:hAnsi="Calibri" w:cs="Calibri"/>
-          <w:b/>
-          <w:bCs/>
-          <w:color w:val="D86DCB" w:themeColor="accent5" w:themeTint="99"/>
-          <w:sz w:val="36"/>
-          <w:szCs w:val="36"/>
-        </w:rPr>
-        <w:t>mixin</w:t>
+          <w:sz w:val="36"/>
+          <w:szCs w:val="36"/>
+        </w:rPr>
+        <w:t>Mixin</w:t>
       </w:r>
       <w:proofErr w:type="spellEnd"/>
       <w:r>
         <w:rPr>
           <w:rFonts w:ascii="Calibri" w:hAnsi="Calibri" w:cs="Calibri"/>
-          <w:b/>
-          <w:bCs/>
-          <w:color w:val="D86DCB" w:themeColor="accent5" w:themeTint="99"/>
-          <w:sz w:val="36"/>
-          <w:szCs w:val="36"/>
-        </w:rPr>
-        <w:t xml:space="preserve"> B {</w:t>
-      </w:r>
-    </w:p>
-    <w:p>
-      <w:pPr>
-        <w:jc w:val="both"/>
-        <w:rPr>
-          <w:rFonts w:ascii="Calibri" w:hAnsi="Calibri" w:cs="Calibri"/>
-          <w:b/>
-          <w:bCs/>
-          <w:color w:val="D86DCB" w:themeColor="accent5" w:themeTint="99"/>
-          <w:sz w:val="36"/>
-          <w:szCs w:val="36"/>
-        </w:rPr>
-      </w:pPr>
-      <w:r>
-        <w:rPr>
-          <w:rFonts w:ascii="Calibri" w:hAnsi="Calibri" w:cs="Calibri"/>
-          <w:b/>
-          <w:bCs/>
-          <w:color w:val="D86DCB" w:themeColor="accent5" w:themeTint="99"/>
-          <w:sz w:val="36"/>
-          <w:szCs w:val="36"/>
-        </w:rPr>
-        <w:t xml:space="preserve">  void </w:t>
-      </w:r>
-      <w:proofErr w:type="gramStart"/>
-      <w:r>
-        <w:rPr>
-          <w:rFonts w:ascii="Calibri" w:hAnsi="Calibri" w:cs="Calibri"/>
-          <w:b/>
-          <w:bCs/>
-          <w:color w:val="D86DCB" w:themeColor="accent5" w:themeTint="99"/>
-          <w:sz w:val="36"/>
-          <w:szCs w:val="36"/>
-        </w:rPr>
-        <w:t>hello(</w:t>
-      </w:r>
-      <w:proofErr w:type="gramEnd"/>
-      <w:r>
-        <w:rPr>
-          <w:rFonts w:ascii="Calibri" w:hAnsi="Calibri" w:cs="Calibri"/>
-          <w:b/>
-          <w:bCs/>
-          <w:color w:val="D86DCB" w:themeColor="accent5" w:themeTint="99"/>
-          <w:sz w:val="36"/>
-          <w:szCs w:val="36"/>
-        </w:rPr>
-        <w:t>) =&gt; print("B");</w:t>
-      </w:r>
-    </w:p>
-    <w:p>
-      <w:pPr>
-        <w:jc w:val="both"/>
-        <w:rPr>
-          <w:rFonts w:ascii="Calibri" w:hAnsi="Calibri" w:cs="Calibri"/>
-          <w:b/>
-          <w:bCs/>
-          <w:color w:val="D86DCB" w:themeColor="accent5" w:themeTint="99"/>
-          <w:sz w:val="36"/>
-          <w:szCs w:val="36"/>
-        </w:rPr>
-      </w:pPr>
-      <w:r>
-        <w:rPr>
-          <w:rFonts w:ascii="Calibri" w:hAnsi="Calibri" w:cs="Calibri"/>
-          <w:b/>
-          <w:bCs/>
-          <w:color w:val="D86DCB" w:themeColor="accent5" w:themeTint="99"/>
-          <w:sz w:val="36"/>
-          <w:szCs w:val="36"/>
-        </w:rPr>
-        <w:t>}</w:t>
-      </w:r>
-    </w:p>
-    <w:p>
-      <w:pPr>
-        <w:jc w:val="both"/>
-        <w:rPr>
-          <w:rFonts w:ascii="Calibri" w:hAnsi="Calibri" w:cs="Calibri"/>
-          <w:b/>
-          <w:bCs/>
-          <w:color w:val="D86DCB" w:themeColor="accent5" w:themeTint="99"/>
-          <w:sz w:val="36"/>
-          <w:szCs w:val="36"/>
-        </w:rPr>
-      </w:pPr>
-      <w:r>
-        <w:rPr>
-          <w:rFonts w:ascii="Calibri" w:hAnsi="Calibri" w:cs="Calibri"/>
-          <w:b/>
-          <w:bCs/>
-          <w:color w:val="D86DCB" w:themeColor="accent5" w:themeTint="99"/>
-          <w:sz w:val="36"/>
-          <w:szCs w:val="36"/>
-        </w:rPr>
-        <w:t>class Test with A, B {}</w:t>
-      </w:r>
-    </w:p>
-    <w:p>
-      <w:pPr>
-        <w:jc w:val="both"/>
-        <w:rPr>
-          <w:rFonts w:ascii="Calibri" w:hAnsi="Calibri" w:cs="Calibri"/>
-          <w:sz w:val="36"/>
-          <w:szCs w:val="36"/>
-        </w:rPr>
-      </w:pPr>
-    </w:p>
-    <w:p>
-      <w:pPr>
-        <w:jc w:val="both"/>
-        <w:rPr>
-          <w:rFonts w:ascii="Calibri" w:hAnsi="Calibri" w:cs="Calibri"/>
-          <w:sz w:val="36"/>
-          <w:szCs w:val="36"/>
-        </w:rPr>
-      </w:pPr>
-      <w:r>
-        <w:rPr>
-          <w:rFonts w:ascii="Calibri" w:hAnsi="Calibri" w:cs="Calibri"/>
-          <w:sz w:val="36"/>
-          <w:szCs w:val="36"/>
-        </w:rPr>
-        <w:t xml:space="preserve">On Keyword with </w:t>
-      </w:r>
-      <w:proofErr w:type="spellStart"/>
-      <w:r>
-        <w:rPr>
-          <w:rFonts w:ascii="Calibri" w:hAnsi="Calibri" w:cs="Calibri"/>
-          <w:sz w:val="36"/>
-          <w:szCs w:val="36"/>
-        </w:rPr>
-        <w:t>mixin</w:t>
-      </w:r>
-      <w:proofErr w:type="spellEnd"/>
-      <w:r>
-        <w:rPr>
-          <w:rFonts w:ascii="Calibri" w:hAnsi="Calibri" w:cs="Calibri"/>
-          <w:sz w:val="36"/>
-          <w:szCs w:val="36"/>
-        </w:rPr>
-        <w:t xml:space="preserve"> Class:</w:t>
-      </w:r>
-    </w:p>
-    <w:p>
-      <w:pPr>
-        <w:jc w:val="both"/>
-        <w:rPr>
-          <w:rFonts w:ascii="Calibri" w:hAnsi="Calibri" w:cs="Calibri"/>
-          <w:sz w:val="36"/>
-          <w:szCs w:val="36"/>
-        </w:rPr>
-      </w:pPr>
-      <w:r>
-        <w:rPr>
-          <w:rFonts w:ascii="Calibri" w:hAnsi="Calibri" w:cs="Calibri"/>
-          <w:sz w:val="36"/>
-          <w:szCs w:val="36"/>
-        </w:rPr>
-        <w:t xml:space="preserve"># Sometimes a </w:t>
-      </w:r>
-      <w:proofErr w:type="spellStart"/>
-      <w:r>
-        <w:rPr>
-          <w:rFonts w:ascii="Calibri" w:hAnsi="Calibri" w:cs="Calibri"/>
-          <w:b/>
-          <w:bCs/>
-          <w:sz w:val="36"/>
-          <w:szCs w:val="36"/>
-        </w:rPr>
-        <w:t>mixin</w:t>
-      </w:r>
-      <w:proofErr w:type="spellEnd"/>
-      <w:r>
-        <w:rPr>
-          <w:rFonts w:ascii="Calibri" w:hAnsi="Calibri" w:cs="Calibri"/>
-          <w:sz w:val="36"/>
-          <w:szCs w:val="36"/>
-        </w:rPr>
-        <w:t xml:space="preserve"> only makes sense for certain classes. Use </w:t>
-      </w:r>
-      <w:r>
-        <w:rPr>
-          <w:rFonts w:ascii="Calibri" w:hAnsi="Calibri" w:cs="Calibri"/>
-          <w:b/>
-          <w:bCs/>
-          <w:sz w:val="36"/>
-          <w:szCs w:val="36"/>
-        </w:rPr>
-        <w:t>on</w:t>
-      </w:r>
-      <w:r>
-        <w:rPr>
-          <w:rFonts w:ascii="Calibri" w:hAnsi="Calibri" w:cs="Calibri"/>
-          <w:sz w:val="36"/>
-          <w:szCs w:val="36"/>
-        </w:rPr>
-        <w:t xml:space="preserve"> keyword so that child class inheriting that parent class will get the </w:t>
-      </w:r>
-      <w:proofErr w:type="spellStart"/>
-      <w:r>
-        <w:rPr>
-          <w:rFonts w:ascii="Calibri" w:hAnsi="Calibri" w:cs="Calibri"/>
-          <w:b/>
-          <w:bCs/>
-          <w:sz w:val="36"/>
-          <w:szCs w:val="36"/>
-        </w:rPr>
-        <w:t>mixin</w:t>
-      </w:r>
-      <w:proofErr w:type="spellEnd"/>
-    </w:p>
-    <w:p>
-      <w:pPr>
-        <w:jc w:val="both"/>
-        <w:rPr>
-          <w:rFonts w:ascii="Calibri" w:hAnsi="Calibri" w:cs="Calibri"/>
-          <w:b/>
-          <w:bCs/>
-          <w:color w:val="D86DCB" w:themeColor="accent5" w:themeTint="99"/>
-          <w:sz w:val="36"/>
-          <w:szCs w:val="36"/>
-        </w:rPr>
-      </w:pPr>
-      <w:r>
-        <w:rPr>
-          <w:rFonts w:ascii="Calibri" w:hAnsi="Calibri" w:cs="Calibri"/>
-          <w:b/>
-          <w:bCs/>
-          <w:color w:val="D86DCB" w:themeColor="accent5" w:themeTint="99"/>
-          <w:sz w:val="36"/>
-          <w:szCs w:val="36"/>
-        </w:rPr>
-        <w:t>class Animal {</w:t>
-      </w:r>
-    </w:p>
-    <w:p>
-      <w:pPr>
-        <w:jc w:val="both"/>
-        <w:rPr>
-          <w:rFonts w:ascii="Calibri" w:hAnsi="Calibri" w:cs="Calibri"/>
-          <w:b/>
-          <w:bCs/>
-          <w:color w:val="D86DCB" w:themeColor="accent5" w:themeTint="99"/>
-          <w:sz w:val="36"/>
-          <w:szCs w:val="36"/>
-        </w:rPr>
-      </w:pPr>
-      <w:r>
-        <w:rPr>
-          <w:rFonts w:ascii="Calibri" w:hAnsi="Calibri" w:cs="Calibri"/>
-          <w:b/>
-          <w:bCs/>
-          <w:color w:val="D86DCB" w:themeColor="accent5" w:themeTint="99"/>
-          <w:sz w:val="36"/>
-          <w:szCs w:val="36"/>
-        </w:rPr>
-        <w:t xml:space="preserve">  void </w:t>
-      </w:r>
-      <w:proofErr w:type="gramStart"/>
-      <w:r>
-        <w:rPr>
-          <w:rFonts w:ascii="Calibri" w:hAnsi="Calibri" w:cs="Calibri"/>
-          <w:b/>
-          <w:bCs/>
-          <w:color w:val="D86DCB" w:themeColor="accent5" w:themeTint="99"/>
-          <w:sz w:val="36"/>
-          <w:szCs w:val="36"/>
-        </w:rPr>
-        <w:t>eat(</w:t>
-      </w:r>
-      <w:proofErr w:type="gramEnd"/>
-      <w:r>
-        <w:rPr>
-          <w:rFonts w:ascii="Calibri" w:hAnsi="Calibri" w:cs="Calibri"/>
-          <w:b/>
-          <w:bCs/>
-          <w:color w:val="D86DCB" w:themeColor="accent5" w:themeTint="99"/>
-          <w:sz w:val="36"/>
-          <w:szCs w:val="36"/>
-        </w:rPr>
-        <w:t>) =&gt; print("Eating");</w:t>
-      </w:r>
-    </w:p>
-    <w:p>
-      <w:pPr>
-        <w:jc w:val="both"/>
-        <w:rPr>
-          <w:rFonts w:ascii="Calibri" w:hAnsi="Calibri" w:cs="Calibri"/>
-          <w:b/>
-          <w:bCs/>
-          <w:color w:val="D86DCB" w:themeColor="accent5" w:themeTint="99"/>
-          <w:sz w:val="36"/>
-          <w:szCs w:val="36"/>
-        </w:rPr>
-      </w:pPr>
-      <w:r>
-        <w:rPr>
-          <w:rFonts w:ascii="Calibri" w:hAnsi="Calibri" w:cs="Calibri"/>
-          <w:b/>
-          <w:bCs/>
-          <w:color w:val="D86DCB" w:themeColor="accent5" w:themeTint="99"/>
-          <w:sz w:val="36"/>
-          <w:szCs w:val="36"/>
-        </w:rPr>
-        <w:t>}</w:t>
-      </w:r>
-    </w:p>
-    <w:p>
-      <w:pPr>
-        <w:jc w:val="both"/>
-        <w:rPr>
-          <w:rFonts w:ascii="Calibri" w:hAnsi="Calibri" w:cs="Calibri"/>
-          <w:b/>
-          <w:bCs/>
-          <w:color w:val="D86DCB" w:themeColor="accent5" w:themeTint="99"/>
-          <w:sz w:val="36"/>
-          <w:szCs w:val="36"/>
-        </w:rPr>
-      </w:pPr>
-      <w:proofErr w:type="spellStart"/>
-      <w:r>
-        <w:rPr>
-          <w:rFonts w:ascii="Calibri" w:hAnsi="Calibri" w:cs="Calibri"/>
-          <w:b/>
-          <w:bCs/>
-          <w:color w:val="D86DCB" w:themeColor="accent5" w:themeTint="99"/>
-          <w:sz w:val="36"/>
-          <w:szCs w:val="36"/>
-        </w:rPr>
-        <w:t>mixin</w:t>
-      </w:r>
-      <w:proofErr w:type="spellEnd"/>
-      <w:r>
-        <w:rPr>
-          <w:rFonts w:ascii="Calibri" w:hAnsi="Calibri" w:cs="Calibri"/>
-          <w:b/>
-          <w:bCs/>
-          <w:color w:val="D86DCB" w:themeColor="accent5" w:themeTint="99"/>
-          <w:sz w:val="36"/>
-          <w:szCs w:val="36"/>
-        </w:rPr>
-        <w:t xml:space="preserve"> </w:t>
-      </w:r>
-      <w:proofErr w:type="spellStart"/>
-      <w:r>
-        <w:rPr>
-          <w:rFonts w:ascii="Calibri" w:hAnsi="Calibri" w:cs="Calibri"/>
-          <w:b/>
-          <w:bCs/>
-          <w:color w:val="D86DCB" w:themeColor="accent5" w:themeTint="99"/>
-          <w:sz w:val="36"/>
-          <w:szCs w:val="36"/>
-        </w:rPr>
-        <w:t>CanRun</w:t>
-      </w:r>
-      <w:proofErr w:type="spellEnd"/>
-      <w:r>
-        <w:rPr>
-          <w:rFonts w:ascii="Calibri" w:hAnsi="Calibri" w:cs="Calibri"/>
-          <w:b/>
-          <w:bCs/>
-          <w:color w:val="D86DCB" w:themeColor="accent5" w:themeTint="99"/>
-          <w:sz w:val="36"/>
-          <w:szCs w:val="36"/>
-        </w:rPr>
-        <w:t xml:space="preserve"> on Animal {</w:t>
-      </w:r>
-    </w:p>
-    <w:p>
-      <w:pPr>
-        <w:jc w:val="both"/>
-        <w:rPr>
-          <w:rFonts w:ascii="Calibri" w:hAnsi="Calibri" w:cs="Calibri"/>
-          <w:b/>
-          <w:bCs/>
-          <w:color w:val="D86DCB" w:themeColor="accent5" w:themeTint="99"/>
-          <w:sz w:val="36"/>
-          <w:szCs w:val="36"/>
-        </w:rPr>
-      </w:pPr>
-      <w:r>
-        <w:rPr>
-          <w:rFonts w:ascii="Calibri" w:hAnsi="Calibri" w:cs="Calibri"/>
-          <w:b/>
-          <w:bCs/>
-          <w:color w:val="D86DCB" w:themeColor="accent5" w:themeTint="99"/>
-          <w:sz w:val="36"/>
-          <w:szCs w:val="36"/>
-        </w:rPr>
-        <w:t xml:space="preserve">  void </w:t>
-      </w:r>
-      <w:proofErr w:type="gramStart"/>
-      <w:r>
-        <w:rPr>
-          <w:rFonts w:ascii="Calibri" w:hAnsi="Calibri" w:cs="Calibri"/>
-          <w:b/>
-          <w:bCs/>
-          <w:color w:val="D86DCB" w:themeColor="accent5" w:themeTint="99"/>
-          <w:sz w:val="36"/>
-          <w:szCs w:val="36"/>
-        </w:rPr>
-        <w:t>run(</w:t>
-      </w:r>
-      <w:proofErr w:type="gramEnd"/>
-      <w:r>
-        <w:rPr>
-          <w:rFonts w:ascii="Calibri" w:hAnsi="Calibri" w:cs="Calibri"/>
-          <w:b/>
-          <w:bCs/>
-          <w:color w:val="D86DCB" w:themeColor="accent5" w:themeTint="99"/>
-          <w:sz w:val="36"/>
-          <w:szCs w:val="36"/>
-        </w:rPr>
-        <w:t>) {</w:t>
-      </w:r>
-    </w:p>
-    <w:p>
-      <w:pPr>
-        <w:jc w:val="both"/>
-        <w:rPr>
-          <w:rFonts w:ascii="Calibri" w:hAnsi="Calibri" w:cs="Calibri"/>
-          <w:b/>
-          <w:bCs/>
-          <w:color w:val="D86DCB" w:themeColor="accent5" w:themeTint="99"/>
-          <w:sz w:val="36"/>
-          <w:szCs w:val="36"/>
-        </w:rPr>
-      </w:pPr>
-      <w:r>
-        <w:rPr>
-          <w:rFonts w:ascii="Calibri" w:hAnsi="Calibri" w:cs="Calibri"/>
-          <w:b/>
-          <w:bCs/>
-          <w:color w:val="D86DCB" w:themeColor="accent5" w:themeTint="99"/>
-          <w:sz w:val="36"/>
-          <w:szCs w:val="36"/>
-        </w:rPr>
-        <w:t xml:space="preserve">    </w:t>
-      </w:r>
-      <w:proofErr w:type="gramStart"/>
-      <w:r>
-        <w:rPr>
-          <w:rFonts w:ascii="Calibri" w:hAnsi="Calibri" w:cs="Calibri"/>
-          <w:b/>
-          <w:bCs/>
-          <w:color w:val="D86DCB" w:themeColor="accent5" w:themeTint="99"/>
-          <w:sz w:val="36"/>
-          <w:szCs w:val="36"/>
-        </w:rPr>
-        <w:t>eat(</w:t>
-      </w:r>
-      <w:proofErr w:type="gramEnd"/>
-      <w:r>
-        <w:rPr>
-          <w:rFonts w:ascii="Calibri" w:hAnsi="Calibri" w:cs="Calibri"/>
-          <w:b/>
-          <w:bCs/>
-          <w:color w:val="D86DCB" w:themeColor="accent5" w:themeTint="99"/>
-          <w:sz w:val="36"/>
-          <w:szCs w:val="36"/>
-        </w:rPr>
-        <w:t>); // Allowed because Animal has eat()</w:t>
-      </w:r>
-    </w:p>
-    <w:p>
-      <w:pPr>
-        <w:jc w:val="both"/>
-        <w:rPr>
-          <w:rFonts w:ascii="Calibri" w:hAnsi="Calibri" w:cs="Calibri"/>
-          <w:b/>
-          <w:bCs/>
-          <w:color w:val="D86DCB" w:themeColor="accent5" w:themeTint="99"/>
-          <w:sz w:val="36"/>
-          <w:szCs w:val="36"/>
-        </w:rPr>
-      </w:pPr>
-      <w:r>
-        <w:rPr>
-          <w:rFonts w:ascii="Calibri" w:hAnsi="Calibri" w:cs="Calibri"/>
-          <w:b/>
-          <w:bCs/>
-          <w:color w:val="D86DCB" w:themeColor="accent5" w:themeTint="99"/>
-          <w:sz w:val="36"/>
-          <w:szCs w:val="36"/>
-        </w:rPr>
-        <w:t xml:space="preserve">    print("Running");</w:t>
-      </w:r>
-    </w:p>
-    <w:p>
-      <w:pPr>
-        <w:jc w:val="both"/>
-        <w:rPr>
-          <w:rFonts w:ascii="Calibri" w:hAnsi="Calibri" w:cs="Calibri"/>
-          <w:b/>
-          <w:bCs/>
-          <w:color w:val="D86DCB" w:themeColor="accent5" w:themeTint="99"/>
-          <w:sz w:val="36"/>
-          <w:szCs w:val="36"/>
-        </w:rPr>
-      </w:pPr>
-      <w:r>
-        <w:rPr>
-          <w:rFonts w:ascii="Calibri" w:hAnsi="Calibri" w:cs="Calibri"/>
-          <w:b/>
-          <w:bCs/>
-          <w:color w:val="D86DCB" w:themeColor="accent5" w:themeTint="99"/>
+          <w:sz w:val="36"/>
+          <w:szCs w:val="36"/>
+        </w:rPr>
+        <w:t xml:space="preserve"> vs Inheritance:</w:t>
+      </w:r>
+    </w:p>
+    <w:p>
+      <w:pPr>
+        <w:jc w:val="both"/>
+        <w:rPr>
+          <w:rFonts w:ascii="Calibri" w:hAnsi="Calibri" w:cs="Calibri"/>
+          <w:sz w:val="36"/>
+          <w:szCs w:val="36"/>
+        </w:rPr>
+      </w:pPr>
+      <w:r>
+        <w:rPr>
+          <w:rFonts w:ascii="Calibri" w:hAnsi="Calibri" w:cs="Calibri"/>
+          <w:sz w:val="36"/>
+          <w:szCs w:val="36"/>
+        </w:rPr>
+        <w:t># Inheritance (</w:t>
+      </w:r>
+      <w:r>
+        <w:rPr>
+          <w:rFonts w:ascii="Calibri" w:hAnsi="Calibri" w:cs="Calibri"/>
+          <w:b/>
+          <w:bCs/>
+          <w:sz w:val="36"/>
+          <w:szCs w:val="36"/>
+        </w:rPr>
+        <w:t>extends</w:t>
+      </w:r>
+      <w:r>
+        <w:rPr>
+          <w:rFonts w:ascii="Calibri" w:hAnsi="Calibri" w:cs="Calibri"/>
+          <w:sz w:val="36"/>
+          <w:szCs w:val="36"/>
+        </w:rPr>
+        <w:t>) used when there is an "is-a" relationship. Like a dog is an animal.</w:t>
+      </w:r>
+    </w:p>
+    <w:p>
+      <w:pPr>
+        <w:jc w:val="both"/>
+        <w:rPr>
+          <w:rFonts w:ascii="Calibri" w:hAnsi="Calibri" w:cs="Calibri"/>
+          <w:b/>
+          <w:bCs/>
+          <w:sz w:val="36"/>
+          <w:szCs w:val="36"/>
+        </w:rPr>
+      </w:pPr>
+      <w:r>
+        <w:rPr>
+          <w:rFonts w:ascii="Calibri" w:hAnsi="Calibri" w:cs="Calibri"/>
+          <w:b/>
+          <w:bCs/>
+          <w:sz w:val="36"/>
+          <w:szCs w:val="36"/>
+        </w:rPr>
+        <w:t>class Animal {}</w:t>
+      </w:r>
+    </w:p>
+    <w:p>
+      <w:pPr>
+        <w:jc w:val="both"/>
+        <w:rPr>
+          <w:rFonts w:ascii="Calibri" w:hAnsi="Calibri" w:cs="Calibri"/>
+          <w:b/>
+          <w:bCs/>
+          <w:sz w:val="36"/>
+          <w:szCs w:val="36"/>
+        </w:rPr>
+      </w:pPr>
+      <w:r>
+        <w:rPr>
+          <w:rFonts w:ascii="Calibri" w:hAnsi="Calibri" w:cs="Calibri"/>
+          <w:b/>
+          <w:bCs/>
           <w:sz w:val="36"/>
           <w:szCs w:val="36"/>
         </w:rPr>
         <w:lastRenderedPageBreak/>
-        <w:t xml:space="preserve">  }</w:t>
-      </w:r>
-    </w:p>
-    <w:p>
-      <w:pPr>
-        <w:jc w:val="both"/>
-        <w:rPr>
-          <w:rFonts w:ascii="Calibri" w:hAnsi="Calibri" w:cs="Calibri"/>
-          <w:b/>
-          <w:bCs/>
-          <w:color w:val="D86DCB" w:themeColor="accent5" w:themeTint="99"/>
-          <w:sz w:val="36"/>
-          <w:szCs w:val="36"/>
-        </w:rPr>
-      </w:pPr>
-      <w:r>
-        <w:rPr>
-          <w:rFonts w:ascii="Calibri" w:hAnsi="Calibri" w:cs="Calibri"/>
-          <w:b/>
-          <w:bCs/>
-          <w:color w:val="D86DCB" w:themeColor="accent5" w:themeTint="99"/>
-          <w:sz w:val="36"/>
-          <w:szCs w:val="36"/>
-        </w:rPr>
-        <w:t>}</w:t>
-      </w:r>
-    </w:p>
-    <w:p>
-      <w:pPr>
-        <w:jc w:val="both"/>
-        <w:rPr>
-          <w:rFonts w:ascii="Calibri" w:hAnsi="Calibri" w:cs="Calibri"/>
-          <w:sz w:val="36"/>
-          <w:szCs w:val="36"/>
-        </w:rPr>
-      </w:pPr>
-      <w:r>
-        <w:rPr>
-          <w:rFonts w:ascii="Calibri" w:hAnsi="Calibri" w:cs="Calibri"/>
-          <w:sz w:val="36"/>
-          <w:szCs w:val="36"/>
-        </w:rPr>
-        <w:t># Now this works:</w:t>
-      </w:r>
-    </w:p>
-    <w:p>
-      <w:pPr>
-        <w:jc w:val="both"/>
-        <w:rPr>
-          <w:rFonts w:ascii="Calibri" w:hAnsi="Calibri" w:cs="Calibri"/>
-          <w:b/>
-          <w:bCs/>
-          <w:color w:val="D86DCB" w:themeColor="accent5" w:themeTint="99"/>
-          <w:sz w:val="36"/>
-          <w:szCs w:val="36"/>
-        </w:rPr>
-      </w:pPr>
-      <w:r>
-        <w:rPr>
-          <w:rFonts w:ascii="Calibri" w:hAnsi="Calibri" w:cs="Calibri"/>
-          <w:b/>
-          <w:bCs/>
-          <w:color w:val="D86DCB" w:themeColor="accent5" w:themeTint="99"/>
-          <w:sz w:val="36"/>
-          <w:szCs w:val="36"/>
-        </w:rPr>
-        <w:t xml:space="preserve">class Dog extends Animal with </w:t>
-      </w:r>
-      <w:proofErr w:type="spellStart"/>
-      <w:r>
-        <w:rPr>
-          <w:rFonts w:ascii="Calibri" w:hAnsi="Calibri" w:cs="Calibri"/>
-          <w:b/>
-          <w:bCs/>
-          <w:color w:val="D86DCB" w:themeColor="accent5" w:themeTint="99"/>
-          <w:sz w:val="36"/>
-          <w:szCs w:val="36"/>
-        </w:rPr>
-        <w:t>CanRun</w:t>
-      </w:r>
-      <w:proofErr w:type="spellEnd"/>
-      <w:r>
-        <w:rPr>
-          <w:rFonts w:ascii="Calibri" w:hAnsi="Calibri" w:cs="Calibri"/>
-          <w:b/>
-          <w:bCs/>
-          <w:color w:val="D86DCB" w:themeColor="accent5" w:themeTint="99"/>
-          <w:sz w:val="36"/>
-          <w:szCs w:val="36"/>
-        </w:rPr>
-        <w:t xml:space="preserve"> {}</w:t>
-      </w:r>
-    </w:p>
-    <w:p>
-      <w:pPr>
-        <w:jc w:val="both"/>
-        <w:rPr>
-          <w:rFonts w:ascii="Calibri" w:hAnsi="Calibri" w:cs="Calibri"/>
-          <w:sz w:val="36"/>
-          <w:szCs w:val="36"/>
-        </w:rPr>
-      </w:pPr>
-      <w:r>
-        <w:rPr>
-          <w:rFonts w:ascii="Calibri" w:hAnsi="Calibri" w:cs="Calibri"/>
-          <w:sz w:val="36"/>
-          <w:szCs w:val="36"/>
-        </w:rPr>
-        <w:t># But this does not, because Car isn’t an Animal:</w:t>
-      </w:r>
-    </w:p>
-    <w:p>
-      <w:pPr>
-        <w:jc w:val="both"/>
-        <w:rPr>
-          <w:rFonts w:ascii="Calibri" w:hAnsi="Calibri" w:cs="Calibri"/>
-          <w:b/>
-          <w:bCs/>
-          <w:color w:val="D86DCB" w:themeColor="accent5" w:themeTint="99"/>
-          <w:sz w:val="36"/>
-          <w:szCs w:val="36"/>
-        </w:rPr>
-      </w:pPr>
-      <w:r>
-        <w:rPr>
-          <w:rFonts w:ascii="Calibri" w:hAnsi="Calibri" w:cs="Calibri"/>
-          <w:b/>
-          <w:bCs/>
-          <w:color w:val="D86DCB" w:themeColor="accent5" w:themeTint="99"/>
-          <w:sz w:val="36"/>
-          <w:szCs w:val="36"/>
-        </w:rPr>
-        <w:t xml:space="preserve">class Car with </w:t>
-      </w:r>
-      <w:proofErr w:type="spellStart"/>
-      <w:r>
-        <w:rPr>
-          <w:rFonts w:ascii="Calibri" w:hAnsi="Calibri" w:cs="Calibri"/>
-          <w:b/>
-          <w:bCs/>
-          <w:color w:val="D86DCB" w:themeColor="accent5" w:themeTint="99"/>
-          <w:sz w:val="36"/>
-          <w:szCs w:val="36"/>
-        </w:rPr>
-        <w:t>CanRun</w:t>
-      </w:r>
-      <w:proofErr w:type="spellEnd"/>
-      <w:r>
-        <w:rPr>
-          <w:rFonts w:ascii="Calibri" w:hAnsi="Calibri" w:cs="Calibri"/>
-          <w:b/>
-          <w:bCs/>
-          <w:color w:val="D86DCB" w:themeColor="accent5" w:themeTint="99"/>
-          <w:sz w:val="36"/>
-          <w:szCs w:val="36"/>
-        </w:rPr>
-        <w:t xml:space="preserve"> {} // Error</w:t>
-      </w:r>
-    </w:p>
-    <w:p>
-      <w:pPr>
-        <w:jc w:val="both"/>
-        <w:rPr>
-          <w:rFonts w:ascii="Calibri" w:hAnsi="Calibri" w:cs="Calibri"/>
-          <w:sz w:val="36"/>
-          <w:szCs w:val="36"/>
-        </w:rPr>
-      </w:pPr>
-      <w:r>
-        <w:rPr>
-          <w:rFonts w:ascii="Calibri" w:hAnsi="Calibri" w:cs="Calibri"/>
-          <w:sz w:val="36"/>
-          <w:szCs w:val="36"/>
-        </w:rPr>
-        <w:t xml:space="preserve"># Mental model, the </w:t>
-      </w:r>
-      <w:r>
-        <w:rPr>
-          <w:rFonts w:ascii="Calibri" w:hAnsi="Calibri" w:cs="Calibri"/>
-          <w:b/>
-          <w:bCs/>
-          <w:sz w:val="36"/>
-          <w:szCs w:val="36"/>
-        </w:rPr>
-        <w:t>on</w:t>
-      </w:r>
-      <w:r>
-        <w:rPr>
-          <w:rFonts w:ascii="Calibri" w:hAnsi="Calibri" w:cs="Calibri"/>
-          <w:sz w:val="36"/>
-          <w:szCs w:val="36"/>
-        </w:rPr>
-        <w:t xml:space="preserve"> keyword says “You can only apply this </w:t>
-      </w:r>
-      <w:proofErr w:type="spellStart"/>
-      <w:r>
-        <w:rPr>
-          <w:rFonts w:ascii="Calibri" w:hAnsi="Calibri" w:cs="Calibri"/>
-          <w:b/>
-          <w:bCs/>
-          <w:sz w:val="36"/>
-          <w:szCs w:val="36"/>
-        </w:rPr>
-        <w:t>mixin</w:t>
-      </w:r>
-      <w:proofErr w:type="spellEnd"/>
-      <w:r>
-        <w:rPr>
-          <w:rFonts w:ascii="Calibri" w:hAnsi="Calibri" w:cs="Calibri"/>
-          <w:sz w:val="36"/>
-          <w:szCs w:val="36"/>
-        </w:rPr>
-        <w:t xml:space="preserve"> to classes that extend or implement this type." It's mainly used when the </w:t>
-      </w:r>
-      <w:proofErr w:type="spellStart"/>
-      <w:r>
-        <w:rPr>
-          <w:rFonts w:ascii="Calibri" w:hAnsi="Calibri" w:cs="Calibri"/>
-          <w:b/>
-          <w:bCs/>
-          <w:sz w:val="36"/>
-          <w:szCs w:val="36"/>
-        </w:rPr>
-        <w:t>mixin</w:t>
-      </w:r>
-      <w:proofErr w:type="spellEnd"/>
-      <w:r>
-        <w:rPr>
-          <w:rFonts w:ascii="Calibri" w:hAnsi="Calibri" w:cs="Calibri"/>
-          <w:sz w:val="36"/>
-          <w:szCs w:val="36"/>
-        </w:rPr>
-        <w:t xml:space="preserve"> depends on methods or fields from another class.</w:t>
-      </w:r>
-    </w:p>
-    <w:p>
-      <w:pPr>
-        <w:jc w:val="both"/>
-        <w:rPr>
-          <w:rFonts w:ascii="Calibri" w:hAnsi="Calibri" w:cs="Calibri"/>
-          <w:sz w:val="36"/>
-          <w:szCs w:val="36"/>
-        </w:rPr>
-      </w:pPr>
-    </w:p>
-    <w:p>
-      <w:pPr>
-        <w:jc w:val="both"/>
-        <w:rPr>
-          <w:rFonts w:ascii="Calibri" w:hAnsi="Calibri" w:cs="Calibri"/>
-          <w:sz w:val="36"/>
-          <w:szCs w:val="36"/>
-        </w:rPr>
-      </w:pPr>
-      <w:proofErr w:type="spellStart"/>
-      <w:r>
-        <w:rPr>
-          <w:rFonts w:ascii="Calibri" w:hAnsi="Calibri" w:cs="Calibri"/>
-          <w:sz w:val="36"/>
-          <w:szCs w:val="36"/>
-        </w:rPr>
-        <w:t>Mixin</w:t>
-      </w:r>
-      <w:proofErr w:type="spellEnd"/>
-      <w:r>
-        <w:rPr>
-          <w:rFonts w:ascii="Calibri" w:hAnsi="Calibri" w:cs="Calibri"/>
-          <w:sz w:val="36"/>
-          <w:szCs w:val="36"/>
-        </w:rPr>
-        <w:t xml:space="preserve"> vs Inheritance:</w:t>
-      </w:r>
-    </w:p>
-    <w:p>
-      <w:pPr>
-        <w:jc w:val="both"/>
-        <w:rPr>
-          <w:rFonts w:ascii="Calibri" w:hAnsi="Calibri" w:cs="Calibri"/>
-          <w:sz w:val="36"/>
-          <w:szCs w:val="36"/>
-        </w:rPr>
-      </w:pPr>
-      <w:r>
-        <w:rPr>
-          <w:rFonts w:ascii="Calibri" w:hAnsi="Calibri" w:cs="Calibri"/>
-          <w:sz w:val="36"/>
-          <w:szCs w:val="36"/>
-        </w:rPr>
-        <w:t># Inheritance (</w:t>
-      </w:r>
-      <w:r>
-        <w:rPr>
-          <w:rFonts w:ascii="Calibri" w:hAnsi="Calibri" w:cs="Calibri"/>
-          <w:b/>
-          <w:bCs/>
-          <w:sz w:val="36"/>
-          <w:szCs w:val="36"/>
-        </w:rPr>
-        <w:t>extends</w:t>
-      </w:r>
-      <w:r>
-        <w:rPr>
-          <w:rFonts w:ascii="Calibri" w:hAnsi="Calibri" w:cs="Calibri"/>
-          <w:sz w:val="36"/>
-          <w:szCs w:val="36"/>
-        </w:rPr>
-        <w:t>) used when there is an "is-a" relationship. Like a dog is an animal.</w:t>
-      </w:r>
-    </w:p>
-    <w:p>
-      <w:pPr>
-        <w:jc w:val="both"/>
-        <w:rPr>
-          <w:rFonts w:ascii="Calibri" w:hAnsi="Calibri" w:cs="Calibri"/>
-          <w:b/>
-          <w:bCs/>
-          <w:sz w:val="36"/>
-          <w:szCs w:val="36"/>
-        </w:rPr>
-      </w:pPr>
-      <w:r>
-        <w:rPr>
-          <w:rFonts w:ascii="Calibri" w:hAnsi="Calibri" w:cs="Calibri"/>
-          <w:b/>
-          <w:bCs/>
-          <w:sz w:val="36"/>
-          <w:szCs w:val="36"/>
-        </w:rPr>
-        <w:t>class Animal {}</w:t>
-      </w:r>
-    </w:p>
-    <w:p>
-      <w:pPr>
-        <w:jc w:val="both"/>
-        <w:rPr>
-          <w:rFonts w:ascii="Calibri" w:hAnsi="Calibri" w:cs="Calibri"/>
-          <w:b/>
-          <w:bCs/>
-          <w:sz w:val="36"/>
-          <w:szCs w:val="36"/>
-        </w:rPr>
-      </w:pPr>
-      <w:r>
-        <w:rPr>
-          <w:rFonts w:ascii="Calibri" w:hAnsi="Calibri" w:cs="Calibri"/>
-          <w:b/>
-          <w:bCs/>
-          <w:sz w:val="36"/>
-          <w:szCs w:val="36"/>
-        </w:rPr>
         <w:t>class Dog extends Animal {}</w:t>
       </w:r>
     </w:p>
@@ -16044,7 +16212,6 @@
           <w:sz w:val="32"/>
           <w:szCs w:val="32"/>
         </w:rPr>
-        <w:lastRenderedPageBreak/>
         <w:t>extends</w:t>
       </w:r>
     </w:p>
@@ -16404,6 +16571,7 @@
           <w:sz w:val="36"/>
           <w:szCs w:val="36"/>
         </w:rPr>
+        <w:lastRenderedPageBreak/>
         <w:t>}</w:t>
       </w:r>
     </w:p>
@@ -16627,7 +16795,6 @@
           <w:sz w:val="36"/>
           <w:szCs w:val="36"/>
         </w:rPr>
-        <w:lastRenderedPageBreak/>
         <w:t xml:space="preserve"># </w:t>
       </w:r>
       <w:proofErr w:type="spellStart"/>
@@ -16865,19 +17032,6 @@
         </w:rPr>
         <w:t>}</w:t>
       </w:r>
-    </w:p>
-    <w:p>
-      <w:pPr>
-        <w:jc w:val="both"/>
-        <w:rPr>
-          <w:rFonts w:ascii="Calibri" w:hAnsi="Calibri" w:cs="Calibri"/>
-          <w:b/>
-          <w:bCs/>
-          <w:color w:val="D86DCB" w:themeColor="accent5" w:themeTint="99"/>
-          <w:sz w:val="36"/>
-          <w:szCs w:val="36"/>
-        </w:rPr>
-      </w:pPr>
     </w:p>
     <w:p>
       <w:pPr>
@@ -17315,6 +17469,7 @@
                 <w:sz w:val="36"/>
                 <w:szCs w:val="36"/>
               </w:rPr>
+              <w:lastRenderedPageBreak/>
               <w:t>Must override methods</w:t>
             </w:r>
           </w:p>
@@ -17544,493 +17699,513 @@
           <w:sz w:val="36"/>
           <w:szCs w:val="36"/>
         </w:rPr>
+        <w:t>Break</w:t>
+      </w:r>
+    </w:p>
+    <w:p>
+      <w:pPr>
+        <w:jc w:val="both"/>
+        <w:rPr>
+          <w:rFonts w:ascii="Calibri" w:hAnsi="Calibri" w:cs="Calibri"/>
+          <w:sz w:val="36"/>
+          <w:szCs w:val="36"/>
+        </w:rPr>
+      </w:pPr>
+    </w:p>
+    <w:p>
+      <w:pPr>
+        <w:jc w:val="both"/>
+        <w:rPr>
+          <w:rFonts w:ascii="Calibri" w:hAnsi="Calibri" w:cs="Calibri"/>
+          <w:b/>
+          <w:bCs/>
+          <w:sz w:val="36"/>
+          <w:szCs w:val="36"/>
+        </w:rPr>
+      </w:pPr>
+      <w:r>
+        <w:rPr>
+          <w:rFonts w:ascii="Calibri" w:hAnsi="Calibri" w:cs="Calibri"/>
+          <w:b/>
+          <w:bCs/>
+          <w:sz w:val="36"/>
+          <w:szCs w:val="36"/>
+        </w:rPr>
+        <w:t xml:space="preserve">Extending </w:t>
+      </w:r>
+      <w:proofErr w:type="spellStart"/>
+      <w:r>
+        <w:rPr>
+          <w:rFonts w:ascii="Calibri" w:hAnsi="Calibri" w:cs="Calibri"/>
+          <w:b/>
+          <w:bCs/>
+          <w:sz w:val="36"/>
+          <w:szCs w:val="36"/>
+        </w:rPr>
+        <w:t>Iterable</w:t>
+      </w:r>
+      <w:proofErr w:type="spellEnd"/>
+      <w:r>
+        <w:rPr>
+          <w:rFonts w:ascii="Calibri" w:hAnsi="Calibri" w:cs="Calibri"/>
+          <w:b/>
+          <w:bCs/>
+          <w:sz w:val="36"/>
+          <w:szCs w:val="36"/>
+        </w:rPr>
+        <w:t xml:space="preserve"> Class</w:t>
+      </w:r>
+      <w:r>
+        <w:rPr>
+          <w:rFonts w:ascii="Calibri" w:hAnsi="Calibri" w:cs="Calibri"/>
+          <w:b/>
+          <w:bCs/>
+          <w:sz w:val="36"/>
+          <w:szCs w:val="36"/>
+        </w:rPr>
+        <w:t xml:space="preserve"> (List Encapsulation)</w:t>
+      </w:r>
+      <w:r>
+        <w:rPr>
+          <w:rFonts w:ascii="Calibri" w:hAnsi="Calibri" w:cs="Calibri"/>
+          <w:b/>
+          <w:bCs/>
+          <w:sz w:val="36"/>
+          <w:szCs w:val="36"/>
+        </w:rPr>
+        <w:t>:</w:t>
+      </w:r>
+    </w:p>
+    <w:p>
+      <w:pPr>
+        <w:jc w:val="both"/>
+        <w:rPr>
+          <w:rFonts w:ascii="Calibri" w:hAnsi="Calibri" w:cs="Calibri"/>
+          <w:sz w:val="36"/>
+          <w:szCs w:val="36"/>
+        </w:rPr>
+      </w:pPr>
+      <w:r>
+        <w:rPr>
+          <w:rFonts w:ascii="Calibri" w:hAnsi="Calibri" w:cs="Calibri"/>
+          <w:sz w:val="36"/>
+          <w:szCs w:val="36"/>
+        </w:rPr>
+        <w:t># We use</w:t>
+      </w:r>
+      <w:r>
+        <w:rPr>
+          <w:rFonts w:ascii="Calibri" w:hAnsi="Calibri" w:cs="Calibri"/>
+          <w:b/>
+          <w:bCs/>
+          <w:sz w:val="36"/>
+          <w:szCs w:val="36"/>
+        </w:rPr>
+        <w:t xml:space="preserve"> </w:t>
+      </w:r>
+      <w:proofErr w:type="spellStart"/>
+      <w:r>
+        <w:rPr>
+          <w:rFonts w:ascii="Calibri" w:hAnsi="Calibri" w:cs="Calibri"/>
+          <w:sz w:val="36"/>
+          <w:szCs w:val="36"/>
+        </w:rPr>
+        <w:t>iterables</w:t>
+      </w:r>
+      <w:proofErr w:type="spellEnd"/>
+      <w:r>
+        <w:rPr>
+          <w:rFonts w:ascii="Calibri" w:hAnsi="Calibri" w:cs="Calibri"/>
+          <w:sz w:val="36"/>
+          <w:szCs w:val="36"/>
+        </w:rPr>
+        <w:t xml:space="preserve"> every day. In </w:t>
+      </w:r>
+      <w:r>
+        <w:rPr>
+          <w:rFonts w:ascii="Calibri" w:hAnsi="Calibri" w:cs="Calibri"/>
+          <w:b/>
+          <w:bCs/>
+          <w:sz w:val="36"/>
+          <w:szCs w:val="36"/>
+        </w:rPr>
+        <w:t>Dart</w:t>
+      </w:r>
+      <w:r>
+        <w:rPr>
+          <w:rFonts w:ascii="Calibri" w:hAnsi="Calibri" w:cs="Calibri"/>
+          <w:sz w:val="36"/>
+          <w:szCs w:val="36"/>
+        </w:rPr>
+        <w:t xml:space="preserve">, collections like </w:t>
+      </w:r>
+      <w:r>
+        <w:rPr>
+          <w:rFonts w:ascii="Calibri" w:hAnsi="Calibri" w:cs="Calibri"/>
+          <w:b/>
+          <w:bCs/>
+          <w:sz w:val="36"/>
+          <w:szCs w:val="36"/>
+        </w:rPr>
+        <w:t>List</w:t>
+      </w:r>
+      <w:r>
+        <w:rPr>
+          <w:rFonts w:ascii="Calibri" w:hAnsi="Calibri" w:cs="Calibri"/>
+          <w:sz w:val="36"/>
+          <w:szCs w:val="36"/>
+        </w:rPr>
+        <w:t xml:space="preserve">, </w:t>
+      </w:r>
+      <w:r>
+        <w:rPr>
+          <w:rFonts w:ascii="Calibri" w:hAnsi="Calibri" w:cs="Calibri"/>
+          <w:b/>
+          <w:bCs/>
+          <w:sz w:val="36"/>
+          <w:szCs w:val="36"/>
+        </w:rPr>
+        <w:t>Set</w:t>
+      </w:r>
+      <w:r>
+        <w:rPr>
+          <w:rFonts w:ascii="Calibri" w:hAnsi="Calibri" w:cs="Calibri"/>
+          <w:sz w:val="36"/>
+          <w:szCs w:val="36"/>
+        </w:rPr>
+        <w:t xml:space="preserve"> and anything else we can loop over (for loop) are </w:t>
+      </w:r>
+      <w:proofErr w:type="spellStart"/>
+      <w:r>
+        <w:rPr>
+          <w:rFonts w:ascii="Calibri" w:hAnsi="Calibri" w:cs="Calibri"/>
+          <w:sz w:val="36"/>
+          <w:szCs w:val="36"/>
+        </w:rPr>
+        <w:t>iterables</w:t>
+      </w:r>
+      <w:proofErr w:type="spellEnd"/>
+      <w:r>
+        <w:rPr>
+          <w:rFonts w:ascii="Calibri" w:hAnsi="Calibri" w:cs="Calibri"/>
+          <w:sz w:val="36"/>
+          <w:szCs w:val="36"/>
+        </w:rPr>
+        <w:t>.</w:t>
+      </w:r>
+    </w:p>
+    <w:p>
+      <w:pPr>
+        <w:jc w:val="both"/>
+        <w:rPr>
+          <w:rFonts w:ascii="Calibri" w:hAnsi="Calibri" w:cs="Calibri"/>
+          <w:sz w:val="36"/>
+          <w:szCs w:val="36"/>
+        </w:rPr>
+      </w:pPr>
+      <w:r>
+        <w:rPr>
+          <w:rFonts w:ascii="Calibri" w:hAnsi="Calibri" w:cs="Calibri"/>
+          <w:sz w:val="36"/>
+          <w:szCs w:val="36"/>
+        </w:rPr>
+        <w:t xml:space="preserve"># If we want our own custom class to have that same ability but without exposing data, use </w:t>
+      </w:r>
+      <w:proofErr w:type="spellStart"/>
+      <w:r>
+        <w:rPr>
+          <w:rFonts w:ascii="Calibri" w:hAnsi="Calibri" w:cs="Calibri"/>
+          <w:b/>
+          <w:bCs/>
+          <w:sz w:val="36"/>
+          <w:szCs w:val="36"/>
+        </w:rPr>
+        <w:t>Iterable</w:t>
+      </w:r>
+      <w:proofErr w:type="spellEnd"/>
+      <w:r>
+        <w:rPr>
+          <w:rFonts w:ascii="Calibri" w:hAnsi="Calibri" w:cs="Calibri"/>
+          <w:sz w:val="36"/>
+          <w:szCs w:val="36"/>
+        </w:rPr>
+        <w:t xml:space="preserve"> class. Without </w:t>
+      </w:r>
+      <w:proofErr w:type="spellStart"/>
+      <w:r>
+        <w:rPr>
+          <w:rFonts w:ascii="Calibri" w:hAnsi="Calibri" w:cs="Calibri"/>
+          <w:b/>
+          <w:bCs/>
+          <w:sz w:val="36"/>
+          <w:szCs w:val="36"/>
+        </w:rPr>
+        <w:t>Iterable</w:t>
+      </w:r>
+      <w:proofErr w:type="spellEnd"/>
+      <w:r>
+        <w:rPr>
+          <w:rFonts w:ascii="Calibri" w:hAnsi="Calibri" w:cs="Calibri"/>
+          <w:sz w:val="36"/>
+          <w:szCs w:val="36"/>
+        </w:rPr>
+        <w:t xml:space="preserve"> </w:t>
+      </w:r>
+      <w:r>
+        <w:rPr>
+          <w:rFonts w:ascii="Calibri" w:hAnsi="Calibri" w:cs="Calibri"/>
+          <w:sz w:val="36"/>
+          <w:szCs w:val="36"/>
+        </w:rPr>
+        <w:t xml:space="preserve">to loop over it </w:t>
+      </w:r>
+      <w:r>
+        <w:rPr>
+          <w:rFonts w:ascii="Calibri" w:hAnsi="Calibri" w:cs="Calibri"/>
+          <w:sz w:val="36"/>
+          <w:szCs w:val="36"/>
+        </w:rPr>
+        <w:t>we have to expose our list of letters using a getter method</w:t>
+      </w:r>
+    </w:p>
+    <w:p>
+      <w:pPr>
+        <w:jc w:val="both"/>
+        <w:rPr>
+          <w:rFonts w:ascii="Calibri" w:hAnsi="Calibri" w:cs="Calibri"/>
+          <w:b/>
+          <w:bCs/>
+          <w:color w:val="D86DCB" w:themeColor="accent5" w:themeTint="99"/>
+          <w:sz w:val="36"/>
+          <w:szCs w:val="36"/>
+        </w:rPr>
+      </w:pPr>
+      <w:r>
+        <w:rPr>
+          <w:rFonts w:ascii="Calibri" w:hAnsi="Calibri" w:cs="Calibri"/>
+          <w:b/>
+          <w:bCs/>
+          <w:color w:val="D86DCB" w:themeColor="accent5" w:themeTint="99"/>
+          <w:sz w:val="36"/>
+          <w:szCs w:val="36"/>
+        </w:rPr>
+        <w:t>class Letter {</w:t>
+      </w:r>
+    </w:p>
+    <w:p>
+      <w:pPr>
+        <w:jc w:val="both"/>
+        <w:rPr>
+          <w:rFonts w:ascii="Calibri" w:hAnsi="Calibri" w:cs="Calibri"/>
+          <w:b/>
+          <w:bCs/>
+          <w:color w:val="D86DCB" w:themeColor="accent5" w:themeTint="99"/>
+          <w:sz w:val="36"/>
+          <w:szCs w:val="36"/>
+        </w:rPr>
+      </w:pPr>
+      <w:r>
+        <w:rPr>
+          <w:rFonts w:ascii="Calibri" w:hAnsi="Calibri" w:cs="Calibri"/>
+          <w:b/>
+          <w:bCs/>
+          <w:color w:val="D86DCB" w:themeColor="accent5" w:themeTint="99"/>
+          <w:sz w:val="36"/>
+          <w:szCs w:val="36"/>
+        </w:rPr>
+        <w:t xml:space="preserve">  final String letter;</w:t>
+      </w:r>
+    </w:p>
+    <w:p>
+      <w:pPr>
+        <w:jc w:val="both"/>
+        <w:rPr>
+          <w:rFonts w:ascii="Calibri" w:hAnsi="Calibri" w:cs="Calibri"/>
+          <w:b/>
+          <w:bCs/>
+          <w:color w:val="D86DCB" w:themeColor="accent5" w:themeTint="99"/>
+          <w:sz w:val="36"/>
+          <w:szCs w:val="36"/>
+        </w:rPr>
+      </w:pPr>
+      <w:r>
+        <w:rPr>
+          <w:rFonts w:ascii="Calibri" w:hAnsi="Calibri" w:cs="Calibri"/>
+          <w:b/>
+          <w:bCs/>
+          <w:color w:val="D86DCB" w:themeColor="accent5" w:themeTint="99"/>
+          <w:sz w:val="36"/>
+          <w:szCs w:val="36"/>
+        </w:rPr>
+        <w:t xml:space="preserve">  </w:t>
+      </w:r>
+      <w:proofErr w:type="gramStart"/>
+      <w:r>
+        <w:rPr>
+          <w:rFonts w:ascii="Calibri" w:hAnsi="Calibri" w:cs="Calibri"/>
+          <w:b/>
+          <w:bCs/>
+          <w:color w:val="D86DCB" w:themeColor="accent5" w:themeTint="99"/>
+          <w:sz w:val="36"/>
+          <w:szCs w:val="36"/>
+        </w:rPr>
+        <w:t>Letter(</w:t>
+      </w:r>
+      <w:proofErr w:type="gramEnd"/>
+      <w:r>
+        <w:rPr>
+          <w:rFonts w:ascii="Calibri" w:hAnsi="Calibri" w:cs="Calibri"/>
+          <w:b/>
+          <w:bCs/>
+          <w:color w:val="D86DCB" w:themeColor="accent5" w:themeTint="99"/>
+          <w:sz w:val="36"/>
+          <w:szCs w:val="36"/>
+        </w:rPr>
+        <w:t xml:space="preserve">{required </w:t>
+      </w:r>
+      <w:proofErr w:type="spellStart"/>
+      <w:r>
+        <w:rPr>
+          <w:rFonts w:ascii="Calibri" w:hAnsi="Calibri" w:cs="Calibri"/>
+          <w:b/>
+          <w:bCs/>
+          <w:color w:val="D86DCB" w:themeColor="accent5" w:themeTint="99"/>
+          <w:sz w:val="36"/>
+          <w:szCs w:val="36"/>
+        </w:rPr>
+        <w:t>this.letter</w:t>
+      </w:r>
+      <w:proofErr w:type="spellEnd"/>
+      <w:r>
+        <w:rPr>
+          <w:rFonts w:ascii="Calibri" w:hAnsi="Calibri" w:cs="Calibri"/>
+          <w:b/>
+          <w:bCs/>
+          <w:color w:val="D86DCB" w:themeColor="accent5" w:themeTint="99"/>
+          <w:sz w:val="36"/>
+          <w:szCs w:val="36"/>
+        </w:rPr>
+        <w:t>});</w:t>
+      </w:r>
+    </w:p>
+    <w:p>
+      <w:pPr>
+        <w:jc w:val="both"/>
+        <w:rPr>
+          <w:rFonts w:ascii="Calibri" w:hAnsi="Calibri" w:cs="Calibri"/>
+          <w:b/>
+          <w:bCs/>
+          <w:color w:val="D86DCB" w:themeColor="accent5" w:themeTint="99"/>
+          <w:sz w:val="36"/>
+          <w:szCs w:val="36"/>
+        </w:rPr>
+      </w:pPr>
+      <w:r>
+        <w:rPr>
+          <w:rFonts w:ascii="Calibri" w:hAnsi="Calibri" w:cs="Calibri"/>
+          <w:b/>
+          <w:bCs/>
+          <w:color w:val="D86DCB" w:themeColor="accent5" w:themeTint="99"/>
+          <w:sz w:val="36"/>
+          <w:szCs w:val="36"/>
+        </w:rPr>
+        <w:t>}</w:t>
+      </w:r>
+    </w:p>
+    <w:p>
+      <w:pPr>
+        <w:jc w:val="both"/>
+        <w:rPr>
+          <w:rFonts w:ascii="Calibri" w:hAnsi="Calibri" w:cs="Calibri"/>
+          <w:b/>
+          <w:bCs/>
+          <w:color w:val="D86DCB" w:themeColor="accent5" w:themeTint="99"/>
+          <w:sz w:val="36"/>
+          <w:szCs w:val="36"/>
+        </w:rPr>
+      </w:pPr>
+      <w:r>
+        <w:rPr>
+          <w:rFonts w:ascii="Calibri" w:hAnsi="Calibri" w:cs="Calibri"/>
+          <w:b/>
+          <w:bCs/>
+          <w:color w:val="D86DCB" w:themeColor="accent5" w:themeTint="99"/>
+          <w:sz w:val="36"/>
+          <w:szCs w:val="36"/>
+        </w:rPr>
+        <w:t>class Words {</w:t>
+      </w:r>
+    </w:p>
+    <w:p>
+      <w:pPr>
+        <w:jc w:val="both"/>
+        <w:rPr>
+          <w:rFonts w:ascii="Calibri" w:hAnsi="Calibri" w:cs="Calibri"/>
+          <w:b/>
+          <w:bCs/>
+          <w:color w:val="D86DCB" w:themeColor="accent5" w:themeTint="99"/>
+          <w:sz w:val="36"/>
+          <w:szCs w:val="36"/>
+        </w:rPr>
+      </w:pPr>
+      <w:r>
+        <w:rPr>
+          <w:rFonts w:ascii="Calibri" w:hAnsi="Calibri" w:cs="Calibri"/>
+          <w:b/>
+          <w:bCs/>
+          <w:color w:val="D86DCB" w:themeColor="accent5" w:themeTint="99"/>
+          <w:sz w:val="36"/>
+          <w:szCs w:val="36"/>
+        </w:rPr>
+        <w:t xml:space="preserve">  final List&lt;Letter&gt; _letters = [];</w:t>
+      </w:r>
+    </w:p>
+    <w:p>
+      <w:pPr>
+        <w:jc w:val="both"/>
+        <w:rPr>
+          <w:rFonts w:ascii="Calibri" w:hAnsi="Calibri" w:cs="Calibri"/>
+          <w:b/>
+          <w:bCs/>
+          <w:color w:val="D86DCB" w:themeColor="accent5" w:themeTint="99"/>
+          <w:sz w:val="36"/>
+          <w:szCs w:val="36"/>
+        </w:rPr>
+      </w:pPr>
+      <w:r>
+        <w:rPr>
+          <w:rFonts w:ascii="Calibri" w:hAnsi="Calibri" w:cs="Calibri"/>
+          <w:b/>
+          <w:bCs/>
+          <w:color w:val="D86DCB" w:themeColor="accent5" w:themeTint="99"/>
+          <w:sz w:val="36"/>
+          <w:szCs w:val="36"/>
+        </w:rPr>
+        <w:t xml:space="preserve">  List&lt;Letter&gt; get letters =&gt; _letters;</w:t>
+      </w:r>
+    </w:p>
+    <w:p>
+      <w:pPr>
+        <w:jc w:val="both"/>
+        <w:rPr>
+          <w:rFonts w:ascii="Calibri" w:hAnsi="Calibri" w:cs="Calibri"/>
+          <w:b/>
+          <w:bCs/>
+          <w:color w:val="D86DCB" w:themeColor="accent5" w:themeTint="99"/>
+          <w:sz w:val="36"/>
+          <w:szCs w:val="36"/>
+        </w:rPr>
+      </w:pPr>
+      <w:r>
+        <w:rPr>
+          <w:rFonts w:ascii="Calibri" w:hAnsi="Calibri" w:cs="Calibri"/>
+          <w:b/>
+          <w:bCs/>
+          <w:color w:val="D86DCB" w:themeColor="accent5" w:themeTint="99"/>
+          <w:sz w:val="36"/>
+          <w:szCs w:val="36"/>
+        </w:rPr>
         <w:lastRenderedPageBreak/>
-        <w:t>Break</w:t>
-      </w:r>
-    </w:p>
-    <w:p>
-      <w:pPr>
-        <w:jc w:val="both"/>
-        <w:rPr>
-          <w:rFonts w:ascii="Calibri" w:hAnsi="Calibri" w:cs="Calibri"/>
-          <w:sz w:val="36"/>
-          <w:szCs w:val="36"/>
-        </w:rPr>
-      </w:pPr>
-    </w:p>
-    <w:p>
-      <w:pPr>
-        <w:jc w:val="both"/>
-        <w:rPr>
-          <w:rFonts w:ascii="Calibri" w:hAnsi="Calibri" w:cs="Calibri"/>
-          <w:b/>
-          <w:bCs/>
-          <w:sz w:val="36"/>
-          <w:szCs w:val="36"/>
-        </w:rPr>
-      </w:pPr>
-      <w:r>
-        <w:rPr>
-          <w:rFonts w:ascii="Calibri" w:hAnsi="Calibri" w:cs="Calibri"/>
-          <w:b/>
-          <w:bCs/>
-          <w:sz w:val="36"/>
-          <w:szCs w:val="36"/>
-        </w:rPr>
-        <w:t xml:space="preserve">Extending </w:t>
-      </w:r>
-      <w:proofErr w:type="spellStart"/>
-      <w:r>
-        <w:rPr>
-          <w:rFonts w:ascii="Calibri" w:hAnsi="Calibri" w:cs="Calibri"/>
-          <w:b/>
-          <w:bCs/>
-          <w:sz w:val="36"/>
-          <w:szCs w:val="36"/>
-        </w:rPr>
-        <w:t>Iterable</w:t>
-      </w:r>
-      <w:proofErr w:type="spellEnd"/>
-      <w:r>
-        <w:rPr>
-          <w:rFonts w:ascii="Calibri" w:hAnsi="Calibri" w:cs="Calibri"/>
-          <w:b/>
-          <w:bCs/>
-          <w:sz w:val="36"/>
-          <w:szCs w:val="36"/>
-        </w:rPr>
-        <w:t xml:space="preserve"> Class:</w:t>
-      </w:r>
-    </w:p>
-    <w:p>
-      <w:pPr>
-        <w:jc w:val="both"/>
-        <w:rPr>
-          <w:rFonts w:ascii="Calibri" w:hAnsi="Calibri" w:cs="Calibri"/>
-          <w:sz w:val="36"/>
-          <w:szCs w:val="36"/>
-        </w:rPr>
-      </w:pPr>
-      <w:r>
-        <w:rPr>
-          <w:rFonts w:ascii="Calibri" w:hAnsi="Calibri" w:cs="Calibri"/>
-          <w:sz w:val="36"/>
-          <w:szCs w:val="36"/>
-        </w:rPr>
-        <w:t># We use</w:t>
-      </w:r>
-      <w:r>
-        <w:rPr>
-          <w:rFonts w:ascii="Calibri" w:hAnsi="Calibri" w:cs="Calibri"/>
-          <w:b/>
-          <w:bCs/>
-          <w:sz w:val="36"/>
-          <w:szCs w:val="36"/>
-        </w:rPr>
-        <w:t xml:space="preserve"> </w:t>
-      </w:r>
-      <w:proofErr w:type="spellStart"/>
-      <w:r>
-        <w:rPr>
-          <w:rFonts w:ascii="Calibri" w:hAnsi="Calibri" w:cs="Calibri"/>
-          <w:sz w:val="36"/>
-          <w:szCs w:val="36"/>
-        </w:rPr>
-        <w:t>iterables</w:t>
-      </w:r>
-      <w:proofErr w:type="spellEnd"/>
-      <w:r>
-        <w:rPr>
-          <w:rFonts w:ascii="Calibri" w:hAnsi="Calibri" w:cs="Calibri"/>
-          <w:sz w:val="36"/>
-          <w:szCs w:val="36"/>
-        </w:rPr>
-        <w:t xml:space="preserve"> every day. In </w:t>
-      </w:r>
-      <w:r>
-        <w:rPr>
-          <w:rFonts w:ascii="Calibri" w:hAnsi="Calibri" w:cs="Calibri"/>
-          <w:b/>
-          <w:bCs/>
-          <w:sz w:val="36"/>
-          <w:szCs w:val="36"/>
-        </w:rPr>
-        <w:t>Dart</w:t>
-      </w:r>
-      <w:r>
-        <w:rPr>
-          <w:rFonts w:ascii="Calibri" w:hAnsi="Calibri" w:cs="Calibri"/>
-          <w:sz w:val="36"/>
-          <w:szCs w:val="36"/>
-        </w:rPr>
-        <w:t xml:space="preserve">, collections like </w:t>
-      </w:r>
-      <w:r>
-        <w:rPr>
-          <w:rFonts w:ascii="Calibri" w:hAnsi="Calibri" w:cs="Calibri"/>
-          <w:b/>
-          <w:bCs/>
-          <w:sz w:val="36"/>
-          <w:szCs w:val="36"/>
-        </w:rPr>
-        <w:t>List</w:t>
-      </w:r>
-      <w:r>
-        <w:rPr>
-          <w:rFonts w:ascii="Calibri" w:hAnsi="Calibri" w:cs="Calibri"/>
-          <w:sz w:val="36"/>
-          <w:szCs w:val="36"/>
-        </w:rPr>
-        <w:t xml:space="preserve">, </w:t>
-      </w:r>
-      <w:r>
-        <w:rPr>
-          <w:rFonts w:ascii="Calibri" w:hAnsi="Calibri" w:cs="Calibri"/>
-          <w:b/>
-          <w:bCs/>
-          <w:sz w:val="36"/>
-          <w:szCs w:val="36"/>
-        </w:rPr>
-        <w:t>Set</w:t>
-      </w:r>
-      <w:r>
-        <w:rPr>
-          <w:rFonts w:ascii="Calibri" w:hAnsi="Calibri" w:cs="Calibri"/>
-          <w:sz w:val="36"/>
-          <w:szCs w:val="36"/>
-        </w:rPr>
-        <w:t xml:space="preserve"> and anything else we can loop over (for loop) are </w:t>
-      </w:r>
-      <w:proofErr w:type="spellStart"/>
-      <w:r>
-        <w:rPr>
-          <w:rFonts w:ascii="Calibri" w:hAnsi="Calibri" w:cs="Calibri"/>
-          <w:sz w:val="36"/>
-          <w:szCs w:val="36"/>
-        </w:rPr>
-        <w:t>iterables</w:t>
-      </w:r>
-      <w:proofErr w:type="spellEnd"/>
-      <w:r>
-        <w:rPr>
-          <w:rFonts w:ascii="Calibri" w:hAnsi="Calibri" w:cs="Calibri"/>
-          <w:sz w:val="36"/>
-          <w:szCs w:val="36"/>
-        </w:rPr>
-        <w:t>.</w:t>
-      </w:r>
-    </w:p>
-    <w:p>
-      <w:pPr>
-        <w:jc w:val="both"/>
-        <w:rPr>
-          <w:rFonts w:ascii="Calibri" w:hAnsi="Calibri" w:cs="Calibri"/>
-          <w:sz w:val="36"/>
-          <w:szCs w:val="36"/>
-        </w:rPr>
-      </w:pPr>
-      <w:r>
-        <w:rPr>
-          <w:rFonts w:ascii="Calibri" w:hAnsi="Calibri" w:cs="Calibri"/>
-          <w:sz w:val="36"/>
-          <w:szCs w:val="36"/>
-        </w:rPr>
-        <w:t xml:space="preserve"># If we want our own custom class to have that same ability but without exposing data, use </w:t>
-      </w:r>
-      <w:proofErr w:type="spellStart"/>
-      <w:r>
-        <w:rPr>
-          <w:rFonts w:ascii="Calibri" w:hAnsi="Calibri" w:cs="Calibri"/>
-          <w:b/>
-          <w:bCs/>
-          <w:sz w:val="36"/>
-          <w:szCs w:val="36"/>
-        </w:rPr>
-        <w:t>Iterable</w:t>
-      </w:r>
-      <w:proofErr w:type="spellEnd"/>
-      <w:r>
-        <w:rPr>
-          <w:rFonts w:ascii="Calibri" w:hAnsi="Calibri" w:cs="Calibri"/>
-          <w:sz w:val="36"/>
-          <w:szCs w:val="36"/>
-        </w:rPr>
-        <w:t xml:space="preserve"> class. Without </w:t>
-      </w:r>
-      <w:proofErr w:type="spellStart"/>
-      <w:r>
-        <w:rPr>
-          <w:rFonts w:ascii="Calibri" w:hAnsi="Calibri" w:cs="Calibri"/>
-          <w:b/>
-          <w:bCs/>
-          <w:sz w:val="36"/>
-          <w:szCs w:val="36"/>
-        </w:rPr>
-        <w:t>Iterable</w:t>
-      </w:r>
-      <w:proofErr w:type="spellEnd"/>
-      <w:r>
-        <w:rPr>
-          <w:rFonts w:ascii="Calibri" w:hAnsi="Calibri" w:cs="Calibri"/>
-          <w:sz w:val="36"/>
-          <w:szCs w:val="36"/>
-        </w:rPr>
-        <w:t xml:space="preserve"> </w:t>
-      </w:r>
-      <w:r>
-        <w:rPr>
-          <w:rFonts w:ascii="Calibri" w:hAnsi="Calibri" w:cs="Calibri"/>
-          <w:sz w:val="36"/>
-          <w:szCs w:val="36"/>
-        </w:rPr>
-        <w:t xml:space="preserve">to loop over it </w:t>
-      </w:r>
-      <w:r>
-        <w:rPr>
-          <w:rFonts w:ascii="Calibri" w:hAnsi="Calibri" w:cs="Calibri"/>
-          <w:sz w:val="36"/>
-          <w:szCs w:val="36"/>
-        </w:rPr>
-        <w:t>we have to expose our list of letters using a getter method</w:t>
-      </w:r>
-    </w:p>
-    <w:p>
-      <w:pPr>
-        <w:jc w:val="both"/>
-        <w:rPr>
-          <w:rFonts w:ascii="Calibri" w:hAnsi="Calibri" w:cs="Calibri"/>
-          <w:b/>
-          <w:bCs/>
-          <w:color w:val="D86DCB" w:themeColor="accent5" w:themeTint="99"/>
-          <w:sz w:val="36"/>
-          <w:szCs w:val="36"/>
-        </w:rPr>
-      </w:pPr>
-      <w:r>
-        <w:rPr>
-          <w:rFonts w:ascii="Calibri" w:hAnsi="Calibri" w:cs="Calibri"/>
-          <w:b/>
-          <w:bCs/>
-          <w:color w:val="D86DCB" w:themeColor="accent5" w:themeTint="99"/>
-          <w:sz w:val="36"/>
-          <w:szCs w:val="36"/>
-        </w:rPr>
-        <w:t>class Letter {</w:t>
-      </w:r>
-    </w:p>
-    <w:p>
-      <w:pPr>
-        <w:jc w:val="both"/>
-        <w:rPr>
-          <w:rFonts w:ascii="Calibri" w:hAnsi="Calibri" w:cs="Calibri"/>
-          <w:b/>
-          <w:bCs/>
-          <w:color w:val="D86DCB" w:themeColor="accent5" w:themeTint="99"/>
-          <w:sz w:val="36"/>
-          <w:szCs w:val="36"/>
-        </w:rPr>
-      </w:pPr>
-      <w:r>
-        <w:rPr>
-          <w:rFonts w:ascii="Calibri" w:hAnsi="Calibri" w:cs="Calibri"/>
-          <w:b/>
-          <w:bCs/>
-          <w:color w:val="D86DCB" w:themeColor="accent5" w:themeTint="99"/>
-          <w:sz w:val="36"/>
-          <w:szCs w:val="36"/>
-        </w:rPr>
-        <w:t xml:space="preserve">  final String letter;</w:t>
-      </w:r>
-    </w:p>
-    <w:p>
-      <w:pPr>
-        <w:jc w:val="both"/>
-        <w:rPr>
-          <w:rFonts w:ascii="Calibri" w:hAnsi="Calibri" w:cs="Calibri"/>
-          <w:b/>
-          <w:bCs/>
-          <w:color w:val="D86DCB" w:themeColor="accent5" w:themeTint="99"/>
-          <w:sz w:val="36"/>
-          <w:szCs w:val="36"/>
-        </w:rPr>
-      </w:pPr>
-      <w:r>
-        <w:rPr>
-          <w:rFonts w:ascii="Calibri" w:hAnsi="Calibri" w:cs="Calibri"/>
-          <w:b/>
-          <w:bCs/>
-          <w:color w:val="D86DCB" w:themeColor="accent5" w:themeTint="99"/>
-          <w:sz w:val="36"/>
-          <w:szCs w:val="36"/>
-        </w:rPr>
-        <w:t xml:space="preserve">  </w:t>
-      </w:r>
-      <w:proofErr w:type="gramStart"/>
-      <w:r>
-        <w:rPr>
-          <w:rFonts w:ascii="Calibri" w:hAnsi="Calibri" w:cs="Calibri"/>
-          <w:b/>
-          <w:bCs/>
-          <w:color w:val="D86DCB" w:themeColor="accent5" w:themeTint="99"/>
-          <w:sz w:val="36"/>
-          <w:szCs w:val="36"/>
-        </w:rPr>
-        <w:t>Letter(</w:t>
-      </w:r>
-      <w:proofErr w:type="gramEnd"/>
-      <w:r>
-        <w:rPr>
-          <w:rFonts w:ascii="Calibri" w:hAnsi="Calibri" w:cs="Calibri"/>
-          <w:b/>
-          <w:bCs/>
-          <w:color w:val="D86DCB" w:themeColor="accent5" w:themeTint="99"/>
-          <w:sz w:val="36"/>
-          <w:szCs w:val="36"/>
-        </w:rPr>
-        <w:t xml:space="preserve">{required </w:t>
-      </w:r>
-      <w:proofErr w:type="spellStart"/>
-      <w:r>
-        <w:rPr>
-          <w:rFonts w:ascii="Calibri" w:hAnsi="Calibri" w:cs="Calibri"/>
-          <w:b/>
-          <w:bCs/>
-          <w:color w:val="D86DCB" w:themeColor="accent5" w:themeTint="99"/>
-          <w:sz w:val="36"/>
-          <w:szCs w:val="36"/>
-        </w:rPr>
-        <w:t>this.letter</w:t>
-      </w:r>
-      <w:proofErr w:type="spellEnd"/>
-      <w:r>
-        <w:rPr>
-          <w:rFonts w:ascii="Calibri" w:hAnsi="Calibri" w:cs="Calibri"/>
-          <w:b/>
-          <w:bCs/>
-          <w:color w:val="D86DCB" w:themeColor="accent5" w:themeTint="99"/>
-          <w:sz w:val="36"/>
-          <w:szCs w:val="36"/>
-        </w:rPr>
-        <w:t>});</w:t>
-      </w:r>
-    </w:p>
-    <w:p>
-      <w:pPr>
-        <w:jc w:val="both"/>
-        <w:rPr>
-          <w:rFonts w:ascii="Calibri" w:hAnsi="Calibri" w:cs="Calibri"/>
-          <w:b/>
-          <w:bCs/>
-          <w:color w:val="D86DCB" w:themeColor="accent5" w:themeTint="99"/>
-          <w:sz w:val="36"/>
-          <w:szCs w:val="36"/>
-        </w:rPr>
-      </w:pPr>
-      <w:r>
-        <w:rPr>
-          <w:rFonts w:ascii="Calibri" w:hAnsi="Calibri" w:cs="Calibri"/>
-          <w:b/>
-          <w:bCs/>
-          <w:color w:val="D86DCB" w:themeColor="accent5" w:themeTint="99"/>
-          <w:sz w:val="36"/>
-          <w:szCs w:val="36"/>
-        </w:rPr>
-        <w:t>}</w:t>
-      </w:r>
-    </w:p>
-    <w:p>
-      <w:pPr>
-        <w:jc w:val="both"/>
-        <w:rPr>
-          <w:rFonts w:ascii="Calibri" w:hAnsi="Calibri" w:cs="Calibri"/>
-          <w:b/>
-          <w:bCs/>
-          <w:color w:val="D86DCB" w:themeColor="accent5" w:themeTint="99"/>
-          <w:sz w:val="36"/>
-          <w:szCs w:val="36"/>
-        </w:rPr>
-      </w:pPr>
-      <w:r>
-        <w:rPr>
-          <w:rFonts w:ascii="Calibri" w:hAnsi="Calibri" w:cs="Calibri"/>
-          <w:b/>
-          <w:bCs/>
-          <w:color w:val="D86DCB" w:themeColor="accent5" w:themeTint="99"/>
-          <w:sz w:val="36"/>
-          <w:szCs w:val="36"/>
-        </w:rPr>
-        <w:t>class Words {</w:t>
-      </w:r>
-    </w:p>
-    <w:p>
-      <w:pPr>
-        <w:jc w:val="both"/>
-        <w:rPr>
-          <w:rFonts w:ascii="Calibri" w:hAnsi="Calibri" w:cs="Calibri"/>
-          <w:b/>
-          <w:bCs/>
-          <w:color w:val="D86DCB" w:themeColor="accent5" w:themeTint="99"/>
-          <w:sz w:val="36"/>
-          <w:szCs w:val="36"/>
-        </w:rPr>
-      </w:pPr>
-      <w:r>
-        <w:rPr>
-          <w:rFonts w:ascii="Calibri" w:hAnsi="Calibri" w:cs="Calibri"/>
-          <w:b/>
-          <w:bCs/>
-          <w:color w:val="D86DCB" w:themeColor="accent5" w:themeTint="99"/>
-          <w:sz w:val="36"/>
-          <w:szCs w:val="36"/>
-        </w:rPr>
-        <w:t xml:space="preserve">  final List&lt;Letter&gt; _letters = [];</w:t>
-      </w:r>
-    </w:p>
-    <w:p>
-      <w:pPr>
-        <w:jc w:val="both"/>
-        <w:rPr>
-          <w:rFonts w:ascii="Calibri" w:hAnsi="Calibri" w:cs="Calibri"/>
-          <w:b/>
-          <w:bCs/>
-          <w:color w:val="D86DCB" w:themeColor="accent5" w:themeTint="99"/>
-          <w:sz w:val="36"/>
-          <w:szCs w:val="36"/>
-        </w:rPr>
-      </w:pPr>
-      <w:r>
-        <w:rPr>
-          <w:rFonts w:ascii="Calibri" w:hAnsi="Calibri" w:cs="Calibri"/>
-          <w:b/>
-          <w:bCs/>
-          <w:color w:val="D86DCB" w:themeColor="accent5" w:themeTint="99"/>
-          <w:sz w:val="36"/>
-          <w:szCs w:val="36"/>
-        </w:rPr>
-        <w:t xml:space="preserve">  List&lt;Letter&gt; get letters =&gt; _letters;</w:t>
-      </w:r>
-    </w:p>
-    <w:p>
-      <w:pPr>
-        <w:jc w:val="both"/>
-        <w:rPr>
-          <w:rFonts w:ascii="Calibri" w:hAnsi="Calibri" w:cs="Calibri"/>
-          <w:b/>
-          <w:bCs/>
-          <w:color w:val="D86DCB" w:themeColor="accent5" w:themeTint="99"/>
-          <w:sz w:val="36"/>
-          <w:szCs w:val="36"/>
-        </w:rPr>
-      </w:pPr>
-      <w:r>
-        <w:rPr>
-          <w:rFonts w:ascii="Calibri" w:hAnsi="Calibri" w:cs="Calibri"/>
-          <w:b/>
-          <w:bCs/>
-          <w:color w:val="D86DCB" w:themeColor="accent5" w:themeTint="99"/>
-          <w:sz w:val="36"/>
-          <w:szCs w:val="36"/>
-        </w:rPr>
         <w:t>}</w:t>
       </w:r>
     </w:p>
@@ -18257,7 +18432,6 @@
           <w:sz w:val="36"/>
           <w:szCs w:val="36"/>
         </w:rPr>
-        <w:lastRenderedPageBreak/>
         <w:t>words.firstWhere</w:t>
       </w:r>
       <w:proofErr w:type="spellEnd"/>
@@ -18775,6 +18949,7 @@
           <w:sz w:val="36"/>
           <w:szCs w:val="36"/>
         </w:rPr>
+        <w:lastRenderedPageBreak/>
         <w:t>}</w:t>
       </w:r>
     </w:p>
@@ -18803,7 +18978,23 @@
           <w:sz w:val="36"/>
           <w:szCs w:val="36"/>
         </w:rPr>
-        <w:t>We can sure security or encapsulation using this trick</w:t>
+        <w:t xml:space="preserve">We can </w:t>
+      </w:r>
+      <w:r>
+        <w:rPr>
+          <w:rFonts w:ascii="Calibri" w:hAnsi="Calibri" w:cs="Calibri"/>
+          <w:sz w:val="36"/>
+          <w:szCs w:val="36"/>
+        </w:rPr>
+        <w:t>en</w:t>
+      </w:r>
+      <w:r>
+        <w:rPr>
+          <w:rFonts w:ascii="Calibri" w:hAnsi="Calibri" w:cs="Calibri"/>
+          <w:sz w:val="36"/>
+          <w:szCs w:val="36"/>
+        </w:rPr>
+        <w:t>sure security or encapsulation using this trick</w:t>
       </w:r>
     </w:p>
     <w:p>
@@ -18881,7 +19072,6 @@
           <w:sz w:val="36"/>
           <w:szCs w:val="36"/>
         </w:rPr>
-        <w:lastRenderedPageBreak/>
         <w:t># Use Cascade Operator (</w:t>
       </w:r>
       <w:r>
@@ -19373,6 +19563,7 @@
           <w:sz w:val="36"/>
           <w:szCs w:val="36"/>
         </w:rPr>
+        <w:lastRenderedPageBreak/>
         <w:t xml:space="preserve">  }</w:t>
       </w:r>
     </w:p>
@@ -19578,7 +19769,6 @@
           <w:sz w:val="36"/>
           <w:szCs w:val="36"/>
         </w:rPr>
-        <w:lastRenderedPageBreak/>
         <w:t xml:space="preserve">      </w:t>
       </w:r>
       <w:proofErr w:type="gramStart"/>
